--- a/4.质量管理/1.流程制度规范类文件/040102-管理评审控制程序.docx
+++ b/4.质量管理/1.流程制度规范类文件/040102-管理评审控制程序.docx
@@ -1,10 +1,11 @@
 
 <file path=word/document.xml><?xml version="1.0" encoding="utf-8"?>
-<w:document xmlns:wpc="http://schemas.microsoft.com/office/word/2010/wordprocessingCanvas" xmlns:mc="http://schemas.openxmlformats.org/markup-compatibility/2006" xmlns:o="urn:schemas-microsoft-com:office:office" xmlns:r="http://schemas.openxmlformats.org/officeDocument/2006/relationships" xmlns:m="http://schemas.openxmlformats.org/officeDocument/2006/math" xmlns:v="urn:schemas-microsoft-com:vml" xmlns:wp14="http://schemas.microsoft.com/office/word/2010/wordprocessingDrawing" xmlns:wp="http://schemas.openxmlformats.org/drawingml/2006/wordprocessingDrawing" xmlns:w="http://schemas.openxmlformats.org/wordprocessingml/2006/main" xmlns:w14="http://schemas.microsoft.com/office/word/2010/wordml" xmlns:w10="urn:schemas-microsoft-com:office:word" xmlns:w15="http://schemas.microsoft.com/office/word/2012/wordml" xmlns:wpg="http://schemas.microsoft.com/office/word/2010/wordprocessingGroup" xmlns:wpi="http://schemas.microsoft.com/office/word/2010/wordprocessingInk" xmlns:wne="http://schemas.microsoft.com/office/word/2006/wordml" xmlns:wps="http://schemas.microsoft.com/office/word/2010/wordprocessingShape" xmlns:wpsCustomData="http://www.wps.cn/officeDocument/2013/wpsCustomData" mc:Ignorable="w14 w15 wp14">
+<w:document xmlns:wpc="http://schemas.microsoft.com/office/word/2010/wordprocessingCanvas" xmlns:mc="http://schemas.openxmlformats.org/markup-compatibility/2006" xmlns:o="urn:schemas-microsoft-com:office:office" xmlns:r="http://schemas.openxmlformats.org/officeDocument/2006/relationships" xmlns:m="http://schemas.openxmlformats.org/officeDocument/2006/math" xmlns:v="urn:schemas-microsoft-com:vml" xmlns:wp14="http://schemas.microsoft.com/office/word/2010/wordprocessingDrawing" xmlns:wp="http://schemas.openxmlformats.org/drawingml/2006/wordprocessingDrawing" xmlns:w10="urn:schemas-microsoft-com:office:word" xmlns:w="http://schemas.openxmlformats.org/wordprocessingml/2006/main" xmlns:w14="http://schemas.microsoft.com/office/word/2010/wordml" xmlns:w15="http://schemas.microsoft.com/office/word/2012/wordml" xmlns:wne="http://schemas.microsoft.com/office/word/2006/wordml" xmlns:wpg="http://schemas.microsoft.com/office/word/2010/wordprocessingGroup" xmlns:wpi="http://schemas.microsoft.com/office/word/2010/wordprocessingInk" xmlns:wps="http://schemas.microsoft.com/office/word/2010/wordprocessingShape" mc:Ignorable="w14 w15 wp14">
+  <!-- Generated by Aspose.Words for .NET 13.3.0.1 -->
   <w:body>
     <w:p>
       <w:pPr>
-        <w:pStyle w:val="31"/>
+        <w:pStyle w:val="a1"/>
         <w:keepNext w:val="0"/>
         <w:keepLines w:val="0"/>
         <w:pageBreakBefore w:val="0"/>
@@ -24,7 +25,7 @@
     </w:p>
     <w:p>
       <w:pPr>
-        <w:pStyle w:val="31"/>
+        <w:pStyle w:val="a1"/>
         <w:keepNext w:val="0"/>
         <w:keepLines w:val="0"/>
         <w:pageBreakBefore w:val="0"/>
@@ -43,8 +44,8 @@
       <w:r>
         <w:t>管理评审控制</w:t>
       </w:r>
-      <w:bookmarkStart w:id="21" w:name="_GoBack"/>
-      <w:bookmarkEnd w:id="21"/>
+      <w:bookmarkStart w:id="1" w:name="_GoBack"/>
+      <w:bookmarkEnd w:id="1"/>
       <w:r>
         <w:t>程序</w:t>
       </w:r>
@@ -52,27 +53,27 @@
     </w:p>
     <w:p>
       <w:pPr>
-        <w:pStyle w:val="32"/>
-        <w:keepNext w:val="0"/>
-        <w:keepLines w:val="0"/>
-        <w:pageBreakBefore w:val="0"/>
-        <w:widowControl w:val="0"/>
-        <w:kinsoku w:val="0"/>
-        <w:wordWrap/>
-        <w:overflowPunct/>
-        <w:topLinePunct w:val="0"/>
-        <w:autoSpaceDE w:val="0"/>
-        <w:autoSpaceDN w:val="0"/>
-        <w:bidi w:val="0"/>
-        <w:adjustRightInd w:val="0"/>
-        <w:snapToGrid w:val="0"/>
-        <w:textAlignment w:val="baseline"/>
-      </w:pPr>
-      <w:bookmarkStart w:id="1" w:name="_Toc22631"/>
-      <w:r>
-        <w:t>甘肃国邦信息科技有限公司</w:t>
-      </w:r>
-      <w:bookmarkEnd w:id="1"/>
+        <w:pStyle w:val="a2"/>
+        <w:keepNext w:val="0"/>
+        <w:keepLines w:val="0"/>
+        <w:pageBreakBefore w:val="0"/>
+        <w:widowControl w:val="0"/>
+        <w:kinsoku w:val="0"/>
+        <w:wordWrap/>
+        <w:overflowPunct/>
+        <w:topLinePunct w:val="0"/>
+        <w:autoSpaceDE w:val="0"/>
+        <w:autoSpaceDN w:val="0"/>
+        <w:bidi w:val="0"/>
+        <w:adjustRightInd w:val="0"/>
+        <w:snapToGrid w:val="0"/>
+        <w:textAlignment w:val="baseline"/>
+      </w:pPr>
+      <w:bookmarkStart w:id="2" w:name="_Toc22631"/>
+      <w:r>
+        <w:t>中达丰集团有限公司</w:t>
+      </w:r>
+      <w:bookmarkEnd w:id="2"/>
     </w:p>
     <w:p>
       <w:pPr>
@@ -93,19 +94,19 @@
         <w:ind w:left="2944"/>
         <w:textAlignment w:val="baseline"/>
         <w:rPr>
-          <w:rFonts w:ascii="宋体" w:hAnsi="宋体" w:eastAsia="宋体" w:cs="宋体"/>
+          <w:rFonts w:ascii="宋体" w:eastAsia="宋体" w:hAnsi="宋体" w:cs="宋体"/>
           <w:sz w:val="35"/>
           <w:szCs w:val="35"/>
         </w:rPr>
       </w:pPr>
       <w:r>
         <w:rPr>
-          <w:rFonts w:ascii="宋体" w:hAnsi="宋体" w:eastAsia="宋体" w:cs="宋体"/>
+          <w:rFonts w:ascii="宋体" w:eastAsia="宋体" w:hAnsi="宋体" w:cs="宋体"/>
           <w:spacing w:val="-10"/>
           <w:sz w:val="35"/>
           <w:szCs w:val="35"/>
         </w:rPr>
-        <w:t>2025年1月4日</w:t>
+        <w:t>2025年7月4日</w:t>
       </w:r>
     </w:p>
     <w:p>
@@ -126,20 +127,20 @@
         <w:spacing w:line="225" w:lineRule="auto"/>
         <w:textAlignment w:val="baseline"/>
         <w:rPr>
-          <w:rFonts w:ascii="宋体" w:hAnsi="宋体" w:eastAsia="宋体" w:cs="宋体"/>
+          <w:rFonts w:ascii="宋体" w:eastAsia="宋体" w:hAnsi="宋体" w:cs="宋体"/>
           <w:sz w:val="35"/>
           <w:szCs w:val="35"/>
         </w:rPr>
         <w:sectPr>
           <w:pgSz w:w="11906" w:h="16840"/>
           <w:pgMar w:top="1431" w:right="1785" w:bottom="0" w:left="1785" w:header="0" w:footer="0" w:gutter="0"/>
-          <w:cols w:space="720" w:num="1"/>
+          <w:cols w:num="1" w:space="720"/>
         </w:sectPr>
       </w:pPr>
     </w:p>
     <w:p>
       <w:pPr>
-        <w:pStyle w:val="12"/>
+        <w:pStyle w:val="BodyText"/>
         <w:keepNext w:val="0"/>
         <w:keepLines w:val="0"/>
         <w:pageBreakBefore w:val="0"/>
@@ -177,22 +178,22 @@
         <w:textAlignment w:val="baseline"/>
         <w:outlineLvl w:val="1"/>
         <w:rPr>
-          <w:rFonts w:ascii="宋体" w:hAnsi="宋体" w:eastAsia="宋体" w:cs="宋体"/>
+          <w:rFonts w:ascii="宋体" w:eastAsia="宋体" w:hAnsi="宋体" w:cs="宋体"/>
           <w:sz w:val="28"/>
           <w:szCs w:val="28"/>
         </w:rPr>
       </w:pPr>
-      <w:bookmarkStart w:id="2" w:name="_Toc29502"/>
-      <w:r>
-        <w:rPr>
-          <w:rFonts w:ascii="宋体" w:hAnsi="宋体" w:eastAsia="宋体" w:cs="宋体"/>
+      <w:bookmarkStart w:id="3" w:name="_Toc29502"/>
+      <w:r>
+        <w:rPr>
+          <w:rFonts w:ascii="宋体" w:eastAsia="宋体" w:hAnsi="宋体" w:cs="宋体"/>
           <w:spacing w:val="-5"/>
           <w:sz w:val="28"/>
           <w:szCs w:val="28"/>
         </w:rPr>
         <w:t>文档信息</w:t>
       </w:r>
-      <w:bookmarkEnd w:id="2"/>
+      <w:bookmarkEnd w:id="3"/>
     </w:p>
     <w:p>
       <w:pPr>
@@ -215,16 +216,16 @@
     </w:p>
     <w:tbl>
       <w:tblPr>
-        <w:tblStyle w:val="24"/>
+        <w:tblStyle w:val="TableNormal0"/>
         <w:tblW w:w="9154" w:type="dxa"/>
         <w:tblInd w:w="2" w:type="dxa"/>
         <w:tblBorders>
-          <w:top w:val="single" w:color="000000" w:sz="2" w:space="0"/>
-          <w:left w:val="single" w:color="000000" w:sz="2" w:space="0"/>
-          <w:bottom w:val="single" w:color="000000" w:sz="2" w:space="0"/>
-          <w:right w:val="single" w:color="000000" w:sz="2" w:space="0"/>
-          <w:insideH w:val="single" w:color="000000" w:sz="2" w:space="0"/>
-          <w:insideV w:val="single" w:color="000000" w:sz="2" w:space="0"/>
+          <w:top w:val="single" w:sz="2" w:space="0" w:color="000000"/>
+          <w:left w:val="single" w:sz="2" w:space="0" w:color="000000"/>
+          <w:bottom w:val="single" w:sz="2" w:space="0" w:color="000000"/>
+          <w:right w:val="single" w:sz="2" w:space="0" w:color="000000"/>
+          <w:insideH w:val="single" w:sz="2" w:space="0" w:color="000000"/>
+          <w:insideV w:val="single" w:sz="2" w:space="0" w:color="000000"/>
         </w:tblBorders>
         <w:tblLayout w:type="fixed"/>
         <w:tblCellMar>
@@ -243,14 +244,17 @@
       </w:tblGrid>
       <w:tr>
         <w:tblPrEx>
+          <w:tblW w:w="9154" w:type="dxa"/>
+          <w:tblInd w:w="2" w:type="dxa"/>
           <w:tblBorders>
-            <w:top w:val="single" w:color="000000" w:sz="2" w:space="0"/>
-            <w:left w:val="single" w:color="000000" w:sz="2" w:space="0"/>
-            <w:bottom w:val="single" w:color="000000" w:sz="2" w:space="0"/>
-            <w:right w:val="single" w:color="000000" w:sz="2" w:space="0"/>
-            <w:insideH w:val="single" w:color="000000" w:sz="2" w:space="0"/>
-            <w:insideV w:val="single" w:color="000000" w:sz="2" w:space="0"/>
+            <w:top w:val="single" w:sz="2" w:space="0" w:color="000000"/>
+            <w:left w:val="single" w:sz="2" w:space="0" w:color="000000"/>
+            <w:bottom w:val="single" w:sz="2" w:space="0" w:color="000000"/>
+            <w:right w:val="single" w:sz="2" w:space="0" w:color="000000"/>
+            <w:insideH w:val="single" w:sz="2" w:space="0" w:color="000000"/>
+            <w:insideV w:val="single" w:sz="2" w:space="0" w:color="000000"/>
           </w:tblBorders>
+          <w:tblLayout w:type="fixed"/>
           <w:tblCellMar>
             <w:top w:w="0" w:type="dxa"/>
             <w:left w:w="0" w:type="dxa"/>
@@ -259,7 +263,7 @@
           </w:tblCellMar>
         </w:tblPrEx>
         <w:trPr>
-          <w:trHeight w:val="990" w:hRule="atLeast"/>
+          <w:trHeight w:val="990"/>
         </w:trPr>
         <w:tc>
           <w:tcPr>
@@ -284,14 +288,14 @@
               <w:ind w:left="135" w:right="256" w:hanging="6"/>
               <w:textAlignment w:val="baseline"/>
               <w:rPr>
-                <w:rFonts w:ascii="宋体" w:hAnsi="宋体" w:eastAsia="宋体" w:cs="宋体"/>
+                <w:rFonts w:ascii="宋体" w:eastAsia="宋体" w:hAnsi="宋体" w:cs="宋体"/>
                 <w:sz w:val="24"/>
                 <w:szCs w:val="24"/>
               </w:rPr>
             </w:pPr>
             <w:r>
               <w:rPr>
-                <w:rFonts w:ascii="宋体" w:hAnsi="宋体" w:eastAsia="宋体" w:cs="宋体"/>
+                <w:rFonts w:ascii="宋体" w:eastAsia="宋体" w:hAnsi="宋体" w:cs="宋体"/>
                 <w:spacing w:val="-5"/>
                 <w:sz w:val="24"/>
                 <w:szCs w:val="24"/>
@@ -300,7 +304,7 @@
             </w:r>
             <w:r>
               <w:rPr>
-                <w:rFonts w:ascii="宋体" w:hAnsi="宋体" w:eastAsia="宋体" w:cs="宋体"/>
+                <w:rFonts w:ascii="宋体" w:eastAsia="宋体" w:hAnsi="宋体" w:cs="宋体"/>
                 <w:sz w:val="24"/>
                 <w:szCs w:val="24"/>
               </w:rPr>
@@ -315,7 +319,7 @@
           </w:tcPr>
           <w:p>
             <w:pPr>
-              <w:pStyle w:val="25"/>
+              <w:pStyle w:val="TableText"/>
               <w:keepNext w:val="0"/>
               <w:keepLines w:val="0"/>
               <w:pageBreakBefore w:val="0"/>
@@ -352,33 +356,28 @@
               <w:ind w:left="130"/>
               <w:textAlignment w:val="baseline"/>
               <w:rPr>
-                <w:rFonts w:ascii="宋体" w:hAnsi="宋体" w:eastAsia="宋体" w:cs="宋体"/>
+                <w:rFonts w:ascii="宋体" w:eastAsia="宋体" w:hAnsi="宋体" w:cs="宋体"/>
                 <w:sz w:val="24"/>
                 <w:szCs w:val="24"/>
               </w:rPr>
             </w:pPr>
             <w:r>
               <w:rPr>
-                <w:rFonts w:ascii="宋体" w:hAnsi="宋体" w:eastAsia="宋体" w:cs="宋体"/>
+                <w:rFonts w:ascii="宋体" w:eastAsia="宋体" w:hAnsi="宋体" w:cs="宋体"/>
                 <w:spacing w:val="-2"/>
                 <w:sz w:val="24"/>
                 <w:szCs w:val="24"/>
               </w:rPr>
-              <w:t>管理评审控制程序（GSGB-ITSS-GLPSKZCX）</w:t>
+              <w:t>管理评审控制程序（ZDFJT-ITSS-GLPSKZCX）</w:t>
             </w:r>
           </w:p>
         </w:tc>
       </w:tr>
       <w:tr>
         <w:tblPrEx>
-          <w:tblBorders>
-            <w:top w:val="single" w:color="000000" w:sz="2" w:space="0"/>
-            <w:left w:val="single" w:color="000000" w:sz="2" w:space="0"/>
-            <w:bottom w:val="single" w:color="000000" w:sz="2" w:space="0"/>
-            <w:right w:val="single" w:color="000000" w:sz="2" w:space="0"/>
-            <w:insideH w:val="single" w:color="000000" w:sz="2" w:space="0"/>
-            <w:insideV w:val="single" w:color="000000" w:sz="2" w:space="0"/>
-          </w:tblBorders>
+          <w:tblW w:w="9154" w:type="dxa"/>
+          <w:tblInd w:w="2" w:type="dxa"/>
+          <w:tblLayout w:type="fixed"/>
           <w:tblCellMar>
             <w:top w:w="0" w:type="dxa"/>
             <w:left w:w="0" w:type="dxa"/>
@@ -387,7 +386,7 @@
           </w:tblCellMar>
         </w:tblPrEx>
         <w:trPr>
-          <w:trHeight w:val="610" w:hRule="atLeast"/>
+          <w:trHeight w:val="610"/>
         </w:trPr>
         <w:tc>
           <w:tcPr>
@@ -412,14 +411,14 @@
               <w:ind w:left="129"/>
               <w:textAlignment w:val="baseline"/>
               <w:rPr>
-                <w:rFonts w:ascii="宋体" w:hAnsi="宋体" w:eastAsia="宋体" w:cs="宋体"/>
+                <w:rFonts w:ascii="宋体" w:eastAsia="宋体" w:hAnsi="宋体" w:cs="宋体"/>
                 <w:sz w:val="24"/>
                 <w:szCs w:val="24"/>
               </w:rPr>
             </w:pPr>
             <w:r>
               <w:rPr>
-                <w:rFonts w:ascii="宋体" w:hAnsi="宋体" w:eastAsia="宋体" w:cs="宋体"/>
+                <w:rFonts w:ascii="宋体" w:eastAsia="宋体" w:hAnsi="宋体" w:cs="宋体"/>
                 <w:spacing w:val="-5"/>
                 <w:sz w:val="24"/>
                 <w:szCs w:val="24"/>
@@ -452,33 +451,28 @@
               <w:ind w:left="119"/>
               <w:textAlignment w:val="baseline"/>
               <w:rPr>
-                <w:rFonts w:ascii="宋体" w:hAnsi="宋体" w:eastAsia="宋体" w:cs="宋体"/>
+                <w:rFonts w:ascii="宋体" w:eastAsia="宋体" w:hAnsi="宋体" w:cs="宋体"/>
                 <w:sz w:val="24"/>
                 <w:szCs w:val="24"/>
               </w:rPr>
             </w:pPr>
             <w:r>
               <w:rPr>
-                <w:rFonts w:ascii="宋体" w:hAnsi="宋体" w:eastAsia="宋体" w:cs="宋体"/>
+                <w:rFonts w:ascii="宋体" w:eastAsia="宋体" w:hAnsi="宋体" w:cs="宋体"/>
                 <w:spacing w:val="-2"/>
                 <w:sz w:val="24"/>
                 <w:szCs w:val="24"/>
               </w:rPr>
-              <w:t>甘肃国邦信息科技有限公司</w:t>
+              <w:t>中达丰集团有限公司</w:t>
             </w:r>
           </w:p>
         </w:tc>
       </w:tr>
       <w:tr>
         <w:tblPrEx>
-          <w:tblBorders>
-            <w:top w:val="single" w:color="000000" w:sz="2" w:space="0"/>
-            <w:left w:val="single" w:color="000000" w:sz="2" w:space="0"/>
-            <w:bottom w:val="single" w:color="000000" w:sz="2" w:space="0"/>
-            <w:right w:val="single" w:color="000000" w:sz="2" w:space="0"/>
-            <w:insideH w:val="single" w:color="000000" w:sz="2" w:space="0"/>
-            <w:insideV w:val="single" w:color="000000" w:sz="2" w:space="0"/>
-          </w:tblBorders>
+          <w:tblW w:w="9154" w:type="dxa"/>
+          <w:tblInd w:w="2" w:type="dxa"/>
+          <w:tblLayout w:type="fixed"/>
           <w:tblCellMar>
             <w:top w:w="0" w:type="dxa"/>
             <w:left w:w="0" w:type="dxa"/>
@@ -487,7 +481,7 @@
           </w:tblCellMar>
         </w:tblPrEx>
         <w:trPr>
-          <w:trHeight w:val="611" w:hRule="atLeast"/>
+          <w:trHeight w:val="611"/>
         </w:trPr>
         <w:tc>
           <w:tcPr>
@@ -512,14 +506,14 @@
               <w:ind w:left="129"/>
               <w:textAlignment w:val="baseline"/>
               <w:rPr>
-                <w:rFonts w:ascii="宋体" w:hAnsi="宋体" w:eastAsia="宋体" w:cs="宋体"/>
+                <w:rFonts w:ascii="宋体" w:eastAsia="宋体" w:hAnsi="宋体" w:cs="宋体"/>
                 <w:sz w:val="24"/>
                 <w:szCs w:val="24"/>
               </w:rPr>
             </w:pPr>
             <w:r>
               <w:rPr>
-                <w:rFonts w:ascii="宋体" w:hAnsi="宋体" w:eastAsia="宋体" w:cs="宋体"/>
+                <w:rFonts w:ascii="宋体" w:eastAsia="宋体" w:hAnsi="宋体" w:cs="宋体"/>
                 <w:spacing w:val="-5"/>
                 <w:sz w:val="24"/>
                 <w:szCs w:val="24"/>
@@ -552,14 +546,14 @@
               <w:ind w:left="116"/>
               <w:textAlignment w:val="baseline"/>
               <w:rPr>
-                <w:rFonts w:ascii="宋体" w:hAnsi="宋体" w:eastAsia="宋体" w:cs="宋体"/>
+                <w:rFonts w:ascii="宋体" w:eastAsia="宋体" w:hAnsi="宋体" w:cs="宋体"/>
                 <w:sz w:val="24"/>
                 <w:szCs w:val="24"/>
               </w:rPr>
             </w:pPr>
             <w:r>
               <w:rPr>
-                <w:rFonts w:ascii="宋体" w:hAnsi="宋体" w:eastAsia="宋体" w:cs="宋体"/>
+                <w:rFonts w:ascii="宋体" w:eastAsia="宋体" w:hAnsi="宋体" w:cs="宋体"/>
                 <w:spacing w:val="-5"/>
                 <w:sz w:val="24"/>
                 <w:szCs w:val="24"/>
@@ -571,14 +565,9 @@
       </w:tr>
       <w:tr>
         <w:tblPrEx>
-          <w:tblBorders>
-            <w:top w:val="single" w:color="000000" w:sz="2" w:space="0"/>
-            <w:left w:val="single" w:color="000000" w:sz="2" w:space="0"/>
-            <w:bottom w:val="single" w:color="000000" w:sz="2" w:space="0"/>
-            <w:right w:val="single" w:color="000000" w:sz="2" w:space="0"/>
-            <w:insideH w:val="single" w:color="000000" w:sz="2" w:space="0"/>
-            <w:insideV w:val="single" w:color="000000" w:sz="2" w:space="0"/>
-          </w:tblBorders>
+          <w:tblW w:w="9154" w:type="dxa"/>
+          <w:tblInd w:w="2" w:type="dxa"/>
+          <w:tblLayout w:type="fixed"/>
           <w:tblCellMar>
             <w:top w:w="0" w:type="dxa"/>
             <w:left w:w="0" w:type="dxa"/>
@@ -587,7 +576,7 @@
           </w:tblCellMar>
         </w:tblPrEx>
         <w:trPr>
-          <w:trHeight w:val="611" w:hRule="atLeast"/>
+          <w:trHeight w:val="611"/>
         </w:trPr>
         <w:tc>
           <w:tcPr>
@@ -612,14 +601,14 @@
               <w:ind w:left="321"/>
               <w:textAlignment w:val="baseline"/>
               <w:rPr>
-                <w:rFonts w:ascii="宋体" w:hAnsi="宋体" w:eastAsia="宋体" w:cs="宋体"/>
+                <w:rFonts w:ascii="宋体" w:eastAsia="宋体" w:hAnsi="宋体" w:cs="宋体"/>
                 <w:sz w:val="24"/>
                 <w:szCs w:val="24"/>
               </w:rPr>
             </w:pPr>
             <w:r>
               <w:rPr>
-                <w:rFonts w:ascii="宋体" w:hAnsi="宋体" w:eastAsia="宋体" w:cs="宋体"/>
+                <w:rFonts w:ascii="宋体" w:eastAsia="宋体" w:hAnsi="宋体" w:cs="宋体"/>
                 <w:spacing w:val="-5"/>
                 <w:sz w:val="24"/>
                 <w:szCs w:val="24"/>
@@ -651,14 +640,14 @@
               <w:ind w:left="382"/>
               <w:textAlignment w:val="baseline"/>
               <w:rPr>
-                <w:rFonts w:ascii="宋体" w:hAnsi="宋体" w:eastAsia="宋体" w:cs="宋体"/>
+                <w:rFonts w:ascii="宋体" w:eastAsia="宋体" w:hAnsi="宋体" w:cs="宋体"/>
                 <w:sz w:val="24"/>
                 <w:szCs w:val="24"/>
               </w:rPr>
             </w:pPr>
             <w:r>
               <w:rPr>
-                <w:rFonts w:ascii="宋体" w:hAnsi="宋体" w:eastAsia="宋体" w:cs="宋体"/>
+                <w:rFonts w:ascii="宋体" w:eastAsia="宋体" w:hAnsi="宋体" w:cs="宋体"/>
                 <w:spacing w:val="-4"/>
                 <w:sz w:val="24"/>
                 <w:szCs w:val="24"/>
@@ -690,14 +679,14 @@
               <w:ind w:left="706"/>
               <w:textAlignment w:val="baseline"/>
               <w:rPr>
-                <w:rFonts w:ascii="宋体" w:hAnsi="宋体" w:eastAsia="宋体" w:cs="宋体"/>
+                <w:rFonts w:ascii="宋体" w:eastAsia="宋体" w:hAnsi="宋体" w:cs="宋体"/>
                 <w:sz w:val="24"/>
                 <w:szCs w:val="24"/>
               </w:rPr>
             </w:pPr>
             <w:r>
               <w:rPr>
-                <w:rFonts w:ascii="宋体" w:hAnsi="宋体" w:eastAsia="宋体" w:cs="宋体"/>
+                <w:rFonts w:ascii="宋体" w:eastAsia="宋体" w:hAnsi="宋体" w:cs="宋体"/>
                 <w:spacing w:val="-4"/>
                 <w:sz w:val="24"/>
                 <w:szCs w:val="24"/>
@@ -729,14 +718,14 @@
               <w:ind w:left="771"/>
               <w:textAlignment w:val="baseline"/>
               <w:rPr>
-                <w:rFonts w:ascii="宋体" w:hAnsi="宋体" w:eastAsia="宋体" w:cs="宋体"/>
+                <w:rFonts w:ascii="宋体" w:eastAsia="宋体" w:hAnsi="宋体" w:cs="宋体"/>
                 <w:sz w:val="24"/>
                 <w:szCs w:val="24"/>
               </w:rPr>
             </w:pPr>
             <w:r>
               <w:rPr>
-                <w:rFonts w:ascii="宋体" w:hAnsi="宋体" w:eastAsia="宋体" w:cs="宋体"/>
+                <w:rFonts w:ascii="宋体" w:eastAsia="宋体" w:hAnsi="宋体" w:cs="宋体"/>
                 <w:spacing w:val="-6"/>
                 <w:sz w:val="24"/>
                 <w:szCs w:val="24"/>
@@ -768,14 +757,14 @@
               <w:ind w:left="586"/>
               <w:textAlignment w:val="baseline"/>
               <w:rPr>
-                <w:rFonts w:ascii="宋体" w:hAnsi="宋体" w:eastAsia="宋体" w:cs="宋体"/>
+                <w:rFonts w:ascii="宋体" w:eastAsia="宋体" w:hAnsi="宋体" w:cs="宋体"/>
                 <w:sz w:val="24"/>
                 <w:szCs w:val="24"/>
               </w:rPr>
             </w:pPr>
             <w:r>
               <w:rPr>
-                <w:rFonts w:ascii="宋体" w:hAnsi="宋体" w:eastAsia="宋体" w:cs="宋体"/>
+                <w:rFonts w:ascii="宋体" w:eastAsia="宋体" w:hAnsi="宋体" w:cs="宋体"/>
                 <w:spacing w:val="-11"/>
                 <w:sz w:val="24"/>
                 <w:szCs w:val="24"/>
@@ -787,14 +776,9 @@
       </w:tr>
       <w:tr>
         <w:tblPrEx>
-          <w:tblBorders>
-            <w:top w:val="single" w:color="000000" w:sz="2" w:space="0"/>
-            <w:left w:val="single" w:color="000000" w:sz="2" w:space="0"/>
-            <w:bottom w:val="single" w:color="000000" w:sz="2" w:space="0"/>
-            <w:right w:val="single" w:color="000000" w:sz="2" w:space="0"/>
-            <w:insideH w:val="single" w:color="000000" w:sz="2" w:space="0"/>
-            <w:insideV w:val="single" w:color="000000" w:sz="2" w:space="0"/>
-          </w:tblBorders>
+          <w:tblW w:w="9154" w:type="dxa"/>
+          <w:tblInd w:w="2" w:type="dxa"/>
+          <w:tblLayout w:type="fixed"/>
           <w:tblCellMar>
             <w:top w:w="0" w:type="dxa"/>
             <w:left w:w="0" w:type="dxa"/>
@@ -803,7 +787,7 @@
           </w:tblCellMar>
         </w:tblPrEx>
         <w:trPr>
-          <w:trHeight w:val="493" w:hRule="atLeast"/>
+          <w:trHeight w:val="493"/>
         </w:trPr>
         <w:tc>
           <w:tcPr>
@@ -828,14 +812,14 @@
               <w:ind w:left="575"/>
               <w:textAlignment w:val="baseline"/>
               <w:rPr>
-                <w:rFonts w:ascii="宋体" w:hAnsi="宋体" w:eastAsia="宋体" w:cs="宋体"/>
+                <w:rFonts w:ascii="宋体" w:eastAsia="宋体" w:hAnsi="宋体" w:cs="宋体"/>
                 <w:sz w:val="20"/>
                 <w:szCs w:val="20"/>
               </w:rPr>
             </w:pPr>
             <w:r>
               <w:rPr>
-                <w:rFonts w:ascii="宋体" w:hAnsi="宋体" w:eastAsia="宋体" w:cs="宋体"/>
+                <w:rFonts w:ascii="宋体" w:eastAsia="宋体" w:hAnsi="宋体" w:cs="宋体"/>
                 <w:spacing w:val="3"/>
                 <w:position w:val="1"/>
                 <w:sz w:val="20"/>
@@ -868,20 +852,20 @@
               <w:ind w:left="442"/>
               <w:textAlignment w:val="baseline"/>
               <w:rPr>
-                <w:rFonts w:ascii="宋体" w:hAnsi="宋体" w:eastAsia="宋体" w:cs="宋体"/>
+                <w:rFonts w:ascii="宋体" w:eastAsia="宋体" w:hAnsi="宋体" w:cs="宋体"/>
                 <w:sz w:val="20"/>
                 <w:szCs w:val="20"/>
               </w:rPr>
             </w:pPr>
             <w:r>
               <w:rPr>
-                <w:rFonts w:ascii="宋体" w:hAnsi="宋体" w:eastAsia="宋体" w:cs="宋体"/>
+                <w:rFonts w:ascii="宋体" w:eastAsia="宋体" w:hAnsi="宋体" w:cs="宋体"/>
                 <w:spacing w:val="2"/>
                 <w:position w:val="1"/>
                 <w:sz w:val="20"/>
                 <w:szCs w:val="20"/>
               </w:rPr>
-              <w:t>2025-1-4</w:t>
+              <w:t>2025-7-4</w:t>
             </w:r>
           </w:p>
         </w:tc>
@@ -908,14 +892,14 @@
               <w:ind w:left="770"/>
               <w:textAlignment w:val="baseline"/>
               <w:rPr>
-                <w:rFonts w:ascii="宋体" w:hAnsi="宋体" w:eastAsia="宋体" w:cs="宋体"/>
+                <w:rFonts w:ascii="宋体" w:eastAsia="宋体" w:hAnsi="宋体" w:cs="宋体"/>
                 <w:sz w:val="20"/>
                 <w:szCs w:val="20"/>
               </w:rPr>
             </w:pPr>
             <w:r>
               <w:rPr>
-                <w:rFonts w:ascii="宋体" w:hAnsi="宋体" w:eastAsia="宋体" w:cs="宋体"/>
+                <w:rFonts w:ascii="宋体" w:eastAsia="宋体" w:hAnsi="宋体" w:cs="宋体"/>
                 <w:spacing w:val="4"/>
                 <w:sz w:val="20"/>
                 <w:szCs w:val="20"/>
@@ -947,7 +931,7 @@
               <w:ind w:left="696"/>
               <w:textAlignment w:val="baseline"/>
               <w:rPr>
-                <w:rFonts w:hint="eastAsia" w:ascii="宋体" w:hAnsi="宋体" w:eastAsia="宋体" w:cs="宋体"/>
+                <w:rFonts w:ascii="宋体" w:eastAsia="宋体" w:hAnsi="宋体" w:cs="宋体" w:hint="eastAsia"/>
                 <w:sz w:val="20"/>
                 <w:szCs w:val="20"/>
                 <w:lang w:val="en-US" w:eastAsia="zh-CN"/>
@@ -955,12 +939,12 @@
             </w:pPr>
             <w:r>
               <w:rPr>
-                <w:rFonts w:hint="eastAsia" w:ascii="宋体" w:hAnsi="宋体" w:eastAsia="宋体" w:cs="宋体"/>
+                <w:rFonts w:ascii="宋体" w:eastAsia="宋体" w:hAnsi="宋体" w:cs="宋体" w:hint="eastAsia"/>
                 <w:sz w:val="20"/>
                 <w:szCs w:val="20"/>
                 <w:lang w:val="en-US" w:eastAsia="zh-CN"/>
               </w:rPr>
-              <w:t>金文莉</w:t>
+              <w:t>李平</w:t>
             </w:r>
           </w:p>
         </w:tc>
@@ -987,7 +971,7 @@
               <w:ind w:left="504"/>
               <w:textAlignment w:val="baseline"/>
               <w:rPr>
-                <w:rFonts w:hint="eastAsia" w:ascii="宋体" w:hAnsi="宋体" w:eastAsia="宋体" w:cs="宋体"/>
+                <w:rFonts w:ascii="宋体" w:eastAsia="宋体" w:hAnsi="宋体" w:cs="宋体" w:hint="eastAsia"/>
                 <w:sz w:val="20"/>
                 <w:szCs w:val="20"/>
                 <w:lang w:val="en-US" w:eastAsia="zh-CN"/>
@@ -995,26 +979,21 @@
             </w:pPr>
             <w:r>
               <w:rPr>
-                <w:rFonts w:hint="eastAsia" w:ascii="宋体" w:hAnsi="宋体" w:eastAsia="宋体" w:cs="宋体"/>
+                <w:rFonts w:ascii="宋体" w:eastAsia="宋体" w:hAnsi="宋体" w:cs="宋体" w:hint="eastAsia"/>
                 <w:sz w:val="20"/>
                 <w:szCs w:val="20"/>
                 <w:lang w:val="en-US" w:eastAsia="zh-CN"/>
               </w:rPr>
-              <w:t>黄益溪</w:t>
+              <w:t>吴向阳</w:t>
             </w:r>
           </w:p>
         </w:tc>
       </w:tr>
       <w:tr>
         <w:tblPrEx>
-          <w:tblBorders>
-            <w:top w:val="single" w:color="000000" w:sz="2" w:space="0"/>
-            <w:left w:val="single" w:color="000000" w:sz="2" w:space="0"/>
-            <w:bottom w:val="single" w:color="000000" w:sz="2" w:space="0"/>
-            <w:right w:val="single" w:color="000000" w:sz="2" w:space="0"/>
-            <w:insideH w:val="single" w:color="000000" w:sz="2" w:space="0"/>
-            <w:insideV w:val="single" w:color="000000" w:sz="2" w:space="0"/>
-          </w:tblBorders>
+          <w:tblW w:w="9154" w:type="dxa"/>
+          <w:tblInd w:w="2" w:type="dxa"/>
+          <w:tblLayout w:type="fixed"/>
           <w:tblCellMar>
             <w:top w:w="0" w:type="dxa"/>
             <w:left w:w="0" w:type="dxa"/>
@@ -1023,7 +1002,7 @@
           </w:tblCellMar>
         </w:tblPrEx>
         <w:trPr>
-          <w:trHeight w:val="532" w:hRule="atLeast"/>
+          <w:trHeight w:val="532"/>
         </w:trPr>
         <w:tc>
           <w:tcPr>
@@ -1031,7 +1010,7 @@
           </w:tcPr>
           <w:p>
             <w:pPr>
-              <w:pStyle w:val="25"/>
+              <w:pStyle w:val="TableText"/>
               <w:keepNext w:val="0"/>
               <w:keepLines w:val="0"/>
               <w:pageBreakBefore w:val="0"/>
@@ -1055,7 +1034,7 @@
           </w:tcPr>
           <w:p>
             <w:pPr>
-              <w:pStyle w:val="25"/>
+              <w:pStyle w:val="TableText"/>
               <w:keepNext w:val="0"/>
               <w:keepLines w:val="0"/>
               <w:pageBreakBefore w:val="0"/>
@@ -1079,7 +1058,7 @@
           </w:tcPr>
           <w:p>
             <w:pPr>
-              <w:pStyle w:val="25"/>
+              <w:pStyle w:val="TableText"/>
               <w:keepNext w:val="0"/>
               <w:keepLines w:val="0"/>
               <w:pageBreakBefore w:val="0"/>
@@ -1103,7 +1082,7 @@
           </w:tcPr>
           <w:p>
             <w:pPr>
-              <w:pStyle w:val="25"/>
+              <w:pStyle w:val="TableText"/>
               <w:keepNext w:val="0"/>
               <w:keepLines w:val="0"/>
               <w:pageBreakBefore w:val="0"/>
@@ -1127,7 +1106,7 @@
           </w:tcPr>
           <w:p>
             <w:pPr>
-              <w:pStyle w:val="25"/>
+              <w:pStyle w:val="TableText"/>
               <w:keepNext w:val="0"/>
               <w:keepLines w:val="0"/>
               <w:pageBreakBefore w:val="0"/>
@@ -1148,14 +1127,9 @@
       </w:tr>
       <w:tr>
         <w:tblPrEx>
-          <w:tblBorders>
-            <w:top w:val="single" w:color="000000" w:sz="2" w:space="0"/>
-            <w:left w:val="single" w:color="000000" w:sz="2" w:space="0"/>
-            <w:bottom w:val="single" w:color="000000" w:sz="2" w:space="0"/>
-            <w:right w:val="single" w:color="000000" w:sz="2" w:space="0"/>
-            <w:insideH w:val="single" w:color="000000" w:sz="2" w:space="0"/>
-            <w:insideV w:val="single" w:color="000000" w:sz="2" w:space="0"/>
-          </w:tblBorders>
+          <w:tblW w:w="9154" w:type="dxa"/>
+          <w:tblInd w:w="2" w:type="dxa"/>
+          <w:tblLayout w:type="fixed"/>
           <w:tblCellMar>
             <w:top w:w="0" w:type="dxa"/>
             <w:left w:w="0" w:type="dxa"/>
@@ -1164,7 +1138,7 @@
           </w:tblCellMar>
         </w:tblPrEx>
         <w:trPr>
-          <w:trHeight w:val="533" w:hRule="atLeast"/>
+          <w:trHeight w:val="533"/>
         </w:trPr>
         <w:tc>
           <w:tcPr>
@@ -1172,7 +1146,7 @@
           </w:tcPr>
           <w:p>
             <w:pPr>
-              <w:pStyle w:val="25"/>
+              <w:pStyle w:val="TableText"/>
               <w:keepNext w:val="0"/>
               <w:keepLines w:val="0"/>
               <w:pageBreakBefore w:val="0"/>
@@ -1196,7 +1170,7 @@
           </w:tcPr>
           <w:p>
             <w:pPr>
-              <w:pStyle w:val="25"/>
+              <w:pStyle w:val="TableText"/>
               <w:keepNext w:val="0"/>
               <w:keepLines w:val="0"/>
               <w:pageBreakBefore w:val="0"/>
@@ -1220,7 +1194,7 @@
           </w:tcPr>
           <w:p>
             <w:pPr>
-              <w:pStyle w:val="25"/>
+              <w:pStyle w:val="TableText"/>
               <w:keepNext w:val="0"/>
               <w:keepLines w:val="0"/>
               <w:pageBreakBefore w:val="0"/>
@@ -1244,7 +1218,7 @@
           </w:tcPr>
           <w:p>
             <w:pPr>
-              <w:pStyle w:val="25"/>
+              <w:pStyle w:val="TableText"/>
               <w:keepNext w:val="0"/>
               <w:keepLines w:val="0"/>
               <w:pageBreakBefore w:val="0"/>
@@ -1268,7 +1242,7 @@
           </w:tcPr>
           <w:p>
             <w:pPr>
-              <w:pStyle w:val="25"/>
+              <w:pStyle w:val="TableText"/>
               <w:keepNext w:val="0"/>
               <w:keepLines w:val="0"/>
               <w:pageBreakBefore w:val="0"/>
@@ -1289,14 +1263,9 @@
       </w:tr>
       <w:tr>
         <w:tblPrEx>
-          <w:tblBorders>
-            <w:top w:val="single" w:color="000000" w:sz="2" w:space="0"/>
-            <w:left w:val="single" w:color="000000" w:sz="2" w:space="0"/>
-            <w:bottom w:val="single" w:color="000000" w:sz="2" w:space="0"/>
-            <w:right w:val="single" w:color="000000" w:sz="2" w:space="0"/>
-            <w:insideH w:val="single" w:color="000000" w:sz="2" w:space="0"/>
-            <w:insideV w:val="single" w:color="000000" w:sz="2" w:space="0"/>
-          </w:tblBorders>
+          <w:tblW w:w="9154" w:type="dxa"/>
+          <w:tblInd w:w="2" w:type="dxa"/>
+          <w:tblLayout w:type="fixed"/>
           <w:tblCellMar>
             <w:top w:w="0" w:type="dxa"/>
             <w:left w:w="0" w:type="dxa"/>
@@ -1305,7 +1274,7 @@
           </w:tblCellMar>
         </w:tblPrEx>
         <w:trPr>
-          <w:trHeight w:val="533" w:hRule="atLeast"/>
+          <w:trHeight w:val="533"/>
         </w:trPr>
         <w:tc>
           <w:tcPr>
@@ -1313,7 +1282,7 @@
           </w:tcPr>
           <w:p>
             <w:pPr>
-              <w:pStyle w:val="25"/>
+              <w:pStyle w:val="TableText"/>
               <w:keepNext w:val="0"/>
               <w:keepLines w:val="0"/>
               <w:pageBreakBefore w:val="0"/>
@@ -1337,7 +1306,7 @@
           </w:tcPr>
           <w:p>
             <w:pPr>
-              <w:pStyle w:val="25"/>
+              <w:pStyle w:val="TableText"/>
               <w:keepNext w:val="0"/>
               <w:keepLines w:val="0"/>
               <w:pageBreakBefore w:val="0"/>
@@ -1361,7 +1330,7 @@
           </w:tcPr>
           <w:p>
             <w:pPr>
-              <w:pStyle w:val="25"/>
+              <w:pStyle w:val="TableText"/>
               <w:keepNext w:val="0"/>
               <w:keepLines w:val="0"/>
               <w:pageBreakBefore w:val="0"/>
@@ -1385,7 +1354,7 @@
           </w:tcPr>
           <w:p>
             <w:pPr>
-              <w:pStyle w:val="25"/>
+              <w:pStyle w:val="TableText"/>
               <w:keepNext w:val="0"/>
               <w:keepLines w:val="0"/>
               <w:pageBreakBefore w:val="0"/>
@@ -1409,7 +1378,7 @@
           </w:tcPr>
           <w:p>
             <w:pPr>
-              <w:pStyle w:val="25"/>
+              <w:pStyle w:val="TableText"/>
               <w:keepNext w:val="0"/>
               <w:keepLines w:val="0"/>
               <w:pageBreakBefore w:val="0"/>
@@ -1430,14 +1399,9 @@
       </w:tr>
       <w:tr>
         <w:tblPrEx>
-          <w:tblBorders>
-            <w:top w:val="single" w:color="000000" w:sz="2" w:space="0"/>
-            <w:left w:val="single" w:color="000000" w:sz="2" w:space="0"/>
-            <w:bottom w:val="single" w:color="000000" w:sz="2" w:space="0"/>
-            <w:right w:val="single" w:color="000000" w:sz="2" w:space="0"/>
-            <w:insideH w:val="single" w:color="000000" w:sz="2" w:space="0"/>
-            <w:insideV w:val="single" w:color="000000" w:sz="2" w:space="0"/>
-          </w:tblBorders>
+          <w:tblW w:w="9154" w:type="dxa"/>
+          <w:tblInd w:w="2" w:type="dxa"/>
+          <w:tblLayout w:type="fixed"/>
           <w:tblCellMar>
             <w:top w:w="0" w:type="dxa"/>
             <w:left w:w="0" w:type="dxa"/>
@@ -1446,7 +1410,7 @@
           </w:tblCellMar>
         </w:tblPrEx>
         <w:trPr>
-          <w:trHeight w:val="598" w:hRule="atLeast"/>
+          <w:trHeight w:val="598"/>
         </w:trPr>
         <w:tc>
           <w:tcPr>
@@ -1454,7 +1418,7 @@
           </w:tcPr>
           <w:p>
             <w:pPr>
-              <w:pStyle w:val="25"/>
+              <w:pStyle w:val="TableText"/>
               <w:keepNext w:val="0"/>
               <w:keepLines w:val="0"/>
               <w:pageBreakBefore w:val="0"/>
@@ -1478,7 +1442,7 @@
           </w:tcPr>
           <w:p>
             <w:pPr>
-              <w:pStyle w:val="25"/>
+              <w:pStyle w:val="TableText"/>
               <w:keepNext w:val="0"/>
               <w:keepLines w:val="0"/>
               <w:pageBreakBefore w:val="0"/>
@@ -1502,7 +1466,7 @@
           </w:tcPr>
           <w:p>
             <w:pPr>
-              <w:pStyle w:val="25"/>
+              <w:pStyle w:val="TableText"/>
               <w:keepNext w:val="0"/>
               <w:keepLines w:val="0"/>
               <w:pageBreakBefore w:val="0"/>
@@ -1526,7 +1490,7 @@
           </w:tcPr>
           <w:p>
             <w:pPr>
-              <w:pStyle w:val="25"/>
+              <w:pStyle w:val="TableText"/>
               <w:keepNext w:val="0"/>
               <w:keepLines w:val="0"/>
               <w:pageBreakBefore w:val="0"/>
@@ -1550,7 +1514,7 @@
           </w:tcPr>
           <w:p>
             <w:pPr>
-              <w:pStyle w:val="25"/>
+              <w:pStyle w:val="TableText"/>
               <w:keepNext w:val="0"/>
               <w:keepLines w:val="0"/>
               <w:pageBreakBefore w:val="0"/>
@@ -1572,7 +1536,7 @@
     </w:tbl>
     <w:p>
       <w:pPr>
-        <w:pStyle w:val="12"/>
+        <w:pStyle w:val="BodyText"/>
         <w:keepNext w:val="0"/>
         <w:keepLines w:val="0"/>
         <w:pageBreakBefore w:val="0"/>
@@ -1608,14 +1572,14 @@
         <w:sectPr>
           <w:pgSz w:w="11906" w:h="16840"/>
           <w:pgMar w:top="1431" w:right="1151" w:bottom="0" w:left="1595" w:header="0" w:footer="0" w:gutter="0"/>
-          <w:cols w:space="720" w:num="1"/>
+          <w:cols w:num="1" w:space="720"/>
         </w:sectPr>
       </w:pPr>
     </w:p>
     <w:sdt>
       <w:sdtPr>
         <w:rPr>
-          <w:rFonts w:ascii="宋体" w:hAnsi="宋体" w:eastAsia="宋体" w:cs="Arial"/>
+          <w:rFonts w:ascii="宋体" w:eastAsia="宋体" w:hAnsi="宋体" w:cs="Arial"/>
           <w:snapToGrid w:val="0"/>
           <w:color w:val="000000"/>
           <w:kern w:val="0"/>
@@ -1631,7 +1595,7 @@
       </w:sdtPr>
       <w:sdtEndPr>
         <w:rPr>
-          <w:rFonts w:ascii="Times New Roman" w:hAnsi="Times New Roman" w:eastAsia="Times New Roman" w:cs="Times New Roman"/>
+          <w:rFonts w:ascii="Times New Roman" w:eastAsia="Times New Roman" w:hAnsi="Times New Roman" w:cs="Times New Roman"/>
           <w:snapToGrid w:val="0"/>
           <w:color w:val="000000"/>
           <w:kern w:val="0"/>
@@ -1657,13 +1621,13 @@
             <w:adjustRightInd w:val="0"/>
             <w:snapToGrid w:val="0"/>
             <w:spacing w:before="0" w:beforeLines="0" w:after="0" w:afterLines="0" w:line="240" w:lineRule="auto"/>
-            <w:ind w:left="0" w:leftChars="0" w:right="0" w:rightChars="0" w:firstLine="0" w:firstLineChars="0"/>
+            <w:ind w:left="0" w:right="0" w:firstLine="0" w:leftChars="0" w:rightChars="0" w:firstLineChars="0"/>
             <w:jc w:val="center"/>
             <w:textAlignment w:val="baseline"/>
           </w:pPr>
           <w:r>
             <w:rPr>
-              <w:rFonts w:ascii="宋体" w:hAnsi="宋体" w:eastAsia="宋体"/>
+              <w:rFonts w:ascii="宋体" w:eastAsia="宋体" w:hAnsi="宋体"/>
               <w:sz w:val="21"/>
             </w:rPr>
             <w:t>目录</w:t>
@@ -1671,14 +1635,14 @@
         </w:p>
         <w:p>
           <w:pPr>
-            <w:pStyle w:val="16"/>
+            <w:pStyle w:val="TOC1"/>
             <w:tabs>
               <w:tab w:val="right" w:leader="dot" w:pos="8486"/>
             </w:tabs>
           </w:pPr>
           <w:r>
             <w:rPr>
-              <w:rFonts w:ascii="Times New Roman" w:hAnsi="Times New Roman" w:eastAsia="Times New Roman" w:cs="Times New Roman"/>
+              <w:rFonts w:ascii="Times New Roman" w:eastAsia="Times New Roman" w:hAnsi="Times New Roman" w:cs="Times New Roman"/>
               <w:sz w:val="24"/>
               <w:szCs w:val="24"/>
             </w:rPr>
@@ -1686,7 +1650,7 @@
           </w:r>
           <w:r>
             <w:rPr>
-              <w:rFonts w:ascii="Times New Roman" w:hAnsi="Times New Roman" w:eastAsia="Times New Roman" w:cs="Times New Roman"/>
+              <w:rFonts w:ascii="Times New Roman" w:eastAsia="Times New Roman" w:hAnsi="Times New Roman" w:cs="Times New Roman"/>
               <w:sz w:val="24"/>
               <w:szCs w:val="24"/>
             </w:rPr>
@@ -1694,7 +1658,7 @@
           </w:r>
           <w:r>
             <w:rPr>
-              <w:rFonts w:ascii="Times New Roman" w:hAnsi="Times New Roman" w:eastAsia="Times New Roman" w:cs="Times New Roman"/>
+              <w:rFonts w:ascii="Times New Roman" w:eastAsia="Times New Roman" w:hAnsi="Times New Roman" w:cs="Times New Roman"/>
               <w:sz w:val="24"/>
               <w:szCs w:val="24"/>
             </w:rPr>
@@ -1702,21 +1666,21 @@
           </w:r>
           <w:r>
             <w:rPr>
-              <w:rFonts w:ascii="Times New Roman" w:hAnsi="Times New Roman" w:eastAsia="Times New Roman" w:cs="Times New Roman"/>
+              <w:rFonts w:ascii="Times New Roman" w:eastAsia="Times New Roman" w:hAnsi="Times New Roman" w:cs="Times New Roman"/>
               <w:szCs w:val="24"/>
             </w:rPr>
             <w:fldChar w:fldCharType="begin"/>
           </w:r>
           <w:r>
             <w:rPr>
-              <w:rFonts w:ascii="Times New Roman" w:hAnsi="Times New Roman" w:eastAsia="Times New Roman" w:cs="Times New Roman"/>
+              <w:rFonts w:ascii="Times New Roman" w:eastAsia="Times New Roman" w:hAnsi="Times New Roman" w:cs="Times New Roman"/>
               <w:szCs w:val="24"/>
             </w:rPr>
             <w:instrText xml:space="preserve"> HYPERLINK \l _Toc25335 </w:instrText>
           </w:r>
           <w:r>
             <w:rPr>
-              <w:rFonts w:ascii="Times New Roman" w:hAnsi="Times New Roman" w:eastAsia="Times New Roman" w:cs="Times New Roman"/>
+              <w:rFonts w:ascii="Times New Roman" w:eastAsia="Times New Roman" w:hAnsi="Times New Roman" w:cs="Times New Roman"/>
               <w:szCs w:val="24"/>
             </w:rPr>
             <w:fldChar w:fldCharType="separate"/>
@@ -1744,7 +1708,7 @@
           </w:r>
           <w:r>
             <w:rPr>
-              <w:rFonts w:ascii="Times New Roman" w:hAnsi="Times New Roman" w:eastAsia="Times New Roman" w:cs="Times New Roman"/>
+              <w:rFonts w:ascii="Times New Roman" w:eastAsia="Times New Roman" w:hAnsi="Times New Roman" w:cs="Times New Roman"/>
               <w:szCs w:val="24"/>
             </w:rPr>
             <w:fldChar w:fldCharType="end"/>
@@ -1752,34 +1716,34 @@
         </w:p>
         <w:p>
           <w:pPr>
-            <w:pStyle w:val="16"/>
+            <w:pStyle w:val="TOC1"/>
             <w:tabs>
               <w:tab w:val="right" w:leader="dot" w:pos="8486"/>
             </w:tabs>
           </w:pPr>
           <w:r>
             <w:rPr>
-              <w:rFonts w:ascii="Times New Roman" w:hAnsi="Times New Roman" w:eastAsia="Times New Roman" w:cs="Times New Roman"/>
+              <w:rFonts w:ascii="Times New Roman" w:eastAsia="Times New Roman" w:hAnsi="Times New Roman" w:cs="Times New Roman"/>
               <w:szCs w:val="24"/>
             </w:rPr>
             <w:fldChar w:fldCharType="begin"/>
           </w:r>
           <w:r>
             <w:rPr>
-              <w:rFonts w:ascii="Times New Roman" w:hAnsi="Times New Roman" w:eastAsia="Times New Roman" w:cs="Times New Roman"/>
+              <w:rFonts w:ascii="Times New Roman" w:eastAsia="Times New Roman" w:hAnsi="Times New Roman" w:cs="Times New Roman"/>
               <w:szCs w:val="24"/>
             </w:rPr>
             <w:instrText xml:space="preserve"> HYPERLINK \l _Toc22631 </w:instrText>
           </w:r>
           <w:r>
             <w:rPr>
-              <w:rFonts w:ascii="Times New Roman" w:hAnsi="Times New Roman" w:eastAsia="Times New Roman" w:cs="Times New Roman"/>
+              <w:rFonts w:ascii="Times New Roman" w:eastAsia="Times New Roman" w:hAnsi="Times New Roman" w:cs="Times New Roman"/>
               <w:szCs w:val="24"/>
             </w:rPr>
             <w:fldChar w:fldCharType="separate"/>
           </w:r>
           <w:r>
-            <w:t>甘肃国邦信息科技有限公司</w:t>
+            <w:t>中达丰集团有限公司</w:t>
           </w:r>
           <w:r>
             <w:tab/>
@@ -1801,7 +1765,7 @@
           </w:r>
           <w:r>
             <w:rPr>
-              <w:rFonts w:ascii="Times New Roman" w:hAnsi="Times New Roman" w:eastAsia="Times New Roman" w:cs="Times New Roman"/>
+              <w:rFonts w:ascii="Times New Roman" w:eastAsia="Times New Roman" w:hAnsi="Times New Roman" w:cs="Times New Roman"/>
               <w:szCs w:val="24"/>
             </w:rPr>
             <w:fldChar w:fldCharType="end"/>
@@ -1809,35 +1773,35 @@
         </w:p>
         <w:p>
           <w:pPr>
-            <w:pStyle w:val="17"/>
+            <w:pStyle w:val="TOC2"/>
             <w:tabs>
               <w:tab w:val="right" w:leader="dot" w:pos="8486"/>
             </w:tabs>
           </w:pPr>
           <w:r>
             <w:rPr>
-              <w:rFonts w:ascii="Times New Roman" w:hAnsi="Times New Roman" w:eastAsia="Times New Roman" w:cs="Times New Roman"/>
+              <w:rFonts w:ascii="Times New Roman" w:eastAsia="Times New Roman" w:hAnsi="Times New Roman" w:cs="Times New Roman"/>
               <w:szCs w:val="24"/>
             </w:rPr>
             <w:fldChar w:fldCharType="begin"/>
           </w:r>
           <w:r>
             <w:rPr>
-              <w:rFonts w:ascii="Times New Roman" w:hAnsi="Times New Roman" w:eastAsia="Times New Roman" w:cs="Times New Roman"/>
+              <w:rFonts w:ascii="Times New Roman" w:eastAsia="Times New Roman" w:hAnsi="Times New Roman" w:cs="Times New Roman"/>
               <w:szCs w:val="24"/>
             </w:rPr>
             <w:instrText xml:space="preserve"> HYPERLINK \l _Toc29502 </w:instrText>
           </w:r>
           <w:r>
             <w:rPr>
-              <w:rFonts w:ascii="Times New Roman" w:hAnsi="Times New Roman" w:eastAsia="Times New Roman" w:cs="Times New Roman"/>
+              <w:rFonts w:ascii="Times New Roman" w:eastAsia="Times New Roman" w:hAnsi="Times New Roman" w:cs="Times New Roman"/>
               <w:szCs w:val="24"/>
             </w:rPr>
             <w:fldChar w:fldCharType="separate"/>
           </w:r>
           <w:r>
             <w:rPr>
-              <w:rFonts w:ascii="宋体" w:hAnsi="宋体" w:eastAsia="宋体" w:cs="宋体"/>
+              <w:rFonts w:ascii="宋体" w:eastAsia="宋体" w:hAnsi="宋体" w:cs="宋体"/>
               <w:spacing w:val="-5"/>
               <w:szCs w:val="28"/>
             </w:rPr>
@@ -1863,7 +1827,7 @@
           </w:r>
           <w:r>
             <w:rPr>
-              <w:rFonts w:ascii="Times New Roman" w:hAnsi="Times New Roman" w:eastAsia="Times New Roman" w:cs="Times New Roman"/>
+              <w:rFonts w:ascii="Times New Roman" w:eastAsia="Times New Roman" w:hAnsi="Times New Roman" w:cs="Times New Roman"/>
               <w:szCs w:val="24"/>
             </w:rPr>
             <w:fldChar w:fldCharType="end"/>
@@ -1871,28 +1835,28 @@
         </w:p>
         <w:p>
           <w:pPr>
-            <w:pStyle w:val="16"/>
+            <w:pStyle w:val="TOC1"/>
             <w:tabs>
               <w:tab w:val="right" w:leader="dot" w:pos="8486"/>
             </w:tabs>
           </w:pPr>
           <w:r>
             <w:rPr>
-              <w:rFonts w:ascii="Times New Roman" w:hAnsi="Times New Roman" w:eastAsia="Times New Roman" w:cs="Times New Roman"/>
+              <w:rFonts w:ascii="Times New Roman" w:eastAsia="Times New Roman" w:hAnsi="Times New Roman" w:cs="Times New Roman"/>
               <w:szCs w:val="24"/>
             </w:rPr>
             <w:fldChar w:fldCharType="begin"/>
           </w:r>
           <w:r>
             <w:rPr>
-              <w:rFonts w:ascii="Times New Roman" w:hAnsi="Times New Roman" w:eastAsia="Times New Roman" w:cs="Times New Roman"/>
+              <w:rFonts w:ascii="Times New Roman" w:eastAsia="Times New Roman" w:hAnsi="Times New Roman" w:cs="Times New Roman"/>
               <w:szCs w:val="24"/>
             </w:rPr>
             <w:instrText xml:space="preserve"> HYPERLINK \l _Toc22075 </w:instrText>
           </w:r>
           <w:r>
             <w:rPr>
-              <w:rFonts w:ascii="Times New Roman" w:hAnsi="Times New Roman" w:eastAsia="Times New Roman" w:cs="Times New Roman"/>
+              <w:rFonts w:ascii="Times New Roman" w:eastAsia="Times New Roman" w:hAnsi="Times New Roman" w:cs="Times New Roman"/>
               <w:szCs w:val="24"/>
             </w:rPr>
             <w:fldChar w:fldCharType="separate"/>
@@ -1926,7 +1890,7 @@
           </w:r>
           <w:r>
             <w:rPr>
-              <w:rFonts w:ascii="Times New Roman" w:hAnsi="Times New Roman" w:eastAsia="Times New Roman" w:cs="Times New Roman"/>
+              <w:rFonts w:ascii="Times New Roman" w:eastAsia="Times New Roman" w:hAnsi="Times New Roman" w:cs="Times New Roman"/>
               <w:szCs w:val="24"/>
             </w:rPr>
             <w:fldChar w:fldCharType="end"/>
@@ -1934,28 +1898,28 @@
         </w:p>
         <w:p>
           <w:pPr>
-            <w:pStyle w:val="16"/>
+            <w:pStyle w:val="TOC1"/>
             <w:tabs>
               <w:tab w:val="right" w:leader="dot" w:pos="8486"/>
             </w:tabs>
           </w:pPr>
           <w:r>
             <w:rPr>
-              <w:rFonts w:ascii="Times New Roman" w:hAnsi="Times New Roman" w:eastAsia="Times New Roman" w:cs="Times New Roman"/>
+              <w:rFonts w:ascii="Times New Roman" w:eastAsia="Times New Roman" w:hAnsi="Times New Roman" w:cs="Times New Roman"/>
               <w:szCs w:val="24"/>
             </w:rPr>
             <w:fldChar w:fldCharType="begin"/>
           </w:r>
           <w:r>
             <w:rPr>
-              <w:rFonts w:ascii="Times New Roman" w:hAnsi="Times New Roman" w:eastAsia="Times New Roman" w:cs="Times New Roman"/>
+              <w:rFonts w:ascii="Times New Roman" w:eastAsia="Times New Roman" w:hAnsi="Times New Roman" w:cs="Times New Roman"/>
               <w:szCs w:val="24"/>
             </w:rPr>
             <w:instrText xml:space="preserve"> HYPERLINK \l _Toc25579 </w:instrText>
           </w:r>
           <w:r>
             <w:rPr>
-              <w:rFonts w:ascii="Times New Roman" w:hAnsi="Times New Roman" w:eastAsia="Times New Roman" w:cs="Times New Roman"/>
+              <w:rFonts w:ascii="Times New Roman" w:eastAsia="Times New Roman" w:hAnsi="Times New Roman" w:cs="Times New Roman"/>
               <w:szCs w:val="24"/>
             </w:rPr>
             <w:fldChar w:fldCharType="separate"/>
@@ -1989,7 +1953,7 @@
           </w:r>
           <w:r>
             <w:rPr>
-              <w:rFonts w:ascii="Times New Roman" w:hAnsi="Times New Roman" w:eastAsia="Times New Roman" w:cs="Times New Roman"/>
+              <w:rFonts w:ascii="Times New Roman" w:eastAsia="Times New Roman" w:hAnsi="Times New Roman" w:cs="Times New Roman"/>
               <w:szCs w:val="24"/>
             </w:rPr>
             <w:fldChar w:fldCharType="end"/>
@@ -1997,28 +1961,28 @@
         </w:p>
         <w:p>
           <w:pPr>
-            <w:pStyle w:val="16"/>
+            <w:pStyle w:val="TOC1"/>
             <w:tabs>
               <w:tab w:val="right" w:leader="dot" w:pos="8486"/>
             </w:tabs>
           </w:pPr>
           <w:r>
             <w:rPr>
-              <w:rFonts w:ascii="Times New Roman" w:hAnsi="Times New Roman" w:eastAsia="Times New Roman" w:cs="Times New Roman"/>
+              <w:rFonts w:ascii="Times New Roman" w:eastAsia="Times New Roman" w:hAnsi="Times New Roman" w:cs="Times New Roman"/>
               <w:szCs w:val="24"/>
             </w:rPr>
             <w:fldChar w:fldCharType="begin"/>
           </w:r>
           <w:r>
             <w:rPr>
-              <w:rFonts w:ascii="Times New Roman" w:hAnsi="Times New Roman" w:eastAsia="Times New Roman" w:cs="Times New Roman"/>
+              <w:rFonts w:ascii="Times New Roman" w:eastAsia="Times New Roman" w:hAnsi="Times New Roman" w:cs="Times New Roman"/>
               <w:szCs w:val="24"/>
             </w:rPr>
             <w:instrText xml:space="preserve"> HYPERLINK \l _Toc25426 </w:instrText>
           </w:r>
           <w:r>
             <w:rPr>
-              <w:rFonts w:ascii="Times New Roman" w:hAnsi="Times New Roman" w:eastAsia="Times New Roman" w:cs="Times New Roman"/>
+              <w:rFonts w:ascii="Times New Roman" w:eastAsia="Times New Roman" w:hAnsi="Times New Roman" w:cs="Times New Roman"/>
               <w:szCs w:val="24"/>
             </w:rPr>
             <w:fldChar w:fldCharType="separate"/>
@@ -2052,7 +2016,7 @@
           </w:r>
           <w:r>
             <w:rPr>
-              <w:rFonts w:ascii="Times New Roman" w:hAnsi="Times New Roman" w:eastAsia="Times New Roman" w:cs="Times New Roman"/>
+              <w:rFonts w:ascii="Times New Roman" w:eastAsia="Times New Roman" w:hAnsi="Times New Roman" w:cs="Times New Roman"/>
               <w:szCs w:val="24"/>
             </w:rPr>
             <w:fldChar w:fldCharType="end"/>
@@ -2060,28 +2024,28 @@
         </w:p>
         <w:p>
           <w:pPr>
-            <w:pStyle w:val="16"/>
+            <w:pStyle w:val="TOC1"/>
             <w:tabs>
               <w:tab w:val="right" w:leader="dot" w:pos="8486"/>
             </w:tabs>
           </w:pPr>
           <w:r>
             <w:rPr>
-              <w:rFonts w:ascii="Times New Roman" w:hAnsi="Times New Roman" w:eastAsia="Times New Roman" w:cs="Times New Roman"/>
+              <w:rFonts w:ascii="Times New Roman" w:eastAsia="Times New Roman" w:hAnsi="Times New Roman" w:cs="Times New Roman"/>
               <w:szCs w:val="24"/>
             </w:rPr>
             <w:fldChar w:fldCharType="begin"/>
           </w:r>
           <w:r>
             <w:rPr>
-              <w:rFonts w:ascii="Times New Roman" w:hAnsi="Times New Roman" w:eastAsia="Times New Roman" w:cs="Times New Roman"/>
+              <w:rFonts w:ascii="Times New Roman" w:eastAsia="Times New Roman" w:hAnsi="Times New Roman" w:cs="Times New Roman"/>
               <w:szCs w:val="24"/>
             </w:rPr>
             <w:instrText xml:space="preserve"> HYPERLINK \l _Toc18024 </w:instrText>
           </w:r>
           <w:r>
             <w:rPr>
-              <w:rFonts w:ascii="Times New Roman" w:hAnsi="Times New Roman" w:eastAsia="Times New Roman" w:cs="Times New Roman"/>
+              <w:rFonts w:ascii="Times New Roman" w:eastAsia="Times New Roman" w:hAnsi="Times New Roman" w:cs="Times New Roman"/>
               <w:szCs w:val="24"/>
             </w:rPr>
             <w:fldChar w:fldCharType="separate"/>
@@ -2115,7 +2079,7 @@
           </w:r>
           <w:r>
             <w:rPr>
-              <w:rFonts w:ascii="Times New Roman" w:hAnsi="Times New Roman" w:eastAsia="Times New Roman" w:cs="Times New Roman"/>
+              <w:rFonts w:ascii="Times New Roman" w:eastAsia="Times New Roman" w:hAnsi="Times New Roman" w:cs="Times New Roman"/>
               <w:szCs w:val="24"/>
             </w:rPr>
             <w:fldChar w:fldCharType="end"/>
@@ -2123,28 +2087,28 @@
         </w:p>
         <w:p>
           <w:pPr>
-            <w:pStyle w:val="17"/>
+            <w:pStyle w:val="TOC2"/>
             <w:tabs>
               <w:tab w:val="right" w:leader="dot" w:pos="8486"/>
             </w:tabs>
           </w:pPr>
           <w:r>
             <w:rPr>
-              <w:rFonts w:ascii="Times New Roman" w:hAnsi="Times New Roman" w:eastAsia="Times New Roman" w:cs="Times New Roman"/>
+              <w:rFonts w:ascii="Times New Roman" w:eastAsia="Times New Roman" w:hAnsi="Times New Roman" w:cs="Times New Roman"/>
               <w:szCs w:val="24"/>
             </w:rPr>
             <w:fldChar w:fldCharType="begin"/>
           </w:r>
           <w:r>
             <w:rPr>
-              <w:rFonts w:ascii="Times New Roman" w:hAnsi="Times New Roman" w:eastAsia="Times New Roman" w:cs="Times New Roman"/>
+              <w:rFonts w:ascii="Times New Roman" w:eastAsia="Times New Roman" w:hAnsi="Times New Roman" w:cs="Times New Roman"/>
               <w:szCs w:val="24"/>
             </w:rPr>
             <w:instrText xml:space="preserve"> HYPERLINK \l _Toc10548 </w:instrText>
           </w:r>
           <w:r>
             <w:rPr>
-              <w:rFonts w:ascii="Times New Roman" w:hAnsi="Times New Roman" w:eastAsia="Times New Roman" w:cs="Times New Roman"/>
+              <w:rFonts w:ascii="Times New Roman" w:eastAsia="Times New Roman" w:hAnsi="Times New Roman" w:cs="Times New Roman"/>
               <w:szCs w:val="24"/>
             </w:rPr>
             <w:fldChar w:fldCharType="separate"/>
@@ -2178,7 +2142,7 @@
           </w:r>
           <w:r>
             <w:rPr>
-              <w:rFonts w:ascii="Times New Roman" w:hAnsi="Times New Roman" w:eastAsia="Times New Roman" w:cs="Times New Roman"/>
+              <w:rFonts w:ascii="Times New Roman" w:eastAsia="Times New Roman" w:hAnsi="Times New Roman" w:cs="Times New Roman"/>
               <w:szCs w:val="24"/>
             </w:rPr>
             <w:fldChar w:fldCharType="end"/>
@@ -2186,28 +2150,28 @@
         </w:p>
         <w:p>
           <w:pPr>
-            <w:pStyle w:val="17"/>
+            <w:pStyle w:val="TOC2"/>
             <w:tabs>
               <w:tab w:val="right" w:leader="dot" w:pos="8486"/>
             </w:tabs>
           </w:pPr>
           <w:r>
             <w:rPr>
-              <w:rFonts w:ascii="Times New Roman" w:hAnsi="Times New Roman" w:eastAsia="Times New Roman" w:cs="Times New Roman"/>
+              <w:rFonts w:ascii="Times New Roman" w:eastAsia="Times New Roman" w:hAnsi="Times New Roman" w:cs="Times New Roman"/>
               <w:szCs w:val="24"/>
             </w:rPr>
             <w:fldChar w:fldCharType="begin"/>
           </w:r>
           <w:r>
             <w:rPr>
-              <w:rFonts w:ascii="Times New Roman" w:hAnsi="Times New Roman" w:eastAsia="Times New Roman" w:cs="Times New Roman"/>
+              <w:rFonts w:ascii="Times New Roman" w:eastAsia="Times New Roman" w:hAnsi="Times New Roman" w:cs="Times New Roman"/>
               <w:szCs w:val="24"/>
             </w:rPr>
             <w:instrText xml:space="preserve"> HYPERLINK \l _Toc3286 </w:instrText>
           </w:r>
           <w:r>
             <w:rPr>
-              <w:rFonts w:ascii="Times New Roman" w:hAnsi="Times New Roman" w:eastAsia="Times New Roman" w:cs="Times New Roman"/>
+              <w:rFonts w:ascii="Times New Roman" w:eastAsia="Times New Roman" w:hAnsi="Times New Roman" w:cs="Times New Roman"/>
               <w:szCs w:val="24"/>
             </w:rPr>
             <w:fldChar w:fldCharType="separate"/>
@@ -2241,7 +2205,7 @@
           </w:r>
           <w:r>
             <w:rPr>
-              <w:rFonts w:ascii="Times New Roman" w:hAnsi="Times New Roman" w:eastAsia="Times New Roman" w:cs="Times New Roman"/>
+              <w:rFonts w:ascii="Times New Roman" w:eastAsia="Times New Roman" w:hAnsi="Times New Roman" w:cs="Times New Roman"/>
               <w:szCs w:val="24"/>
             </w:rPr>
             <w:fldChar w:fldCharType="end"/>
@@ -2249,28 +2213,28 @@
         </w:p>
         <w:p>
           <w:pPr>
-            <w:pStyle w:val="17"/>
+            <w:pStyle w:val="TOC2"/>
             <w:tabs>
               <w:tab w:val="right" w:leader="dot" w:pos="8486"/>
             </w:tabs>
           </w:pPr>
           <w:r>
             <w:rPr>
-              <w:rFonts w:ascii="Times New Roman" w:hAnsi="Times New Roman" w:eastAsia="Times New Roman" w:cs="Times New Roman"/>
+              <w:rFonts w:ascii="Times New Roman" w:eastAsia="Times New Roman" w:hAnsi="Times New Roman" w:cs="Times New Roman"/>
               <w:szCs w:val="24"/>
             </w:rPr>
             <w:fldChar w:fldCharType="begin"/>
           </w:r>
           <w:r>
             <w:rPr>
-              <w:rFonts w:ascii="Times New Roman" w:hAnsi="Times New Roman" w:eastAsia="Times New Roman" w:cs="Times New Roman"/>
+              <w:rFonts w:ascii="Times New Roman" w:eastAsia="Times New Roman" w:hAnsi="Times New Roman" w:cs="Times New Roman"/>
               <w:szCs w:val="24"/>
             </w:rPr>
             <w:instrText xml:space="preserve"> HYPERLINK \l _Toc27984 </w:instrText>
           </w:r>
           <w:r>
             <w:rPr>
-              <w:rFonts w:ascii="Times New Roman" w:hAnsi="Times New Roman" w:eastAsia="Times New Roman" w:cs="Times New Roman"/>
+              <w:rFonts w:ascii="Times New Roman" w:eastAsia="Times New Roman" w:hAnsi="Times New Roman" w:cs="Times New Roman"/>
               <w:szCs w:val="24"/>
             </w:rPr>
             <w:fldChar w:fldCharType="separate"/>
@@ -2304,7 +2268,7 @@
           </w:r>
           <w:r>
             <w:rPr>
-              <w:rFonts w:ascii="Times New Roman" w:hAnsi="Times New Roman" w:eastAsia="Times New Roman" w:cs="Times New Roman"/>
+              <w:rFonts w:ascii="Times New Roman" w:eastAsia="Times New Roman" w:hAnsi="Times New Roman" w:cs="Times New Roman"/>
               <w:szCs w:val="24"/>
             </w:rPr>
             <w:fldChar w:fldCharType="end"/>
@@ -2312,28 +2276,28 @@
         </w:p>
         <w:p>
           <w:pPr>
-            <w:pStyle w:val="13"/>
+            <w:pStyle w:val="TOC3"/>
             <w:tabs>
               <w:tab w:val="right" w:leader="dot" w:pos="8486"/>
             </w:tabs>
           </w:pPr>
           <w:r>
             <w:rPr>
-              <w:rFonts w:ascii="Times New Roman" w:hAnsi="Times New Roman" w:eastAsia="Times New Roman" w:cs="Times New Roman"/>
+              <w:rFonts w:ascii="Times New Roman" w:eastAsia="Times New Roman" w:hAnsi="Times New Roman" w:cs="Times New Roman"/>
               <w:szCs w:val="24"/>
             </w:rPr>
             <w:fldChar w:fldCharType="begin"/>
           </w:r>
           <w:r>
             <w:rPr>
-              <w:rFonts w:ascii="Times New Roman" w:hAnsi="Times New Roman" w:eastAsia="Times New Roman" w:cs="Times New Roman"/>
+              <w:rFonts w:ascii="Times New Roman" w:eastAsia="Times New Roman" w:hAnsi="Times New Roman" w:cs="Times New Roman"/>
               <w:szCs w:val="24"/>
             </w:rPr>
             <w:instrText xml:space="preserve"> HYPERLINK \l _Toc23408 </w:instrText>
           </w:r>
           <w:r>
             <w:rPr>
-              <w:rFonts w:ascii="Times New Roman" w:hAnsi="Times New Roman" w:eastAsia="Times New Roman" w:cs="Times New Roman"/>
+              <w:rFonts w:ascii="Times New Roman" w:eastAsia="Times New Roman" w:hAnsi="Times New Roman" w:cs="Times New Roman"/>
               <w:szCs w:val="24"/>
             </w:rPr>
             <w:fldChar w:fldCharType="separate"/>
@@ -2367,7 +2331,7 @@
           </w:r>
           <w:r>
             <w:rPr>
-              <w:rFonts w:ascii="Times New Roman" w:hAnsi="Times New Roman" w:eastAsia="Times New Roman" w:cs="Times New Roman"/>
+              <w:rFonts w:ascii="Times New Roman" w:eastAsia="Times New Roman" w:hAnsi="Times New Roman" w:cs="Times New Roman"/>
               <w:szCs w:val="24"/>
             </w:rPr>
             <w:fldChar w:fldCharType="end"/>
@@ -2375,28 +2339,28 @@
         </w:p>
         <w:p>
           <w:pPr>
-            <w:pStyle w:val="13"/>
+            <w:pStyle w:val="TOC3"/>
             <w:tabs>
               <w:tab w:val="right" w:leader="dot" w:pos="8486"/>
             </w:tabs>
           </w:pPr>
           <w:r>
             <w:rPr>
-              <w:rFonts w:ascii="Times New Roman" w:hAnsi="Times New Roman" w:eastAsia="Times New Roman" w:cs="Times New Roman"/>
+              <w:rFonts w:ascii="Times New Roman" w:eastAsia="Times New Roman" w:hAnsi="Times New Roman" w:cs="Times New Roman"/>
               <w:szCs w:val="24"/>
             </w:rPr>
             <w:fldChar w:fldCharType="begin"/>
           </w:r>
           <w:r>
             <w:rPr>
-              <w:rFonts w:ascii="Times New Roman" w:hAnsi="Times New Roman" w:eastAsia="Times New Roman" w:cs="Times New Roman"/>
+              <w:rFonts w:ascii="Times New Roman" w:eastAsia="Times New Roman" w:hAnsi="Times New Roman" w:cs="Times New Roman"/>
               <w:szCs w:val="24"/>
             </w:rPr>
             <w:instrText xml:space="preserve"> HYPERLINK \l _Toc3416 </w:instrText>
           </w:r>
           <w:r>
             <w:rPr>
-              <w:rFonts w:ascii="Times New Roman" w:hAnsi="Times New Roman" w:eastAsia="Times New Roman" w:cs="Times New Roman"/>
+              <w:rFonts w:ascii="Times New Roman" w:eastAsia="Times New Roman" w:hAnsi="Times New Roman" w:cs="Times New Roman"/>
               <w:szCs w:val="24"/>
             </w:rPr>
             <w:fldChar w:fldCharType="separate"/>
@@ -2430,7 +2394,7 @@
           </w:r>
           <w:r>
             <w:rPr>
-              <w:rFonts w:ascii="Times New Roman" w:hAnsi="Times New Roman" w:eastAsia="Times New Roman" w:cs="Times New Roman"/>
+              <w:rFonts w:ascii="Times New Roman" w:eastAsia="Times New Roman" w:hAnsi="Times New Roman" w:cs="Times New Roman"/>
               <w:szCs w:val="24"/>
             </w:rPr>
             <w:fldChar w:fldCharType="end"/>
@@ -2438,28 +2402,28 @@
         </w:p>
         <w:p>
           <w:pPr>
-            <w:pStyle w:val="13"/>
+            <w:pStyle w:val="TOC3"/>
             <w:tabs>
               <w:tab w:val="right" w:leader="dot" w:pos="8486"/>
             </w:tabs>
           </w:pPr>
           <w:r>
             <w:rPr>
-              <w:rFonts w:ascii="Times New Roman" w:hAnsi="Times New Roman" w:eastAsia="Times New Roman" w:cs="Times New Roman"/>
+              <w:rFonts w:ascii="Times New Roman" w:eastAsia="Times New Roman" w:hAnsi="Times New Roman" w:cs="Times New Roman"/>
               <w:szCs w:val="24"/>
             </w:rPr>
             <w:fldChar w:fldCharType="begin"/>
           </w:r>
           <w:r>
             <w:rPr>
-              <w:rFonts w:ascii="Times New Roman" w:hAnsi="Times New Roman" w:eastAsia="Times New Roman" w:cs="Times New Roman"/>
+              <w:rFonts w:ascii="Times New Roman" w:eastAsia="Times New Roman" w:hAnsi="Times New Roman" w:cs="Times New Roman"/>
               <w:szCs w:val="24"/>
             </w:rPr>
             <w:instrText xml:space="preserve"> HYPERLINK \l _Toc16894 </w:instrText>
           </w:r>
           <w:r>
             <w:rPr>
-              <w:rFonts w:ascii="Times New Roman" w:hAnsi="Times New Roman" w:eastAsia="Times New Roman" w:cs="Times New Roman"/>
+              <w:rFonts w:ascii="Times New Roman" w:eastAsia="Times New Roman" w:hAnsi="Times New Roman" w:cs="Times New Roman"/>
               <w:szCs w:val="24"/>
             </w:rPr>
             <w:fldChar w:fldCharType="separate"/>
@@ -2493,7 +2457,7 @@
           </w:r>
           <w:r>
             <w:rPr>
-              <w:rFonts w:ascii="Times New Roman" w:hAnsi="Times New Roman" w:eastAsia="Times New Roman" w:cs="Times New Roman"/>
+              <w:rFonts w:ascii="Times New Roman" w:eastAsia="Times New Roman" w:hAnsi="Times New Roman" w:cs="Times New Roman"/>
               <w:szCs w:val="24"/>
             </w:rPr>
             <w:fldChar w:fldCharType="end"/>
@@ -2501,28 +2465,28 @@
         </w:p>
         <w:p>
           <w:pPr>
-            <w:pStyle w:val="13"/>
+            <w:pStyle w:val="TOC3"/>
             <w:tabs>
               <w:tab w:val="right" w:leader="dot" w:pos="8486"/>
             </w:tabs>
           </w:pPr>
           <w:r>
             <w:rPr>
-              <w:rFonts w:ascii="Times New Roman" w:hAnsi="Times New Roman" w:eastAsia="Times New Roman" w:cs="Times New Roman"/>
+              <w:rFonts w:ascii="Times New Roman" w:eastAsia="Times New Roman" w:hAnsi="Times New Roman" w:cs="Times New Roman"/>
               <w:szCs w:val="24"/>
             </w:rPr>
             <w:fldChar w:fldCharType="begin"/>
           </w:r>
           <w:r>
             <w:rPr>
-              <w:rFonts w:ascii="Times New Roman" w:hAnsi="Times New Roman" w:eastAsia="Times New Roman" w:cs="Times New Roman"/>
+              <w:rFonts w:ascii="Times New Roman" w:eastAsia="Times New Roman" w:hAnsi="Times New Roman" w:cs="Times New Roman"/>
               <w:szCs w:val="24"/>
             </w:rPr>
             <w:instrText xml:space="preserve"> HYPERLINK \l _Toc18274 </w:instrText>
           </w:r>
           <w:r>
             <w:rPr>
-              <w:rFonts w:ascii="Times New Roman" w:hAnsi="Times New Roman" w:eastAsia="Times New Roman" w:cs="Times New Roman"/>
+              <w:rFonts w:ascii="Times New Roman" w:eastAsia="Times New Roman" w:hAnsi="Times New Roman" w:cs="Times New Roman"/>
               <w:szCs w:val="24"/>
             </w:rPr>
             <w:fldChar w:fldCharType="separate"/>
@@ -2556,7 +2520,7 @@
           </w:r>
           <w:r>
             <w:rPr>
-              <w:rFonts w:ascii="Times New Roman" w:hAnsi="Times New Roman" w:eastAsia="Times New Roman" w:cs="Times New Roman"/>
+              <w:rFonts w:ascii="Times New Roman" w:eastAsia="Times New Roman" w:hAnsi="Times New Roman" w:cs="Times New Roman"/>
               <w:szCs w:val="24"/>
             </w:rPr>
             <w:fldChar w:fldCharType="end"/>
@@ -2564,28 +2528,28 @@
         </w:p>
         <w:p>
           <w:pPr>
-            <w:pStyle w:val="13"/>
+            <w:pStyle w:val="TOC3"/>
             <w:tabs>
               <w:tab w:val="right" w:leader="dot" w:pos="8486"/>
             </w:tabs>
           </w:pPr>
           <w:r>
             <w:rPr>
-              <w:rFonts w:ascii="Times New Roman" w:hAnsi="Times New Roman" w:eastAsia="Times New Roman" w:cs="Times New Roman"/>
+              <w:rFonts w:ascii="Times New Roman" w:eastAsia="Times New Roman" w:hAnsi="Times New Roman" w:cs="Times New Roman"/>
               <w:szCs w:val="24"/>
             </w:rPr>
             <w:fldChar w:fldCharType="begin"/>
           </w:r>
           <w:r>
             <w:rPr>
-              <w:rFonts w:ascii="Times New Roman" w:hAnsi="Times New Roman" w:eastAsia="Times New Roman" w:cs="Times New Roman"/>
+              <w:rFonts w:ascii="Times New Roman" w:eastAsia="Times New Roman" w:hAnsi="Times New Roman" w:cs="Times New Roman"/>
               <w:szCs w:val="24"/>
             </w:rPr>
             <w:instrText xml:space="preserve"> HYPERLINK \l _Toc1507 </w:instrText>
           </w:r>
           <w:r>
             <w:rPr>
-              <w:rFonts w:ascii="Times New Roman" w:hAnsi="Times New Roman" w:eastAsia="Times New Roman" w:cs="Times New Roman"/>
+              <w:rFonts w:ascii="Times New Roman" w:eastAsia="Times New Roman" w:hAnsi="Times New Roman" w:cs="Times New Roman"/>
               <w:szCs w:val="24"/>
             </w:rPr>
             <w:fldChar w:fldCharType="separate"/>
@@ -2619,7 +2583,7 @@
           </w:r>
           <w:r>
             <w:rPr>
-              <w:rFonts w:ascii="Times New Roman" w:hAnsi="Times New Roman" w:eastAsia="Times New Roman" w:cs="Times New Roman"/>
+              <w:rFonts w:ascii="Times New Roman" w:eastAsia="Times New Roman" w:hAnsi="Times New Roman" w:cs="Times New Roman"/>
               <w:szCs w:val="24"/>
             </w:rPr>
             <w:fldChar w:fldCharType="end"/>
@@ -2627,28 +2591,28 @@
         </w:p>
         <w:p>
           <w:pPr>
-            <w:pStyle w:val="16"/>
+            <w:pStyle w:val="TOC1"/>
             <w:tabs>
               <w:tab w:val="right" w:leader="dot" w:pos="8486"/>
             </w:tabs>
           </w:pPr>
           <w:r>
             <w:rPr>
-              <w:rFonts w:ascii="Times New Roman" w:hAnsi="Times New Roman" w:eastAsia="Times New Roman" w:cs="Times New Roman"/>
+              <w:rFonts w:ascii="Times New Roman" w:eastAsia="Times New Roman" w:hAnsi="Times New Roman" w:cs="Times New Roman"/>
               <w:szCs w:val="24"/>
             </w:rPr>
             <w:fldChar w:fldCharType="begin"/>
           </w:r>
           <w:r>
             <w:rPr>
-              <w:rFonts w:ascii="Times New Roman" w:hAnsi="Times New Roman" w:eastAsia="Times New Roman" w:cs="Times New Roman"/>
+              <w:rFonts w:ascii="Times New Roman" w:eastAsia="Times New Roman" w:hAnsi="Times New Roman" w:cs="Times New Roman"/>
               <w:szCs w:val="24"/>
             </w:rPr>
             <w:instrText xml:space="preserve"> HYPERLINK \l _Toc29769 </w:instrText>
           </w:r>
           <w:r>
             <w:rPr>
-              <w:rFonts w:ascii="Times New Roman" w:hAnsi="Times New Roman" w:eastAsia="Times New Roman" w:cs="Times New Roman"/>
+              <w:rFonts w:ascii="Times New Roman" w:eastAsia="Times New Roman" w:hAnsi="Times New Roman" w:cs="Times New Roman"/>
               <w:szCs w:val="24"/>
             </w:rPr>
             <w:fldChar w:fldCharType="separate"/>
@@ -2682,7 +2646,7 @@
           </w:r>
           <w:r>
             <w:rPr>
-              <w:rFonts w:ascii="Times New Roman" w:hAnsi="Times New Roman" w:eastAsia="Times New Roman" w:cs="Times New Roman"/>
+              <w:rFonts w:ascii="Times New Roman" w:eastAsia="Times New Roman" w:hAnsi="Times New Roman" w:cs="Times New Roman"/>
               <w:szCs w:val="24"/>
             </w:rPr>
             <w:fldChar w:fldCharType="end"/>
@@ -2690,28 +2654,28 @@
         </w:p>
         <w:p>
           <w:pPr>
-            <w:pStyle w:val="16"/>
+            <w:pStyle w:val="TOC1"/>
             <w:tabs>
               <w:tab w:val="right" w:leader="dot" w:pos="8486"/>
             </w:tabs>
           </w:pPr>
           <w:r>
             <w:rPr>
-              <w:rFonts w:ascii="Times New Roman" w:hAnsi="Times New Roman" w:eastAsia="Times New Roman" w:cs="Times New Roman"/>
+              <w:rFonts w:ascii="Times New Roman" w:eastAsia="Times New Roman" w:hAnsi="Times New Roman" w:cs="Times New Roman"/>
               <w:szCs w:val="24"/>
             </w:rPr>
             <w:fldChar w:fldCharType="begin"/>
           </w:r>
           <w:r>
             <w:rPr>
-              <w:rFonts w:ascii="Times New Roman" w:hAnsi="Times New Roman" w:eastAsia="Times New Roman" w:cs="Times New Roman"/>
+              <w:rFonts w:ascii="Times New Roman" w:eastAsia="Times New Roman" w:hAnsi="Times New Roman" w:cs="Times New Roman"/>
               <w:szCs w:val="24"/>
             </w:rPr>
             <w:instrText xml:space="preserve"> HYPERLINK \l _Toc10631 </w:instrText>
           </w:r>
           <w:r>
             <w:rPr>
-              <w:rFonts w:ascii="Times New Roman" w:hAnsi="Times New Roman" w:eastAsia="Times New Roman" w:cs="Times New Roman"/>
+              <w:rFonts w:ascii="Times New Roman" w:eastAsia="Times New Roman" w:hAnsi="Times New Roman" w:cs="Times New Roman"/>
               <w:szCs w:val="24"/>
             </w:rPr>
             <w:fldChar w:fldCharType="separate"/>
@@ -2745,7 +2709,7 @@
           </w:r>
           <w:r>
             <w:rPr>
-              <w:rFonts w:ascii="Times New Roman" w:hAnsi="Times New Roman" w:eastAsia="Times New Roman" w:cs="Times New Roman"/>
+              <w:rFonts w:ascii="Times New Roman" w:eastAsia="Times New Roman" w:hAnsi="Times New Roman" w:cs="Times New Roman"/>
               <w:szCs w:val="24"/>
             </w:rPr>
             <w:fldChar w:fldCharType="end"/>
@@ -2769,7 +2733,7 @@
             <w:spacing w:line="219" w:lineRule="auto"/>
             <w:textAlignment w:val="baseline"/>
             <w:rPr>
-              <w:rFonts w:ascii="Times New Roman" w:hAnsi="Times New Roman" w:eastAsia="Times New Roman" w:cs="Times New Roman"/>
+              <w:rFonts w:ascii="Times New Roman" w:eastAsia="Times New Roman" w:hAnsi="Times New Roman" w:cs="Times New Roman"/>
               <w:snapToGrid w:val="0"/>
               <w:color w:val="000000"/>
               <w:kern w:val="0"/>
@@ -2780,7 +2744,7 @@
           </w:pPr>
           <w:r>
             <w:rPr>
-              <w:rFonts w:ascii="Times New Roman" w:hAnsi="Times New Roman" w:eastAsia="Times New Roman" w:cs="Times New Roman"/>
+              <w:rFonts w:ascii="Times New Roman" w:eastAsia="Times New Roman" w:hAnsi="Times New Roman" w:cs="Times New Roman"/>
               <w:szCs w:val="24"/>
             </w:rPr>
             <w:fldChar w:fldCharType="end"/>
@@ -2806,7 +2770,7 @@
         <w:spacing w:line="219" w:lineRule="auto"/>
         <w:textAlignment w:val="baseline"/>
         <w:rPr>
-          <w:rFonts w:ascii="Times New Roman" w:hAnsi="Times New Roman" w:eastAsia="Times New Roman" w:cs="Times New Roman"/>
+          <w:rFonts w:ascii="Times New Roman" w:eastAsia="Times New Roman" w:hAnsi="Times New Roman" w:cs="Times New Roman"/>
           <w:snapToGrid w:val="0"/>
           <w:color w:val="000000"/>
           <w:kern w:val="0"/>
@@ -2817,33 +2781,33 @@
         <w:sectPr>
           <w:pgSz w:w="11906" w:h="16840"/>
           <w:pgMar w:top="1431" w:right="1713" w:bottom="0" w:left="1707" w:header="0" w:footer="0" w:gutter="0"/>
-          <w:cols w:space="720" w:num="1"/>
+          <w:cols w:num="1" w:space="720"/>
         </w:sectPr>
       </w:pPr>
     </w:p>
     <w:p>
       <w:pPr>
-        <w:pStyle w:val="26"/>
-        <w:keepNext w:val="0"/>
-        <w:keepLines w:val="0"/>
-        <w:pageBreakBefore w:val="0"/>
-        <w:widowControl w:val="0"/>
-        <w:kinsoku w:val="0"/>
-        <w:wordWrap/>
-        <w:overflowPunct/>
-        <w:topLinePunct w:val="0"/>
-        <w:autoSpaceDE w:val="0"/>
-        <w:autoSpaceDN w:val="0"/>
-        <w:bidi w:val="0"/>
-        <w:adjustRightInd w:val="0"/>
-        <w:snapToGrid w:val="0"/>
-        <w:textAlignment w:val="baseline"/>
-      </w:pPr>
-      <w:bookmarkStart w:id="3" w:name="_Toc22075"/>
+        <w:pStyle w:val="1"/>
+        <w:keepNext w:val="0"/>
+        <w:keepLines w:val="0"/>
+        <w:pageBreakBefore w:val="0"/>
+        <w:widowControl w:val="0"/>
+        <w:kinsoku w:val="0"/>
+        <w:wordWrap/>
+        <w:overflowPunct/>
+        <w:topLinePunct w:val="0"/>
+        <w:autoSpaceDE w:val="0"/>
+        <w:autoSpaceDN w:val="0"/>
+        <w:bidi w:val="0"/>
+        <w:adjustRightInd w:val="0"/>
+        <w:snapToGrid w:val="0"/>
+        <w:textAlignment w:val="baseline"/>
+      </w:pPr>
+      <w:bookmarkStart w:id="4" w:name="_Toc22075"/>
       <w:r>
         <w:t>目的</w:t>
       </w:r>
-      <w:bookmarkEnd w:id="3"/>
+      <w:bookmarkEnd w:id="4"/>
     </w:p>
     <w:p>
       <w:pPr>
@@ -2861,17 +2825,17 @@
         <w:adjustRightInd w:val="0"/>
         <w:snapToGrid w:val="0"/>
         <w:spacing w:line="360" w:lineRule="auto"/>
-        <w:ind w:firstLine="484" w:firstLineChars="200"/>
-        <w:textAlignment w:val="baseline"/>
-        <w:rPr>
-          <w:rFonts w:ascii="宋体" w:hAnsi="宋体" w:eastAsia="宋体" w:cs="宋体"/>
-          <w:sz w:val="24"/>
-          <w:szCs w:val="24"/>
-        </w:rPr>
-      </w:pPr>
-      <w:r>
-        <w:rPr>
-          <w:rFonts w:ascii="宋体" w:hAnsi="宋体" w:eastAsia="宋体" w:cs="宋体"/>
+        <w:ind w:firstLine="420" w:firstLineChars="200"/>
+        <w:textAlignment w:val="baseline"/>
+        <w:rPr>
+          <w:rFonts w:ascii="宋体" w:eastAsia="宋体" w:hAnsi="宋体" w:cs="宋体"/>
+          <w:sz w:val="24"/>
+          <w:szCs w:val="24"/>
+        </w:rPr>
+      </w:pPr>
+      <w:r>
+        <w:rPr>
+          <w:rFonts w:ascii="宋体" w:eastAsia="宋体" w:hAnsi="宋体" w:cs="宋体"/>
           <w:spacing w:val="1"/>
           <w:sz w:val="24"/>
           <w:szCs w:val="24"/>
@@ -2880,7 +2844,7 @@
       </w:r>
       <w:r>
         <w:rPr>
-          <w:rFonts w:ascii="宋体" w:hAnsi="宋体" w:eastAsia="宋体" w:cs="宋体"/>
+          <w:rFonts w:ascii="宋体" w:eastAsia="宋体" w:hAnsi="宋体" w:cs="宋体"/>
           <w:spacing w:val="-1"/>
           <w:sz w:val="24"/>
           <w:szCs w:val="24"/>
@@ -2889,7 +2853,7 @@
       </w:r>
       <w:r>
         <w:rPr>
-          <w:rFonts w:ascii="宋体" w:hAnsi="宋体" w:eastAsia="宋体" w:cs="宋体"/>
+          <w:rFonts w:ascii="宋体" w:eastAsia="宋体" w:hAnsi="宋体" w:cs="宋体"/>
           <w:spacing w:val="-8"/>
           <w:sz w:val="24"/>
           <w:szCs w:val="24"/>
@@ -2899,27 +2863,27 @@
     </w:p>
     <w:p>
       <w:pPr>
-        <w:pStyle w:val="26"/>
-        <w:keepNext w:val="0"/>
-        <w:keepLines w:val="0"/>
-        <w:pageBreakBefore w:val="0"/>
-        <w:widowControl w:val="0"/>
-        <w:kinsoku w:val="0"/>
-        <w:wordWrap/>
-        <w:overflowPunct/>
-        <w:topLinePunct w:val="0"/>
-        <w:autoSpaceDE w:val="0"/>
-        <w:autoSpaceDN w:val="0"/>
-        <w:bidi w:val="0"/>
-        <w:adjustRightInd w:val="0"/>
-        <w:snapToGrid w:val="0"/>
-        <w:textAlignment w:val="baseline"/>
-      </w:pPr>
-      <w:bookmarkStart w:id="4" w:name="_Toc25579"/>
+        <w:pStyle w:val="1"/>
+        <w:keepNext w:val="0"/>
+        <w:keepLines w:val="0"/>
+        <w:pageBreakBefore w:val="0"/>
+        <w:widowControl w:val="0"/>
+        <w:kinsoku w:val="0"/>
+        <w:wordWrap/>
+        <w:overflowPunct/>
+        <w:topLinePunct w:val="0"/>
+        <w:autoSpaceDE w:val="0"/>
+        <w:autoSpaceDN w:val="0"/>
+        <w:bidi w:val="0"/>
+        <w:adjustRightInd w:val="0"/>
+        <w:snapToGrid w:val="0"/>
+        <w:textAlignment w:val="baseline"/>
+      </w:pPr>
+      <w:bookmarkStart w:id="5" w:name="_Toc25579"/>
       <w:r>
         <w:t>适用范围</w:t>
       </w:r>
-      <w:bookmarkEnd w:id="4"/>
+      <w:bookmarkEnd w:id="5"/>
     </w:p>
     <w:p>
       <w:pPr>
@@ -2937,18 +2901,18 @@
         <w:adjustRightInd w:val="0"/>
         <w:snapToGrid w:val="0"/>
         <w:spacing w:line="360" w:lineRule="auto"/>
-        <w:ind w:firstLine="484" w:firstLineChars="200"/>
-        <w:textAlignment w:val="baseline"/>
-        <w:rPr>
-          <w:rFonts w:ascii="宋体" w:hAnsi="宋体" w:eastAsia="宋体" w:cs="宋体"/>
-          <w:spacing w:val="1"/>
-          <w:sz w:val="24"/>
-          <w:szCs w:val="24"/>
-        </w:rPr>
-      </w:pPr>
-      <w:r>
-        <w:rPr>
-          <w:rFonts w:ascii="宋体" w:hAnsi="宋体" w:eastAsia="宋体" w:cs="宋体"/>
+        <w:ind w:firstLine="420" w:firstLineChars="200"/>
+        <w:textAlignment w:val="baseline"/>
+        <w:rPr>
+          <w:rFonts w:ascii="宋体" w:eastAsia="宋体" w:hAnsi="宋体" w:cs="宋体"/>
+          <w:spacing w:val="1"/>
+          <w:sz w:val="24"/>
+          <w:szCs w:val="24"/>
+        </w:rPr>
+      </w:pPr>
+      <w:r>
+        <w:rPr>
+          <w:rFonts w:ascii="宋体" w:eastAsia="宋体" w:hAnsi="宋体" w:cs="宋体"/>
           <w:spacing w:val="1"/>
           <w:sz w:val="24"/>
           <w:szCs w:val="24"/>
@@ -2958,40 +2922,40 @@
     </w:p>
     <w:p>
       <w:pPr>
-        <w:pStyle w:val="26"/>
-        <w:keepNext w:val="0"/>
-        <w:keepLines w:val="0"/>
-        <w:pageBreakBefore w:val="0"/>
-        <w:widowControl w:val="0"/>
-        <w:kinsoku w:val="0"/>
-        <w:wordWrap/>
-        <w:overflowPunct/>
-        <w:topLinePunct w:val="0"/>
-        <w:autoSpaceDE w:val="0"/>
-        <w:autoSpaceDN w:val="0"/>
-        <w:bidi w:val="0"/>
-        <w:adjustRightInd w:val="0"/>
-        <w:snapToGrid w:val="0"/>
-        <w:textAlignment w:val="baseline"/>
-      </w:pPr>
-      <w:bookmarkStart w:id="5" w:name="_Toc25426"/>
+        <w:pStyle w:val="1"/>
+        <w:keepNext w:val="0"/>
+        <w:keepLines w:val="0"/>
+        <w:pageBreakBefore w:val="0"/>
+        <w:widowControl w:val="0"/>
+        <w:kinsoku w:val="0"/>
+        <w:wordWrap/>
+        <w:overflowPunct/>
+        <w:topLinePunct w:val="0"/>
+        <w:autoSpaceDE w:val="0"/>
+        <w:autoSpaceDN w:val="0"/>
+        <w:bidi w:val="0"/>
+        <w:adjustRightInd w:val="0"/>
+        <w:snapToGrid w:val="0"/>
+        <w:textAlignment w:val="baseline"/>
+      </w:pPr>
+      <w:bookmarkStart w:id="6" w:name="_Toc25426"/>
       <w:r>
         <w:t>角色与职责</w:t>
       </w:r>
-      <w:bookmarkEnd w:id="5"/>
+      <w:bookmarkEnd w:id="6"/>
     </w:p>
     <w:tbl>
       <w:tblPr>
-        <w:tblStyle w:val="24"/>
+        <w:tblStyle w:val="TableNormal0"/>
         <w:tblW w:w="9187" w:type="dxa"/>
         <w:tblInd w:w="5" w:type="dxa"/>
         <w:tblBorders>
-          <w:top w:val="single" w:color="000000" w:sz="4" w:space="0"/>
-          <w:left w:val="single" w:color="000000" w:sz="4" w:space="0"/>
-          <w:bottom w:val="single" w:color="000000" w:sz="4" w:space="0"/>
-          <w:right w:val="single" w:color="000000" w:sz="4" w:space="0"/>
-          <w:insideH w:val="single" w:color="000000" w:sz="4" w:space="0"/>
-          <w:insideV w:val="single" w:color="000000" w:sz="4" w:space="0"/>
+          <w:top w:val="single" w:sz="4" w:space="0" w:color="000000"/>
+          <w:left w:val="single" w:sz="4" w:space="0" w:color="000000"/>
+          <w:bottom w:val="single" w:sz="4" w:space="0" w:color="000000"/>
+          <w:right w:val="single" w:sz="4" w:space="0" w:color="000000"/>
+          <w:insideH w:val="single" w:sz="4" w:space="0" w:color="000000"/>
+          <w:insideV w:val="single" w:sz="4" w:space="0" w:color="000000"/>
         </w:tblBorders>
         <w:tblLayout w:type="fixed"/>
         <w:tblCellMar>
@@ -3007,14 +2971,17 @@
       </w:tblGrid>
       <w:tr>
         <w:tblPrEx>
+          <w:tblW w:w="9187" w:type="dxa"/>
+          <w:tblInd w:w="5" w:type="dxa"/>
           <w:tblBorders>
-            <w:top w:val="single" w:color="000000" w:sz="4" w:space="0"/>
-            <w:left w:val="single" w:color="000000" w:sz="4" w:space="0"/>
-            <w:bottom w:val="single" w:color="000000" w:sz="4" w:space="0"/>
-            <w:right w:val="single" w:color="000000" w:sz="4" w:space="0"/>
-            <w:insideH w:val="single" w:color="000000" w:sz="4" w:space="0"/>
-            <w:insideV w:val="single" w:color="000000" w:sz="4" w:space="0"/>
+            <w:top w:val="single" w:sz="4" w:space="0" w:color="000000"/>
+            <w:left w:val="single" w:sz="4" w:space="0" w:color="000000"/>
+            <w:bottom w:val="single" w:sz="4" w:space="0" w:color="000000"/>
+            <w:right w:val="single" w:sz="4" w:space="0" w:color="000000"/>
+            <w:insideH w:val="single" w:sz="4" w:space="0" w:color="000000"/>
+            <w:insideV w:val="single" w:sz="4" w:space="0" w:color="000000"/>
           </w:tblBorders>
+          <w:tblLayout w:type="fixed"/>
           <w:tblCellMar>
             <w:top w:w="0" w:type="dxa"/>
             <w:left w:w="0" w:type="dxa"/>
@@ -3023,7 +2990,7 @@
           </w:tblCellMar>
         </w:tblPrEx>
         <w:trPr>
-          <w:trHeight w:val="581" w:hRule="atLeast"/>
+          <w:trHeight w:val="581"/>
         </w:trPr>
         <w:tc>
           <w:tcPr>
@@ -3049,14 +3016,14 @@
               <w:ind w:left="772"/>
               <w:textAlignment w:val="baseline"/>
               <w:rPr>
-                <w:rFonts w:ascii="宋体" w:hAnsi="宋体" w:eastAsia="宋体" w:cs="宋体"/>
+                <w:rFonts w:ascii="宋体" w:eastAsia="宋体" w:hAnsi="宋体" w:cs="宋体"/>
                 <w:sz w:val="24"/>
                 <w:szCs w:val="24"/>
               </w:rPr>
             </w:pPr>
             <w:r>
               <w:rPr>
-                <w:rFonts w:ascii="宋体" w:hAnsi="宋体" w:eastAsia="宋体" w:cs="宋体"/>
+                <w:rFonts w:ascii="宋体" w:eastAsia="宋体" w:hAnsi="宋体" w:cs="宋体"/>
                 <w:b/>
                 <w:bCs/>
                 <w:spacing w:val="-10"/>
@@ -3091,14 +3058,14 @@
               <w:ind w:left="3132"/>
               <w:textAlignment w:val="baseline"/>
               <w:rPr>
-                <w:rFonts w:ascii="宋体" w:hAnsi="宋体" w:eastAsia="宋体" w:cs="宋体"/>
+                <w:rFonts w:ascii="宋体" w:eastAsia="宋体" w:hAnsi="宋体" w:cs="宋体"/>
                 <w:sz w:val="24"/>
                 <w:szCs w:val="24"/>
               </w:rPr>
             </w:pPr>
             <w:r>
               <w:rPr>
-                <w:rFonts w:ascii="宋体" w:hAnsi="宋体" w:eastAsia="宋体" w:cs="宋体"/>
+                <w:rFonts w:ascii="宋体" w:eastAsia="宋体" w:hAnsi="宋体" w:cs="宋体"/>
                 <w:b/>
                 <w:bCs/>
                 <w:spacing w:val="-8"/>
@@ -3112,14 +3079,9 @@
       </w:tr>
       <w:tr>
         <w:tblPrEx>
-          <w:tblBorders>
-            <w:top w:val="single" w:color="000000" w:sz="4" w:space="0"/>
-            <w:left w:val="single" w:color="000000" w:sz="4" w:space="0"/>
-            <w:bottom w:val="single" w:color="000000" w:sz="4" w:space="0"/>
-            <w:right w:val="single" w:color="000000" w:sz="4" w:space="0"/>
-            <w:insideH w:val="single" w:color="000000" w:sz="4" w:space="0"/>
-            <w:insideV w:val="single" w:color="000000" w:sz="4" w:space="0"/>
-          </w:tblBorders>
+          <w:tblW w:w="9187" w:type="dxa"/>
+          <w:tblInd w:w="5" w:type="dxa"/>
+          <w:tblLayout w:type="fixed"/>
           <w:tblCellMar>
             <w:top w:w="0" w:type="dxa"/>
             <w:left w:w="0" w:type="dxa"/>
@@ -3128,7 +3090,7 @@
           </w:tblCellMar>
         </w:tblPrEx>
         <w:trPr>
-          <w:trHeight w:val="1434" w:hRule="atLeast"/>
+          <w:trHeight w:val="1434"/>
         </w:trPr>
         <w:tc>
           <w:tcPr>
@@ -3136,7 +3098,7 @@
           </w:tcPr>
           <w:p>
             <w:pPr>
-              <w:pStyle w:val="25"/>
+              <w:pStyle w:val="TableText"/>
               <w:keepNext w:val="0"/>
               <w:keepLines w:val="0"/>
               <w:pageBreakBefore w:val="0"/>
@@ -3156,7 +3118,7 @@
           </w:p>
           <w:p>
             <w:pPr>
-              <w:pStyle w:val="25"/>
+              <w:pStyle w:val="TableText"/>
               <w:keepNext w:val="0"/>
               <w:keepLines w:val="0"/>
               <w:pageBreakBefore w:val="0"/>
@@ -3193,14 +3155,14 @@
               <w:ind w:left="524"/>
               <w:textAlignment w:val="baseline"/>
               <w:rPr>
-                <w:rFonts w:ascii="宋体" w:hAnsi="宋体" w:eastAsia="宋体" w:cs="宋体"/>
+                <w:rFonts w:ascii="宋体" w:eastAsia="宋体" w:hAnsi="宋体" w:cs="宋体"/>
                 <w:sz w:val="24"/>
                 <w:szCs w:val="24"/>
               </w:rPr>
             </w:pPr>
             <w:r>
               <w:rPr>
-                <w:rFonts w:ascii="宋体" w:hAnsi="宋体" w:eastAsia="宋体" w:cs="宋体"/>
+                <w:rFonts w:ascii="宋体" w:eastAsia="宋体" w:hAnsi="宋体" w:cs="宋体"/>
                 <w:spacing w:val="-4"/>
                 <w:sz w:val="24"/>
                 <w:szCs w:val="24"/>
@@ -3232,14 +3194,14 @@
               <w:ind w:left="123"/>
               <w:textAlignment w:val="baseline"/>
               <w:rPr>
-                <w:rFonts w:ascii="宋体" w:hAnsi="宋体" w:eastAsia="宋体" w:cs="宋体"/>
+                <w:rFonts w:ascii="宋体" w:eastAsia="宋体" w:hAnsi="宋体" w:cs="宋体"/>
                 <w:sz w:val="24"/>
                 <w:szCs w:val="24"/>
               </w:rPr>
             </w:pPr>
             <w:r>
               <w:rPr>
-                <w:rFonts w:ascii="宋体" w:hAnsi="宋体" w:eastAsia="宋体" w:cs="宋体"/>
+                <w:rFonts w:ascii="宋体" w:eastAsia="宋体" w:hAnsi="宋体" w:cs="宋体"/>
                 <w:spacing w:val="-6"/>
                 <w:sz w:val="24"/>
                 <w:szCs w:val="24"/>
@@ -3266,14 +3228,14 @@
               <w:ind w:left="133"/>
               <w:textAlignment w:val="baseline"/>
               <w:rPr>
-                <w:rFonts w:ascii="宋体" w:hAnsi="宋体" w:eastAsia="宋体" w:cs="宋体"/>
+                <w:rFonts w:ascii="宋体" w:eastAsia="宋体" w:hAnsi="宋体" w:cs="宋体"/>
                 <w:sz w:val="24"/>
                 <w:szCs w:val="24"/>
               </w:rPr>
             </w:pPr>
             <w:r>
               <w:rPr>
-                <w:rFonts w:ascii="宋体" w:hAnsi="宋体" w:eastAsia="宋体" w:cs="宋体"/>
+                <w:rFonts w:ascii="宋体" w:eastAsia="宋体" w:hAnsi="宋体" w:cs="宋体"/>
                 <w:spacing w:val="-4"/>
                 <w:sz w:val="24"/>
                 <w:szCs w:val="24"/>
@@ -3300,14 +3262,14 @@
               <w:ind w:left="115" w:right="147" w:firstLine="15"/>
               <w:textAlignment w:val="baseline"/>
               <w:rPr>
-                <w:rFonts w:ascii="宋体" w:hAnsi="宋体" w:eastAsia="宋体" w:cs="宋体"/>
+                <w:rFonts w:ascii="宋体" w:eastAsia="宋体" w:hAnsi="宋体" w:cs="宋体"/>
                 <w:sz w:val="24"/>
                 <w:szCs w:val="24"/>
               </w:rPr>
             </w:pPr>
             <w:r>
               <w:rPr>
-                <w:rFonts w:ascii="宋体" w:hAnsi="宋体" w:eastAsia="宋体" w:cs="宋体"/>
+                <w:rFonts w:ascii="宋体" w:eastAsia="宋体" w:hAnsi="宋体" w:cs="宋体"/>
                 <w:spacing w:val="-2"/>
                 <w:sz w:val="24"/>
                 <w:szCs w:val="24"/>
@@ -3316,7 +3278,7 @@
             </w:r>
             <w:r>
               <w:rPr>
-                <w:rFonts w:ascii="宋体" w:hAnsi="宋体" w:eastAsia="宋体" w:cs="宋体"/>
+                <w:rFonts w:ascii="宋体" w:eastAsia="宋体" w:hAnsi="宋体" w:cs="宋体"/>
                 <w:spacing w:val="-7"/>
                 <w:sz w:val="24"/>
                 <w:szCs w:val="24"/>
@@ -3328,14 +3290,9 @@
       </w:tr>
       <w:tr>
         <w:tblPrEx>
-          <w:tblBorders>
-            <w:top w:val="single" w:color="000000" w:sz="4" w:space="0"/>
-            <w:left w:val="single" w:color="000000" w:sz="4" w:space="0"/>
-            <w:bottom w:val="single" w:color="000000" w:sz="4" w:space="0"/>
-            <w:right w:val="single" w:color="000000" w:sz="4" w:space="0"/>
-            <w:insideH w:val="single" w:color="000000" w:sz="4" w:space="0"/>
-            <w:insideV w:val="single" w:color="000000" w:sz="4" w:space="0"/>
-          </w:tblBorders>
+          <w:tblW w:w="9187" w:type="dxa"/>
+          <w:tblInd w:w="5" w:type="dxa"/>
+          <w:tblLayout w:type="fixed"/>
           <w:tblCellMar>
             <w:top w:w="0" w:type="dxa"/>
             <w:left w:w="0" w:type="dxa"/>
@@ -3344,7 +3301,7 @@
           </w:tblCellMar>
         </w:tblPrEx>
         <w:trPr>
-          <w:trHeight w:val="567" w:hRule="atLeast"/>
+          <w:trHeight w:val="567"/>
         </w:trPr>
         <w:tc>
           <w:tcPr>
@@ -3369,14 +3326,14 @@
               <w:ind w:left="325"/>
               <w:textAlignment w:val="baseline"/>
               <w:rPr>
-                <w:rFonts w:ascii="宋体" w:hAnsi="宋体" w:eastAsia="宋体" w:cs="宋体"/>
+                <w:rFonts w:ascii="宋体" w:eastAsia="宋体" w:hAnsi="宋体" w:cs="宋体"/>
                 <w:sz w:val="24"/>
                 <w:szCs w:val="24"/>
               </w:rPr>
             </w:pPr>
             <w:r>
               <w:rPr>
-                <w:rFonts w:ascii="宋体" w:hAnsi="宋体" w:eastAsia="宋体" w:cs="宋体"/>
+                <w:rFonts w:ascii="宋体" w:eastAsia="宋体" w:hAnsi="宋体" w:cs="宋体"/>
                 <w:spacing w:val="-11"/>
                 <w:sz w:val="24"/>
                 <w:szCs w:val="24"/>
@@ -3408,14 +3365,14 @@
               <w:ind w:left="133"/>
               <w:textAlignment w:val="baseline"/>
               <w:rPr>
-                <w:rFonts w:ascii="宋体" w:hAnsi="宋体" w:eastAsia="宋体" w:cs="宋体"/>
+                <w:rFonts w:ascii="宋体" w:eastAsia="宋体" w:hAnsi="宋体" w:cs="宋体"/>
                 <w:sz w:val="24"/>
                 <w:szCs w:val="24"/>
               </w:rPr>
             </w:pPr>
             <w:r>
               <w:rPr>
-                <w:rFonts w:ascii="宋体" w:hAnsi="宋体" w:eastAsia="宋体" w:cs="宋体"/>
+                <w:rFonts w:ascii="宋体" w:eastAsia="宋体" w:hAnsi="宋体" w:cs="宋体"/>
                 <w:spacing w:val="-3"/>
                 <w:sz w:val="24"/>
                 <w:szCs w:val="24"/>
@@ -3427,14 +3384,9 @@
       </w:tr>
       <w:tr>
         <w:tblPrEx>
-          <w:tblBorders>
-            <w:top w:val="single" w:color="000000" w:sz="4" w:space="0"/>
-            <w:left w:val="single" w:color="000000" w:sz="4" w:space="0"/>
-            <w:bottom w:val="single" w:color="000000" w:sz="4" w:space="0"/>
-            <w:right w:val="single" w:color="000000" w:sz="4" w:space="0"/>
-            <w:insideH w:val="single" w:color="000000" w:sz="4" w:space="0"/>
-            <w:insideV w:val="single" w:color="000000" w:sz="4" w:space="0"/>
-          </w:tblBorders>
+          <w:tblW w:w="9187" w:type="dxa"/>
+          <w:tblInd w:w="5" w:type="dxa"/>
+          <w:tblLayout w:type="fixed"/>
           <w:tblCellMar>
             <w:top w:w="0" w:type="dxa"/>
             <w:left w:w="0" w:type="dxa"/>
@@ -3443,7 +3395,7 @@
           </w:tblCellMar>
         </w:tblPrEx>
         <w:trPr>
-          <w:trHeight w:val="582" w:hRule="atLeast"/>
+          <w:trHeight w:val="582"/>
         </w:trPr>
         <w:tc>
           <w:tcPr>
@@ -3468,14 +3420,14 @@
               <w:ind w:left="648"/>
               <w:textAlignment w:val="baseline"/>
               <w:rPr>
-                <w:rFonts w:ascii="宋体" w:hAnsi="宋体" w:eastAsia="宋体" w:cs="宋体"/>
+                <w:rFonts w:ascii="宋体" w:eastAsia="宋体" w:hAnsi="宋体" w:cs="宋体"/>
                 <w:sz w:val="24"/>
                 <w:szCs w:val="24"/>
               </w:rPr>
             </w:pPr>
             <w:r>
               <w:rPr>
-                <w:rFonts w:ascii="宋体" w:hAnsi="宋体" w:eastAsia="宋体" w:cs="宋体"/>
+                <w:rFonts w:ascii="宋体" w:eastAsia="宋体" w:hAnsi="宋体" w:cs="宋体"/>
                 <w:spacing w:val="-5"/>
                 <w:sz w:val="24"/>
                 <w:szCs w:val="24"/>
@@ -3507,14 +3459,14 @@
               <w:ind w:left="133"/>
               <w:textAlignment w:val="baseline"/>
               <w:rPr>
-                <w:rFonts w:ascii="宋体" w:hAnsi="宋体" w:eastAsia="宋体" w:cs="宋体"/>
+                <w:rFonts w:ascii="宋体" w:eastAsia="宋体" w:hAnsi="宋体" w:cs="宋体"/>
                 <w:sz w:val="24"/>
                 <w:szCs w:val="24"/>
               </w:rPr>
             </w:pPr>
             <w:r>
               <w:rPr>
-                <w:rFonts w:ascii="宋体" w:hAnsi="宋体" w:eastAsia="宋体" w:cs="宋体"/>
+                <w:rFonts w:ascii="宋体" w:eastAsia="宋体" w:hAnsi="宋体" w:cs="宋体"/>
                 <w:spacing w:val="-3"/>
                 <w:sz w:val="24"/>
                 <w:szCs w:val="24"/>
@@ -3527,53 +3479,53 @@
     </w:tbl>
     <w:p>
       <w:pPr>
-        <w:pStyle w:val="26"/>
-        <w:keepNext w:val="0"/>
-        <w:keepLines w:val="0"/>
-        <w:pageBreakBefore w:val="0"/>
-        <w:widowControl w:val="0"/>
-        <w:kinsoku w:val="0"/>
-        <w:wordWrap/>
-        <w:overflowPunct/>
-        <w:topLinePunct w:val="0"/>
-        <w:autoSpaceDE w:val="0"/>
-        <w:autoSpaceDN w:val="0"/>
-        <w:bidi w:val="0"/>
-        <w:adjustRightInd w:val="0"/>
-        <w:snapToGrid w:val="0"/>
-        <w:textAlignment w:val="baseline"/>
-      </w:pPr>
-      <w:bookmarkStart w:id="6" w:name="_Toc18024"/>
+        <w:pStyle w:val="1"/>
+        <w:keepNext w:val="0"/>
+        <w:keepLines w:val="0"/>
+        <w:pageBreakBefore w:val="0"/>
+        <w:widowControl w:val="0"/>
+        <w:kinsoku w:val="0"/>
+        <w:wordWrap/>
+        <w:overflowPunct/>
+        <w:topLinePunct w:val="0"/>
+        <w:autoSpaceDE w:val="0"/>
+        <w:autoSpaceDN w:val="0"/>
+        <w:bidi w:val="0"/>
+        <w:adjustRightInd w:val="0"/>
+        <w:snapToGrid w:val="0"/>
+        <w:textAlignment w:val="baseline"/>
+      </w:pPr>
+      <w:bookmarkStart w:id="7" w:name="_Toc18024"/>
       <w:r>
         <w:t>管理评审流程</w:t>
       </w:r>
-      <w:bookmarkEnd w:id="6"/>
-    </w:p>
-    <w:p>
-      <w:pPr>
-        <w:pStyle w:val="28"/>
-        <w:keepNext w:val="0"/>
-        <w:keepLines w:val="0"/>
-        <w:pageBreakBefore w:val="0"/>
-        <w:widowControl w:val="0"/>
-        <w:kinsoku w:val="0"/>
-        <w:wordWrap/>
-        <w:overflowPunct/>
-        <w:topLinePunct w:val="0"/>
-        <w:autoSpaceDE w:val="0"/>
-        <w:autoSpaceDN w:val="0"/>
-        <w:bidi w:val="0"/>
-        <w:adjustRightInd w:val="0"/>
-        <w:snapToGrid w:val="0"/>
-        <w:textAlignment w:val="baseline"/>
-      </w:pPr>
-      <w:bookmarkStart w:id="7" w:name="bookmark16"/>
       <w:bookmarkEnd w:id="7"/>
-      <w:bookmarkStart w:id="8" w:name="_Toc10548"/>
+    </w:p>
+    <w:p>
+      <w:pPr>
+        <w:pStyle w:val="2"/>
+        <w:keepNext w:val="0"/>
+        <w:keepLines w:val="0"/>
+        <w:pageBreakBefore w:val="0"/>
+        <w:widowControl w:val="0"/>
+        <w:kinsoku w:val="0"/>
+        <w:wordWrap/>
+        <w:overflowPunct/>
+        <w:topLinePunct w:val="0"/>
+        <w:autoSpaceDE w:val="0"/>
+        <w:autoSpaceDN w:val="0"/>
+        <w:bidi w:val="0"/>
+        <w:adjustRightInd w:val="0"/>
+        <w:snapToGrid w:val="0"/>
+        <w:textAlignment w:val="baseline"/>
+      </w:pPr>
+      <w:bookmarkStart w:id="8" w:name="bookmark16"/>
+      <w:bookmarkEnd w:id="8"/>
+      <w:bookmarkStart w:id="9" w:name="_Toc10548"/>
       <w:r>
         <w:t>管理评审时间</w:t>
       </w:r>
-      <w:bookmarkEnd w:id="8"/>
+      <w:bookmarkEnd w:id="9"/>
     </w:p>
     <w:p>
       <w:pPr>
@@ -3591,18 +3543,18 @@
         <w:adjustRightInd w:val="0"/>
         <w:snapToGrid w:val="0"/>
         <w:spacing w:line="360" w:lineRule="auto"/>
-        <w:ind w:firstLine="484" w:firstLineChars="200"/>
-        <w:textAlignment w:val="baseline"/>
-        <w:rPr>
-          <w:rFonts w:ascii="宋体" w:hAnsi="宋体" w:eastAsia="宋体" w:cs="宋体"/>
-          <w:spacing w:val="1"/>
-          <w:sz w:val="24"/>
-          <w:szCs w:val="24"/>
-        </w:rPr>
-      </w:pPr>
-      <w:r>
-        <w:rPr>
-          <w:rFonts w:ascii="宋体" w:hAnsi="宋体" w:eastAsia="宋体" w:cs="宋体"/>
+        <w:ind w:firstLine="420" w:firstLineChars="200"/>
+        <w:textAlignment w:val="baseline"/>
+        <w:rPr>
+          <w:rFonts w:ascii="宋体" w:eastAsia="宋体" w:hAnsi="宋体" w:cs="宋体"/>
+          <w:spacing w:val="1"/>
+          <w:sz w:val="24"/>
+          <w:szCs w:val="24"/>
+        </w:rPr>
+      </w:pPr>
+      <w:r>
+        <w:rPr>
+          <w:rFonts w:ascii="宋体" w:eastAsia="宋体" w:hAnsi="宋体" w:cs="宋体"/>
           <w:spacing w:val="1"/>
           <w:sz w:val="24"/>
           <w:szCs w:val="24"/>
@@ -3612,29 +3564,29 @@
     </w:p>
     <w:p>
       <w:pPr>
-        <w:pStyle w:val="28"/>
-        <w:keepNext w:val="0"/>
-        <w:keepLines w:val="0"/>
-        <w:pageBreakBefore w:val="0"/>
-        <w:widowControl w:val="0"/>
-        <w:kinsoku w:val="0"/>
-        <w:wordWrap/>
-        <w:overflowPunct/>
-        <w:topLinePunct w:val="0"/>
-        <w:autoSpaceDE w:val="0"/>
-        <w:autoSpaceDN w:val="0"/>
-        <w:bidi w:val="0"/>
-        <w:adjustRightInd w:val="0"/>
-        <w:snapToGrid w:val="0"/>
-        <w:textAlignment w:val="baseline"/>
-      </w:pPr>
-      <w:bookmarkStart w:id="9" w:name="bookmark17"/>
-      <w:bookmarkEnd w:id="9"/>
-      <w:bookmarkStart w:id="10" w:name="_Toc3286"/>
+        <w:pStyle w:val="2"/>
+        <w:keepNext w:val="0"/>
+        <w:keepLines w:val="0"/>
+        <w:pageBreakBefore w:val="0"/>
+        <w:widowControl w:val="0"/>
+        <w:kinsoku w:val="0"/>
+        <w:wordWrap/>
+        <w:overflowPunct/>
+        <w:topLinePunct w:val="0"/>
+        <w:autoSpaceDE w:val="0"/>
+        <w:autoSpaceDN w:val="0"/>
+        <w:bidi w:val="0"/>
+        <w:adjustRightInd w:val="0"/>
+        <w:snapToGrid w:val="0"/>
+        <w:textAlignment w:val="baseline"/>
+      </w:pPr>
+      <w:bookmarkStart w:id="10" w:name="bookmark17"/>
+      <w:bookmarkEnd w:id="10"/>
+      <w:bookmarkStart w:id="11" w:name="_Toc3286"/>
       <w:r>
         <w:t>管理评审的频次</w:t>
       </w:r>
-      <w:bookmarkEnd w:id="10"/>
+      <w:bookmarkEnd w:id="11"/>
     </w:p>
     <w:p>
       <w:pPr>
@@ -3652,18 +3604,18 @@
         <w:adjustRightInd w:val="0"/>
         <w:snapToGrid w:val="0"/>
         <w:spacing w:line="360" w:lineRule="auto"/>
-        <w:ind w:firstLine="484" w:firstLineChars="200"/>
-        <w:textAlignment w:val="baseline"/>
-        <w:rPr>
-          <w:rFonts w:ascii="宋体" w:hAnsi="宋体" w:eastAsia="宋体" w:cs="宋体"/>
-          <w:spacing w:val="1"/>
-          <w:sz w:val="24"/>
-          <w:szCs w:val="24"/>
-        </w:rPr>
-      </w:pPr>
-      <w:r>
-        <w:rPr>
-          <w:rFonts w:ascii="宋体" w:hAnsi="宋体" w:eastAsia="宋体" w:cs="宋体"/>
+        <w:ind w:firstLine="420" w:firstLineChars="200"/>
+        <w:textAlignment w:val="baseline"/>
+        <w:rPr>
+          <w:rFonts w:ascii="宋体" w:eastAsia="宋体" w:hAnsi="宋体" w:cs="宋体"/>
+          <w:spacing w:val="1"/>
+          <w:sz w:val="24"/>
+          <w:szCs w:val="24"/>
+        </w:rPr>
+      </w:pPr>
+      <w:r>
+        <w:rPr>
+          <w:rFonts w:ascii="宋体" w:eastAsia="宋体" w:hAnsi="宋体" w:cs="宋体"/>
           <w:spacing w:val="1"/>
           <w:sz w:val="24"/>
           <w:szCs w:val="24"/>
@@ -3687,18 +3639,18 @@
         <w:adjustRightInd w:val="0"/>
         <w:snapToGrid w:val="0"/>
         <w:spacing w:line="360" w:lineRule="auto"/>
-        <w:ind w:left="484" w:hanging="484" w:hangingChars="200"/>
-        <w:textAlignment w:val="baseline"/>
-        <w:rPr>
-          <w:rFonts w:ascii="宋体" w:hAnsi="宋体" w:eastAsia="宋体" w:cs="宋体"/>
-          <w:spacing w:val="1"/>
-          <w:sz w:val="24"/>
-          <w:szCs w:val="24"/>
-        </w:rPr>
-      </w:pPr>
-      <w:r>
-        <w:rPr>
-          <w:rFonts w:ascii="宋体" w:hAnsi="宋体" w:eastAsia="宋体" w:cs="宋体"/>
+        <w:ind w:left="484" w:hanging="420" w:hangingChars="200"/>
+        <w:textAlignment w:val="baseline"/>
+        <w:rPr>
+          <w:rFonts w:ascii="宋体" w:eastAsia="宋体" w:hAnsi="宋体" w:cs="宋体"/>
+          <w:spacing w:val="1"/>
+          <w:sz w:val="24"/>
+          <w:szCs w:val="24"/>
+        </w:rPr>
+      </w:pPr>
+      <w:r>
+        <w:rPr>
+          <w:rFonts w:ascii="宋体" w:eastAsia="宋体" w:hAnsi="宋体" w:cs="宋体"/>
           <w:spacing w:val="1"/>
           <w:sz w:val="24"/>
           <w:szCs w:val="24"/>
@@ -3717,7 +3669,7 @@
                     <pic:cNvPicPr/>
                   </pic:nvPicPr>
                   <pic:blipFill>
-                    <a:blip r:embed="rId7"/>
+                    <a:blip xmlns:r="http://schemas.openxmlformats.org/officeDocument/2006/relationships" r:embed="rId4"/>
                     <a:stretch>
                       <a:fillRect/>
                     </a:stretch>
@@ -3739,7 +3691,7 @@
       </w:r>
       <w:r>
         <w:rPr>
-          <w:rFonts w:ascii="宋体" w:hAnsi="宋体" w:eastAsia="宋体" w:cs="宋体"/>
+          <w:rFonts w:ascii="宋体" w:eastAsia="宋体" w:hAnsi="宋体" w:cs="宋体"/>
           <w:spacing w:val="1"/>
           <w:sz w:val="24"/>
           <w:szCs w:val="24"/>
@@ -3763,18 +3715,18 @@
         <w:adjustRightInd w:val="0"/>
         <w:snapToGrid w:val="0"/>
         <w:spacing w:line="360" w:lineRule="auto"/>
-        <w:ind w:left="484" w:hanging="484" w:hangingChars="200"/>
-        <w:textAlignment w:val="baseline"/>
-        <w:rPr>
-          <w:rFonts w:ascii="宋体" w:hAnsi="宋体" w:eastAsia="宋体" w:cs="宋体"/>
-          <w:spacing w:val="1"/>
-          <w:sz w:val="24"/>
-          <w:szCs w:val="24"/>
-        </w:rPr>
-      </w:pPr>
-      <w:r>
-        <w:rPr>
-          <w:rFonts w:ascii="宋体" w:hAnsi="宋体" w:eastAsia="宋体" w:cs="宋体"/>
+        <w:ind w:left="484" w:hanging="420" w:hangingChars="200"/>
+        <w:textAlignment w:val="baseline"/>
+        <w:rPr>
+          <w:rFonts w:ascii="宋体" w:eastAsia="宋体" w:hAnsi="宋体" w:cs="宋体"/>
+          <w:spacing w:val="1"/>
+          <w:sz w:val="24"/>
+          <w:szCs w:val="24"/>
+        </w:rPr>
+      </w:pPr>
+      <w:r>
+        <w:rPr>
+          <w:rFonts w:ascii="宋体" w:eastAsia="宋体" w:hAnsi="宋体" w:cs="宋体"/>
           <w:spacing w:val="1"/>
           <w:sz w:val="24"/>
           <w:szCs w:val="24"/>
@@ -3793,7 +3745,7 @@
                     <pic:cNvPicPr/>
                   </pic:nvPicPr>
                   <pic:blipFill>
-                    <a:blip r:embed="rId8"/>
+                    <a:blip xmlns:r="http://schemas.openxmlformats.org/officeDocument/2006/relationships" r:embed="rId5"/>
                     <a:stretch>
                       <a:fillRect/>
                     </a:stretch>
@@ -3815,7 +3767,7 @@
       </w:r>
       <w:r>
         <w:rPr>
-          <w:rFonts w:ascii="宋体" w:hAnsi="宋体" w:eastAsia="宋体" w:cs="宋体"/>
+          <w:rFonts w:ascii="宋体" w:eastAsia="宋体" w:hAnsi="宋体" w:cs="宋体"/>
           <w:spacing w:val="1"/>
           <w:sz w:val="24"/>
           <w:szCs w:val="24"/>
@@ -3839,18 +3791,18 @@
         <w:adjustRightInd w:val="0"/>
         <w:snapToGrid w:val="0"/>
         <w:spacing w:line="360" w:lineRule="auto"/>
-        <w:ind w:left="484" w:hanging="484" w:hangingChars="200"/>
-        <w:textAlignment w:val="baseline"/>
-        <w:rPr>
-          <w:rFonts w:ascii="宋体" w:hAnsi="宋体" w:eastAsia="宋体" w:cs="宋体"/>
-          <w:spacing w:val="1"/>
-          <w:sz w:val="24"/>
-          <w:szCs w:val="24"/>
-        </w:rPr>
-      </w:pPr>
-      <w:r>
-        <w:rPr>
-          <w:rFonts w:ascii="宋体" w:hAnsi="宋体" w:eastAsia="宋体" w:cs="宋体"/>
+        <w:ind w:left="484" w:hanging="420" w:hangingChars="200"/>
+        <w:textAlignment w:val="baseline"/>
+        <w:rPr>
+          <w:rFonts w:ascii="宋体" w:eastAsia="宋体" w:hAnsi="宋体" w:cs="宋体"/>
+          <w:spacing w:val="1"/>
+          <w:sz w:val="24"/>
+          <w:szCs w:val="24"/>
+        </w:rPr>
+      </w:pPr>
+      <w:r>
+        <w:rPr>
+          <w:rFonts w:ascii="宋体" w:eastAsia="宋体" w:hAnsi="宋体" w:cs="宋体"/>
           <w:spacing w:val="1"/>
           <w:sz w:val="24"/>
           <w:szCs w:val="24"/>
@@ -3869,7 +3821,7 @@
                     <pic:cNvPicPr/>
                   </pic:nvPicPr>
                   <pic:blipFill>
-                    <a:blip r:embed="rId9"/>
+                    <a:blip xmlns:r="http://schemas.openxmlformats.org/officeDocument/2006/relationships" r:embed="rId6"/>
                     <a:stretch>
                       <a:fillRect/>
                     </a:stretch>
@@ -3891,7 +3843,7 @@
       </w:r>
       <w:r>
         <w:rPr>
-          <w:rFonts w:ascii="宋体" w:hAnsi="宋体" w:eastAsia="宋体" w:cs="宋体"/>
+          <w:rFonts w:ascii="宋体" w:eastAsia="宋体" w:hAnsi="宋体" w:cs="宋体"/>
           <w:spacing w:val="1"/>
           <w:sz w:val="24"/>
           <w:szCs w:val="24"/>
@@ -3915,18 +3867,18 @@
         <w:adjustRightInd w:val="0"/>
         <w:snapToGrid w:val="0"/>
         <w:spacing w:line="360" w:lineRule="auto"/>
-        <w:ind w:left="484" w:hanging="484" w:hangingChars="200"/>
-        <w:textAlignment w:val="baseline"/>
-        <w:rPr>
-          <w:rFonts w:ascii="宋体" w:hAnsi="宋体" w:eastAsia="宋体" w:cs="宋体"/>
-          <w:spacing w:val="1"/>
-          <w:sz w:val="24"/>
-          <w:szCs w:val="24"/>
-        </w:rPr>
-      </w:pPr>
-      <w:r>
-        <w:rPr>
-          <w:rFonts w:ascii="宋体" w:hAnsi="宋体" w:eastAsia="宋体" w:cs="宋体"/>
+        <w:ind w:left="484" w:hanging="420" w:hangingChars="200"/>
+        <w:textAlignment w:val="baseline"/>
+        <w:rPr>
+          <w:rFonts w:ascii="宋体" w:eastAsia="宋体" w:hAnsi="宋体" w:cs="宋体"/>
+          <w:spacing w:val="1"/>
+          <w:sz w:val="24"/>
+          <w:szCs w:val="24"/>
+        </w:rPr>
+      </w:pPr>
+      <w:r>
+        <w:rPr>
+          <w:rFonts w:ascii="宋体" w:eastAsia="宋体" w:hAnsi="宋体" w:cs="宋体"/>
           <w:spacing w:val="1"/>
           <w:sz w:val="24"/>
           <w:szCs w:val="24"/>
@@ -3945,7 +3897,7 @@
                     <pic:cNvPicPr/>
                   </pic:nvPicPr>
                   <pic:blipFill>
-                    <a:blip r:embed="rId10"/>
+                    <a:blip xmlns:r="http://schemas.openxmlformats.org/officeDocument/2006/relationships" r:embed="rId7"/>
                     <a:stretch>
                       <a:fillRect/>
                     </a:stretch>
@@ -3967,7 +3919,7 @@
       </w:r>
       <w:r>
         <w:rPr>
-          <w:rFonts w:ascii="宋体" w:hAnsi="宋体" w:eastAsia="宋体" w:cs="宋体"/>
+          <w:rFonts w:ascii="宋体" w:eastAsia="宋体" w:hAnsi="宋体" w:cs="宋体"/>
           <w:spacing w:val="1"/>
           <w:sz w:val="24"/>
           <w:szCs w:val="24"/>
@@ -3991,18 +3943,18 @@
         <w:adjustRightInd w:val="0"/>
         <w:snapToGrid w:val="0"/>
         <w:spacing w:line="360" w:lineRule="auto"/>
-        <w:ind w:left="484" w:hanging="484" w:hangingChars="200"/>
-        <w:textAlignment w:val="baseline"/>
-        <w:rPr>
-          <w:rFonts w:ascii="宋体" w:hAnsi="宋体" w:eastAsia="宋体" w:cs="宋体"/>
-          <w:spacing w:val="1"/>
-          <w:sz w:val="24"/>
-          <w:szCs w:val="24"/>
-        </w:rPr>
-      </w:pPr>
-      <w:r>
-        <w:rPr>
-          <w:rFonts w:ascii="宋体" w:hAnsi="宋体" w:eastAsia="宋体" w:cs="宋体"/>
+        <w:ind w:left="484" w:hanging="420" w:hangingChars="200"/>
+        <w:textAlignment w:val="baseline"/>
+        <w:rPr>
+          <w:rFonts w:ascii="宋体" w:eastAsia="宋体" w:hAnsi="宋体" w:cs="宋体"/>
+          <w:spacing w:val="1"/>
+          <w:sz w:val="24"/>
+          <w:szCs w:val="24"/>
+        </w:rPr>
+      </w:pPr>
+      <w:r>
+        <w:rPr>
+          <w:rFonts w:ascii="宋体" w:eastAsia="宋体" w:hAnsi="宋体" w:cs="宋体"/>
           <w:spacing w:val="1"/>
           <w:sz w:val="24"/>
           <w:szCs w:val="24"/>
@@ -4021,7 +3973,7 @@
                     <pic:cNvPicPr/>
                   </pic:nvPicPr>
                   <pic:blipFill>
-                    <a:blip r:embed="rId8"/>
+                    <a:blip xmlns:r="http://schemas.openxmlformats.org/officeDocument/2006/relationships" r:embed="rId5"/>
                     <a:stretch>
                       <a:fillRect/>
                     </a:stretch>
@@ -4043,7 +3995,7 @@
       </w:r>
       <w:r>
         <w:rPr>
-          <w:rFonts w:ascii="宋体" w:hAnsi="宋体" w:eastAsia="宋体" w:cs="宋体"/>
+          <w:rFonts w:ascii="宋体" w:eastAsia="宋体" w:hAnsi="宋体" w:cs="宋体"/>
           <w:spacing w:val="1"/>
           <w:sz w:val="24"/>
           <w:szCs w:val="24"/>
@@ -4053,31 +4005,31 @@
     </w:p>
     <w:p>
       <w:pPr>
-        <w:pStyle w:val="28"/>
-        <w:keepNext w:val="0"/>
-        <w:keepLines w:val="0"/>
-        <w:pageBreakBefore w:val="0"/>
-        <w:widowControl w:val="0"/>
-        <w:kinsoku w:val="0"/>
-        <w:wordWrap/>
-        <w:overflowPunct/>
-        <w:topLinePunct w:val="0"/>
-        <w:autoSpaceDE w:val="0"/>
-        <w:autoSpaceDN w:val="0"/>
-        <w:bidi w:val="0"/>
-        <w:adjustRightInd w:val="0"/>
-        <w:snapToGrid w:val="0"/>
-        <w:textAlignment w:val="baseline"/>
-      </w:pPr>
-      <w:bookmarkStart w:id="11" w:name="_Toc27984"/>
+        <w:pStyle w:val="2"/>
+        <w:keepNext w:val="0"/>
+        <w:keepLines w:val="0"/>
+        <w:pageBreakBefore w:val="0"/>
+        <w:widowControl w:val="0"/>
+        <w:kinsoku w:val="0"/>
+        <w:wordWrap/>
+        <w:overflowPunct/>
+        <w:topLinePunct w:val="0"/>
+        <w:autoSpaceDE w:val="0"/>
+        <w:autoSpaceDN w:val="0"/>
+        <w:bidi w:val="0"/>
+        <w:adjustRightInd w:val="0"/>
+        <w:snapToGrid w:val="0"/>
+        <w:textAlignment w:val="baseline"/>
+      </w:pPr>
+      <w:bookmarkStart w:id="12" w:name="_Toc27984"/>
       <w:r>
         <w:t>管理评审流程的解释</w:t>
       </w:r>
-      <w:bookmarkEnd w:id="11"/>
-    </w:p>
-    <w:p>
-      <w:pPr>
-        <w:pStyle w:val="12"/>
+      <w:bookmarkEnd w:id="12"/>
+    </w:p>
+    <w:p>
+      <w:pPr>
+        <w:pStyle w:val="BodyText"/>
         <w:keepNext w:val="0"/>
         <w:keepLines w:val="0"/>
         <w:pageBreakBefore w:val="0"/>
@@ -4097,7 +4049,7 @@
     </w:p>
     <w:p>
       <w:pPr>
-        <w:pStyle w:val="12"/>
+        <w:pStyle w:val="BodyText"/>
         <w:keepNext w:val="0"/>
         <w:keepLines w:val="0"/>
         <w:pageBreakBefore w:val="0"/>
@@ -4117,7 +4069,7 @@
     </w:p>
     <w:p>
       <w:pPr>
-        <w:pStyle w:val="12"/>
+        <w:pStyle w:val="BodyText"/>
         <w:keepNext w:val="0"/>
         <w:keepLines w:val="0"/>
         <w:pageBreakBefore w:val="0"/>
@@ -4154,14 +4106,14 @@
         <w:ind w:left="3864" w:right="3282" w:hanging="222"/>
         <w:textAlignment w:val="baseline"/>
         <w:rPr>
-          <w:rFonts w:ascii="宋体" w:hAnsi="宋体" w:eastAsia="宋体" w:cs="宋体"/>
+          <w:rFonts w:ascii="宋体" w:eastAsia="宋体" w:hAnsi="宋体" w:cs="宋体"/>
           <w:sz w:val="24"/>
           <w:szCs w:val="24"/>
         </w:rPr>
       </w:pPr>
       <w:r>
         <w:drawing>
-          <wp:anchor distT="0" distB="0" distL="0" distR="0" simplePos="0" relativeHeight="251659264" behindDoc="1" locked="0" layoutInCell="1" allowOverlap="1">
+          <wp:anchor distT="0" distB="0" distL="0" distR="0" simplePos="0" relativeHeight="251658240" behindDoc="1" locked="0" layoutInCell="1" allowOverlap="1">
             <wp:simplePos x="0" y="0"/>
             <wp:positionH relativeFrom="column">
               <wp:posOffset>1954530</wp:posOffset>
@@ -4182,7 +4134,7 @@
                     <pic:cNvPicPr/>
                   </pic:nvPicPr>
                   <pic:blipFill>
-                    <a:blip r:embed="rId11"/>
+                    <a:blip xmlns:r="http://schemas.openxmlformats.org/officeDocument/2006/relationships" r:embed="rId8"/>
                     <a:stretch>
                       <a:fillRect/>
                     </a:stretch>
@@ -4204,7 +4156,7 @@
       </w:r>
       <w:r>
         <w:rPr>
-          <w:rFonts w:ascii="宋体" w:hAnsi="宋体" w:eastAsia="宋体" w:cs="宋体"/>
+          <w:rFonts w:ascii="宋体" w:eastAsia="宋体" w:hAnsi="宋体" w:cs="宋体"/>
           <w:spacing w:val="-6"/>
           <w:sz w:val="24"/>
           <w:szCs w:val="24"/>
@@ -4213,7 +4165,7 @@
       </w:r>
       <w:r>
         <w:rPr>
-          <w:rFonts w:ascii="宋体" w:hAnsi="宋体" w:eastAsia="宋体" w:cs="宋体"/>
+          <w:rFonts w:ascii="宋体" w:eastAsia="宋体" w:hAnsi="宋体" w:cs="宋体"/>
           <w:spacing w:val="-4"/>
           <w:sz w:val="24"/>
           <w:szCs w:val="24"/>
@@ -4223,26 +4175,26 @@
     </w:p>
     <w:p>
       <w:pPr>
-        <w:pStyle w:val="12"/>
-        <w:keepNext w:val="0"/>
-        <w:keepLines w:val="0"/>
-        <w:pageBreakBefore w:val="0"/>
-        <w:widowControl w:val="0"/>
-        <w:kinsoku w:val="0"/>
-        <w:wordWrap/>
-        <w:overflowPunct/>
-        <w:topLinePunct w:val="0"/>
-        <w:autoSpaceDE w:val="0"/>
-        <w:autoSpaceDN w:val="0"/>
-        <w:bidi w:val="0"/>
-        <w:adjustRightInd w:val="0"/>
-        <w:snapToGrid w:val="0"/>
-        <w:textAlignment w:val="baseline"/>
-      </w:pPr>
-    </w:p>
-    <w:p>
-      <w:pPr>
-        <w:pStyle w:val="12"/>
+        <w:pStyle w:val="BodyText"/>
+        <w:keepNext w:val="0"/>
+        <w:keepLines w:val="0"/>
+        <w:pageBreakBefore w:val="0"/>
+        <w:widowControl w:val="0"/>
+        <w:kinsoku w:val="0"/>
+        <w:wordWrap/>
+        <w:overflowPunct/>
+        <w:topLinePunct w:val="0"/>
+        <w:autoSpaceDE w:val="0"/>
+        <w:autoSpaceDN w:val="0"/>
+        <w:bidi w:val="0"/>
+        <w:adjustRightInd w:val="0"/>
+        <w:snapToGrid w:val="0"/>
+        <w:textAlignment w:val="baseline"/>
+      </w:pPr>
+    </w:p>
+    <w:p>
+      <w:pPr>
+        <w:pStyle w:val="BodyText"/>
         <w:keepNext w:val="0"/>
         <w:keepLines w:val="0"/>
         <w:pageBreakBefore w:val="0"/>
@@ -4279,14 +4231,14 @@
         <w:ind w:left="3602"/>
         <w:textAlignment w:val="baseline"/>
         <w:rPr>
-          <w:rFonts w:ascii="宋体" w:hAnsi="宋体" w:eastAsia="宋体" w:cs="宋体"/>
-          <w:sz w:val="24"/>
-          <w:szCs w:val="24"/>
-        </w:rPr>
-      </w:pPr>
-      <w:r>
-        <w:rPr>
-          <w:rFonts w:ascii="宋体" w:hAnsi="宋体" w:eastAsia="宋体" w:cs="宋体"/>
+          <w:rFonts w:ascii="宋体" w:eastAsia="宋体" w:hAnsi="宋体" w:cs="宋体"/>
+          <w:sz w:val="24"/>
+          <w:szCs w:val="24"/>
+        </w:rPr>
+      </w:pPr>
+      <w:r>
+        <w:rPr>
+          <w:rFonts w:ascii="宋体" w:eastAsia="宋体" w:hAnsi="宋体" w:cs="宋体"/>
           <w:spacing w:val="-3"/>
           <w:sz w:val="24"/>
           <w:szCs w:val="24"/>
@@ -4296,7 +4248,7 @@
     </w:p>
     <w:p>
       <w:pPr>
-        <w:pStyle w:val="12"/>
+        <w:pStyle w:val="BodyText"/>
         <w:keepNext w:val="0"/>
         <w:keepLines w:val="0"/>
         <w:pageBreakBefore w:val="0"/>
@@ -4316,7 +4268,7 @@
     </w:p>
     <w:p>
       <w:pPr>
-        <w:pStyle w:val="12"/>
+        <w:pStyle w:val="BodyText"/>
         <w:keepNext w:val="0"/>
         <w:keepLines w:val="0"/>
         <w:pageBreakBefore w:val="0"/>
@@ -4353,14 +4305,14 @@
         <w:ind w:left="3783"/>
         <w:textAlignment w:val="baseline"/>
         <w:rPr>
-          <w:rFonts w:ascii="宋体" w:hAnsi="宋体" w:eastAsia="宋体" w:cs="宋体"/>
-          <w:sz w:val="24"/>
-          <w:szCs w:val="24"/>
-        </w:rPr>
-      </w:pPr>
-      <w:r>
-        <w:rPr>
-          <w:rFonts w:ascii="宋体" w:hAnsi="宋体" w:eastAsia="宋体" w:cs="宋体"/>
+          <w:rFonts w:ascii="宋体" w:eastAsia="宋体" w:hAnsi="宋体" w:cs="宋体"/>
+          <w:sz w:val="24"/>
+          <w:szCs w:val="24"/>
+        </w:rPr>
+      </w:pPr>
+      <w:r>
+        <w:rPr>
+          <w:rFonts w:ascii="宋体" w:eastAsia="宋体" w:hAnsi="宋体" w:cs="宋体"/>
           <w:spacing w:val="-3"/>
           <w:sz w:val="24"/>
           <w:szCs w:val="24"/>
@@ -4370,7 +4322,7 @@
     </w:p>
     <w:p>
       <w:pPr>
-        <w:pStyle w:val="12"/>
+        <w:pStyle w:val="BodyText"/>
         <w:keepNext w:val="0"/>
         <w:keepLines w:val="0"/>
         <w:pageBreakBefore w:val="0"/>
@@ -4390,7 +4342,7 @@
     </w:p>
     <w:p>
       <w:pPr>
-        <w:pStyle w:val="12"/>
+        <w:pStyle w:val="BodyText"/>
         <w:keepNext w:val="0"/>
         <w:keepLines w:val="0"/>
         <w:pageBreakBefore w:val="0"/>
@@ -4427,14 +4379,14 @@
         <w:ind w:left="3444"/>
         <w:textAlignment w:val="baseline"/>
         <w:rPr>
-          <w:rFonts w:ascii="宋体" w:hAnsi="宋体" w:eastAsia="宋体" w:cs="宋体"/>
-          <w:sz w:val="24"/>
-          <w:szCs w:val="24"/>
-        </w:rPr>
-      </w:pPr>
-      <w:r>
-        <w:rPr>
-          <w:rFonts w:ascii="宋体" w:hAnsi="宋体" w:eastAsia="宋体" w:cs="宋体"/>
+          <w:rFonts w:ascii="宋体" w:eastAsia="宋体" w:hAnsi="宋体" w:cs="宋体"/>
+          <w:sz w:val="24"/>
+          <w:szCs w:val="24"/>
+        </w:rPr>
+      </w:pPr>
+      <w:r>
+        <w:rPr>
+          <w:rFonts w:ascii="宋体" w:eastAsia="宋体" w:hAnsi="宋体" w:cs="宋体"/>
           <w:spacing w:val="-2"/>
           <w:sz w:val="24"/>
           <w:szCs w:val="24"/>
@@ -4444,7 +4396,7 @@
     </w:p>
     <w:p>
       <w:pPr>
-        <w:pStyle w:val="12"/>
+        <w:pStyle w:val="BodyText"/>
         <w:keepNext w:val="0"/>
         <w:keepLines w:val="0"/>
         <w:pageBreakBefore w:val="0"/>
@@ -4464,7 +4416,7 @@
     </w:p>
     <w:p>
       <w:pPr>
-        <w:pStyle w:val="12"/>
+        <w:pStyle w:val="BodyText"/>
         <w:keepNext w:val="0"/>
         <w:keepLines w:val="0"/>
         <w:pageBreakBefore w:val="0"/>
@@ -4501,14 +4453,14 @@
         <w:ind w:left="3913"/>
         <w:textAlignment w:val="baseline"/>
         <w:rPr>
-          <w:rFonts w:ascii="宋体" w:hAnsi="宋体" w:eastAsia="宋体" w:cs="宋体"/>
-          <w:sz w:val="24"/>
-          <w:szCs w:val="24"/>
-        </w:rPr>
-      </w:pPr>
-      <w:r>
-        <w:rPr>
-          <w:rFonts w:ascii="宋体" w:hAnsi="宋体" w:eastAsia="宋体" w:cs="宋体"/>
+          <w:rFonts w:ascii="宋体" w:eastAsia="宋体" w:hAnsi="宋体" w:cs="宋体"/>
+          <w:sz w:val="24"/>
+          <w:szCs w:val="24"/>
+        </w:rPr>
+      </w:pPr>
+      <w:r>
+        <w:rPr>
+          <w:rFonts w:ascii="宋体" w:eastAsia="宋体" w:hAnsi="宋体" w:cs="宋体"/>
           <w:spacing w:val="-6"/>
           <w:sz w:val="24"/>
           <w:szCs w:val="24"/>
@@ -4518,7 +4470,7 @@
     </w:p>
     <w:p>
       <w:pPr>
-        <w:pStyle w:val="12"/>
+        <w:pStyle w:val="BodyText"/>
         <w:keepNext w:val="0"/>
         <w:keepLines w:val="0"/>
         <w:pageBreakBefore w:val="0"/>
@@ -4538,7 +4490,7 @@
     </w:p>
     <w:p>
       <w:pPr>
-        <w:pStyle w:val="12"/>
+        <w:pStyle w:val="BodyText"/>
         <w:keepNext w:val="0"/>
         <w:keepLines w:val="0"/>
         <w:pageBreakBefore w:val="0"/>
@@ -4575,14 +4527,14 @@
         <w:ind w:left="3838"/>
         <w:textAlignment w:val="baseline"/>
         <w:rPr>
-          <w:rFonts w:ascii="宋体" w:hAnsi="宋体" w:eastAsia="宋体" w:cs="宋体"/>
-          <w:sz w:val="24"/>
-          <w:szCs w:val="24"/>
-        </w:rPr>
-      </w:pPr>
-      <w:r>
-        <w:rPr>
-          <w:rFonts w:ascii="宋体" w:hAnsi="宋体" w:eastAsia="宋体" w:cs="宋体"/>
+          <w:rFonts w:ascii="宋体" w:eastAsia="宋体" w:hAnsi="宋体" w:cs="宋体"/>
+          <w:sz w:val="24"/>
+          <w:szCs w:val="24"/>
+        </w:rPr>
+      </w:pPr>
+      <w:r>
+        <w:rPr>
+          <w:rFonts w:ascii="宋体" w:eastAsia="宋体" w:hAnsi="宋体" w:cs="宋体"/>
           <w:spacing w:val="-4"/>
           <w:sz w:val="24"/>
           <w:szCs w:val="24"/>
@@ -4592,7 +4544,7 @@
     </w:p>
     <w:p>
       <w:pPr>
-        <w:pStyle w:val="12"/>
+        <w:pStyle w:val="BodyText"/>
         <w:keepNext w:val="0"/>
         <w:keepLines w:val="0"/>
         <w:pageBreakBefore w:val="0"/>
@@ -4612,7 +4564,7 @@
     </w:p>
     <w:p>
       <w:pPr>
-        <w:pStyle w:val="12"/>
+        <w:pStyle w:val="BodyText"/>
         <w:keepNext w:val="0"/>
         <w:keepLines w:val="0"/>
         <w:pageBreakBefore w:val="0"/>
@@ -4649,14 +4601,14 @@
         <w:ind w:left="3785"/>
         <w:textAlignment w:val="baseline"/>
         <w:rPr>
-          <w:rFonts w:ascii="宋体" w:hAnsi="宋体" w:eastAsia="宋体" w:cs="宋体"/>
-          <w:sz w:val="24"/>
-          <w:szCs w:val="24"/>
-        </w:rPr>
-      </w:pPr>
-      <w:r>
-        <w:rPr>
-          <w:rFonts w:ascii="宋体" w:hAnsi="宋体" w:eastAsia="宋体" w:cs="宋体"/>
+          <w:rFonts w:ascii="宋体" w:eastAsia="宋体" w:hAnsi="宋体" w:cs="宋体"/>
+          <w:sz w:val="24"/>
+          <w:szCs w:val="24"/>
+        </w:rPr>
+      </w:pPr>
+      <w:r>
+        <w:rPr>
+          <w:rFonts w:ascii="宋体" w:eastAsia="宋体" w:hAnsi="宋体" w:cs="宋体"/>
           <w:spacing w:val="-5"/>
           <w:sz w:val="24"/>
           <w:szCs w:val="24"/>
@@ -4666,7 +4618,7 @@
     </w:p>
     <w:p>
       <w:pPr>
-        <w:pStyle w:val="12"/>
+        <w:pStyle w:val="BodyText"/>
         <w:keepNext w:val="0"/>
         <w:keepLines w:val="0"/>
         <w:pageBreakBefore w:val="0"/>
@@ -4685,7 +4637,7 @@
       </w:pPr>
       <w:r>
         <w:drawing>
-          <wp:anchor distT="0" distB="0" distL="0" distR="0" simplePos="0" relativeHeight="251660288" behindDoc="0" locked="0" layoutInCell="1" allowOverlap="1">
+          <wp:anchor distT="0" distB="0" distL="0" distR="0" simplePos="0" relativeHeight="251659264" behindDoc="0" locked="0" layoutInCell="1" allowOverlap="1">
             <wp:simplePos x="0" y="0"/>
             <wp:positionH relativeFrom="column">
               <wp:posOffset>2124075</wp:posOffset>
@@ -4706,7 +4658,7 @@
                     <pic:cNvPicPr/>
                   </pic:nvPicPr>
                   <pic:blipFill>
-                    <a:blip r:embed="rId12"/>
+                    <a:blip xmlns:r="http://schemas.openxmlformats.org/officeDocument/2006/relationships" r:embed="rId9"/>
                     <a:stretch>
                       <a:fillRect/>
                     </a:stretch>
@@ -4746,14 +4698,14 @@
         <w:ind w:left="3454"/>
         <w:textAlignment w:val="baseline"/>
         <w:rPr>
-          <w:rFonts w:ascii="宋体" w:hAnsi="宋体" w:eastAsia="宋体" w:cs="宋体"/>
+          <w:rFonts w:ascii="宋体" w:eastAsia="宋体" w:hAnsi="宋体" w:cs="宋体"/>
           <w:sz w:val="24"/>
           <w:szCs w:val="24"/>
         </w:rPr>
       </w:pPr>
       <w:r>
         <w:drawing>
-          <wp:anchor distT="0" distB="0" distL="0" distR="0" simplePos="0" relativeHeight="251661312" behindDoc="0" locked="0" layoutInCell="1" allowOverlap="1">
+          <wp:anchor distT="0" distB="0" distL="0" distR="0" simplePos="0" relativeHeight="251660288" behindDoc="0" locked="0" layoutInCell="1" allowOverlap="1">
             <wp:simplePos x="0" y="0"/>
             <wp:positionH relativeFrom="column">
               <wp:posOffset>2124075</wp:posOffset>
@@ -4774,7 +4726,7 @@
                     <pic:cNvPicPr/>
                   </pic:nvPicPr>
                   <pic:blipFill>
-                    <a:blip r:embed="rId12"/>
+                    <a:blip xmlns:r="http://schemas.openxmlformats.org/officeDocument/2006/relationships" r:embed="rId9"/>
                     <a:stretch>
                       <a:fillRect/>
                     </a:stretch>
@@ -4796,7 +4748,7 @@
       </w:r>
       <w:r>
         <w:rPr>
-          <w:rFonts w:ascii="宋体" w:hAnsi="宋体" w:eastAsia="宋体" w:cs="宋体"/>
+          <w:rFonts w:ascii="宋体" w:eastAsia="宋体" w:hAnsi="宋体" w:cs="宋体"/>
           <w:spacing w:val="-4"/>
           <w:sz w:val="24"/>
           <w:szCs w:val="24"/>
@@ -4823,14 +4775,14 @@
         <w:ind w:left="3004"/>
         <w:textAlignment w:val="baseline"/>
         <w:rPr>
-          <w:rFonts w:ascii="黑体" w:hAnsi="黑体" w:eastAsia="黑体" w:cs="黑体"/>
-          <w:sz w:val="24"/>
-          <w:szCs w:val="24"/>
-        </w:rPr>
-      </w:pPr>
-      <w:r>
-        <w:rPr>
-          <w:rFonts w:ascii="黑体" w:hAnsi="黑体" w:eastAsia="黑体" w:cs="黑体"/>
+          <w:rFonts w:ascii="黑体" w:eastAsia="黑体" w:hAnsi="黑体" w:cs="黑体"/>
+          <w:sz w:val="24"/>
+          <w:szCs w:val="24"/>
+        </w:rPr>
+      </w:pPr>
+      <w:r>
+        <w:rPr>
+          <w:rFonts w:ascii="黑体" w:eastAsia="黑体" w:hAnsi="黑体" w:cs="黑体"/>
           <w:b/>
           <w:bCs/>
           <w:spacing w:val="-9"/>
@@ -4842,7 +4794,7 @@
       </w:r>
       <w:r>
         <w:rPr>
-          <w:rFonts w:ascii="黑体" w:hAnsi="黑体" w:eastAsia="黑体" w:cs="黑体"/>
+          <w:rFonts w:ascii="黑体" w:eastAsia="黑体" w:hAnsi="黑体" w:cs="黑体"/>
           <w:spacing w:val="-54"/>
           <w:position w:val="1"/>
           <w:sz w:val="24"/>
@@ -4852,7 +4804,7 @@
       </w:r>
       <w:r>
         <w:rPr>
-          <w:rFonts w:ascii="Calibri" w:hAnsi="Calibri" w:eastAsia="Calibri" w:cs="Calibri"/>
+          <w:rFonts w:ascii="Calibri" w:eastAsia="Calibri" w:hAnsi="Calibri" w:cs="Calibri"/>
           <w:b/>
           <w:bCs/>
           <w:spacing w:val="-9"/>
@@ -4864,7 +4816,7 @@
       </w:r>
       <w:r>
         <w:rPr>
-          <w:rFonts w:ascii="Calibri" w:hAnsi="Calibri" w:eastAsia="Calibri" w:cs="Calibri"/>
+          <w:rFonts w:ascii="Calibri" w:eastAsia="Calibri" w:hAnsi="Calibri" w:cs="Calibri"/>
           <w:b/>
           <w:bCs/>
           <w:spacing w:val="13"/>
@@ -4876,7 +4828,7 @@
       </w:r>
       <w:r>
         <w:rPr>
-          <w:rFonts w:ascii="黑体" w:hAnsi="黑体" w:eastAsia="黑体" w:cs="黑体"/>
+          <w:rFonts w:ascii="黑体" w:eastAsia="黑体" w:hAnsi="黑体" w:cs="黑体"/>
           <w:b/>
           <w:bCs/>
           <w:spacing w:val="-9"/>
@@ -4889,31 +4841,31 @@
     </w:p>
     <w:p>
       <w:pPr>
-        <w:pStyle w:val="29"/>
-        <w:keepNext w:val="0"/>
-        <w:keepLines w:val="0"/>
-        <w:pageBreakBefore w:val="0"/>
-        <w:widowControl w:val="0"/>
-        <w:kinsoku w:val="0"/>
-        <w:wordWrap/>
-        <w:overflowPunct/>
-        <w:topLinePunct w:val="0"/>
-        <w:autoSpaceDE w:val="0"/>
-        <w:autoSpaceDN w:val="0"/>
-        <w:bidi w:val="0"/>
-        <w:adjustRightInd w:val="0"/>
-        <w:snapToGrid w:val="0"/>
-        <w:textAlignment w:val="baseline"/>
-      </w:pPr>
-      <w:bookmarkStart w:id="12" w:name="_Toc23408"/>
+        <w:pStyle w:val="3"/>
+        <w:keepNext w:val="0"/>
+        <w:keepLines w:val="0"/>
+        <w:pageBreakBefore w:val="0"/>
+        <w:widowControl w:val="0"/>
+        <w:kinsoku w:val="0"/>
+        <w:wordWrap/>
+        <w:overflowPunct/>
+        <w:topLinePunct w:val="0"/>
+        <w:autoSpaceDE w:val="0"/>
+        <w:autoSpaceDN w:val="0"/>
+        <w:bidi w:val="0"/>
+        <w:adjustRightInd w:val="0"/>
+        <w:snapToGrid w:val="0"/>
+        <w:textAlignment w:val="baseline"/>
+      </w:pPr>
+      <w:bookmarkStart w:id="13" w:name="_Toc23408"/>
       <w:r>
         <w:t>管理评审准备</w:t>
       </w:r>
-      <w:bookmarkEnd w:id="12"/>
-    </w:p>
-    <w:p>
-      <w:pPr>
-        <w:pStyle w:val="40"/>
+      <w:bookmarkEnd w:id="13"/>
+    </w:p>
+    <w:p>
+      <w:pPr>
+        <w:pStyle w:val="4"/>
         <w:keepNext w:val="0"/>
         <w:keepLines w:val="0"/>
         <w:pageBreakBefore w:val="0"/>
@@ -4935,7 +4887,7 @@
     </w:p>
     <w:p>
       <w:pPr>
-        <w:pStyle w:val="12"/>
+        <w:pStyle w:val="BodyText"/>
         <w:keepNext w:val="0"/>
         <w:keepLines w:val="0"/>
         <w:pageBreakBefore w:val="0"/>
@@ -4969,18 +4921,18 @@
         <w:adjustRightInd w:val="0"/>
         <w:snapToGrid w:val="0"/>
         <w:spacing w:line="360" w:lineRule="auto"/>
-        <w:ind w:firstLine="484" w:firstLineChars="200"/>
-        <w:textAlignment w:val="baseline"/>
-        <w:rPr>
-          <w:rFonts w:ascii="宋体" w:hAnsi="宋体" w:eastAsia="宋体" w:cs="宋体"/>
-          <w:spacing w:val="1"/>
-          <w:sz w:val="24"/>
-          <w:szCs w:val="24"/>
-        </w:rPr>
-      </w:pPr>
-      <w:r>
-        <w:rPr>
-          <w:rFonts w:ascii="宋体" w:hAnsi="宋体" w:eastAsia="宋体" w:cs="宋体"/>
+        <w:ind w:firstLine="420" w:firstLineChars="200"/>
+        <w:textAlignment w:val="baseline"/>
+        <w:rPr>
+          <w:rFonts w:ascii="宋体" w:eastAsia="宋体" w:hAnsi="宋体" w:cs="宋体"/>
+          <w:spacing w:val="1"/>
+          <w:sz w:val="24"/>
+          <w:szCs w:val="24"/>
+        </w:rPr>
+      </w:pPr>
+      <w:r>
+        <w:rPr>
+          <w:rFonts w:ascii="宋体" w:eastAsia="宋体" w:hAnsi="宋体" w:cs="宋体"/>
           <w:spacing w:val="1"/>
           <w:sz w:val="24"/>
           <w:szCs w:val="24"/>
@@ -4990,7 +4942,7 @@
     </w:p>
     <w:p>
       <w:pPr>
-        <w:pStyle w:val="40"/>
+        <w:pStyle w:val="4"/>
         <w:keepNext w:val="0"/>
         <w:keepLines w:val="0"/>
         <w:pageBreakBefore w:val="0"/>
@@ -5012,7 +4964,7 @@
     </w:p>
     <w:p>
       <w:pPr>
-        <w:pStyle w:val="12"/>
+        <w:pStyle w:val="BodyText"/>
         <w:keepNext w:val="0"/>
         <w:keepLines w:val="0"/>
         <w:pageBreakBefore w:val="0"/>
@@ -5046,18 +4998,18 @@
         <w:adjustRightInd w:val="0"/>
         <w:snapToGrid w:val="0"/>
         <w:spacing w:line="360" w:lineRule="auto"/>
-        <w:ind w:firstLine="484" w:firstLineChars="200"/>
-        <w:textAlignment w:val="baseline"/>
-        <w:rPr>
-          <w:rFonts w:ascii="宋体" w:hAnsi="宋体" w:eastAsia="宋体" w:cs="宋体"/>
-          <w:spacing w:val="1"/>
-          <w:sz w:val="24"/>
-          <w:szCs w:val="24"/>
-        </w:rPr>
-      </w:pPr>
-      <w:r>
-        <w:rPr>
-          <w:rFonts w:ascii="宋体" w:hAnsi="宋体" w:eastAsia="宋体" w:cs="宋体"/>
+        <w:ind w:firstLine="420" w:firstLineChars="200"/>
+        <w:textAlignment w:val="baseline"/>
+        <w:rPr>
+          <w:rFonts w:ascii="宋体" w:eastAsia="宋体" w:hAnsi="宋体" w:cs="宋体"/>
+          <w:spacing w:val="1"/>
+          <w:sz w:val="24"/>
+          <w:szCs w:val="24"/>
+        </w:rPr>
+      </w:pPr>
+      <w:r>
+        <w:rPr>
+          <w:rFonts w:ascii="宋体" w:eastAsia="宋体" w:hAnsi="宋体" w:cs="宋体"/>
           <w:spacing w:val="1"/>
           <w:sz w:val="24"/>
           <w:szCs w:val="24"/>
@@ -5081,18 +5033,18 @@
         <w:adjustRightInd w:val="0"/>
         <w:snapToGrid w:val="0"/>
         <w:spacing w:line="360" w:lineRule="auto"/>
-        <w:ind w:left="484" w:hanging="484" w:hangingChars="200"/>
-        <w:textAlignment w:val="baseline"/>
-        <w:rPr>
-          <w:rFonts w:ascii="宋体" w:hAnsi="宋体" w:eastAsia="宋体" w:cs="宋体"/>
-          <w:spacing w:val="1"/>
-          <w:sz w:val="24"/>
-          <w:szCs w:val="24"/>
-        </w:rPr>
-      </w:pPr>
-      <w:r>
-        <w:rPr>
-          <w:rFonts w:ascii="宋体" w:hAnsi="宋体" w:eastAsia="宋体" w:cs="宋体"/>
+        <w:ind w:left="484" w:hanging="420" w:hangingChars="200"/>
+        <w:textAlignment w:val="baseline"/>
+        <w:rPr>
+          <w:rFonts w:ascii="宋体" w:eastAsia="宋体" w:hAnsi="宋体" w:cs="宋体"/>
+          <w:spacing w:val="1"/>
+          <w:sz w:val="24"/>
+          <w:szCs w:val="24"/>
+        </w:rPr>
+      </w:pPr>
+      <w:r>
+        <w:rPr>
+          <w:rFonts w:ascii="宋体" w:eastAsia="宋体" w:hAnsi="宋体" w:cs="宋体"/>
           <w:spacing w:val="1"/>
           <w:sz w:val="24"/>
           <w:szCs w:val="24"/>
@@ -5111,7 +5063,7 @@
                     <pic:cNvPicPr/>
                   </pic:nvPicPr>
                   <pic:blipFill>
-                    <a:blip r:embed="rId7"/>
+                    <a:blip xmlns:r="http://schemas.openxmlformats.org/officeDocument/2006/relationships" r:embed="rId4"/>
                     <a:stretch>
                       <a:fillRect/>
                     </a:stretch>
@@ -5133,7 +5085,7 @@
       </w:r>
       <w:r>
         <w:rPr>
-          <w:rFonts w:ascii="宋体" w:hAnsi="宋体" w:eastAsia="宋体" w:cs="宋体"/>
+          <w:rFonts w:ascii="宋体" w:eastAsia="宋体" w:hAnsi="宋体" w:cs="宋体"/>
           <w:spacing w:val="1"/>
           <w:sz w:val="24"/>
           <w:szCs w:val="24"/>
@@ -5157,18 +5109,18 @@
         <w:adjustRightInd w:val="0"/>
         <w:snapToGrid w:val="0"/>
         <w:spacing w:line="360" w:lineRule="auto"/>
-        <w:ind w:left="484" w:hanging="484" w:hangingChars="200"/>
-        <w:textAlignment w:val="baseline"/>
-        <w:rPr>
-          <w:rFonts w:ascii="宋体" w:hAnsi="宋体" w:eastAsia="宋体" w:cs="宋体"/>
-          <w:spacing w:val="1"/>
-          <w:sz w:val="24"/>
-          <w:szCs w:val="24"/>
-        </w:rPr>
-      </w:pPr>
-      <w:r>
-        <w:rPr>
-          <w:rFonts w:ascii="宋体" w:hAnsi="宋体" w:eastAsia="宋体" w:cs="宋体"/>
+        <w:ind w:left="484" w:hanging="420" w:hangingChars="200"/>
+        <w:textAlignment w:val="baseline"/>
+        <w:rPr>
+          <w:rFonts w:ascii="宋体" w:eastAsia="宋体" w:hAnsi="宋体" w:cs="宋体"/>
+          <w:spacing w:val="1"/>
+          <w:sz w:val="24"/>
+          <w:szCs w:val="24"/>
+        </w:rPr>
+      </w:pPr>
+      <w:r>
+        <w:rPr>
+          <w:rFonts w:ascii="宋体" w:eastAsia="宋体" w:hAnsi="宋体" w:cs="宋体"/>
           <w:spacing w:val="1"/>
           <w:sz w:val="24"/>
           <w:szCs w:val="24"/>
@@ -5187,7 +5139,7 @@
                     <pic:cNvPicPr/>
                   </pic:nvPicPr>
                   <pic:blipFill>
-                    <a:blip r:embed="rId13"/>
+                    <a:blip xmlns:r="http://schemas.openxmlformats.org/officeDocument/2006/relationships" r:embed="rId10"/>
                     <a:stretch>
                       <a:fillRect/>
                     </a:stretch>
@@ -5209,7 +5161,7 @@
       </w:r>
       <w:r>
         <w:rPr>
-          <w:rFonts w:ascii="宋体" w:hAnsi="宋体" w:eastAsia="宋体" w:cs="宋体"/>
+          <w:rFonts w:ascii="宋体" w:eastAsia="宋体" w:hAnsi="宋体" w:cs="宋体"/>
           <w:spacing w:val="1"/>
           <w:sz w:val="24"/>
           <w:szCs w:val="24"/>
@@ -5233,18 +5185,18 @@
         <w:adjustRightInd w:val="0"/>
         <w:snapToGrid w:val="0"/>
         <w:spacing w:line="360" w:lineRule="auto"/>
-        <w:ind w:left="484" w:hanging="484" w:hangingChars="200"/>
-        <w:textAlignment w:val="baseline"/>
-        <w:rPr>
-          <w:rFonts w:ascii="宋体" w:hAnsi="宋体" w:eastAsia="宋体" w:cs="宋体"/>
-          <w:spacing w:val="1"/>
-          <w:sz w:val="24"/>
-          <w:szCs w:val="24"/>
-        </w:rPr>
-      </w:pPr>
-      <w:r>
-        <w:rPr>
-          <w:rFonts w:ascii="宋体" w:hAnsi="宋体" w:eastAsia="宋体" w:cs="宋体"/>
+        <w:ind w:left="484" w:hanging="420" w:hangingChars="200"/>
+        <w:textAlignment w:val="baseline"/>
+        <w:rPr>
+          <w:rFonts w:ascii="宋体" w:eastAsia="宋体" w:hAnsi="宋体" w:cs="宋体"/>
+          <w:spacing w:val="1"/>
+          <w:sz w:val="24"/>
+          <w:szCs w:val="24"/>
+        </w:rPr>
+      </w:pPr>
+      <w:r>
+        <w:rPr>
+          <w:rFonts w:ascii="宋体" w:eastAsia="宋体" w:hAnsi="宋体" w:cs="宋体"/>
           <w:spacing w:val="1"/>
           <w:sz w:val="24"/>
           <w:szCs w:val="24"/>
@@ -5263,7 +5215,7 @@
                     <pic:cNvPicPr/>
                   </pic:nvPicPr>
                   <pic:blipFill>
-                    <a:blip r:embed="rId14"/>
+                    <a:blip xmlns:r="http://schemas.openxmlformats.org/officeDocument/2006/relationships" r:embed="rId11"/>
                     <a:stretch>
                       <a:fillRect/>
                     </a:stretch>
@@ -5285,7 +5237,7 @@
       </w:r>
       <w:r>
         <w:rPr>
-          <w:rFonts w:ascii="宋体" w:hAnsi="宋体" w:eastAsia="宋体" w:cs="宋体"/>
+          <w:rFonts w:ascii="宋体" w:eastAsia="宋体" w:hAnsi="宋体" w:cs="宋体"/>
           <w:spacing w:val="1"/>
           <w:sz w:val="24"/>
           <w:szCs w:val="24"/>
@@ -5309,18 +5261,18 @@
         <w:adjustRightInd w:val="0"/>
         <w:snapToGrid w:val="0"/>
         <w:spacing w:line="360" w:lineRule="auto"/>
-        <w:ind w:left="484" w:hanging="484" w:hangingChars="200"/>
-        <w:textAlignment w:val="baseline"/>
-        <w:rPr>
-          <w:rFonts w:ascii="宋体" w:hAnsi="宋体" w:eastAsia="宋体" w:cs="宋体"/>
-          <w:spacing w:val="1"/>
-          <w:sz w:val="24"/>
-          <w:szCs w:val="24"/>
-        </w:rPr>
-      </w:pPr>
-      <w:r>
-        <w:rPr>
-          <w:rFonts w:ascii="宋体" w:hAnsi="宋体" w:eastAsia="宋体" w:cs="宋体"/>
+        <w:ind w:left="484" w:hanging="420" w:hangingChars="200"/>
+        <w:textAlignment w:val="baseline"/>
+        <w:rPr>
+          <w:rFonts w:ascii="宋体" w:eastAsia="宋体" w:hAnsi="宋体" w:cs="宋体"/>
+          <w:spacing w:val="1"/>
+          <w:sz w:val="24"/>
+          <w:szCs w:val="24"/>
+        </w:rPr>
+      </w:pPr>
+      <w:r>
+        <w:rPr>
+          <w:rFonts w:ascii="宋体" w:eastAsia="宋体" w:hAnsi="宋体" w:cs="宋体"/>
           <w:spacing w:val="1"/>
           <w:sz w:val="24"/>
           <w:szCs w:val="24"/>
@@ -5339,7 +5291,7 @@
                     <pic:cNvPicPr/>
                   </pic:nvPicPr>
                   <pic:blipFill>
-                    <a:blip r:embed="rId8"/>
+                    <a:blip xmlns:r="http://schemas.openxmlformats.org/officeDocument/2006/relationships" r:embed="rId5"/>
                     <a:stretch>
                       <a:fillRect/>
                     </a:stretch>
@@ -5361,7 +5313,7 @@
       </w:r>
       <w:r>
         <w:rPr>
-          <w:rFonts w:ascii="宋体" w:hAnsi="宋体" w:eastAsia="宋体" w:cs="宋体"/>
+          <w:rFonts w:ascii="宋体" w:eastAsia="宋体" w:hAnsi="宋体" w:cs="宋体"/>
           <w:spacing w:val="1"/>
           <w:sz w:val="24"/>
           <w:szCs w:val="24"/>
@@ -5385,18 +5337,18 @@
         <w:adjustRightInd w:val="0"/>
         <w:snapToGrid w:val="0"/>
         <w:spacing w:line="360" w:lineRule="auto"/>
-        <w:ind w:left="484" w:hanging="484" w:hangingChars="200"/>
-        <w:textAlignment w:val="baseline"/>
-        <w:rPr>
-          <w:rFonts w:ascii="宋体" w:hAnsi="宋体" w:eastAsia="宋体" w:cs="宋体"/>
-          <w:spacing w:val="1"/>
-          <w:sz w:val="24"/>
-          <w:szCs w:val="24"/>
-        </w:rPr>
-      </w:pPr>
-      <w:r>
-        <w:rPr>
-          <w:rFonts w:ascii="宋体" w:hAnsi="宋体" w:eastAsia="宋体" w:cs="宋体"/>
+        <w:ind w:left="484" w:hanging="420" w:hangingChars="200"/>
+        <w:textAlignment w:val="baseline"/>
+        <w:rPr>
+          <w:rFonts w:ascii="宋体" w:eastAsia="宋体" w:hAnsi="宋体" w:cs="宋体"/>
+          <w:spacing w:val="1"/>
+          <w:sz w:val="24"/>
+          <w:szCs w:val="24"/>
+        </w:rPr>
+      </w:pPr>
+      <w:r>
+        <w:rPr>
+          <w:rFonts w:ascii="宋体" w:eastAsia="宋体" w:hAnsi="宋体" w:cs="宋体"/>
           <w:spacing w:val="1"/>
           <w:sz w:val="24"/>
           <w:szCs w:val="24"/>
@@ -5415,7 +5367,7 @@
                     <pic:cNvPicPr/>
                   </pic:nvPicPr>
                   <pic:blipFill>
-                    <a:blip r:embed="rId7"/>
+                    <a:blip xmlns:r="http://schemas.openxmlformats.org/officeDocument/2006/relationships" r:embed="rId4"/>
                     <a:stretch>
                       <a:fillRect/>
                     </a:stretch>
@@ -5437,7 +5389,7 @@
       </w:r>
       <w:r>
         <w:rPr>
-          <w:rFonts w:ascii="宋体" w:hAnsi="宋体" w:eastAsia="宋体" w:cs="宋体"/>
+          <w:rFonts w:ascii="宋体" w:eastAsia="宋体" w:hAnsi="宋体" w:cs="宋体"/>
           <w:spacing w:val="1"/>
           <w:sz w:val="24"/>
           <w:szCs w:val="24"/>
@@ -5461,18 +5413,18 @@
         <w:adjustRightInd w:val="0"/>
         <w:snapToGrid w:val="0"/>
         <w:spacing w:line="360" w:lineRule="auto"/>
-        <w:ind w:left="484" w:hanging="484" w:hangingChars="200"/>
-        <w:textAlignment w:val="baseline"/>
-        <w:rPr>
-          <w:rFonts w:ascii="宋体" w:hAnsi="宋体" w:eastAsia="宋体" w:cs="宋体"/>
-          <w:spacing w:val="1"/>
-          <w:sz w:val="24"/>
-          <w:szCs w:val="24"/>
-        </w:rPr>
-      </w:pPr>
-      <w:r>
-        <w:rPr>
-          <w:rFonts w:ascii="宋体" w:hAnsi="宋体" w:eastAsia="宋体" w:cs="宋体"/>
+        <w:ind w:left="484" w:hanging="420" w:hangingChars="200"/>
+        <w:textAlignment w:val="baseline"/>
+        <w:rPr>
+          <w:rFonts w:ascii="宋体" w:eastAsia="宋体" w:hAnsi="宋体" w:cs="宋体"/>
+          <w:spacing w:val="1"/>
+          <w:sz w:val="24"/>
+          <w:szCs w:val="24"/>
+        </w:rPr>
+      </w:pPr>
+      <w:r>
+        <w:rPr>
+          <w:rFonts w:ascii="宋体" w:eastAsia="宋体" w:hAnsi="宋体" w:cs="宋体"/>
           <w:spacing w:val="1"/>
           <w:sz w:val="24"/>
           <w:szCs w:val="24"/>
@@ -5491,7 +5443,7 @@
                     <pic:cNvPicPr/>
                   </pic:nvPicPr>
                   <pic:blipFill>
-                    <a:blip r:embed="rId7"/>
+                    <a:blip xmlns:r="http://schemas.openxmlformats.org/officeDocument/2006/relationships" r:embed="rId4"/>
                     <a:stretch>
                       <a:fillRect/>
                     </a:stretch>
@@ -5513,7 +5465,7 @@
       </w:r>
       <w:r>
         <w:rPr>
-          <w:rFonts w:ascii="宋体" w:hAnsi="宋体" w:eastAsia="宋体" w:cs="宋体"/>
+          <w:rFonts w:ascii="宋体" w:eastAsia="宋体" w:hAnsi="宋体" w:cs="宋体"/>
           <w:spacing w:val="1"/>
           <w:sz w:val="24"/>
           <w:szCs w:val="24"/>
@@ -5537,18 +5489,18 @@
         <w:adjustRightInd w:val="0"/>
         <w:snapToGrid w:val="0"/>
         <w:spacing w:line="360" w:lineRule="auto"/>
-        <w:ind w:left="484" w:hanging="484" w:hangingChars="200"/>
-        <w:textAlignment w:val="baseline"/>
-        <w:rPr>
-          <w:rFonts w:ascii="宋体" w:hAnsi="宋体" w:eastAsia="宋体" w:cs="宋体"/>
-          <w:spacing w:val="1"/>
-          <w:sz w:val="24"/>
-          <w:szCs w:val="24"/>
-        </w:rPr>
-      </w:pPr>
-      <w:r>
-        <w:rPr>
-          <w:rFonts w:ascii="宋体" w:hAnsi="宋体" w:eastAsia="宋体" w:cs="宋体"/>
+        <w:ind w:left="484" w:hanging="420" w:hangingChars="200"/>
+        <w:textAlignment w:val="baseline"/>
+        <w:rPr>
+          <w:rFonts w:ascii="宋体" w:eastAsia="宋体" w:hAnsi="宋体" w:cs="宋体"/>
+          <w:spacing w:val="1"/>
+          <w:sz w:val="24"/>
+          <w:szCs w:val="24"/>
+        </w:rPr>
+      </w:pPr>
+      <w:r>
+        <w:rPr>
+          <w:rFonts w:ascii="宋体" w:eastAsia="宋体" w:hAnsi="宋体" w:cs="宋体"/>
           <w:spacing w:val="1"/>
           <w:sz w:val="24"/>
           <w:szCs w:val="24"/>
@@ -5567,7 +5519,7 @@
                     <pic:cNvPicPr/>
                   </pic:nvPicPr>
                   <pic:blipFill>
-                    <a:blip r:embed="rId10"/>
+                    <a:blip xmlns:r="http://schemas.openxmlformats.org/officeDocument/2006/relationships" r:embed="rId7"/>
                     <a:stretch>
                       <a:fillRect/>
                     </a:stretch>
@@ -5589,7 +5541,7 @@
       </w:r>
       <w:r>
         <w:rPr>
-          <w:rFonts w:ascii="宋体" w:hAnsi="宋体" w:eastAsia="宋体" w:cs="宋体"/>
+          <w:rFonts w:ascii="宋体" w:eastAsia="宋体" w:hAnsi="宋体" w:cs="宋体"/>
           <w:spacing w:val="1"/>
           <w:sz w:val="24"/>
           <w:szCs w:val="24"/>
@@ -5599,7 +5551,7 @@
     </w:p>
     <w:p>
       <w:pPr>
-        <w:pStyle w:val="40"/>
+        <w:pStyle w:val="4"/>
         <w:bidi w:val="0"/>
       </w:pPr>
       <w:r>
@@ -5622,18 +5574,18 @@
         <w:adjustRightInd w:val="0"/>
         <w:snapToGrid w:val="0"/>
         <w:spacing w:line="360" w:lineRule="auto"/>
-        <w:ind w:firstLine="484" w:firstLineChars="200"/>
-        <w:textAlignment w:val="baseline"/>
-        <w:rPr>
-          <w:rFonts w:ascii="宋体" w:hAnsi="宋体" w:eastAsia="宋体" w:cs="宋体"/>
-          <w:spacing w:val="1"/>
-          <w:sz w:val="24"/>
-          <w:szCs w:val="24"/>
-        </w:rPr>
-      </w:pPr>
-      <w:r>
-        <w:rPr>
-          <w:rFonts w:ascii="宋体" w:hAnsi="宋体" w:eastAsia="宋体" w:cs="宋体"/>
+        <w:ind w:firstLine="420" w:firstLineChars="200"/>
+        <w:textAlignment w:val="baseline"/>
+        <w:rPr>
+          <w:rFonts w:ascii="宋体" w:eastAsia="宋体" w:hAnsi="宋体" w:cs="宋体"/>
+          <w:spacing w:val="1"/>
+          <w:sz w:val="24"/>
+          <w:szCs w:val="24"/>
+        </w:rPr>
+      </w:pPr>
+      <w:r>
+        <w:rPr>
+          <w:rFonts w:ascii="宋体" w:eastAsia="宋体" w:hAnsi="宋体" w:cs="宋体"/>
           <w:spacing w:val="1"/>
           <w:sz w:val="24"/>
           <w:szCs w:val="24"/>
@@ -5643,29 +5595,29 @@
     </w:p>
     <w:p>
       <w:pPr>
-        <w:pStyle w:val="29"/>
-        <w:keepNext w:val="0"/>
-        <w:keepLines w:val="0"/>
-        <w:pageBreakBefore w:val="0"/>
-        <w:widowControl w:val="0"/>
-        <w:kinsoku w:val="0"/>
-        <w:wordWrap/>
-        <w:overflowPunct/>
-        <w:topLinePunct w:val="0"/>
-        <w:autoSpaceDE w:val="0"/>
-        <w:autoSpaceDN w:val="0"/>
-        <w:bidi w:val="0"/>
-        <w:adjustRightInd w:val="0"/>
-        <w:snapToGrid w:val="0"/>
-        <w:textAlignment w:val="baseline"/>
-      </w:pPr>
-      <w:bookmarkStart w:id="13" w:name="bookmark1"/>
-      <w:bookmarkEnd w:id="13"/>
-      <w:bookmarkStart w:id="14" w:name="_Toc3416"/>
+        <w:pStyle w:val="3"/>
+        <w:keepNext w:val="0"/>
+        <w:keepLines w:val="0"/>
+        <w:pageBreakBefore w:val="0"/>
+        <w:widowControl w:val="0"/>
+        <w:kinsoku w:val="0"/>
+        <w:wordWrap/>
+        <w:overflowPunct/>
+        <w:topLinePunct w:val="0"/>
+        <w:autoSpaceDE w:val="0"/>
+        <w:autoSpaceDN w:val="0"/>
+        <w:bidi w:val="0"/>
+        <w:adjustRightInd w:val="0"/>
+        <w:snapToGrid w:val="0"/>
+        <w:textAlignment w:val="baseline"/>
+      </w:pPr>
+      <w:bookmarkStart w:id="14" w:name="bookmark1"/>
+      <w:bookmarkEnd w:id="14"/>
+      <w:bookmarkStart w:id="15" w:name="_Toc3416"/>
       <w:r>
         <w:t>召开管理评审会议</w:t>
       </w:r>
-      <w:bookmarkEnd w:id="14"/>
+      <w:bookmarkEnd w:id="15"/>
     </w:p>
     <w:p>
       <w:pPr>
@@ -5683,18 +5635,18 @@
         <w:adjustRightInd w:val="0"/>
         <w:snapToGrid w:val="0"/>
         <w:spacing w:line="360" w:lineRule="auto"/>
-        <w:ind w:firstLine="484" w:firstLineChars="200"/>
-        <w:textAlignment w:val="baseline"/>
-        <w:rPr>
-          <w:rFonts w:ascii="宋体" w:hAnsi="宋体" w:eastAsia="宋体" w:cs="宋体"/>
-          <w:spacing w:val="1"/>
-          <w:sz w:val="24"/>
-          <w:szCs w:val="24"/>
-        </w:rPr>
-      </w:pPr>
-      <w:r>
-        <w:rPr>
-          <w:rFonts w:ascii="宋体" w:hAnsi="宋体" w:eastAsia="宋体" w:cs="宋体"/>
+        <w:ind w:firstLine="420" w:firstLineChars="200"/>
+        <w:textAlignment w:val="baseline"/>
+        <w:rPr>
+          <w:rFonts w:ascii="宋体" w:eastAsia="宋体" w:hAnsi="宋体" w:cs="宋体"/>
+          <w:spacing w:val="1"/>
+          <w:sz w:val="24"/>
+          <w:szCs w:val="24"/>
+        </w:rPr>
+      </w:pPr>
+      <w:r>
+        <w:rPr>
+          <w:rFonts w:ascii="宋体" w:eastAsia="宋体" w:hAnsi="宋体" w:cs="宋体"/>
           <w:spacing w:val="1"/>
           <w:sz w:val="24"/>
           <w:szCs w:val="24"/>
@@ -5704,27 +5656,27 @@
     </w:p>
     <w:p>
       <w:pPr>
-        <w:pStyle w:val="29"/>
-        <w:keepNext w:val="0"/>
-        <w:keepLines w:val="0"/>
-        <w:pageBreakBefore w:val="0"/>
-        <w:widowControl w:val="0"/>
-        <w:kinsoku w:val="0"/>
-        <w:wordWrap/>
-        <w:overflowPunct/>
-        <w:topLinePunct w:val="0"/>
-        <w:autoSpaceDE w:val="0"/>
-        <w:autoSpaceDN w:val="0"/>
-        <w:bidi w:val="0"/>
-        <w:adjustRightInd w:val="0"/>
-        <w:snapToGrid w:val="0"/>
-        <w:textAlignment w:val="baseline"/>
-      </w:pPr>
-      <w:bookmarkStart w:id="15" w:name="_Toc16894"/>
+        <w:pStyle w:val="3"/>
+        <w:keepNext w:val="0"/>
+        <w:keepLines w:val="0"/>
+        <w:pageBreakBefore w:val="0"/>
+        <w:widowControl w:val="0"/>
+        <w:kinsoku w:val="0"/>
+        <w:wordWrap/>
+        <w:overflowPunct/>
+        <w:topLinePunct w:val="0"/>
+        <w:autoSpaceDE w:val="0"/>
+        <w:autoSpaceDN w:val="0"/>
+        <w:bidi w:val="0"/>
+        <w:adjustRightInd w:val="0"/>
+        <w:snapToGrid w:val="0"/>
+        <w:textAlignment w:val="baseline"/>
+      </w:pPr>
+      <w:bookmarkStart w:id="16" w:name="_Toc16894"/>
       <w:r>
         <w:t>编写管理评审报告</w:t>
       </w:r>
-      <w:bookmarkEnd w:id="15"/>
+      <w:bookmarkEnd w:id="16"/>
     </w:p>
     <w:p>
       <w:pPr>
@@ -5742,18 +5694,18 @@
         <w:adjustRightInd w:val="0"/>
         <w:snapToGrid w:val="0"/>
         <w:spacing w:line="360" w:lineRule="auto"/>
-        <w:ind w:firstLine="484" w:firstLineChars="200"/>
-        <w:textAlignment w:val="baseline"/>
-        <w:rPr>
-          <w:rFonts w:ascii="宋体" w:hAnsi="宋体" w:eastAsia="宋体" w:cs="宋体"/>
-          <w:spacing w:val="1"/>
-          <w:sz w:val="24"/>
-          <w:szCs w:val="24"/>
-        </w:rPr>
-      </w:pPr>
-      <w:r>
-        <w:rPr>
-          <w:rFonts w:ascii="宋体" w:hAnsi="宋体" w:eastAsia="宋体" w:cs="宋体"/>
+        <w:ind w:firstLine="420" w:firstLineChars="200"/>
+        <w:textAlignment w:val="baseline"/>
+        <w:rPr>
+          <w:rFonts w:ascii="宋体" w:eastAsia="宋体" w:hAnsi="宋体" w:cs="宋体"/>
+          <w:spacing w:val="1"/>
+          <w:sz w:val="24"/>
+          <w:szCs w:val="24"/>
+        </w:rPr>
+      </w:pPr>
+      <w:r>
+        <w:rPr>
+          <w:rFonts w:ascii="宋体" w:eastAsia="宋体" w:hAnsi="宋体" w:cs="宋体"/>
           <w:spacing w:val="1"/>
           <w:sz w:val="24"/>
           <w:szCs w:val="24"/>
@@ -5777,18 +5729,18 @@
         <w:adjustRightInd w:val="0"/>
         <w:snapToGrid w:val="0"/>
         <w:spacing w:line="360" w:lineRule="auto"/>
-        <w:ind w:left="484" w:hanging="484" w:hangingChars="200"/>
-        <w:textAlignment w:val="baseline"/>
-        <w:rPr>
-          <w:rFonts w:ascii="宋体" w:hAnsi="宋体" w:eastAsia="宋体" w:cs="宋体"/>
-          <w:spacing w:val="1"/>
-          <w:sz w:val="24"/>
-          <w:szCs w:val="24"/>
-        </w:rPr>
-      </w:pPr>
-      <w:r>
-        <w:rPr>
-          <w:rFonts w:ascii="宋体" w:hAnsi="宋体" w:eastAsia="宋体" w:cs="宋体"/>
+        <w:ind w:left="484" w:hanging="420" w:hangingChars="200"/>
+        <w:textAlignment w:val="baseline"/>
+        <w:rPr>
+          <w:rFonts w:ascii="宋体" w:eastAsia="宋体" w:hAnsi="宋体" w:cs="宋体"/>
+          <w:spacing w:val="1"/>
+          <w:sz w:val="24"/>
+          <w:szCs w:val="24"/>
+        </w:rPr>
+      </w:pPr>
+      <w:r>
+        <w:rPr>
+          <w:rFonts w:ascii="宋体" w:eastAsia="宋体" w:hAnsi="宋体" w:cs="宋体"/>
           <w:spacing w:val="1"/>
           <w:sz w:val="24"/>
           <w:szCs w:val="24"/>
@@ -5807,7 +5759,7 @@
                     <pic:cNvPicPr/>
                   </pic:nvPicPr>
                   <pic:blipFill>
-                    <a:blip r:embed="rId8"/>
+                    <a:blip xmlns:r="http://schemas.openxmlformats.org/officeDocument/2006/relationships" r:embed="rId5"/>
                     <a:stretch>
                       <a:fillRect/>
                     </a:stretch>
@@ -5829,7 +5781,7 @@
       </w:r>
       <w:r>
         <w:rPr>
-          <w:rFonts w:ascii="宋体" w:hAnsi="宋体" w:eastAsia="宋体" w:cs="宋体"/>
+          <w:rFonts w:ascii="宋体" w:eastAsia="宋体" w:hAnsi="宋体" w:cs="宋体"/>
           <w:spacing w:val="1"/>
           <w:sz w:val="24"/>
           <w:szCs w:val="24"/>
@@ -5853,18 +5805,18 @@
         <w:adjustRightInd w:val="0"/>
         <w:snapToGrid w:val="0"/>
         <w:spacing w:line="360" w:lineRule="auto"/>
-        <w:ind w:left="484" w:hanging="484" w:hangingChars="200"/>
-        <w:textAlignment w:val="baseline"/>
-        <w:rPr>
-          <w:rFonts w:ascii="宋体" w:hAnsi="宋体" w:eastAsia="宋体" w:cs="宋体"/>
-          <w:spacing w:val="1"/>
-          <w:sz w:val="24"/>
-          <w:szCs w:val="24"/>
-        </w:rPr>
-      </w:pPr>
-      <w:r>
-        <w:rPr>
-          <w:rFonts w:ascii="宋体" w:hAnsi="宋体" w:eastAsia="宋体" w:cs="宋体"/>
+        <w:ind w:left="484" w:hanging="420" w:hangingChars="200"/>
+        <w:textAlignment w:val="baseline"/>
+        <w:rPr>
+          <w:rFonts w:ascii="宋体" w:eastAsia="宋体" w:hAnsi="宋体" w:cs="宋体"/>
+          <w:spacing w:val="1"/>
+          <w:sz w:val="24"/>
+          <w:szCs w:val="24"/>
+        </w:rPr>
+      </w:pPr>
+      <w:r>
+        <w:rPr>
+          <w:rFonts w:ascii="宋体" w:eastAsia="宋体" w:hAnsi="宋体" w:cs="宋体"/>
           <w:spacing w:val="1"/>
           <w:sz w:val="24"/>
           <w:szCs w:val="24"/>
@@ -5883,7 +5835,7 @@
                     <pic:cNvPicPr/>
                   </pic:nvPicPr>
                   <pic:blipFill>
-                    <a:blip r:embed="rId7"/>
+                    <a:blip xmlns:r="http://schemas.openxmlformats.org/officeDocument/2006/relationships" r:embed="rId4"/>
                     <a:stretch>
                       <a:fillRect/>
                     </a:stretch>
@@ -5905,7 +5857,7 @@
       </w:r>
       <w:r>
         <w:rPr>
-          <w:rFonts w:ascii="宋体" w:hAnsi="宋体" w:eastAsia="宋体" w:cs="宋体"/>
+          <w:rFonts w:ascii="宋体" w:eastAsia="宋体" w:hAnsi="宋体" w:cs="宋体"/>
           <w:spacing w:val="1"/>
           <w:sz w:val="24"/>
           <w:szCs w:val="24"/>
@@ -5929,18 +5881,18 @@
         <w:adjustRightInd w:val="0"/>
         <w:snapToGrid w:val="0"/>
         <w:spacing w:line="360" w:lineRule="auto"/>
-        <w:ind w:left="484" w:hanging="484" w:hangingChars="200"/>
-        <w:textAlignment w:val="baseline"/>
-        <w:rPr>
-          <w:rFonts w:ascii="宋体" w:hAnsi="宋体" w:eastAsia="宋体" w:cs="宋体"/>
-          <w:spacing w:val="1"/>
-          <w:sz w:val="24"/>
-          <w:szCs w:val="24"/>
-        </w:rPr>
-      </w:pPr>
-      <w:r>
-        <w:rPr>
-          <w:rFonts w:ascii="宋体" w:hAnsi="宋体" w:eastAsia="宋体" w:cs="宋体"/>
+        <w:ind w:left="484" w:hanging="420" w:hangingChars="200"/>
+        <w:textAlignment w:val="baseline"/>
+        <w:rPr>
+          <w:rFonts w:ascii="宋体" w:eastAsia="宋体" w:hAnsi="宋体" w:cs="宋体"/>
+          <w:spacing w:val="1"/>
+          <w:sz w:val="24"/>
+          <w:szCs w:val="24"/>
+        </w:rPr>
+      </w:pPr>
+      <w:r>
+        <w:rPr>
+          <w:rFonts w:ascii="宋体" w:eastAsia="宋体" w:hAnsi="宋体" w:cs="宋体"/>
           <w:spacing w:val="1"/>
           <w:sz w:val="24"/>
           <w:szCs w:val="24"/>
@@ -5959,7 +5911,7 @@
                     <pic:cNvPicPr/>
                   </pic:nvPicPr>
                   <pic:blipFill>
-                    <a:blip r:embed="rId8"/>
+                    <a:blip xmlns:r="http://schemas.openxmlformats.org/officeDocument/2006/relationships" r:embed="rId5"/>
                     <a:stretch>
                       <a:fillRect/>
                     </a:stretch>
@@ -5981,7 +5933,7 @@
       </w:r>
       <w:r>
         <w:rPr>
-          <w:rFonts w:ascii="宋体" w:hAnsi="宋体" w:eastAsia="宋体" w:cs="宋体"/>
+          <w:rFonts w:ascii="宋体" w:eastAsia="宋体" w:hAnsi="宋体" w:cs="宋体"/>
           <w:spacing w:val="1"/>
           <w:sz w:val="24"/>
           <w:szCs w:val="24"/>
@@ -6005,18 +5957,18 @@
         <w:adjustRightInd w:val="0"/>
         <w:snapToGrid w:val="0"/>
         <w:spacing w:line="360" w:lineRule="auto"/>
-        <w:ind w:left="484" w:hanging="484" w:hangingChars="200"/>
-        <w:textAlignment w:val="baseline"/>
-        <w:rPr>
-          <w:rFonts w:ascii="宋体" w:hAnsi="宋体" w:eastAsia="宋体" w:cs="宋体"/>
-          <w:spacing w:val="1"/>
-          <w:sz w:val="24"/>
-          <w:szCs w:val="24"/>
-        </w:rPr>
-      </w:pPr>
-      <w:r>
-        <w:rPr>
-          <w:rFonts w:ascii="宋体" w:hAnsi="宋体" w:eastAsia="宋体" w:cs="宋体"/>
+        <w:ind w:left="484" w:hanging="420" w:hangingChars="200"/>
+        <w:textAlignment w:val="baseline"/>
+        <w:rPr>
+          <w:rFonts w:ascii="宋体" w:eastAsia="宋体" w:hAnsi="宋体" w:cs="宋体"/>
+          <w:spacing w:val="1"/>
+          <w:sz w:val="24"/>
+          <w:szCs w:val="24"/>
+        </w:rPr>
+      </w:pPr>
+      <w:r>
+        <w:rPr>
+          <w:rFonts w:ascii="宋体" w:eastAsia="宋体" w:hAnsi="宋体" w:cs="宋体"/>
           <w:spacing w:val="1"/>
           <w:sz w:val="24"/>
           <w:szCs w:val="24"/>
@@ -6035,7 +5987,7 @@
                     <pic:cNvPicPr/>
                   </pic:nvPicPr>
                   <pic:blipFill>
-                    <a:blip r:embed="rId15"/>
+                    <a:blip xmlns:r="http://schemas.openxmlformats.org/officeDocument/2006/relationships" r:embed="rId12"/>
                     <a:stretch>
                       <a:fillRect/>
                     </a:stretch>
@@ -6057,7 +6009,7 @@
       </w:r>
       <w:r>
         <w:rPr>
-          <w:rFonts w:ascii="宋体" w:hAnsi="宋体" w:eastAsia="宋体" w:cs="宋体"/>
+          <w:rFonts w:ascii="宋体" w:eastAsia="宋体" w:hAnsi="宋体" w:cs="宋体"/>
           <w:spacing w:val="1"/>
           <w:sz w:val="24"/>
           <w:szCs w:val="24"/>
@@ -6081,18 +6033,18 @@
         <w:adjustRightInd w:val="0"/>
         <w:snapToGrid w:val="0"/>
         <w:spacing w:line="360" w:lineRule="auto"/>
-        <w:ind w:left="484" w:hanging="484" w:hangingChars="200"/>
-        <w:textAlignment w:val="baseline"/>
-        <w:rPr>
-          <w:rFonts w:ascii="宋体" w:hAnsi="宋体" w:eastAsia="宋体" w:cs="宋体"/>
-          <w:spacing w:val="1"/>
-          <w:sz w:val="24"/>
-          <w:szCs w:val="24"/>
-        </w:rPr>
-      </w:pPr>
-      <w:r>
-        <w:rPr>
-          <w:rFonts w:ascii="宋体" w:hAnsi="宋体" w:eastAsia="宋体" w:cs="宋体"/>
+        <w:ind w:left="484" w:hanging="420" w:hangingChars="200"/>
+        <w:textAlignment w:val="baseline"/>
+        <w:rPr>
+          <w:rFonts w:ascii="宋体" w:eastAsia="宋体" w:hAnsi="宋体" w:cs="宋体"/>
+          <w:spacing w:val="1"/>
+          <w:sz w:val="24"/>
+          <w:szCs w:val="24"/>
+        </w:rPr>
+      </w:pPr>
+      <w:r>
+        <w:rPr>
+          <w:rFonts w:ascii="宋体" w:eastAsia="宋体" w:hAnsi="宋体" w:cs="宋体"/>
           <w:spacing w:val="1"/>
           <w:sz w:val="24"/>
           <w:szCs w:val="24"/>
@@ -6116,18 +6068,18 @@
         <w:adjustRightInd w:val="0"/>
         <w:snapToGrid w:val="0"/>
         <w:spacing w:line="360" w:lineRule="auto"/>
-        <w:ind w:left="484" w:hanging="484" w:hangingChars="200"/>
-        <w:textAlignment w:val="baseline"/>
-        <w:rPr>
-          <w:rFonts w:ascii="宋体" w:hAnsi="宋体" w:eastAsia="宋体" w:cs="宋体"/>
-          <w:spacing w:val="1"/>
-          <w:sz w:val="24"/>
-          <w:szCs w:val="24"/>
-        </w:rPr>
-      </w:pPr>
-      <w:r>
-        <w:rPr>
-          <w:rFonts w:ascii="宋体" w:hAnsi="宋体" w:eastAsia="宋体" w:cs="宋体"/>
+        <w:ind w:left="484" w:hanging="420" w:hangingChars="200"/>
+        <w:textAlignment w:val="baseline"/>
+        <w:rPr>
+          <w:rFonts w:ascii="宋体" w:eastAsia="宋体" w:hAnsi="宋体" w:cs="宋体"/>
+          <w:spacing w:val="1"/>
+          <w:sz w:val="24"/>
+          <w:szCs w:val="24"/>
+        </w:rPr>
+      </w:pPr>
+      <w:r>
+        <w:rPr>
+          <w:rFonts w:ascii="宋体" w:eastAsia="宋体" w:hAnsi="宋体" w:cs="宋体"/>
           <w:spacing w:val="1"/>
           <w:sz w:val="24"/>
           <w:szCs w:val="24"/>
@@ -6136,7 +6088,7 @@
       </w:r>
       <w:r>
         <w:rPr>
-          <w:rFonts w:hint="eastAsia" w:ascii="宋体" w:hAnsi="宋体" w:eastAsia="宋体" w:cs="宋体"/>
+          <w:rFonts w:ascii="宋体" w:eastAsia="宋体" w:hAnsi="宋体" w:cs="宋体" w:hint="eastAsia"/>
           <w:spacing w:val="1"/>
           <w:sz w:val="24"/>
           <w:szCs w:val="24"/>
@@ -6146,7 +6098,7 @@
       </w:r>
       <w:r>
         <w:rPr>
-          <w:rFonts w:ascii="宋体" w:hAnsi="宋体" w:eastAsia="宋体" w:cs="宋体"/>
+          <w:rFonts w:ascii="宋体" w:eastAsia="宋体" w:hAnsi="宋体" w:cs="宋体"/>
           <w:spacing w:val="1"/>
           <w:sz w:val="24"/>
           <w:szCs w:val="24"/>
@@ -6170,18 +6122,18 @@
         <w:adjustRightInd w:val="0"/>
         <w:snapToGrid w:val="0"/>
         <w:spacing w:line="360" w:lineRule="auto"/>
-        <w:ind w:left="484" w:hanging="484" w:hangingChars="200"/>
-        <w:textAlignment w:val="baseline"/>
-        <w:rPr>
-          <w:rFonts w:ascii="宋体" w:hAnsi="宋体" w:eastAsia="宋体" w:cs="宋体"/>
-          <w:spacing w:val="1"/>
-          <w:sz w:val="24"/>
-          <w:szCs w:val="24"/>
-        </w:rPr>
-      </w:pPr>
-      <w:r>
-        <w:rPr>
-          <w:rFonts w:ascii="宋体" w:hAnsi="宋体" w:eastAsia="宋体" w:cs="宋体"/>
+        <w:ind w:left="484" w:hanging="420" w:hangingChars="200"/>
+        <w:textAlignment w:val="baseline"/>
+        <w:rPr>
+          <w:rFonts w:ascii="宋体" w:eastAsia="宋体" w:hAnsi="宋体" w:cs="宋体"/>
+          <w:spacing w:val="1"/>
+          <w:sz w:val="24"/>
+          <w:szCs w:val="24"/>
+        </w:rPr>
+      </w:pPr>
+      <w:r>
+        <w:rPr>
+          <w:rFonts w:ascii="宋体" w:eastAsia="宋体" w:hAnsi="宋体" w:cs="宋体"/>
           <w:spacing w:val="1"/>
           <w:sz w:val="24"/>
           <w:szCs w:val="24"/>
@@ -6205,18 +6157,18 @@
         <w:adjustRightInd w:val="0"/>
         <w:snapToGrid w:val="0"/>
         <w:spacing w:line="360" w:lineRule="auto"/>
-        <w:ind w:left="484" w:hanging="484" w:hangingChars="200"/>
-        <w:textAlignment w:val="baseline"/>
-        <w:rPr>
-          <w:rFonts w:ascii="宋体" w:hAnsi="宋体" w:eastAsia="宋体" w:cs="宋体"/>
-          <w:spacing w:val="1"/>
-          <w:sz w:val="24"/>
-          <w:szCs w:val="24"/>
-        </w:rPr>
-      </w:pPr>
-      <w:r>
-        <w:rPr>
-          <w:rFonts w:ascii="宋体" w:hAnsi="宋体" w:eastAsia="宋体" w:cs="宋体"/>
+        <w:ind w:left="484" w:hanging="420" w:hangingChars="200"/>
+        <w:textAlignment w:val="baseline"/>
+        <w:rPr>
+          <w:rFonts w:ascii="宋体" w:eastAsia="宋体" w:hAnsi="宋体" w:cs="宋体"/>
+          <w:spacing w:val="1"/>
+          <w:sz w:val="24"/>
+          <w:szCs w:val="24"/>
+        </w:rPr>
+      </w:pPr>
+      <w:r>
+        <w:rPr>
+          <w:rFonts w:ascii="宋体" w:eastAsia="宋体" w:hAnsi="宋体" w:cs="宋体"/>
           <w:spacing w:val="1"/>
           <w:sz w:val="24"/>
           <w:szCs w:val="24"/>
@@ -6225,7 +6177,7 @@
       </w:r>
       <w:r>
         <w:rPr>
-          <w:rFonts w:hint="eastAsia" w:ascii="宋体" w:hAnsi="宋体" w:eastAsia="宋体" w:cs="宋体"/>
+          <w:rFonts w:ascii="宋体" w:eastAsia="宋体" w:hAnsi="宋体" w:cs="宋体" w:hint="eastAsia"/>
           <w:spacing w:val="1"/>
           <w:sz w:val="24"/>
           <w:szCs w:val="24"/>
@@ -6235,7 +6187,7 @@
       </w:r>
       <w:r>
         <w:rPr>
-          <w:rFonts w:ascii="宋体" w:hAnsi="宋体" w:eastAsia="宋体" w:cs="宋体"/>
+          <w:rFonts w:ascii="宋体" w:eastAsia="宋体" w:hAnsi="宋体" w:cs="宋体"/>
           <w:spacing w:val="1"/>
           <w:sz w:val="24"/>
           <w:szCs w:val="24"/>
@@ -6259,18 +6211,18 @@
         <w:adjustRightInd w:val="0"/>
         <w:snapToGrid w:val="0"/>
         <w:spacing w:line="360" w:lineRule="auto"/>
-        <w:ind w:left="484" w:hanging="484" w:hangingChars="200"/>
-        <w:textAlignment w:val="baseline"/>
-        <w:rPr>
-          <w:rFonts w:ascii="宋体" w:hAnsi="宋体" w:eastAsia="宋体" w:cs="宋体"/>
-          <w:spacing w:val="1"/>
-          <w:sz w:val="24"/>
-          <w:szCs w:val="24"/>
-        </w:rPr>
-      </w:pPr>
-      <w:r>
-        <w:rPr>
-          <w:rFonts w:ascii="宋体" w:hAnsi="宋体" w:eastAsia="宋体" w:cs="宋体"/>
+        <w:ind w:left="484" w:hanging="420" w:hangingChars="200"/>
+        <w:textAlignment w:val="baseline"/>
+        <w:rPr>
+          <w:rFonts w:ascii="宋体" w:eastAsia="宋体" w:hAnsi="宋体" w:cs="宋体"/>
+          <w:spacing w:val="1"/>
+          <w:sz w:val="24"/>
+          <w:szCs w:val="24"/>
+        </w:rPr>
+      </w:pPr>
+      <w:r>
+        <w:rPr>
+          <w:rFonts w:ascii="宋体" w:eastAsia="宋体" w:hAnsi="宋体" w:cs="宋体"/>
           <w:spacing w:val="1"/>
           <w:sz w:val="24"/>
           <w:szCs w:val="24"/>
@@ -6279,7 +6231,7 @@
       </w:r>
       <w:r>
         <w:rPr>
-          <w:rFonts w:hint="eastAsia" w:ascii="宋体" w:hAnsi="宋体" w:eastAsia="宋体" w:cs="宋体"/>
+          <w:rFonts w:ascii="宋体" w:eastAsia="宋体" w:hAnsi="宋体" w:cs="宋体" w:hint="eastAsia"/>
           <w:spacing w:val="1"/>
           <w:sz w:val="24"/>
           <w:szCs w:val="24"/>
@@ -6289,7 +6241,7 @@
       </w:r>
       <w:r>
         <w:rPr>
-          <w:rFonts w:ascii="宋体" w:hAnsi="宋体" w:eastAsia="宋体" w:cs="宋体"/>
+          <w:rFonts w:ascii="宋体" w:eastAsia="宋体" w:hAnsi="宋体" w:cs="宋体"/>
           <w:spacing w:val="1"/>
           <w:sz w:val="24"/>
           <w:szCs w:val="24"/>
@@ -6299,27 +6251,27 @@
     </w:p>
     <w:p>
       <w:pPr>
-        <w:pStyle w:val="29"/>
-        <w:keepNext w:val="0"/>
-        <w:keepLines w:val="0"/>
-        <w:pageBreakBefore w:val="0"/>
-        <w:widowControl w:val="0"/>
-        <w:kinsoku w:val="0"/>
-        <w:wordWrap/>
-        <w:overflowPunct/>
-        <w:topLinePunct w:val="0"/>
-        <w:autoSpaceDE w:val="0"/>
-        <w:autoSpaceDN w:val="0"/>
-        <w:bidi w:val="0"/>
-        <w:adjustRightInd w:val="0"/>
-        <w:snapToGrid w:val="0"/>
-        <w:textAlignment w:val="baseline"/>
-      </w:pPr>
-      <w:bookmarkStart w:id="16" w:name="_Toc18274"/>
+        <w:pStyle w:val="3"/>
+        <w:keepNext w:val="0"/>
+        <w:keepLines w:val="0"/>
+        <w:pageBreakBefore w:val="0"/>
+        <w:widowControl w:val="0"/>
+        <w:kinsoku w:val="0"/>
+        <w:wordWrap/>
+        <w:overflowPunct/>
+        <w:topLinePunct w:val="0"/>
+        <w:autoSpaceDE w:val="0"/>
+        <w:autoSpaceDN w:val="0"/>
+        <w:bidi w:val="0"/>
+        <w:adjustRightInd w:val="0"/>
+        <w:snapToGrid w:val="0"/>
+        <w:textAlignment w:val="baseline"/>
+      </w:pPr>
+      <w:bookmarkStart w:id="17" w:name="_Toc18274"/>
       <w:r>
         <w:t>改进措施的实施</w:t>
       </w:r>
-      <w:bookmarkEnd w:id="16"/>
+      <w:bookmarkEnd w:id="17"/>
     </w:p>
     <w:p>
       <w:pPr>
@@ -6337,18 +6289,18 @@
         <w:adjustRightInd w:val="0"/>
         <w:snapToGrid w:val="0"/>
         <w:spacing w:line="360" w:lineRule="auto"/>
-        <w:ind w:firstLine="484" w:firstLineChars="200"/>
-        <w:textAlignment w:val="baseline"/>
-        <w:rPr>
-          <w:rFonts w:ascii="宋体" w:hAnsi="宋体" w:eastAsia="宋体" w:cs="宋体"/>
-          <w:spacing w:val="1"/>
-          <w:sz w:val="24"/>
-          <w:szCs w:val="24"/>
-        </w:rPr>
-      </w:pPr>
-      <w:r>
-        <w:rPr>
-          <w:rFonts w:ascii="宋体" w:hAnsi="宋体" w:eastAsia="宋体" w:cs="宋体"/>
+        <w:ind w:firstLine="420" w:firstLineChars="200"/>
+        <w:textAlignment w:val="baseline"/>
+        <w:rPr>
+          <w:rFonts w:ascii="宋体" w:eastAsia="宋体" w:hAnsi="宋体" w:cs="宋体"/>
+          <w:spacing w:val="1"/>
+          <w:sz w:val="24"/>
+          <w:szCs w:val="24"/>
+        </w:rPr>
+      </w:pPr>
+      <w:r>
+        <w:rPr>
+          <w:rFonts w:ascii="宋体" w:eastAsia="宋体" w:hAnsi="宋体" w:cs="宋体"/>
           <w:spacing w:val="1"/>
           <w:sz w:val="24"/>
           <w:szCs w:val="24"/>
@@ -6358,29 +6310,29 @@
     </w:p>
     <w:p>
       <w:pPr>
-        <w:pStyle w:val="29"/>
-        <w:keepNext w:val="0"/>
-        <w:keepLines w:val="0"/>
-        <w:pageBreakBefore w:val="0"/>
-        <w:widowControl w:val="0"/>
-        <w:kinsoku w:val="0"/>
-        <w:wordWrap/>
-        <w:overflowPunct/>
-        <w:topLinePunct w:val="0"/>
-        <w:autoSpaceDE w:val="0"/>
-        <w:autoSpaceDN w:val="0"/>
-        <w:bidi w:val="0"/>
-        <w:adjustRightInd w:val="0"/>
-        <w:snapToGrid w:val="0"/>
-        <w:textAlignment w:val="baseline"/>
-      </w:pPr>
-      <w:bookmarkStart w:id="17" w:name="bookmark18"/>
-      <w:bookmarkEnd w:id="17"/>
-      <w:bookmarkStart w:id="18" w:name="_Toc1507"/>
+        <w:pStyle w:val="3"/>
+        <w:keepNext w:val="0"/>
+        <w:keepLines w:val="0"/>
+        <w:pageBreakBefore w:val="0"/>
+        <w:widowControl w:val="0"/>
+        <w:kinsoku w:val="0"/>
+        <w:wordWrap/>
+        <w:overflowPunct/>
+        <w:topLinePunct w:val="0"/>
+        <w:autoSpaceDE w:val="0"/>
+        <w:autoSpaceDN w:val="0"/>
+        <w:bidi w:val="0"/>
+        <w:adjustRightInd w:val="0"/>
+        <w:snapToGrid w:val="0"/>
+        <w:textAlignment w:val="baseline"/>
+      </w:pPr>
+      <w:bookmarkStart w:id="18" w:name="bookmark18"/>
+      <w:bookmarkEnd w:id="18"/>
+      <w:bookmarkStart w:id="19" w:name="_Toc1507"/>
       <w:r>
         <w:t>改进措施的跟踪验证</w:t>
       </w:r>
-      <w:bookmarkEnd w:id="18"/>
+      <w:bookmarkEnd w:id="19"/>
     </w:p>
     <w:p>
       <w:pPr>
@@ -6398,18 +6350,18 @@
         <w:adjustRightInd w:val="0"/>
         <w:snapToGrid w:val="0"/>
         <w:spacing w:line="360" w:lineRule="auto"/>
-        <w:ind w:firstLine="484" w:firstLineChars="200"/>
-        <w:textAlignment w:val="baseline"/>
-        <w:rPr>
-          <w:rFonts w:ascii="宋体" w:hAnsi="宋体" w:eastAsia="宋体" w:cs="宋体"/>
-          <w:spacing w:val="1"/>
-          <w:sz w:val="24"/>
-          <w:szCs w:val="24"/>
-        </w:rPr>
-      </w:pPr>
-      <w:r>
-        <w:rPr>
-          <w:rFonts w:ascii="宋体" w:hAnsi="宋体" w:eastAsia="宋体" w:cs="宋体"/>
+        <w:ind w:firstLine="420" w:firstLineChars="200"/>
+        <w:textAlignment w:val="baseline"/>
+        <w:rPr>
+          <w:rFonts w:ascii="宋体" w:eastAsia="宋体" w:hAnsi="宋体" w:cs="宋体"/>
+          <w:spacing w:val="1"/>
+          <w:sz w:val="24"/>
+          <w:szCs w:val="24"/>
+        </w:rPr>
+      </w:pPr>
+      <w:r>
+        <w:rPr>
+          <w:rFonts w:ascii="宋体" w:eastAsia="宋体" w:hAnsi="宋体" w:cs="宋体"/>
           <w:spacing w:val="1"/>
           <w:sz w:val="24"/>
           <w:szCs w:val="24"/>
@@ -6419,40 +6371,40 @@
     </w:p>
     <w:p>
       <w:pPr>
-        <w:pStyle w:val="26"/>
-        <w:keepNext w:val="0"/>
-        <w:keepLines w:val="0"/>
-        <w:pageBreakBefore w:val="0"/>
-        <w:widowControl w:val="0"/>
-        <w:kinsoku w:val="0"/>
-        <w:wordWrap/>
-        <w:overflowPunct/>
-        <w:topLinePunct w:val="0"/>
-        <w:autoSpaceDE w:val="0"/>
-        <w:autoSpaceDN w:val="0"/>
-        <w:bidi w:val="0"/>
-        <w:adjustRightInd w:val="0"/>
-        <w:snapToGrid w:val="0"/>
-        <w:textAlignment w:val="baseline"/>
-      </w:pPr>
-      <w:bookmarkStart w:id="19" w:name="_Toc29769"/>
+        <w:pStyle w:val="1"/>
+        <w:keepNext w:val="0"/>
+        <w:keepLines w:val="0"/>
+        <w:pageBreakBefore w:val="0"/>
+        <w:widowControl w:val="0"/>
+        <w:kinsoku w:val="0"/>
+        <w:wordWrap/>
+        <w:overflowPunct/>
+        <w:topLinePunct w:val="0"/>
+        <w:autoSpaceDE w:val="0"/>
+        <w:autoSpaceDN w:val="0"/>
+        <w:bidi w:val="0"/>
+        <w:adjustRightInd w:val="0"/>
+        <w:snapToGrid w:val="0"/>
+        <w:textAlignment w:val="baseline"/>
+      </w:pPr>
+      <w:bookmarkStart w:id="20" w:name="_Toc29769"/>
       <w:r>
         <w:t>流程衡量指标</w:t>
       </w:r>
-      <w:bookmarkEnd w:id="19"/>
+      <w:bookmarkEnd w:id="20"/>
     </w:p>
     <w:tbl>
       <w:tblPr>
-        <w:tblStyle w:val="24"/>
+        <w:tblStyle w:val="TableNormal0"/>
         <w:tblW w:w="8311" w:type="dxa"/>
         <w:tblInd w:w="130" w:type="dxa"/>
         <w:tblBorders>
-          <w:top w:val="single" w:color="000000" w:sz="2" w:space="0"/>
-          <w:left w:val="single" w:color="000000" w:sz="2" w:space="0"/>
-          <w:bottom w:val="single" w:color="000000" w:sz="2" w:space="0"/>
-          <w:right w:val="single" w:color="000000" w:sz="2" w:space="0"/>
-          <w:insideH w:val="single" w:color="000000" w:sz="2" w:space="0"/>
-          <w:insideV w:val="single" w:color="000000" w:sz="2" w:space="0"/>
+          <w:top w:val="single" w:sz="2" w:space="0" w:color="000000"/>
+          <w:left w:val="single" w:sz="2" w:space="0" w:color="000000"/>
+          <w:bottom w:val="single" w:sz="2" w:space="0" w:color="000000"/>
+          <w:right w:val="single" w:sz="2" w:space="0" w:color="000000"/>
+          <w:insideH w:val="single" w:sz="2" w:space="0" w:color="000000"/>
+          <w:insideV w:val="single" w:sz="2" w:space="0" w:color="000000"/>
         </w:tblBorders>
         <w:tblLayout w:type="fixed"/>
         <w:tblCellMar>
@@ -6471,14 +6423,17 @@
       </w:tblGrid>
       <w:tr>
         <w:tblPrEx>
+          <w:tblW w:w="8311" w:type="dxa"/>
+          <w:tblInd w:w="130" w:type="dxa"/>
           <w:tblBorders>
-            <w:top w:val="single" w:color="000000" w:sz="2" w:space="0"/>
-            <w:left w:val="single" w:color="000000" w:sz="2" w:space="0"/>
-            <w:bottom w:val="single" w:color="000000" w:sz="2" w:space="0"/>
-            <w:right w:val="single" w:color="000000" w:sz="2" w:space="0"/>
-            <w:insideH w:val="single" w:color="000000" w:sz="2" w:space="0"/>
-            <w:insideV w:val="single" w:color="000000" w:sz="2" w:space="0"/>
+            <w:top w:val="single" w:sz="2" w:space="0" w:color="000000"/>
+            <w:left w:val="single" w:sz="2" w:space="0" w:color="000000"/>
+            <w:bottom w:val="single" w:sz="2" w:space="0" w:color="000000"/>
+            <w:right w:val="single" w:sz="2" w:space="0" w:color="000000"/>
+            <w:insideH w:val="single" w:sz="2" w:space="0" w:color="000000"/>
+            <w:insideV w:val="single" w:sz="2" w:space="0" w:color="000000"/>
           </w:tblBorders>
+          <w:tblLayout w:type="fixed"/>
           <w:tblCellMar>
             <w:top w:w="0" w:type="dxa"/>
             <w:left w:w="0" w:type="dxa"/>
@@ -6487,15 +6442,15 @@
           </w:tblCellMar>
         </w:tblPrEx>
         <w:trPr>
-          <w:trHeight w:val="583" w:hRule="atLeast"/>
+          <w:trHeight w:val="583"/>
         </w:trPr>
         <w:tc>
           <w:tcPr>
             <w:tcW w:w="727" w:type="dxa"/>
             <w:tcBorders>
-              <w:top w:val="single" w:color="000000" w:sz="6" w:space="0"/>
-              <w:left w:val="single" w:color="000000" w:sz="6" w:space="0"/>
-              <w:bottom w:val="single" w:color="000000" w:sz="6" w:space="0"/>
+              <w:top w:val="single" w:sz="6" w:space="0" w:color="000000"/>
+              <w:left w:val="single" w:sz="6" w:space="0" w:color="000000"/>
+              <w:bottom w:val="single" w:sz="6" w:space="0" w:color="000000"/>
             </w:tcBorders>
             <w:shd w:val="clear" w:color="auto" w:fill="C0C0C0"/>
           </w:tcPr>
@@ -6518,7 +6473,7 @@
               <w:ind w:left="195"/>
               <w:textAlignment w:val="baseline"/>
               <w:rPr>
-                <w:rFonts w:ascii="宋体" w:hAnsi="宋体" w:eastAsia="宋体" w:cs="宋体"/>
+                <w:rFonts w:ascii="宋体" w:eastAsia="宋体" w:hAnsi="宋体" w:cs="宋体"/>
                 <w:b/>
                 <w:bCs/>
                 <w:spacing w:val="-7"/>
@@ -6528,7 +6483,7 @@
             </w:pPr>
             <w:r>
               <w:rPr>
-                <w:rFonts w:ascii="宋体" w:hAnsi="宋体" w:eastAsia="宋体" w:cs="宋体"/>
+                <w:rFonts w:ascii="宋体" w:eastAsia="宋体" w:hAnsi="宋体" w:cs="宋体"/>
                 <w:b/>
                 <w:bCs/>
                 <w:spacing w:val="-7"/>
@@ -6543,8 +6498,8 @@
           <w:tcPr>
             <w:tcW w:w="1337" w:type="dxa"/>
             <w:tcBorders>
-              <w:top w:val="single" w:color="000000" w:sz="6" w:space="0"/>
-              <w:bottom w:val="single" w:color="000000" w:sz="6" w:space="0"/>
+              <w:top w:val="single" w:sz="6" w:space="0" w:color="000000"/>
+              <w:bottom w:val="single" w:sz="6" w:space="0" w:color="000000"/>
             </w:tcBorders>
             <w:shd w:val="clear" w:color="auto" w:fill="C0C0C0"/>
           </w:tcPr>
@@ -6567,7 +6522,7 @@
               <w:ind w:left="195"/>
               <w:textAlignment w:val="baseline"/>
               <w:rPr>
-                <w:rFonts w:ascii="宋体" w:hAnsi="宋体" w:eastAsia="宋体" w:cs="宋体"/>
+                <w:rFonts w:ascii="宋体" w:eastAsia="宋体" w:hAnsi="宋体" w:cs="宋体"/>
                 <w:b/>
                 <w:bCs/>
                 <w:spacing w:val="-7"/>
@@ -6577,7 +6532,7 @@
             </w:pPr>
             <w:r>
               <w:rPr>
-                <w:rFonts w:ascii="宋体" w:hAnsi="宋体" w:eastAsia="宋体" w:cs="宋体"/>
+                <w:rFonts w:ascii="宋体" w:eastAsia="宋体" w:hAnsi="宋体" w:cs="宋体"/>
                 <w:b/>
                 <w:bCs/>
                 <w:spacing w:val="-7"/>
@@ -6592,9 +6547,9 @@
           <w:tcPr>
             <w:tcW w:w="3545" w:type="dxa"/>
             <w:tcBorders>
-              <w:top w:val="single" w:color="000000" w:sz="6" w:space="0"/>
-              <w:bottom w:val="single" w:color="000000" w:sz="6" w:space="0"/>
-              <w:right w:val="single" w:color="000000" w:sz="6" w:space="0"/>
+              <w:top w:val="single" w:sz="6" w:space="0" w:color="000000"/>
+              <w:bottom w:val="single" w:sz="6" w:space="0" w:color="000000"/>
+              <w:right w:val="single" w:sz="6" w:space="0" w:color="000000"/>
             </w:tcBorders>
             <w:shd w:val="clear" w:color="auto" w:fill="C0C0C0"/>
           </w:tcPr>
@@ -6617,7 +6572,7 @@
               <w:ind w:left="195"/>
               <w:textAlignment w:val="baseline"/>
               <w:rPr>
-                <w:rFonts w:ascii="宋体" w:hAnsi="宋体" w:eastAsia="宋体" w:cs="宋体"/>
+                <w:rFonts w:ascii="宋体" w:eastAsia="宋体" w:hAnsi="宋体" w:cs="宋体"/>
                 <w:b/>
                 <w:bCs/>
                 <w:spacing w:val="-7"/>
@@ -6627,7 +6582,7 @@
             </w:pPr>
             <w:r>
               <w:rPr>
-                <w:rFonts w:ascii="宋体" w:hAnsi="宋体" w:eastAsia="宋体" w:cs="宋体"/>
+                <w:rFonts w:ascii="宋体" w:eastAsia="宋体" w:hAnsi="宋体" w:cs="宋体"/>
                 <w:b/>
                 <w:bCs/>
                 <w:spacing w:val="-7"/>
@@ -6642,9 +6597,9 @@
           <w:tcPr>
             <w:tcW w:w="1351" w:type="dxa"/>
             <w:tcBorders>
-              <w:top w:val="single" w:color="000000" w:sz="6" w:space="0"/>
-              <w:bottom w:val="single" w:color="000000" w:sz="6" w:space="0"/>
-              <w:right w:val="single" w:color="000000" w:sz="6" w:space="0"/>
+              <w:top w:val="single" w:sz="6" w:space="0" w:color="000000"/>
+              <w:bottom w:val="single" w:sz="6" w:space="0" w:color="000000"/>
+              <w:right w:val="single" w:sz="6" w:space="0" w:color="000000"/>
             </w:tcBorders>
             <w:shd w:val="clear" w:color="auto" w:fill="C0C0C0"/>
           </w:tcPr>
@@ -6667,7 +6622,7 @@
               <w:ind w:left="195"/>
               <w:textAlignment w:val="baseline"/>
               <w:rPr>
-                <w:rFonts w:hint="default" w:ascii="宋体" w:hAnsi="宋体" w:eastAsia="宋体" w:cs="宋体"/>
+                <w:rFonts w:ascii="宋体" w:eastAsia="宋体" w:hAnsi="宋体" w:cs="宋体" w:hint="default"/>
                 <w:b/>
                 <w:bCs/>
                 <w:spacing w:val="-7"/>
@@ -6678,7 +6633,7 @@
             </w:pPr>
             <w:r>
               <w:rPr>
-                <w:rFonts w:hint="eastAsia" w:ascii="宋体" w:hAnsi="宋体" w:eastAsia="宋体" w:cs="宋体"/>
+                <w:rFonts w:ascii="宋体" w:eastAsia="宋体" w:hAnsi="宋体" w:cs="宋体" w:hint="eastAsia"/>
                 <w:b/>
                 <w:bCs/>
                 <w:spacing w:val="-7"/>
@@ -6694,9 +6649,9 @@
           <w:tcPr>
             <w:tcW w:w="1351" w:type="dxa"/>
             <w:tcBorders>
-              <w:top w:val="single" w:color="000000" w:sz="6" w:space="0"/>
-              <w:bottom w:val="single" w:color="000000" w:sz="6" w:space="0"/>
-              <w:right w:val="single" w:color="000000" w:sz="6" w:space="0"/>
+              <w:top w:val="single" w:sz="6" w:space="0" w:color="000000"/>
+              <w:bottom w:val="single" w:sz="6" w:space="0" w:color="000000"/>
+              <w:right w:val="single" w:sz="6" w:space="0" w:color="000000"/>
             </w:tcBorders>
             <w:shd w:val="clear" w:color="auto" w:fill="C0C0C0"/>
           </w:tcPr>
@@ -6719,7 +6674,7 @@
               <w:ind w:left="195"/>
               <w:textAlignment w:val="baseline"/>
               <w:rPr>
-                <w:rFonts w:hint="default" w:ascii="宋体" w:hAnsi="宋体" w:eastAsia="宋体" w:cs="宋体"/>
+                <w:rFonts w:ascii="宋体" w:eastAsia="宋体" w:hAnsi="宋体" w:cs="宋体" w:hint="default"/>
                 <w:b/>
                 <w:bCs/>
                 <w:spacing w:val="-7"/>
@@ -6730,7 +6685,7 @@
             </w:pPr>
             <w:r>
               <w:rPr>
-                <w:rFonts w:hint="eastAsia" w:ascii="宋体" w:hAnsi="宋体" w:cs="宋体"/>
+                <w:rFonts w:ascii="宋体" w:hAnsi="宋体" w:cs="宋体" w:hint="eastAsia"/>
                 <w:b/>
                 <w:bCs/>
                 <w:spacing w:val="-7"/>
@@ -6745,14 +6700,9 @@
       </w:tr>
       <w:tr>
         <w:tblPrEx>
-          <w:tblBorders>
-            <w:top w:val="single" w:color="000000" w:sz="2" w:space="0"/>
-            <w:left w:val="single" w:color="000000" w:sz="2" w:space="0"/>
-            <w:bottom w:val="single" w:color="000000" w:sz="2" w:space="0"/>
-            <w:right w:val="single" w:color="000000" w:sz="2" w:space="0"/>
-            <w:insideH w:val="single" w:color="000000" w:sz="2" w:space="0"/>
-            <w:insideV w:val="single" w:color="000000" w:sz="2" w:space="0"/>
-          </w:tblBorders>
+          <w:tblW w:w="8311" w:type="dxa"/>
+          <w:tblInd w:w="130" w:type="dxa"/>
+          <w:tblLayout w:type="fixed"/>
           <w:tblCellMar>
             <w:top w:w="0" w:type="dxa"/>
             <w:left w:w="0" w:type="dxa"/>
@@ -6761,14 +6711,14 @@
           </w:tblCellMar>
         </w:tblPrEx>
         <w:trPr>
-          <w:trHeight w:val="549" w:hRule="atLeast"/>
+          <w:trHeight w:val="549"/>
         </w:trPr>
         <w:tc>
           <w:tcPr>
             <w:tcW w:w="727" w:type="dxa"/>
             <w:tcBorders>
-              <w:top w:val="single" w:color="000000" w:sz="6" w:space="0"/>
-              <w:left w:val="single" w:color="000000" w:sz="6" w:space="0"/>
+              <w:top w:val="single" w:sz="6" w:space="0" w:color="000000"/>
+              <w:left w:val="single" w:sz="6" w:space="0" w:color="000000"/>
             </w:tcBorders>
           </w:tcPr>
           <w:p>
@@ -6790,7 +6740,7 @@
               <w:ind w:left="123"/>
               <w:textAlignment w:val="baseline"/>
               <w:rPr>
-                <w:rFonts w:hint="eastAsia" w:ascii="宋体" w:hAnsi="宋体" w:eastAsia="宋体" w:cs="宋体"/>
+                <w:rFonts w:ascii="宋体" w:eastAsia="宋体" w:hAnsi="宋体" w:cs="宋体" w:hint="eastAsia"/>
                 <w:spacing w:val="-2"/>
                 <w:sz w:val="24"/>
                 <w:szCs w:val="24"/>
@@ -6799,7 +6749,7 @@
             </w:pPr>
             <w:r>
               <w:rPr>
-                <w:rFonts w:hint="eastAsia" w:ascii="宋体" w:hAnsi="宋体" w:eastAsia="宋体" w:cs="宋体"/>
+                <w:rFonts w:ascii="宋体" w:eastAsia="宋体" w:hAnsi="宋体" w:cs="宋体" w:hint="eastAsia"/>
                 <w:spacing w:val="-2"/>
                 <w:sz w:val="24"/>
                 <w:szCs w:val="24"/>
@@ -6813,7 +6763,7 @@
           <w:tcPr>
             <w:tcW w:w="1337" w:type="dxa"/>
             <w:tcBorders>
-              <w:top w:val="single" w:color="000000" w:sz="6" w:space="0"/>
+              <w:top w:val="single" w:sz="6" w:space="0" w:color="000000"/>
             </w:tcBorders>
           </w:tcPr>
           <w:p>
@@ -6835,7 +6785,7 @@
               <w:ind w:left="123"/>
               <w:textAlignment w:val="baseline"/>
               <w:rPr>
-                <w:rFonts w:hint="eastAsia" w:ascii="宋体" w:hAnsi="宋体" w:eastAsia="宋体" w:cs="宋体"/>
+                <w:rFonts w:ascii="宋体" w:eastAsia="宋体" w:hAnsi="宋体" w:cs="宋体" w:hint="eastAsia"/>
                 <w:spacing w:val="-2"/>
                 <w:sz w:val="24"/>
                 <w:szCs w:val="24"/>
@@ -6844,7 +6794,7 @@
             </w:pPr>
             <w:r>
               <w:rPr>
-                <w:rFonts w:hint="eastAsia" w:ascii="宋体" w:hAnsi="宋体" w:eastAsia="宋体" w:cs="宋体"/>
+                <w:rFonts w:ascii="宋体" w:eastAsia="宋体" w:hAnsi="宋体" w:cs="宋体" w:hint="eastAsia"/>
                 <w:spacing w:val="-2"/>
                 <w:sz w:val="24"/>
                 <w:szCs w:val="24"/>
@@ -6858,8 +6808,8 @@
           <w:tcPr>
             <w:tcW w:w="3545" w:type="dxa"/>
             <w:tcBorders>
-              <w:top w:val="single" w:color="000000" w:sz="6" w:space="0"/>
-              <w:right w:val="single" w:color="000000" w:sz="6" w:space="0"/>
+              <w:top w:val="single" w:sz="6" w:space="0" w:color="000000"/>
+              <w:right w:val="single" w:sz="6" w:space="0" w:color="000000"/>
             </w:tcBorders>
           </w:tcPr>
           <w:p>
@@ -6881,7 +6831,7 @@
               <w:ind w:left="123"/>
               <w:textAlignment w:val="baseline"/>
               <w:rPr>
-                <w:rFonts w:hint="default" w:ascii="宋体" w:hAnsi="宋体" w:eastAsia="宋体" w:cs="宋体"/>
+                <w:rFonts w:ascii="宋体" w:eastAsia="宋体" w:hAnsi="宋体" w:cs="宋体" w:hint="default"/>
                 <w:spacing w:val="-2"/>
                 <w:sz w:val="24"/>
                 <w:szCs w:val="24"/>
@@ -6890,7 +6840,7 @@
             </w:pPr>
             <w:r>
               <w:rPr>
-                <w:rFonts w:hint="eastAsia" w:ascii="宋体" w:hAnsi="宋体" w:eastAsia="宋体" w:cs="宋体"/>
+                <w:rFonts w:ascii="宋体" w:eastAsia="宋体" w:hAnsi="宋体" w:cs="宋体" w:hint="eastAsia"/>
                 <w:spacing w:val="-2"/>
                 <w:sz w:val="24"/>
                 <w:szCs w:val="24"/>
@@ -6904,8 +6854,8 @@
           <w:tcPr>
             <w:tcW w:w="1351" w:type="dxa"/>
             <w:tcBorders>
-              <w:top w:val="single" w:color="000000" w:sz="6" w:space="0"/>
-              <w:right w:val="single" w:color="000000" w:sz="6" w:space="0"/>
+              <w:top w:val="single" w:sz="6" w:space="0" w:color="000000"/>
+              <w:right w:val="single" w:sz="6" w:space="0" w:color="000000"/>
             </w:tcBorders>
           </w:tcPr>
           <w:p>
@@ -6927,7 +6877,7 @@
               <w:ind w:left="123"/>
               <w:textAlignment w:val="baseline"/>
               <w:rPr>
-                <w:rFonts w:hint="eastAsia" w:ascii="宋体" w:hAnsi="宋体" w:eastAsia="宋体" w:cs="宋体"/>
+                <w:rFonts w:ascii="宋体" w:eastAsia="宋体" w:hAnsi="宋体" w:cs="宋体" w:hint="eastAsia"/>
                 <w:spacing w:val="-2"/>
                 <w:sz w:val="24"/>
                 <w:szCs w:val="24"/>
@@ -6936,7 +6886,7 @@
             </w:pPr>
             <w:r>
               <w:rPr>
-                <w:rFonts w:hint="eastAsia" w:ascii="宋体" w:hAnsi="宋体" w:eastAsia="宋体" w:cs="宋体"/>
+                <w:rFonts w:ascii="宋体" w:eastAsia="宋体" w:hAnsi="宋体" w:cs="宋体" w:hint="eastAsia"/>
                 <w:spacing w:val="-2"/>
                 <w:sz w:val="24"/>
                 <w:szCs w:val="24"/>
@@ -6950,8 +6900,8 @@
           <w:tcPr>
             <w:tcW w:w="1351" w:type="dxa"/>
             <w:tcBorders>
-              <w:top w:val="single" w:color="000000" w:sz="6" w:space="0"/>
-              <w:right w:val="single" w:color="000000" w:sz="6" w:space="0"/>
+              <w:top w:val="single" w:sz="6" w:space="0" w:color="000000"/>
+              <w:right w:val="single" w:sz="6" w:space="0" w:color="000000"/>
             </w:tcBorders>
           </w:tcPr>
           <w:p>
@@ -6973,7 +6923,7 @@
               <w:ind w:left="123"/>
               <w:textAlignment w:val="baseline"/>
               <w:rPr>
-                <w:rFonts w:hint="default" w:ascii="宋体" w:hAnsi="宋体" w:eastAsia="宋体" w:cs="宋体"/>
+                <w:rFonts w:ascii="宋体" w:eastAsia="宋体" w:hAnsi="宋体" w:cs="宋体" w:hint="default"/>
                 <w:spacing w:val="-2"/>
                 <w:sz w:val="24"/>
                 <w:szCs w:val="24"/>
@@ -6982,7 +6932,7 @@
             </w:pPr>
             <w:r>
               <w:rPr>
-                <w:rFonts w:hint="eastAsia" w:ascii="宋体" w:hAnsi="宋体" w:cs="宋体"/>
+                <w:rFonts w:ascii="宋体" w:hAnsi="宋体" w:cs="宋体" w:hint="eastAsia"/>
                 <w:spacing w:val="-2"/>
                 <w:sz w:val="24"/>
                 <w:szCs w:val="24"/>
@@ -6996,7 +6946,7 @@
     </w:tbl>
     <w:p>
       <w:pPr>
-        <w:pStyle w:val="12"/>
+        <w:pStyle w:val="BodyText"/>
         <w:keepNext w:val="0"/>
         <w:keepLines w:val="0"/>
         <w:pageBreakBefore w:val="0"/>
@@ -7016,27 +6966,27 @@
     </w:p>
     <w:p>
       <w:pPr>
-        <w:pStyle w:val="26"/>
-        <w:keepNext w:val="0"/>
-        <w:keepLines w:val="0"/>
-        <w:pageBreakBefore w:val="0"/>
-        <w:widowControl w:val="0"/>
-        <w:kinsoku w:val="0"/>
-        <w:wordWrap/>
-        <w:overflowPunct/>
-        <w:topLinePunct w:val="0"/>
-        <w:autoSpaceDE w:val="0"/>
-        <w:autoSpaceDN w:val="0"/>
-        <w:bidi w:val="0"/>
-        <w:adjustRightInd w:val="0"/>
-        <w:snapToGrid w:val="0"/>
-        <w:textAlignment w:val="baseline"/>
-      </w:pPr>
-      <w:bookmarkStart w:id="20" w:name="_Toc10631"/>
+        <w:pStyle w:val="1"/>
+        <w:keepNext w:val="0"/>
+        <w:keepLines w:val="0"/>
+        <w:pageBreakBefore w:val="0"/>
+        <w:widowControl w:val="0"/>
+        <w:kinsoku w:val="0"/>
+        <w:wordWrap/>
+        <w:overflowPunct/>
+        <w:topLinePunct w:val="0"/>
+        <w:autoSpaceDE w:val="0"/>
+        <w:autoSpaceDN w:val="0"/>
+        <w:bidi w:val="0"/>
+        <w:adjustRightInd w:val="0"/>
+        <w:snapToGrid w:val="0"/>
+        <w:textAlignment w:val="baseline"/>
+      </w:pPr>
+      <w:bookmarkStart w:id="21" w:name="_Toc10631"/>
       <w:r>
         <w:t>相关文件及模板</w:t>
       </w:r>
-      <w:bookmarkEnd w:id="20"/>
+      <w:bookmarkEnd w:id="21"/>
     </w:p>
     <w:p>
       <w:pPr>
@@ -7057,14 +7007,14 @@
         <w:ind w:left="459"/>
         <w:textAlignment w:val="baseline"/>
         <w:rPr>
-          <w:rFonts w:ascii="宋体" w:hAnsi="宋体" w:eastAsia="宋体" w:cs="宋体"/>
-          <w:sz w:val="24"/>
-          <w:szCs w:val="24"/>
-        </w:rPr>
-      </w:pPr>
-      <w:r>
-        <w:rPr>
-          <w:rFonts w:ascii="宋体" w:hAnsi="宋体" w:eastAsia="宋体" w:cs="宋体"/>
+          <w:rFonts w:ascii="宋体" w:eastAsia="宋体" w:hAnsi="宋体" w:cs="宋体"/>
+          <w:sz w:val="24"/>
+          <w:szCs w:val="24"/>
+        </w:rPr>
+      </w:pPr>
+      <w:r>
+        <w:rPr>
+          <w:rFonts w:ascii="宋体" w:eastAsia="宋体" w:hAnsi="宋体" w:cs="宋体"/>
           <w:spacing w:val="-4"/>
           <w:sz w:val="24"/>
           <w:szCs w:val="24"/>
@@ -7091,14 +7041,14 @@
         <w:ind w:left="459"/>
         <w:textAlignment w:val="baseline"/>
         <w:rPr>
-          <w:rFonts w:ascii="宋体" w:hAnsi="宋体" w:eastAsia="宋体" w:cs="宋体"/>
-          <w:sz w:val="24"/>
-          <w:szCs w:val="24"/>
-        </w:rPr>
-      </w:pPr>
-      <w:r>
-        <w:rPr>
-          <w:rFonts w:ascii="宋体" w:hAnsi="宋体" w:eastAsia="宋体" w:cs="宋体"/>
+          <w:rFonts w:ascii="宋体" w:eastAsia="宋体" w:hAnsi="宋体" w:cs="宋体"/>
+          <w:sz w:val="24"/>
+          <w:szCs w:val="24"/>
+        </w:rPr>
+      </w:pPr>
+      <w:r>
+        <w:rPr>
+          <w:rFonts w:ascii="宋体" w:eastAsia="宋体" w:hAnsi="宋体" w:cs="宋体"/>
           <w:spacing w:val="-4"/>
           <w:sz w:val="24"/>
           <w:szCs w:val="24"/>
@@ -7107,55 +7057,30 @@
       </w:r>
     </w:p>
     <w:sectPr>
-      <w:footerReference r:id="rId5" w:type="default"/>
+      <w:footerReference w:type="default" r:id="rId13"/>
       <w:pgSz w:w="11906" w:h="16840"/>
       <w:pgMar w:top="1431" w:right="1579" w:bottom="1361" w:left="1785" w:header="0" w:footer="1197" w:gutter="0"/>
-      <w:cols w:space="720" w:num="1"/>
+      <w:cols w:num="1" w:space="720"/>
     </w:sectPr>
   </w:body>
 </w:document>
 </file>
 
-<file path=word/endnotes.xml><?xml version="1.0" encoding="utf-8"?>
-<w:endnotes xmlns:wpc="http://schemas.microsoft.com/office/word/2010/wordprocessingCanvas" xmlns:mc="http://schemas.openxmlformats.org/markup-compatibility/2006" xmlns:o="urn:schemas-microsoft-com:office:office" xmlns:r="http://schemas.openxmlformats.org/officeDocument/2006/relationships" xmlns:m="http://schemas.openxmlformats.org/officeDocument/2006/math" xmlns:v="urn:schemas-microsoft-com:vml" xmlns:wp14="http://schemas.microsoft.com/office/word/2010/wordprocessingDrawing" xmlns:wp="http://schemas.openxmlformats.org/drawingml/2006/wordprocessingDrawing" xmlns:w="http://schemas.openxmlformats.org/wordprocessingml/2006/main" xmlns:w14="http://schemas.microsoft.com/office/word/2010/wordml" xmlns:w15="http://schemas.microsoft.com/office/word/2012/wordml" xmlns:w10="urn:schemas-microsoft-com:office:word" xmlns:wpg="http://schemas.microsoft.com/office/word/2010/wordprocessingGroup" xmlns:wpi="http://schemas.microsoft.com/office/word/2010/wordprocessingInk" xmlns:wne="http://schemas.microsoft.com/office/word/2006/wordml" xmlns:wps="http://schemas.microsoft.com/office/word/2010/wordprocessingShape" xmlns:wpsCustomData="http://www.wps.cn/officeDocument/2013/wpsCustomData" mc:Ignorable="w14 w15 wp14">
-  <w:endnote w:type="separator" w:id="0">
-    <w:p>
-      <w:pPr>
-        <w:spacing w:line="240" w:lineRule="auto"/>
-      </w:pPr>
-      <w:r>
-        <w:separator/>
-      </w:r>
-    </w:p>
-  </w:endnote>
-  <w:endnote w:type="continuationSeparator" w:id="1">
-    <w:p>
-      <w:pPr>
-        <w:spacing w:line="240" w:lineRule="auto"/>
-      </w:pPr>
-      <w:r>
-        <w:continuationSeparator/>
-      </w:r>
-    </w:p>
-  </w:endnote>
-</w:endnotes>
-</file>
-
 <file path=word/footer1.xml><?xml version="1.0" encoding="utf-8"?>
-<w:ftr xmlns:wpc="http://schemas.microsoft.com/office/word/2010/wordprocessingCanvas" xmlns:mc="http://schemas.openxmlformats.org/markup-compatibility/2006" xmlns:o="urn:schemas-microsoft-com:office:office" xmlns:r="http://schemas.openxmlformats.org/officeDocument/2006/relationships" xmlns:m="http://schemas.openxmlformats.org/officeDocument/2006/math" xmlns:v="urn:schemas-microsoft-com:vml" xmlns:wp14="http://schemas.microsoft.com/office/word/2010/wordprocessingDrawing" xmlns:wp="http://schemas.openxmlformats.org/drawingml/2006/wordprocessingDrawing" xmlns:w10="urn:schemas-microsoft-com:office:word" xmlns:w="http://schemas.openxmlformats.org/wordprocessingml/2006/main" xmlns:w14="http://schemas.microsoft.com/office/word/2010/wordml" xmlns:w15="http://schemas.microsoft.com/office/word/2012/wordml" xmlns:wpg="http://schemas.microsoft.com/office/word/2010/wordprocessingGroup" xmlns:wpi="http://schemas.microsoft.com/office/word/2010/wordprocessingInk" xmlns:wne="http://schemas.microsoft.com/office/word/2006/wordml" xmlns:wps="http://schemas.microsoft.com/office/word/2010/wordprocessingShape" xmlns:wpsCustomData="http://www.wps.cn/officeDocument/2013/wpsCustomData" mc:Ignorable="w14 w15 wp14">
+<w:ftr xmlns:wpc="http://schemas.microsoft.com/office/word/2010/wordprocessingCanvas" xmlns:mc="http://schemas.openxmlformats.org/markup-compatibility/2006" xmlns:o="urn:schemas-microsoft-com:office:office" xmlns:r="http://schemas.openxmlformats.org/officeDocument/2006/relationships" xmlns:m="http://schemas.openxmlformats.org/officeDocument/2006/math" xmlns:v="urn:schemas-microsoft-com:vml" xmlns:wp14="http://schemas.microsoft.com/office/word/2010/wordprocessingDrawing" xmlns:wp="http://schemas.openxmlformats.org/drawingml/2006/wordprocessingDrawing" xmlns:w10="urn:schemas-microsoft-com:office:word" xmlns:w="http://schemas.openxmlformats.org/wordprocessingml/2006/main" xmlns:w14="http://schemas.microsoft.com/office/word/2010/wordml" xmlns:w15="http://schemas.microsoft.com/office/word/2012/wordml" xmlns:wne="http://schemas.microsoft.com/office/word/2006/wordml" xmlns:wpg="http://schemas.microsoft.com/office/word/2010/wordprocessingGroup" xmlns:wpi="http://schemas.microsoft.com/office/word/2010/wordprocessingInk" xmlns:wps="http://schemas.microsoft.com/office/word/2010/wordprocessingShape" mc:Ignorable="w14 w15 wp14">
   <w:p>
     <w:pPr>
       <w:spacing w:line="168" w:lineRule="auto"/>
       <w:ind w:left="4127"/>
       <w:rPr>
-        <w:rFonts w:ascii="Calibri" w:hAnsi="Calibri" w:eastAsia="Calibri" w:cs="Calibri"/>
+        <w:rFonts w:ascii="Calibri" w:eastAsia="Calibri" w:hAnsi="Calibri" w:cs="Calibri"/>
         <w:sz w:val="18"/>
         <w:szCs w:val="18"/>
       </w:rPr>
     </w:pPr>
     <w:r>
       <w:rPr>
-        <w:rFonts w:ascii="Calibri" w:hAnsi="Calibri" w:eastAsia="Calibri" w:cs="Calibri"/>
+        <w:rFonts w:ascii="Calibri" w:eastAsia="Calibri" w:hAnsi="Calibri" w:cs="Calibri"/>
         <w:sz w:val="18"/>
         <w:szCs w:val="18"/>
       </w:rPr>
@@ -7165,41 +7090,16 @@
 </w:ftr>
 </file>
 
-<file path=word/footnotes.xml><?xml version="1.0" encoding="utf-8"?>
-<w:footnotes xmlns:wpc="http://schemas.microsoft.com/office/word/2010/wordprocessingCanvas" xmlns:mc="http://schemas.openxmlformats.org/markup-compatibility/2006" xmlns:o="urn:schemas-microsoft-com:office:office" xmlns:r="http://schemas.openxmlformats.org/officeDocument/2006/relationships" xmlns:m="http://schemas.openxmlformats.org/officeDocument/2006/math" xmlns:v="urn:schemas-microsoft-com:vml" xmlns:wp14="http://schemas.microsoft.com/office/word/2010/wordprocessingDrawing" xmlns:wp="http://schemas.openxmlformats.org/drawingml/2006/wordprocessingDrawing" xmlns:w="http://schemas.openxmlformats.org/wordprocessingml/2006/main" xmlns:w14="http://schemas.microsoft.com/office/word/2010/wordml" xmlns:w15="http://schemas.microsoft.com/office/word/2012/wordml" xmlns:w10="urn:schemas-microsoft-com:office:word" xmlns:wpg="http://schemas.microsoft.com/office/word/2010/wordprocessingGroup" xmlns:wpi="http://schemas.microsoft.com/office/word/2010/wordprocessingInk" xmlns:wne="http://schemas.microsoft.com/office/word/2006/wordml" xmlns:wps="http://schemas.microsoft.com/office/word/2010/wordprocessingShape" xmlns:wpsCustomData="http://www.wps.cn/officeDocument/2013/wpsCustomData" mc:Ignorable="w14 w15 wp14">
-  <w:footnote w:type="separator" w:id="0">
-    <w:p>
-      <w:pPr>
-        <w:spacing w:line="360" w:lineRule="auto"/>
-      </w:pPr>
-      <w:r>
-        <w:separator/>
-      </w:r>
-    </w:p>
-  </w:footnote>
-  <w:footnote w:type="continuationSeparator" w:id="1">
-    <w:p>
-      <w:pPr>
-        <w:spacing w:line="360" w:lineRule="auto"/>
-      </w:pPr>
-      <w:r>
-        <w:continuationSeparator/>
-      </w:r>
-    </w:p>
-  </w:footnote>
-</w:footnotes>
-</file>
-
 <file path=word/numbering.xml><?xml version="1.0" encoding="utf-8"?>
-<w:numbering xmlns:wpc="http://schemas.microsoft.com/office/word/2010/wordprocessingCanvas" xmlns:mc="http://schemas.openxmlformats.org/markup-compatibility/2006" xmlns:o="urn:schemas-microsoft-com:office:office" xmlns:r="http://schemas.openxmlformats.org/officeDocument/2006/relationships" xmlns:m="http://schemas.openxmlformats.org/officeDocument/2006/math" xmlns:v="urn:schemas-microsoft-com:vml" xmlns:wp14="http://schemas.microsoft.com/office/word/2010/wordprocessingDrawing" xmlns:wp="http://schemas.openxmlformats.org/drawingml/2006/wordprocessingDrawing" xmlns:w10="urn:schemas-microsoft-com:office:word" xmlns:w="http://schemas.openxmlformats.org/wordprocessingml/2006/main" xmlns:w14="http://schemas.microsoft.com/office/word/2010/wordml" xmlns:wpg="http://schemas.microsoft.com/office/word/2010/wordprocessingGroup" xmlns:wpi="http://schemas.microsoft.com/office/word/2010/wordprocessingInk" xmlns:wne="http://schemas.microsoft.com/office/word/2006/wordml" xmlns:wps="http://schemas.microsoft.com/office/word/2010/wordprocessingShape" xmlns:wpsCustomData="http://www.wps.cn/officeDocument/2013/wpsCustomData" mc:Ignorable="w14 wp14">
+<w:numbering xmlns:wpc="http://schemas.microsoft.com/office/word/2010/wordprocessingCanvas" xmlns:mc="http://schemas.openxmlformats.org/markup-compatibility/2006" xmlns:o="urn:schemas-microsoft-com:office:office" xmlns:r="http://schemas.openxmlformats.org/officeDocument/2006/relationships" xmlns:m="http://schemas.openxmlformats.org/officeDocument/2006/math" xmlns:v="urn:schemas-microsoft-com:vml" xmlns:wp14="http://schemas.microsoft.com/office/word/2010/wordprocessingDrawing" xmlns:wp="http://schemas.openxmlformats.org/drawingml/2006/wordprocessingDrawing" xmlns:w10="urn:schemas-microsoft-com:office:word" xmlns:w="http://schemas.openxmlformats.org/wordprocessingml/2006/main" xmlns:w14="http://schemas.microsoft.com/office/word/2010/wordml" xmlns:w15="http://schemas.microsoft.com/office/word/2012/wordml" xmlns:wne="http://schemas.microsoft.com/office/word/2006/wordml" xmlns:wpg="http://schemas.microsoft.com/office/word/2010/wordprocessingGroup" xmlns:wpi="http://schemas.microsoft.com/office/word/2010/wordprocessingInk" xmlns:wps="http://schemas.microsoft.com/office/word/2010/wordprocessingShape" mc:Ignorable="w14 w15 wp14">
   <w:abstractNum w:abstractNumId="0">
     <w:nsid w:val="8E964DCE"/>
     <w:multiLevelType w:val="multilevel"/>
     <w:tmpl w:val="8E964DCE"/>
-    <w:lvl w:ilvl="0" w:tentative="0">
+    <w:lvl w:ilvl="0">
       <w:start w:val="1"/>
       <w:numFmt w:val="decimal"/>
-      <w:pStyle w:val="2"/>
+      <w:pStyle w:val="Heading1"/>
       <w:lvlText w:val="%1."/>
       <w:lvlJc w:val="left"/>
       <w:pPr>
@@ -7209,10 +7109,10 @@
         <w:rFonts w:hint="default"/>
       </w:rPr>
     </w:lvl>
-    <w:lvl w:ilvl="1" w:tentative="0">
+    <w:lvl w:ilvl="1">
       <w:start w:val="1"/>
       <w:numFmt w:val="decimal"/>
-      <w:pStyle w:val="3"/>
+      <w:pStyle w:val="Heading2"/>
       <w:lvlText w:val="%1.%2."/>
       <w:lvlJc w:val="left"/>
       <w:pPr>
@@ -7222,10 +7122,10 @@
         <w:rFonts w:hint="default"/>
       </w:rPr>
     </w:lvl>
-    <w:lvl w:ilvl="2" w:tentative="0">
+    <w:lvl w:ilvl="2">
       <w:start w:val="1"/>
       <w:numFmt w:val="decimal"/>
-      <w:pStyle w:val="4"/>
+      <w:pStyle w:val="Heading3"/>
       <w:lvlText w:val="%1.%2.%3."/>
       <w:lvlJc w:val="left"/>
       <w:pPr>
@@ -7235,10 +7135,10 @@
         <w:rFonts w:hint="default"/>
       </w:rPr>
     </w:lvl>
-    <w:lvl w:ilvl="3" w:tentative="0">
+    <w:lvl w:ilvl="3">
       <w:start w:val="1"/>
       <w:numFmt w:val="decimal"/>
-      <w:pStyle w:val="5"/>
+      <w:pStyle w:val="Heading4"/>
       <w:lvlText w:val="%1.%2.%3.%4."/>
       <w:lvlJc w:val="left"/>
       <w:pPr>
@@ -7248,10 +7148,10 @@
         <w:rFonts w:hint="default"/>
       </w:rPr>
     </w:lvl>
-    <w:lvl w:ilvl="4" w:tentative="0">
+    <w:lvl w:ilvl="4">
       <w:start w:val="1"/>
       <w:numFmt w:val="decimal"/>
-      <w:pStyle w:val="6"/>
+      <w:pStyle w:val="Heading5"/>
       <w:lvlText w:val="%1.%2.%3.%4.%5."/>
       <w:lvlJc w:val="left"/>
       <w:pPr>
@@ -7261,10 +7161,10 @@
         <w:rFonts w:hint="default"/>
       </w:rPr>
     </w:lvl>
-    <w:lvl w:ilvl="5" w:tentative="0">
+    <w:lvl w:ilvl="5">
       <w:start w:val="1"/>
       <w:numFmt w:val="decimal"/>
-      <w:pStyle w:val="7"/>
+      <w:pStyle w:val="Heading6"/>
       <w:lvlText w:val="%1.%2.%3.%4.%5.%6."/>
       <w:lvlJc w:val="left"/>
       <w:pPr>
@@ -7274,10 +7174,10 @@
         <w:rFonts w:hint="default"/>
       </w:rPr>
     </w:lvl>
-    <w:lvl w:ilvl="6" w:tentative="0">
+    <w:lvl w:ilvl="6">
       <w:start w:val="1"/>
       <w:numFmt w:val="decimal"/>
-      <w:pStyle w:val="8"/>
+      <w:pStyle w:val="Heading7"/>
       <w:lvlText w:val="%1.%2.%3.%4.%5.%6.%7."/>
       <w:lvlJc w:val="left"/>
       <w:pPr>
@@ -7287,10 +7187,10 @@
         <w:rFonts w:hint="default"/>
       </w:rPr>
     </w:lvl>
-    <w:lvl w:ilvl="7" w:tentative="0">
+    <w:lvl w:ilvl="7">
       <w:start w:val="1"/>
       <w:numFmt w:val="decimal"/>
-      <w:pStyle w:val="9"/>
+      <w:pStyle w:val="Heading8"/>
       <w:lvlText w:val="%1.%2.%3.%4.%5.%6.%7.%8."/>
       <w:lvlJc w:val="left"/>
       <w:pPr>
@@ -7300,10 +7200,10 @@
         <w:rFonts w:hint="default"/>
       </w:rPr>
     </w:lvl>
-    <w:lvl w:ilvl="8" w:tentative="0">
+    <w:lvl w:ilvl="8">
       <w:start w:val="1"/>
       <w:numFmt w:val="decimal"/>
-      <w:pStyle w:val="10"/>
+      <w:pStyle w:val="Heading9"/>
       <w:lvlText w:val="%1.%2.%3.%4.%5.%6.%7.%8.%9."/>
       <w:lvlJc w:val="left"/>
       <w:pPr>
@@ -7321,269 +7221,267 @@
 </file>
 
 <file path=word/styles.xml><?xml version="1.0" encoding="utf-8"?>
-<w:styles xmlns:mc="http://schemas.openxmlformats.org/markup-compatibility/2006" xmlns:o="urn:schemas-microsoft-com:office:office" xmlns:r="http://schemas.openxmlformats.org/officeDocument/2006/relationships" xmlns:m="http://schemas.openxmlformats.org/officeDocument/2006/math" xmlns:v="urn:schemas-microsoft-com:vml" xmlns:w="http://schemas.openxmlformats.org/wordprocessingml/2006/main" xmlns:w14="http://schemas.microsoft.com/office/word/2010/wordml" xmlns:w10="urn:schemas-microsoft-com:office:word" xmlns:sl="http://schemas.openxmlformats.org/schemaLibrary/2006/main" xmlns:wpsCustomData="http://www.wps.cn/officeDocument/2013/wpsCustomData" mc:Ignorable="w14">
+<w:styles xmlns:mc="http://schemas.openxmlformats.org/markup-compatibility/2006" xmlns:r="http://schemas.openxmlformats.org/officeDocument/2006/relationships" xmlns:w="http://schemas.openxmlformats.org/wordprocessingml/2006/main" xmlns:w14="http://schemas.microsoft.com/office/word/2010/wordml" xmlns:w15="http://schemas.microsoft.com/office/word/2012/wordml" mc:Ignorable="w14 w15">
   <w:docDefaults>
     <w:rPrDefault>
       <w:rPr>
-        <w:rFonts w:ascii="Arial" w:hAnsi="Arial" w:eastAsia="Arial" w:cs="Arial"/>
+        <w:rFonts w:ascii="Arial" w:eastAsia="Arial" w:hAnsi="Arial" w:cs="Arial"/>
       </w:rPr>
     </w:rPrDefault>
     <w:pPrDefault/>
   </w:docDefaults>
-  <w:latentStyles w:count="260" w:defQFormat="0" w:defUnhideWhenUsed="1" w:defSemiHidden="1" w:defUIPriority="99" w:defLockedState="0">
-    <w:lsdException w:qFormat="1" w:unhideWhenUsed="0" w:uiPriority="0" w:semiHidden="0" w:name="Normal"/>
-    <w:lsdException w:qFormat="1" w:unhideWhenUsed="0" w:uiPriority="0" w:semiHidden="0" w:name="heading 1"/>
-    <w:lsdException w:qFormat="1" w:uiPriority="0" w:semiHidden="0" w:name="heading 2"/>
-    <w:lsdException w:qFormat="1" w:uiPriority="0" w:name="heading 3"/>
-    <w:lsdException w:qFormat="1" w:uiPriority="0" w:semiHidden="0" w:name="heading 4"/>
-    <w:lsdException w:qFormat="1" w:uiPriority="0" w:name="heading 5"/>
-    <w:lsdException w:qFormat="1" w:uiPriority="0" w:name="heading 6"/>
-    <w:lsdException w:qFormat="1" w:uiPriority="0" w:name="heading 7"/>
-    <w:lsdException w:qFormat="1" w:uiPriority="0" w:name="heading 8"/>
-    <w:lsdException w:qFormat="1" w:uiPriority="0" w:name="heading 9"/>
-    <w:lsdException w:unhideWhenUsed="0" w:uiPriority="0" w:semiHidden="0" w:name="index 1"/>
-    <w:lsdException w:unhideWhenUsed="0" w:uiPriority="0" w:semiHidden="0" w:name="index 2"/>
-    <w:lsdException w:unhideWhenUsed="0" w:uiPriority="0" w:semiHidden="0" w:name="index 3"/>
-    <w:lsdException w:unhideWhenUsed="0" w:uiPriority="0" w:semiHidden="0" w:name="index 4"/>
-    <w:lsdException w:unhideWhenUsed="0" w:uiPriority="0" w:semiHidden="0" w:name="index 5"/>
-    <w:lsdException w:unhideWhenUsed="0" w:uiPriority="0" w:semiHidden="0" w:name="index 6"/>
-    <w:lsdException w:unhideWhenUsed="0" w:uiPriority="0" w:semiHidden="0" w:name="index 7"/>
-    <w:lsdException w:unhideWhenUsed="0" w:uiPriority="0" w:semiHidden="0" w:name="index 8"/>
-    <w:lsdException w:unhideWhenUsed="0" w:uiPriority="0" w:semiHidden="0" w:name="index 9"/>
-    <w:lsdException w:qFormat="1" w:unhideWhenUsed="0" w:uiPriority="0" w:semiHidden="0" w:name="toc 1"/>
-    <w:lsdException w:qFormat="1" w:unhideWhenUsed="0" w:uiPriority="0" w:semiHidden="0" w:name="toc 2"/>
-    <w:lsdException w:qFormat="1" w:unhideWhenUsed="0" w:uiPriority="0" w:semiHidden="0" w:name="toc 3"/>
-    <w:lsdException w:unhideWhenUsed="0" w:uiPriority="0" w:semiHidden="0" w:name="toc 4"/>
-    <w:lsdException w:unhideWhenUsed="0" w:uiPriority="0" w:semiHidden="0" w:name="toc 5"/>
-    <w:lsdException w:unhideWhenUsed="0" w:uiPriority="0" w:semiHidden="0" w:name="toc 6"/>
-    <w:lsdException w:unhideWhenUsed="0" w:uiPriority="0" w:semiHidden="0" w:name="toc 7"/>
-    <w:lsdException w:unhideWhenUsed="0" w:uiPriority="0" w:semiHidden="0" w:name="toc 8"/>
-    <w:lsdException w:unhideWhenUsed="0" w:uiPriority="0" w:semiHidden="0" w:name="toc 9"/>
-    <w:lsdException w:unhideWhenUsed="0" w:uiPriority="0" w:semiHidden="0" w:name="Normal Indent"/>
-    <w:lsdException w:unhideWhenUsed="0" w:uiPriority="0" w:semiHidden="0" w:name="footnote text"/>
-    <w:lsdException w:qFormat="1" w:unhideWhenUsed="0" w:uiPriority="0" w:semiHidden="0" w:name="annotation text"/>
-    <w:lsdException w:qFormat="1" w:unhideWhenUsed="0" w:uiPriority="0" w:semiHidden="0" w:name="header"/>
-    <w:lsdException w:qFormat="1" w:unhideWhenUsed="0" w:uiPriority="0" w:semiHidden="0" w:name="footer"/>
-    <w:lsdException w:unhideWhenUsed="0" w:uiPriority="0" w:semiHidden="0" w:name="index heading"/>
-    <w:lsdException w:qFormat="1" w:uiPriority="0" w:name="caption"/>
-    <w:lsdException w:unhideWhenUsed="0" w:uiPriority="0" w:semiHidden="0" w:name="table of figures"/>
-    <w:lsdException w:unhideWhenUsed="0" w:uiPriority="0" w:semiHidden="0" w:name="envelope address"/>
-    <w:lsdException w:unhideWhenUsed="0" w:uiPriority="0" w:semiHidden="0" w:name="envelope return"/>
-    <w:lsdException w:unhideWhenUsed="0" w:uiPriority="0" w:semiHidden="0" w:name="footnote reference"/>
-    <w:lsdException w:unhideWhenUsed="0" w:uiPriority="0" w:semiHidden="0" w:name="annotation reference"/>
-    <w:lsdException w:unhideWhenUsed="0" w:uiPriority="0" w:semiHidden="0" w:name="line number"/>
-    <w:lsdException w:unhideWhenUsed="0" w:uiPriority="0" w:semiHidden="0" w:name="page number"/>
-    <w:lsdException w:unhideWhenUsed="0" w:uiPriority="0" w:semiHidden="0" w:name="endnote reference"/>
-    <w:lsdException w:unhideWhenUsed="0" w:uiPriority="0" w:semiHidden="0" w:name="endnote text"/>
-    <w:lsdException w:unhideWhenUsed="0" w:uiPriority="0" w:semiHidden="0" w:name="table of authorities"/>
-    <w:lsdException w:unhideWhenUsed="0" w:uiPriority="0" w:semiHidden="0" w:name="macro"/>
-    <w:lsdException w:unhideWhenUsed="0" w:uiPriority="0" w:semiHidden="0" w:name="toa heading"/>
-    <w:lsdException w:unhideWhenUsed="0" w:uiPriority="0" w:semiHidden="0" w:name="List"/>
-    <w:lsdException w:unhideWhenUsed="0" w:uiPriority="0" w:semiHidden="0" w:name="List Bullet"/>
-    <w:lsdException w:unhideWhenUsed="0" w:uiPriority="0" w:semiHidden="0" w:name="List Number"/>
-    <w:lsdException w:unhideWhenUsed="0" w:uiPriority="0" w:semiHidden="0" w:name="List 2"/>
-    <w:lsdException w:unhideWhenUsed="0" w:uiPriority="0" w:semiHidden="0" w:name="List 3"/>
-    <w:lsdException w:unhideWhenUsed="0" w:uiPriority="0" w:semiHidden="0" w:name="List 4"/>
-    <w:lsdException w:unhideWhenUsed="0" w:uiPriority="0" w:semiHidden="0" w:name="List 5"/>
-    <w:lsdException w:unhideWhenUsed="0" w:uiPriority="0" w:semiHidden="0" w:name="List Bullet 2"/>
-    <w:lsdException w:unhideWhenUsed="0" w:uiPriority="0" w:semiHidden="0" w:name="List Bullet 3"/>
-    <w:lsdException w:unhideWhenUsed="0" w:uiPriority="0" w:semiHidden="0" w:name="List Bullet 4"/>
-    <w:lsdException w:unhideWhenUsed="0" w:uiPriority="0" w:semiHidden="0" w:name="List Bullet 5"/>
-    <w:lsdException w:unhideWhenUsed="0" w:uiPriority="0" w:semiHidden="0" w:name="List Number 2"/>
-    <w:lsdException w:unhideWhenUsed="0" w:uiPriority="0" w:semiHidden="0" w:name="List Number 3"/>
-    <w:lsdException w:unhideWhenUsed="0" w:uiPriority="0" w:semiHidden="0" w:name="List Number 4"/>
-    <w:lsdException w:unhideWhenUsed="0" w:uiPriority="0" w:semiHidden="0" w:name="List Number 5"/>
-    <w:lsdException w:qFormat="1" w:unhideWhenUsed="0" w:uiPriority="0" w:semiHidden="0" w:name="Title"/>
-    <w:lsdException w:unhideWhenUsed="0" w:uiPriority="0" w:semiHidden="0" w:name="Closing"/>
-    <w:lsdException w:unhideWhenUsed="0" w:uiPriority="0" w:semiHidden="0" w:name="Signature"/>
-    <w:lsdException w:qFormat="1" w:unhideWhenUsed="0" w:uiPriority="0" w:name="Default Paragraph Font"/>
-    <w:lsdException w:qFormat="1" w:unhideWhenUsed="0" w:uiPriority="0" w:name="Body Text"/>
-    <w:lsdException w:unhideWhenUsed="0" w:uiPriority="0" w:semiHidden="0" w:name="Body Text Indent"/>
-    <w:lsdException w:unhideWhenUsed="0" w:uiPriority="0" w:semiHidden="0" w:name="List Continue"/>
-    <w:lsdException w:unhideWhenUsed="0" w:uiPriority="0" w:semiHidden="0" w:name="List Continue 2"/>
-    <w:lsdException w:unhideWhenUsed="0" w:uiPriority="0" w:semiHidden="0" w:name="List Continue 3"/>
-    <w:lsdException w:unhideWhenUsed="0" w:uiPriority="0" w:semiHidden="0" w:name="List Continue 4"/>
-    <w:lsdException w:unhideWhenUsed="0" w:uiPriority="0" w:semiHidden="0" w:name="List Continue 5"/>
-    <w:lsdException w:unhideWhenUsed="0" w:uiPriority="0" w:semiHidden="0" w:name="Message Header"/>
-    <w:lsdException w:qFormat="1" w:unhideWhenUsed="0" w:uiPriority="0" w:semiHidden="0" w:name="Subtitle"/>
-    <w:lsdException w:unhideWhenUsed="0" w:uiPriority="0" w:semiHidden="0" w:name="Salutation"/>
-    <w:lsdException w:unhideWhenUsed="0" w:uiPriority="0" w:semiHidden="0" w:name="Date"/>
-    <w:lsdException w:unhideWhenUsed="0" w:uiPriority="0" w:semiHidden="0" w:name="Body Text First Indent"/>
-    <w:lsdException w:unhideWhenUsed="0" w:uiPriority="0" w:semiHidden="0" w:name="Body Text First Indent 2"/>
-    <w:lsdException w:uiPriority="99" w:name="Note Heading"/>
-    <w:lsdException w:unhideWhenUsed="0" w:uiPriority="0" w:semiHidden="0" w:name="Body Text 2"/>
-    <w:lsdException w:unhideWhenUsed="0" w:uiPriority="0" w:semiHidden="0" w:name="Body Text 3"/>
-    <w:lsdException w:unhideWhenUsed="0" w:uiPriority="0" w:semiHidden="0" w:name="Body Text Indent 2"/>
-    <w:lsdException w:unhideWhenUsed="0" w:uiPriority="0" w:semiHidden="0" w:name="Body Text Indent 3"/>
-    <w:lsdException w:unhideWhenUsed="0" w:uiPriority="0" w:semiHidden="0" w:name="Block Text"/>
-    <w:lsdException w:unhideWhenUsed="0" w:uiPriority="0" w:semiHidden="0" w:name="Hyperlink"/>
-    <w:lsdException w:unhideWhenUsed="0" w:uiPriority="0" w:semiHidden="0" w:name="FollowedHyperlink"/>
-    <w:lsdException w:qFormat="1" w:unhideWhenUsed="0" w:uiPriority="0" w:semiHidden="0" w:name="Strong"/>
-    <w:lsdException w:qFormat="1" w:unhideWhenUsed="0" w:uiPriority="0" w:semiHidden="0" w:name="Emphasis"/>
-    <w:lsdException w:unhideWhenUsed="0" w:uiPriority="0" w:semiHidden="0" w:name="Document Map"/>
-    <w:lsdException w:unhideWhenUsed="0" w:uiPriority="0" w:semiHidden="0" w:name="Plain Text"/>
-    <w:lsdException w:unhideWhenUsed="0" w:uiPriority="0" w:semiHidden="0" w:name="E-mail Signature"/>
-    <w:lsdException w:qFormat="1" w:unhideWhenUsed="0" w:uiPriority="0" w:semiHidden="0" w:name="Normal (Web)"/>
-    <w:lsdException w:unhideWhenUsed="0" w:uiPriority="0" w:semiHidden="0" w:name="HTML Acronym"/>
-    <w:lsdException w:unhideWhenUsed="0" w:uiPriority="0" w:semiHidden="0" w:name="HTML Address"/>
-    <w:lsdException w:unhideWhenUsed="0" w:uiPriority="0" w:semiHidden="0" w:name="HTML Cite"/>
-    <w:lsdException w:unhideWhenUsed="0" w:uiPriority="0" w:semiHidden="0" w:name="HTML Code"/>
-    <w:lsdException w:unhideWhenUsed="0" w:uiPriority="0" w:semiHidden="0" w:name="HTML Definition"/>
-    <w:lsdException w:unhideWhenUsed="0" w:uiPriority="0" w:semiHidden="0" w:name="HTML Keyboard"/>
-    <w:lsdException w:unhideWhenUsed="0" w:uiPriority="0" w:semiHidden="0" w:name="HTML Preformatted"/>
-    <w:lsdException w:unhideWhenUsed="0" w:uiPriority="0" w:semiHidden="0" w:name="HTML Sample"/>
-    <w:lsdException w:unhideWhenUsed="0" w:uiPriority="0" w:semiHidden="0" w:name="HTML Typewriter"/>
-    <w:lsdException w:unhideWhenUsed="0" w:uiPriority="0" w:semiHidden="0" w:name="HTML Variable"/>
-    <w:lsdException w:qFormat="1" w:unhideWhenUsed="0" w:uiPriority="0" w:name="Normal Table"/>
-    <w:lsdException w:unhideWhenUsed="0" w:uiPriority="0" w:semiHidden="0" w:name="annotation subject"/>
-    <w:lsdException w:unhideWhenUsed="0" w:uiPriority="0" w:semiHidden="0" w:name="Table Simple 1"/>
-    <w:lsdException w:unhideWhenUsed="0" w:uiPriority="0" w:semiHidden="0" w:name="Table Simple 2"/>
-    <w:lsdException w:unhideWhenUsed="0" w:uiPriority="0" w:semiHidden="0" w:name="Table Simple 3"/>
-    <w:lsdException w:unhideWhenUsed="0" w:uiPriority="0" w:semiHidden="0" w:name="Table Classic 1"/>
-    <w:lsdException w:unhideWhenUsed="0" w:uiPriority="0" w:semiHidden="0" w:name="Table Classic 2"/>
-    <w:lsdException w:unhideWhenUsed="0" w:uiPriority="0" w:semiHidden="0" w:name="Table Classic 3"/>
-    <w:lsdException w:unhideWhenUsed="0" w:uiPriority="0" w:semiHidden="0" w:name="Table Classic 4"/>
-    <w:lsdException w:unhideWhenUsed="0" w:uiPriority="0" w:semiHidden="0" w:name="Table Colorful 1"/>
-    <w:lsdException w:unhideWhenUsed="0" w:uiPriority="0" w:semiHidden="0" w:name="Table Colorful 2"/>
-    <w:lsdException w:unhideWhenUsed="0" w:uiPriority="0" w:semiHidden="0" w:name="Table Colorful 3"/>
-    <w:lsdException w:unhideWhenUsed="0" w:uiPriority="0" w:semiHidden="0" w:name="Table Columns 1"/>
-    <w:lsdException w:unhideWhenUsed="0" w:uiPriority="0" w:semiHidden="0" w:name="Table Columns 2"/>
-    <w:lsdException w:unhideWhenUsed="0" w:uiPriority="0" w:semiHidden="0" w:name="Table Columns 3"/>
-    <w:lsdException w:unhideWhenUsed="0" w:uiPriority="0" w:semiHidden="0" w:name="Table Columns 4"/>
-    <w:lsdException w:unhideWhenUsed="0" w:uiPriority="0" w:semiHidden="0" w:name="Table Columns 5"/>
-    <w:lsdException w:unhideWhenUsed="0" w:uiPriority="0" w:semiHidden="0" w:name="Table Grid 1"/>
-    <w:lsdException w:unhideWhenUsed="0" w:uiPriority="0" w:semiHidden="0" w:name="Table Grid 2"/>
-    <w:lsdException w:unhideWhenUsed="0" w:uiPriority="0" w:semiHidden="0" w:name="Table Grid 3"/>
-    <w:lsdException w:unhideWhenUsed="0" w:uiPriority="0" w:semiHidden="0" w:name="Table Grid 4"/>
-    <w:lsdException w:unhideWhenUsed="0" w:uiPriority="0" w:semiHidden="0" w:name="Table Grid 5"/>
-    <w:lsdException w:unhideWhenUsed="0" w:uiPriority="0" w:semiHidden="0" w:name="Table Grid 6"/>
-    <w:lsdException w:unhideWhenUsed="0" w:uiPriority="0" w:semiHidden="0" w:name="Table Grid 7"/>
-    <w:lsdException w:unhideWhenUsed="0" w:uiPriority="0" w:semiHidden="0" w:name="Table Grid 8"/>
-    <w:lsdException w:unhideWhenUsed="0" w:uiPriority="0" w:semiHidden="0" w:name="Table List 1"/>
-    <w:lsdException w:unhideWhenUsed="0" w:uiPriority="0" w:semiHidden="0" w:name="Table List 2"/>
-    <w:lsdException w:unhideWhenUsed="0" w:uiPriority="0" w:semiHidden="0" w:name="Table List 3"/>
-    <w:lsdException w:unhideWhenUsed="0" w:uiPriority="0" w:semiHidden="0" w:name="Table List 4"/>
-    <w:lsdException w:unhideWhenUsed="0" w:uiPriority="0" w:semiHidden="0" w:name="Table List 5"/>
-    <w:lsdException w:unhideWhenUsed="0" w:uiPriority="0" w:semiHidden="0" w:name="Table List 6"/>
-    <w:lsdException w:unhideWhenUsed="0" w:uiPriority="0" w:semiHidden="0" w:name="Table List 7"/>
-    <w:lsdException w:unhideWhenUsed="0" w:uiPriority="0" w:semiHidden="0" w:name="Table List 8"/>
-    <w:lsdException w:unhideWhenUsed="0" w:uiPriority="0" w:semiHidden="0" w:name="Table 3D effects 1"/>
-    <w:lsdException w:unhideWhenUsed="0" w:uiPriority="0" w:semiHidden="0" w:name="Table 3D effects 2"/>
-    <w:lsdException w:unhideWhenUsed="0" w:uiPriority="0" w:semiHidden="0" w:name="Table 3D effects 3"/>
-    <w:lsdException w:unhideWhenUsed="0" w:uiPriority="0" w:semiHidden="0" w:name="Table Contemporary"/>
-    <w:lsdException w:unhideWhenUsed="0" w:uiPriority="0" w:semiHidden="0" w:name="Table Elegant"/>
-    <w:lsdException w:unhideWhenUsed="0" w:uiPriority="0" w:semiHidden="0" w:name="Table Professional"/>
-    <w:lsdException w:unhideWhenUsed="0" w:uiPriority="0" w:semiHidden="0" w:name="Table Subtle 1"/>
-    <w:lsdException w:unhideWhenUsed="0" w:uiPriority="0" w:semiHidden="0" w:name="Table Subtle 2"/>
-    <w:lsdException w:unhideWhenUsed="0" w:uiPriority="0" w:semiHidden="0" w:name="Table Web 1"/>
-    <w:lsdException w:unhideWhenUsed="0" w:uiPriority="0" w:semiHidden="0" w:name="Table Web 2"/>
-    <w:lsdException w:unhideWhenUsed="0" w:uiPriority="0" w:semiHidden="0" w:name="Table Web 3"/>
-    <w:lsdException w:unhideWhenUsed="0" w:uiPriority="0" w:semiHidden="0" w:name="Balloon Text"/>
-    <w:lsdException w:qFormat="1" w:unhideWhenUsed="0" w:uiPriority="0" w:semiHidden="0" w:name="Table Grid"/>
-    <w:lsdException w:unhideWhenUsed="0" w:uiPriority="0" w:semiHidden="0" w:name="Table Theme"/>
-    <w:lsdException w:unhideWhenUsed="0" w:uiPriority="60" w:semiHidden="0" w:name="Light Shading"/>
-    <w:lsdException w:unhideWhenUsed="0" w:uiPriority="61" w:semiHidden="0" w:name="Light List"/>
-    <w:lsdException w:unhideWhenUsed="0" w:uiPriority="62" w:semiHidden="0" w:name="Light Grid"/>
-    <w:lsdException w:unhideWhenUsed="0" w:uiPriority="63" w:semiHidden="0" w:name="Medium Shading 1"/>
-    <w:lsdException w:unhideWhenUsed="0" w:uiPriority="64" w:semiHidden="0" w:name="Medium Shading 2"/>
-    <w:lsdException w:unhideWhenUsed="0" w:uiPriority="65" w:semiHidden="0" w:name="Medium List 1"/>
-    <w:lsdException w:unhideWhenUsed="0" w:uiPriority="66" w:semiHidden="0" w:name="Medium List 2"/>
-    <w:lsdException w:unhideWhenUsed="0" w:uiPriority="67" w:semiHidden="0" w:name="Medium Grid 1"/>
-    <w:lsdException w:unhideWhenUsed="0" w:uiPriority="68" w:semiHidden="0" w:name="Medium Grid 2"/>
-    <w:lsdException w:unhideWhenUsed="0" w:uiPriority="69" w:semiHidden="0" w:name="Medium Grid 3"/>
-    <w:lsdException w:unhideWhenUsed="0" w:uiPriority="70" w:semiHidden="0" w:name="Dark List"/>
-    <w:lsdException w:unhideWhenUsed="0" w:uiPriority="71" w:semiHidden="0" w:name="Colorful Shading"/>
-    <w:lsdException w:unhideWhenUsed="0" w:uiPriority="72" w:semiHidden="0" w:name="Colorful List"/>
-    <w:lsdException w:unhideWhenUsed="0" w:uiPriority="73" w:semiHidden="0" w:name="Colorful Grid"/>
-    <w:lsdException w:unhideWhenUsed="0" w:uiPriority="60" w:semiHidden="0" w:name="Light Shading Accent 1"/>
-    <w:lsdException w:unhideWhenUsed="0" w:uiPriority="61" w:semiHidden="0" w:name="Light List Accent 1"/>
-    <w:lsdException w:unhideWhenUsed="0" w:uiPriority="62" w:semiHidden="0" w:name="Light Grid Accent 1"/>
-    <w:lsdException w:unhideWhenUsed="0" w:uiPriority="63" w:semiHidden="0" w:name="Medium Shading 1 Accent 1"/>
-    <w:lsdException w:unhideWhenUsed="0" w:uiPriority="64" w:semiHidden="0" w:name="Medium Shading 2 Accent 1"/>
-    <w:lsdException w:unhideWhenUsed="0" w:uiPriority="65" w:semiHidden="0" w:name="Medium List 1 Accent 1"/>
-    <w:lsdException w:unhideWhenUsed="0" w:uiPriority="66" w:semiHidden="0" w:name="Medium List 2 Accent 1"/>
-    <w:lsdException w:unhideWhenUsed="0" w:uiPriority="67" w:semiHidden="0" w:name="Medium Grid 1 Accent 1"/>
-    <w:lsdException w:unhideWhenUsed="0" w:uiPriority="68" w:semiHidden="0" w:name="Medium Grid 2 Accent 1"/>
-    <w:lsdException w:unhideWhenUsed="0" w:uiPriority="69" w:semiHidden="0" w:name="Medium Grid 3 Accent 1"/>
-    <w:lsdException w:unhideWhenUsed="0" w:uiPriority="70" w:semiHidden="0" w:name="Dark List Accent 1"/>
-    <w:lsdException w:unhideWhenUsed="0" w:uiPriority="71" w:semiHidden="0" w:name="Colorful Shading Accent 1"/>
-    <w:lsdException w:unhideWhenUsed="0" w:uiPriority="72" w:semiHidden="0" w:name="Colorful List Accent 1"/>
-    <w:lsdException w:unhideWhenUsed="0" w:uiPriority="73" w:semiHidden="0" w:name="Colorful Grid Accent 1"/>
-    <w:lsdException w:unhideWhenUsed="0" w:uiPriority="60" w:semiHidden="0" w:name="Light Shading Accent 2"/>
-    <w:lsdException w:unhideWhenUsed="0" w:uiPriority="61" w:semiHidden="0" w:name="Light List Accent 2"/>
-    <w:lsdException w:unhideWhenUsed="0" w:uiPriority="62" w:semiHidden="0" w:name="Light Grid Accent 2"/>
-    <w:lsdException w:unhideWhenUsed="0" w:uiPriority="63" w:semiHidden="0" w:name="Medium Shading 1 Accent 2"/>
-    <w:lsdException w:unhideWhenUsed="0" w:uiPriority="64" w:semiHidden="0" w:name="Medium Shading 2 Accent 2"/>
-    <w:lsdException w:unhideWhenUsed="0" w:uiPriority="65" w:semiHidden="0" w:name="Medium List 1 Accent 2"/>
-    <w:lsdException w:unhideWhenUsed="0" w:uiPriority="66" w:semiHidden="0" w:name="Medium List 2 Accent 2"/>
-    <w:lsdException w:unhideWhenUsed="0" w:uiPriority="67" w:semiHidden="0" w:name="Medium Grid 1 Accent 2"/>
-    <w:lsdException w:unhideWhenUsed="0" w:uiPriority="68" w:semiHidden="0" w:name="Medium Grid 2 Accent 2"/>
-    <w:lsdException w:unhideWhenUsed="0" w:uiPriority="69" w:semiHidden="0" w:name="Medium Grid 3 Accent 2"/>
-    <w:lsdException w:unhideWhenUsed="0" w:uiPriority="70" w:semiHidden="0" w:name="Dark List Accent 2"/>
-    <w:lsdException w:unhideWhenUsed="0" w:uiPriority="71" w:semiHidden="0" w:name="Colorful Shading Accent 2"/>
-    <w:lsdException w:unhideWhenUsed="0" w:uiPriority="72" w:semiHidden="0" w:name="Colorful List Accent 2"/>
-    <w:lsdException w:unhideWhenUsed="0" w:uiPriority="73" w:semiHidden="0" w:name="Colorful Grid Accent 2"/>
-    <w:lsdException w:unhideWhenUsed="0" w:uiPriority="60" w:semiHidden="0" w:name="Light Shading Accent 3"/>
-    <w:lsdException w:unhideWhenUsed="0" w:uiPriority="61" w:semiHidden="0" w:name="Light List Accent 3"/>
-    <w:lsdException w:unhideWhenUsed="0" w:uiPriority="62" w:semiHidden="0" w:name="Light Grid Accent 3"/>
-    <w:lsdException w:unhideWhenUsed="0" w:uiPriority="63" w:semiHidden="0" w:name="Medium Shading 1 Accent 3"/>
-    <w:lsdException w:unhideWhenUsed="0" w:uiPriority="64" w:semiHidden="0" w:name="Medium Shading 2 Accent 3"/>
-    <w:lsdException w:unhideWhenUsed="0" w:uiPriority="65" w:semiHidden="0" w:name="Medium List 1 Accent 3"/>
-    <w:lsdException w:unhideWhenUsed="0" w:uiPriority="66" w:semiHidden="0" w:name="Medium List 2 Accent 3"/>
-    <w:lsdException w:unhideWhenUsed="0" w:uiPriority="67" w:semiHidden="0" w:name="Medium Grid 1 Accent 3"/>
-    <w:lsdException w:unhideWhenUsed="0" w:uiPriority="68" w:semiHidden="0" w:name="Medium Grid 2 Accent 3"/>
-    <w:lsdException w:unhideWhenUsed="0" w:uiPriority="69" w:semiHidden="0" w:name="Medium Grid 3 Accent 3"/>
-    <w:lsdException w:unhideWhenUsed="0" w:uiPriority="70" w:semiHidden="0" w:name="Dark List Accent 3"/>
-    <w:lsdException w:unhideWhenUsed="0" w:uiPriority="71" w:semiHidden="0" w:name="Colorful Shading Accent 3"/>
-    <w:lsdException w:unhideWhenUsed="0" w:uiPriority="72" w:semiHidden="0" w:name="Colorful List Accent 3"/>
-    <w:lsdException w:unhideWhenUsed="0" w:uiPriority="73" w:semiHidden="0" w:name="Colorful Grid Accent 3"/>
-    <w:lsdException w:unhideWhenUsed="0" w:uiPriority="60" w:semiHidden="0" w:name="Light Shading Accent 4"/>
-    <w:lsdException w:unhideWhenUsed="0" w:uiPriority="61" w:semiHidden="0" w:name="Light List Accent 4"/>
-    <w:lsdException w:unhideWhenUsed="0" w:uiPriority="62" w:semiHidden="0" w:name="Light Grid Accent 4"/>
-    <w:lsdException w:unhideWhenUsed="0" w:uiPriority="63" w:semiHidden="0" w:name="Medium Shading 1 Accent 4"/>
-    <w:lsdException w:unhideWhenUsed="0" w:uiPriority="64" w:semiHidden="0" w:name="Medium Shading 2 Accent 4"/>
-    <w:lsdException w:unhideWhenUsed="0" w:uiPriority="65" w:semiHidden="0" w:name="Medium List 1 Accent 4"/>
-    <w:lsdException w:unhideWhenUsed="0" w:uiPriority="66" w:semiHidden="0" w:name="Medium List 2 Accent 4"/>
-    <w:lsdException w:unhideWhenUsed="0" w:uiPriority="67" w:semiHidden="0" w:name="Medium Grid 1 Accent 4"/>
-    <w:lsdException w:unhideWhenUsed="0" w:uiPriority="68" w:semiHidden="0" w:name="Medium Grid 2 Accent 4"/>
-    <w:lsdException w:unhideWhenUsed="0" w:uiPriority="69" w:semiHidden="0" w:name="Medium Grid 3 Accent 4"/>
-    <w:lsdException w:unhideWhenUsed="0" w:uiPriority="70" w:semiHidden="0" w:name="Dark List Accent 4"/>
-    <w:lsdException w:unhideWhenUsed="0" w:uiPriority="71" w:semiHidden="0" w:name="Colorful Shading Accent 4"/>
-    <w:lsdException w:unhideWhenUsed="0" w:uiPriority="72" w:semiHidden="0" w:name="Colorful List Accent 4"/>
-    <w:lsdException w:unhideWhenUsed="0" w:uiPriority="73" w:semiHidden="0" w:name="Colorful Grid Accent 4"/>
-    <w:lsdException w:unhideWhenUsed="0" w:uiPriority="60" w:semiHidden="0" w:name="Light Shading Accent 5"/>
-    <w:lsdException w:unhideWhenUsed="0" w:uiPriority="61" w:semiHidden="0" w:name="Light List Accent 5"/>
-    <w:lsdException w:unhideWhenUsed="0" w:uiPriority="62" w:semiHidden="0" w:name="Light Grid Accent 5"/>
-    <w:lsdException w:unhideWhenUsed="0" w:uiPriority="63" w:semiHidden="0" w:name="Medium Shading 1 Accent 5"/>
-    <w:lsdException w:unhideWhenUsed="0" w:uiPriority="64" w:semiHidden="0" w:name="Medium Shading 2 Accent 5"/>
-    <w:lsdException w:unhideWhenUsed="0" w:uiPriority="65" w:semiHidden="0" w:name="Medium List 1 Accent 5"/>
-    <w:lsdException w:unhideWhenUsed="0" w:uiPriority="66" w:semiHidden="0" w:name="Medium List 2 Accent 5"/>
-    <w:lsdException w:unhideWhenUsed="0" w:uiPriority="67" w:semiHidden="0" w:name="Medium Grid 1 Accent 5"/>
-    <w:lsdException w:unhideWhenUsed="0" w:uiPriority="68" w:semiHidden="0" w:name="Medium Grid 2 Accent 5"/>
-    <w:lsdException w:unhideWhenUsed="0" w:uiPriority="69" w:semiHidden="0" w:name="Medium Grid 3 Accent 5"/>
-    <w:lsdException w:unhideWhenUsed="0" w:uiPriority="70" w:semiHidden="0" w:name="Dark List Accent 5"/>
-    <w:lsdException w:unhideWhenUsed="0" w:uiPriority="71" w:semiHidden="0" w:name="Colorful Shading Accent 5"/>
-    <w:lsdException w:unhideWhenUsed="0" w:uiPriority="72" w:semiHidden="0" w:name="Colorful List Accent 5"/>
-    <w:lsdException w:unhideWhenUsed="0" w:uiPriority="73" w:semiHidden="0" w:name="Colorful Grid Accent 5"/>
-    <w:lsdException w:unhideWhenUsed="0" w:uiPriority="60" w:semiHidden="0" w:name="Light Shading Accent 6"/>
-    <w:lsdException w:unhideWhenUsed="0" w:uiPriority="61" w:semiHidden="0" w:name="Light List Accent 6"/>
-    <w:lsdException w:unhideWhenUsed="0" w:uiPriority="62" w:semiHidden="0" w:name="Light Grid Accent 6"/>
-    <w:lsdException w:unhideWhenUsed="0" w:uiPriority="63" w:semiHidden="0" w:name="Medium Shading 1 Accent 6"/>
-    <w:lsdException w:unhideWhenUsed="0" w:uiPriority="64" w:semiHidden="0" w:name="Medium Shading 2 Accent 6"/>
-    <w:lsdException w:unhideWhenUsed="0" w:uiPriority="65" w:semiHidden="0" w:name="Medium List 1 Accent 6"/>
-    <w:lsdException w:unhideWhenUsed="0" w:uiPriority="66" w:semiHidden="0" w:name="Medium List 2 Accent 6"/>
-    <w:lsdException w:unhideWhenUsed="0" w:uiPriority="67" w:semiHidden="0" w:name="Medium Grid 1 Accent 6"/>
-    <w:lsdException w:unhideWhenUsed="0" w:uiPriority="68" w:semiHidden="0" w:name="Medium Grid 2 Accent 6"/>
-    <w:lsdException w:unhideWhenUsed="0" w:uiPriority="69" w:semiHidden="0" w:name="Medium Grid 3 Accent 6"/>
-    <w:lsdException w:unhideWhenUsed="0" w:uiPriority="70" w:semiHidden="0" w:name="Dark List Accent 6"/>
-    <w:lsdException w:unhideWhenUsed="0" w:uiPriority="71" w:semiHidden="0" w:name="Colorful Shading Accent 6"/>
-    <w:lsdException w:unhideWhenUsed="0" w:uiPriority="72" w:semiHidden="0" w:name="Colorful List Accent 6"/>
-    <w:lsdException w:unhideWhenUsed="0" w:uiPriority="73" w:semiHidden="0" w:name="Colorful Grid Accent 6"/>
+  <w:latentStyles w:defLockedState="0" w:defUIPriority="99" w:defSemiHidden="1" w:defUnhideWhenUsed="1" w:defQFormat="0" w:count="260">
+    <w:lsdException w:name="Normal" w:semiHidden="0" w:uiPriority="0" w:unhideWhenUsed="0" w:qFormat="1"/>
+    <w:lsdException w:name="heading 1" w:semiHidden="0" w:uiPriority="0" w:unhideWhenUsed="0" w:qFormat="1"/>
+    <w:lsdException w:name="heading 2" w:semiHidden="0" w:uiPriority="0" w:qFormat="1"/>
+    <w:lsdException w:name="heading 3" w:uiPriority="0" w:qFormat="1"/>
+    <w:lsdException w:name="heading 4" w:semiHidden="0" w:uiPriority="0" w:qFormat="1"/>
+    <w:lsdException w:name="heading 5" w:uiPriority="0" w:qFormat="1"/>
+    <w:lsdException w:name="heading 6" w:uiPriority="0" w:qFormat="1"/>
+    <w:lsdException w:name="heading 7" w:uiPriority="0" w:qFormat="1"/>
+    <w:lsdException w:name="heading 8" w:uiPriority="0" w:qFormat="1"/>
+    <w:lsdException w:name="heading 9" w:uiPriority="0" w:qFormat="1"/>
+    <w:lsdException w:name="index 1" w:semiHidden="0" w:uiPriority="0" w:unhideWhenUsed="0"/>
+    <w:lsdException w:name="index 2" w:semiHidden="0" w:uiPriority="0" w:unhideWhenUsed="0"/>
+    <w:lsdException w:name="index 3" w:semiHidden="0" w:uiPriority="0" w:unhideWhenUsed="0"/>
+    <w:lsdException w:name="index 4" w:semiHidden="0" w:uiPriority="0" w:unhideWhenUsed="0"/>
+    <w:lsdException w:name="index 5" w:semiHidden="0" w:uiPriority="0" w:unhideWhenUsed="0"/>
+    <w:lsdException w:name="index 6" w:semiHidden="0" w:uiPriority="0" w:unhideWhenUsed="0"/>
+    <w:lsdException w:name="index 7" w:semiHidden="0" w:uiPriority="0" w:unhideWhenUsed="0"/>
+    <w:lsdException w:name="index 8" w:semiHidden="0" w:uiPriority="0" w:unhideWhenUsed="0"/>
+    <w:lsdException w:name="index 9" w:semiHidden="0" w:uiPriority="0" w:unhideWhenUsed="0"/>
+    <w:lsdException w:name="toc 1" w:semiHidden="0" w:uiPriority="0" w:unhideWhenUsed="0" w:qFormat="1"/>
+    <w:lsdException w:name="toc 2" w:semiHidden="0" w:uiPriority="0" w:unhideWhenUsed="0" w:qFormat="1"/>
+    <w:lsdException w:name="toc 3" w:semiHidden="0" w:uiPriority="0" w:unhideWhenUsed="0" w:qFormat="1"/>
+    <w:lsdException w:name="toc 4" w:semiHidden="0" w:uiPriority="0" w:unhideWhenUsed="0"/>
+    <w:lsdException w:name="toc 5" w:semiHidden="0" w:uiPriority="0" w:unhideWhenUsed="0"/>
+    <w:lsdException w:name="toc 6" w:semiHidden="0" w:uiPriority="0" w:unhideWhenUsed="0"/>
+    <w:lsdException w:name="toc 7" w:semiHidden="0" w:uiPriority="0" w:unhideWhenUsed="0"/>
+    <w:lsdException w:name="toc 8" w:semiHidden="0" w:uiPriority="0" w:unhideWhenUsed="0"/>
+    <w:lsdException w:name="toc 9" w:semiHidden="0" w:uiPriority="0" w:unhideWhenUsed="0"/>
+    <w:lsdException w:name="Normal Indent" w:semiHidden="0" w:uiPriority="0" w:unhideWhenUsed="0"/>
+    <w:lsdException w:name="footnote text" w:semiHidden="0" w:uiPriority="0" w:unhideWhenUsed="0"/>
+    <w:lsdException w:name="annotation text" w:semiHidden="0" w:uiPriority="0" w:unhideWhenUsed="0" w:qFormat="1"/>
+    <w:lsdException w:name="header" w:semiHidden="0" w:uiPriority="0" w:unhideWhenUsed="0" w:qFormat="1"/>
+    <w:lsdException w:name="footer" w:semiHidden="0" w:uiPriority="0" w:unhideWhenUsed="0" w:qFormat="1"/>
+    <w:lsdException w:name="index heading" w:semiHidden="0" w:uiPriority="0" w:unhideWhenUsed="0"/>
+    <w:lsdException w:name="caption" w:uiPriority="0" w:qFormat="1"/>
+    <w:lsdException w:name="table of figures" w:semiHidden="0" w:uiPriority="0" w:unhideWhenUsed="0"/>
+    <w:lsdException w:name="envelope address" w:semiHidden="0" w:uiPriority="0" w:unhideWhenUsed="0"/>
+    <w:lsdException w:name="envelope return" w:semiHidden="0" w:uiPriority="0" w:unhideWhenUsed="0"/>
+    <w:lsdException w:name="footnote reference" w:semiHidden="0" w:uiPriority="0" w:unhideWhenUsed="0"/>
+    <w:lsdException w:name="annotation reference" w:semiHidden="0" w:uiPriority="0" w:unhideWhenUsed="0"/>
+    <w:lsdException w:name="line number" w:semiHidden="0" w:uiPriority="0" w:unhideWhenUsed="0"/>
+    <w:lsdException w:name="page number" w:semiHidden="0" w:uiPriority="0" w:unhideWhenUsed="0"/>
+    <w:lsdException w:name="endnote reference" w:semiHidden="0" w:uiPriority="0" w:unhideWhenUsed="0"/>
+    <w:lsdException w:name="endnote text" w:semiHidden="0" w:uiPriority="0" w:unhideWhenUsed="0"/>
+    <w:lsdException w:name="table of authorities" w:semiHidden="0" w:uiPriority="0" w:unhideWhenUsed="0"/>
+    <w:lsdException w:name="macro" w:semiHidden="0" w:uiPriority="0" w:unhideWhenUsed="0"/>
+    <w:lsdException w:name="toa heading" w:semiHidden="0" w:uiPriority="0" w:unhideWhenUsed="0"/>
+    <w:lsdException w:name="List" w:semiHidden="0" w:uiPriority="0" w:unhideWhenUsed="0"/>
+    <w:lsdException w:name="List Bullet" w:semiHidden="0" w:uiPriority="0" w:unhideWhenUsed="0"/>
+    <w:lsdException w:name="List Number" w:semiHidden="0" w:uiPriority="0" w:unhideWhenUsed="0"/>
+    <w:lsdException w:name="List 2" w:semiHidden="0" w:uiPriority="0" w:unhideWhenUsed="0"/>
+    <w:lsdException w:name="List 3" w:semiHidden="0" w:uiPriority="0" w:unhideWhenUsed="0"/>
+    <w:lsdException w:name="List 4" w:semiHidden="0" w:uiPriority="0" w:unhideWhenUsed="0"/>
+    <w:lsdException w:name="List 5" w:semiHidden="0" w:uiPriority="0" w:unhideWhenUsed="0"/>
+    <w:lsdException w:name="List Bullet 2" w:semiHidden="0" w:uiPriority="0" w:unhideWhenUsed="0"/>
+    <w:lsdException w:name="List Bullet 3" w:semiHidden="0" w:uiPriority="0" w:unhideWhenUsed="0"/>
+    <w:lsdException w:name="List Bullet 4" w:semiHidden="0" w:uiPriority="0" w:unhideWhenUsed="0"/>
+    <w:lsdException w:name="List Bullet 5" w:semiHidden="0" w:uiPriority="0" w:unhideWhenUsed="0"/>
+    <w:lsdException w:name="List Number 2" w:semiHidden="0" w:uiPriority="0" w:unhideWhenUsed="0"/>
+    <w:lsdException w:name="List Number 3" w:semiHidden="0" w:uiPriority="0" w:unhideWhenUsed="0"/>
+    <w:lsdException w:name="List Number 4" w:semiHidden="0" w:uiPriority="0" w:unhideWhenUsed="0"/>
+    <w:lsdException w:name="List Number 5" w:semiHidden="0" w:uiPriority="0" w:unhideWhenUsed="0"/>
+    <w:lsdException w:name="Title" w:semiHidden="0" w:uiPriority="0" w:unhideWhenUsed="0" w:qFormat="1"/>
+    <w:lsdException w:name="Closing" w:semiHidden="0" w:uiPriority="0" w:unhideWhenUsed="0"/>
+    <w:lsdException w:name="Signature" w:semiHidden="0" w:uiPriority="0" w:unhideWhenUsed="0"/>
+    <w:lsdException w:name="Default Paragraph Font" w:uiPriority="0" w:unhideWhenUsed="0" w:qFormat="1"/>
+    <w:lsdException w:name="Body Text" w:uiPriority="0" w:unhideWhenUsed="0" w:qFormat="1"/>
+    <w:lsdException w:name="Body Text Indent" w:semiHidden="0" w:uiPriority="0" w:unhideWhenUsed="0"/>
+    <w:lsdException w:name="List Continue" w:semiHidden="0" w:uiPriority="0" w:unhideWhenUsed="0"/>
+    <w:lsdException w:name="List Continue 2" w:semiHidden="0" w:uiPriority="0" w:unhideWhenUsed="0"/>
+    <w:lsdException w:name="List Continue 3" w:semiHidden="0" w:uiPriority="0" w:unhideWhenUsed="0"/>
+    <w:lsdException w:name="List Continue 4" w:semiHidden="0" w:uiPriority="0" w:unhideWhenUsed="0"/>
+    <w:lsdException w:name="List Continue 5" w:semiHidden="0" w:uiPriority="0" w:unhideWhenUsed="0"/>
+    <w:lsdException w:name="Message Header" w:semiHidden="0" w:uiPriority="0" w:unhideWhenUsed="0"/>
+    <w:lsdException w:name="Subtitle" w:semiHidden="0" w:uiPriority="0" w:unhideWhenUsed="0" w:qFormat="1"/>
+    <w:lsdException w:name="Salutation" w:semiHidden="0" w:uiPriority="0" w:unhideWhenUsed="0"/>
+    <w:lsdException w:name="Date" w:semiHidden="0" w:uiPriority="0" w:unhideWhenUsed="0"/>
+    <w:lsdException w:name="Body Text First Indent" w:semiHidden="0" w:uiPriority="0" w:unhideWhenUsed="0"/>
+    <w:lsdException w:name="Body Text First Indent 2" w:semiHidden="0" w:uiPriority="0" w:unhideWhenUsed="0"/>
+    <w:lsdException w:name="Body Text 2" w:semiHidden="0" w:uiPriority="0" w:unhideWhenUsed="0"/>
+    <w:lsdException w:name="Body Text 3" w:semiHidden="0" w:uiPriority="0" w:unhideWhenUsed="0"/>
+    <w:lsdException w:name="Body Text Indent 2" w:semiHidden="0" w:uiPriority="0" w:unhideWhenUsed="0"/>
+    <w:lsdException w:name="Body Text Indent 3" w:semiHidden="0" w:uiPriority="0" w:unhideWhenUsed="0"/>
+    <w:lsdException w:name="Block Text" w:semiHidden="0" w:uiPriority="0" w:unhideWhenUsed="0"/>
+    <w:lsdException w:name="Hyperlink" w:semiHidden="0" w:uiPriority="0" w:unhideWhenUsed="0"/>
+    <w:lsdException w:name="FollowedHyperlink" w:semiHidden="0" w:uiPriority="0" w:unhideWhenUsed="0"/>
+    <w:lsdException w:name="Strong" w:semiHidden="0" w:uiPriority="0" w:unhideWhenUsed="0" w:qFormat="1"/>
+    <w:lsdException w:name="Emphasis" w:semiHidden="0" w:uiPriority="0" w:unhideWhenUsed="0" w:qFormat="1"/>
+    <w:lsdException w:name="Document Map" w:semiHidden="0" w:uiPriority="0" w:unhideWhenUsed="0"/>
+    <w:lsdException w:name="Plain Text" w:semiHidden="0" w:uiPriority="0" w:unhideWhenUsed="0"/>
+    <w:lsdException w:name="E-mail Signature" w:semiHidden="0" w:uiPriority="0" w:unhideWhenUsed="0"/>
+    <w:lsdException w:name="Normal (Web)" w:semiHidden="0" w:uiPriority="0" w:unhideWhenUsed="0" w:qFormat="1"/>
+    <w:lsdException w:name="HTML Acronym" w:semiHidden="0" w:uiPriority="0" w:unhideWhenUsed="0"/>
+    <w:lsdException w:name="HTML Address" w:semiHidden="0" w:uiPriority="0" w:unhideWhenUsed="0"/>
+    <w:lsdException w:name="HTML Cite" w:semiHidden="0" w:uiPriority="0" w:unhideWhenUsed="0"/>
+    <w:lsdException w:name="HTML Code" w:semiHidden="0" w:uiPriority="0" w:unhideWhenUsed="0"/>
+    <w:lsdException w:name="HTML Definition" w:semiHidden="0" w:uiPriority="0" w:unhideWhenUsed="0"/>
+    <w:lsdException w:name="HTML Keyboard" w:semiHidden="0" w:uiPriority="0" w:unhideWhenUsed="0"/>
+    <w:lsdException w:name="HTML Preformatted" w:semiHidden="0" w:uiPriority="0" w:unhideWhenUsed="0"/>
+    <w:lsdException w:name="HTML Sample" w:semiHidden="0" w:uiPriority="0" w:unhideWhenUsed="0"/>
+    <w:lsdException w:name="HTML Typewriter" w:semiHidden="0" w:uiPriority="0" w:unhideWhenUsed="0"/>
+    <w:lsdException w:name="HTML Variable" w:semiHidden="0" w:uiPriority="0" w:unhideWhenUsed="0"/>
+    <w:lsdException w:name="Normal Table" w:uiPriority="0" w:unhideWhenUsed="0" w:qFormat="1"/>
+    <w:lsdException w:name="annotation subject" w:semiHidden="0" w:uiPriority="0" w:unhideWhenUsed="0"/>
+    <w:lsdException w:name="Table Simple 1" w:semiHidden="0" w:uiPriority="0" w:unhideWhenUsed="0"/>
+    <w:lsdException w:name="Table Simple 2" w:semiHidden="0" w:uiPriority="0" w:unhideWhenUsed="0"/>
+    <w:lsdException w:name="Table Simple 3" w:semiHidden="0" w:uiPriority="0" w:unhideWhenUsed="0"/>
+    <w:lsdException w:name="Table Classic 1" w:semiHidden="0" w:uiPriority="0" w:unhideWhenUsed="0"/>
+    <w:lsdException w:name="Table Classic 2" w:semiHidden="0" w:uiPriority="0" w:unhideWhenUsed="0"/>
+    <w:lsdException w:name="Table Classic 3" w:semiHidden="0" w:uiPriority="0" w:unhideWhenUsed="0"/>
+    <w:lsdException w:name="Table Classic 4" w:semiHidden="0" w:uiPriority="0" w:unhideWhenUsed="0"/>
+    <w:lsdException w:name="Table Colorful 1" w:semiHidden="0" w:uiPriority="0" w:unhideWhenUsed="0"/>
+    <w:lsdException w:name="Table Colorful 2" w:semiHidden="0" w:uiPriority="0" w:unhideWhenUsed="0"/>
+    <w:lsdException w:name="Table Colorful 3" w:semiHidden="0" w:uiPriority="0" w:unhideWhenUsed="0"/>
+    <w:lsdException w:name="Table Columns 1" w:semiHidden="0" w:uiPriority="0" w:unhideWhenUsed="0"/>
+    <w:lsdException w:name="Table Columns 2" w:semiHidden="0" w:uiPriority="0" w:unhideWhenUsed="0"/>
+    <w:lsdException w:name="Table Columns 3" w:semiHidden="0" w:uiPriority="0" w:unhideWhenUsed="0"/>
+    <w:lsdException w:name="Table Columns 4" w:semiHidden="0" w:uiPriority="0" w:unhideWhenUsed="0"/>
+    <w:lsdException w:name="Table Columns 5" w:semiHidden="0" w:uiPriority="0" w:unhideWhenUsed="0"/>
+    <w:lsdException w:name="Table Grid 1" w:semiHidden="0" w:uiPriority="0" w:unhideWhenUsed="0"/>
+    <w:lsdException w:name="Table Grid 2" w:semiHidden="0" w:uiPriority="0" w:unhideWhenUsed="0"/>
+    <w:lsdException w:name="Table Grid 3" w:semiHidden="0" w:uiPriority="0" w:unhideWhenUsed="0"/>
+    <w:lsdException w:name="Table Grid 4" w:semiHidden="0" w:uiPriority="0" w:unhideWhenUsed="0"/>
+    <w:lsdException w:name="Table Grid 5" w:semiHidden="0" w:uiPriority="0" w:unhideWhenUsed="0"/>
+    <w:lsdException w:name="Table Grid 6" w:semiHidden="0" w:uiPriority="0" w:unhideWhenUsed="0"/>
+    <w:lsdException w:name="Table Grid 7" w:semiHidden="0" w:uiPriority="0" w:unhideWhenUsed="0"/>
+    <w:lsdException w:name="Table Grid 8" w:semiHidden="0" w:uiPriority="0" w:unhideWhenUsed="0"/>
+    <w:lsdException w:name="Table List 1" w:semiHidden="0" w:uiPriority="0" w:unhideWhenUsed="0"/>
+    <w:lsdException w:name="Table List 2" w:semiHidden="0" w:uiPriority="0" w:unhideWhenUsed="0"/>
+    <w:lsdException w:name="Table List 3" w:semiHidden="0" w:uiPriority="0" w:unhideWhenUsed="0"/>
+    <w:lsdException w:name="Table List 4" w:semiHidden="0" w:uiPriority="0" w:unhideWhenUsed="0"/>
+    <w:lsdException w:name="Table List 5" w:semiHidden="0" w:uiPriority="0" w:unhideWhenUsed="0"/>
+    <w:lsdException w:name="Table List 6" w:semiHidden="0" w:uiPriority="0" w:unhideWhenUsed="0"/>
+    <w:lsdException w:name="Table List 7" w:semiHidden="0" w:uiPriority="0" w:unhideWhenUsed="0"/>
+    <w:lsdException w:name="Table List 8" w:semiHidden="0" w:uiPriority="0" w:unhideWhenUsed="0"/>
+    <w:lsdException w:name="Table 3D effects 1" w:semiHidden="0" w:uiPriority="0" w:unhideWhenUsed="0"/>
+    <w:lsdException w:name="Table 3D effects 2" w:semiHidden="0" w:uiPriority="0" w:unhideWhenUsed="0"/>
+    <w:lsdException w:name="Table 3D effects 3" w:semiHidden="0" w:uiPriority="0" w:unhideWhenUsed="0"/>
+    <w:lsdException w:name="Table Contemporary" w:semiHidden="0" w:uiPriority="0" w:unhideWhenUsed="0"/>
+    <w:lsdException w:name="Table Elegant" w:semiHidden="0" w:uiPriority="0" w:unhideWhenUsed="0"/>
+    <w:lsdException w:name="Table Professional" w:semiHidden="0" w:uiPriority="0" w:unhideWhenUsed="0"/>
+    <w:lsdException w:name="Table Subtle 1" w:semiHidden="0" w:uiPriority="0" w:unhideWhenUsed="0"/>
+    <w:lsdException w:name="Table Subtle 2" w:semiHidden="0" w:uiPriority="0" w:unhideWhenUsed="0"/>
+    <w:lsdException w:name="Table Web 1" w:semiHidden="0" w:uiPriority="0" w:unhideWhenUsed="0"/>
+    <w:lsdException w:name="Table Web 2" w:semiHidden="0" w:uiPriority="0" w:unhideWhenUsed="0"/>
+    <w:lsdException w:name="Table Web 3" w:semiHidden="0" w:uiPriority="0" w:unhideWhenUsed="0"/>
+    <w:lsdException w:name="Balloon Text" w:semiHidden="0" w:uiPriority="0" w:unhideWhenUsed="0"/>
+    <w:lsdException w:name="Table Grid" w:semiHidden="0" w:uiPriority="0" w:unhideWhenUsed="0" w:qFormat="1"/>
+    <w:lsdException w:name="Table Theme" w:semiHidden="0" w:uiPriority="0" w:unhideWhenUsed="0"/>
+    <w:lsdException w:name="Light Shading" w:semiHidden="0" w:uiPriority="60" w:unhideWhenUsed="0"/>
+    <w:lsdException w:name="Light List" w:semiHidden="0" w:uiPriority="61" w:unhideWhenUsed="0"/>
+    <w:lsdException w:name="Light Grid" w:semiHidden="0" w:uiPriority="62" w:unhideWhenUsed="0"/>
+    <w:lsdException w:name="Medium Shading 1" w:semiHidden="0" w:uiPriority="63" w:unhideWhenUsed="0"/>
+    <w:lsdException w:name="Medium Shading 2" w:semiHidden="0" w:uiPriority="64" w:unhideWhenUsed="0"/>
+    <w:lsdException w:name="Medium List 1" w:semiHidden="0" w:uiPriority="65" w:unhideWhenUsed="0"/>
+    <w:lsdException w:name="Medium List 2" w:semiHidden="0" w:uiPriority="66" w:unhideWhenUsed="0"/>
+    <w:lsdException w:name="Medium Grid 1" w:semiHidden="0" w:uiPriority="67" w:unhideWhenUsed="0"/>
+    <w:lsdException w:name="Medium Grid 2" w:semiHidden="0" w:uiPriority="68" w:unhideWhenUsed="0"/>
+    <w:lsdException w:name="Medium Grid 3" w:semiHidden="0" w:uiPriority="69" w:unhideWhenUsed="0"/>
+    <w:lsdException w:name="Dark List" w:semiHidden="0" w:uiPriority="70" w:unhideWhenUsed="0"/>
+    <w:lsdException w:name="Colorful Shading" w:semiHidden="0" w:uiPriority="71" w:unhideWhenUsed="0"/>
+    <w:lsdException w:name="Colorful List" w:semiHidden="0" w:uiPriority="72" w:unhideWhenUsed="0"/>
+    <w:lsdException w:name="Colorful Grid" w:semiHidden="0" w:uiPriority="73" w:unhideWhenUsed="0"/>
+    <w:lsdException w:name="Light Shading Accent 1" w:semiHidden="0" w:uiPriority="60" w:unhideWhenUsed="0"/>
+    <w:lsdException w:name="Light List Accent 1" w:semiHidden="0" w:uiPriority="61" w:unhideWhenUsed="0"/>
+    <w:lsdException w:name="Light Grid Accent 1" w:semiHidden="0" w:uiPriority="62" w:unhideWhenUsed="0"/>
+    <w:lsdException w:name="Medium Shading 1 Accent 1" w:semiHidden="0" w:uiPriority="63" w:unhideWhenUsed="0"/>
+    <w:lsdException w:name="Medium Shading 2 Accent 1" w:semiHidden="0" w:uiPriority="64" w:unhideWhenUsed="0"/>
+    <w:lsdException w:name="Medium List 1 Accent 1" w:semiHidden="0" w:uiPriority="65" w:unhideWhenUsed="0"/>
+    <w:lsdException w:name="Medium List 2 Accent 1" w:semiHidden="0" w:uiPriority="66" w:unhideWhenUsed="0"/>
+    <w:lsdException w:name="Medium Grid 1 Accent 1" w:semiHidden="0" w:uiPriority="67" w:unhideWhenUsed="0"/>
+    <w:lsdException w:name="Medium Grid 2 Accent 1" w:semiHidden="0" w:uiPriority="68" w:unhideWhenUsed="0"/>
+    <w:lsdException w:name="Medium Grid 3 Accent 1" w:semiHidden="0" w:uiPriority="69" w:unhideWhenUsed="0"/>
+    <w:lsdException w:name="Dark List Accent 1" w:semiHidden="0" w:uiPriority="70" w:unhideWhenUsed="0"/>
+    <w:lsdException w:name="Colorful Shading Accent 1" w:semiHidden="0" w:uiPriority="71" w:unhideWhenUsed="0"/>
+    <w:lsdException w:name="Colorful List Accent 1" w:semiHidden="0" w:uiPriority="72" w:unhideWhenUsed="0"/>
+    <w:lsdException w:name="Colorful Grid Accent 1" w:semiHidden="0" w:uiPriority="73" w:unhideWhenUsed="0"/>
+    <w:lsdException w:name="Light Shading Accent 2" w:semiHidden="0" w:uiPriority="60" w:unhideWhenUsed="0"/>
+    <w:lsdException w:name="Light List Accent 2" w:semiHidden="0" w:uiPriority="61" w:unhideWhenUsed="0"/>
+    <w:lsdException w:name="Light Grid Accent 2" w:semiHidden="0" w:uiPriority="62" w:unhideWhenUsed="0"/>
+    <w:lsdException w:name="Medium Shading 1 Accent 2" w:semiHidden="0" w:uiPriority="63" w:unhideWhenUsed="0"/>
+    <w:lsdException w:name="Medium Shading 2 Accent 2" w:semiHidden="0" w:uiPriority="64" w:unhideWhenUsed="0"/>
+    <w:lsdException w:name="Medium List 1 Accent 2" w:semiHidden="0" w:uiPriority="65" w:unhideWhenUsed="0"/>
+    <w:lsdException w:name="Medium List 2 Accent 2" w:semiHidden="0" w:uiPriority="66" w:unhideWhenUsed="0"/>
+    <w:lsdException w:name="Medium Grid 1 Accent 2" w:semiHidden="0" w:uiPriority="67" w:unhideWhenUsed="0"/>
+    <w:lsdException w:name="Medium Grid 2 Accent 2" w:semiHidden="0" w:uiPriority="68" w:unhideWhenUsed="0"/>
+    <w:lsdException w:name="Medium Grid 3 Accent 2" w:semiHidden="0" w:uiPriority="69" w:unhideWhenUsed="0"/>
+    <w:lsdException w:name="Dark List Accent 2" w:semiHidden="0" w:uiPriority="70" w:unhideWhenUsed="0"/>
+    <w:lsdException w:name="Colorful Shading Accent 2" w:semiHidden="0" w:uiPriority="71" w:unhideWhenUsed="0"/>
+    <w:lsdException w:name="Colorful List Accent 2" w:semiHidden="0" w:uiPriority="72" w:unhideWhenUsed="0"/>
+    <w:lsdException w:name="Colorful Grid Accent 2" w:semiHidden="0" w:uiPriority="73" w:unhideWhenUsed="0"/>
+    <w:lsdException w:name="Light Shading Accent 3" w:semiHidden="0" w:uiPriority="60" w:unhideWhenUsed="0"/>
+    <w:lsdException w:name="Light List Accent 3" w:semiHidden="0" w:uiPriority="61" w:unhideWhenUsed="0"/>
+    <w:lsdException w:name="Light Grid Accent 3" w:semiHidden="0" w:uiPriority="62" w:unhideWhenUsed="0"/>
+    <w:lsdException w:name="Medium Shading 1 Accent 3" w:semiHidden="0" w:uiPriority="63" w:unhideWhenUsed="0"/>
+    <w:lsdException w:name="Medium Shading 2 Accent 3" w:semiHidden="0" w:uiPriority="64" w:unhideWhenUsed="0"/>
+    <w:lsdException w:name="Medium List 1 Accent 3" w:semiHidden="0" w:uiPriority="65" w:unhideWhenUsed="0"/>
+    <w:lsdException w:name="Medium List 2 Accent 3" w:semiHidden="0" w:uiPriority="66" w:unhideWhenUsed="0"/>
+    <w:lsdException w:name="Medium Grid 1 Accent 3" w:semiHidden="0" w:uiPriority="67" w:unhideWhenUsed="0"/>
+    <w:lsdException w:name="Medium Grid 2 Accent 3" w:semiHidden="0" w:uiPriority="68" w:unhideWhenUsed="0"/>
+    <w:lsdException w:name="Medium Grid 3 Accent 3" w:semiHidden="0" w:uiPriority="69" w:unhideWhenUsed="0"/>
+    <w:lsdException w:name="Dark List Accent 3" w:semiHidden="0" w:uiPriority="70" w:unhideWhenUsed="0"/>
+    <w:lsdException w:name="Colorful Shading Accent 3" w:semiHidden="0" w:uiPriority="71" w:unhideWhenUsed="0"/>
+    <w:lsdException w:name="Colorful List Accent 3" w:semiHidden="0" w:uiPriority="72" w:unhideWhenUsed="0"/>
+    <w:lsdException w:name="Colorful Grid Accent 3" w:semiHidden="0" w:uiPriority="73" w:unhideWhenUsed="0"/>
+    <w:lsdException w:name="Light Shading Accent 4" w:semiHidden="0" w:uiPriority="60" w:unhideWhenUsed="0"/>
+    <w:lsdException w:name="Light List Accent 4" w:semiHidden="0" w:uiPriority="61" w:unhideWhenUsed="0"/>
+    <w:lsdException w:name="Light Grid Accent 4" w:semiHidden="0" w:uiPriority="62" w:unhideWhenUsed="0"/>
+    <w:lsdException w:name="Medium Shading 1 Accent 4" w:semiHidden="0" w:uiPriority="63" w:unhideWhenUsed="0"/>
+    <w:lsdException w:name="Medium Shading 2 Accent 4" w:semiHidden="0" w:uiPriority="64" w:unhideWhenUsed="0"/>
+    <w:lsdException w:name="Medium List 1 Accent 4" w:semiHidden="0" w:uiPriority="65" w:unhideWhenUsed="0"/>
+    <w:lsdException w:name="Medium List 2 Accent 4" w:semiHidden="0" w:uiPriority="66" w:unhideWhenUsed="0"/>
+    <w:lsdException w:name="Medium Grid 1 Accent 4" w:semiHidden="0" w:uiPriority="67" w:unhideWhenUsed="0"/>
+    <w:lsdException w:name="Medium Grid 2 Accent 4" w:semiHidden="0" w:uiPriority="68" w:unhideWhenUsed="0"/>
+    <w:lsdException w:name="Medium Grid 3 Accent 4" w:semiHidden="0" w:uiPriority="69" w:unhideWhenUsed="0"/>
+    <w:lsdException w:name="Dark List Accent 4" w:semiHidden="0" w:uiPriority="70" w:unhideWhenUsed="0"/>
+    <w:lsdException w:name="Colorful Shading Accent 4" w:semiHidden="0" w:uiPriority="71" w:unhideWhenUsed="0"/>
+    <w:lsdException w:name="Colorful List Accent 4" w:semiHidden="0" w:uiPriority="72" w:unhideWhenUsed="0"/>
+    <w:lsdException w:name="Colorful Grid Accent 4" w:semiHidden="0" w:uiPriority="73" w:unhideWhenUsed="0"/>
+    <w:lsdException w:name="Light Shading Accent 5" w:semiHidden="0" w:uiPriority="60" w:unhideWhenUsed="0"/>
+    <w:lsdException w:name="Light List Accent 5" w:semiHidden="0" w:uiPriority="61" w:unhideWhenUsed="0"/>
+    <w:lsdException w:name="Light Grid Accent 5" w:semiHidden="0" w:uiPriority="62" w:unhideWhenUsed="0"/>
+    <w:lsdException w:name="Medium Shading 1 Accent 5" w:semiHidden="0" w:uiPriority="63" w:unhideWhenUsed="0"/>
+    <w:lsdException w:name="Medium Shading 2 Accent 5" w:semiHidden="0" w:uiPriority="64" w:unhideWhenUsed="0"/>
+    <w:lsdException w:name="Medium List 1 Accent 5" w:semiHidden="0" w:uiPriority="65" w:unhideWhenUsed="0"/>
+    <w:lsdException w:name="Medium List 2 Accent 5" w:semiHidden="0" w:uiPriority="66" w:unhideWhenUsed="0"/>
+    <w:lsdException w:name="Medium Grid 1 Accent 5" w:semiHidden="0" w:uiPriority="67" w:unhideWhenUsed="0"/>
+    <w:lsdException w:name="Medium Grid 2 Accent 5" w:semiHidden="0" w:uiPriority="68" w:unhideWhenUsed="0"/>
+    <w:lsdException w:name="Medium Grid 3 Accent 5" w:semiHidden="0" w:uiPriority="69" w:unhideWhenUsed="0"/>
+    <w:lsdException w:name="Dark List Accent 5" w:semiHidden="0" w:uiPriority="70" w:unhideWhenUsed="0"/>
+    <w:lsdException w:name="Colorful Shading Accent 5" w:semiHidden="0" w:uiPriority="71" w:unhideWhenUsed="0"/>
+    <w:lsdException w:name="Colorful List Accent 5" w:semiHidden="0" w:uiPriority="72" w:unhideWhenUsed="0"/>
+    <w:lsdException w:name="Colorful Grid Accent 5" w:semiHidden="0" w:uiPriority="73" w:unhideWhenUsed="0"/>
+    <w:lsdException w:name="Light Shading Accent 6" w:semiHidden="0" w:uiPriority="60" w:unhideWhenUsed="0"/>
+    <w:lsdException w:name="Light List Accent 6" w:semiHidden="0" w:uiPriority="61" w:unhideWhenUsed="0"/>
+    <w:lsdException w:name="Light Grid Accent 6" w:semiHidden="0" w:uiPriority="62" w:unhideWhenUsed="0"/>
+    <w:lsdException w:name="Medium Shading 1 Accent 6" w:semiHidden="0" w:uiPriority="63" w:unhideWhenUsed="0"/>
+    <w:lsdException w:name="Medium Shading 2 Accent 6" w:semiHidden="0" w:uiPriority="64" w:unhideWhenUsed="0"/>
+    <w:lsdException w:name="Medium List 1 Accent 6" w:semiHidden="0" w:uiPriority="65" w:unhideWhenUsed="0"/>
+    <w:lsdException w:name="Medium List 2 Accent 6" w:semiHidden="0" w:uiPriority="66" w:unhideWhenUsed="0"/>
+    <w:lsdException w:name="Medium Grid 1 Accent 6" w:semiHidden="0" w:uiPriority="67" w:unhideWhenUsed="0"/>
+    <w:lsdException w:name="Medium Grid 2 Accent 6" w:semiHidden="0" w:uiPriority="68" w:unhideWhenUsed="0"/>
+    <w:lsdException w:name="Medium Grid 3 Accent 6" w:semiHidden="0" w:uiPriority="69" w:unhideWhenUsed="0"/>
+    <w:lsdException w:name="Dark List Accent 6" w:semiHidden="0" w:uiPriority="70" w:unhideWhenUsed="0"/>
+    <w:lsdException w:name="Colorful Shading Accent 6" w:semiHidden="0" w:uiPriority="71" w:unhideWhenUsed="0"/>
+    <w:lsdException w:name="Colorful List Accent 6" w:semiHidden="0" w:uiPriority="72" w:unhideWhenUsed="0"/>
+    <w:lsdException w:name="Colorful Grid Accent 6" w:semiHidden="0" w:uiPriority="73" w:unhideWhenUsed="0"/>
   </w:latentStyles>
-  <w:style w:type="paragraph" w:default="1" w:styleId="1">
+  <w:style w:type="paragraph" w:default="1" w:styleId="Normal">
     <w:name w:val="Normal"/>
     <w:qFormat/>
-    <w:uiPriority w:val="0"/>
     <w:pPr>
       <w:kinsoku w:val="0"/>
       <w:autoSpaceDE w:val="0"/>
@@ -7595,7 +7493,7 @@
       <w:textAlignment w:val="baseline"/>
     </w:pPr>
     <w:rPr>
-      <w:rFonts w:ascii="Arial" w:hAnsi="Arial" w:eastAsia="宋体" w:cs="Arial"/>
+      <w:rFonts w:ascii="Arial" w:eastAsia="宋体" w:hAnsi="Arial" w:cs="Arial"/>
       <w:snapToGrid w:val="0"/>
       <w:color w:val="000000"/>
       <w:kern w:val="0"/>
@@ -7604,12 +7502,11 @@
       <w:lang w:val="en-US" w:eastAsia="en-US" w:bidi="ar-SA"/>
     </w:rPr>
   </w:style>
-  <w:style w:type="paragraph" w:styleId="2">
+  <w:style w:type="paragraph" w:styleId="Heading1">
     <w:name w:val="heading 1"/>
-    <w:basedOn w:val="1"/>
-    <w:next w:val="1"/>
+    <w:basedOn w:val="Normal"/>
+    <w:next w:val="Normal"/>
     <w:qFormat/>
-    <w:uiPriority w:val="0"/>
     <w:pPr>
       <w:keepNext/>
       <w:keepLines/>
@@ -7627,13 +7524,12 @@
       <w:sz w:val="44"/>
     </w:rPr>
   </w:style>
-  <w:style w:type="paragraph" w:styleId="3">
+  <w:style w:type="paragraph" w:styleId="Heading2">
     <w:name w:val="heading 2"/>
-    <w:basedOn w:val="1"/>
-    <w:next w:val="1"/>
+    <w:basedOn w:val="Normal"/>
+    <w:next w:val="Normal"/>
     <w:unhideWhenUsed/>
     <w:qFormat/>
-    <w:uiPriority w:val="0"/>
     <w:pPr>
       <w:keepNext/>
       <w:keepLines/>
@@ -7646,19 +7542,18 @@
       <w:outlineLvl w:val="1"/>
     </w:pPr>
     <w:rPr>
-      <w:rFonts w:ascii="Arial" w:hAnsi="Arial" w:eastAsia="黑体"/>
+      <w:rFonts w:ascii="Arial" w:eastAsia="黑体" w:hAnsi="Arial"/>
       <w:b/>
       <w:sz w:val="32"/>
     </w:rPr>
   </w:style>
-  <w:style w:type="paragraph" w:styleId="4">
+  <w:style w:type="paragraph" w:styleId="Heading3">
     <w:name w:val="heading 3"/>
-    <w:basedOn w:val="1"/>
-    <w:next w:val="1"/>
+    <w:basedOn w:val="Normal"/>
+    <w:next w:val="Normal"/>
     <w:semiHidden/>
     <w:unhideWhenUsed/>
     <w:qFormat/>
-    <w:uiPriority w:val="0"/>
     <w:pPr>
       <w:keepNext/>
       <w:keepLines/>
@@ -7675,13 +7570,12 @@
       <w:sz w:val="32"/>
     </w:rPr>
   </w:style>
-  <w:style w:type="paragraph" w:styleId="5">
+  <w:style w:type="paragraph" w:styleId="Heading4">
     <w:name w:val="heading 4"/>
-    <w:basedOn w:val="1"/>
-    <w:next w:val="1"/>
+    <w:basedOn w:val="Normal"/>
+    <w:next w:val="Normal"/>
     <w:unhideWhenUsed/>
     <w:qFormat/>
-    <w:uiPriority w:val="0"/>
     <w:pPr>
       <w:keepNext/>
       <w:keepLines/>
@@ -7694,19 +7588,18 @@
       <w:outlineLvl w:val="3"/>
     </w:pPr>
     <w:rPr>
-      <w:rFonts w:ascii="Arial" w:hAnsi="Arial" w:eastAsia="黑体"/>
+      <w:rFonts w:ascii="Arial" w:eastAsia="黑体" w:hAnsi="Arial"/>
       <w:b/>
       <w:sz w:val="28"/>
     </w:rPr>
   </w:style>
-  <w:style w:type="paragraph" w:styleId="6">
+  <w:style w:type="paragraph" w:styleId="Heading5">
     <w:name w:val="heading 5"/>
-    <w:basedOn w:val="1"/>
-    <w:next w:val="1"/>
+    <w:basedOn w:val="Normal"/>
+    <w:next w:val="Normal"/>
     <w:semiHidden/>
     <w:unhideWhenUsed/>
     <w:qFormat/>
-    <w:uiPriority w:val="0"/>
     <w:pPr>
       <w:keepNext/>
       <w:keepLines/>
@@ -7723,14 +7616,13 @@
       <w:sz w:val="28"/>
     </w:rPr>
   </w:style>
-  <w:style w:type="paragraph" w:styleId="7">
+  <w:style w:type="paragraph" w:styleId="Heading6">
     <w:name w:val="heading 6"/>
-    <w:basedOn w:val="1"/>
-    <w:next w:val="1"/>
+    <w:basedOn w:val="Normal"/>
+    <w:next w:val="Normal"/>
     <w:semiHidden/>
     <w:unhideWhenUsed/>
     <w:qFormat/>
-    <w:uiPriority w:val="0"/>
     <w:pPr>
       <w:keepNext/>
       <w:keepLines/>
@@ -7743,19 +7635,18 @@
       <w:outlineLvl w:val="5"/>
     </w:pPr>
     <w:rPr>
-      <w:rFonts w:ascii="Arial" w:hAnsi="Arial" w:eastAsia="黑体"/>
+      <w:rFonts w:ascii="Arial" w:eastAsia="黑体" w:hAnsi="Arial"/>
       <w:b/>
       <w:sz w:val="24"/>
     </w:rPr>
   </w:style>
-  <w:style w:type="paragraph" w:styleId="8">
+  <w:style w:type="paragraph" w:styleId="Heading7">
     <w:name w:val="heading 7"/>
-    <w:basedOn w:val="1"/>
-    <w:next w:val="1"/>
+    <w:basedOn w:val="Normal"/>
+    <w:next w:val="Normal"/>
     <w:semiHidden/>
     <w:unhideWhenUsed/>
     <w:qFormat/>
-    <w:uiPriority w:val="0"/>
     <w:pPr>
       <w:keepNext/>
       <w:keepLines/>
@@ -7772,14 +7663,13 @@
       <w:sz w:val="24"/>
     </w:rPr>
   </w:style>
-  <w:style w:type="paragraph" w:styleId="9">
+  <w:style w:type="paragraph" w:styleId="Heading8">
     <w:name w:val="heading 8"/>
-    <w:basedOn w:val="1"/>
-    <w:next w:val="1"/>
+    <w:basedOn w:val="Normal"/>
+    <w:next w:val="Normal"/>
     <w:semiHidden/>
     <w:unhideWhenUsed/>
     <w:qFormat/>
-    <w:uiPriority w:val="0"/>
     <w:pPr>
       <w:keepNext/>
       <w:keepLines/>
@@ -7792,18 +7682,17 @@
       <w:outlineLvl w:val="7"/>
     </w:pPr>
     <w:rPr>
-      <w:rFonts w:ascii="Arial" w:hAnsi="Arial" w:eastAsia="黑体"/>
+      <w:rFonts w:ascii="Arial" w:eastAsia="黑体" w:hAnsi="Arial"/>
       <w:sz w:val="24"/>
     </w:rPr>
   </w:style>
-  <w:style w:type="paragraph" w:styleId="10">
+  <w:style w:type="paragraph" w:styleId="Heading9">
     <w:name w:val="heading 9"/>
-    <w:basedOn w:val="1"/>
-    <w:next w:val="1"/>
+    <w:basedOn w:val="Normal"/>
+    <w:next w:val="Normal"/>
     <w:semiHidden/>
     <w:unhideWhenUsed/>
     <w:qFormat/>
-    <w:uiPriority w:val="0"/>
     <w:pPr>
       <w:keepNext/>
       <w:keepLines/>
@@ -7816,21 +7705,19 @@
       <w:outlineLvl w:val="8"/>
     </w:pPr>
     <w:rPr>
-      <w:rFonts w:ascii="Arial" w:hAnsi="Arial" w:eastAsia="黑体"/>
+      <w:rFonts w:ascii="Arial" w:eastAsia="黑体" w:hAnsi="Arial"/>
       <w:sz w:val="21"/>
     </w:rPr>
   </w:style>
-  <w:style w:type="character" w:default="1" w:styleId="22">
+  <w:style w:type="character" w:default="1" w:styleId="DefaultParagraphFont">
     <w:name w:val="Default Paragraph Font"/>
     <w:semiHidden/>
     <w:qFormat/>
-    <w:uiPriority w:val="0"/>
   </w:style>
-  <w:style w:type="table" w:default="1" w:styleId="20">
+  <w:style w:type="table" w:default="1" w:styleId="TableNormal">
     <w:name w:val="Normal Table"/>
     <w:semiHidden/>
     <w:qFormat/>
-    <w:uiPriority w:val="0"/>
     <w:tblPr>
       <w:tblCellMar>
         <w:top w:w="0" w:type="dxa"/>
@@ -7840,43 +7727,39 @@
       </w:tblCellMar>
     </w:tblPr>
   </w:style>
-  <w:style w:type="paragraph" w:styleId="11">
+  <w:style w:type="paragraph" w:styleId="CommentText">
     <w:name w:val="annotation text"/>
-    <w:basedOn w:val="1"/>
+    <w:basedOn w:val="Normal"/>
     <w:qFormat/>
-    <w:uiPriority w:val="0"/>
     <w:pPr>
       <w:jc w:val="left"/>
     </w:pPr>
   </w:style>
-  <w:style w:type="paragraph" w:styleId="12">
+  <w:style w:type="paragraph" w:styleId="BodyText">
     <w:name w:val="Body Text"/>
-    <w:basedOn w:val="1"/>
+    <w:basedOn w:val="Normal"/>
     <w:semiHidden/>
     <w:qFormat/>
-    <w:uiPriority w:val="0"/>
     <w:rPr>
-      <w:rFonts w:ascii="Arial" w:hAnsi="Arial" w:eastAsia="Arial" w:cs="Arial"/>
+      <w:rFonts w:ascii="Arial" w:eastAsia="Arial" w:hAnsi="Arial" w:cs="Arial"/>
       <w:sz w:val="21"/>
       <w:szCs w:val="21"/>
       <w:lang w:val="en-US" w:eastAsia="en-US" w:bidi="ar-SA"/>
     </w:rPr>
   </w:style>
-  <w:style w:type="paragraph" w:styleId="13">
+  <w:style w:type="paragraph" w:styleId="TOC3">
     <w:name w:val="toc 3"/>
-    <w:basedOn w:val="1"/>
-    <w:next w:val="1"/>
+    <w:basedOn w:val="Normal"/>
+    <w:next w:val="Normal"/>
     <w:qFormat/>
-    <w:uiPriority w:val="0"/>
     <w:pPr>
       <w:ind w:left="840" w:leftChars="400"/>
     </w:pPr>
   </w:style>
-  <w:style w:type="paragraph" w:styleId="14">
+  <w:style w:type="paragraph" w:styleId="Footer">
     <w:name w:val="footer"/>
-    <w:basedOn w:val="1"/>
+    <w:basedOn w:val="Normal"/>
     <w:qFormat/>
-    <w:uiPriority w:val="0"/>
     <w:pPr>
       <w:tabs>
         <w:tab w:val="center" w:pos="4153"/>
@@ -7889,17 +7772,16 @@
       <w:sz w:val="18"/>
     </w:rPr>
   </w:style>
-  <w:style w:type="paragraph" w:styleId="15">
+  <w:style w:type="paragraph" w:styleId="Header">
     <w:name w:val="header"/>
-    <w:basedOn w:val="1"/>
+    <w:basedOn w:val="Normal"/>
     <w:qFormat/>
-    <w:uiPriority w:val="0"/>
     <w:pPr>
       <w:pBdr>
-        <w:top w:val="none" w:color="auto" w:sz="0" w:space="0"/>
-        <w:left w:val="none" w:color="auto" w:sz="0" w:space="0"/>
-        <w:bottom w:val="none" w:color="auto" w:sz="0" w:space="0"/>
-        <w:right w:val="none" w:color="auto" w:sz="0" w:space="0"/>
+        <w:top w:val="nil"/>
+        <w:left w:val="nil"/>
+        <w:bottom w:val="nil"/>
+        <w:right w:val="nil"/>
       </w:pBdr>
       <w:tabs>
         <w:tab w:val="center" w:pos="4153"/>
@@ -7914,41 +7796,37 @@
       <w:sz w:val="18"/>
     </w:rPr>
   </w:style>
-  <w:style w:type="paragraph" w:styleId="16">
+  <w:style w:type="paragraph" w:styleId="TOC1">
     <w:name w:val="toc 1"/>
-    <w:basedOn w:val="1"/>
-    <w:next w:val="1"/>
+    <w:basedOn w:val="Normal"/>
+    <w:next w:val="Normal"/>
     <w:qFormat/>
-    <w:uiPriority w:val="0"/>
     <w:rPr>
-      <w:rFonts w:ascii="Arial" w:hAnsi="Arial" w:eastAsia="Microsoft JhengHei"/>
+      <w:rFonts w:ascii="Arial" w:eastAsia="Microsoft JhengHei" w:hAnsi="Arial"/>
       <w:sz w:val="24"/>
     </w:rPr>
   </w:style>
-  <w:style w:type="paragraph" w:styleId="17">
+  <w:style w:type="paragraph" w:styleId="TOC2">
     <w:name w:val="toc 2"/>
-    <w:basedOn w:val="1"/>
-    <w:next w:val="1"/>
+    <w:basedOn w:val="Normal"/>
+    <w:next w:val="Normal"/>
     <w:qFormat/>
-    <w:uiPriority w:val="0"/>
     <w:pPr>
       <w:ind w:left="420" w:leftChars="200"/>
     </w:pPr>
   </w:style>
-  <w:style w:type="paragraph" w:styleId="18">
+  <w:style w:type="paragraph" w:styleId="NormalWeb">
     <w:name w:val="Normal (Web)"/>
-    <w:basedOn w:val="1"/>
+    <w:basedOn w:val="Normal"/>
     <w:qFormat/>
-    <w:uiPriority w:val="0"/>
     <w:rPr>
       <w:sz w:val="24"/>
     </w:rPr>
   </w:style>
-  <w:style w:type="paragraph" w:styleId="19">
+  <w:style w:type="paragraph" w:styleId="Title">
     <w:name w:val="Title"/>
-    <w:basedOn w:val="1"/>
+    <w:basedOn w:val="Normal"/>
     <w:qFormat/>
-    <w:uiPriority w:val="0"/>
     <w:pPr>
       <w:spacing w:before="240" w:beforeLines="0" w:beforeAutospacing="0" w:after="60" w:afterLines="0" w:afterAutospacing="0"/>
       <w:jc w:val="center"/>
@@ -7960,41 +7838,38 @@
       <w:sz w:val="32"/>
     </w:rPr>
   </w:style>
-  <w:style w:type="table" w:styleId="21">
+  <w:style w:type="table" w:styleId="TableGrid">
     <w:name w:val="Table Grid"/>
-    <w:basedOn w:val="20"/>
+    <w:basedOn w:val="TableNormal"/>
     <w:qFormat/>
-    <w:uiPriority w:val="0"/>
     <w:pPr>
       <w:widowControl w:val="0"/>
       <w:jc w:val="both"/>
     </w:pPr>
     <w:tblPr>
       <w:tblBorders>
-        <w:top w:val="single" w:color="auto" w:sz="4" w:space="0"/>
-        <w:left w:val="single" w:color="auto" w:sz="4" w:space="0"/>
-        <w:bottom w:val="single" w:color="auto" w:sz="4" w:space="0"/>
-        <w:right w:val="single" w:color="auto" w:sz="4" w:space="0"/>
-        <w:insideH w:val="single" w:color="auto" w:sz="4" w:space="0"/>
-        <w:insideV w:val="single" w:color="auto" w:sz="4" w:space="0"/>
+        <w:top w:val="single" w:sz="4" w:space="0" w:color="auto"/>
+        <w:left w:val="single" w:sz="4" w:space="0" w:color="auto"/>
+        <w:bottom w:val="single" w:sz="4" w:space="0" w:color="auto"/>
+        <w:right w:val="single" w:sz="4" w:space="0" w:color="auto"/>
+        <w:insideH w:val="single" w:sz="4" w:space="0" w:color="auto"/>
+        <w:insideV w:val="single" w:sz="4" w:space="0" w:color="auto"/>
       </w:tblBorders>
     </w:tblPr>
   </w:style>
-  <w:style w:type="character" w:styleId="23">
+  <w:style w:type="character" w:styleId="Strong">
     <w:name w:val="Strong"/>
-    <w:basedOn w:val="22"/>
+    <w:basedOn w:val="DefaultParagraphFont"/>
     <w:qFormat/>
-    <w:uiPriority w:val="0"/>
     <w:rPr>
       <w:b/>
     </w:rPr>
   </w:style>
-  <w:style w:type="table" w:customStyle="1" w:styleId="24">
+  <w:style w:type="table" w:customStyle="1" w:styleId="TableNormal0">
     <w:name w:val="Table Normal_0"/>
     <w:semiHidden/>
     <w:unhideWhenUsed/>
     <w:qFormat/>
-    <w:uiPriority w:val="0"/>
     <w:tblPr>
       <w:tblCellMar>
         <w:top w:w="0" w:type="dxa"/>
@@ -8004,87 +7879,81 @@
       </w:tblCellMar>
     </w:tblPr>
   </w:style>
-  <w:style w:type="paragraph" w:customStyle="1" w:styleId="25">
+  <w:style w:type="paragraph" w:customStyle="1" w:styleId="TableText">
     <w:name w:val="Table Text"/>
-    <w:basedOn w:val="1"/>
+    <w:basedOn w:val="Normal"/>
     <w:semiHidden/>
     <w:qFormat/>
-    <w:uiPriority w:val="0"/>
     <w:rPr>
-      <w:rFonts w:ascii="宋体" w:hAnsi="宋体" w:eastAsia="宋体" w:cs="宋体"/>
+      <w:rFonts w:ascii="宋体" w:eastAsia="宋体" w:hAnsi="宋体" w:cs="宋体"/>
       <w:sz w:val="21"/>
       <w:szCs w:val="21"/>
       <w:lang w:val="en-US" w:eastAsia="en-US" w:bidi="ar-SA"/>
     </w:rPr>
   </w:style>
-  <w:style w:type="paragraph" w:customStyle="1" w:styleId="26">
+  <w:style w:type="paragraph" w:customStyle="1" w:styleId="1">
     <w:name w:val="柴_标题1"/>
-    <w:basedOn w:val="2"/>
-    <w:next w:val="27"/>
-    <w:link w:val="38"/>
+    <w:basedOn w:val="Heading1"/>
+    <w:next w:val="a"/>
+    <w:link w:val="1Char"/>
     <w:qFormat/>
-    <w:uiPriority w:val="0"/>
     <w:pPr>
       <w:spacing w:before="100" w:after="90" w:line="360" w:lineRule="auto"/>
     </w:pPr>
     <w:rPr>
-      <w:rFonts w:ascii="Arial" w:hAnsi="Arial" w:eastAsia="宋体"/>
+      <w:rFonts w:ascii="Arial" w:eastAsia="宋体" w:hAnsi="Arial"/>
       <w:sz w:val="32"/>
     </w:rPr>
   </w:style>
-  <w:style w:type="paragraph" w:customStyle="1" w:styleId="27">
+  <w:style w:type="paragraph" w:customStyle="1" w:styleId="a">
     <w:name w:val="柴_正文"/>
-    <w:basedOn w:val="12"/>
-    <w:link w:val="41"/>
+    <w:basedOn w:val="BodyText"/>
+    <w:link w:val="Char"/>
     <w:qFormat/>
-    <w:uiPriority w:val="0"/>
     <w:pPr>
       <w:spacing w:line="360" w:lineRule="auto"/>
       <w:ind w:firstLine="470" w:firstLineChars="200"/>
     </w:pPr>
     <w:rPr>
-      <w:rFonts w:ascii="Arial" w:hAnsi="Arial" w:eastAsia="宋体"/>
+      <w:rFonts w:ascii="Arial" w:eastAsia="宋体" w:hAnsi="Arial"/>
       <w:sz w:val="24"/>
       <w:lang w:eastAsia="zh-CN"/>
     </w:rPr>
   </w:style>
-  <w:style w:type="paragraph" w:customStyle="1" w:styleId="28">
+  <w:style w:type="paragraph" w:customStyle="1" w:styleId="2">
     <w:name w:val="柴_标题2"/>
-    <w:basedOn w:val="3"/>
-    <w:next w:val="27"/>
+    <w:basedOn w:val="Heading2"/>
+    <w:next w:val="a"/>
     <w:qFormat/>
-    <w:uiPriority w:val="0"/>
     <w:pPr>
       <w:spacing w:line="360" w:lineRule="auto"/>
     </w:pPr>
     <w:rPr>
-      <w:rFonts w:ascii="Arial" w:hAnsi="Arial" w:eastAsia="宋体"/>
+      <w:rFonts w:ascii="Arial" w:eastAsia="宋体" w:hAnsi="Arial"/>
       <w:sz w:val="28"/>
     </w:rPr>
   </w:style>
-  <w:style w:type="paragraph" w:customStyle="1" w:styleId="29">
+  <w:style w:type="paragraph" w:customStyle="1" w:styleId="3">
     <w:name w:val="柴_标题3"/>
-    <w:basedOn w:val="4"/>
-    <w:next w:val="27"/>
+    <w:basedOn w:val="Heading3"/>
+    <w:next w:val="a"/>
     <w:qFormat/>
-    <w:uiPriority w:val="0"/>
     <w:pPr>
       <w:spacing w:line="360" w:lineRule="auto"/>
       <w:ind w:left="0" w:firstLine="472" w:firstLineChars="200"/>
     </w:pPr>
     <w:rPr>
-      <w:rFonts w:ascii="宋体" w:hAnsi="宋体" w:eastAsia="宋体" w:cs="宋体"/>
+      <w:rFonts w:ascii="宋体" w:eastAsia="宋体" w:hAnsi="宋体" w:cs="宋体"/>
       <w:spacing w:val="-2"/>
       <w:sz w:val="24"/>
       <w:szCs w:val="24"/>
     </w:rPr>
   </w:style>
-  <w:style w:type="paragraph" w:customStyle="1" w:styleId="30">
+  <w:style w:type="paragraph" w:customStyle="1" w:styleId="a0">
     <w:name w:val="柴_目录"/>
-    <w:basedOn w:val="1"/>
-    <w:next w:val="12"/>
+    <w:basedOn w:val="Normal"/>
+    <w:next w:val="BodyText"/>
     <w:qFormat/>
-    <w:uiPriority w:val="0"/>
     <w:pPr>
       <w:tabs>
         <w:tab w:val="right" w:leader="dot" w:pos="8442"/>
@@ -8092,96 +7961,89 @@
       <w:ind w:left="0" w:leftChars="0"/>
     </w:pPr>
     <w:rPr>
-      <w:rFonts w:ascii="Arial" w:hAnsi="Arial" w:eastAsia="Microsoft JhengHei"/>
+      <w:rFonts w:ascii="Arial" w:eastAsia="Microsoft JhengHei" w:hAnsi="Arial"/>
       <w:sz w:val="24"/>
     </w:rPr>
   </w:style>
-  <w:style w:type="paragraph" w:customStyle="1" w:styleId="31">
+  <w:style w:type="paragraph" w:customStyle="1" w:styleId="a1">
     <w:name w:val="柴_公司名"/>
-    <w:basedOn w:val="19"/>
+    <w:basedOn w:val="Title"/>
     <w:qFormat/>
-    <w:uiPriority w:val="0"/>
     <w:pPr>
       <w:spacing w:after="600" w:afterLines="600"/>
     </w:pPr>
     <w:rPr>
-      <w:rFonts w:hint="eastAsia" w:ascii="宋体" w:hAnsi="宋体" w:eastAsia="宋体" w:cs="宋体"/>
+      <w:rFonts w:ascii="宋体" w:eastAsia="宋体" w:hAnsi="宋体" w:cs="宋体" w:hint="eastAsia"/>
       <w:bCs/>
       <w:spacing w:val="-6"/>
       <w:sz w:val="52"/>
       <w:szCs w:val="52"/>
     </w:rPr>
   </w:style>
-  <w:style w:type="paragraph" w:customStyle="1" w:styleId="32">
+  <w:style w:type="paragraph" w:customStyle="1" w:styleId="a2">
     <w:name w:val="柴_文档名"/>
-    <w:basedOn w:val="19"/>
+    <w:basedOn w:val="Title"/>
     <w:qFormat/>
-    <w:uiPriority w:val="0"/>
     <w:pPr>
       <w:spacing w:after="900" w:afterLines="900"/>
     </w:pPr>
     <w:rPr>
-      <w:rFonts w:ascii="黑体" w:hAnsi="黑体" w:eastAsia="黑体" w:cs="黑体"/>
+      <w:rFonts w:ascii="黑体" w:eastAsia="黑体" w:hAnsi="黑体" w:cs="黑体"/>
       <w:bCs/>
       <w:spacing w:val="-7"/>
       <w:sz w:val="52"/>
       <w:szCs w:val="52"/>
     </w:rPr>
   </w:style>
-  <w:style w:type="paragraph" w:customStyle="1" w:styleId="33">
+  <w:style w:type="paragraph" w:customStyle="1" w:styleId="WPSOffice1">
     <w:name w:val="WPSOffice手动目录 1"/>
     <w:qFormat/>
-    <w:uiPriority w:val="0"/>
     <w:pPr>
       <w:ind w:leftChars="0"/>
     </w:pPr>
     <w:rPr>
-      <w:rFonts w:ascii="Times New Roman" w:hAnsi="Times New Roman" w:eastAsia="宋体" w:cs="Times New Roman"/>
+      <w:rFonts w:ascii="Times New Roman" w:eastAsia="宋体" w:hAnsi="Times New Roman" w:cs="Times New Roman"/>
       <w:sz w:val="20"/>
       <w:szCs w:val="20"/>
     </w:rPr>
   </w:style>
-  <w:style w:type="paragraph" w:customStyle="1" w:styleId="34">
+  <w:style w:type="paragraph" w:customStyle="1" w:styleId="WPSOffice2">
     <w:name w:val="WPSOffice手动目录 2"/>
     <w:qFormat/>
-    <w:uiPriority w:val="0"/>
     <w:pPr>
       <w:ind w:leftChars="200"/>
     </w:pPr>
     <w:rPr>
-      <w:rFonts w:ascii="Times New Roman" w:hAnsi="Times New Roman" w:eastAsia="宋体" w:cs="Times New Roman"/>
+      <w:rFonts w:ascii="Times New Roman" w:eastAsia="宋体" w:hAnsi="Times New Roman" w:cs="Times New Roman"/>
       <w:sz w:val="20"/>
       <w:szCs w:val="20"/>
     </w:rPr>
   </w:style>
-  <w:style w:type="paragraph" w:customStyle="1" w:styleId="35">
+  <w:style w:type="paragraph" w:customStyle="1" w:styleId="WPSOffice3">
     <w:name w:val="WPSOffice手动目录 3"/>
     <w:qFormat/>
-    <w:uiPriority w:val="0"/>
     <w:pPr>
       <w:ind w:leftChars="400"/>
     </w:pPr>
     <w:rPr>
-      <w:rFonts w:ascii="Times New Roman" w:hAnsi="Times New Roman" w:eastAsia="宋体" w:cs="Times New Roman"/>
+      <w:rFonts w:ascii="Times New Roman" w:eastAsia="宋体" w:hAnsi="Times New Roman" w:cs="Times New Roman"/>
       <w:sz w:val="20"/>
       <w:szCs w:val="20"/>
     </w:rPr>
   </w:style>
-  <w:style w:type="paragraph" w:customStyle="1" w:styleId="36">
+  <w:style w:type="paragraph" w:customStyle="1" w:styleId="Compact">
     <w:name w:val="Compact"/>
-    <w:basedOn w:val="12"/>
+    <w:basedOn w:val="BodyText"/>
     <w:qFormat/>
-    <w:uiPriority w:val="0"/>
     <w:pPr>
       <w:spacing w:before="36" w:after="36"/>
     </w:pPr>
   </w:style>
-  <w:style w:type="table" w:customStyle="1" w:styleId="37">
+  <w:style w:type="table" w:customStyle="1" w:styleId="Table">
     <w:name w:val="Table"/>
     <w:semiHidden/>
     <w:unhideWhenUsed/>
     <w:qFormat/>
-    <w:uiPriority w:val="0"/>
     <w:tblPr>
       <w:tblCellMar>
         <w:top w:w="0" w:type="dxa"/>
@@ -8193,27 +8055,25 @@
     <w:tblStylePr w:type="firstRow">
       <w:tcPr>
         <w:tcBorders>
-          <w:bottom w:val="single" w:color="auto" w:sz="0" w:space="0"/>
+          <w:bottom w:val="single" w:sz="0" w:space="0" w:color="auto"/>
         </w:tcBorders>
         <w:vAlign w:val="bottom"/>
       </w:tcPr>
     </w:tblStylePr>
   </w:style>
-  <w:style w:type="character" w:customStyle="1" w:styleId="38">
+  <w:style w:type="character" w:customStyle="1" w:styleId="1Char">
     <w:name w:val="柴_标题1 Char"/>
-    <w:link w:val="26"/>
+    <w:link w:val="1"/>
     <w:qFormat/>
-    <w:uiPriority w:val="0"/>
     <w:rPr>
-      <w:rFonts w:ascii="Arial" w:hAnsi="Arial" w:eastAsia="宋体"/>
+      <w:rFonts w:ascii="Arial" w:eastAsia="宋体" w:hAnsi="Arial"/>
       <w:sz w:val="32"/>
     </w:rPr>
   </w:style>
-  <w:style w:type="paragraph" w:customStyle="1" w:styleId="39">
+  <w:style w:type="paragraph" w:customStyle="1" w:styleId="a3">
     <w:name w:val="柴_正文_无缩进"/>
-    <w:basedOn w:val="1"/>
+    <w:basedOn w:val="Normal"/>
     <w:qFormat/>
-    <w:uiPriority w:val="0"/>
     <w:pPr>
       <w:ind w:firstLine="0" w:firstLineChars="0"/>
     </w:pPr>
@@ -8223,31 +8083,29 @@
       <w:lang w:eastAsia="zh-CN"/>
     </w:rPr>
   </w:style>
-  <w:style w:type="paragraph" w:customStyle="1" w:styleId="40">
+  <w:style w:type="paragraph" w:customStyle="1" w:styleId="4">
     <w:name w:val="柴_标题4"/>
-    <w:basedOn w:val="5"/>
-    <w:next w:val="1"/>
+    <w:basedOn w:val="Heading4"/>
+    <w:next w:val="Normal"/>
     <w:qFormat/>
-    <w:uiPriority w:val="0"/>
     <w:pPr>
       <w:widowControl w:val="0"/>
       <w:spacing w:before="160" w:line="360" w:lineRule="auto"/>
-      <w:ind w:left="981" w:leftChars="300" w:hanging="862"/>
+      <w:ind w:left="981" w:hanging="862" w:leftChars="300"/>
     </w:pPr>
     <w:rPr>
-      <w:rFonts w:hint="eastAsia" w:ascii="Calibri" w:hAnsi="Calibri" w:eastAsia="宋体" w:cs="宋体"/>
+      <w:rFonts w:ascii="Calibri" w:eastAsia="宋体" w:hAnsi="Calibri" w:cs="宋体" w:hint="eastAsia"/>
       <w:sz w:val="24"/>
       <w:szCs w:val="24"/>
       <w:lang w:eastAsia="zh-CN" w:bidi="zh-CN"/>
     </w:rPr>
   </w:style>
-  <w:style w:type="character" w:customStyle="1" w:styleId="41">
+  <w:style w:type="character" w:customStyle="1" w:styleId="Char">
     <w:name w:val="柴_正文 Char"/>
-    <w:link w:val="27"/>
+    <w:link w:val="a"/>
     <w:qFormat/>
-    <w:uiPriority w:val="0"/>
     <w:rPr>
-      <w:rFonts w:ascii="Arial" w:hAnsi="Arial" w:eastAsia="宋体"/>
+      <w:rFonts w:ascii="Arial" w:eastAsia="宋体" w:hAnsi="Arial"/>
       <w:sz w:val="24"/>
       <w:lang w:eastAsia="zh-CN"/>
     </w:rPr>

--- a/4.质量管理/1.流程制度规范类文件/040102-管理评审控制程序.docx
+++ b/4.质量管理/1.流程制度规范类文件/040102-管理评审控制程序.docx
@@ -1,79 +1,73 @@
 
 <file path=word/document.xml><?xml version="1.0" encoding="utf-8"?>
-<w:document xmlns:wpc="http://schemas.microsoft.com/office/word/2010/wordprocessingCanvas" xmlns:mc="http://schemas.openxmlformats.org/markup-compatibility/2006" xmlns:o="urn:schemas-microsoft-com:office:office" xmlns:r="http://schemas.openxmlformats.org/officeDocument/2006/relationships" xmlns:m="http://schemas.openxmlformats.org/officeDocument/2006/math" xmlns:v="urn:schemas-microsoft-com:vml" xmlns:wp14="http://schemas.microsoft.com/office/word/2010/wordprocessingDrawing" xmlns:wp="http://schemas.openxmlformats.org/drawingml/2006/wordprocessingDrawing" xmlns:w10="urn:schemas-microsoft-com:office:word" xmlns:w="http://schemas.openxmlformats.org/wordprocessingml/2006/main" xmlns:w14="http://schemas.microsoft.com/office/word/2010/wordml" xmlns:w15="http://schemas.microsoft.com/office/word/2012/wordml" xmlns:wne="http://schemas.microsoft.com/office/word/2006/wordml" xmlns:wpg="http://schemas.microsoft.com/office/word/2010/wordprocessingGroup" xmlns:wpi="http://schemas.microsoft.com/office/word/2010/wordprocessingInk" xmlns:wps="http://schemas.microsoft.com/office/word/2010/wordprocessingShape" mc:Ignorable="w14 w15 wp14">
-  <!-- Generated by Aspose.Words for .NET 13.3.0.1 -->
+<w:document xmlns:wpc="http://schemas.microsoft.com/office/word/2010/wordprocessingCanvas" xmlns:mc="http://schemas.openxmlformats.org/markup-compatibility/2006" xmlns:o="urn:schemas-microsoft-com:office:office" xmlns:r="http://schemas.openxmlformats.org/officeDocument/2006/relationships" xmlns:m="http://schemas.openxmlformats.org/officeDocument/2006/math" xmlns:v="urn:schemas-microsoft-com:vml" xmlns:wp14="http://schemas.microsoft.com/office/word/2010/wordprocessingDrawing" xmlns:wp="http://schemas.openxmlformats.org/drawingml/2006/wordprocessingDrawing" xmlns:w="http://schemas.openxmlformats.org/wordprocessingml/2006/main" xmlns:w14="http://schemas.microsoft.com/office/word/2010/wordml" xmlns:w10="urn:schemas-microsoft-com:office:word" xmlns:w15="http://schemas.microsoft.com/office/word/2012/wordml" xmlns:wpg="http://schemas.microsoft.com/office/word/2010/wordprocessingGroup" xmlns:wpi="http://schemas.microsoft.com/office/word/2010/wordprocessingInk" xmlns:wne="http://schemas.microsoft.com/office/word/2006/wordml" xmlns:wps="http://schemas.microsoft.com/office/word/2010/wordprocessingShape" xmlns:wpsCustomData="http://www.wps.cn/officeDocument/2013/wpsCustomData" mc:Ignorable="w14 w15 wp14">
   <w:body>
     <w:p>
       <w:pPr>
-        <w:pStyle w:val="a1"/>
-        <w:keepNext w:val="0"/>
-        <w:keepLines w:val="0"/>
-        <w:pageBreakBefore w:val="0"/>
-        <w:widowControl w:val="0"/>
-        <w:kinsoku w:val="0"/>
-        <w:wordWrap/>
-        <w:overflowPunct/>
-        <w:topLinePunct w:val="0"/>
-        <w:autoSpaceDE w:val="0"/>
-        <w:autoSpaceDN w:val="0"/>
-        <w:bidi w:val="0"/>
-        <w:adjustRightInd w:val="0"/>
-        <w:snapToGrid w:val="0"/>
-        <w:textAlignment w:val="baseline"/>
-      </w:pPr>
-      <w:bookmarkStart w:id="0" w:name="_Toc25335"/>
-    </w:p>
-    <w:p>
-      <w:pPr>
-        <w:pStyle w:val="a1"/>
-        <w:keepNext w:val="0"/>
-        <w:keepLines w:val="0"/>
-        <w:pageBreakBefore w:val="0"/>
-        <w:widowControl w:val="0"/>
-        <w:kinsoku w:val="0"/>
-        <w:wordWrap/>
-        <w:overflowPunct/>
-        <w:topLinePunct w:val="0"/>
-        <w:autoSpaceDE w:val="0"/>
-        <w:autoSpaceDN w:val="0"/>
-        <w:bidi w:val="0"/>
-        <w:adjustRightInd w:val="0"/>
-        <w:snapToGrid w:val="0"/>
-        <w:textAlignment w:val="baseline"/>
-      </w:pPr>
-      <w:r>
-        <w:t>管理评审控制</w:t>
-      </w:r>
-      <w:bookmarkStart w:id="1" w:name="_GoBack"/>
+        <w:pStyle w:val="31"/>
+        <w:keepNext w:val="0"/>
+        <w:keepLines w:val="0"/>
+        <w:pageBreakBefore w:val="0"/>
+        <w:widowControl w:val="0"/>
+        <w:kinsoku w:val="0"/>
+        <w:wordWrap/>
+        <w:overflowPunct/>
+        <w:topLinePunct w:val="0"/>
+        <w:autoSpaceDE w:val="0"/>
+        <w:autoSpaceDN w:val="0"/>
+        <w:bidi w:val="0"/>
+        <w:adjustRightInd w:val="0"/>
+        <w:snapToGrid w:val="0"/>
+        <w:textAlignment w:val="baseline"/>
+      </w:pPr>
+    </w:p>
+    <w:p>
+      <w:pPr>
+        <w:pStyle w:val="31"/>
+        <w:keepNext w:val="0"/>
+        <w:keepLines w:val="0"/>
+        <w:pageBreakBefore w:val="0"/>
+        <w:widowControl w:val="0"/>
+        <w:kinsoku w:val="0"/>
+        <w:wordWrap/>
+        <w:overflowPunct/>
+        <w:topLinePunct w:val="0"/>
+        <w:autoSpaceDE w:val="0"/>
+        <w:autoSpaceDN w:val="0"/>
+        <w:bidi w:val="0"/>
+        <w:adjustRightInd w:val="0"/>
+        <w:snapToGrid w:val="0"/>
+        <w:textAlignment w:val="baseline"/>
+      </w:pPr>
+      <w:bookmarkStart w:id="0" w:name="_Toc24142"/>
+      <w:r>
+        <w:t>管理评审控制程序</w:t>
+      </w:r>
+      <w:bookmarkEnd w:id="0"/>
+    </w:p>
+    <w:p>
+      <w:pPr>
+        <w:pStyle w:val="32"/>
+        <w:keepNext w:val="0"/>
+        <w:keepLines w:val="0"/>
+        <w:pageBreakBefore w:val="0"/>
+        <w:widowControl w:val="0"/>
+        <w:kinsoku w:val="0"/>
+        <w:wordWrap/>
+        <w:overflowPunct/>
+        <w:topLinePunct w:val="0"/>
+        <w:autoSpaceDE w:val="0"/>
+        <w:autoSpaceDN w:val="0"/>
+        <w:bidi w:val="0"/>
+        <w:adjustRightInd w:val="0"/>
+        <w:snapToGrid w:val="0"/>
+        <w:textAlignment w:val="baseline"/>
+      </w:pPr>
+      <w:bookmarkStart w:id="1" w:name="_Toc7029"/>
+      <w:r>
+        <w:t>中达丰集团有限公司</w:t>
+      </w:r>
       <w:bookmarkEnd w:id="1"/>
-      <w:r>
-        <w:t>程序</w:t>
-      </w:r>
-      <w:bookmarkEnd w:id="0"/>
-    </w:p>
-    <w:p>
-      <w:pPr>
-        <w:pStyle w:val="a2"/>
-        <w:keepNext w:val="0"/>
-        <w:keepLines w:val="0"/>
-        <w:pageBreakBefore w:val="0"/>
-        <w:widowControl w:val="0"/>
-        <w:kinsoku w:val="0"/>
-        <w:wordWrap/>
-        <w:overflowPunct/>
-        <w:topLinePunct w:val="0"/>
-        <w:autoSpaceDE w:val="0"/>
-        <w:autoSpaceDN w:val="0"/>
-        <w:bidi w:val="0"/>
-        <w:adjustRightInd w:val="0"/>
-        <w:snapToGrid w:val="0"/>
-        <w:textAlignment w:val="baseline"/>
-      </w:pPr>
-      <w:bookmarkStart w:id="2" w:name="_Toc22631"/>
-      <w:r>
-        <w:t>中达丰集团有限公司</w:t>
-      </w:r>
-      <w:bookmarkEnd w:id="2"/>
     </w:p>
     <w:p>
       <w:pPr>
@@ -94,19 +88,19 @@
         <w:ind w:left="2944"/>
         <w:textAlignment w:val="baseline"/>
         <w:rPr>
-          <w:rFonts w:ascii="宋体" w:eastAsia="宋体" w:hAnsi="宋体" w:cs="宋体"/>
+          <w:rFonts w:ascii="宋体" w:hAnsi="宋体" w:eastAsia="宋体" w:cs="宋体"/>
           <w:sz w:val="35"/>
           <w:szCs w:val="35"/>
         </w:rPr>
       </w:pPr>
       <w:r>
         <w:rPr>
-          <w:rFonts w:ascii="宋体" w:eastAsia="宋体" w:hAnsi="宋体" w:cs="宋体"/>
+          <w:rFonts w:ascii="宋体" w:hAnsi="宋体" w:eastAsia="宋体" w:cs="宋体"/>
           <w:spacing w:val="-10"/>
           <w:sz w:val="35"/>
           <w:szCs w:val="35"/>
         </w:rPr>
-        <w:t>2025年7月4日</w:t>
+        <w:t>2025年4月4日</w:t>
       </w:r>
     </w:p>
     <w:p>
@@ -127,20 +121,20 @@
         <w:spacing w:line="225" w:lineRule="auto"/>
         <w:textAlignment w:val="baseline"/>
         <w:rPr>
-          <w:rFonts w:ascii="宋体" w:eastAsia="宋体" w:hAnsi="宋体" w:cs="宋体"/>
+          <w:rFonts w:ascii="宋体" w:hAnsi="宋体" w:eastAsia="宋体" w:cs="宋体"/>
           <w:sz w:val="35"/>
           <w:szCs w:val="35"/>
         </w:rPr>
         <w:sectPr>
           <w:pgSz w:w="11906" w:h="16840"/>
           <w:pgMar w:top="1431" w:right="1785" w:bottom="0" w:left="1785" w:header="0" w:footer="0" w:gutter="0"/>
-          <w:cols w:num="1" w:space="720"/>
+          <w:cols w:space="720" w:num="1"/>
         </w:sectPr>
       </w:pPr>
     </w:p>
     <w:p>
       <w:pPr>
-        <w:pStyle w:val="BodyText"/>
+        <w:pStyle w:val="12"/>
         <w:keepNext w:val="0"/>
         <w:keepLines w:val="0"/>
         <w:pageBreakBefore w:val="0"/>
@@ -178,22 +172,22 @@
         <w:textAlignment w:val="baseline"/>
         <w:outlineLvl w:val="1"/>
         <w:rPr>
-          <w:rFonts w:ascii="宋体" w:eastAsia="宋体" w:hAnsi="宋体" w:cs="宋体"/>
+          <w:rFonts w:ascii="宋体" w:hAnsi="宋体" w:eastAsia="宋体" w:cs="宋体"/>
           <w:sz w:val="28"/>
           <w:szCs w:val="28"/>
         </w:rPr>
       </w:pPr>
-      <w:bookmarkStart w:id="3" w:name="_Toc29502"/>
-      <w:r>
-        <w:rPr>
-          <w:rFonts w:ascii="宋体" w:eastAsia="宋体" w:hAnsi="宋体" w:cs="宋体"/>
+      <w:bookmarkStart w:id="2" w:name="_Toc6508"/>
+      <w:r>
+        <w:rPr>
+          <w:rFonts w:ascii="宋体" w:hAnsi="宋体" w:eastAsia="宋体" w:cs="宋体"/>
           <w:spacing w:val="-5"/>
           <w:sz w:val="28"/>
           <w:szCs w:val="28"/>
         </w:rPr>
         <w:t>文档信息</w:t>
       </w:r>
-      <w:bookmarkEnd w:id="3"/>
+      <w:bookmarkEnd w:id="2"/>
     </w:p>
     <w:p>
       <w:pPr>
@@ -216,16 +210,16 @@
     </w:p>
     <w:tbl>
       <w:tblPr>
-        <w:tblStyle w:val="TableNormal0"/>
+        <w:tblStyle w:val="24"/>
         <w:tblW w:w="9154" w:type="dxa"/>
         <w:tblInd w:w="2" w:type="dxa"/>
         <w:tblBorders>
-          <w:top w:val="single" w:sz="2" w:space="0" w:color="000000"/>
-          <w:left w:val="single" w:sz="2" w:space="0" w:color="000000"/>
-          <w:bottom w:val="single" w:sz="2" w:space="0" w:color="000000"/>
-          <w:right w:val="single" w:sz="2" w:space="0" w:color="000000"/>
-          <w:insideH w:val="single" w:sz="2" w:space="0" w:color="000000"/>
-          <w:insideV w:val="single" w:sz="2" w:space="0" w:color="000000"/>
+          <w:top w:val="single" w:color="000000" w:sz="2" w:space="0"/>
+          <w:left w:val="single" w:color="000000" w:sz="2" w:space="0"/>
+          <w:bottom w:val="single" w:color="000000" w:sz="2" w:space="0"/>
+          <w:right w:val="single" w:color="000000" w:sz="2" w:space="0"/>
+          <w:insideH w:val="single" w:color="000000" w:sz="2" w:space="0"/>
+          <w:insideV w:val="single" w:color="000000" w:sz="2" w:space="0"/>
         </w:tblBorders>
         <w:tblLayout w:type="fixed"/>
         <w:tblCellMar>
@@ -236,25 +230,22 @@
         </w:tblCellMar>
       </w:tblPr>
       <w:tblGrid>
-        <w:gridCol w:w="1568"/>
-        <w:gridCol w:w="1696"/>
+        <w:gridCol w:w="1932"/>
+        <w:gridCol w:w="1332"/>
         <w:gridCol w:w="2340"/>
         <w:gridCol w:w="1982"/>
         <w:gridCol w:w="1568"/>
       </w:tblGrid>
       <w:tr>
         <w:tblPrEx>
-          <w:tblW w:w="9154" w:type="dxa"/>
-          <w:tblInd w:w="2" w:type="dxa"/>
           <w:tblBorders>
-            <w:top w:val="single" w:sz="2" w:space="0" w:color="000000"/>
-            <w:left w:val="single" w:sz="2" w:space="0" w:color="000000"/>
-            <w:bottom w:val="single" w:sz="2" w:space="0" w:color="000000"/>
-            <w:right w:val="single" w:sz="2" w:space="0" w:color="000000"/>
-            <w:insideH w:val="single" w:sz="2" w:space="0" w:color="000000"/>
-            <w:insideV w:val="single" w:sz="2" w:space="0" w:color="000000"/>
+            <w:top w:val="single" w:color="000000" w:sz="2" w:space="0"/>
+            <w:left w:val="single" w:color="000000" w:sz="2" w:space="0"/>
+            <w:bottom w:val="single" w:color="000000" w:sz="2" w:space="0"/>
+            <w:right w:val="single" w:color="000000" w:sz="2" w:space="0"/>
+            <w:insideH w:val="single" w:color="000000" w:sz="2" w:space="0"/>
+            <w:insideV w:val="single" w:color="000000" w:sz="2" w:space="0"/>
           </w:tblBorders>
-          <w:tblLayout w:type="fixed"/>
           <w:tblCellMar>
             <w:top w:w="0" w:type="dxa"/>
             <w:left w:w="0" w:type="dxa"/>
@@ -263,11 +254,11 @@
           </w:tblCellMar>
         </w:tblPrEx>
         <w:trPr>
-          <w:trHeight w:val="990"/>
+          <w:trHeight w:val="990" w:hRule="atLeast"/>
         </w:trPr>
         <w:tc>
           <w:tcPr>
-            <w:tcW w:w="1568" w:type="dxa"/>
+            <w:tcW w:w="1932" w:type="dxa"/>
           </w:tcPr>
           <w:p>
             <w:pPr>
@@ -288,14 +279,14 @@
               <w:ind w:left="135" w:right="256" w:hanging="6"/>
               <w:textAlignment w:val="baseline"/>
               <w:rPr>
-                <w:rFonts w:ascii="宋体" w:eastAsia="宋体" w:hAnsi="宋体" w:cs="宋体"/>
+                <w:rFonts w:ascii="宋体" w:hAnsi="宋体" w:eastAsia="宋体" w:cs="宋体"/>
                 <w:sz w:val="24"/>
                 <w:szCs w:val="24"/>
               </w:rPr>
             </w:pPr>
             <w:r>
               <w:rPr>
-                <w:rFonts w:ascii="宋体" w:eastAsia="宋体" w:hAnsi="宋体" w:cs="宋体"/>
+                <w:rFonts w:ascii="宋体" w:hAnsi="宋体" w:eastAsia="宋体" w:cs="宋体"/>
                 <w:spacing w:val="-5"/>
                 <w:sz w:val="24"/>
                 <w:szCs w:val="24"/>
@@ -304,7 +295,7 @@
             </w:r>
             <w:r>
               <w:rPr>
-                <w:rFonts w:ascii="宋体" w:eastAsia="宋体" w:hAnsi="宋体" w:cs="宋体"/>
+                <w:rFonts w:ascii="宋体" w:hAnsi="宋体" w:eastAsia="宋体" w:cs="宋体"/>
                 <w:sz w:val="24"/>
                 <w:szCs w:val="24"/>
               </w:rPr>
@@ -314,12 +305,12 @@
         </w:tc>
         <w:tc>
           <w:tcPr>
-            <w:tcW w:w="7586" w:type="dxa"/>
+            <w:tcW w:w="7222" w:type="dxa"/>
             <w:gridSpan w:val="4"/>
           </w:tcPr>
           <w:p>
             <w:pPr>
-              <w:pStyle w:val="TableText"/>
+              <w:pStyle w:val="25"/>
               <w:keepNext w:val="0"/>
               <w:keepLines w:val="0"/>
               <w:pageBreakBefore w:val="0"/>
@@ -356,14 +347,14 @@
               <w:ind w:left="130"/>
               <w:textAlignment w:val="baseline"/>
               <w:rPr>
-                <w:rFonts w:ascii="宋体" w:eastAsia="宋体" w:hAnsi="宋体" w:cs="宋体"/>
+                <w:rFonts w:ascii="宋体" w:hAnsi="宋体" w:eastAsia="宋体" w:cs="宋体"/>
                 <w:sz w:val="24"/>
                 <w:szCs w:val="24"/>
               </w:rPr>
             </w:pPr>
             <w:r>
               <w:rPr>
-                <w:rFonts w:ascii="宋体" w:eastAsia="宋体" w:hAnsi="宋体" w:cs="宋体"/>
+                <w:rFonts w:ascii="宋体" w:hAnsi="宋体" w:eastAsia="宋体" w:cs="宋体"/>
                 <w:spacing w:val="-2"/>
                 <w:sz w:val="24"/>
                 <w:szCs w:val="24"/>
@@ -375,9 +366,14 @@
       </w:tr>
       <w:tr>
         <w:tblPrEx>
-          <w:tblW w:w="9154" w:type="dxa"/>
-          <w:tblInd w:w="2" w:type="dxa"/>
-          <w:tblLayout w:type="fixed"/>
+          <w:tblBorders>
+            <w:top w:val="single" w:color="000000" w:sz="2" w:space="0"/>
+            <w:left w:val="single" w:color="000000" w:sz="2" w:space="0"/>
+            <w:bottom w:val="single" w:color="000000" w:sz="2" w:space="0"/>
+            <w:right w:val="single" w:color="000000" w:sz="2" w:space="0"/>
+            <w:insideH w:val="single" w:color="000000" w:sz="2" w:space="0"/>
+            <w:insideV w:val="single" w:color="000000" w:sz="2" w:space="0"/>
+          </w:tblBorders>
           <w:tblCellMar>
             <w:top w:w="0" w:type="dxa"/>
             <w:left w:w="0" w:type="dxa"/>
@@ -386,11 +382,11 @@
           </w:tblCellMar>
         </w:tblPrEx>
         <w:trPr>
-          <w:trHeight w:val="610"/>
+          <w:trHeight w:val="610" w:hRule="atLeast"/>
         </w:trPr>
         <w:tc>
           <w:tcPr>
-            <w:tcW w:w="1568" w:type="dxa"/>
+            <w:tcW w:w="1932" w:type="dxa"/>
           </w:tcPr>
           <w:p>
             <w:pPr>
@@ -411,14 +407,14 @@
               <w:ind w:left="129"/>
               <w:textAlignment w:val="baseline"/>
               <w:rPr>
-                <w:rFonts w:ascii="宋体" w:eastAsia="宋体" w:hAnsi="宋体" w:cs="宋体"/>
+                <w:rFonts w:ascii="宋体" w:hAnsi="宋体" w:eastAsia="宋体" w:cs="宋体"/>
                 <w:sz w:val="24"/>
                 <w:szCs w:val="24"/>
               </w:rPr>
             </w:pPr>
             <w:r>
               <w:rPr>
-                <w:rFonts w:ascii="宋体" w:eastAsia="宋体" w:hAnsi="宋体" w:cs="宋体"/>
+                <w:rFonts w:ascii="宋体" w:hAnsi="宋体" w:eastAsia="宋体" w:cs="宋体"/>
                 <w:spacing w:val="-5"/>
                 <w:sz w:val="24"/>
                 <w:szCs w:val="24"/>
@@ -429,7 +425,7 @@
         </w:tc>
         <w:tc>
           <w:tcPr>
-            <w:tcW w:w="7586" w:type="dxa"/>
+            <w:tcW w:w="7222" w:type="dxa"/>
             <w:gridSpan w:val="4"/>
           </w:tcPr>
           <w:p>
@@ -451,14 +447,14 @@
               <w:ind w:left="119"/>
               <w:textAlignment w:val="baseline"/>
               <w:rPr>
-                <w:rFonts w:ascii="宋体" w:eastAsia="宋体" w:hAnsi="宋体" w:cs="宋体"/>
+                <w:rFonts w:ascii="宋体" w:hAnsi="宋体" w:eastAsia="宋体" w:cs="宋体"/>
                 <w:sz w:val="24"/>
                 <w:szCs w:val="24"/>
               </w:rPr>
             </w:pPr>
             <w:r>
               <w:rPr>
-                <w:rFonts w:ascii="宋体" w:eastAsia="宋体" w:hAnsi="宋体" w:cs="宋体"/>
+                <w:rFonts w:ascii="宋体" w:hAnsi="宋体" w:eastAsia="宋体" w:cs="宋体"/>
                 <w:spacing w:val="-2"/>
                 <w:sz w:val="24"/>
                 <w:szCs w:val="24"/>
@@ -470,9 +466,14 @@
       </w:tr>
       <w:tr>
         <w:tblPrEx>
-          <w:tblW w:w="9154" w:type="dxa"/>
-          <w:tblInd w:w="2" w:type="dxa"/>
-          <w:tblLayout w:type="fixed"/>
+          <w:tblBorders>
+            <w:top w:val="single" w:color="000000" w:sz="2" w:space="0"/>
+            <w:left w:val="single" w:color="000000" w:sz="2" w:space="0"/>
+            <w:bottom w:val="single" w:color="000000" w:sz="2" w:space="0"/>
+            <w:right w:val="single" w:color="000000" w:sz="2" w:space="0"/>
+            <w:insideH w:val="single" w:color="000000" w:sz="2" w:space="0"/>
+            <w:insideV w:val="single" w:color="000000" w:sz="2" w:space="0"/>
+          </w:tblBorders>
           <w:tblCellMar>
             <w:top w:w="0" w:type="dxa"/>
             <w:left w:w="0" w:type="dxa"/>
@@ -481,11 +482,11 @@
           </w:tblCellMar>
         </w:tblPrEx>
         <w:trPr>
-          <w:trHeight w:val="611"/>
+          <w:trHeight w:val="611" w:hRule="atLeast"/>
         </w:trPr>
         <w:tc>
           <w:tcPr>
-            <w:tcW w:w="1568" w:type="dxa"/>
+            <w:tcW w:w="1932" w:type="dxa"/>
           </w:tcPr>
           <w:p>
             <w:pPr>
@@ -506,14 +507,14 @@
               <w:ind w:left="129"/>
               <w:textAlignment w:val="baseline"/>
               <w:rPr>
-                <w:rFonts w:ascii="宋体" w:eastAsia="宋体" w:hAnsi="宋体" w:cs="宋体"/>
+                <w:rFonts w:ascii="宋体" w:hAnsi="宋体" w:eastAsia="宋体" w:cs="宋体"/>
                 <w:sz w:val="24"/>
                 <w:szCs w:val="24"/>
               </w:rPr>
             </w:pPr>
             <w:r>
               <w:rPr>
-                <w:rFonts w:ascii="宋体" w:eastAsia="宋体" w:hAnsi="宋体" w:cs="宋体"/>
+                <w:rFonts w:ascii="宋体" w:hAnsi="宋体" w:eastAsia="宋体" w:cs="宋体"/>
                 <w:spacing w:val="-5"/>
                 <w:sz w:val="24"/>
                 <w:szCs w:val="24"/>
@@ -524,7 +525,7 @@
         </w:tc>
         <w:tc>
           <w:tcPr>
-            <w:tcW w:w="7586" w:type="dxa"/>
+            <w:tcW w:w="7222" w:type="dxa"/>
             <w:gridSpan w:val="4"/>
           </w:tcPr>
           <w:p>
@@ -546,14 +547,14 @@
               <w:ind w:left="116"/>
               <w:textAlignment w:val="baseline"/>
               <w:rPr>
-                <w:rFonts w:ascii="宋体" w:eastAsia="宋体" w:hAnsi="宋体" w:cs="宋体"/>
+                <w:rFonts w:ascii="宋体" w:hAnsi="宋体" w:eastAsia="宋体" w:cs="宋体"/>
                 <w:sz w:val="24"/>
                 <w:szCs w:val="24"/>
               </w:rPr>
             </w:pPr>
             <w:r>
               <w:rPr>
-                <w:rFonts w:ascii="宋体" w:eastAsia="宋体" w:hAnsi="宋体" w:cs="宋体"/>
+                <w:rFonts w:ascii="宋体" w:hAnsi="宋体" w:eastAsia="宋体" w:cs="宋体"/>
                 <w:spacing w:val="-5"/>
                 <w:sz w:val="24"/>
                 <w:szCs w:val="24"/>
@@ -565,9 +566,14 @@
       </w:tr>
       <w:tr>
         <w:tblPrEx>
-          <w:tblW w:w="9154" w:type="dxa"/>
-          <w:tblInd w:w="2" w:type="dxa"/>
-          <w:tblLayout w:type="fixed"/>
+          <w:tblBorders>
+            <w:top w:val="single" w:color="000000" w:sz="2" w:space="0"/>
+            <w:left w:val="single" w:color="000000" w:sz="2" w:space="0"/>
+            <w:bottom w:val="single" w:color="000000" w:sz="2" w:space="0"/>
+            <w:right w:val="single" w:color="000000" w:sz="2" w:space="0"/>
+            <w:insideH w:val="single" w:color="000000" w:sz="2" w:space="0"/>
+            <w:insideV w:val="single" w:color="000000" w:sz="2" w:space="0"/>
+          </w:tblBorders>
           <w:tblCellMar>
             <w:top w:w="0" w:type="dxa"/>
             <w:left w:w="0" w:type="dxa"/>
@@ -576,11 +582,11 @@
           </w:tblCellMar>
         </w:tblPrEx>
         <w:trPr>
-          <w:trHeight w:val="611"/>
+          <w:trHeight w:val="611" w:hRule="atLeast"/>
         </w:trPr>
         <w:tc>
           <w:tcPr>
-            <w:tcW w:w="1568" w:type="dxa"/>
+            <w:tcW w:w="1932" w:type="dxa"/>
           </w:tcPr>
           <w:p>
             <w:pPr>
@@ -599,16 +605,17 @@
               <w:snapToGrid w:val="0"/>
               <w:spacing w:before="201" w:line="219" w:lineRule="auto"/>
               <w:ind w:left="321"/>
+              <w:jc w:val="both"/>
               <w:textAlignment w:val="baseline"/>
               <w:rPr>
-                <w:rFonts w:ascii="宋体" w:eastAsia="宋体" w:hAnsi="宋体" w:cs="宋体"/>
+                <w:rFonts w:ascii="宋体" w:hAnsi="宋体" w:eastAsia="宋体" w:cs="宋体"/>
                 <w:sz w:val="24"/>
                 <w:szCs w:val="24"/>
               </w:rPr>
             </w:pPr>
             <w:r>
               <w:rPr>
-                <w:rFonts w:ascii="宋体" w:eastAsia="宋体" w:hAnsi="宋体" w:cs="宋体"/>
+                <w:rFonts w:ascii="宋体" w:hAnsi="宋体" w:eastAsia="宋体" w:cs="宋体"/>
                 <w:spacing w:val="-5"/>
                 <w:sz w:val="24"/>
                 <w:szCs w:val="24"/>
@@ -619,7 +626,7 @@
         </w:tc>
         <w:tc>
           <w:tcPr>
-            <w:tcW w:w="1696" w:type="dxa"/>
+            <w:tcW w:w="1332" w:type="dxa"/>
           </w:tcPr>
           <w:p>
             <w:pPr>
@@ -637,17 +644,17 @@
               <w:adjustRightInd w:val="0"/>
               <w:snapToGrid w:val="0"/>
               <w:spacing w:before="201" w:line="219" w:lineRule="auto"/>
-              <w:ind w:left="382"/>
+              <w:jc w:val="center"/>
               <w:textAlignment w:val="baseline"/>
               <w:rPr>
-                <w:rFonts w:ascii="宋体" w:eastAsia="宋体" w:hAnsi="宋体" w:cs="宋体"/>
+                <w:rFonts w:ascii="宋体" w:hAnsi="宋体" w:eastAsia="宋体" w:cs="宋体"/>
                 <w:sz w:val="24"/>
                 <w:szCs w:val="24"/>
               </w:rPr>
             </w:pPr>
             <w:r>
               <w:rPr>
-                <w:rFonts w:ascii="宋体" w:eastAsia="宋体" w:hAnsi="宋体" w:cs="宋体"/>
+                <w:rFonts w:ascii="宋体" w:hAnsi="宋体" w:eastAsia="宋体" w:cs="宋体"/>
                 <w:spacing w:val="-4"/>
                 <w:sz w:val="24"/>
                 <w:szCs w:val="24"/>
@@ -677,16 +684,17 @@
               <w:snapToGrid w:val="0"/>
               <w:spacing w:before="201" w:line="219" w:lineRule="auto"/>
               <w:ind w:left="706"/>
+              <w:jc w:val="both"/>
               <w:textAlignment w:val="baseline"/>
               <w:rPr>
-                <w:rFonts w:ascii="宋体" w:eastAsia="宋体" w:hAnsi="宋体" w:cs="宋体"/>
+                <w:rFonts w:ascii="宋体" w:hAnsi="宋体" w:eastAsia="宋体" w:cs="宋体"/>
                 <w:sz w:val="24"/>
                 <w:szCs w:val="24"/>
               </w:rPr>
             </w:pPr>
             <w:r>
               <w:rPr>
-                <w:rFonts w:ascii="宋体" w:eastAsia="宋体" w:hAnsi="宋体" w:cs="宋体"/>
+                <w:rFonts w:ascii="宋体" w:hAnsi="宋体" w:eastAsia="宋体" w:cs="宋体"/>
                 <w:spacing w:val="-4"/>
                 <w:sz w:val="24"/>
                 <w:szCs w:val="24"/>
@@ -716,16 +724,17 @@
               <w:snapToGrid w:val="0"/>
               <w:spacing w:before="204" w:line="220" w:lineRule="auto"/>
               <w:ind w:left="771"/>
+              <w:jc w:val="both"/>
               <w:textAlignment w:val="baseline"/>
               <w:rPr>
-                <w:rFonts w:ascii="宋体" w:eastAsia="宋体" w:hAnsi="宋体" w:cs="宋体"/>
+                <w:rFonts w:ascii="宋体" w:hAnsi="宋体" w:eastAsia="宋体" w:cs="宋体"/>
                 <w:sz w:val="24"/>
                 <w:szCs w:val="24"/>
               </w:rPr>
             </w:pPr>
             <w:r>
               <w:rPr>
-                <w:rFonts w:ascii="宋体" w:eastAsia="宋体" w:hAnsi="宋体" w:cs="宋体"/>
+                <w:rFonts w:ascii="宋体" w:hAnsi="宋体" w:eastAsia="宋体" w:cs="宋体"/>
                 <w:spacing w:val="-6"/>
                 <w:sz w:val="24"/>
                 <w:szCs w:val="24"/>
@@ -755,16 +764,17 @@
               <w:snapToGrid w:val="0"/>
               <w:spacing w:before="204" w:line="220" w:lineRule="auto"/>
               <w:ind w:left="586"/>
+              <w:jc w:val="both"/>
               <w:textAlignment w:val="baseline"/>
               <w:rPr>
-                <w:rFonts w:ascii="宋体" w:eastAsia="宋体" w:hAnsi="宋体" w:cs="宋体"/>
+                <w:rFonts w:ascii="宋体" w:hAnsi="宋体" w:eastAsia="宋体" w:cs="宋体"/>
                 <w:sz w:val="24"/>
                 <w:szCs w:val="24"/>
               </w:rPr>
             </w:pPr>
             <w:r>
               <w:rPr>
-                <w:rFonts w:ascii="宋体" w:eastAsia="宋体" w:hAnsi="宋体" w:cs="宋体"/>
+                <w:rFonts w:ascii="宋体" w:hAnsi="宋体" w:eastAsia="宋体" w:cs="宋体"/>
                 <w:spacing w:val="-11"/>
                 <w:sz w:val="24"/>
                 <w:szCs w:val="24"/>
@@ -776,9 +786,14 @@
       </w:tr>
       <w:tr>
         <w:tblPrEx>
-          <w:tblW w:w="9154" w:type="dxa"/>
-          <w:tblInd w:w="2" w:type="dxa"/>
-          <w:tblLayout w:type="fixed"/>
+          <w:tblBorders>
+            <w:top w:val="single" w:color="000000" w:sz="2" w:space="0"/>
+            <w:left w:val="single" w:color="000000" w:sz="2" w:space="0"/>
+            <w:bottom w:val="single" w:color="000000" w:sz="2" w:space="0"/>
+            <w:right w:val="single" w:color="000000" w:sz="2" w:space="0"/>
+            <w:insideH w:val="single" w:color="000000" w:sz="2" w:space="0"/>
+            <w:insideV w:val="single" w:color="000000" w:sz="2" w:space="0"/>
+          </w:tblBorders>
           <w:tblCellMar>
             <w:top w:w="0" w:type="dxa"/>
             <w:left w:w="0" w:type="dxa"/>
@@ -787,11 +802,11 @@
           </w:tblCellMar>
         </w:tblPrEx>
         <w:trPr>
-          <w:trHeight w:val="493"/>
+          <w:trHeight w:val="493" w:hRule="atLeast"/>
         </w:trPr>
         <w:tc>
           <w:tcPr>
-            <w:tcW w:w="1568" w:type="dxa"/>
+            <w:tcW w:w="1932" w:type="dxa"/>
           </w:tcPr>
           <w:p>
             <w:pPr>
@@ -810,16 +825,17 @@
               <w:snapToGrid w:val="0"/>
               <w:spacing w:before="205" w:line="268" w:lineRule="exact"/>
               <w:ind w:left="575"/>
+              <w:jc w:val="both"/>
               <w:textAlignment w:val="baseline"/>
               <w:rPr>
-                <w:rFonts w:ascii="宋体" w:eastAsia="宋体" w:hAnsi="宋体" w:cs="宋体"/>
+                <w:rFonts w:ascii="宋体" w:hAnsi="宋体" w:eastAsia="宋体" w:cs="宋体"/>
                 <w:sz w:val="20"/>
                 <w:szCs w:val="20"/>
               </w:rPr>
             </w:pPr>
             <w:r>
               <w:rPr>
-                <w:rFonts w:ascii="宋体" w:eastAsia="宋体" w:hAnsi="宋体" w:cs="宋体"/>
+                <w:rFonts w:ascii="宋体" w:hAnsi="宋体" w:eastAsia="宋体" w:cs="宋体"/>
                 <w:spacing w:val="3"/>
                 <w:position w:val="1"/>
                 <w:sz w:val="20"/>
@@ -831,7 +847,7 @@
         </w:tc>
         <w:tc>
           <w:tcPr>
-            <w:tcW w:w="1696" w:type="dxa"/>
+            <w:tcW w:w="1332" w:type="dxa"/>
           </w:tcPr>
           <w:p>
             <w:pPr>
@@ -849,23 +865,23 @@
               <w:adjustRightInd w:val="0"/>
               <w:snapToGrid w:val="0"/>
               <w:spacing w:before="205" w:line="269" w:lineRule="exact"/>
-              <w:ind w:left="442"/>
+              <w:jc w:val="center"/>
               <w:textAlignment w:val="baseline"/>
               <w:rPr>
-                <w:rFonts w:ascii="宋体" w:eastAsia="宋体" w:hAnsi="宋体" w:cs="宋体"/>
+                <w:rFonts w:ascii="宋体" w:hAnsi="宋体" w:eastAsia="宋体" w:cs="宋体"/>
                 <w:sz w:val="20"/>
                 <w:szCs w:val="20"/>
               </w:rPr>
             </w:pPr>
             <w:r>
               <w:rPr>
-                <w:rFonts w:ascii="宋体" w:eastAsia="宋体" w:hAnsi="宋体" w:cs="宋体"/>
+                <w:rFonts w:ascii="宋体" w:hAnsi="宋体" w:eastAsia="宋体" w:cs="宋体"/>
                 <w:spacing w:val="2"/>
                 <w:position w:val="1"/>
                 <w:sz w:val="20"/>
                 <w:szCs w:val="20"/>
               </w:rPr>
-              <w:t>2025-7-4</w:t>
+              <w:t>2025-4-4</w:t>
             </w:r>
           </w:p>
         </w:tc>
@@ -890,16 +906,17 @@
               <w:snapToGrid w:val="0"/>
               <w:spacing w:before="157" w:line="227" w:lineRule="auto"/>
               <w:ind w:left="770"/>
+              <w:jc w:val="both"/>
               <w:textAlignment w:val="baseline"/>
               <w:rPr>
-                <w:rFonts w:ascii="宋体" w:eastAsia="宋体" w:hAnsi="宋体" w:cs="宋体"/>
+                <w:rFonts w:ascii="宋体" w:hAnsi="宋体" w:eastAsia="宋体" w:cs="宋体"/>
                 <w:sz w:val="20"/>
                 <w:szCs w:val="20"/>
               </w:rPr>
             </w:pPr>
             <w:r>
               <w:rPr>
-                <w:rFonts w:ascii="宋体" w:eastAsia="宋体" w:hAnsi="宋体" w:cs="宋体"/>
+                <w:rFonts w:ascii="宋体" w:hAnsi="宋体" w:eastAsia="宋体" w:cs="宋体"/>
                 <w:spacing w:val="4"/>
                 <w:sz w:val="20"/>
                 <w:szCs w:val="20"/>
@@ -929,9 +946,10 @@
               <w:snapToGrid w:val="0"/>
               <w:spacing w:before="157" w:line="228" w:lineRule="auto"/>
               <w:ind w:left="696"/>
+              <w:jc w:val="both"/>
               <w:textAlignment w:val="baseline"/>
               <w:rPr>
-                <w:rFonts w:ascii="宋体" w:eastAsia="宋体" w:hAnsi="宋体" w:cs="宋体" w:hint="eastAsia"/>
+                <w:rFonts w:hint="eastAsia" w:ascii="宋体" w:hAnsi="宋体" w:eastAsia="宋体" w:cs="宋体"/>
                 <w:sz w:val="20"/>
                 <w:szCs w:val="20"/>
                 <w:lang w:val="en-US" w:eastAsia="zh-CN"/>
@@ -939,7 +957,7 @@
             </w:pPr>
             <w:r>
               <w:rPr>
-                <w:rFonts w:ascii="宋体" w:eastAsia="宋体" w:hAnsi="宋体" w:cs="宋体" w:hint="eastAsia"/>
+                <w:rFonts w:hint="eastAsia" w:ascii="宋体" w:hAnsi="宋体" w:eastAsia="宋体" w:cs="宋体"/>
                 <w:sz w:val="20"/>
                 <w:szCs w:val="20"/>
                 <w:lang w:val="en-US" w:eastAsia="zh-CN"/>
@@ -969,9 +987,10 @@
               <w:snapToGrid w:val="0"/>
               <w:spacing w:before="160" w:line="228" w:lineRule="auto"/>
               <w:ind w:left="504"/>
+              <w:jc w:val="both"/>
               <w:textAlignment w:val="baseline"/>
               <w:rPr>
-                <w:rFonts w:ascii="宋体" w:eastAsia="宋体" w:hAnsi="宋体" w:cs="宋体" w:hint="eastAsia"/>
+                <w:rFonts w:hint="eastAsia" w:ascii="宋体" w:hAnsi="宋体" w:eastAsia="宋体" w:cs="宋体"/>
                 <w:sz w:val="20"/>
                 <w:szCs w:val="20"/>
                 <w:lang w:val="en-US" w:eastAsia="zh-CN"/>
@@ -979,7 +998,7 @@
             </w:pPr>
             <w:r>
               <w:rPr>
-                <w:rFonts w:ascii="宋体" w:eastAsia="宋体" w:hAnsi="宋体" w:cs="宋体" w:hint="eastAsia"/>
+                <w:rFonts w:hint="eastAsia" w:ascii="宋体" w:hAnsi="宋体" w:eastAsia="宋体" w:cs="宋体"/>
                 <w:sz w:val="20"/>
                 <w:szCs w:val="20"/>
                 <w:lang w:val="en-US" w:eastAsia="zh-CN"/>
@@ -991,9 +1010,14 @@
       </w:tr>
       <w:tr>
         <w:tblPrEx>
-          <w:tblW w:w="9154" w:type="dxa"/>
-          <w:tblInd w:w="2" w:type="dxa"/>
-          <w:tblLayout w:type="fixed"/>
+          <w:tblBorders>
+            <w:top w:val="single" w:color="000000" w:sz="2" w:space="0"/>
+            <w:left w:val="single" w:color="000000" w:sz="2" w:space="0"/>
+            <w:bottom w:val="single" w:color="000000" w:sz="2" w:space="0"/>
+            <w:right w:val="single" w:color="000000" w:sz="2" w:space="0"/>
+            <w:insideH w:val="single" w:color="000000" w:sz="2" w:space="0"/>
+            <w:insideV w:val="single" w:color="000000" w:sz="2" w:space="0"/>
+          </w:tblBorders>
           <w:tblCellMar>
             <w:top w:w="0" w:type="dxa"/>
             <w:left w:w="0" w:type="dxa"/>
@@ -1002,15 +1026,15 @@
           </w:tblCellMar>
         </w:tblPrEx>
         <w:trPr>
-          <w:trHeight w:val="532"/>
+          <w:trHeight w:val="532" w:hRule="atLeast"/>
         </w:trPr>
         <w:tc>
           <w:tcPr>
-            <w:tcW w:w="1568" w:type="dxa"/>
+            <w:tcW w:w="1932" w:type="dxa"/>
           </w:tcPr>
           <w:p>
             <w:pPr>
-              <w:pStyle w:val="TableText"/>
+              <w:pStyle w:val="25"/>
               <w:keepNext w:val="0"/>
               <w:keepLines w:val="0"/>
               <w:pageBreakBefore w:val="0"/>
@@ -1030,11 +1054,11 @@
         </w:tc>
         <w:tc>
           <w:tcPr>
-            <w:tcW w:w="1696" w:type="dxa"/>
+            <w:tcW w:w="1332" w:type="dxa"/>
           </w:tcPr>
           <w:p>
             <w:pPr>
-              <w:pStyle w:val="TableText"/>
+              <w:pStyle w:val="25"/>
               <w:keepNext w:val="0"/>
               <w:keepLines w:val="0"/>
               <w:pageBreakBefore w:val="0"/>
@@ -1058,7 +1082,7 @@
           </w:tcPr>
           <w:p>
             <w:pPr>
-              <w:pStyle w:val="TableText"/>
+              <w:pStyle w:val="25"/>
               <w:keepNext w:val="0"/>
               <w:keepLines w:val="0"/>
               <w:pageBreakBefore w:val="0"/>
@@ -1082,7 +1106,7 @@
           </w:tcPr>
           <w:p>
             <w:pPr>
-              <w:pStyle w:val="TableText"/>
+              <w:pStyle w:val="25"/>
               <w:keepNext w:val="0"/>
               <w:keepLines w:val="0"/>
               <w:pageBreakBefore w:val="0"/>
@@ -1106,7 +1130,7 @@
           </w:tcPr>
           <w:p>
             <w:pPr>
-              <w:pStyle w:val="TableText"/>
+              <w:pStyle w:val="25"/>
               <w:keepNext w:val="0"/>
               <w:keepLines w:val="0"/>
               <w:pageBreakBefore w:val="0"/>
@@ -1127,9 +1151,14 @@
       </w:tr>
       <w:tr>
         <w:tblPrEx>
-          <w:tblW w:w="9154" w:type="dxa"/>
-          <w:tblInd w:w="2" w:type="dxa"/>
-          <w:tblLayout w:type="fixed"/>
+          <w:tblBorders>
+            <w:top w:val="single" w:color="000000" w:sz="2" w:space="0"/>
+            <w:left w:val="single" w:color="000000" w:sz="2" w:space="0"/>
+            <w:bottom w:val="single" w:color="000000" w:sz="2" w:space="0"/>
+            <w:right w:val="single" w:color="000000" w:sz="2" w:space="0"/>
+            <w:insideH w:val="single" w:color="000000" w:sz="2" w:space="0"/>
+            <w:insideV w:val="single" w:color="000000" w:sz="2" w:space="0"/>
+          </w:tblBorders>
           <w:tblCellMar>
             <w:top w:w="0" w:type="dxa"/>
             <w:left w:w="0" w:type="dxa"/>
@@ -1138,15 +1167,15 @@
           </w:tblCellMar>
         </w:tblPrEx>
         <w:trPr>
-          <w:trHeight w:val="533"/>
+          <w:trHeight w:val="533" w:hRule="atLeast"/>
         </w:trPr>
         <w:tc>
           <w:tcPr>
-            <w:tcW w:w="1568" w:type="dxa"/>
+            <w:tcW w:w="1932" w:type="dxa"/>
           </w:tcPr>
           <w:p>
             <w:pPr>
-              <w:pStyle w:val="TableText"/>
+              <w:pStyle w:val="25"/>
               <w:keepNext w:val="0"/>
               <w:keepLines w:val="0"/>
               <w:pageBreakBefore w:val="0"/>
@@ -1166,11 +1195,11 @@
         </w:tc>
         <w:tc>
           <w:tcPr>
-            <w:tcW w:w="1696" w:type="dxa"/>
+            <w:tcW w:w="1332" w:type="dxa"/>
           </w:tcPr>
           <w:p>
             <w:pPr>
-              <w:pStyle w:val="TableText"/>
+              <w:pStyle w:val="25"/>
               <w:keepNext w:val="0"/>
               <w:keepLines w:val="0"/>
               <w:pageBreakBefore w:val="0"/>
@@ -1194,7 +1223,7 @@
           </w:tcPr>
           <w:p>
             <w:pPr>
-              <w:pStyle w:val="TableText"/>
+              <w:pStyle w:val="25"/>
               <w:keepNext w:val="0"/>
               <w:keepLines w:val="0"/>
               <w:pageBreakBefore w:val="0"/>
@@ -1218,7 +1247,7 @@
           </w:tcPr>
           <w:p>
             <w:pPr>
-              <w:pStyle w:val="TableText"/>
+              <w:pStyle w:val="25"/>
               <w:keepNext w:val="0"/>
               <w:keepLines w:val="0"/>
               <w:pageBreakBefore w:val="0"/>
@@ -1242,7 +1271,7 @@
           </w:tcPr>
           <w:p>
             <w:pPr>
-              <w:pStyle w:val="TableText"/>
+              <w:pStyle w:val="25"/>
               <w:keepNext w:val="0"/>
               <w:keepLines w:val="0"/>
               <w:pageBreakBefore w:val="0"/>
@@ -1263,9 +1292,14 @@
       </w:tr>
       <w:tr>
         <w:tblPrEx>
-          <w:tblW w:w="9154" w:type="dxa"/>
-          <w:tblInd w:w="2" w:type="dxa"/>
-          <w:tblLayout w:type="fixed"/>
+          <w:tblBorders>
+            <w:top w:val="single" w:color="000000" w:sz="2" w:space="0"/>
+            <w:left w:val="single" w:color="000000" w:sz="2" w:space="0"/>
+            <w:bottom w:val="single" w:color="000000" w:sz="2" w:space="0"/>
+            <w:right w:val="single" w:color="000000" w:sz="2" w:space="0"/>
+            <w:insideH w:val="single" w:color="000000" w:sz="2" w:space="0"/>
+            <w:insideV w:val="single" w:color="000000" w:sz="2" w:space="0"/>
+          </w:tblBorders>
           <w:tblCellMar>
             <w:top w:w="0" w:type="dxa"/>
             <w:left w:w="0" w:type="dxa"/>
@@ -1274,15 +1308,15 @@
           </w:tblCellMar>
         </w:tblPrEx>
         <w:trPr>
-          <w:trHeight w:val="533"/>
+          <w:trHeight w:val="533" w:hRule="atLeast"/>
         </w:trPr>
         <w:tc>
           <w:tcPr>
-            <w:tcW w:w="1568" w:type="dxa"/>
+            <w:tcW w:w="1932" w:type="dxa"/>
           </w:tcPr>
           <w:p>
             <w:pPr>
-              <w:pStyle w:val="TableText"/>
+              <w:pStyle w:val="25"/>
               <w:keepNext w:val="0"/>
               <w:keepLines w:val="0"/>
               <w:pageBreakBefore w:val="0"/>
@@ -1302,11 +1336,11 @@
         </w:tc>
         <w:tc>
           <w:tcPr>
-            <w:tcW w:w="1696" w:type="dxa"/>
+            <w:tcW w:w="1332" w:type="dxa"/>
           </w:tcPr>
           <w:p>
             <w:pPr>
-              <w:pStyle w:val="TableText"/>
+              <w:pStyle w:val="25"/>
               <w:keepNext w:val="0"/>
               <w:keepLines w:val="0"/>
               <w:pageBreakBefore w:val="0"/>
@@ -1330,7 +1364,7 @@
           </w:tcPr>
           <w:p>
             <w:pPr>
-              <w:pStyle w:val="TableText"/>
+              <w:pStyle w:val="25"/>
               <w:keepNext w:val="0"/>
               <w:keepLines w:val="0"/>
               <w:pageBreakBefore w:val="0"/>
@@ -1354,7 +1388,7 @@
           </w:tcPr>
           <w:p>
             <w:pPr>
-              <w:pStyle w:val="TableText"/>
+              <w:pStyle w:val="25"/>
               <w:keepNext w:val="0"/>
               <w:keepLines w:val="0"/>
               <w:pageBreakBefore w:val="0"/>
@@ -1378,7 +1412,7 @@
           </w:tcPr>
           <w:p>
             <w:pPr>
-              <w:pStyle w:val="TableText"/>
+              <w:pStyle w:val="25"/>
               <w:keepNext w:val="0"/>
               <w:keepLines w:val="0"/>
               <w:pageBreakBefore w:val="0"/>
@@ -1399,9 +1433,14 @@
       </w:tr>
       <w:tr>
         <w:tblPrEx>
-          <w:tblW w:w="9154" w:type="dxa"/>
-          <w:tblInd w:w="2" w:type="dxa"/>
-          <w:tblLayout w:type="fixed"/>
+          <w:tblBorders>
+            <w:top w:val="single" w:color="000000" w:sz="2" w:space="0"/>
+            <w:left w:val="single" w:color="000000" w:sz="2" w:space="0"/>
+            <w:bottom w:val="single" w:color="000000" w:sz="2" w:space="0"/>
+            <w:right w:val="single" w:color="000000" w:sz="2" w:space="0"/>
+            <w:insideH w:val="single" w:color="000000" w:sz="2" w:space="0"/>
+            <w:insideV w:val="single" w:color="000000" w:sz="2" w:space="0"/>
+          </w:tblBorders>
           <w:tblCellMar>
             <w:top w:w="0" w:type="dxa"/>
             <w:left w:w="0" w:type="dxa"/>
@@ -1410,15 +1449,15 @@
           </w:tblCellMar>
         </w:tblPrEx>
         <w:trPr>
-          <w:trHeight w:val="598"/>
+          <w:trHeight w:val="598" w:hRule="atLeast"/>
         </w:trPr>
         <w:tc>
           <w:tcPr>
-            <w:tcW w:w="1568" w:type="dxa"/>
+            <w:tcW w:w="1932" w:type="dxa"/>
           </w:tcPr>
           <w:p>
             <w:pPr>
-              <w:pStyle w:val="TableText"/>
+              <w:pStyle w:val="25"/>
               <w:keepNext w:val="0"/>
               <w:keepLines w:val="0"/>
               <w:pageBreakBefore w:val="0"/>
@@ -1438,11 +1477,11 @@
         </w:tc>
         <w:tc>
           <w:tcPr>
-            <w:tcW w:w="1696" w:type="dxa"/>
+            <w:tcW w:w="1332" w:type="dxa"/>
           </w:tcPr>
           <w:p>
             <w:pPr>
-              <w:pStyle w:val="TableText"/>
+              <w:pStyle w:val="25"/>
               <w:keepNext w:val="0"/>
               <w:keepLines w:val="0"/>
               <w:pageBreakBefore w:val="0"/>
@@ -1466,7 +1505,7 @@
           </w:tcPr>
           <w:p>
             <w:pPr>
-              <w:pStyle w:val="TableText"/>
+              <w:pStyle w:val="25"/>
               <w:keepNext w:val="0"/>
               <w:keepLines w:val="0"/>
               <w:pageBreakBefore w:val="0"/>
@@ -1490,7 +1529,7 @@
           </w:tcPr>
           <w:p>
             <w:pPr>
-              <w:pStyle w:val="TableText"/>
+              <w:pStyle w:val="25"/>
               <w:keepNext w:val="0"/>
               <w:keepLines w:val="0"/>
               <w:pageBreakBefore w:val="0"/>
@@ -1514,7 +1553,7 @@
           </w:tcPr>
           <w:p>
             <w:pPr>
-              <w:pStyle w:val="TableText"/>
+              <w:pStyle w:val="25"/>
               <w:keepNext w:val="0"/>
               <w:keepLines w:val="0"/>
               <w:pageBreakBefore w:val="0"/>
@@ -1536,7 +1575,7 @@
     </w:tbl>
     <w:p>
       <w:pPr>
-        <w:pStyle w:val="BodyText"/>
+        <w:pStyle w:val="12"/>
         <w:keepNext w:val="0"/>
         <w:keepLines w:val="0"/>
         <w:pageBreakBefore w:val="0"/>
@@ -1572,14 +1611,14 @@
         <w:sectPr>
           <w:pgSz w:w="11906" w:h="16840"/>
           <w:pgMar w:top="1431" w:right="1151" w:bottom="0" w:left="1595" w:header="0" w:footer="0" w:gutter="0"/>
-          <w:cols w:num="1" w:space="720"/>
+          <w:cols w:space="720" w:num="1"/>
         </w:sectPr>
       </w:pPr>
     </w:p>
     <w:sdt>
       <w:sdtPr>
         <w:rPr>
-          <w:rFonts w:ascii="宋体" w:eastAsia="宋体" w:hAnsi="宋体" w:cs="Arial"/>
+          <w:rFonts w:ascii="宋体" w:hAnsi="宋体" w:eastAsia="宋体" w:cs="Arial"/>
           <w:snapToGrid w:val="0"/>
           <w:color w:val="000000"/>
           <w:kern w:val="0"/>
@@ -1595,7 +1634,7 @@
       </w:sdtPr>
       <w:sdtEndPr>
         <w:rPr>
-          <w:rFonts w:ascii="Times New Roman" w:eastAsia="Times New Roman" w:hAnsi="Times New Roman" w:cs="Times New Roman"/>
+          <w:rFonts w:ascii="Times New Roman" w:hAnsi="Times New Roman" w:eastAsia="Times New Roman" w:cs="Times New Roman"/>
           <w:snapToGrid w:val="0"/>
           <w:color w:val="000000"/>
           <w:kern w:val="0"/>
@@ -1621,13 +1660,13 @@
             <w:adjustRightInd w:val="0"/>
             <w:snapToGrid w:val="0"/>
             <w:spacing w:before="0" w:beforeLines="0" w:after="0" w:afterLines="0" w:line="240" w:lineRule="auto"/>
-            <w:ind w:left="0" w:right="0" w:firstLine="0" w:leftChars="0" w:rightChars="0" w:firstLineChars="0"/>
+            <w:ind w:left="0" w:leftChars="0" w:right="0" w:rightChars="0" w:firstLine="0" w:firstLineChars="0"/>
             <w:jc w:val="center"/>
             <w:textAlignment w:val="baseline"/>
           </w:pPr>
           <w:r>
             <w:rPr>
-              <w:rFonts w:ascii="宋体" w:eastAsia="宋体" w:hAnsi="宋体"/>
+              <w:rFonts w:ascii="宋体" w:hAnsi="宋体" w:eastAsia="宋体"/>
               <w:sz w:val="21"/>
             </w:rPr>
             <w:t>目录</w:t>
@@ -1635,14 +1674,14 @@
         </w:p>
         <w:p>
           <w:pPr>
-            <w:pStyle w:val="TOC1"/>
+            <w:pStyle w:val="16"/>
             <w:tabs>
               <w:tab w:val="right" w:leader="dot" w:pos="8486"/>
             </w:tabs>
           </w:pPr>
           <w:r>
             <w:rPr>
-              <w:rFonts w:ascii="Times New Roman" w:eastAsia="Times New Roman" w:hAnsi="Times New Roman" w:cs="Times New Roman"/>
+              <w:rFonts w:ascii="Times New Roman" w:hAnsi="Times New Roman" w:eastAsia="Times New Roman" w:cs="Times New Roman"/>
               <w:sz w:val="24"/>
               <w:szCs w:val="24"/>
             </w:rPr>
@@ -1650,7 +1689,7 @@
           </w:r>
           <w:r>
             <w:rPr>
-              <w:rFonts w:ascii="Times New Roman" w:eastAsia="Times New Roman" w:hAnsi="Times New Roman" w:cs="Times New Roman"/>
+              <w:rFonts w:ascii="Times New Roman" w:hAnsi="Times New Roman" w:eastAsia="Times New Roman" w:cs="Times New Roman"/>
               <w:sz w:val="24"/>
               <w:szCs w:val="24"/>
             </w:rPr>
@@ -1658,7 +1697,7 @@
           </w:r>
           <w:r>
             <w:rPr>
-              <w:rFonts w:ascii="Times New Roman" w:eastAsia="Times New Roman" w:hAnsi="Times New Roman" w:cs="Times New Roman"/>
+              <w:rFonts w:ascii="Times New Roman" w:hAnsi="Times New Roman" w:eastAsia="Times New Roman" w:cs="Times New Roman"/>
               <w:sz w:val="24"/>
               <w:szCs w:val="24"/>
             </w:rPr>
@@ -1666,21 +1705,21 @@
           </w:r>
           <w:r>
             <w:rPr>
-              <w:rFonts w:ascii="Times New Roman" w:eastAsia="Times New Roman" w:hAnsi="Times New Roman" w:cs="Times New Roman"/>
+              <w:rFonts w:ascii="Times New Roman" w:hAnsi="Times New Roman" w:eastAsia="Times New Roman" w:cs="Times New Roman"/>
               <w:szCs w:val="24"/>
             </w:rPr>
             <w:fldChar w:fldCharType="begin"/>
           </w:r>
           <w:r>
             <w:rPr>
-              <w:rFonts w:ascii="Times New Roman" w:eastAsia="Times New Roman" w:hAnsi="Times New Roman" w:cs="Times New Roman"/>
+              <w:rFonts w:ascii="Times New Roman" w:hAnsi="Times New Roman" w:eastAsia="Times New Roman" w:cs="Times New Roman"/>
               <w:szCs w:val="24"/>
             </w:rPr>
-            <w:instrText xml:space="preserve"> HYPERLINK \l _Toc25335 </w:instrText>
-          </w:r>
-          <w:r>
-            <w:rPr>
-              <w:rFonts w:ascii="Times New Roman" w:eastAsia="Times New Roman" w:hAnsi="Times New Roman" w:cs="Times New Roman"/>
+            <w:instrText xml:space="preserve"> HYPERLINK \l _Toc24142 </w:instrText>
+          </w:r>
+          <w:r>
+            <w:rPr>
+              <w:rFonts w:ascii="Times New Roman" w:hAnsi="Times New Roman" w:eastAsia="Times New Roman" w:cs="Times New Roman"/>
               <w:szCs w:val="24"/>
             </w:rPr>
             <w:fldChar w:fldCharType="separate"/>
@@ -1695,7 +1734,7 @@
             <w:fldChar w:fldCharType="begin"/>
           </w:r>
           <w:r>
-            <w:instrText xml:space="preserve"> PAGEREF _Toc25335 \h </w:instrText>
+            <w:instrText xml:space="preserve"> PAGEREF _Toc24142 \h </w:instrText>
           </w:r>
           <w:r>
             <w:fldChar w:fldCharType="separate"/>
@@ -1708,7 +1747,7 @@
           </w:r>
           <w:r>
             <w:rPr>
-              <w:rFonts w:ascii="Times New Roman" w:eastAsia="Times New Roman" w:hAnsi="Times New Roman" w:cs="Times New Roman"/>
+              <w:rFonts w:ascii="Times New Roman" w:hAnsi="Times New Roman" w:eastAsia="Times New Roman" w:cs="Times New Roman"/>
               <w:szCs w:val="24"/>
             </w:rPr>
             <w:fldChar w:fldCharType="end"/>
@@ -1716,28 +1755,28 @@
         </w:p>
         <w:p>
           <w:pPr>
-            <w:pStyle w:val="TOC1"/>
+            <w:pStyle w:val="16"/>
             <w:tabs>
               <w:tab w:val="right" w:leader="dot" w:pos="8486"/>
             </w:tabs>
           </w:pPr>
           <w:r>
             <w:rPr>
-              <w:rFonts w:ascii="Times New Roman" w:eastAsia="Times New Roman" w:hAnsi="Times New Roman" w:cs="Times New Roman"/>
+              <w:rFonts w:ascii="Times New Roman" w:hAnsi="Times New Roman" w:eastAsia="Times New Roman" w:cs="Times New Roman"/>
               <w:szCs w:val="24"/>
             </w:rPr>
             <w:fldChar w:fldCharType="begin"/>
           </w:r>
           <w:r>
             <w:rPr>
-              <w:rFonts w:ascii="Times New Roman" w:eastAsia="Times New Roman" w:hAnsi="Times New Roman" w:cs="Times New Roman"/>
+              <w:rFonts w:ascii="Times New Roman" w:hAnsi="Times New Roman" w:eastAsia="Times New Roman" w:cs="Times New Roman"/>
               <w:szCs w:val="24"/>
             </w:rPr>
-            <w:instrText xml:space="preserve"> HYPERLINK \l _Toc22631 </w:instrText>
-          </w:r>
-          <w:r>
-            <w:rPr>
-              <w:rFonts w:ascii="Times New Roman" w:eastAsia="Times New Roman" w:hAnsi="Times New Roman" w:cs="Times New Roman"/>
+            <w:instrText xml:space="preserve"> HYPERLINK \l _Toc7029 </w:instrText>
+          </w:r>
+          <w:r>
+            <w:rPr>
+              <w:rFonts w:ascii="Times New Roman" w:hAnsi="Times New Roman" w:eastAsia="Times New Roman" w:cs="Times New Roman"/>
               <w:szCs w:val="24"/>
             </w:rPr>
             <w:fldChar w:fldCharType="separate"/>
@@ -1752,7 +1791,7 @@
             <w:fldChar w:fldCharType="begin"/>
           </w:r>
           <w:r>
-            <w:instrText xml:space="preserve"> PAGEREF _Toc22631 \h </w:instrText>
+            <w:instrText xml:space="preserve"> PAGEREF _Toc7029 \h </w:instrText>
           </w:r>
           <w:r>
             <w:fldChar w:fldCharType="separate"/>
@@ -1765,7 +1804,7 @@
           </w:r>
           <w:r>
             <w:rPr>
-              <w:rFonts w:ascii="Times New Roman" w:eastAsia="Times New Roman" w:hAnsi="Times New Roman" w:cs="Times New Roman"/>
+              <w:rFonts w:ascii="Times New Roman" w:hAnsi="Times New Roman" w:eastAsia="Times New Roman" w:cs="Times New Roman"/>
               <w:szCs w:val="24"/>
             </w:rPr>
             <w:fldChar w:fldCharType="end"/>
@@ -1773,35 +1812,35 @@
         </w:p>
         <w:p>
           <w:pPr>
-            <w:pStyle w:val="TOC2"/>
+            <w:pStyle w:val="17"/>
             <w:tabs>
               <w:tab w:val="right" w:leader="dot" w:pos="8486"/>
             </w:tabs>
           </w:pPr>
           <w:r>
             <w:rPr>
-              <w:rFonts w:ascii="Times New Roman" w:eastAsia="Times New Roman" w:hAnsi="Times New Roman" w:cs="Times New Roman"/>
+              <w:rFonts w:ascii="Times New Roman" w:hAnsi="Times New Roman" w:eastAsia="Times New Roman" w:cs="Times New Roman"/>
               <w:szCs w:val="24"/>
             </w:rPr>
             <w:fldChar w:fldCharType="begin"/>
           </w:r>
           <w:r>
             <w:rPr>
-              <w:rFonts w:ascii="Times New Roman" w:eastAsia="Times New Roman" w:hAnsi="Times New Roman" w:cs="Times New Roman"/>
+              <w:rFonts w:ascii="Times New Roman" w:hAnsi="Times New Roman" w:eastAsia="Times New Roman" w:cs="Times New Roman"/>
               <w:szCs w:val="24"/>
             </w:rPr>
-            <w:instrText xml:space="preserve"> HYPERLINK \l _Toc29502 </w:instrText>
-          </w:r>
-          <w:r>
-            <w:rPr>
-              <w:rFonts w:ascii="Times New Roman" w:eastAsia="Times New Roman" w:hAnsi="Times New Roman" w:cs="Times New Roman"/>
+            <w:instrText xml:space="preserve"> HYPERLINK \l _Toc6508 </w:instrText>
+          </w:r>
+          <w:r>
+            <w:rPr>
+              <w:rFonts w:ascii="Times New Roman" w:hAnsi="Times New Roman" w:eastAsia="Times New Roman" w:cs="Times New Roman"/>
               <w:szCs w:val="24"/>
             </w:rPr>
             <w:fldChar w:fldCharType="separate"/>
           </w:r>
           <w:r>
             <w:rPr>
-              <w:rFonts w:ascii="宋体" w:eastAsia="宋体" w:hAnsi="宋体" w:cs="宋体"/>
+              <w:rFonts w:ascii="宋体" w:hAnsi="宋体" w:eastAsia="宋体" w:cs="宋体"/>
               <w:spacing w:val="-5"/>
               <w:szCs w:val="28"/>
             </w:rPr>
@@ -1814,7 +1853,7 @@
             <w:fldChar w:fldCharType="begin"/>
           </w:r>
           <w:r>
-            <w:instrText xml:space="preserve"> PAGEREF _Toc29502 \h </w:instrText>
+            <w:instrText xml:space="preserve"> PAGEREF _Toc6508 \h </w:instrText>
           </w:r>
           <w:r>
             <w:fldChar w:fldCharType="separate"/>
@@ -1827,7 +1866,7 @@
           </w:r>
           <w:r>
             <w:rPr>
-              <w:rFonts w:ascii="Times New Roman" w:eastAsia="Times New Roman" w:hAnsi="Times New Roman" w:cs="Times New Roman"/>
+              <w:rFonts w:ascii="Times New Roman" w:hAnsi="Times New Roman" w:eastAsia="Times New Roman" w:cs="Times New Roman"/>
               <w:szCs w:val="24"/>
             </w:rPr>
             <w:fldChar w:fldCharType="end"/>
@@ -1835,28 +1874,28 @@
         </w:p>
         <w:p>
           <w:pPr>
-            <w:pStyle w:val="TOC1"/>
+            <w:pStyle w:val="16"/>
             <w:tabs>
               <w:tab w:val="right" w:leader="dot" w:pos="8486"/>
             </w:tabs>
           </w:pPr>
           <w:r>
             <w:rPr>
-              <w:rFonts w:ascii="Times New Roman" w:eastAsia="Times New Roman" w:hAnsi="Times New Roman" w:cs="Times New Roman"/>
+              <w:rFonts w:ascii="Times New Roman" w:hAnsi="Times New Roman" w:eastAsia="Times New Roman" w:cs="Times New Roman"/>
               <w:szCs w:val="24"/>
             </w:rPr>
             <w:fldChar w:fldCharType="begin"/>
           </w:r>
           <w:r>
             <w:rPr>
-              <w:rFonts w:ascii="Times New Roman" w:eastAsia="Times New Roman" w:hAnsi="Times New Roman" w:cs="Times New Roman"/>
+              <w:rFonts w:ascii="Times New Roman" w:hAnsi="Times New Roman" w:eastAsia="Times New Roman" w:cs="Times New Roman"/>
               <w:szCs w:val="24"/>
             </w:rPr>
-            <w:instrText xml:space="preserve"> HYPERLINK \l _Toc22075 </w:instrText>
-          </w:r>
-          <w:r>
-            <w:rPr>
-              <w:rFonts w:ascii="Times New Roman" w:eastAsia="Times New Roman" w:hAnsi="Times New Roman" w:cs="Times New Roman"/>
+            <w:instrText xml:space="preserve"> HYPERLINK \l _Toc10742 </w:instrText>
+          </w:r>
+          <w:r>
+            <w:rPr>
+              <w:rFonts w:ascii="Times New Roman" w:hAnsi="Times New Roman" w:eastAsia="Times New Roman" w:cs="Times New Roman"/>
               <w:szCs w:val="24"/>
             </w:rPr>
             <w:fldChar w:fldCharType="separate"/>
@@ -1877,7 +1916,7 @@
             <w:fldChar w:fldCharType="begin"/>
           </w:r>
           <w:r>
-            <w:instrText xml:space="preserve"> PAGEREF _Toc22075 \h </w:instrText>
+            <w:instrText xml:space="preserve"> PAGEREF _Toc10742 \h </w:instrText>
           </w:r>
           <w:r>
             <w:fldChar w:fldCharType="separate"/>
@@ -1890,7 +1929,7 @@
           </w:r>
           <w:r>
             <w:rPr>
-              <w:rFonts w:ascii="Times New Roman" w:eastAsia="Times New Roman" w:hAnsi="Times New Roman" w:cs="Times New Roman"/>
+              <w:rFonts w:ascii="Times New Roman" w:hAnsi="Times New Roman" w:eastAsia="Times New Roman" w:cs="Times New Roman"/>
               <w:szCs w:val="24"/>
             </w:rPr>
             <w:fldChar w:fldCharType="end"/>
@@ -1898,28 +1937,28 @@
         </w:p>
         <w:p>
           <w:pPr>
-            <w:pStyle w:val="TOC1"/>
+            <w:pStyle w:val="16"/>
             <w:tabs>
               <w:tab w:val="right" w:leader="dot" w:pos="8486"/>
             </w:tabs>
           </w:pPr>
           <w:r>
             <w:rPr>
-              <w:rFonts w:ascii="Times New Roman" w:eastAsia="Times New Roman" w:hAnsi="Times New Roman" w:cs="Times New Roman"/>
+              <w:rFonts w:ascii="Times New Roman" w:hAnsi="Times New Roman" w:eastAsia="Times New Roman" w:cs="Times New Roman"/>
               <w:szCs w:val="24"/>
             </w:rPr>
             <w:fldChar w:fldCharType="begin"/>
           </w:r>
           <w:r>
             <w:rPr>
-              <w:rFonts w:ascii="Times New Roman" w:eastAsia="Times New Roman" w:hAnsi="Times New Roman" w:cs="Times New Roman"/>
+              <w:rFonts w:ascii="Times New Roman" w:hAnsi="Times New Roman" w:eastAsia="Times New Roman" w:cs="Times New Roman"/>
               <w:szCs w:val="24"/>
             </w:rPr>
-            <w:instrText xml:space="preserve"> HYPERLINK \l _Toc25579 </w:instrText>
-          </w:r>
-          <w:r>
-            <w:rPr>
-              <w:rFonts w:ascii="Times New Roman" w:eastAsia="Times New Roman" w:hAnsi="Times New Roman" w:cs="Times New Roman"/>
+            <w:instrText xml:space="preserve"> HYPERLINK \l _Toc6393 </w:instrText>
+          </w:r>
+          <w:r>
+            <w:rPr>
+              <w:rFonts w:ascii="Times New Roman" w:hAnsi="Times New Roman" w:eastAsia="Times New Roman" w:cs="Times New Roman"/>
               <w:szCs w:val="24"/>
             </w:rPr>
             <w:fldChar w:fldCharType="separate"/>
@@ -1940,7 +1979,7 @@
             <w:fldChar w:fldCharType="begin"/>
           </w:r>
           <w:r>
-            <w:instrText xml:space="preserve"> PAGEREF _Toc25579 \h </w:instrText>
+            <w:instrText xml:space="preserve"> PAGEREF _Toc6393 \h </w:instrText>
           </w:r>
           <w:r>
             <w:fldChar w:fldCharType="separate"/>
@@ -1953,7 +1992,7 @@
           </w:r>
           <w:r>
             <w:rPr>
-              <w:rFonts w:ascii="Times New Roman" w:eastAsia="Times New Roman" w:hAnsi="Times New Roman" w:cs="Times New Roman"/>
+              <w:rFonts w:ascii="Times New Roman" w:hAnsi="Times New Roman" w:eastAsia="Times New Roman" w:cs="Times New Roman"/>
               <w:szCs w:val="24"/>
             </w:rPr>
             <w:fldChar w:fldCharType="end"/>
@@ -1961,28 +2000,28 @@
         </w:p>
         <w:p>
           <w:pPr>
-            <w:pStyle w:val="TOC1"/>
+            <w:pStyle w:val="16"/>
             <w:tabs>
               <w:tab w:val="right" w:leader="dot" w:pos="8486"/>
             </w:tabs>
           </w:pPr>
           <w:r>
             <w:rPr>
-              <w:rFonts w:ascii="Times New Roman" w:eastAsia="Times New Roman" w:hAnsi="Times New Roman" w:cs="Times New Roman"/>
+              <w:rFonts w:ascii="Times New Roman" w:hAnsi="Times New Roman" w:eastAsia="Times New Roman" w:cs="Times New Roman"/>
               <w:szCs w:val="24"/>
             </w:rPr>
             <w:fldChar w:fldCharType="begin"/>
           </w:r>
           <w:r>
             <w:rPr>
-              <w:rFonts w:ascii="Times New Roman" w:eastAsia="Times New Roman" w:hAnsi="Times New Roman" w:cs="Times New Roman"/>
+              <w:rFonts w:ascii="Times New Roman" w:hAnsi="Times New Roman" w:eastAsia="Times New Roman" w:cs="Times New Roman"/>
               <w:szCs w:val="24"/>
             </w:rPr>
-            <w:instrText xml:space="preserve"> HYPERLINK \l _Toc25426 </w:instrText>
-          </w:r>
-          <w:r>
-            <w:rPr>
-              <w:rFonts w:ascii="Times New Roman" w:eastAsia="Times New Roman" w:hAnsi="Times New Roman" w:cs="Times New Roman"/>
+            <w:instrText xml:space="preserve"> HYPERLINK \l _Toc27192 </w:instrText>
+          </w:r>
+          <w:r>
+            <w:rPr>
+              <w:rFonts w:ascii="Times New Roman" w:hAnsi="Times New Roman" w:eastAsia="Times New Roman" w:cs="Times New Roman"/>
               <w:szCs w:val="24"/>
             </w:rPr>
             <w:fldChar w:fldCharType="separate"/>
@@ -2003,7 +2042,7 @@
             <w:fldChar w:fldCharType="begin"/>
           </w:r>
           <w:r>
-            <w:instrText xml:space="preserve"> PAGEREF _Toc25426 \h </w:instrText>
+            <w:instrText xml:space="preserve"> PAGEREF _Toc27192 \h </w:instrText>
           </w:r>
           <w:r>
             <w:fldChar w:fldCharType="separate"/>
@@ -2016,7 +2055,7 @@
           </w:r>
           <w:r>
             <w:rPr>
-              <w:rFonts w:ascii="Times New Roman" w:eastAsia="Times New Roman" w:hAnsi="Times New Roman" w:cs="Times New Roman"/>
+              <w:rFonts w:ascii="Times New Roman" w:hAnsi="Times New Roman" w:eastAsia="Times New Roman" w:cs="Times New Roman"/>
               <w:szCs w:val="24"/>
             </w:rPr>
             <w:fldChar w:fldCharType="end"/>
@@ -2024,28 +2063,28 @@
         </w:p>
         <w:p>
           <w:pPr>
-            <w:pStyle w:val="TOC1"/>
+            <w:pStyle w:val="16"/>
             <w:tabs>
               <w:tab w:val="right" w:leader="dot" w:pos="8486"/>
             </w:tabs>
           </w:pPr>
           <w:r>
             <w:rPr>
-              <w:rFonts w:ascii="Times New Roman" w:eastAsia="Times New Roman" w:hAnsi="Times New Roman" w:cs="Times New Roman"/>
+              <w:rFonts w:ascii="Times New Roman" w:hAnsi="Times New Roman" w:eastAsia="Times New Roman" w:cs="Times New Roman"/>
               <w:szCs w:val="24"/>
             </w:rPr>
             <w:fldChar w:fldCharType="begin"/>
           </w:r>
           <w:r>
             <w:rPr>
-              <w:rFonts w:ascii="Times New Roman" w:eastAsia="Times New Roman" w:hAnsi="Times New Roman" w:cs="Times New Roman"/>
+              <w:rFonts w:ascii="Times New Roman" w:hAnsi="Times New Roman" w:eastAsia="Times New Roman" w:cs="Times New Roman"/>
               <w:szCs w:val="24"/>
             </w:rPr>
-            <w:instrText xml:space="preserve"> HYPERLINK \l _Toc18024 </w:instrText>
-          </w:r>
-          <w:r>
-            <w:rPr>
-              <w:rFonts w:ascii="Times New Roman" w:eastAsia="Times New Roman" w:hAnsi="Times New Roman" w:cs="Times New Roman"/>
+            <w:instrText xml:space="preserve"> HYPERLINK \l _Toc23312 </w:instrText>
+          </w:r>
+          <w:r>
+            <w:rPr>
+              <w:rFonts w:ascii="Times New Roman" w:hAnsi="Times New Roman" w:eastAsia="Times New Roman" w:cs="Times New Roman"/>
               <w:szCs w:val="24"/>
             </w:rPr>
             <w:fldChar w:fldCharType="separate"/>
@@ -2066,7 +2105,7 @@
             <w:fldChar w:fldCharType="begin"/>
           </w:r>
           <w:r>
-            <w:instrText xml:space="preserve"> PAGEREF _Toc18024 \h </w:instrText>
+            <w:instrText xml:space="preserve"> PAGEREF _Toc23312 \h </w:instrText>
           </w:r>
           <w:r>
             <w:fldChar w:fldCharType="separate"/>
@@ -2079,7 +2118,7 @@
           </w:r>
           <w:r>
             <w:rPr>
-              <w:rFonts w:ascii="Times New Roman" w:eastAsia="Times New Roman" w:hAnsi="Times New Roman" w:cs="Times New Roman"/>
+              <w:rFonts w:ascii="Times New Roman" w:hAnsi="Times New Roman" w:eastAsia="Times New Roman" w:cs="Times New Roman"/>
               <w:szCs w:val="24"/>
             </w:rPr>
             <w:fldChar w:fldCharType="end"/>
@@ -2087,28 +2126,28 @@
         </w:p>
         <w:p>
           <w:pPr>
-            <w:pStyle w:val="TOC2"/>
+            <w:pStyle w:val="17"/>
             <w:tabs>
               <w:tab w:val="right" w:leader="dot" w:pos="8486"/>
             </w:tabs>
           </w:pPr>
           <w:r>
             <w:rPr>
-              <w:rFonts w:ascii="Times New Roman" w:eastAsia="Times New Roman" w:hAnsi="Times New Roman" w:cs="Times New Roman"/>
+              <w:rFonts w:ascii="Times New Roman" w:hAnsi="Times New Roman" w:eastAsia="Times New Roman" w:cs="Times New Roman"/>
               <w:szCs w:val="24"/>
             </w:rPr>
             <w:fldChar w:fldCharType="begin"/>
           </w:r>
           <w:r>
             <w:rPr>
-              <w:rFonts w:ascii="Times New Roman" w:eastAsia="Times New Roman" w:hAnsi="Times New Roman" w:cs="Times New Roman"/>
+              <w:rFonts w:ascii="Times New Roman" w:hAnsi="Times New Roman" w:eastAsia="Times New Roman" w:cs="Times New Roman"/>
               <w:szCs w:val="24"/>
             </w:rPr>
-            <w:instrText xml:space="preserve"> HYPERLINK \l _Toc10548 </w:instrText>
-          </w:r>
-          <w:r>
-            <w:rPr>
-              <w:rFonts w:ascii="Times New Roman" w:eastAsia="Times New Roman" w:hAnsi="Times New Roman" w:cs="Times New Roman"/>
+            <w:instrText xml:space="preserve"> HYPERLINK \l _Toc23674 </w:instrText>
+          </w:r>
+          <w:r>
+            <w:rPr>
+              <w:rFonts w:ascii="Times New Roman" w:hAnsi="Times New Roman" w:eastAsia="Times New Roman" w:cs="Times New Roman"/>
               <w:szCs w:val="24"/>
             </w:rPr>
             <w:fldChar w:fldCharType="separate"/>
@@ -2129,7 +2168,7 @@
             <w:fldChar w:fldCharType="begin"/>
           </w:r>
           <w:r>
-            <w:instrText xml:space="preserve"> PAGEREF _Toc10548 \h </w:instrText>
+            <w:instrText xml:space="preserve"> PAGEREF _Toc23674 \h </w:instrText>
           </w:r>
           <w:r>
             <w:fldChar w:fldCharType="separate"/>
@@ -2142,7 +2181,7 @@
           </w:r>
           <w:r>
             <w:rPr>
-              <w:rFonts w:ascii="Times New Roman" w:eastAsia="Times New Roman" w:hAnsi="Times New Roman" w:cs="Times New Roman"/>
+              <w:rFonts w:ascii="Times New Roman" w:hAnsi="Times New Roman" w:eastAsia="Times New Roman" w:cs="Times New Roman"/>
               <w:szCs w:val="24"/>
             </w:rPr>
             <w:fldChar w:fldCharType="end"/>
@@ -2150,28 +2189,28 @@
         </w:p>
         <w:p>
           <w:pPr>
-            <w:pStyle w:val="TOC2"/>
+            <w:pStyle w:val="17"/>
             <w:tabs>
               <w:tab w:val="right" w:leader="dot" w:pos="8486"/>
             </w:tabs>
           </w:pPr>
           <w:r>
             <w:rPr>
-              <w:rFonts w:ascii="Times New Roman" w:eastAsia="Times New Roman" w:hAnsi="Times New Roman" w:cs="Times New Roman"/>
+              <w:rFonts w:ascii="Times New Roman" w:hAnsi="Times New Roman" w:eastAsia="Times New Roman" w:cs="Times New Roman"/>
               <w:szCs w:val="24"/>
             </w:rPr>
             <w:fldChar w:fldCharType="begin"/>
           </w:r>
           <w:r>
             <w:rPr>
-              <w:rFonts w:ascii="Times New Roman" w:eastAsia="Times New Roman" w:hAnsi="Times New Roman" w:cs="Times New Roman"/>
+              <w:rFonts w:ascii="Times New Roman" w:hAnsi="Times New Roman" w:eastAsia="Times New Roman" w:cs="Times New Roman"/>
               <w:szCs w:val="24"/>
             </w:rPr>
-            <w:instrText xml:space="preserve"> HYPERLINK \l _Toc3286 </w:instrText>
-          </w:r>
-          <w:r>
-            <w:rPr>
-              <w:rFonts w:ascii="Times New Roman" w:eastAsia="Times New Roman" w:hAnsi="Times New Roman" w:cs="Times New Roman"/>
+            <w:instrText xml:space="preserve"> HYPERLINK \l _Toc5974 </w:instrText>
+          </w:r>
+          <w:r>
+            <w:rPr>
+              <w:rFonts w:ascii="Times New Roman" w:hAnsi="Times New Roman" w:eastAsia="Times New Roman" w:cs="Times New Roman"/>
               <w:szCs w:val="24"/>
             </w:rPr>
             <w:fldChar w:fldCharType="separate"/>
@@ -2192,7 +2231,7 @@
             <w:fldChar w:fldCharType="begin"/>
           </w:r>
           <w:r>
-            <w:instrText xml:space="preserve"> PAGEREF _Toc3286 \h </w:instrText>
+            <w:instrText xml:space="preserve"> PAGEREF _Toc5974 \h </w:instrText>
           </w:r>
           <w:r>
             <w:fldChar w:fldCharType="separate"/>
@@ -2205,7 +2244,7 @@
           </w:r>
           <w:r>
             <w:rPr>
-              <w:rFonts w:ascii="Times New Roman" w:eastAsia="Times New Roman" w:hAnsi="Times New Roman" w:cs="Times New Roman"/>
+              <w:rFonts w:ascii="Times New Roman" w:hAnsi="Times New Roman" w:eastAsia="Times New Roman" w:cs="Times New Roman"/>
               <w:szCs w:val="24"/>
             </w:rPr>
             <w:fldChar w:fldCharType="end"/>
@@ -2213,28 +2252,28 @@
         </w:p>
         <w:p>
           <w:pPr>
-            <w:pStyle w:val="TOC2"/>
+            <w:pStyle w:val="17"/>
             <w:tabs>
               <w:tab w:val="right" w:leader="dot" w:pos="8486"/>
             </w:tabs>
           </w:pPr>
           <w:r>
             <w:rPr>
-              <w:rFonts w:ascii="Times New Roman" w:eastAsia="Times New Roman" w:hAnsi="Times New Roman" w:cs="Times New Roman"/>
+              <w:rFonts w:ascii="Times New Roman" w:hAnsi="Times New Roman" w:eastAsia="Times New Roman" w:cs="Times New Roman"/>
               <w:szCs w:val="24"/>
             </w:rPr>
             <w:fldChar w:fldCharType="begin"/>
           </w:r>
           <w:r>
             <w:rPr>
-              <w:rFonts w:ascii="Times New Roman" w:eastAsia="Times New Roman" w:hAnsi="Times New Roman" w:cs="Times New Roman"/>
+              <w:rFonts w:ascii="Times New Roman" w:hAnsi="Times New Roman" w:eastAsia="Times New Roman" w:cs="Times New Roman"/>
               <w:szCs w:val="24"/>
             </w:rPr>
-            <w:instrText xml:space="preserve"> HYPERLINK \l _Toc27984 </w:instrText>
-          </w:r>
-          <w:r>
-            <w:rPr>
-              <w:rFonts w:ascii="Times New Roman" w:eastAsia="Times New Roman" w:hAnsi="Times New Roman" w:cs="Times New Roman"/>
+            <w:instrText xml:space="preserve"> HYPERLINK \l _Toc14500 </w:instrText>
+          </w:r>
+          <w:r>
+            <w:rPr>
+              <w:rFonts w:ascii="Times New Roman" w:hAnsi="Times New Roman" w:eastAsia="Times New Roman" w:cs="Times New Roman"/>
               <w:szCs w:val="24"/>
             </w:rPr>
             <w:fldChar w:fldCharType="separate"/>
@@ -2255,7 +2294,7 @@
             <w:fldChar w:fldCharType="begin"/>
           </w:r>
           <w:r>
-            <w:instrText xml:space="preserve"> PAGEREF _Toc27984 \h </w:instrText>
+            <w:instrText xml:space="preserve"> PAGEREF _Toc14500 \h </w:instrText>
           </w:r>
           <w:r>
             <w:fldChar w:fldCharType="separate"/>
@@ -2268,7 +2307,7 @@
           </w:r>
           <w:r>
             <w:rPr>
-              <w:rFonts w:ascii="Times New Roman" w:eastAsia="Times New Roman" w:hAnsi="Times New Roman" w:cs="Times New Roman"/>
+              <w:rFonts w:ascii="Times New Roman" w:hAnsi="Times New Roman" w:eastAsia="Times New Roman" w:cs="Times New Roman"/>
               <w:szCs w:val="24"/>
             </w:rPr>
             <w:fldChar w:fldCharType="end"/>
@@ -2276,28 +2315,28 @@
         </w:p>
         <w:p>
           <w:pPr>
-            <w:pStyle w:val="TOC3"/>
+            <w:pStyle w:val="13"/>
             <w:tabs>
               <w:tab w:val="right" w:leader="dot" w:pos="8486"/>
             </w:tabs>
           </w:pPr>
           <w:r>
             <w:rPr>
-              <w:rFonts w:ascii="Times New Roman" w:eastAsia="Times New Roman" w:hAnsi="Times New Roman" w:cs="Times New Roman"/>
+              <w:rFonts w:ascii="Times New Roman" w:hAnsi="Times New Roman" w:eastAsia="Times New Roman" w:cs="Times New Roman"/>
               <w:szCs w:val="24"/>
             </w:rPr>
             <w:fldChar w:fldCharType="begin"/>
           </w:r>
           <w:r>
             <w:rPr>
-              <w:rFonts w:ascii="Times New Roman" w:eastAsia="Times New Roman" w:hAnsi="Times New Roman" w:cs="Times New Roman"/>
+              <w:rFonts w:ascii="Times New Roman" w:hAnsi="Times New Roman" w:eastAsia="Times New Roman" w:cs="Times New Roman"/>
               <w:szCs w:val="24"/>
             </w:rPr>
-            <w:instrText xml:space="preserve"> HYPERLINK \l _Toc23408 </w:instrText>
-          </w:r>
-          <w:r>
-            <w:rPr>
-              <w:rFonts w:ascii="Times New Roman" w:eastAsia="Times New Roman" w:hAnsi="Times New Roman" w:cs="Times New Roman"/>
+            <w:instrText xml:space="preserve"> HYPERLINK \l _Toc29061 </w:instrText>
+          </w:r>
+          <w:r>
+            <w:rPr>
+              <w:rFonts w:ascii="Times New Roman" w:hAnsi="Times New Roman" w:eastAsia="Times New Roman" w:cs="Times New Roman"/>
               <w:szCs w:val="24"/>
             </w:rPr>
             <w:fldChar w:fldCharType="separate"/>
@@ -2318,7 +2357,7 @@
             <w:fldChar w:fldCharType="begin"/>
           </w:r>
           <w:r>
-            <w:instrText xml:space="preserve"> PAGEREF _Toc23408 \h </w:instrText>
+            <w:instrText xml:space="preserve"> PAGEREF _Toc29061 \h </w:instrText>
           </w:r>
           <w:r>
             <w:fldChar w:fldCharType="separate"/>
@@ -2331,7 +2370,7 @@
           </w:r>
           <w:r>
             <w:rPr>
-              <w:rFonts w:ascii="Times New Roman" w:eastAsia="Times New Roman" w:hAnsi="Times New Roman" w:cs="Times New Roman"/>
+              <w:rFonts w:ascii="Times New Roman" w:hAnsi="Times New Roman" w:eastAsia="Times New Roman" w:cs="Times New Roman"/>
               <w:szCs w:val="24"/>
             </w:rPr>
             <w:fldChar w:fldCharType="end"/>
@@ -2339,28 +2378,28 @@
         </w:p>
         <w:p>
           <w:pPr>
-            <w:pStyle w:val="TOC3"/>
+            <w:pStyle w:val="13"/>
             <w:tabs>
               <w:tab w:val="right" w:leader="dot" w:pos="8486"/>
             </w:tabs>
           </w:pPr>
           <w:r>
             <w:rPr>
-              <w:rFonts w:ascii="Times New Roman" w:eastAsia="Times New Roman" w:hAnsi="Times New Roman" w:cs="Times New Roman"/>
+              <w:rFonts w:ascii="Times New Roman" w:hAnsi="Times New Roman" w:eastAsia="Times New Roman" w:cs="Times New Roman"/>
               <w:szCs w:val="24"/>
             </w:rPr>
             <w:fldChar w:fldCharType="begin"/>
           </w:r>
           <w:r>
             <w:rPr>
-              <w:rFonts w:ascii="Times New Roman" w:eastAsia="Times New Roman" w:hAnsi="Times New Roman" w:cs="Times New Roman"/>
+              <w:rFonts w:ascii="Times New Roman" w:hAnsi="Times New Roman" w:eastAsia="Times New Roman" w:cs="Times New Roman"/>
               <w:szCs w:val="24"/>
             </w:rPr>
-            <w:instrText xml:space="preserve"> HYPERLINK \l _Toc3416 </w:instrText>
-          </w:r>
-          <w:r>
-            <w:rPr>
-              <w:rFonts w:ascii="Times New Roman" w:eastAsia="Times New Roman" w:hAnsi="Times New Roman" w:cs="Times New Roman"/>
+            <w:instrText xml:space="preserve"> HYPERLINK \l _Toc31028 </w:instrText>
+          </w:r>
+          <w:r>
+            <w:rPr>
+              <w:rFonts w:ascii="Times New Roman" w:hAnsi="Times New Roman" w:eastAsia="Times New Roman" w:cs="Times New Roman"/>
               <w:szCs w:val="24"/>
             </w:rPr>
             <w:fldChar w:fldCharType="separate"/>
@@ -2381,7 +2420,7 @@
             <w:fldChar w:fldCharType="begin"/>
           </w:r>
           <w:r>
-            <w:instrText xml:space="preserve"> PAGEREF _Toc3416 \h </w:instrText>
+            <w:instrText xml:space="preserve"> PAGEREF _Toc31028 \h </w:instrText>
           </w:r>
           <w:r>
             <w:fldChar w:fldCharType="separate"/>
@@ -2394,7 +2433,7 @@
           </w:r>
           <w:r>
             <w:rPr>
-              <w:rFonts w:ascii="Times New Roman" w:eastAsia="Times New Roman" w:hAnsi="Times New Roman" w:cs="Times New Roman"/>
+              <w:rFonts w:ascii="Times New Roman" w:hAnsi="Times New Roman" w:eastAsia="Times New Roman" w:cs="Times New Roman"/>
               <w:szCs w:val="24"/>
             </w:rPr>
             <w:fldChar w:fldCharType="end"/>
@@ -2402,28 +2441,28 @@
         </w:p>
         <w:p>
           <w:pPr>
-            <w:pStyle w:val="TOC3"/>
+            <w:pStyle w:val="13"/>
             <w:tabs>
               <w:tab w:val="right" w:leader="dot" w:pos="8486"/>
             </w:tabs>
           </w:pPr>
           <w:r>
             <w:rPr>
-              <w:rFonts w:ascii="Times New Roman" w:eastAsia="Times New Roman" w:hAnsi="Times New Roman" w:cs="Times New Roman"/>
+              <w:rFonts w:ascii="Times New Roman" w:hAnsi="Times New Roman" w:eastAsia="Times New Roman" w:cs="Times New Roman"/>
               <w:szCs w:val="24"/>
             </w:rPr>
             <w:fldChar w:fldCharType="begin"/>
           </w:r>
           <w:r>
             <w:rPr>
-              <w:rFonts w:ascii="Times New Roman" w:eastAsia="Times New Roman" w:hAnsi="Times New Roman" w:cs="Times New Roman"/>
+              <w:rFonts w:ascii="Times New Roman" w:hAnsi="Times New Roman" w:eastAsia="Times New Roman" w:cs="Times New Roman"/>
               <w:szCs w:val="24"/>
             </w:rPr>
-            <w:instrText xml:space="preserve"> HYPERLINK \l _Toc16894 </w:instrText>
-          </w:r>
-          <w:r>
-            <w:rPr>
-              <w:rFonts w:ascii="Times New Roman" w:eastAsia="Times New Roman" w:hAnsi="Times New Roman" w:cs="Times New Roman"/>
+            <w:instrText xml:space="preserve"> HYPERLINK \l _Toc28964 </w:instrText>
+          </w:r>
+          <w:r>
+            <w:rPr>
+              <w:rFonts w:ascii="Times New Roman" w:hAnsi="Times New Roman" w:eastAsia="Times New Roman" w:cs="Times New Roman"/>
               <w:szCs w:val="24"/>
             </w:rPr>
             <w:fldChar w:fldCharType="separate"/>
@@ -2444,7 +2483,7 @@
             <w:fldChar w:fldCharType="begin"/>
           </w:r>
           <w:r>
-            <w:instrText xml:space="preserve"> PAGEREF _Toc16894 \h </w:instrText>
+            <w:instrText xml:space="preserve"> PAGEREF _Toc28964 \h </w:instrText>
           </w:r>
           <w:r>
             <w:fldChar w:fldCharType="separate"/>
@@ -2457,7 +2496,7 @@
           </w:r>
           <w:r>
             <w:rPr>
-              <w:rFonts w:ascii="Times New Roman" w:eastAsia="Times New Roman" w:hAnsi="Times New Roman" w:cs="Times New Roman"/>
+              <w:rFonts w:ascii="Times New Roman" w:hAnsi="Times New Roman" w:eastAsia="Times New Roman" w:cs="Times New Roman"/>
               <w:szCs w:val="24"/>
             </w:rPr>
             <w:fldChar w:fldCharType="end"/>
@@ -2465,28 +2504,28 @@
         </w:p>
         <w:p>
           <w:pPr>
-            <w:pStyle w:val="TOC3"/>
+            <w:pStyle w:val="13"/>
             <w:tabs>
               <w:tab w:val="right" w:leader="dot" w:pos="8486"/>
             </w:tabs>
           </w:pPr>
           <w:r>
             <w:rPr>
-              <w:rFonts w:ascii="Times New Roman" w:eastAsia="Times New Roman" w:hAnsi="Times New Roman" w:cs="Times New Roman"/>
+              <w:rFonts w:ascii="Times New Roman" w:hAnsi="Times New Roman" w:eastAsia="Times New Roman" w:cs="Times New Roman"/>
               <w:szCs w:val="24"/>
             </w:rPr>
             <w:fldChar w:fldCharType="begin"/>
           </w:r>
           <w:r>
             <w:rPr>
-              <w:rFonts w:ascii="Times New Roman" w:eastAsia="Times New Roman" w:hAnsi="Times New Roman" w:cs="Times New Roman"/>
+              <w:rFonts w:ascii="Times New Roman" w:hAnsi="Times New Roman" w:eastAsia="Times New Roman" w:cs="Times New Roman"/>
               <w:szCs w:val="24"/>
             </w:rPr>
-            <w:instrText xml:space="preserve"> HYPERLINK \l _Toc18274 </w:instrText>
-          </w:r>
-          <w:r>
-            <w:rPr>
-              <w:rFonts w:ascii="Times New Roman" w:eastAsia="Times New Roman" w:hAnsi="Times New Roman" w:cs="Times New Roman"/>
+            <w:instrText xml:space="preserve"> HYPERLINK \l _Toc10890 </w:instrText>
+          </w:r>
+          <w:r>
+            <w:rPr>
+              <w:rFonts w:ascii="Times New Roman" w:hAnsi="Times New Roman" w:eastAsia="Times New Roman" w:cs="Times New Roman"/>
               <w:szCs w:val="24"/>
             </w:rPr>
             <w:fldChar w:fldCharType="separate"/>
@@ -2507,7 +2546,7 @@
             <w:fldChar w:fldCharType="begin"/>
           </w:r>
           <w:r>
-            <w:instrText xml:space="preserve"> PAGEREF _Toc18274 \h </w:instrText>
+            <w:instrText xml:space="preserve"> PAGEREF _Toc10890 \h </w:instrText>
           </w:r>
           <w:r>
             <w:fldChar w:fldCharType="separate"/>
@@ -2520,7 +2559,7 @@
           </w:r>
           <w:r>
             <w:rPr>
-              <w:rFonts w:ascii="Times New Roman" w:eastAsia="Times New Roman" w:hAnsi="Times New Roman" w:cs="Times New Roman"/>
+              <w:rFonts w:ascii="Times New Roman" w:hAnsi="Times New Roman" w:eastAsia="Times New Roman" w:cs="Times New Roman"/>
               <w:szCs w:val="24"/>
             </w:rPr>
             <w:fldChar w:fldCharType="end"/>
@@ -2528,28 +2567,28 @@
         </w:p>
         <w:p>
           <w:pPr>
-            <w:pStyle w:val="TOC3"/>
+            <w:pStyle w:val="13"/>
             <w:tabs>
               <w:tab w:val="right" w:leader="dot" w:pos="8486"/>
             </w:tabs>
           </w:pPr>
           <w:r>
             <w:rPr>
-              <w:rFonts w:ascii="Times New Roman" w:eastAsia="Times New Roman" w:hAnsi="Times New Roman" w:cs="Times New Roman"/>
+              <w:rFonts w:ascii="Times New Roman" w:hAnsi="Times New Roman" w:eastAsia="Times New Roman" w:cs="Times New Roman"/>
               <w:szCs w:val="24"/>
             </w:rPr>
             <w:fldChar w:fldCharType="begin"/>
           </w:r>
           <w:r>
             <w:rPr>
-              <w:rFonts w:ascii="Times New Roman" w:eastAsia="Times New Roman" w:hAnsi="Times New Roman" w:cs="Times New Roman"/>
+              <w:rFonts w:ascii="Times New Roman" w:hAnsi="Times New Roman" w:eastAsia="Times New Roman" w:cs="Times New Roman"/>
               <w:szCs w:val="24"/>
             </w:rPr>
-            <w:instrText xml:space="preserve"> HYPERLINK \l _Toc1507 </w:instrText>
-          </w:r>
-          <w:r>
-            <w:rPr>
-              <w:rFonts w:ascii="Times New Roman" w:eastAsia="Times New Roman" w:hAnsi="Times New Roman" w:cs="Times New Roman"/>
+            <w:instrText xml:space="preserve"> HYPERLINK \l _Toc28709 </w:instrText>
+          </w:r>
+          <w:r>
+            <w:rPr>
+              <w:rFonts w:ascii="Times New Roman" w:hAnsi="Times New Roman" w:eastAsia="Times New Roman" w:cs="Times New Roman"/>
               <w:szCs w:val="24"/>
             </w:rPr>
             <w:fldChar w:fldCharType="separate"/>
@@ -2570,7 +2609,7 @@
             <w:fldChar w:fldCharType="begin"/>
           </w:r>
           <w:r>
-            <w:instrText xml:space="preserve"> PAGEREF _Toc1507 \h </w:instrText>
+            <w:instrText xml:space="preserve"> PAGEREF _Toc28709 \h </w:instrText>
           </w:r>
           <w:r>
             <w:fldChar w:fldCharType="separate"/>
@@ -2583,7 +2622,7 @@
           </w:r>
           <w:r>
             <w:rPr>
-              <w:rFonts w:ascii="Times New Roman" w:eastAsia="Times New Roman" w:hAnsi="Times New Roman" w:cs="Times New Roman"/>
+              <w:rFonts w:ascii="Times New Roman" w:hAnsi="Times New Roman" w:eastAsia="Times New Roman" w:cs="Times New Roman"/>
               <w:szCs w:val="24"/>
             </w:rPr>
             <w:fldChar w:fldCharType="end"/>
@@ -2591,28 +2630,28 @@
         </w:p>
         <w:p>
           <w:pPr>
-            <w:pStyle w:val="TOC1"/>
+            <w:pStyle w:val="16"/>
             <w:tabs>
               <w:tab w:val="right" w:leader="dot" w:pos="8486"/>
             </w:tabs>
           </w:pPr>
           <w:r>
             <w:rPr>
-              <w:rFonts w:ascii="Times New Roman" w:eastAsia="Times New Roman" w:hAnsi="Times New Roman" w:cs="Times New Roman"/>
+              <w:rFonts w:ascii="Times New Roman" w:hAnsi="Times New Roman" w:eastAsia="Times New Roman" w:cs="Times New Roman"/>
               <w:szCs w:val="24"/>
             </w:rPr>
             <w:fldChar w:fldCharType="begin"/>
           </w:r>
           <w:r>
             <w:rPr>
-              <w:rFonts w:ascii="Times New Roman" w:eastAsia="Times New Roman" w:hAnsi="Times New Roman" w:cs="Times New Roman"/>
+              <w:rFonts w:ascii="Times New Roman" w:hAnsi="Times New Roman" w:eastAsia="Times New Roman" w:cs="Times New Roman"/>
               <w:szCs w:val="24"/>
             </w:rPr>
-            <w:instrText xml:space="preserve"> HYPERLINK \l _Toc29769 </w:instrText>
-          </w:r>
-          <w:r>
-            <w:rPr>
-              <w:rFonts w:ascii="Times New Roman" w:eastAsia="Times New Roman" w:hAnsi="Times New Roman" w:cs="Times New Roman"/>
+            <w:instrText xml:space="preserve"> HYPERLINK \l _Toc2464 </w:instrText>
+          </w:r>
+          <w:r>
+            <w:rPr>
+              <w:rFonts w:ascii="Times New Roman" w:hAnsi="Times New Roman" w:eastAsia="Times New Roman" w:cs="Times New Roman"/>
               <w:szCs w:val="24"/>
             </w:rPr>
             <w:fldChar w:fldCharType="separate"/>
@@ -2633,7 +2672,7 @@
             <w:fldChar w:fldCharType="begin"/>
           </w:r>
           <w:r>
-            <w:instrText xml:space="preserve"> PAGEREF _Toc29769 \h </w:instrText>
+            <w:instrText xml:space="preserve"> PAGEREF _Toc2464 \h </w:instrText>
           </w:r>
           <w:r>
             <w:fldChar w:fldCharType="separate"/>
@@ -2646,7 +2685,7 @@
           </w:r>
           <w:r>
             <w:rPr>
-              <w:rFonts w:ascii="Times New Roman" w:eastAsia="Times New Roman" w:hAnsi="Times New Roman" w:cs="Times New Roman"/>
+              <w:rFonts w:ascii="Times New Roman" w:hAnsi="Times New Roman" w:eastAsia="Times New Roman" w:cs="Times New Roman"/>
               <w:szCs w:val="24"/>
             </w:rPr>
             <w:fldChar w:fldCharType="end"/>
@@ -2654,28 +2693,28 @@
         </w:p>
         <w:p>
           <w:pPr>
-            <w:pStyle w:val="TOC1"/>
+            <w:pStyle w:val="16"/>
             <w:tabs>
               <w:tab w:val="right" w:leader="dot" w:pos="8486"/>
             </w:tabs>
           </w:pPr>
           <w:r>
             <w:rPr>
-              <w:rFonts w:ascii="Times New Roman" w:eastAsia="Times New Roman" w:hAnsi="Times New Roman" w:cs="Times New Roman"/>
+              <w:rFonts w:ascii="Times New Roman" w:hAnsi="Times New Roman" w:eastAsia="Times New Roman" w:cs="Times New Roman"/>
               <w:szCs w:val="24"/>
             </w:rPr>
             <w:fldChar w:fldCharType="begin"/>
           </w:r>
           <w:r>
             <w:rPr>
-              <w:rFonts w:ascii="Times New Roman" w:eastAsia="Times New Roman" w:hAnsi="Times New Roman" w:cs="Times New Roman"/>
+              <w:rFonts w:ascii="Times New Roman" w:hAnsi="Times New Roman" w:eastAsia="Times New Roman" w:cs="Times New Roman"/>
               <w:szCs w:val="24"/>
             </w:rPr>
-            <w:instrText xml:space="preserve"> HYPERLINK \l _Toc10631 </w:instrText>
-          </w:r>
-          <w:r>
-            <w:rPr>
-              <w:rFonts w:ascii="Times New Roman" w:eastAsia="Times New Roman" w:hAnsi="Times New Roman" w:cs="Times New Roman"/>
+            <w:instrText xml:space="preserve"> HYPERLINK \l _Toc32572 </w:instrText>
+          </w:r>
+          <w:r>
+            <w:rPr>
+              <w:rFonts w:ascii="Times New Roman" w:hAnsi="Times New Roman" w:eastAsia="Times New Roman" w:cs="Times New Roman"/>
               <w:szCs w:val="24"/>
             </w:rPr>
             <w:fldChar w:fldCharType="separate"/>
@@ -2696,7 +2735,7 @@
             <w:fldChar w:fldCharType="begin"/>
           </w:r>
           <w:r>
-            <w:instrText xml:space="preserve"> PAGEREF _Toc10631 \h </w:instrText>
+            <w:instrText xml:space="preserve"> PAGEREF _Toc32572 \h </w:instrText>
           </w:r>
           <w:r>
             <w:fldChar w:fldCharType="separate"/>
@@ -2709,7 +2748,7 @@
           </w:r>
           <w:r>
             <w:rPr>
-              <w:rFonts w:ascii="Times New Roman" w:eastAsia="Times New Roman" w:hAnsi="Times New Roman" w:cs="Times New Roman"/>
+              <w:rFonts w:ascii="Times New Roman" w:hAnsi="Times New Roman" w:eastAsia="Times New Roman" w:cs="Times New Roman"/>
               <w:szCs w:val="24"/>
             </w:rPr>
             <w:fldChar w:fldCharType="end"/>
@@ -2733,7 +2772,7 @@
             <w:spacing w:line="219" w:lineRule="auto"/>
             <w:textAlignment w:val="baseline"/>
             <w:rPr>
-              <w:rFonts w:ascii="Times New Roman" w:eastAsia="Times New Roman" w:hAnsi="Times New Roman" w:cs="Times New Roman"/>
+              <w:rFonts w:ascii="Times New Roman" w:hAnsi="Times New Roman" w:eastAsia="Times New Roman" w:cs="Times New Roman"/>
               <w:snapToGrid w:val="0"/>
               <w:color w:val="000000"/>
               <w:kern w:val="0"/>
@@ -2744,7 +2783,7 @@
           </w:pPr>
           <w:r>
             <w:rPr>
-              <w:rFonts w:ascii="Times New Roman" w:eastAsia="Times New Roman" w:hAnsi="Times New Roman" w:cs="Times New Roman"/>
+              <w:rFonts w:ascii="Times New Roman" w:hAnsi="Times New Roman" w:eastAsia="Times New Roman" w:cs="Times New Roman"/>
               <w:szCs w:val="24"/>
             </w:rPr>
             <w:fldChar w:fldCharType="end"/>
@@ -2770,7 +2809,7 @@
         <w:spacing w:line="219" w:lineRule="auto"/>
         <w:textAlignment w:val="baseline"/>
         <w:rPr>
-          <w:rFonts w:ascii="Times New Roman" w:eastAsia="Times New Roman" w:hAnsi="Times New Roman" w:cs="Times New Roman"/>
+          <w:rFonts w:ascii="Times New Roman" w:hAnsi="Times New Roman" w:eastAsia="Times New Roman" w:cs="Times New Roman"/>
           <w:snapToGrid w:val="0"/>
           <w:color w:val="000000"/>
           <w:kern w:val="0"/>
@@ -2781,32 +2820,108 @@
         <w:sectPr>
           <w:pgSz w:w="11906" w:h="16840"/>
           <w:pgMar w:top="1431" w:right="1713" w:bottom="0" w:left="1707" w:header="0" w:footer="0" w:gutter="0"/>
-          <w:cols w:num="1" w:space="720"/>
+          <w:cols w:space="720" w:num="1"/>
         </w:sectPr>
       </w:pPr>
     </w:p>
     <w:p>
       <w:pPr>
-        <w:pStyle w:val="1"/>
-        <w:keepNext w:val="0"/>
-        <w:keepLines w:val="0"/>
-        <w:pageBreakBefore w:val="0"/>
-        <w:widowControl w:val="0"/>
-        <w:kinsoku w:val="0"/>
-        <w:wordWrap/>
-        <w:overflowPunct/>
-        <w:topLinePunct w:val="0"/>
-        <w:autoSpaceDE w:val="0"/>
-        <w:autoSpaceDN w:val="0"/>
-        <w:bidi w:val="0"/>
-        <w:adjustRightInd w:val="0"/>
-        <w:snapToGrid w:val="0"/>
-        <w:textAlignment w:val="baseline"/>
-      </w:pPr>
-      <w:bookmarkStart w:id="4" w:name="_Toc22075"/>
+        <w:pStyle w:val="26"/>
+        <w:keepNext w:val="0"/>
+        <w:keepLines w:val="0"/>
+        <w:pageBreakBefore w:val="0"/>
+        <w:widowControl w:val="0"/>
+        <w:kinsoku w:val="0"/>
+        <w:wordWrap/>
+        <w:overflowPunct/>
+        <w:topLinePunct w:val="0"/>
+        <w:autoSpaceDE w:val="0"/>
+        <w:autoSpaceDN w:val="0"/>
+        <w:bidi w:val="0"/>
+        <w:adjustRightInd w:val="0"/>
+        <w:snapToGrid w:val="0"/>
+        <w:textAlignment w:val="baseline"/>
+      </w:pPr>
+      <w:bookmarkStart w:id="3" w:name="_Toc10742"/>
       <w:r>
         <w:t>目的</w:t>
       </w:r>
+      <w:bookmarkEnd w:id="3"/>
+    </w:p>
+    <w:p>
+      <w:pPr>
+        <w:keepNext w:val="0"/>
+        <w:keepLines w:val="0"/>
+        <w:pageBreakBefore w:val="0"/>
+        <w:widowControl w:val="0"/>
+        <w:kinsoku w:val="0"/>
+        <w:wordWrap/>
+        <w:overflowPunct/>
+        <w:topLinePunct w:val="0"/>
+        <w:autoSpaceDE w:val="0"/>
+        <w:autoSpaceDN w:val="0"/>
+        <w:bidi w:val="0"/>
+        <w:adjustRightInd w:val="0"/>
+        <w:snapToGrid w:val="0"/>
+        <w:spacing w:line="360" w:lineRule="auto"/>
+        <w:ind w:firstLine="484" w:firstLineChars="200"/>
+        <w:textAlignment w:val="baseline"/>
+        <w:rPr>
+          <w:rFonts w:ascii="宋体" w:hAnsi="宋体" w:eastAsia="宋体" w:cs="宋体"/>
+          <w:sz w:val="24"/>
+          <w:szCs w:val="24"/>
+        </w:rPr>
+      </w:pPr>
+      <w:r>
+        <w:rPr>
+          <w:rFonts w:ascii="宋体" w:hAnsi="宋体" w:eastAsia="宋体" w:cs="宋体"/>
+          <w:spacing w:val="1"/>
+          <w:sz w:val="24"/>
+          <w:szCs w:val="24"/>
+        </w:rPr>
+        <w:t>管理层按策划的时间间隔定期对公司质量监督体系进行系统评价，提出并</w:t>
+      </w:r>
+      <w:r>
+        <w:rPr>
+          <w:rFonts w:ascii="宋体" w:hAnsi="宋体" w:eastAsia="宋体" w:cs="宋体"/>
+          <w:spacing w:val="-1"/>
+          <w:sz w:val="24"/>
+          <w:szCs w:val="24"/>
+        </w:rPr>
+        <w:t>确定各种改进的机会和变更需要，确保质量监督体系持续的适宜性、充分性和</w:t>
+      </w:r>
+      <w:r>
+        <w:rPr>
+          <w:rFonts w:ascii="宋体" w:hAnsi="宋体" w:eastAsia="宋体" w:cs="宋体"/>
+          <w:spacing w:val="-8"/>
+          <w:sz w:val="24"/>
+          <w:szCs w:val="24"/>
+        </w:rPr>
+        <w:t>有效性。</w:t>
+      </w:r>
+    </w:p>
+    <w:p>
+      <w:pPr>
+        <w:pStyle w:val="26"/>
+        <w:keepNext w:val="0"/>
+        <w:keepLines w:val="0"/>
+        <w:pageBreakBefore w:val="0"/>
+        <w:widowControl w:val="0"/>
+        <w:kinsoku w:val="0"/>
+        <w:wordWrap/>
+        <w:overflowPunct/>
+        <w:topLinePunct w:val="0"/>
+        <w:autoSpaceDE w:val="0"/>
+        <w:autoSpaceDN w:val="0"/>
+        <w:bidi w:val="0"/>
+        <w:adjustRightInd w:val="0"/>
+        <w:snapToGrid w:val="0"/>
+        <w:textAlignment w:val="baseline"/>
+      </w:pPr>
+      <w:bookmarkStart w:id="4" w:name="_Toc6393"/>
+      <w:r>
+        <w:t>适用范围</w:t>
+      </w:r>
       <w:bookmarkEnd w:id="4"/>
     </w:p>
     <w:p>
@@ -2825,137 +2940,61 @@
         <w:adjustRightInd w:val="0"/>
         <w:snapToGrid w:val="0"/>
         <w:spacing w:line="360" w:lineRule="auto"/>
-        <w:ind w:firstLine="420" w:firstLineChars="200"/>
-        <w:textAlignment w:val="baseline"/>
-        <w:rPr>
-          <w:rFonts w:ascii="宋体" w:eastAsia="宋体" w:hAnsi="宋体" w:cs="宋体"/>
-          <w:sz w:val="24"/>
-          <w:szCs w:val="24"/>
-        </w:rPr>
-      </w:pPr>
-      <w:r>
-        <w:rPr>
-          <w:rFonts w:ascii="宋体" w:eastAsia="宋体" w:hAnsi="宋体" w:cs="宋体"/>
+        <w:ind w:firstLine="484" w:firstLineChars="200"/>
+        <w:textAlignment w:val="baseline"/>
+        <w:rPr>
+          <w:rFonts w:ascii="宋体" w:hAnsi="宋体" w:eastAsia="宋体" w:cs="宋体"/>
           <w:spacing w:val="1"/>
           <w:sz w:val="24"/>
           <w:szCs w:val="24"/>
         </w:rPr>
-        <w:t>管理层按策划的时间间隔定期对公司质量监督体系进行系统评价，提出并</w:t>
-      </w:r>
-      <w:r>
-        <w:rPr>
-          <w:rFonts w:ascii="宋体" w:eastAsia="宋体" w:hAnsi="宋体" w:cs="宋体"/>
-          <w:spacing w:val="-1"/>
-          <w:sz w:val="24"/>
-          <w:szCs w:val="24"/>
-        </w:rPr>
-        <w:t>确定各种改进的机会和变更需要，确保质量监督体系持续的适宜性、充分性和</w:t>
-      </w:r>
-      <w:r>
-        <w:rPr>
-          <w:rFonts w:ascii="宋体" w:eastAsia="宋体" w:hAnsi="宋体" w:cs="宋体"/>
-          <w:spacing w:val="-8"/>
-          <w:sz w:val="24"/>
-          <w:szCs w:val="24"/>
-        </w:rPr>
-        <w:t>有效性。</w:t>
-      </w:r>
-    </w:p>
-    <w:p>
-      <w:pPr>
-        <w:pStyle w:val="1"/>
-        <w:keepNext w:val="0"/>
-        <w:keepLines w:val="0"/>
-        <w:pageBreakBefore w:val="0"/>
-        <w:widowControl w:val="0"/>
-        <w:kinsoku w:val="0"/>
-        <w:wordWrap/>
-        <w:overflowPunct/>
-        <w:topLinePunct w:val="0"/>
-        <w:autoSpaceDE w:val="0"/>
-        <w:autoSpaceDN w:val="0"/>
-        <w:bidi w:val="0"/>
-        <w:adjustRightInd w:val="0"/>
-        <w:snapToGrid w:val="0"/>
-        <w:textAlignment w:val="baseline"/>
-      </w:pPr>
-      <w:bookmarkStart w:id="5" w:name="_Toc25579"/>
-      <w:r>
-        <w:t>适用范围</w:t>
+      </w:pPr>
+      <w:r>
+        <w:rPr>
+          <w:rFonts w:ascii="宋体" w:hAnsi="宋体" w:eastAsia="宋体" w:cs="宋体"/>
+          <w:spacing w:val="1"/>
+          <w:sz w:val="24"/>
+          <w:szCs w:val="24"/>
+        </w:rPr>
+        <w:t>适用于公司运维体系所覆盖的所有部门。</w:t>
+      </w:r>
+    </w:p>
+    <w:p>
+      <w:pPr>
+        <w:pStyle w:val="26"/>
+        <w:keepNext w:val="0"/>
+        <w:keepLines w:val="0"/>
+        <w:pageBreakBefore w:val="0"/>
+        <w:widowControl w:val="0"/>
+        <w:kinsoku w:val="0"/>
+        <w:wordWrap/>
+        <w:overflowPunct/>
+        <w:topLinePunct w:val="0"/>
+        <w:autoSpaceDE w:val="0"/>
+        <w:autoSpaceDN w:val="0"/>
+        <w:bidi w:val="0"/>
+        <w:adjustRightInd w:val="0"/>
+        <w:snapToGrid w:val="0"/>
+        <w:textAlignment w:val="baseline"/>
+      </w:pPr>
+      <w:bookmarkStart w:id="5" w:name="_Toc27192"/>
+      <w:r>
+        <w:t>角色与职责</w:t>
       </w:r>
       <w:bookmarkEnd w:id="5"/>
-    </w:p>
-    <w:p>
-      <w:pPr>
-        <w:keepNext w:val="0"/>
-        <w:keepLines w:val="0"/>
-        <w:pageBreakBefore w:val="0"/>
-        <w:widowControl w:val="0"/>
-        <w:kinsoku w:val="0"/>
-        <w:wordWrap/>
-        <w:overflowPunct/>
-        <w:topLinePunct w:val="0"/>
-        <w:autoSpaceDE w:val="0"/>
-        <w:autoSpaceDN w:val="0"/>
-        <w:bidi w:val="0"/>
-        <w:adjustRightInd w:val="0"/>
-        <w:snapToGrid w:val="0"/>
-        <w:spacing w:line="360" w:lineRule="auto"/>
-        <w:ind w:firstLine="420" w:firstLineChars="200"/>
-        <w:textAlignment w:val="baseline"/>
-        <w:rPr>
-          <w:rFonts w:ascii="宋体" w:eastAsia="宋体" w:hAnsi="宋体" w:cs="宋体"/>
-          <w:spacing w:val="1"/>
-          <w:sz w:val="24"/>
-          <w:szCs w:val="24"/>
-        </w:rPr>
-      </w:pPr>
-      <w:r>
-        <w:rPr>
-          <w:rFonts w:ascii="宋体" w:eastAsia="宋体" w:hAnsi="宋体" w:cs="宋体"/>
-          <w:spacing w:val="1"/>
-          <w:sz w:val="24"/>
-          <w:szCs w:val="24"/>
-        </w:rPr>
-        <w:t>适用于公司运维体系所覆盖的所有部门。</w:t>
-      </w:r>
-    </w:p>
-    <w:p>
-      <w:pPr>
-        <w:pStyle w:val="1"/>
-        <w:keepNext w:val="0"/>
-        <w:keepLines w:val="0"/>
-        <w:pageBreakBefore w:val="0"/>
-        <w:widowControl w:val="0"/>
-        <w:kinsoku w:val="0"/>
-        <w:wordWrap/>
-        <w:overflowPunct/>
-        <w:topLinePunct w:val="0"/>
-        <w:autoSpaceDE w:val="0"/>
-        <w:autoSpaceDN w:val="0"/>
-        <w:bidi w:val="0"/>
-        <w:adjustRightInd w:val="0"/>
-        <w:snapToGrid w:val="0"/>
-        <w:textAlignment w:val="baseline"/>
-      </w:pPr>
-      <w:bookmarkStart w:id="6" w:name="_Toc25426"/>
-      <w:r>
-        <w:t>角色与职责</w:t>
-      </w:r>
-      <w:bookmarkEnd w:id="6"/>
     </w:p>
     <w:tbl>
       <w:tblPr>
-        <w:tblStyle w:val="TableNormal0"/>
+        <w:tblStyle w:val="24"/>
         <w:tblW w:w="9187" w:type="dxa"/>
         <w:tblInd w:w="5" w:type="dxa"/>
         <w:tblBorders>
-          <w:top w:val="single" w:sz="4" w:space="0" w:color="000000"/>
-          <w:left w:val="single" w:sz="4" w:space="0" w:color="000000"/>
-          <w:bottom w:val="single" w:sz="4" w:space="0" w:color="000000"/>
-          <w:right w:val="single" w:sz="4" w:space="0" w:color="000000"/>
-          <w:insideH w:val="single" w:sz="4" w:space="0" w:color="000000"/>
-          <w:insideV w:val="single" w:sz="4" w:space="0" w:color="000000"/>
+          <w:top w:val="single" w:color="000000" w:sz="4" w:space="0"/>
+          <w:left w:val="single" w:color="000000" w:sz="4" w:space="0"/>
+          <w:bottom w:val="single" w:color="000000" w:sz="4" w:space="0"/>
+          <w:right w:val="single" w:color="000000" w:sz="4" w:space="0"/>
+          <w:insideH w:val="single" w:color="000000" w:sz="4" w:space="0"/>
+          <w:insideV w:val="single" w:color="000000" w:sz="4" w:space="0"/>
         </w:tblBorders>
         <w:tblLayout w:type="fixed"/>
         <w:tblCellMar>
@@ -2971,17 +3010,14 @@
       </w:tblGrid>
       <w:tr>
         <w:tblPrEx>
-          <w:tblW w:w="9187" w:type="dxa"/>
-          <w:tblInd w:w="5" w:type="dxa"/>
           <w:tblBorders>
-            <w:top w:val="single" w:sz="4" w:space="0" w:color="000000"/>
-            <w:left w:val="single" w:sz="4" w:space="0" w:color="000000"/>
-            <w:bottom w:val="single" w:sz="4" w:space="0" w:color="000000"/>
-            <w:right w:val="single" w:sz="4" w:space="0" w:color="000000"/>
-            <w:insideH w:val="single" w:sz="4" w:space="0" w:color="000000"/>
-            <w:insideV w:val="single" w:sz="4" w:space="0" w:color="000000"/>
+            <w:top w:val="single" w:color="000000" w:sz="4" w:space="0"/>
+            <w:left w:val="single" w:color="000000" w:sz="4" w:space="0"/>
+            <w:bottom w:val="single" w:color="000000" w:sz="4" w:space="0"/>
+            <w:right w:val="single" w:color="000000" w:sz="4" w:space="0"/>
+            <w:insideH w:val="single" w:color="000000" w:sz="4" w:space="0"/>
+            <w:insideV w:val="single" w:color="000000" w:sz="4" w:space="0"/>
           </w:tblBorders>
-          <w:tblLayout w:type="fixed"/>
           <w:tblCellMar>
             <w:top w:w="0" w:type="dxa"/>
             <w:left w:w="0" w:type="dxa"/>
@@ -2990,7 +3026,7 @@
           </w:tblCellMar>
         </w:tblPrEx>
         <w:trPr>
-          <w:trHeight w:val="581"/>
+          <w:trHeight w:val="581" w:hRule="atLeast"/>
         </w:trPr>
         <w:tc>
           <w:tcPr>
@@ -3016,14 +3052,14 @@
               <w:ind w:left="772"/>
               <w:textAlignment w:val="baseline"/>
               <w:rPr>
-                <w:rFonts w:ascii="宋体" w:eastAsia="宋体" w:hAnsi="宋体" w:cs="宋体"/>
+                <w:rFonts w:ascii="宋体" w:hAnsi="宋体" w:eastAsia="宋体" w:cs="宋体"/>
                 <w:sz w:val="24"/>
                 <w:szCs w:val="24"/>
               </w:rPr>
             </w:pPr>
             <w:r>
               <w:rPr>
-                <w:rFonts w:ascii="宋体" w:eastAsia="宋体" w:hAnsi="宋体" w:cs="宋体"/>
+                <w:rFonts w:ascii="宋体" w:hAnsi="宋体" w:eastAsia="宋体" w:cs="宋体"/>
                 <w:b/>
                 <w:bCs/>
                 <w:spacing w:val="-10"/>
@@ -3058,14 +3094,14 @@
               <w:ind w:left="3132"/>
               <w:textAlignment w:val="baseline"/>
               <w:rPr>
-                <w:rFonts w:ascii="宋体" w:eastAsia="宋体" w:hAnsi="宋体" w:cs="宋体"/>
+                <w:rFonts w:ascii="宋体" w:hAnsi="宋体" w:eastAsia="宋体" w:cs="宋体"/>
                 <w:sz w:val="24"/>
                 <w:szCs w:val="24"/>
               </w:rPr>
             </w:pPr>
             <w:r>
               <w:rPr>
-                <w:rFonts w:ascii="宋体" w:eastAsia="宋体" w:hAnsi="宋体" w:cs="宋体"/>
+                <w:rFonts w:ascii="宋体" w:hAnsi="宋体" w:eastAsia="宋体" w:cs="宋体"/>
                 <w:b/>
                 <w:bCs/>
                 <w:spacing w:val="-8"/>
@@ -3079,9 +3115,14 @@
       </w:tr>
       <w:tr>
         <w:tblPrEx>
-          <w:tblW w:w="9187" w:type="dxa"/>
-          <w:tblInd w:w="5" w:type="dxa"/>
-          <w:tblLayout w:type="fixed"/>
+          <w:tblBorders>
+            <w:top w:val="single" w:color="000000" w:sz="4" w:space="0"/>
+            <w:left w:val="single" w:color="000000" w:sz="4" w:space="0"/>
+            <w:bottom w:val="single" w:color="000000" w:sz="4" w:space="0"/>
+            <w:right w:val="single" w:color="000000" w:sz="4" w:space="0"/>
+            <w:insideH w:val="single" w:color="000000" w:sz="4" w:space="0"/>
+            <w:insideV w:val="single" w:color="000000" w:sz="4" w:space="0"/>
+          </w:tblBorders>
           <w:tblCellMar>
             <w:top w:w="0" w:type="dxa"/>
             <w:left w:w="0" w:type="dxa"/>
@@ -3090,52 +3131,13 @@
           </w:tblCellMar>
         </w:tblPrEx>
         <w:trPr>
-          <w:trHeight w:val="1434"/>
+          <w:trHeight w:val="1434" w:hRule="atLeast"/>
         </w:trPr>
         <w:tc>
           <w:tcPr>
             <w:tcW w:w="1986" w:type="dxa"/>
+            <w:vAlign w:val="center"/>
           </w:tcPr>
-          <w:p>
-            <w:pPr>
-              <w:pStyle w:val="TableText"/>
-              <w:keepNext w:val="0"/>
-              <w:keepLines w:val="0"/>
-              <w:pageBreakBefore w:val="0"/>
-              <w:widowControl w:val="0"/>
-              <w:kinsoku w:val="0"/>
-              <w:wordWrap/>
-              <w:overflowPunct/>
-              <w:topLinePunct w:val="0"/>
-              <w:autoSpaceDE w:val="0"/>
-              <w:autoSpaceDN w:val="0"/>
-              <w:bidi w:val="0"/>
-              <w:adjustRightInd w:val="0"/>
-              <w:snapToGrid w:val="0"/>
-              <w:spacing w:line="275" w:lineRule="auto"/>
-              <w:textAlignment w:val="baseline"/>
-            </w:pPr>
-          </w:p>
-          <w:p>
-            <w:pPr>
-              <w:pStyle w:val="TableText"/>
-              <w:keepNext w:val="0"/>
-              <w:keepLines w:val="0"/>
-              <w:pageBreakBefore w:val="0"/>
-              <w:widowControl w:val="0"/>
-              <w:kinsoku w:val="0"/>
-              <w:wordWrap/>
-              <w:overflowPunct/>
-              <w:topLinePunct w:val="0"/>
-              <w:autoSpaceDE w:val="0"/>
-              <w:autoSpaceDN w:val="0"/>
-              <w:bidi w:val="0"/>
-              <w:adjustRightInd w:val="0"/>
-              <w:snapToGrid w:val="0"/>
-              <w:spacing w:line="275" w:lineRule="auto"/>
-              <w:textAlignment w:val="baseline"/>
-            </w:pPr>
-          </w:p>
           <w:p>
             <w:pPr>
               <w:keepNext w:val="0"/>
@@ -3155,14 +3157,14 @@
               <w:ind w:left="524"/>
               <w:textAlignment w:val="baseline"/>
               <w:rPr>
-                <w:rFonts w:ascii="宋体" w:eastAsia="宋体" w:hAnsi="宋体" w:cs="宋体"/>
+                <w:rFonts w:ascii="宋体" w:hAnsi="宋体" w:eastAsia="宋体" w:cs="宋体"/>
                 <w:sz w:val="24"/>
                 <w:szCs w:val="24"/>
               </w:rPr>
             </w:pPr>
             <w:r>
               <w:rPr>
-                <w:rFonts w:ascii="宋体" w:eastAsia="宋体" w:hAnsi="宋体" w:cs="宋体"/>
+                <w:rFonts w:ascii="宋体" w:hAnsi="宋体" w:eastAsia="宋体" w:cs="宋体"/>
                 <w:spacing w:val="-4"/>
                 <w:sz w:val="24"/>
                 <w:szCs w:val="24"/>
@@ -3194,14 +3196,14 @@
               <w:ind w:left="123"/>
               <w:textAlignment w:val="baseline"/>
               <w:rPr>
-                <w:rFonts w:ascii="宋体" w:eastAsia="宋体" w:hAnsi="宋体" w:cs="宋体"/>
+                <w:rFonts w:ascii="宋体" w:hAnsi="宋体" w:eastAsia="宋体" w:cs="宋体"/>
                 <w:sz w:val="24"/>
                 <w:szCs w:val="24"/>
               </w:rPr>
             </w:pPr>
             <w:r>
               <w:rPr>
-                <w:rFonts w:ascii="宋体" w:eastAsia="宋体" w:hAnsi="宋体" w:cs="宋体"/>
+                <w:rFonts w:ascii="宋体" w:hAnsi="宋体" w:eastAsia="宋体" w:cs="宋体"/>
                 <w:spacing w:val="-6"/>
                 <w:sz w:val="24"/>
                 <w:szCs w:val="24"/>
@@ -3228,14 +3230,14 @@
               <w:ind w:left="133"/>
               <w:textAlignment w:val="baseline"/>
               <w:rPr>
-                <w:rFonts w:ascii="宋体" w:eastAsia="宋体" w:hAnsi="宋体" w:cs="宋体"/>
+                <w:rFonts w:ascii="宋体" w:hAnsi="宋体" w:eastAsia="宋体" w:cs="宋体"/>
                 <w:sz w:val="24"/>
                 <w:szCs w:val="24"/>
               </w:rPr>
             </w:pPr>
             <w:r>
               <w:rPr>
-                <w:rFonts w:ascii="宋体" w:eastAsia="宋体" w:hAnsi="宋体" w:cs="宋体"/>
+                <w:rFonts w:ascii="宋体" w:hAnsi="宋体" w:eastAsia="宋体" w:cs="宋体"/>
                 <w:spacing w:val="-4"/>
                 <w:sz w:val="24"/>
                 <w:szCs w:val="24"/>
@@ -3262,14 +3264,14 @@
               <w:ind w:left="115" w:right="147" w:firstLine="15"/>
               <w:textAlignment w:val="baseline"/>
               <w:rPr>
-                <w:rFonts w:ascii="宋体" w:eastAsia="宋体" w:hAnsi="宋体" w:cs="宋体"/>
+                <w:rFonts w:ascii="宋体" w:hAnsi="宋体" w:eastAsia="宋体" w:cs="宋体"/>
                 <w:sz w:val="24"/>
                 <w:szCs w:val="24"/>
               </w:rPr>
             </w:pPr>
             <w:r>
               <w:rPr>
-                <w:rFonts w:ascii="宋体" w:eastAsia="宋体" w:hAnsi="宋体" w:cs="宋体"/>
+                <w:rFonts w:ascii="宋体" w:hAnsi="宋体" w:eastAsia="宋体" w:cs="宋体"/>
                 <w:spacing w:val="-2"/>
                 <w:sz w:val="24"/>
                 <w:szCs w:val="24"/>
@@ -3278,7 +3280,7 @@
             </w:r>
             <w:r>
               <w:rPr>
-                <w:rFonts w:ascii="宋体" w:eastAsia="宋体" w:hAnsi="宋体" w:cs="宋体"/>
+                <w:rFonts w:ascii="宋体" w:hAnsi="宋体" w:eastAsia="宋体" w:cs="宋体"/>
                 <w:spacing w:val="-7"/>
                 <w:sz w:val="24"/>
                 <w:szCs w:val="24"/>
@@ -3290,9 +3292,14 @@
       </w:tr>
       <w:tr>
         <w:tblPrEx>
-          <w:tblW w:w="9187" w:type="dxa"/>
-          <w:tblInd w:w="5" w:type="dxa"/>
-          <w:tblLayout w:type="fixed"/>
+          <w:tblBorders>
+            <w:top w:val="single" w:color="000000" w:sz="4" w:space="0"/>
+            <w:left w:val="single" w:color="000000" w:sz="4" w:space="0"/>
+            <w:bottom w:val="single" w:color="000000" w:sz="4" w:space="0"/>
+            <w:right w:val="single" w:color="000000" w:sz="4" w:space="0"/>
+            <w:insideH w:val="single" w:color="000000" w:sz="4" w:space="0"/>
+            <w:insideV w:val="single" w:color="000000" w:sz="4" w:space="0"/>
+          </w:tblBorders>
           <w:tblCellMar>
             <w:top w:w="0" w:type="dxa"/>
             <w:left w:w="0" w:type="dxa"/>
@@ -3301,7 +3308,7 @@
           </w:tblCellMar>
         </w:tblPrEx>
         <w:trPr>
-          <w:trHeight w:val="567"/>
+          <w:trHeight w:val="567" w:hRule="atLeast"/>
         </w:trPr>
         <w:tc>
           <w:tcPr>
@@ -3326,14 +3333,14 @@
               <w:ind w:left="325"/>
               <w:textAlignment w:val="baseline"/>
               <w:rPr>
-                <w:rFonts w:ascii="宋体" w:eastAsia="宋体" w:hAnsi="宋体" w:cs="宋体"/>
+                <w:rFonts w:ascii="宋体" w:hAnsi="宋体" w:eastAsia="宋体" w:cs="宋体"/>
                 <w:sz w:val="24"/>
                 <w:szCs w:val="24"/>
               </w:rPr>
             </w:pPr>
             <w:r>
               <w:rPr>
-                <w:rFonts w:ascii="宋体" w:eastAsia="宋体" w:hAnsi="宋体" w:cs="宋体"/>
+                <w:rFonts w:ascii="宋体" w:hAnsi="宋体" w:eastAsia="宋体" w:cs="宋体"/>
                 <w:spacing w:val="-11"/>
                 <w:sz w:val="24"/>
                 <w:szCs w:val="24"/>
@@ -3365,14 +3372,14 @@
               <w:ind w:left="133"/>
               <w:textAlignment w:val="baseline"/>
               <w:rPr>
-                <w:rFonts w:ascii="宋体" w:eastAsia="宋体" w:hAnsi="宋体" w:cs="宋体"/>
+                <w:rFonts w:ascii="宋体" w:hAnsi="宋体" w:eastAsia="宋体" w:cs="宋体"/>
                 <w:sz w:val="24"/>
                 <w:szCs w:val="24"/>
               </w:rPr>
             </w:pPr>
             <w:r>
               <w:rPr>
-                <w:rFonts w:ascii="宋体" w:eastAsia="宋体" w:hAnsi="宋体" w:cs="宋体"/>
+                <w:rFonts w:ascii="宋体" w:hAnsi="宋体" w:eastAsia="宋体" w:cs="宋体"/>
                 <w:spacing w:val="-3"/>
                 <w:sz w:val="24"/>
                 <w:szCs w:val="24"/>
@@ -3384,9 +3391,14 @@
       </w:tr>
       <w:tr>
         <w:tblPrEx>
-          <w:tblW w:w="9187" w:type="dxa"/>
-          <w:tblInd w:w="5" w:type="dxa"/>
-          <w:tblLayout w:type="fixed"/>
+          <w:tblBorders>
+            <w:top w:val="single" w:color="000000" w:sz="4" w:space="0"/>
+            <w:left w:val="single" w:color="000000" w:sz="4" w:space="0"/>
+            <w:bottom w:val="single" w:color="000000" w:sz="4" w:space="0"/>
+            <w:right w:val="single" w:color="000000" w:sz="4" w:space="0"/>
+            <w:insideH w:val="single" w:color="000000" w:sz="4" w:space="0"/>
+            <w:insideV w:val="single" w:color="000000" w:sz="4" w:space="0"/>
+          </w:tblBorders>
           <w:tblCellMar>
             <w:top w:w="0" w:type="dxa"/>
             <w:left w:w="0" w:type="dxa"/>
@@ -3395,7 +3407,7 @@
           </w:tblCellMar>
         </w:tblPrEx>
         <w:trPr>
-          <w:trHeight w:val="582"/>
+          <w:trHeight w:val="582" w:hRule="atLeast"/>
         </w:trPr>
         <w:tc>
           <w:tcPr>
@@ -3420,14 +3432,14 @@
               <w:ind w:left="648"/>
               <w:textAlignment w:val="baseline"/>
               <w:rPr>
-                <w:rFonts w:ascii="宋体" w:eastAsia="宋体" w:hAnsi="宋体" w:cs="宋体"/>
+                <w:rFonts w:ascii="宋体" w:hAnsi="宋体" w:eastAsia="宋体" w:cs="宋体"/>
                 <w:sz w:val="24"/>
                 <w:szCs w:val="24"/>
               </w:rPr>
             </w:pPr>
             <w:r>
               <w:rPr>
-                <w:rFonts w:ascii="宋体" w:eastAsia="宋体" w:hAnsi="宋体" w:cs="宋体"/>
+                <w:rFonts w:ascii="宋体" w:hAnsi="宋体" w:eastAsia="宋体" w:cs="宋体"/>
                 <w:spacing w:val="-5"/>
                 <w:sz w:val="24"/>
                 <w:szCs w:val="24"/>
@@ -3459,14 +3471,14 @@
               <w:ind w:left="133"/>
               <w:textAlignment w:val="baseline"/>
               <w:rPr>
-                <w:rFonts w:ascii="宋体" w:eastAsia="宋体" w:hAnsi="宋体" w:cs="宋体"/>
+                <w:rFonts w:ascii="宋体" w:hAnsi="宋体" w:eastAsia="宋体" w:cs="宋体"/>
                 <w:sz w:val="24"/>
                 <w:szCs w:val="24"/>
               </w:rPr>
             </w:pPr>
             <w:r>
               <w:rPr>
-                <w:rFonts w:ascii="宋体" w:eastAsia="宋体" w:hAnsi="宋体" w:cs="宋体"/>
+                <w:rFonts w:ascii="宋体" w:hAnsi="宋体" w:eastAsia="宋体" w:cs="宋体"/>
                 <w:spacing w:val="-3"/>
                 <w:sz w:val="24"/>
                 <w:szCs w:val="24"/>
@@ -3479,53 +3491,114 @@
     </w:tbl>
     <w:p>
       <w:pPr>
-        <w:pStyle w:val="1"/>
-        <w:keepNext w:val="0"/>
-        <w:keepLines w:val="0"/>
-        <w:pageBreakBefore w:val="0"/>
-        <w:widowControl w:val="0"/>
-        <w:kinsoku w:val="0"/>
-        <w:wordWrap/>
-        <w:overflowPunct/>
-        <w:topLinePunct w:val="0"/>
-        <w:autoSpaceDE w:val="0"/>
-        <w:autoSpaceDN w:val="0"/>
-        <w:bidi w:val="0"/>
-        <w:adjustRightInd w:val="0"/>
-        <w:snapToGrid w:val="0"/>
-        <w:textAlignment w:val="baseline"/>
-      </w:pPr>
-      <w:bookmarkStart w:id="7" w:name="_Toc18024"/>
+        <w:pStyle w:val="26"/>
+        <w:keepNext w:val="0"/>
+        <w:keepLines w:val="0"/>
+        <w:pageBreakBefore w:val="0"/>
+        <w:widowControl w:val="0"/>
+        <w:kinsoku w:val="0"/>
+        <w:wordWrap/>
+        <w:overflowPunct/>
+        <w:topLinePunct w:val="0"/>
+        <w:autoSpaceDE w:val="0"/>
+        <w:autoSpaceDN w:val="0"/>
+        <w:bidi w:val="0"/>
+        <w:adjustRightInd w:val="0"/>
+        <w:snapToGrid w:val="0"/>
+        <w:textAlignment w:val="baseline"/>
+      </w:pPr>
+      <w:bookmarkStart w:id="6" w:name="_Toc23312"/>
       <w:r>
         <w:t>管理评审流程</w:t>
       </w:r>
+      <w:bookmarkEnd w:id="6"/>
+    </w:p>
+    <w:p>
+      <w:pPr>
+        <w:pStyle w:val="28"/>
+        <w:keepNext w:val="0"/>
+        <w:keepLines w:val="0"/>
+        <w:pageBreakBefore w:val="0"/>
+        <w:widowControl w:val="0"/>
+        <w:kinsoku w:val="0"/>
+        <w:wordWrap/>
+        <w:overflowPunct/>
+        <w:topLinePunct w:val="0"/>
+        <w:autoSpaceDE w:val="0"/>
+        <w:autoSpaceDN w:val="0"/>
+        <w:bidi w:val="0"/>
+        <w:adjustRightInd w:val="0"/>
+        <w:snapToGrid w:val="0"/>
+        <w:textAlignment w:val="baseline"/>
+      </w:pPr>
+      <w:bookmarkStart w:id="7" w:name="bookmark16"/>
       <w:bookmarkEnd w:id="7"/>
-    </w:p>
-    <w:p>
-      <w:pPr>
-        <w:pStyle w:val="2"/>
-        <w:keepNext w:val="0"/>
-        <w:keepLines w:val="0"/>
-        <w:pageBreakBefore w:val="0"/>
-        <w:widowControl w:val="0"/>
-        <w:kinsoku w:val="0"/>
-        <w:wordWrap/>
-        <w:overflowPunct/>
-        <w:topLinePunct w:val="0"/>
-        <w:autoSpaceDE w:val="0"/>
-        <w:autoSpaceDN w:val="0"/>
-        <w:bidi w:val="0"/>
-        <w:adjustRightInd w:val="0"/>
-        <w:snapToGrid w:val="0"/>
-        <w:textAlignment w:val="baseline"/>
-      </w:pPr>
-      <w:bookmarkStart w:id="8" w:name="bookmark16"/>
+      <w:bookmarkStart w:id="8" w:name="_Toc23674"/>
+      <w:r>
+        <w:t>管理评审时间</w:t>
+      </w:r>
       <w:bookmarkEnd w:id="8"/>
-      <w:bookmarkStart w:id="9" w:name="_Toc10548"/>
-      <w:r>
-        <w:t>管理评审时间</w:t>
-      </w:r>
+    </w:p>
+    <w:p>
+      <w:pPr>
+        <w:keepNext w:val="0"/>
+        <w:keepLines w:val="0"/>
+        <w:pageBreakBefore w:val="0"/>
+        <w:widowControl w:val="0"/>
+        <w:kinsoku w:val="0"/>
+        <w:wordWrap/>
+        <w:overflowPunct/>
+        <w:topLinePunct w:val="0"/>
+        <w:autoSpaceDE w:val="0"/>
+        <w:autoSpaceDN w:val="0"/>
+        <w:bidi w:val="0"/>
+        <w:adjustRightInd w:val="0"/>
+        <w:snapToGrid w:val="0"/>
+        <w:spacing w:line="360" w:lineRule="auto"/>
+        <w:ind w:firstLine="484" w:firstLineChars="200"/>
+        <w:textAlignment w:val="baseline"/>
+        <w:rPr>
+          <w:rFonts w:ascii="宋体" w:hAnsi="宋体" w:eastAsia="宋体" w:cs="宋体"/>
+          <w:spacing w:val="1"/>
+          <w:sz w:val="24"/>
+          <w:szCs w:val="24"/>
+        </w:rPr>
+      </w:pPr>
+      <w:r>
+        <w:rPr>
+          <w:rFonts w:ascii="宋体" w:hAnsi="宋体" w:eastAsia="宋体" w:cs="宋体"/>
+          <w:spacing w:val="1"/>
+          <w:sz w:val="24"/>
+          <w:szCs w:val="24"/>
+        </w:rPr>
+        <w:t>管理评审时间一般会在内审结束后一周左右进行。</w:t>
+      </w:r>
+    </w:p>
+    <w:p>
+      <w:pPr>
+        <w:pStyle w:val="28"/>
+        <w:keepNext w:val="0"/>
+        <w:keepLines w:val="0"/>
+        <w:pageBreakBefore w:val="0"/>
+        <w:widowControl w:val="0"/>
+        <w:kinsoku w:val="0"/>
+        <w:wordWrap/>
+        <w:overflowPunct/>
+        <w:topLinePunct w:val="0"/>
+        <w:autoSpaceDE w:val="0"/>
+        <w:autoSpaceDN w:val="0"/>
+        <w:bidi w:val="0"/>
+        <w:adjustRightInd w:val="0"/>
+        <w:snapToGrid w:val="0"/>
+        <w:textAlignment w:val="baseline"/>
+      </w:pPr>
+      <w:bookmarkStart w:id="9" w:name="bookmark17"/>
       <w:bookmarkEnd w:id="9"/>
+      <w:bookmarkStart w:id="10" w:name="_Toc5974"/>
+      <w:r>
+        <w:t>管理评审的频次</w:t>
+      </w:r>
+      <w:bookmarkEnd w:id="10"/>
     </w:p>
     <w:p>
       <w:pPr>
@@ -3543,10 +3616,10 @@
         <w:adjustRightInd w:val="0"/>
         <w:snapToGrid w:val="0"/>
         <w:spacing w:line="360" w:lineRule="auto"/>
-        <w:ind w:firstLine="420" w:firstLineChars="200"/>
-        <w:textAlignment w:val="baseline"/>
-        <w:rPr>
-          <w:rFonts w:ascii="宋体" w:eastAsia="宋体" w:hAnsi="宋体" w:cs="宋体"/>
+        <w:ind w:firstLine="484" w:firstLineChars="200"/>
+        <w:textAlignment w:val="baseline"/>
+        <w:rPr>
+          <w:rFonts w:ascii="宋体" w:hAnsi="宋体" w:eastAsia="宋体" w:cs="宋体"/>
           <w:spacing w:val="1"/>
           <w:sz w:val="24"/>
           <w:szCs w:val="24"/>
@@ -3554,39 +3627,13 @@
       </w:pPr>
       <w:r>
         <w:rPr>
-          <w:rFonts w:ascii="宋体" w:eastAsia="宋体" w:hAnsi="宋体" w:cs="宋体"/>
+          <w:rFonts w:ascii="宋体" w:hAnsi="宋体" w:eastAsia="宋体" w:cs="宋体"/>
           <w:spacing w:val="1"/>
           <w:sz w:val="24"/>
           <w:szCs w:val="24"/>
         </w:rPr>
-        <w:t>管理评审时间一般会在内审结束后一周左右进行。</w:t>
-      </w:r>
-    </w:p>
-    <w:p>
-      <w:pPr>
-        <w:pStyle w:val="2"/>
-        <w:keepNext w:val="0"/>
-        <w:keepLines w:val="0"/>
-        <w:pageBreakBefore w:val="0"/>
-        <w:widowControl w:val="0"/>
-        <w:kinsoku w:val="0"/>
-        <w:wordWrap/>
-        <w:overflowPunct/>
-        <w:topLinePunct w:val="0"/>
-        <w:autoSpaceDE w:val="0"/>
-        <w:autoSpaceDN w:val="0"/>
-        <w:bidi w:val="0"/>
-        <w:adjustRightInd w:val="0"/>
-        <w:snapToGrid w:val="0"/>
-        <w:textAlignment w:val="baseline"/>
-      </w:pPr>
-      <w:bookmarkStart w:id="10" w:name="bookmark17"/>
-      <w:bookmarkEnd w:id="10"/>
-      <w:bookmarkStart w:id="11" w:name="_Toc3286"/>
-      <w:r>
-        <w:t>管理评审的频次</w:t>
-      </w:r>
-      <w:bookmarkEnd w:id="11"/>
+        <w:t>管理评审每年进行一次，两次评审间隔不超过12个月。当遇到下列情况时，总经理确定增加评审次数：</w:t>
+      </w:r>
     </w:p>
     <w:p>
       <w:pPr>
@@ -3604,10 +3651,10 @@
         <w:adjustRightInd w:val="0"/>
         <w:snapToGrid w:val="0"/>
         <w:spacing w:line="360" w:lineRule="auto"/>
-        <w:ind w:firstLine="420" w:firstLineChars="200"/>
-        <w:textAlignment w:val="baseline"/>
-        <w:rPr>
-          <w:rFonts w:ascii="宋体" w:eastAsia="宋体" w:hAnsi="宋体" w:cs="宋体"/>
+        <w:ind w:left="484" w:hanging="484" w:hangingChars="200"/>
+        <w:textAlignment w:val="baseline"/>
+        <w:rPr>
+          <w:rFonts w:ascii="宋体" w:hAnsi="宋体" w:eastAsia="宋体" w:cs="宋体"/>
           <w:spacing w:val="1"/>
           <w:sz w:val="24"/>
           <w:szCs w:val="24"/>
@@ -3615,42 +3662,7 @@
       </w:pPr>
       <w:r>
         <w:rPr>
-          <w:rFonts w:ascii="宋体" w:eastAsia="宋体" w:hAnsi="宋体" w:cs="宋体"/>
-          <w:spacing w:val="1"/>
-          <w:sz w:val="24"/>
-          <w:szCs w:val="24"/>
-        </w:rPr>
-        <w:t>管理评审每年进行一次，两次评审间隔不超过12个月。当遇到下列情况时，总经理确定增加评审次数：</w:t>
-      </w:r>
-    </w:p>
-    <w:p>
-      <w:pPr>
-        <w:keepNext w:val="0"/>
-        <w:keepLines w:val="0"/>
-        <w:pageBreakBefore w:val="0"/>
-        <w:widowControl w:val="0"/>
-        <w:kinsoku w:val="0"/>
-        <w:wordWrap/>
-        <w:overflowPunct/>
-        <w:topLinePunct w:val="0"/>
-        <w:autoSpaceDE w:val="0"/>
-        <w:autoSpaceDN w:val="0"/>
-        <w:bidi w:val="0"/>
-        <w:adjustRightInd w:val="0"/>
-        <w:snapToGrid w:val="0"/>
-        <w:spacing w:line="360" w:lineRule="auto"/>
-        <w:ind w:left="484" w:hanging="420" w:hangingChars="200"/>
-        <w:textAlignment w:val="baseline"/>
-        <w:rPr>
-          <w:rFonts w:ascii="宋体" w:eastAsia="宋体" w:hAnsi="宋体" w:cs="宋体"/>
-          <w:spacing w:val="1"/>
-          <w:sz w:val="24"/>
-          <w:szCs w:val="24"/>
-        </w:rPr>
-      </w:pPr>
-      <w:r>
-        <w:rPr>
-          <w:rFonts w:ascii="宋体" w:eastAsia="宋体" w:hAnsi="宋体" w:cs="宋体"/>
+          <w:rFonts w:ascii="宋体" w:hAnsi="宋体" w:eastAsia="宋体" w:cs="宋体"/>
           <w:spacing w:val="1"/>
           <w:sz w:val="24"/>
           <w:szCs w:val="24"/>
@@ -3669,7 +3681,7 @@
                     <pic:cNvPicPr/>
                   </pic:nvPicPr>
                   <pic:blipFill>
-                    <a:blip xmlns:r="http://schemas.openxmlformats.org/officeDocument/2006/relationships" r:embed="rId4"/>
+                    <a:blip r:embed="rId7"/>
                     <a:stretch>
                       <a:fillRect/>
                     </a:stretch>
@@ -3691,7 +3703,7 @@
       </w:r>
       <w:r>
         <w:rPr>
-          <w:rFonts w:ascii="宋体" w:eastAsia="宋体" w:hAnsi="宋体" w:cs="宋体"/>
+          <w:rFonts w:ascii="宋体" w:hAnsi="宋体" w:eastAsia="宋体" w:cs="宋体"/>
           <w:spacing w:val="1"/>
           <w:sz w:val="24"/>
           <w:szCs w:val="24"/>
@@ -3715,10 +3727,10 @@
         <w:adjustRightInd w:val="0"/>
         <w:snapToGrid w:val="0"/>
         <w:spacing w:line="360" w:lineRule="auto"/>
-        <w:ind w:left="484" w:hanging="420" w:hangingChars="200"/>
-        <w:textAlignment w:val="baseline"/>
-        <w:rPr>
-          <w:rFonts w:ascii="宋体" w:eastAsia="宋体" w:hAnsi="宋体" w:cs="宋体"/>
+        <w:ind w:left="484" w:hanging="484" w:hangingChars="200"/>
+        <w:textAlignment w:val="baseline"/>
+        <w:rPr>
+          <w:rFonts w:ascii="宋体" w:hAnsi="宋体" w:eastAsia="宋体" w:cs="宋体"/>
           <w:spacing w:val="1"/>
           <w:sz w:val="24"/>
           <w:szCs w:val="24"/>
@@ -3726,7 +3738,7 @@
       </w:pPr>
       <w:r>
         <w:rPr>
-          <w:rFonts w:ascii="宋体" w:eastAsia="宋体" w:hAnsi="宋体" w:cs="宋体"/>
+          <w:rFonts w:ascii="宋体" w:hAnsi="宋体" w:eastAsia="宋体" w:cs="宋体"/>
           <w:spacing w:val="1"/>
           <w:sz w:val="24"/>
           <w:szCs w:val="24"/>
@@ -3745,7 +3757,7 @@
                     <pic:cNvPicPr/>
                   </pic:nvPicPr>
                   <pic:blipFill>
-                    <a:blip xmlns:r="http://schemas.openxmlformats.org/officeDocument/2006/relationships" r:embed="rId5"/>
+                    <a:blip r:embed="rId8"/>
                     <a:stretch>
                       <a:fillRect/>
                     </a:stretch>
@@ -3767,7 +3779,7 @@
       </w:r>
       <w:r>
         <w:rPr>
-          <w:rFonts w:ascii="宋体" w:eastAsia="宋体" w:hAnsi="宋体" w:cs="宋体"/>
+          <w:rFonts w:ascii="宋体" w:hAnsi="宋体" w:eastAsia="宋体" w:cs="宋体"/>
           <w:spacing w:val="1"/>
           <w:sz w:val="24"/>
           <w:szCs w:val="24"/>
@@ -3791,10 +3803,10 @@
         <w:adjustRightInd w:val="0"/>
         <w:snapToGrid w:val="0"/>
         <w:spacing w:line="360" w:lineRule="auto"/>
-        <w:ind w:left="484" w:hanging="420" w:hangingChars="200"/>
-        <w:textAlignment w:val="baseline"/>
-        <w:rPr>
-          <w:rFonts w:ascii="宋体" w:eastAsia="宋体" w:hAnsi="宋体" w:cs="宋体"/>
+        <w:ind w:left="484" w:hanging="484" w:hangingChars="200"/>
+        <w:textAlignment w:val="baseline"/>
+        <w:rPr>
+          <w:rFonts w:ascii="宋体" w:hAnsi="宋体" w:eastAsia="宋体" w:cs="宋体"/>
           <w:spacing w:val="1"/>
           <w:sz w:val="24"/>
           <w:szCs w:val="24"/>
@@ -3802,7 +3814,7 @@
       </w:pPr>
       <w:r>
         <w:rPr>
-          <w:rFonts w:ascii="宋体" w:eastAsia="宋体" w:hAnsi="宋体" w:cs="宋体"/>
+          <w:rFonts w:ascii="宋体" w:hAnsi="宋体" w:eastAsia="宋体" w:cs="宋体"/>
           <w:spacing w:val="1"/>
           <w:sz w:val="24"/>
           <w:szCs w:val="24"/>
@@ -3821,7 +3833,7 @@
                     <pic:cNvPicPr/>
                   </pic:nvPicPr>
                   <pic:blipFill>
-                    <a:blip xmlns:r="http://schemas.openxmlformats.org/officeDocument/2006/relationships" r:embed="rId6"/>
+                    <a:blip r:embed="rId9"/>
                     <a:stretch>
                       <a:fillRect/>
                     </a:stretch>
@@ -3843,7 +3855,7 @@
       </w:r>
       <w:r>
         <w:rPr>
-          <w:rFonts w:ascii="宋体" w:eastAsia="宋体" w:hAnsi="宋体" w:cs="宋体"/>
+          <w:rFonts w:ascii="宋体" w:hAnsi="宋体" w:eastAsia="宋体" w:cs="宋体"/>
           <w:spacing w:val="1"/>
           <w:sz w:val="24"/>
           <w:szCs w:val="24"/>
@@ -3867,10 +3879,10 @@
         <w:adjustRightInd w:val="0"/>
         <w:snapToGrid w:val="0"/>
         <w:spacing w:line="360" w:lineRule="auto"/>
-        <w:ind w:left="484" w:hanging="420" w:hangingChars="200"/>
-        <w:textAlignment w:val="baseline"/>
-        <w:rPr>
-          <w:rFonts w:ascii="宋体" w:eastAsia="宋体" w:hAnsi="宋体" w:cs="宋体"/>
+        <w:ind w:left="484" w:hanging="484" w:hangingChars="200"/>
+        <w:textAlignment w:val="baseline"/>
+        <w:rPr>
+          <w:rFonts w:ascii="宋体" w:hAnsi="宋体" w:eastAsia="宋体" w:cs="宋体"/>
           <w:spacing w:val="1"/>
           <w:sz w:val="24"/>
           <w:szCs w:val="24"/>
@@ -3878,7 +3890,7 @@
       </w:pPr>
       <w:r>
         <w:rPr>
-          <w:rFonts w:ascii="宋体" w:eastAsia="宋体" w:hAnsi="宋体" w:cs="宋体"/>
+          <w:rFonts w:ascii="宋体" w:hAnsi="宋体" w:eastAsia="宋体" w:cs="宋体"/>
           <w:spacing w:val="1"/>
           <w:sz w:val="24"/>
           <w:szCs w:val="24"/>
@@ -3897,7 +3909,7 @@
                     <pic:cNvPicPr/>
                   </pic:nvPicPr>
                   <pic:blipFill>
-                    <a:blip xmlns:r="http://schemas.openxmlformats.org/officeDocument/2006/relationships" r:embed="rId7"/>
+                    <a:blip r:embed="rId10"/>
                     <a:stretch>
                       <a:fillRect/>
                     </a:stretch>
@@ -3919,7 +3931,7 @@
       </w:r>
       <w:r>
         <w:rPr>
-          <w:rFonts w:ascii="宋体" w:eastAsia="宋体" w:hAnsi="宋体" w:cs="宋体"/>
+          <w:rFonts w:ascii="宋体" w:hAnsi="宋体" w:eastAsia="宋体" w:cs="宋体"/>
           <w:spacing w:val="1"/>
           <w:sz w:val="24"/>
           <w:szCs w:val="24"/>
@@ -3943,10 +3955,10 @@
         <w:adjustRightInd w:val="0"/>
         <w:snapToGrid w:val="0"/>
         <w:spacing w:line="360" w:lineRule="auto"/>
-        <w:ind w:left="484" w:hanging="420" w:hangingChars="200"/>
-        <w:textAlignment w:val="baseline"/>
-        <w:rPr>
-          <w:rFonts w:ascii="宋体" w:eastAsia="宋体" w:hAnsi="宋体" w:cs="宋体"/>
+        <w:ind w:left="484" w:hanging="484" w:hangingChars="200"/>
+        <w:textAlignment w:val="baseline"/>
+        <w:rPr>
+          <w:rFonts w:ascii="宋体" w:hAnsi="宋体" w:eastAsia="宋体" w:cs="宋体"/>
           <w:spacing w:val="1"/>
           <w:sz w:val="24"/>
           <w:szCs w:val="24"/>
@@ -3954,7 +3966,7 @@
       </w:pPr>
       <w:r>
         <w:rPr>
-          <w:rFonts w:ascii="宋体" w:eastAsia="宋体" w:hAnsi="宋体" w:cs="宋体"/>
+          <w:rFonts w:ascii="宋体" w:hAnsi="宋体" w:eastAsia="宋体" w:cs="宋体"/>
           <w:spacing w:val="1"/>
           <w:sz w:val="24"/>
           <w:szCs w:val="24"/>
@@ -3973,7 +3985,7 @@
                     <pic:cNvPicPr/>
                   </pic:nvPicPr>
                   <pic:blipFill>
-                    <a:blip xmlns:r="http://schemas.openxmlformats.org/officeDocument/2006/relationships" r:embed="rId5"/>
+                    <a:blip r:embed="rId8"/>
                     <a:stretch>
                       <a:fillRect/>
                     </a:stretch>
@@ -3995,7 +4007,7 @@
       </w:r>
       <w:r>
         <w:rPr>
-          <w:rFonts w:ascii="宋体" w:eastAsia="宋体" w:hAnsi="宋体" w:cs="宋体"/>
+          <w:rFonts w:ascii="宋体" w:hAnsi="宋体" w:eastAsia="宋体" w:cs="宋体"/>
           <w:spacing w:val="1"/>
           <w:sz w:val="24"/>
           <w:szCs w:val="24"/>
@@ -4005,31 +4017,31 @@
     </w:p>
     <w:p>
       <w:pPr>
-        <w:pStyle w:val="2"/>
-        <w:keepNext w:val="0"/>
-        <w:keepLines w:val="0"/>
-        <w:pageBreakBefore w:val="0"/>
-        <w:widowControl w:val="0"/>
-        <w:kinsoku w:val="0"/>
-        <w:wordWrap/>
-        <w:overflowPunct/>
-        <w:topLinePunct w:val="0"/>
-        <w:autoSpaceDE w:val="0"/>
-        <w:autoSpaceDN w:val="0"/>
-        <w:bidi w:val="0"/>
-        <w:adjustRightInd w:val="0"/>
-        <w:snapToGrid w:val="0"/>
-        <w:textAlignment w:val="baseline"/>
-      </w:pPr>
-      <w:bookmarkStart w:id="12" w:name="_Toc27984"/>
+        <w:pStyle w:val="28"/>
+        <w:keepNext w:val="0"/>
+        <w:keepLines w:val="0"/>
+        <w:pageBreakBefore w:val="0"/>
+        <w:widowControl w:val="0"/>
+        <w:kinsoku w:val="0"/>
+        <w:wordWrap/>
+        <w:overflowPunct/>
+        <w:topLinePunct w:val="0"/>
+        <w:autoSpaceDE w:val="0"/>
+        <w:autoSpaceDN w:val="0"/>
+        <w:bidi w:val="0"/>
+        <w:adjustRightInd w:val="0"/>
+        <w:snapToGrid w:val="0"/>
+        <w:textAlignment w:val="baseline"/>
+      </w:pPr>
+      <w:bookmarkStart w:id="11" w:name="_Toc14500"/>
       <w:r>
         <w:t>管理评审流程的解释</w:t>
       </w:r>
-      <w:bookmarkEnd w:id="12"/>
-    </w:p>
-    <w:p>
-      <w:pPr>
-        <w:pStyle w:val="BodyText"/>
+      <w:bookmarkEnd w:id="11"/>
+    </w:p>
+    <w:p>
+      <w:pPr>
+        <w:pStyle w:val="12"/>
         <w:keepNext w:val="0"/>
         <w:keepLines w:val="0"/>
         <w:pageBreakBefore w:val="0"/>
@@ -4049,7 +4061,7 @@
     </w:p>
     <w:p>
       <w:pPr>
-        <w:pStyle w:val="BodyText"/>
+        <w:pStyle w:val="12"/>
         <w:keepNext w:val="0"/>
         <w:keepLines w:val="0"/>
         <w:pageBreakBefore w:val="0"/>
@@ -4069,7 +4081,7 @@
     </w:p>
     <w:p>
       <w:pPr>
-        <w:pStyle w:val="BodyText"/>
+        <w:pStyle w:val="12"/>
         <w:keepNext w:val="0"/>
         <w:keepLines w:val="0"/>
         <w:pageBreakBefore w:val="0"/>
@@ -4106,14 +4118,14 @@
         <w:ind w:left="3864" w:right="3282" w:hanging="222"/>
         <w:textAlignment w:val="baseline"/>
         <w:rPr>
-          <w:rFonts w:ascii="宋体" w:eastAsia="宋体" w:hAnsi="宋体" w:cs="宋体"/>
+          <w:rFonts w:ascii="宋体" w:hAnsi="宋体" w:eastAsia="宋体" w:cs="宋体"/>
           <w:sz w:val="24"/>
           <w:szCs w:val="24"/>
         </w:rPr>
       </w:pPr>
       <w:r>
         <w:drawing>
-          <wp:anchor distT="0" distB="0" distL="0" distR="0" simplePos="0" relativeHeight="251658240" behindDoc="1" locked="0" layoutInCell="1" allowOverlap="1">
+          <wp:anchor distT="0" distB="0" distL="0" distR="0" simplePos="0" relativeHeight="251659264" behindDoc="1" locked="0" layoutInCell="1" allowOverlap="1">
             <wp:simplePos x="0" y="0"/>
             <wp:positionH relativeFrom="column">
               <wp:posOffset>1954530</wp:posOffset>
@@ -4134,7 +4146,7 @@
                     <pic:cNvPicPr/>
                   </pic:nvPicPr>
                   <pic:blipFill>
-                    <a:blip xmlns:r="http://schemas.openxmlformats.org/officeDocument/2006/relationships" r:embed="rId8"/>
+                    <a:blip r:embed="rId11"/>
                     <a:stretch>
                       <a:fillRect/>
                     </a:stretch>
@@ -4156,7 +4168,7 @@
       </w:r>
       <w:r>
         <w:rPr>
-          <w:rFonts w:ascii="宋体" w:eastAsia="宋体" w:hAnsi="宋体" w:cs="宋体"/>
+          <w:rFonts w:ascii="宋体" w:hAnsi="宋体" w:eastAsia="宋体" w:cs="宋体"/>
           <w:spacing w:val="-6"/>
           <w:sz w:val="24"/>
           <w:szCs w:val="24"/>
@@ -4165,7 +4177,7 @@
       </w:r>
       <w:r>
         <w:rPr>
-          <w:rFonts w:ascii="宋体" w:eastAsia="宋体" w:hAnsi="宋体" w:cs="宋体"/>
+          <w:rFonts w:ascii="宋体" w:hAnsi="宋体" w:eastAsia="宋体" w:cs="宋体"/>
           <w:spacing w:val="-4"/>
           <w:sz w:val="24"/>
           <w:szCs w:val="24"/>
@@ -4175,26 +4187,26 @@
     </w:p>
     <w:p>
       <w:pPr>
-        <w:pStyle w:val="BodyText"/>
-        <w:keepNext w:val="0"/>
-        <w:keepLines w:val="0"/>
-        <w:pageBreakBefore w:val="0"/>
-        <w:widowControl w:val="0"/>
-        <w:kinsoku w:val="0"/>
-        <w:wordWrap/>
-        <w:overflowPunct/>
-        <w:topLinePunct w:val="0"/>
-        <w:autoSpaceDE w:val="0"/>
-        <w:autoSpaceDN w:val="0"/>
-        <w:bidi w:val="0"/>
-        <w:adjustRightInd w:val="0"/>
-        <w:snapToGrid w:val="0"/>
-        <w:textAlignment w:val="baseline"/>
-      </w:pPr>
-    </w:p>
-    <w:p>
-      <w:pPr>
-        <w:pStyle w:val="BodyText"/>
+        <w:pStyle w:val="12"/>
+        <w:keepNext w:val="0"/>
+        <w:keepLines w:val="0"/>
+        <w:pageBreakBefore w:val="0"/>
+        <w:widowControl w:val="0"/>
+        <w:kinsoku w:val="0"/>
+        <w:wordWrap/>
+        <w:overflowPunct/>
+        <w:topLinePunct w:val="0"/>
+        <w:autoSpaceDE w:val="0"/>
+        <w:autoSpaceDN w:val="0"/>
+        <w:bidi w:val="0"/>
+        <w:adjustRightInd w:val="0"/>
+        <w:snapToGrid w:val="0"/>
+        <w:textAlignment w:val="baseline"/>
+      </w:pPr>
+    </w:p>
+    <w:p>
+      <w:pPr>
+        <w:pStyle w:val="12"/>
         <w:keepNext w:val="0"/>
         <w:keepLines w:val="0"/>
         <w:pageBreakBefore w:val="0"/>
@@ -4231,14 +4243,14 @@
         <w:ind w:left="3602"/>
         <w:textAlignment w:val="baseline"/>
         <w:rPr>
-          <w:rFonts w:ascii="宋体" w:eastAsia="宋体" w:hAnsi="宋体" w:cs="宋体"/>
-          <w:sz w:val="24"/>
-          <w:szCs w:val="24"/>
-        </w:rPr>
-      </w:pPr>
-      <w:r>
-        <w:rPr>
-          <w:rFonts w:ascii="宋体" w:eastAsia="宋体" w:hAnsi="宋体" w:cs="宋体"/>
+          <w:rFonts w:ascii="宋体" w:hAnsi="宋体" w:eastAsia="宋体" w:cs="宋体"/>
+          <w:sz w:val="24"/>
+          <w:szCs w:val="24"/>
+        </w:rPr>
+      </w:pPr>
+      <w:r>
+        <w:rPr>
+          <w:rFonts w:ascii="宋体" w:hAnsi="宋体" w:eastAsia="宋体" w:cs="宋体"/>
           <w:spacing w:val="-3"/>
           <w:sz w:val="24"/>
           <w:szCs w:val="24"/>
@@ -4248,7 +4260,7 @@
     </w:p>
     <w:p>
       <w:pPr>
-        <w:pStyle w:val="BodyText"/>
+        <w:pStyle w:val="12"/>
         <w:keepNext w:val="0"/>
         <w:keepLines w:val="0"/>
         <w:pageBreakBefore w:val="0"/>
@@ -4268,7 +4280,7 @@
     </w:p>
     <w:p>
       <w:pPr>
-        <w:pStyle w:val="BodyText"/>
+        <w:pStyle w:val="12"/>
         <w:keepNext w:val="0"/>
         <w:keepLines w:val="0"/>
         <w:pageBreakBefore w:val="0"/>
@@ -4305,14 +4317,14 @@
         <w:ind w:left="3783"/>
         <w:textAlignment w:val="baseline"/>
         <w:rPr>
-          <w:rFonts w:ascii="宋体" w:eastAsia="宋体" w:hAnsi="宋体" w:cs="宋体"/>
-          <w:sz w:val="24"/>
-          <w:szCs w:val="24"/>
-        </w:rPr>
-      </w:pPr>
-      <w:r>
-        <w:rPr>
-          <w:rFonts w:ascii="宋体" w:eastAsia="宋体" w:hAnsi="宋体" w:cs="宋体"/>
+          <w:rFonts w:ascii="宋体" w:hAnsi="宋体" w:eastAsia="宋体" w:cs="宋体"/>
+          <w:sz w:val="24"/>
+          <w:szCs w:val="24"/>
+        </w:rPr>
+      </w:pPr>
+      <w:r>
+        <w:rPr>
+          <w:rFonts w:ascii="宋体" w:hAnsi="宋体" w:eastAsia="宋体" w:cs="宋体"/>
           <w:spacing w:val="-3"/>
           <w:sz w:val="24"/>
           <w:szCs w:val="24"/>
@@ -4322,7 +4334,7 @@
     </w:p>
     <w:p>
       <w:pPr>
-        <w:pStyle w:val="BodyText"/>
+        <w:pStyle w:val="12"/>
         <w:keepNext w:val="0"/>
         <w:keepLines w:val="0"/>
         <w:pageBreakBefore w:val="0"/>
@@ -4342,7 +4354,7 @@
     </w:p>
     <w:p>
       <w:pPr>
-        <w:pStyle w:val="BodyText"/>
+        <w:pStyle w:val="12"/>
         <w:keepNext w:val="0"/>
         <w:keepLines w:val="0"/>
         <w:pageBreakBefore w:val="0"/>
@@ -4379,14 +4391,14 @@
         <w:ind w:left="3444"/>
         <w:textAlignment w:val="baseline"/>
         <w:rPr>
-          <w:rFonts w:ascii="宋体" w:eastAsia="宋体" w:hAnsi="宋体" w:cs="宋体"/>
-          <w:sz w:val="24"/>
-          <w:szCs w:val="24"/>
-        </w:rPr>
-      </w:pPr>
-      <w:r>
-        <w:rPr>
-          <w:rFonts w:ascii="宋体" w:eastAsia="宋体" w:hAnsi="宋体" w:cs="宋体"/>
+          <w:rFonts w:ascii="宋体" w:hAnsi="宋体" w:eastAsia="宋体" w:cs="宋体"/>
+          <w:sz w:val="24"/>
+          <w:szCs w:val="24"/>
+        </w:rPr>
+      </w:pPr>
+      <w:r>
+        <w:rPr>
+          <w:rFonts w:ascii="宋体" w:hAnsi="宋体" w:eastAsia="宋体" w:cs="宋体"/>
           <w:spacing w:val="-2"/>
           <w:sz w:val="24"/>
           <w:szCs w:val="24"/>
@@ -4396,7 +4408,7 @@
     </w:p>
     <w:p>
       <w:pPr>
-        <w:pStyle w:val="BodyText"/>
+        <w:pStyle w:val="12"/>
         <w:keepNext w:val="0"/>
         <w:keepLines w:val="0"/>
         <w:pageBreakBefore w:val="0"/>
@@ -4416,7 +4428,7 @@
     </w:p>
     <w:p>
       <w:pPr>
-        <w:pStyle w:val="BodyText"/>
+        <w:pStyle w:val="12"/>
         <w:keepNext w:val="0"/>
         <w:keepLines w:val="0"/>
         <w:pageBreakBefore w:val="0"/>
@@ -4453,14 +4465,14 @@
         <w:ind w:left="3913"/>
         <w:textAlignment w:val="baseline"/>
         <w:rPr>
-          <w:rFonts w:ascii="宋体" w:eastAsia="宋体" w:hAnsi="宋体" w:cs="宋体"/>
-          <w:sz w:val="24"/>
-          <w:szCs w:val="24"/>
-        </w:rPr>
-      </w:pPr>
-      <w:r>
-        <w:rPr>
-          <w:rFonts w:ascii="宋体" w:eastAsia="宋体" w:hAnsi="宋体" w:cs="宋体"/>
+          <w:rFonts w:ascii="宋体" w:hAnsi="宋体" w:eastAsia="宋体" w:cs="宋体"/>
+          <w:sz w:val="24"/>
+          <w:szCs w:val="24"/>
+        </w:rPr>
+      </w:pPr>
+      <w:r>
+        <w:rPr>
+          <w:rFonts w:ascii="宋体" w:hAnsi="宋体" w:eastAsia="宋体" w:cs="宋体"/>
           <w:spacing w:val="-6"/>
           <w:sz w:val="24"/>
           <w:szCs w:val="24"/>
@@ -4470,7 +4482,7 @@
     </w:p>
     <w:p>
       <w:pPr>
-        <w:pStyle w:val="BodyText"/>
+        <w:pStyle w:val="12"/>
         <w:keepNext w:val="0"/>
         <w:keepLines w:val="0"/>
         <w:pageBreakBefore w:val="0"/>
@@ -4490,7 +4502,7 @@
     </w:p>
     <w:p>
       <w:pPr>
-        <w:pStyle w:val="BodyText"/>
+        <w:pStyle w:val="12"/>
         <w:keepNext w:val="0"/>
         <w:keepLines w:val="0"/>
         <w:pageBreakBefore w:val="0"/>
@@ -4527,14 +4539,14 @@
         <w:ind w:left="3838"/>
         <w:textAlignment w:val="baseline"/>
         <w:rPr>
-          <w:rFonts w:ascii="宋体" w:eastAsia="宋体" w:hAnsi="宋体" w:cs="宋体"/>
-          <w:sz w:val="24"/>
-          <w:szCs w:val="24"/>
-        </w:rPr>
-      </w:pPr>
-      <w:r>
-        <w:rPr>
-          <w:rFonts w:ascii="宋体" w:eastAsia="宋体" w:hAnsi="宋体" w:cs="宋体"/>
+          <w:rFonts w:ascii="宋体" w:hAnsi="宋体" w:eastAsia="宋体" w:cs="宋体"/>
+          <w:sz w:val="24"/>
+          <w:szCs w:val="24"/>
+        </w:rPr>
+      </w:pPr>
+      <w:r>
+        <w:rPr>
+          <w:rFonts w:ascii="宋体" w:hAnsi="宋体" w:eastAsia="宋体" w:cs="宋体"/>
           <w:spacing w:val="-4"/>
           <w:sz w:val="24"/>
           <w:szCs w:val="24"/>
@@ -4544,7 +4556,7 @@
     </w:p>
     <w:p>
       <w:pPr>
-        <w:pStyle w:val="BodyText"/>
+        <w:pStyle w:val="12"/>
         <w:keepNext w:val="0"/>
         <w:keepLines w:val="0"/>
         <w:pageBreakBefore w:val="0"/>
@@ -4564,7 +4576,7 @@
     </w:p>
     <w:p>
       <w:pPr>
-        <w:pStyle w:val="BodyText"/>
+        <w:pStyle w:val="12"/>
         <w:keepNext w:val="0"/>
         <w:keepLines w:val="0"/>
         <w:pageBreakBefore w:val="0"/>
@@ -4601,14 +4613,14 @@
         <w:ind w:left="3785"/>
         <w:textAlignment w:val="baseline"/>
         <w:rPr>
-          <w:rFonts w:ascii="宋体" w:eastAsia="宋体" w:hAnsi="宋体" w:cs="宋体"/>
-          <w:sz w:val="24"/>
-          <w:szCs w:val="24"/>
-        </w:rPr>
-      </w:pPr>
-      <w:r>
-        <w:rPr>
-          <w:rFonts w:ascii="宋体" w:eastAsia="宋体" w:hAnsi="宋体" w:cs="宋体"/>
+          <w:rFonts w:ascii="宋体" w:hAnsi="宋体" w:eastAsia="宋体" w:cs="宋体"/>
+          <w:sz w:val="24"/>
+          <w:szCs w:val="24"/>
+        </w:rPr>
+      </w:pPr>
+      <w:r>
+        <w:rPr>
+          <w:rFonts w:ascii="宋体" w:hAnsi="宋体" w:eastAsia="宋体" w:cs="宋体"/>
           <w:spacing w:val="-5"/>
           <w:sz w:val="24"/>
           <w:szCs w:val="24"/>
@@ -4618,7 +4630,7 @@
     </w:p>
     <w:p>
       <w:pPr>
-        <w:pStyle w:val="BodyText"/>
+        <w:pStyle w:val="12"/>
         <w:keepNext w:val="0"/>
         <w:keepLines w:val="0"/>
         <w:pageBreakBefore w:val="0"/>
@@ -4637,7 +4649,7 @@
       </w:pPr>
       <w:r>
         <w:drawing>
-          <wp:anchor distT="0" distB="0" distL="0" distR="0" simplePos="0" relativeHeight="251659264" behindDoc="0" locked="0" layoutInCell="1" allowOverlap="1">
+          <wp:anchor distT="0" distB="0" distL="0" distR="0" simplePos="0" relativeHeight="251660288" behindDoc="0" locked="0" layoutInCell="1" allowOverlap="1">
             <wp:simplePos x="0" y="0"/>
             <wp:positionH relativeFrom="column">
               <wp:posOffset>2124075</wp:posOffset>
@@ -4658,7 +4670,7 @@
                     <pic:cNvPicPr/>
                   </pic:nvPicPr>
                   <pic:blipFill>
-                    <a:blip xmlns:r="http://schemas.openxmlformats.org/officeDocument/2006/relationships" r:embed="rId9"/>
+                    <a:blip r:embed="rId12"/>
                     <a:stretch>
                       <a:fillRect/>
                     </a:stretch>
@@ -4698,14 +4710,14 @@
         <w:ind w:left="3454"/>
         <w:textAlignment w:val="baseline"/>
         <w:rPr>
-          <w:rFonts w:ascii="宋体" w:eastAsia="宋体" w:hAnsi="宋体" w:cs="宋体"/>
+          <w:rFonts w:ascii="宋体" w:hAnsi="宋体" w:eastAsia="宋体" w:cs="宋体"/>
           <w:sz w:val="24"/>
           <w:szCs w:val="24"/>
         </w:rPr>
       </w:pPr>
       <w:r>
         <w:drawing>
-          <wp:anchor distT="0" distB="0" distL="0" distR="0" simplePos="0" relativeHeight="251660288" behindDoc="0" locked="0" layoutInCell="1" allowOverlap="1">
+          <wp:anchor distT="0" distB="0" distL="0" distR="0" simplePos="0" relativeHeight="251661312" behindDoc="0" locked="0" layoutInCell="1" allowOverlap="1">
             <wp:simplePos x="0" y="0"/>
             <wp:positionH relativeFrom="column">
               <wp:posOffset>2124075</wp:posOffset>
@@ -4726,7 +4738,7 @@
                     <pic:cNvPicPr/>
                   </pic:nvPicPr>
                   <pic:blipFill>
-                    <a:blip xmlns:r="http://schemas.openxmlformats.org/officeDocument/2006/relationships" r:embed="rId9"/>
+                    <a:blip r:embed="rId12"/>
                     <a:stretch>
                       <a:fillRect/>
                     </a:stretch>
@@ -4748,7 +4760,7 @@
       </w:r>
       <w:r>
         <w:rPr>
-          <w:rFonts w:ascii="宋体" w:eastAsia="宋体" w:hAnsi="宋体" w:cs="宋体"/>
+          <w:rFonts w:ascii="宋体" w:hAnsi="宋体" w:eastAsia="宋体" w:cs="宋体"/>
           <w:spacing w:val="-4"/>
           <w:sz w:val="24"/>
           <w:szCs w:val="24"/>
@@ -4775,14 +4787,14 @@
         <w:ind w:left="3004"/>
         <w:textAlignment w:val="baseline"/>
         <w:rPr>
-          <w:rFonts w:ascii="黑体" w:eastAsia="黑体" w:hAnsi="黑体" w:cs="黑体"/>
-          <w:sz w:val="24"/>
-          <w:szCs w:val="24"/>
-        </w:rPr>
-      </w:pPr>
-      <w:r>
-        <w:rPr>
-          <w:rFonts w:ascii="黑体" w:eastAsia="黑体" w:hAnsi="黑体" w:cs="黑体"/>
+          <w:rFonts w:ascii="黑体" w:hAnsi="黑体" w:eastAsia="黑体" w:cs="黑体"/>
+          <w:sz w:val="24"/>
+          <w:szCs w:val="24"/>
+        </w:rPr>
+      </w:pPr>
+      <w:r>
+        <w:rPr>
+          <w:rFonts w:ascii="黑体" w:hAnsi="黑体" w:eastAsia="黑体" w:cs="黑体"/>
           <w:b/>
           <w:bCs/>
           <w:spacing w:val="-9"/>
@@ -4794,7 +4806,7 @@
       </w:r>
       <w:r>
         <w:rPr>
-          <w:rFonts w:ascii="黑体" w:eastAsia="黑体" w:hAnsi="黑体" w:cs="黑体"/>
+          <w:rFonts w:ascii="黑体" w:hAnsi="黑体" w:eastAsia="黑体" w:cs="黑体"/>
           <w:spacing w:val="-54"/>
           <w:position w:val="1"/>
           <w:sz w:val="24"/>
@@ -4804,7 +4816,7 @@
       </w:r>
       <w:r>
         <w:rPr>
-          <w:rFonts w:ascii="Calibri" w:eastAsia="Calibri" w:hAnsi="Calibri" w:cs="Calibri"/>
+          <w:rFonts w:ascii="Calibri" w:hAnsi="Calibri" w:eastAsia="Calibri" w:cs="Calibri"/>
           <w:b/>
           <w:bCs/>
           <w:spacing w:val="-9"/>
@@ -4816,7 +4828,7 @@
       </w:r>
       <w:r>
         <w:rPr>
-          <w:rFonts w:ascii="Calibri" w:eastAsia="Calibri" w:hAnsi="Calibri" w:cs="Calibri"/>
+          <w:rFonts w:ascii="Calibri" w:hAnsi="Calibri" w:eastAsia="Calibri" w:cs="Calibri"/>
           <w:b/>
           <w:bCs/>
           <w:spacing w:val="13"/>
@@ -4828,7 +4840,7 @@
       </w:r>
       <w:r>
         <w:rPr>
-          <w:rFonts w:ascii="黑体" w:eastAsia="黑体" w:hAnsi="黑体" w:cs="黑体"/>
+          <w:rFonts w:ascii="黑体" w:hAnsi="黑体" w:eastAsia="黑体" w:cs="黑体"/>
           <w:b/>
           <w:bCs/>
           <w:spacing w:val="-9"/>
@@ -4841,31 +4853,31 @@
     </w:p>
     <w:p>
       <w:pPr>
-        <w:pStyle w:val="3"/>
-        <w:keepNext w:val="0"/>
-        <w:keepLines w:val="0"/>
-        <w:pageBreakBefore w:val="0"/>
-        <w:widowControl w:val="0"/>
-        <w:kinsoku w:val="0"/>
-        <w:wordWrap/>
-        <w:overflowPunct/>
-        <w:topLinePunct w:val="0"/>
-        <w:autoSpaceDE w:val="0"/>
-        <w:autoSpaceDN w:val="0"/>
-        <w:bidi w:val="0"/>
-        <w:adjustRightInd w:val="0"/>
-        <w:snapToGrid w:val="0"/>
-        <w:textAlignment w:val="baseline"/>
-      </w:pPr>
-      <w:bookmarkStart w:id="13" w:name="_Toc23408"/>
+        <w:pStyle w:val="29"/>
+        <w:keepNext w:val="0"/>
+        <w:keepLines w:val="0"/>
+        <w:pageBreakBefore w:val="0"/>
+        <w:widowControl w:val="0"/>
+        <w:kinsoku w:val="0"/>
+        <w:wordWrap/>
+        <w:overflowPunct/>
+        <w:topLinePunct w:val="0"/>
+        <w:autoSpaceDE w:val="0"/>
+        <w:autoSpaceDN w:val="0"/>
+        <w:bidi w:val="0"/>
+        <w:adjustRightInd w:val="0"/>
+        <w:snapToGrid w:val="0"/>
+        <w:textAlignment w:val="baseline"/>
+      </w:pPr>
+      <w:bookmarkStart w:id="12" w:name="_Toc29061"/>
       <w:r>
         <w:t>管理评审准备</w:t>
       </w:r>
-      <w:bookmarkEnd w:id="13"/>
-    </w:p>
-    <w:p>
-      <w:pPr>
-        <w:pStyle w:val="4"/>
+      <w:bookmarkEnd w:id="12"/>
+    </w:p>
+    <w:p>
+      <w:pPr>
+        <w:pStyle w:val="40"/>
         <w:keepNext w:val="0"/>
         <w:keepLines w:val="0"/>
         <w:pageBreakBefore w:val="0"/>
@@ -4887,7 +4899,7 @@
     </w:p>
     <w:p>
       <w:pPr>
-        <w:pStyle w:val="BodyText"/>
+        <w:pStyle w:val="12"/>
         <w:keepNext w:val="0"/>
         <w:keepLines w:val="0"/>
         <w:pageBreakBefore w:val="0"/>
@@ -4921,10 +4933,10 @@
         <w:adjustRightInd w:val="0"/>
         <w:snapToGrid w:val="0"/>
         <w:spacing w:line="360" w:lineRule="auto"/>
-        <w:ind w:firstLine="420" w:firstLineChars="200"/>
-        <w:textAlignment w:val="baseline"/>
-        <w:rPr>
-          <w:rFonts w:ascii="宋体" w:eastAsia="宋体" w:hAnsi="宋体" w:cs="宋体"/>
+        <w:ind w:firstLine="484" w:firstLineChars="200"/>
+        <w:textAlignment w:val="baseline"/>
+        <w:rPr>
+          <w:rFonts w:ascii="宋体" w:hAnsi="宋体" w:eastAsia="宋体" w:cs="宋体"/>
           <w:spacing w:val="1"/>
           <w:sz w:val="24"/>
           <w:szCs w:val="24"/>
@@ -4932,7 +4944,7 @@
       </w:pPr>
       <w:r>
         <w:rPr>
-          <w:rFonts w:ascii="宋体" w:eastAsia="宋体" w:hAnsi="宋体" w:cs="宋体"/>
+          <w:rFonts w:ascii="宋体" w:hAnsi="宋体" w:eastAsia="宋体" w:cs="宋体"/>
           <w:spacing w:val="1"/>
           <w:sz w:val="24"/>
           <w:szCs w:val="24"/>
@@ -4942,29 +4954,31 @@
     </w:p>
     <w:p>
       <w:pPr>
-        <w:pStyle w:val="4"/>
-        <w:keepNext w:val="0"/>
-        <w:keepLines w:val="0"/>
-        <w:pageBreakBefore w:val="0"/>
-        <w:widowControl w:val="0"/>
-        <w:kinsoku w:val="0"/>
-        <w:wordWrap/>
-        <w:overflowPunct/>
-        <w:topLinePunct w:val="0"/>
-        <w:autoSpaceDE w:val="0"/>
-        <w:autoSpaceDN w:val="0"/>
-        <w:bidi w:val="0"/>
-        <w:adjustRightInd w:val="0"/>
-        <w:snapToGrid w:val="0"/>
-        <w:textAlignment w:val="baseline"/>
-      </w:pPr>
-      <w:r>
-        <w:t xml:space="preserve"> 制定管理评审计划</w:t>
-      </w:r>
-    </w:p>
-    <w:p>
-      <w:pPr>
-        <w:pStyle w:val="BodyText"/>
+        <w:pStyle w:val="40"/>
+        <w:keepNext w:val="0"/>
+        <w:keepLines w:val="0"/>
+        <w:pageBreakBefore w:val="0"/>
+        <w:widowControl w:val="0"/>
+        <w:kinsoku w:val="0"/>
+        <w:wordWrap/>
+        <w:overflowPunct/>
+        <w:topLinePunct w:val="0"/>
+        <w:autoSpaceDE w:val="0"/>
+        <w:autoSpaceDN w:val="0"/>
+        <w:bidi w:val="0"/>
+        <w:adjustRightInd w:val="0"/>
+        <w:snapToGrid w:val="0"/>
+        <w:textAlignment w:val="baseline"/>
+      </w:pPr>
+      <w:bookmarkStart w:id="21" w:name="_GoBack"/>
+      <w:bookmarkEnd w:id="21"/>
+      <w:r>
+        <w:t>制定管理评审计划</w:t>
+      </w:r>
+    </w:p>
+    <w:p>
+      <w:pPr>
+        <w:pStyle w:val="12"/>
         <w:keepNext w:val="0"/>
         <w:keepLines w:val="0"/>
         <w:pageBreakBefore w:val="0"/>
@@ -4998,10 +5012,10 @@
         <w:adjustRightInd w:val="0"/>
         <w:snapToGrid w:val="0"/>
         <w:spacing w:line="360" w:lineRule="auto"/>
-        <w:ind w:firstLine="420" w:firstLineChars="200"/>
-        <w:textAlignment w:val="baseline"/>
-        <w:rPr>
-          <w:rFonts w:ascii="宋体" w:eastAsia="宋体" w:hAnsi="宋体" w:cs="宋体"/>
+        <w:ind w:firstLine="484" w:firstLineChars="200"/>
+        <w:textAlignment w:val="baseline"/>
+        <w:rPr>
+          <w:rFonts w:ascii="宋体" w:hAnsi="宋体" w:eastAsia="宋体" w:cs="宋体"/>
           <w:spacing w:val="1"/>
           <w:sz w:val="24"/>
           <w:szCs w:val="24"/>
@@ -5009,7 +5023,7 @@
       </w:pPr>
       <w:r>
         <w:rPr>
-          <w:rFonts w:ascii="宋体" w:eastAsia="宋体" w:hAnsi="宋体" w:cs="宋体"/>
+          <w:rFonts w:ascii="宋体" w:hAnsi="宋体" w:eastAsia="宋体" w:cs="宋体"/>
           <w:spacing w:val="1"/>
           <w:sz w:val="24"/>
           <w:szCs w:val="24"/>
@@ -5033,10 +5047,10 @@
         <w:adjustRightInd w:val="0"/>
         <w:snapToGrid w:val="0"/>
         <w:spacing w:line="360" w:lineRule="auto"/>
-        <w:ind w:left="484" w:hanging="420" w:hangingChars="200"/>
-        <w:textAlignment w:val="baseline"/>
-        <w:rPr>
-          <w:rFonts w:ascii="宋体" w:eastAsia="宋体" w:hAnsi="宋体" w:cs="宋体"/>
+        <w:ind w:left="484" w:hanging="484" w:hangingChars="200"/>
+        <w:textAlignment w:val="baseline"/>
+        <w:rPr>
+          <w:rFonts w:ascii="宋体" w:hAnsi="宋体" w:eastAsia="宋体" w:cs="宋体"/>
           <w:spacing w:val="1"/>
           <w:sz w:val="24"/>
           <w:szCs w:val="24"/>
@@ -5044,7 +5058,7 @@
       </w:pPr>
       <w:r>
         <w:rPr>
-          <w:rFonts w:ascii="宋体" w:eastAsia="宋体" w:hAnsi="宋体" w:cs="宋体"/>
+          <w:rFonts w:ascii="宋体" w:hAnsi="宋体" w:eastAsia="宋体" w:cs="宋体"/>
           <w:spacing w:val="1"/>
           <w:sz w:val="24"/>
           <w:szCs w:val="24"/>
@@ -5063,7 +5077,7 @@
                     <pic:cNvPicPr/>
                   </pic:nvPicPr>
                   <pic:blipFill>
-                    <a:blip xmlns:r="http://schemas.openxmlformats.org/officeDocument/2006/relationships" r:embed="rId4"/>
+                    <a:blip r:embed="rId7"/>
                     <a:stretch>
                       <a:fillRect/>
                     </a:stretch>
@@ -5085,7 +5099,7 @@
       </w:r>
       <w:r>
         <w:rPr>
-          <w:rFonts w:ascii="宋体" w:eastAsia="宋体" w:hAnsi="宋体" w:cs="宋体"/>
+          <w:rFonts w:ascii="宋体" w:hAnsi="宋体" w:eastAsia="宋体" w:cs="宋体"/>
           <w:spacing w:val="1"/>
           <w:sz w:val="24"/>
           <w:szCs w:val="24"/>
@@ -5109,10 +5123,10 @@
         <w:adjustRightInd w:val="0"/>
         <w:snapToGrid w:val="0"/>
         <w:spacing w:line="360" w:lineRule="auto"/>
-        <w:ind w:left="484" w:hanging="420" w:hangingChars="200"/>
-        <w:textAlignment w:val="baseline"/>
-        <w:rPr>
-          <w:rFonts w:ascii="宋体" w:eastAsia="宋体" w:hAnsi="宋体" w:cs="宋体"/>
+        <w:ind w:left="484" w:hanging="484" w:hangingChars="200"/>
+        <w:textAlignment w:val="baseline"/>
+        <w:rPr>
+          <w:rFonts w:ascii="宋体" w:hAnsi="宋体" w:eastAsia="宋体" w:cs="宋体"/>
           <w:spacing w:val="1"/>
           <w:sz w:val="24"/>
           <w:szCs w:val="24"/>
@@ -5120,7 +5134,7 @@
       </w:pPr>
       <w:r>
         <w:rPr>
-          <w:rFonts w:ascii="宋体" w:eastAsia="宋体" w:hAnsi="宋体" w:cs="宋体"/>
+          <w:rFonts w:ascii="宋体" w:hAnsi="宋体" w:eastAsia="宋体" w:cs="宋体"/>
           <w:spacing w:val="1"/>
           <w:sz w:val="24"/>
           <w:szCs w:val="24"/>
@@ -5139,7 +5153,7 @@
                     <pic:cNvPicPr/>
                   </pic:nvPicPr>
                   <pic:blipFill>
-                    <a:blip xmlns:r="http://schemas.openxmlformats.org/officeDocument/2006/relationships" r:embed="rId10"/>
+                    <a:blip r:embed="rId13"/>
                     <a:stretch>
                       <a:fillRect/>
                     </a:stretch>
@@ -5161,7 +5175,7 @@
       </w:r>
       <w:r>
         <w:rPr>
-          <w:rFonts w:ascii="宋体" w:eastAsia="宋体" w:hAnsi="宋体" w:cs="宋体"/>
+          <w:rFonts w:ascii="宋体" w:hAnsi="宋体" w:eastAsia="宋体" w:cs="宋体"/>
           <w:spacing w:val="1"/>
           <w:sz w:val="24"/>
           <w:szCs w:val="24"/>
@@ -5185,10 +5199,10 @@
         <w:adjustRightInd w:val="0"/>
         <w:snapToGrid w:val="0"/>
         <w:spacing w:line="360" w:lineRule="auto"/>
-        <w:ind w:left="484" w:hanging="420" w:hangingChars="200"/>
-        <w:textAlignment w:val="baseline"/>
-        <w:rPr>
-          <w:rFonts w:ascii="宋体" w:eastAsia="宋体" w:hAnsi="宋体" w:cs="宋体"/>
+        <w:ind w:left="484" w:hanging="484" w:hangingChars="200"/>
+        <w:textAlignment w:val="baseline"/>
+        <w:rPr>
+          <w:rFonts w:ascii="宋体" w:hAnsi="宋体" w:eastAsia="宋体" w:cs="宋体"/>
           <w:spacing w:val="1"/>
           <w:sz w:val="24"/>
           <w:szCs w:val="24"/>
@@ -5196,7 +5210,7 @@
       </w:pPr>
       <w:r>
         <w:rPr>
-          <w:rFonts w:ascii="宋体" w:eastAsia="宋体" w:hAnsi="宋体" w:cs="宋体"/>
+          <w:rFonts w:ascii="宋体" w:hAnsi="宋体" w:eastAsia="宋体" w:cs="宋体"/>
           <w:spacing w:val="1"/>
           <w:sz w:val="24"/>
           <w:szCs w:val="24"/>
@@ -5215,7 +5229,7 @@
                     <pic:cNvPicPr/>
                   </pic:nvPicPr>
                   <pic:blipFill>
-                    <a:blip xmlns:r="http://schemas.openxmlformats.org/officeDocument/2006/relationships" r:embed="rId11"/>
+                    <a:blip r:embed="rId14"/>
                     <a:stretch>
                       <a:fillRect/>
                     </a:stretch>
@@ -5237,7 +5251,7 @@
       </w:r>
       <w:r>
         <w:rPr>
-          <w:rFonts w:ascii="宋体" w:eastAsia="宋体" w:hAnsi="宋体" w:cs="宋体"/>
+          <w:rFonts w:ascii="宋体" w:hAnsi="宋体" w:eastAsia="宋体" w:cs="宋体"/>
           <w:spacing w:val="1"/>
           <w:sz w:val="24"/>
           <w:szCs w:val="24"/>
@@ -5261,10 +5275,10 @@
         <w:adjustRightInd w:val="0"/>
         <w:snapToGrid w:val="0"/>
         <w:spacing w:line="360" w:lineRule="auto"/>
-        <w:ind w:left="484" w:hanging="420" w:hangingChars="200"/>
-        <w:textAlignment w:val="baseline"/>
-        <w:rPr>
-          <w:rFonts w:ascii="宋体" w:eastAsia="宋体" w:hAnsi="宋体" w:cs="宋体"/>
+        <w:ind w:left="484" w:hanging="484" w:hangingChars="200"/>
+        <w:textAlignment w:val="baseline"/>
+        <w:rPr>
+          <w:rFonts w:ascii="宋体" w:hAnsi="宋体" w:eastAsia="宋体" w:cs="宋体"/>
           <w:spacing w:val="1"/>
           <w:sz w:val="24"/>
           <w:szCs w:val="24"/>
@@ -5272,7 +5286,7 @@
       </w:pPr>
       <w:r>
         <w:rPr>
-          <w:rFonts w:ascii="宋体" w:eastAsia="宋体" w:hAnsi="宋体" w:cs="宋体"/>
+          <w:rFonts w:ascii="宋体" w:hAnsi="宋体" w:eastAsia="宋体" w:cs="宋体"/>
           <w:spacing w:val="1"/>
           <w:sz w:val="24"/>
           <w:szCs w:val="24"/>
@@ -5291,7 +5305,7 @@
                     <pic:cNvPicPr/>
                   </pic:nvPicPr>
                   <pic:blipFill>
-                    <a:blip xmlns:r="http://schemas.openxmlformats.org/officeDocument/2006/relationships" r:embed="rId5"/>
+                    <a:blip r:embed="rId8"/>
                     <a:stretch>
                       <a:fillRect/>
                     </a:stretch>
@@ -5313,7 +5327,7 @@
       </w:r>
       <w:r>
         <w:rPr>
-          <w:rFonts w:ascii="宋体" w:eastAsia="宋体" w:hAnsi="宋体" w:cs="宋体"/>
+          <w:rFonts w:ascii="宋体" w:hAnsi="宋体" w:eastAsia="宋体" w:cs="宋体"/>
           <w:spacing w:val="1"/>
           <w:sz w:val="24"/>
           <w:szCs w:val="24"/>
@@ -5337,10 +5351,10 @@
         <w:adjustRightInd w:val="0"/>
         <w:snapToGrid w:val="0"/>
         <w:spacing w:line="360" w:lineRule="auto"/>
-        <w:ind w:left="484" w:hanging="420" w:hangingChars="200"/>
-        <w:textAlignment w:val="baseline"/>
-        <w:rPr>
-          <w:rFonts w:ascii="宋体" w:eastAsia="宋体" w:hAnsi="宋体" w:cs="宋体"/>
+        <w:ind w:left="484" w:hanging="484" w:hangingChars="200"/>
+        <w:textAlignment w:val="baseline"/>
+        <w:rPr>
+          <w:rFonts w:ascii="宋体" w:hAnsi="宋体" w:eastAsia="宋体" w:cs="宋体"/>
           <w:spacing w:val="1"/>
           <w:sz w:val="24"/>
           <w:szCs w:val="24"/>
@@ -5348,7 +5362,7 @@
       </w:pPr>
       <w:r>
         <w:rPr>
-          <w:rFonts w:ascii="宋体" w:eastAsia="宋体" w:hAnsi="宋体" w:cs="宋体"/>
+          <w:rFonts w:ascii="宋体" w:hAnsi="宋体" w:eastAsia="宋体" w:cs="宋体"/>
           <w:spacing w:val="1"/>
           <w:sz w:val="24"/>
           <w:szCs w:val="24"/>
@@ -5367,7 +5381,7 @@
                     <pic:cNvPicPr/>
                   </pic:nvPicPr>
                   <pic:blipFill>
-                    <a:blip xmlns:r="http://schemas.openxmlformats.org/officeDocument/2006/relationships" r:embed="rId4"/>
+                    <a:blip r:embed="rId7"/>
                     <a:stretch>
                       <a:fillRect/>
                     </a:stretch>
@@ -5389,7 +5403,7 @@
       </w:r>
       <w:r>
         <w:rPr>
-          <w:rFonts w:ascii="宋体" w:eastAsia="宋体" w:hAnsi="宋体" w:cs="宋体"/>
+          <w:rFonts w:ascii="宋体" w:hAnsi="宋体" w:eastAsia="宋体" w:cs="宋体"/>
           <w:spacing w:val="1"/>
           <w:sz w:val="24"/>
           <w:szCs w:val="24"/>
@@ -5413,10 +5427,10 @@
         <w:adjustRightInd w:val="0"/>
         <w:snapToGrid w:val="0"/>
         <w:spacing w:line="360" w:lineRule="auto"/>
-        <w:ind w:left="484" w:hanging="420" w:hangingChars="200"/>
-        <w:textAlignment w:val="baseline"/>
-        <w:rPr>
-          <w:rFonts w:ascii="宋体" w:eastAsia="宋体" w:hAnsi="宋体" w:cs="宋体"/>
+        <w:ind w:left="484" w:hanging="484" w:hangingChars="200"/>
+        <w:textAlignment w:val="baseline"/>
+        <w:rPr>
+          <w:rFonts w:ascii="宋体" w:hAnsi="宋体" w:eastAsia="宋体" w:cs="宋体"/>
           <w:spacing w:val="1"/>
           <w:sz w:val="24"/>
           <w:szCs w:val="24"/>
@@ -5424,7 +5438,7 @@
       </w:pPr>
       <w:r>
         <w:rPr>
-          <w:rFonts w:ascii="宋体" w:eastAsia="宋体" w:hAnsi="宋体" w:cs="宋体"/>
+          <w:rFonts w:ascii="宋体" w:hAnsi="宋体" w:eastAsia="宋体" w:cs="宋体"/>
           <w:spacing w:val="1"/>
           <w:sz w:val="24"/>
           <w:szCs w:val="24"/>
@@ -5443,7 +5457,7 @@
                     <pic:cNvPicPr/>
                   </pic:nvPicPr>
                   <pic:blipFill>
-                    <a:blip xmlns:r="http://schemas.openxmlformats.org/officeDocument/2006/relationships" r:embed="rId4"/>
+                    <a:blip r:embed="rId7"/>
                     <a:stretch>
                       <a:fillRect/>
                     </a:stretch>
@@ -5465,7 +5479,7 @@
       </w:r>
       <w:r>
         <w:rPr>
-          <w:rFonts w:ascii="宋体" w:eastAsia="宋体" w:hAnsi="宋体" w:cs="宋体"/>
+          <w:rFonts w:ascii="宋体" w:hAnsi="宋体" w:eastAsia="宋体" w:cs="宋体"/>
           <w:spacing w:val="1"/>
           <w:sz w:val="24"/>
           <w:szCs w:val="24"/>
@@ -5489,10 +5503,10 @@
         <w:adjustRightInd w:val="0"/>
         <w:snapToGrid w:val="0"/>
         <w:spacing w:line="360" w:lineRule="auto"/>
-        <w:ind w:left="484" w:hanging="420" w:hangingChars="200"/>
-        <w:textAlignment w:val="baseline"/>
-        <w:rPr>
-          <w:rFonts w:ascii="宋体" w:eastAsia="宋体" w:hAnsi="宋体" w:cs="宋体"/>
+        <w:ind w:left="484" w:hanging="484" w:hangingChars="200"/>
+        <w:textAlignment w:val="baseline"/>
+        <w:rPr>
+          <w:rFonts w:ascii="宋体" w:hAnsi="宋体" w:eastAsia="宋体" w:cs="宋体"/>
           <w:spacing w:val="1"/>
           <w:sz w:val="24"/>
           <w:szCs w:val="24"/>
@@ -5500,7 +5514,7 @@
       </w:pPr>
       <w:r>
         <w:rPr>
-          <w:rFonts w:ascii="宋体" w:eastAsia="宋体" w:hAnsi="宋体" w:cs="宋体"/>
+          <w:rFonts w:ascii="宋体" w:hAnsi="宋体" w:eastAsia="宋体" w:cs="宋体"/>
           <w:spacing w:val="1"/>
           <w:sz w:val="24"/>
           <w:szCs w:val="24"/>
@@ -5519,7 +5533,7 @@
                     <pic:cNvPicPr/>
                   </pic:nvPicPr>
                   <pic:blipFill>
-                    <a:blip xmlns:r="http://schemas.openxmlformats.org/officeDocument/2006/relationships" r:embed="rId7"/>
+                    <a:blip r:embed="rId10"/>
                     <a:stretch>
                       <a:fillRect/>
                     </a:stretch>
@@ -5541,7 +5555,7 @@
       </w:r>
       <w:r>
         <w:rPr>
-          <w:rFonts w:ascii="宋体" w:eastAsia="宋体" w:hAnsi="宋体" w:cs="宋体"/>
+          <w:rFonts w:ascii="宋体" w:hAnsi="宋体" w:eastAsia="宋体" w:cs="宋体"/>
           <w:spacing w:val="1"/>
           <w:sz w:val="24"/>
           <w:szCs w:val="24"/>
@@ -5551,7 +5565,7 @@
     </w:p>
     <w:p>
       <w:pPr>
-        <w:pStyle w:val="4"/>
+        <w:pStyle w:val="40"/>
         <w:bidi w:val="0"/>
       </w:pPr>
       <w:r>
@@ -5574,10 +5588,10 @@
         <w:adjustRightInd w:val="0"/>
         <w:snapToGrid w:val="0"/>
         <w:spacing w:line="360" w:lineRule="auto"/>
-        <w:ind w:firstLine="420" w:firstLineChars="200"/>
-        <w:textAlignment w:val="baseline"/>
-        <w:rPr>
-          <w:rFonts w:ascii="宋体" w:eastAsia="宋体" w:hAnsi="宋体" w:cs="宋体"/>
+        <w:ind w:firstLine="484" w:firstLineChars="200"/>
+        <w:textAlignment w:val="baseline"/>
+        <w:rPr>
+          <w:rFonts w:ascii="宋体" w:hAnsi="宋体" w:eastAsia="宋体" w:cs="宋体"/>
           <w:spacing w:val="1"/>
           <w:sz w:val="24"/>
           <w:szCs w:val="24"/>
@@ -5585,7 +5599,7 @@
       </w:pPr>
       <w:r>
         <w:rPr>
-          <w:rFonts w:ascii="宋体" w:eastAsia="宋体" w:hAnsi="宋体" w:cs="宋体"/>
+          <w:rFonts w:ascii="宋体" w:hAnsi="宋体" w:eastAsia="宋体" w:cs="宋体"/>
           <w:spacing w:val="1"/>
           <w:sz w:val="24"/>
           <w:szCs w:val="24"/>
@@ -5595,27 +5609,86 @@
     </w:p>
     <w:p>
       <w:pPr>
-        <w:pStyle w:val="3"/>
-        <w:keepNext w:val="0"/>
-        <w:keepLines w:val="0"/>
-        <w:pageBreakBefore w:val="0"/>
-        <w:widowControl w:val="0"/>
-        <w:kinsoku w:val="0"/>
-        <w:wordWrap/>
-        <w:overflowPunct/>
-        <w:topLinePunct w:val="0"/>
-        <w:autoSpaceDE w:val="0"/>
-        <w:autoSpaceDN w:val="0"/>
-        <w:bidi w:val="0"/>
-        <w:adjustRightInd w:val="0"/>
-        <w:snapToGrid w:val="0"/>
-        <w:textAlignment w:val="baseline"/>
-      </w:pPr>
-      <w:bookmarkStart w:id="14" w:name="bookmark1"/>
+        <w:pStyle w:val="29"/>
+        <w:keepNext w:val="0"/>
+        <w:keepLines w:val="0"/>
+        <w:pageBreakBefore w:val="0"/>
+        <w:widowControl w:val="0"/>
+        <w:kinsoku w:val="0"/>
+        <w:wordWrap/>
+        <w:overflowPunct/>
+        <w:topLinePunct w:val="0"/>
+        <w:autoSpaceDE w:val="0"/>
+        <w:autoSpaceDN w:val="0"/>
+        <w:bidi w:val="0"/>
+        <w:adjustRightInd w:val="0"/>
+        <w:snapToGrid w:val="0"/>
+        <w:textAlignment w:val="baseline"/>
+      </w:pPr>
+      <w:bookmarkStart w:id="13" w:name="bookmark1"/>
+      <w:bookmarkEnd w:id="13"/>
+      <w:bookmarkStart w:id="14" w:name="_Toc31028"/>
+      <w:r>
+        <w:t>召开管理评审会议</w:t>
+      </w:r>
       <w:bookmarkEnd w:id="14"/>
-      <w:bookmarkStart w:id="15" w:name="_Toc3416"/>
-      <w:r>
-        <w:t>召开管理评审会议</w:t>
+    </w:p>
+    <w:p>
+      <w:pPr>
+        <w:keepNext w:val="0"/>
+        <w:keepLines w:val="0"/>
+        <w:pageBreakBefore w:val="0"/>
+        <w:widowControl w:val="0"/>
+        <w:kinsoku w:val="0"/>
+        <w:wordWrap/>
+        <w:overflowPunct/>
+        <w:topLinePunct w:val="0"/>
+        <w:autoSpaceDE w:val="0"/>
+        <w:autoSpaceDN w:val="0"/>
+        <w:bidi w:val="0"/>
+        <w:adjustRightInd w:val="0"/>
+        <w:snapToGrid w:val="0"/>
+        <w:spacing w:line="360" w:lineRule="auto"/>
+        <w:ind w:firstLine="484" w:firstLineChars="200"/>
+        <w:textAlignment w:val="baseline"/>
+        <w:rPr>
+          <w:rFonts w:ascii="宋体" w:hAnsi="宋体" w:eastAsia="宋体" w:cs="宋体"/>
+          <w:spacing w:val="1"/>
+          <w:sz w:val="24"/>
+          <w:szCs w:val="24"/>
+        </w:rPr>
+      </w:pPr>
+      <w:r>
+        <w:rPr>
+          <w:rFonts w:ascii="宋体" w:hAnsi="宋体" w:eastAsia="宋体" w:cs="宋体"/>
+          <w:spacing w:val="1"/>
+          <w:sz w:val="24"/>
+          <w:szCs w:val="24"/>
+        </w:rPr>
+        <w:t>由管理者代表主持召开管理评审会议，对管理评审输入资料内容进行评审，参加会议人员进行充分评价后，做出评审结论（必要时由总经理确定，辅以现场审查），质量部负责会议评审的记录和保存。</w:t>
+      </w:r>
+    </w:p>
+    <w:p>
+      <w:pPr>
+        <w:pStyle w:val="29"/>
+        <w:keepNext w:val="0"/>
+        <w:keepLines w:val="0"/>
+        <w:pageBreakBefore w:val="0"/>
+        <w:widowControl w:val="0"/>
+        <w:kinsoku w:val="0"/>
+        <w:wordWrap/>
+        <w:overflowPunct/>
+        <w:topLinePunct w:val="0"/>
+        <w:autoSpaceDE w:val="0"/>
+        <w:autoSpaceDN w:val="0"/>
+        <w:bidi w:val="0"/>
+        <w:adjustRightInd w:val="0"/>
+        <w:snapToGrid w:val="0"/>
+        <w:textAlignment w:val="baseline"/>
+      </w:pPr>
+      <w:bookmarkStart w:id="15" w:name="_Toc28964"/>
+      <w:r>
+        <w:t>编写管理评审报告</w:t>
       </w:r>
       <w:bookmarkEnd w:id="15"/>
     </w:p>
@@ -5635,10 +5708,10 @@
         <w:adjustRightInd w:val="0"/>
         <w:snapToGrid w:val="0"/>
         <w:spacing w:line="360" w:lineRule="auto"/>
-        <w:ind w:firstLine="420" w:firstLineChars="200"/>
-        <w:textAlignment w:val="baseline"/>
-        <w:rPr>
-          <w:rFonts w:ascii="宋体" w:eastAsia="宋体" w:hAnsi="宋体" w:cs="宋体"/>
+        <w:ind w:firstLine="484" w:firstLineChars="200"/>
+        <w:textAlignment w:val="baseline"/>
+        <w:rPr>
+          <w:rFonts w:ascii="宋体" w:hAnsi="宋体" w:eastAsia="宋体" w:cs="宋体"/>
           <w:spacing w:val="1"/>
           <w:sz w:val="24"/>
           <w:szCs w:val="24"/>
@@ -5646,37 +5719,13 @@
       </w:pPr>
       <w:r>
         <w:rPr>
-          <w:rFonts w:ascii="宋体" w:eastAsia="宋体" w:hAnsi="宋体" w:cs="宋体"/>
+          <w:rFonts w:ascii="宋体" w:hAnsi="宋体" w:eastAsia="宋体" w:cs="宋体"/>
           <w:spacing w:val="1"/>
           <w:sz w:val="24"/>
           <w:szCs w:val="24"/>
         </w:rPr>
-        <w:t>由管理者代表主持召开管理评审会议，对管理评审输入资料内容进行评审，参加会议人员进行充分评价后，做出评审结论（必要时由总经理确定，辅以现场审查），质量部负责会议评审的记录和保存。</w:t>
-      </w:r>
-    </w:p>
-    <w:p>
-      <w:pPr>
-        <w:pStyle w:val="3"/>
-        <w:keepNext w:val="0"/>
-        <w:keepLines w:val="0"/>
-        <w:pageBreakBefore w:val="0"/>
-        <w:widowControl w:val="0"/>
-        <w:kinsoku w:val="0"/>
-        <w:wordWrap/>
-        <w:overflowPunct/>
-        <w:topLinePunct w:val="0"/>
-        <w:autoSpaceDE w:val="0"/>
-        <w:autoSpaceDN w:val="0"/>
-        <w:bidi w:val="0"/>
-        <w:adjustRightInd w:val="0"/>
-        <w:snapToGrid w:val="0"/>
-        <w:textAlignment w:val="baseline"/>
-      </w:pPr>
-      <w:bookmarkStart w:id="16" w:name="_Toc16894"/>
-      <w:r>
-        <w:t>编写管理评审报告</w:t>
-      </w:r>
-      <w:bookmarkEnd w:id="16"/>
+        <w:t>质量部根据会议记录的内容编写《管理评审报告》。《管理评审报告》整理完成后报总经理审批。管理评审报告的内容（输出）一般包括：</w:t>
+      </w:r>
     </w:p>
     <w:p>
       <w:pPr>
@@ -5694,10 +5743,10 @@
         <w:adjustRightInd w:val="0"/>
         <w:snapToGrid w:val="0"/>
         <w:spacing w:line="360" w:lineRule="auto"/>
-        <w:ind w:firstLine="420" w:firstLineChars="200"/>
-        <w:textAlignment w:val="baseline"/>
-        <w:rPr>
-          <w:rFonts w:ascii="宋体" w:eastAsia="宋体" w:hAnsi="宋体" w:cs="宋体"/>
+        <w:ind w:left="484" w:hanging="484" w:hangingChars="200"/>
+        <w:textAlignment w:val="baseline"/>
+        <w:rPr>
+          <w:rFonts w:ascii="宋体" w:hAnsi="宋体" w:eastAsia="宋体" w:cs="宋体"/>
           <w:spacing w:val="1"/>
           <w:sz w:val="24"/>
           <w:szCs w:val="24"/>
@@ -5705,42 +5754,7 @@
       </w:pPr>
       <w:r>
         <w:rPr>
-          <w:rFonts w:ascii="宋体" w:eastAsia="宋体" w:hAnsi="宋体" w:cs="宋体"/>
-          <w:spacing w:val="1"/>
-          <w:sz w:val="24"/>
-          <w:szCs w:val="24"/>
-        </w:rPr>
-        <w:t>质量部根据会议记录的内容编写《管理评审报告》。《管理评审报告》整理完成后报总经理审批。管理评审报告的内容（输出）一般包括：</w:t>
-      </w:r>
-    </w:p>
-    <w:p>
-      <w:pPr>
-        <w:keepNext w:val="0"/>
-        <w:keepLines w:val="0"/>
-        <w:pageBreakBefore w:val="0"/>
-        <w:widowControl w:val="0"/>
-        <w:kinsoku w:val="0"/>
-        <w:wordWrap/>
-        <w:overflowPunct/>
-        <w:topLinePunct w:val="0"/>
-        <w:autoSpaceDE w:val="0"/>
-        <w:autoSpaceDN w:val="0"/>
-        <w:bidi w:val="0"/>
-        <w:adjustRightInd w:val="0"/>
-        <w:snapToGrid w:val="0"/>
-        <w:spacing w:line="360" w:lineRule="auto"/>
-        <w:ind w:left="484" w:hanging="420" w:hangingChars="200"/>
-        <w:textAlignment w:val="baseline"/>
-        <w:rPr>
-          <w:rFonts w:ascii="宋体" w:eastAsia="宋体" w:hAnsi="宋体" w:cs="宋体"/>
-          <w:spacing w:val="1"/>
-          <w:sz w:val="24"/>
-          <w:szCs w:val="24"/>
-        </w:rPr>
-      </w:pPr>
-      <w:r>
-        <w:rPr>
-          <w:rFonts w:ascii="宋体" w:eastAsia="宋体" w:hAnsi="宋体" w:cs="宋体"/>
+          <w:rFonts w:ascii="宋体" w:hAnsi="宋体" w:eastAsia="宋体" w:cs="宋体"/>
           <w:spacing w:val="1"/>
           <w:sz w:val="24"/>
           <w:szCs w:val="24"/>
@@ -5759,7 +5773,7 @@
                     <pic:cNvPicPr/>
                   </pic:nvPicPr>
                   <pic:blipFill>
-                    <a:blip xmlns:r="http://schemas.openxmlformats.org/officeDocument/2006/relationships" r:embed="rId5"/>
+                    <a:blip r:embed="rId8"/>
                     <a:stretch>
                       <a:fillRect/>
                     </a:stretch>
@@ -5781,7 +5795,7 @@
       </w:r>
       <w:r>
         <w:rPr>
-          <w:rFonts w:ascii="宋体" w:eastAsia="宋体" w:hAnsi="宋体" w:cs="宋体"/>
+          <w:rFonts w:ascii="宋体" w:hAnsi="宋体" w:eastAsia="宋体" w:cs="宋体"/>
           <w:spacing w:val="1"/>
           <w:sz w:val="24"/>
           <w:szCs w:val="24"/>
@@ -5805,10 +5819,10 @@
         <w:adjustRightInd w:val="0"/>
         <w:snapToGrid w:val="0"/>
         <w:spacing w:line="360" w:lineRule="auto"/>
-        <w:ind w:left="484" w:hanging="420" w:hangingChars="200"/>
-        <w:textAlignment w:val="baseline"/>
-        <w:rPr>
-          <w:rFonts w:ascii="宋体" w:eastAsia="宋体" w:hAnsi="宋体" w:cs="宋体"/>
+        <w:ind w:left="484" w:hanging="484" w:hangingChars="200"/>
+        <w:textAlignment w:val="baseline"/>
+        <w:rPr>
+          <w:rFonts w:ascii="宋体" w:hAnsi="宋体" w:eastAsia="宋体" w:cs="宋体"/>
           <w:spacing w:val="1"/>
           <w:sz w:val="24"/>
           <w:szCs w:val="24"/>
@@ -5816,7 +5830,7 @@
       </w:pPr>
       <w:r>
         <w:rPr>
-          <w:rFonts w:ascii="宋体" w:eastAsia="宋体" w:hAnsi="宋体" w:cs="宋体"/>
+          <w:rFonts w:ascii="宋体" w:hAnsi="宋体" w:eastAsia="宋体" w:cs="宋体"/>
           <w:spacing w:val="1"/>
           <w:sz w:val="24"/>
           <w:szCs w:val="24"/>
@@ -5835,7 +5849,7 @@
                     <pic:cNvPicPr/>
                   </pic:nvPicPr>
                   <pic:blipFill>
-                    <a:blip xmlns:r="http://schemas.openxmlformats.org/officeDocument/2006/relationships" r:embed="rId4"/>
+                    <a:blip r:embed="rId7"/>
                     <a:stretch>
                       <a:fillRect/>
                     </a:stretch>
@@ -5857,7 +5871,7 @@
       </w:r>
       <w:r>
         <w:rPr>
-          <w:rFonts w:ascii="宋体" w:eastAsia="宋体" w:hAnsi="宋体" w:cs="宋体"/>
+          <w:rFonts w:ascii="宋体" w:hAnsi="宋体" w:eastAsia="宋体" w:cs="宋体"/>
           <w:spacing w:val="1"/>
           <w:sz w:val="24"/>
           <w:szCs w:val="24"/>
@@ -5881,10 +5895,10 @@
         <w:adjustRightInd w:val="0"/>
         <w:snapToGrid w:val="0"/>
         <w:spacing w:line="360" w:lineRule="auto"/>
-        <w:ind w:left="484" w:hanging="420" w:hangingChars="200"/>
-        <w:textAlignment w:val="baseline"/>
-        <w:rPr>
-          <w:rFonts w:ascii="宋体" w:eastAsia="宋体" w:hAnsi="宋体" w:cs="宋体"/>
+        <w:ind w:left="484" w:hanging="484" w:hangingChars="200"/>
+        <w:textAlignment w:val="baseline"/>
+        <w:rPr>
+          <w:rFonts w:ascii="宋体" w:hAnsi="宋体" w:eastAsia="宋体" w:cs="宋体"/>
           <w:spacing w:val="1"/>
           <w:sz w:val="24"/>
           <w:szCs w:val="24"/>
@@ -5892,7 +5906,7 @@
       </w:pPr>
       <w:r>
         <w:rPr>
-          <w:rFonts w:ascii="宋体" w:eastAsia="宋体" w:hAnsi="宋体" w:cs="宋体"/>
+          <w:rFonts w:ascii="宋体" w:hAnsi="宋体" w:eastAsia="宋体" w:cs="宋体"/>
           <w:spacing w:val="1"/>
           <w:sz w:val="24"/>
           <w:szCs w:val="24"/>
@@ -5911,7 +5925,7 @@
                     <pic:cNvPicPr/>
                   </pic:nvPicPr>
                   <pic:blipFill>
-                    <a:blip xmlns:r="http://schemas.openxmlformats.org/officeDocument/2006/relationships" r:embed="rId5"/>
+                    <a:blip r:embed="rId8"/>
                     <a:stretch>
                       <a:fillRect/>
                     </a:stretch>
@@ -5933,7 +5947,7 @@
       </w:r>
       <w:r>
         <w:rPr>
-          <w:rFonts w:ascii="宋体" w:eastAsia="宋体" w:hAnsi="宋体" w:cs="宋体"/>
+          <w:rFonts w:ascii="宋体" w:hAnsi="宋体" w:eastAsia="宋体" w:cs="宋体"/>
           <w:spacing w:val="1"/>
           <w:sz w:val="24"/>
           <w:szCs w:val="24"/>
@@ -5957,10 +5971,10 @@
         <w:adjustRightInd w:val="0"/>
         <w:snapToGrid w:val="0"/>
         <w:spacing w:line="360" w:lineRule="auto"/>
-        <w:ind w:left="484" w:hanging="420" w:hangingChars="200"/>
-        <w:textAlignment w:val="baseline"/>
-        <w:rPr>
-          <w:rFonts w:ascii="宋体" w:eastAsia="宋体" w:hAnsi="宋体" w:cs="宋体"/>
+        <w:ind w:left="484" w:hanging="484" w:hangingChars="200"/>
+        <w:textAlignment w:val="baseline"/>
+        <w:rPr>
+          <w:rFonts w:ascii="宋体" w:hAnsi="宋体" w:eastAsia="宋体" w:cs="宋体"/>
           <w:spacing w:val="1"/>
           <w:sz w:val="24"/>
           <w:szCs w:val="24"/>
@@ -5968,7 +5982,7 @@
       </w:pPr>
       <w:r>
         <w:rPr>
-          <w:rFonts w:ascii="宋体" w:eastAsia="宋体" w:hAnsi="宋体" w:cs="宋体"/>
+          <w:rFonts w:ascii="宋体" w:hAnsi="宋体" w:eastAsia="宋体" w:cs="宋体"/>
           <w:spacing w:val="1"/>
           <w:sz w:val="24"/>
           <w:szCs w:val="24"/>
@@ -5987,7 +6001,7 @@
                     <pic:cNvPicPr/>
                   </pic:nvPicPr>
                   <pic:blipFill>
-                    <a:blip xmlns:r="http://schemas.openxmlformats.org/officeDocument/2006/relationships" r:embed="rId12"/>
+                    <a:blip r:embed="rId15"/>
                     <a:stretch>
                       <a:fillRect/>
                     </a:stretch>
@@ -6009,7 +6023,7 @@
       </w:r>
       <w:r>
         <w:rPr>
-          <w:rFonts w:ascii="宋体" w:eastAsia="宋体" w:hAnsi="宋体" w:cs="宋体"/>
+          <w:rFonts w:ascii="宋体" w:hAnsi="宋体" w:eastAsia="宋体" w:cs="宋体"/>
           <w:spacing w:val="1"/>
           <w:sz w:val="24"/>
           <w:szCs w:val="24"/>
@@ -6033,10 +6047,10 @@
         <w:adjustRightInd w:val="0"/>
         <w:snapToGrid w:val="0"/>
         <w:spacing w:line="360" w:lineRule="auto"/>
-        <w:ind w:left="484" w:hanging="420" w:hangingChars="200"/>
-        <w:textAlignment w:val="baseline"/>
-        <w:rPr>
-          <w:rFonts w:ascii="宋体" w:eastAsia="宋体" w:hAnsi="宋体" w:cs="宋体"/>
+        <w:ind w:left="484" w:hanging="484" w:hangingChars="200"/>
+        <w:textAlignment w:val="baseline"/>
+        <w:rPr>
+          <w:rFonts w:ascii="宋体" w:hAnsi="宋体" w:eastAsia="宋体" w:cs="宋体"/>
           <w:spacing w:val="1"/>
           <w:sz w:val="24"/>
           <w:szCs w:val="24"/>
@@ -6044,7 +6058,7 @@
       </w:pPr>
       <w:r>
         <w:rPr>
-          <w:rFonts w:ascii="宋体" w:eastAsia="宋体" w:hAnsi="宋体" w:cs="宋体"/>
+          <w:rFonts w:ascii="宋体" w:hAnsi="宋体" w:eastAsia="宋体" w:cs="宋体"/>
           <w:spacing w:val="1"/>
           <w:sz w:val="24"/>
           <w:szCs w:val="24"/>
@@ -6068,10 +6082,10 @@
         <w:adjustRightInd w:val="0"/>
         <w:snapToGrid w:val="0"/>
         <w:spacing w:line="360" w:lineRule="auto"/>
-        <w:ind w:left="484" w:hanging="420" w:hangingChars="200"/>
-        <w:textAlignment w:val="baseline"/>
-        <w:rPr>
-          <w:rFonts w:ascii="宋体" w:eastAsia="宋体" w:hAnsi="宋体" w:cs="宋体"/>
+        <w:ind w:left="484" w:hanging="484" w:hangingChars="200"/>
+        <w:textAlignment w:val="baseline"/>
+        <w:rPr>
+          <w:rFonts w:ascii="宋体" w:hAnsi="宋体" w:eastAsia="宋体" w:cs="宋体"/>
           <w:spacing w:val="1"/>
           <w:sz w:val="24"/>
           <w:szCs w:val="24"/>
@@ -6079,7 +6093,7 @@
       </w:pPr>
       <w:r>
         <w:rPr>
-          <w:rFonts w:ascii="宋体" w:eastAsia="宋体" w:hAnsi="宋体" w:cs="宋体"/>
+          <w:rFonts w:ascii="宋体" w:hAnsi="宋体" w:eastAsia="宋体" w:cs="宋体"/>
           <w:spacing w:val="1"/>
           <w:sz w:val="24"/>
           <w:szCs w:val="24"/>
@@ -6088,7 +6102,7 @@
       </w:r>
       <w:r>
         <w:rPr>
-          <w:rFonts w:ascii="宋体" w:eastAsia="宋体" w:hAnsi="宋体" w:cs="宋体" w:hint="eastAsia"/>
+          <w:rFonts w:hint="eastAsia" w:ascii="宋体" w:hAnsi="宋体" w:eastAsia="宋体" w:cs="宋体"/>
           <w:spacing w:val="1"/>
           <w:sz w:val="24"/>
           <w:szCs w:val="24"/>
@@ -6098,7 +6112,7 @@
       </w:r>
       <w:r>
         <w:rPr>
-          <w:rFonts w:ascii="宋体" w:eastAsia="宋体" w:hAnsi="宋体" w:cs="宋体"/>
+          <w:rFonts w:ascii="宋体" w:hAnsi="宋体" w:eastAsia="宋体" w:cs="宋体"/>
           <w:spacing w:val="1"/>
           <w:sz w:val="24"/>
           <w:szCs w:val="24"/>
@@ -6122,10 +6136,10 @@
         <w:adjustRightInd w:val="0"/>
         <w:snapToGrid w:val="0"/>
         <w:spacing w:line="360" w:lineRule="auto"/>
-        <w:ind w:left="484" w:hanging="420" w:hangingChars="200"/>
-        <w:textAlignment w:val="baseline"/>
-        <w:rPr>
-          <w:rFonts w:ascii="宋体" w:eastAsia="宋体" w:hAnsi="宋体" w:cs="宋体"/>
+        <w:ind w:left="484" w:hanging="484" w:hangingChars="200"/>
+        <w:textAlignment w:val="baseline"/>
+        <w:rPr>
+          <w:rFonts w:ascii="宋体" w:hAnsi="宋体" w:eastAsia="宋体" w:cs="宋体"/>
           <w:spacing w:val="1"/>
           <w:sz w:val="24"/>
           <w:szCs w:val="24"/>
@@ -6133,7 +6147,7 @@
       </w:pPr>
       <w:r>
         <w:rPr>
-          <w:rFonts w:ascii="宋体" w:eastAsia="宋体" w:hAnsi="宋体" w:cs="宋体"/>
+          <w:rFonts w:ascii="宋体" w:hAnsi="宋体" w:eastAsia="宋体" w:cs="宋体"/>
           <w:spacing w:val="1"/>
           <w:sz w:val="24"/>
           <w:szCs w:val="24"/>
@@ -6157,10 +6171,10 @@
         <w:adjustRightInd w:val="0"/>
         <w:snapToGrid w:val="0"/>
         <w:spacing w:line="360" w:lineRule="auto"/>
-        <w:ind w:left="484" w:hanging="420" w:hangingChars="200"/>
-        <w:textAlignment w:val="baseline"/>
-        <w:rPr>
-          <w:rFonts w:ascii="宋体" w:eastAsia="宋体" w:hAnsi="宋体" w:cs="宋体"/>
+        <w:ind w:left="484" w:hanging="484" w:hangingChars="200"/>
+        <w:textAlignment w:val="baseline"/>
+        <w:rPr>
+          <w:rFonts w:ascii="宋体" w:hAnsi="宋体" w:eastAsia="宋体" w:cs="宋体"/>
           <w:spacing w:val="1"/>
           <w:sz w:val="24"/>
           <w:szCs w:val="24"/>
@@ -6168,7 +6182,7 @@
       </w:pPr>
       <w:r>
         <w:rPr>
-          <w:rFonts w:ascii="宋体" w:eastAsia="宋体" w:hAnsi="宋体" w:cs="宋体"/>
+          <w:rFonts w:ascii="宋体" w:hAnsi="宋体" w:eastAsia="宋体" w:cs="宋体"/>
           <w:spacing w:val="1"/>
           <w:sz w:val="24"/>
           <w:szCs w:val="24"/>
@@ -6177,7 +6191,7 @@
       </w:r>
       <w:r>
         <w:rPr>
-          <w:rFonts w:ascii="宋体" w:eastAsia="宋体" w:hAnsi="宋体" w:cs="宋体" w:hint="eastAsia"/>
+          <w:rFonts w:hint="eastAsia" w:ascii="宋体" w:hAnsi="宋体" w:eastAsia="宋体" w:cs="宋体"/>
           <w:spacing w:val="1"/>
           <w:sz w:val="24"/>
           <w:szCs w:val="24"/>
@@ -6187,7 +6201,7 @@
       </w:r>
       <w:r>
         <w:rPr>
-          <w:rFonts w:ascii="宋体" w:eastAsia="宋体" w:hAnsi="宋体" w:cs="宋体"/>
+          <w:rFonts w:ascii="宋体" w:hAnsi="宋体" w:eastAsia="宋体" w:cs="宋体"/>
           <w:spacing w:val="1"/>
           <w:sz w:val="24"/>
           <w:szCs w:val="24"/>
@@ -6211,10 +6225,10 @@
         <w:adjustRightInd w:val="0"/>
         <w:snapToGrid w:val="0"/>
         <w:spacing w:line="360" w:lineRule="auto"/>
-        <w:ind w:left="484" w:hanging="420" w:hangingChars="200"/>
-        <w:textAlignment w:val="baseline"/>
-        <w:rPr>
-          <w:rFonts w:ascii="宋体" w:eastAsia="宋体" w:hAnsi="宋体" w:cs="宋体"/>
+        <w:ind w:left="484" w:hanging="484" w:hangingChars="200"/>
+        <w:textAlignment w:val="baseline"/>
+        <w:rPr>
+          <w:rFonts w:ascii="宋体" w:hAnsi="宋体" w:eastAsia="宋体" w:cs="宋体"/>
           <w:spacing w:val="1"/>
           <w:sz w:val="24"/>
           <w:szCs w:val="24"/>
@@ -6222,7 +6236,7 @@
       </w:pPr>
       <w:r>
         <w:rPr>
-          <w:rFonts w:ascii="宋体" w:eastAsia="宋体" w:hAnsi="宋体" w:cs="宋体"/>
+          <w:rFonts w:ascii="宋体" w:hAnsi="宋体" w:eastAsia="宋体" w:cs="宋体"/>
           <w:spacing w:val="1"/>
           <w:sz w:val="24"/>
           <w:szCs w:val="24"/>
@@ -6231,7 +6245,7 @@
       </w:r>
       <w:r>
         <w:rPr>
-          <w:rFonts w:ascii="宋体" w:eastAsia="宋体" w:hAnsi="宋体" w:cs="宋体" w:hint="eastAsia"/>
+          <w:rFonts w:hint="eastAsia" w:ascii="宋体" w:hAnsi="宋体" w:eastAsia="宋体" w:cs="宋体"/>
           <w:spacing w:val="1"/>
           <w:sz w:val="24"/>
           <w:szCs w:val="24"/>
@@ -6241,7 +6255,7 @@
       </w:r>
       <w:r>
         <w:rPr>
-          <w:rFonts w:ascii="宋体" w:eastAsia="宋体" w:hAnsi="宋体" w:cs="宋体"/>
+          <w:rFonts w:ascii="宋体" w:hAnsi="宋体" w:eastAsia="宋体" w:cs="宋体"/>
           <w:spacing w:val="1"/>
           <w:sz w:val="24"/>
           <w:szCs w:val="24"/>
@@ -6251,27 +6265,88 @@
     </w:p>
     <w:p>
       <w:pPr>
-        <w:pStyle w:val="3"/>
-        <w:keepNext w:val="0"/>
-        <w:keepLines w:val="0"/>
-        <w:pageBreakBefore w:val="0"/>
-        <w:widowControl w:val="0"/>
-        <w:kinsoku w:val="0"/>
-        <w:wordWrap/>
-        <w:overflowPunct/>
-        <w:topLinePunct w:val="0"/>
-        <w:autoSpaceDE w:val="0"/>
-        <w:autoSpaceDN w:val="0"/>
-        <w:bidi w:val="0"/>
-        <w:adjustRightInd w:val="0"/>
-        <w:snapToGrid w:val="0"/>
-        <w:textAlignment w:val="baseline"/>
-      </w:pPr>
-      <w:bookmarkStart w:id="17" w:name="_Toc18274"/>
+        <w:pStyle w:val="29"/>
+        <w:keepNext w:val="0"/>
+        <w:keepLines w:val="0"/>
+        <w:pageBreakBefore w:val="0"/>
+        <w:widowControl w:val="0"/>
+        <w:kinsoku w:val="0"/>
+        <w:wordWrap/>
+        <w:overflowPunct/>
+        <w:topLinePunct w:val="0"/>
+        <w:autoSpaceDE w:val="0"/>
+        <w:autoSpaceDN w:val="0"/>
+        <w:bidi w:val="0"/>
+        <w:adjustRightInd w:val="0"/>
+        <w:snapToGrid w:val="0"/>
+        <w:textAlignment w:val="baseline"/>
+      </w:pPr>
+      <w:bookmarkStart w:id="16" w:name="_Toc10890"/>
       <w:r>
         <w:t>改进措施的实施</w:t>
       </w:r>
+      <w:bookmarkEnd w:id="16"/>
+    </w:p>
+    <w:p>
+      <w:pPr>
+        <w:keepNext w:val="0"/>
+        <w:keepLines w:val="0"/>
+        <w:pageBreakBefore w:val="0"/>
+        <w:widowControl w:val="0"/>
+        <w:kinsoku w:val="0"/>
+        <w:wordWrap/>
+        <w:overflowPunct/>
+        <w:topLinePunct w:val="0"/>
+        <w:autoSpaceDE w:val="0"/>
+        <w:autoSpaceDN w:val="0"/>
+        <w:bidi w:val="0"/>
+        <w:adjustRightInd w:val="0"/>
+        <w:snapToGrid w:val="0"/>
+        <w:spacing w:line="360" w:lineRule="auto"/>
+        <w:ind w:firstLine="484" w:firstLineChars="200"/>
+        <w:textAlignment w:val="baseline"/>
+        <w:rPr>
+          <w:rFonts w:ascii="宋体" w:hAnsi="宋体" w:eastAsia="宋体" w:cs="宋体"/>
+          <w:spacing w:val="1"/>
+          <w:sz w:val="24"/>
+          <w:szCs w:val="24"/>
+        </w:rPr>
+      </w:pPr>
+      <w:r>
+        <w:rPr>
+          <w:rFonts w:ascii="宋体" w:hAnsi="宋体" w:eastAsia="宋体" w:cs="宋体"/>
+          <w:spacing w:val="1"/>
+          <w:sz w:val="24"/>
+          <w:szCs w:val="24"/>
+        </w:rPr>
+        <w:t>各部门根据管理评审报告中提出的改进决定和措施，由相关部门制定改进措施并列入下一工作周期的改进计划。</w:t>
+      </w:r>
+    </w:p>
+    <w:p>
+      <w:pPr>
+        <w:pStyle w:val="29"/>
+        <w:keepNext w:val="0"/>
+        <w:keepLines w:val="0"/>
+        <w:pageBreakBefore w:val="0"/>
+        <w:widowControl w:val="0"/>
+        <w:kinsoku w:val="0"/>
+        <w:wordWrap/>
+        <w:overflowPunct/>
+        <w:topLinePunct w:val="0"/>
+        <w:autoSpaceDE w:val="0"/>
+        <w:autoSpaceDN w:val="0"/>
+        <w:bidi w:val="0"/>
+        <w:adjustRightInd w:val="0"/>
+        <w:snapToGrid w:val="0"/>
+        <w:textAlignment w:val="baseline"/>
+      </w:pPr>
+      <w:bookmarkStart w:id="17" w:name="bookmark18"/>
       <w:bookmarkEnd w:id="17"/>
+      <w:bookmarkStart w:id="18" w:name="_Toc28709"/>
+      <w:r>
+        <w:t>改进措施的跟踪验证</w:t>
+      </w:r>
+      <w:bookmarkEnd w:id="18"/>
     </w:p>
     <w:p>
       <w:pPr>
@@ -6289,10 +6364,10 @@
         <w:adjustRightInd w:val="0"/>
         <w:snapToGrid w:val="0"/>
         <w:spacing w:line="360" w:lineRule="auto"/>
-        <w:ind w:firstLine="420" w:firstLineChars="200"/>
-        <w:textAlignment w:val="baseline"/>
-        <w:rPr>
-          <w:rFonts w:ascii="宋体" w:eastAsia="宋体" w:hAnsi="宋体" w:cs="宋体"/>
+        <w:ind w:firstLine="484" w:firstLineChars="200"/>
+        <w:textAlignment w:val="baseline"/>
+        <w:rPr>
+          <w:rFonts w:ascii="宋体" w:hAnsi="宋体" w:eastAsia="宋体" w:cs="宋体"/>
           <w:spacing w:val="1"/>
           <w:sz w:val="24"/>
           <w:szCs w:val="24"/>
@@ -6300,111 +6375,50 @@
       </w:pPr>
       <w:r>
         <w:rPr>
-          <w:rFonts w:ascii="宋体" w:eastAsia="宋体" w:hAnsi="宋体" w:cs="宋体"/>
+          <w:rFonts w:ascii="宋体" w:hAnsi="宋体" w:eastAsia="宋体" w:cs="宋体"/>
           <w:spacing w:val="1"/>
           <w:sz w:val="24"/>
           <w:szCs w:val="24"/>
         </w:rPr>
-        <w:t>各部门根据管理评审报告中提出的改进决定和措施，由相关部门制定改进措施并列入下一工作周期的改进计划。</w:t>
-      </w:r>
-    </w:p>
-    <w:p>
-      <w:pPr>
-        <w:pStyle w:val="3"/>
-        <w:keepNext w:val="0"/>
-        <w:keepLines w:val="0"/>
-        <w:pageBreakBefore w:val="0"/>
-        <w:widowControl w:val="0"/>
-        <w:kinsoku w:val="0"/>
-        <w:wordWrap/>
-        <w:overflowPunct/>
-        <w:topLinePunct w:val="0"/>
-        <w:autoSpaceDE w:val="0"/>
-        <w:autoSpaceDN w:val="0"/>
-        <w:bidi w:val="0"/>
-        <w:adjustRightInd w:val="0"/>
-        <w:snapToGrid w:val="0"/>
-        <w:textAlignment w:val="baseline"/>
-      </w:pPr>
-      <w:bookmarkStart w:id="18" w:name="bookmark18"/>
-      <w:bookmarkEnd w:id="18"/>
-      <w:bookmarkStart w:id="19" w:name="_Toc1507"/>
-      <w:r>
-        <w:t>改进措施的跟踪验证</w:t>
+        <w:t>质量部跟踪验证改进部门的实施效果，验证不合格的需重新制定纠正措施并实施，继续跟踪验证直至合格，并报告给管理者代表。</w:t>
+      </w:r>
+    </w:p>
+    <w:p>
+      <w:pPr>
+        <w:pStyle w:val="26"/>
+        <w:keepNext w:val="0"/>
+        <w:keepLines w:val="0"/>
+        <w:pageBreakBefore w:val="0"/>
+        <w:widowControl w:val="0"/>
+        <w:kinsoku w:val="0"/>
+        <w:wordWrap/>
+        <w:overflowPunct/>
+        <w:topLinePunct w:val="0"/>
+        <w:autoSpaceDE w:val="0"/>
+        <w:autoSpaceDN w:val="0"/>
+        <w:bidi w:val="0"/>
+        <w:adjustRightInd w:val="0"/>
+        <w:snapToGrid w:val="0"/>
+        <w:textAlignment w:val="baseline"/>
+      </w:pPr>
+      <w:bookmarkStart w:id="19" w:name="_Toc2464"/>
+      <w:r>
+        <w:t>流程衡量指标</w:t>
       </w:r>
       <w:bookmarkEnd w:id="19"/>
-    </w:p>
-    <w:p>
-      <w:pPr>
-        <w:keepNext w:val="0"/>
-        <w:keepLines w:val="0"/>
-        <w:pageBreakBefore w:val="0"/>
-        <w:widowControl w:val="0"/>
-        <w:kinsoku w:val="0"/>
-        <w:wordWrap/>
-        <w:overflowPunct/>
-        <w:topLinePunct w:val="0"/>
-        <w:autoSpaceDE w:val="0"/>
-        <w:autoSpaceDN w:val="0"/>
-        <w:bidi w:val="0"/>
-        <w:adjustRightInd w:val="0"/>
-        <w:snapToGrid w:val="0"/>
-        <w:spacing w:line="360" w:lineRule="auto"/>
-        <w:ind w:firstLine="420" w:firstLineChars="200"/>
-        <w:textAlignment w:val="baseline"/>
-        <w:rPr>
-          <w:rFonts w:ascii="宋体" w:eastAsia="宋体" w:hAnsi="宋体" w:cs="宋体"/>
-          <w:spacing w:val="1"/>
-          <w:sz w:val="24"/>
-          <w:szCs w:val="24"/>
-        </w:rPr>
-      </w:pPr>
-      <w:r>
-        <w:rPr>
-          <w:rFonts w:ascii="宋体" w:eastAsia="宋体" w:hAnsi="宋体" w:cs="宋体"/>
-          <w:spacing w:val="1"/>
-          <w:sz w:val="24"/>
-          <w:szCs w:val="24"/>
-        </w:rPr>
-        <w:t>质量部跟踪验证改进部门的实施效果，验证不合格的需重新制定纠正措施并实施，继续跟踪验证直至合格，并报告给管理者代表。</w:t>
-      </w:r>
-    </w:p>
-    <w:p>
-      <w:pPr>
-        <w:pStyle w:val="1"/>
-        <w:keepNext w:val="0"/>
-        <w:keepLines w:val="0"/>
-        <w:pageBreakBefore w:val="0"/>
-        <w:widowControl w:val="0"/>
-        <w:kinsoku w:val="0"/>
-        <w:wordWrap/>
-        <w:overflowPunct/>
-        <w:topLinePunct w:val="0"/>
-        <w:autoSpaceDE w:val="0"/>
-        <w:autoSpaceDN w:val="0"/>
-        <w:bidi w:val="0"/>
-        <w:adjustRightInd w:val="0"/>
-        <w:snapToGrid w:val="0"/>
-        <w:textAlignment w:val="baseline"/>
-      </w:pPr>
-      <w:bookmarkStart w:id="20" w:name="_Toc29769"/>
-      <w:r>
-        <w:t>流程衡量指标</w:t>
-      </w:r>
-      <w:bookmarkEnd w:id="20"/>
     </w:p>
     <w:tbl>
       <w:tblPr>
-        <w:tblStyle w:val="TableNormal0"/>
+        <w:tblStyle w:val="24"/>
         <w:tblW w:w="8311" w:type="dxa"/>
         <w:tblInd w:w="130" w:type="dxa"/>
         <w:tblBorders>
-          <w:top w:val="single" w:sz="2" w:space="0" w:color="000000"/>
-          <w:left w:val="single" w:sz="2" w:space="0" w:color="000000"/>
-          <w:bottom w:val="single" w:sz="2" w:space="0" w:color="000000"/>
-          <w:right w:val="single" w:sz="2" w:space="0" w:color="000000"/>
-          <w:insideH w:val="single" w:sz="2" w:space="0" w:color="000000"/>
-          <w:insideV w:val="single" w:sz="2" w:space="0" w:color="000000"/>
+          <w:top w:val="single" w:color="000000" w:sz="2" w:space="0"/>
+          <w:left w:val="single" w:color="000000" w:sz="2" w:space="0"/>
+          <w:bottom w:val="single" w:color="000000" w:sz="2" w:space="0"/>
+          <w:right w:val="single" w:color="000000" w:sz="2" w:space="0"/>
+          <w:insideH w:val="single" w:color="000000" w:sz="2" w:space="0"/>
+          <w:insideV w:val="single" w:color="000000" w:sz="2" w:space="0"/>
         </w:tblBorders>
         <w:tblLayout w:type="fixed"/>
         <w:tblCellMar>
@@ -6423,17 +6437,14 @@
       </w:tblGrid>
       <w:tr>
         <w:tblPrEx>
-          <w:tblW w:w="8311" w:type="dxa"/>
-          <w:tblInd w:w="130" w:type="dxa"/>
           <w:tblBorders>
-            <w:top w:val="single" w:sz="2" w:space="0" w:color="000000"/>
-            <w:left w:val="single" w:sz="2" w:space="0" w:color="000000"/>
-            <w:bottom w:val="single" w:sz="2" w:space="0" w:color="000000"/>
-            <w:right w:val="single" w:sz="2" w:space="0" w:color="000000"/>
-            <w:insideH w:val="single" w:sz="2" w:space="0" w:color="000000"/>
-            <w:insideV w:val="single" w:sz="2" w:space="0" w:color="000000"/>
+            <w:top w:val="single" w:color="000000" w:sz="2" w:space="0"/>
+            <w:left w:val="single" w:color="000000" w:sz="2" w:space="0"/>
+            <w:bottom w:val="single" w:color="000000" w:sz="2" w:space="0"/>
+            <w:right w:val="single" w:color="000000" w:sz="2" w:space="0"/>
+            <w:insideH w:val="single" w:color="000000" w:sz="2" w:space="0"/>
+            <w:insideV w:val="single" w:color="000000" w:sz="2" w:space="0"/>
           </w:tblBorders>
-          <w:tblLayout w:type="fixed"/>
           <w:tblCellMar>
             <w:top w:w="0" w:type="dxa"/>
             <w:left w:w="0" w:type="dxa"/>
@@ -6442,15 +6453,15 @@
           </w:tblCellMar>
         </w:tblPrEx>
         <w:trPr>
-          <w:trHeight w:val="583"/>
+          <w:trHeight w:val="583" w:hRule="atLeast"/>
         </w:trPr>
         <w:tc>
           <w:tcPr>
             <w:tcW w:w="727" w:type="dxa"/>
             <w:tcBorders>
-              <w:top w:val="single" w:sz="6" w:space="0" w:color="000000"/>
-              <w:left w:val="single" w:sz="6" w:space="0" w:color="000000"/>
-              <w:bottom w:val="single" w:sz="6" w:space="0" w:color="000000"/>
+              <w:top w:val="single" w:color="000000" w:sz="6" w:space="0"/>
+              <w:left w:val="single" w:color="000000" w:sz="6" w:space="0"/>
+              <w:bottom w:val="single" w:color="000000" w:sz="6" w:space="0"/>
             </w:tcBorders>
             <w:shd w:val="clear" w:color="auto" w:fill="C0C0C0"/>
           </w:tcPr>
@@ -6473,7 +6484,7 @@
               <w:ind w:left="195"/>
               <w:textAlignment w:val="baseline"/>
               <w:rPr>
-                <w:rFonts w:ascii="宋体" w:eastAsia="宋体" w:hAnsi="宋体" w:cs="宋体"/>
+                <w:rFonts w:ascii="宋体" w:hAnsi="宋体" w:eastAsia="宋体" w:cs="宋体"/>
                 <w:b/>
                 <w:bCs/>
                 <w:spacing w:val="-7"/>
@@ -6483,7 +6494,7 @@
             </w:pPr>
             <w:r>
               <w:rPr>
-                <w:rFonts w:ascii="宋体" w:eastAsia="宋体" w:hAnsi="宋体" w:cs="宋体"/>
+                <w:rFonts w:ascii="宋体" w:hAnsi="宋体" w:eastAsia="宋体" w:cs="宋体"/>
                 <w:b/>
                 <w:bCs/>
                 <w:spacing w:val="-7"/>
@@ -6498,8 +6509,8 @@
           <w:tcPr>
             <w:tcW w:w="1337" w:type="dxa"/>
             <w:tcBorders>
-              <w:top w:val="single" w:sz="6" w:space="0" w:color="000000"/>
-              <w:bottom w:val="single" w:sz="6" w:space="0" w:color="000000"/>
+              <w:top w:val="single" w:color="000000" w:sz="6" w:space="0"/>
+              <w:bottom w:val="single" w:color="000000" w:sz="6" w:space="0"/>
             </w:tcBorders>
             <w:shd w:val="clear" w:color="auto" w:fill="C0C0C0"/>
           </w:tcPr>
@@ -6522,7 +6533,7 @@
               <w:ind w:left="195"/>
               <w:textAlignment w:val="baseline"/>
               <w:rPr>
-                <w:rFonts w:ascii="宋体" w:eastAsia="宋体" w:hAnsi="宋体" w:cs="宋体"/>
+                <w:rFonts w:ascii="宋体" w:hAnsi="宋体" w:eastAsia="宋体" w:cs="宋体"/>
                 <w:b/>
                 <w:bCs/>
                 <w:spacing w:val="-7"/>
@@ -6532,7 +6543,7 @@
             </w:pPr>
             <w:r>
               <w:rPr>
-                <w:rFonts w:ascii="宋体" w:eastAsia="宋体" w:hAnsi="宋体" w:cs="宋体"/>
+                <w:rFonts w:ascii="宋体" w:hAnsi="宋体" w:eastAsia="宋体" w:cs="宋体"/>
                 <w:b/>
                 <w:bCs/>
                 <w:spacing w:val="-7"/>
@@ -6547,9 +6558,9 @@
           <w:tcPr>
             <w:tcW w:w="3545" w:type="dxa"/>
             <w:tcBorders>
-              <w:top w:val="single" w:sz="6" w:space="0" w:color="000000"/>
-              <w:bottom w:val="single" w:sz="6" w:space="0" w:color="000000"/>
-              <w:right w:val="single" w:sz="6" w:space="0" w:color="000000"/>
+              <w:top w:val="single" w:color="000000" w:sz="6" w:space="0"/>
+              <w:bottom w:val="single" w:color="000000" w:sz="6" w:space="0"/>
+              <w:right w:val="single" w:color="000000" w:sz="6" w:space="0"/>
             </w:tcBorders>
             <w:shd w:val="clear" w:color="auto" w:fill="C0C0C0"/>
           </w:tcPr>
@@ -6572,7 +6583,7 @@
               <w:ind w:left="195"/>
               <w:textAlignment w:val="baseline"/>
               <w:rPr>
-                <w:rFonts w:ascii="宋体" w:eastAsia="宋体" w:hAnsi="宋体" w:cs="宋体"/>
+                <w:rFonts w:ascii="宋体" w:hAnsi="宋体" w:eastAsia="宋体" w:cs="宋体"/>
                 <w:b/>
                 <w:bCs/>
                 <w:spacing w:val="-7"/>
@@ -6582,7 +6593,7 @@
             </w:pPr>
             <w:r>
               <w:rPr>
-                <w:rFonts w:ascii="宋体" w:eastAsia="宋体" w:hAnsi="宋体" w:cs="宋体"/>
+                <w:rFonts w:ascii="宋体" w:hAnsi="宋体" w:eastAsia="宋体" w:cs="宋体"/>
                 <w:b/>
                 <w:bCs/>
                 <w:spacing w:val="-7"/>
@@ -6597,9 +6608,9 @@
           <w:tcPr>
             <w:tcW w:w="1351" w:type="dxa"/>
             <w:tcBorders>
-              <w:top w:val="single" w:sz="6" w:space="0" w:color="000000"/>
-              <w:bottom w:val="single" w:sz="6" w:space="0" w:color="000000"/>
-              <w:right w:val="single" w:sz="6" w:space="0" w:color="000000"/>
+              <w:top w:val="single" w:color="000000" w:sz="6" w:space="0"/>
+              <w:bottom w:val="single" w:color="000000" w:sz="6" w:space="0"/>
+              <w:right w:val="single" w:color="000000" w:sz="6" w:space="0"/>
             </w:tcBorders>
             <w:shd w:val="clear" w:color="auto" w:fill="C0C0C0"/>
           </w:tcPr>
@@ -6622,7 +6633,7 @@
               <w:ind w:left="195"/>
               <w:textAlignment w:val="baseline"/>
               <w:rPr>
-                <w:rFonts w:ascii="宋体" w:eastAsia="宋体" w:hAnsi="宋体" w:cs="宋体" w:hint="default"/>
+                <w:rFonts w:hint="default" w:ascii="宋体" w:hAnsi="宋体" w:eastAsia="宋体" w:cs="宋体"/>
                 <w:b/>
                 <w:bCs/>
                 <w:spacing w:val="-7"/>
@@ -6633,7 +6644,7 @@
             </w:pPr>
             <w:r>
               <w:rPr>
-                <w:rFonts w:ascii="宋体" w:eastAsia="宋体" w:hAnsi="宋体" w:cs="宋体" w:hint="eastAsia"/>
+                <w:rFonts w:hint="eastAsia" w:ascii="宋体" w:hAnsi="宋体" w:eastAsia="宋体" w:cs="宋体"/>
                 <w:b/>
                 <w:bCs/>
                 <w:spacing w:val="-7"/>
@@ -6649,9 +6660,9 @@
           <w:tcPr>
             <w:tcW w:w="1351" w:type="dxa"/>
             <w:tcBorders>
-              <w:top w:val="single" w:sz="6" w:space="0" w:color="000000"/>
-              <w:bottom w:val="single" w:sz="6" w:space="0" w:color="000000"/>
-              <w:right w:val="single" w:sz="6" w:space="0" w:color="000000"/>
+              <w:top w:val="single" w:color="000000" w:sz="6" w:space="0"/>
+              <w:bottom w:val="single" w:color="000000" w:sz="6" w:space="0"/>
+              <w:right w:val="single" w:color="000000" w:sz="6" w:space="0"/>
             </w:tcBorders>
             <w:shd w:val="clear" w:color="auto" w:fill="C0C0C0"/>
           </w:tcPr>
@@ -6674,7 +6685,7 @@
               <w:ind w:left="195"/>
               <w:textAlignment w:val="baseline"/>
               <w:rPr>
-                <w:rFonts w:ascii="宋体" w:eastAsia="宋体" w:hAnsi="宋体" w:cs="宋体" w:hint="default"/>
+                <w:rFonts w:hint="default" w:ascii="宋体" w:hAnsi="宋体" w:eastAsia="宋体" w:cs="宋体"/>
                 <w:b/>
                 <w:bCs/>
                 <w:spacing w:val="-7"/>
@@ -6685,7 +6696,7 @@
             </w:pPr>
             <w:r>
               <w:rPr>
-                <w:rFonts w:ascii="宋体" w:hAnsi="宋体" w:cs="宋体" w:hint="eastAsia"/>
+                <w:rFonts w:hint="eastAsia" w:ascii="宋体" w:hAnsi="宋体" w:cs="宋体"/>
                 <w:b/>
                 <w:bCs/>
                 <w:spacing w:val="-7"/>
@@ -6700,9 +6711,14 @@
       </w:tr>
       <w:tr>
         <w:tblPrEx>
-          <w:tblW w:w="8311" w:type="dxa"/>
-          <w:tblInd w:w="130" w:type="dxa"/>
-          <w:tblLayout w:type="fixed"/>
+          <w:tblBorders>
+            <w:top w:val="single" w:color="000000" w:sz="2" w:space="0"/>
+            <w:left w:val="single" w:color="000000" w:sz="2" w:space="0"/>
+            <w:bottom w:val="single" w:color="000000" w:sz="2" w:space="0"/>
+            <w:right w:val="single" w:color="000000" w:sz="2" w:space="0"/>
+            <w:insideH w:val="single" w:color="000000" w:sz="2" w:space="0"/>
+            <w:insideV w:val="single" w:color="000000" w:sz="2" w:space="0"/>
+          </w:tblBorders>
           <w:tblCellMar>
             <w:top w:w="0" w:type="dxa"/>
             <w:left w:w="0" w:type="dxa"/>
@@ -6711,14 +6727,14 @@
           </w:tblCellMar>
         </w:tblPrEx>
         <w:trPr>
-          <w:trHeight w:val="549"/>
+          <w:trHeight w:val="549" w:hRule="atLeast"/>
         </w:trPr>
         <w:tc>
           <w:tcPr>
             <w:tcW w:w="727" w:type="dxa"/>
             <w:tcBorders>
-              <w:top w:val="single" w:sz="6" w:space="0" w:color="000000"/>
-              <w:left w:val="single" w:sz="6" w:space="0" w:color="000000"/>
+              <w:top w:val="single" w:color="000000" w:sz="6" w:space="0"/>
+              <w:left w:val="single" w:color="000000" w:sz="6" w:space="0"/>
             </w:tcBorders>
           </w:tcPr>
           <w:p>
@@ -6740,7 +6756,7 @@
               <w:ind w:left="123"/>
               <w:textAlignment w:val="baseline"/>
               <w:rPr>
-                <w:rFonts w:ascii="宋体" w:eastAsia="宋体" w:hAnsi="宋体" w:cs="宋体" w:hint="eastAsia"/>
+                <w:rFonts w:hint="eastAsia" w:ascii="宋体" w:hAnsi="宋体" w:eastAsia="宋体" w:cs="宋体"/>
                 <w:spacing w:val="-2"/>
                 <w:sz w:val="24"/>
                 <w:szCs w:val="24"/>
@@ -6749,7 +6765,7 @@
             </w:pPr>
             <w:r>
               <w:rPr>
-                <w:rFonts w:ascii="宋体" w:eastAsia="宋体" w:hAnsi="宋体" w:cs="宋体" w:hint="eastAsia"/>
+                <w:rFonts w:hint="eastAsia" w:ascii="宋体" w:hAnsi="宋体" w:eastAsia="宋体" w:cs="宋体"/>
                 <w:spacing w:val="-2"/>
                 <w:sz w:val="24"/>
                 <w:szCs w:val="24"/>
@@ -6763,7 +6779,7 @@
           <w:tcPr>
             <w:tcW w:w="1337" w:type="dxa"/>
             <w:tcBorders>
-              <w:top w:val="single" w:sz="6" w:space="0" w:color="000000"/>
+              <w:top w:val="single" w:color="000000" w:sz="6" w:space="0"/>
             </w:tcBorders>
           </w:tcPr>
           <w:p>
@@ -6785,7 +6801,7 @@
               <w:ind w:left="123"/>
               <w:textAlignment w:val="baseline"/>
               <w:rPr>
-                <w:rFonts w:ascii="宋体" w:eastAsia="宋体" w:hAnsi="宋体" w:cs="宋体" w:hint="eastAsia"/>
+                <w:rFonts w:hint="eastAsia" w:ascii="宋体" w:hAnsi="宋体" w:eastAsia="宋体" w:cs="宋体"/>
                 <w:spacing w:val="-2"/>
                 <w:sz w:val="24"/>
                 <w:szCs w:val="24"/>
@@ -6794,7 +6810,7 @@
             </w:pPr>
             <w:r>
               <w:rPr>
-                <w:rFonts w:ascii="宋体" w:eastAsia="宋体" w:hAnsi="宋体" w:cs="宋体" w:hint="eastAsia"/>
+                <w:rFonts w:hint="eastAsia" w:ascii="宋体" w:hAnsi="宋体" w:eastAsia="宋体" w:cs="宋体"/>
                 <w:spacing w:val="-2"/>
                 <w:sz w:val="24"/>
                 <w:szCs w:val="24"/>
@@ -6808,8 +6824,8 @@
           <w:tcPr>
             <w:tcW w:w="3545" w:type="dxa"/>
             <w:tcBorders>
-              <w:top w:val="single" w:sz="6" w:space="0" w:color="000000"/>
-              <w:right w:val="single" w:sz="6" w:space="0" w:color="000000"/>
+              <w:top w:val="single" w:color="000000" w:sz="6" w:space="0"/>
+              <w:right w:val="single" w:color="000000" w:sz="6" w:space="0"/>
             </w:tcBorders>
           </w:tcPr>
           <w:p>
@@ -6831,7 +6847,7 @@
               <w:ind w:left="123"/>
               <w:textAlignment w:val="baseline"/>
               <w:rPr>
-                <w:rFonts w:ascii="宋体" w:eastAsia="宋体" w:hAnsi="宋体" w:cs="宋体" w:hint="default"/>
+                <w:rFonts w:hint="default" w:ascii="宋体" w:hAnsi="宋体" w:eastAsia="宋体" w:cs="宋体"/>
                 <w:spacing w:val="-2"/>
                 <w:sz w:val="24"/>
                 <w:szCs w:val="24"/>
@@ -6840,7 +6856,7 @@
             </w:pPr>
             <w:r>
               <w:rPr>
-                <w:rFonts w:ascii="宋体" w:eastAsia="宋体" w:hAnsi="宋体" w:cs="宋体" w:hint="eastAsia"/>
+                <w:rFonts w:hint="eastAsia" w:ascii="宋体" w:hAnsi="宋体" w:eastAsia="宋体" w:cs="宋体"/>
                 <w:spacing w:val="-2"/>
                 <w:sz w:val="24"/>
                 <w:szCs w:val="24"/>
@@ -6854,8 +6870,8 @@
           <w:tcPr>
             <w:tcW w:w="1351" w:type="dxa"/>
             <w:tcBorders>
-              <w:top w:val="single" w:sz="6" w:space="0" w:color="000000"/>
-              <w:right w:val="single" w:sz="6" w:space="0" w:color="000000"/>
+              <w:top w:val="single" w:color="000000" w:sz="6" w:space="0"/>
+              <w:right w:val="single" w:color="000000" w:sz="6" w:space="0"/>
             </w:tcBorders>
           </w:tcPr>
           <w:p>
@@ -6877,7 +6893,7 @@
               <w:ind w:left="123"/>
               <w:textAlignment w:val="baseline"/>
               <w:rPr>
-                <w:rFonts w:ascii="宋体" w:eastAsia="宋体" w:hAnsi="宋体" w:cs="宋体" w:hint="eastAsia"/>
+                <w:rFonts w:hint="eastAsia" w:ascii="宋体" w:hAnsi="宋体" w:eastAsia="宋体" w:cs="宋体"/>
                 <w:spacing w:val="-2"/>
                 <w:sz w:val="24"/>
                 <w:szCs w:val="24"/>
@@ -6886,7 +6902,7 @@
             </w:pPr>
             <w:r>
               <w:rPr>
-                <w:rFonts w:ascii="宋体" w:eastAsia="宋体" w:hAnsi="宋体" w:cs="宋体" w:hint="eastAsia"/>
+                <w:rFonts w:hint="eastAsia" w:ascii="宋体" w:hAnsi="宋体" w:eastAsia="宋体" w:cs="宋体"/>
                 <w:spacing w:val="-2"/>
                 <w:sz w:val="24"/>
                 <w:szCs w:val="24"/>
@@ -6900,8 +6916,8 @@
           <w:tcPr>
             <w:tcW w:w="1351" w:type="dxa"/>
             <w:tcBorders>
-              <w:top w:val="single" w:sz="6" w:space="0" w:color="000000"/>
-              <w:right w:val="single" w:sz="6" w:space="0" w:color="000000"/>
+              <w:top w:val="single" w:color="000000" w:sz="6" w:space="0"/>
+              <w:right w:val="single" w:color="000000" w:sz="6" w:space="0"/>
             </w:tcBorders>
           </w:tcPr>
           <w:p>
@@ -6923,7 +6939,7 @@
               <w:ind w:left="123"/>
               <w:textAlignment w:val="baseline"/>
               <w:rPr>
-                <w:rFonts w:ascii="宋体" w:eastAsia="宋体" w:hAnsi="宋体" w:cs="宋体" w:hint="default"/>
+                <w:rFonts w:hint="default" w:ascii="宋体" w:hAnsi="宋体" w:eastAsia="宋体" w:cs="宋体"/>
                 <w:spacing w:val="-2"/>
                 <w:sz w:val="24"/>
                 <w:szCs w:val="24"/>
@@ -6932,7 +6948,7 @@
             </w:pPr>
             <w:r>
               <w:rPr>
-                <w:rFonts w:ascii="宋体" w:hAnsi="宋体" w:cs="宋体" w:hint="eastAsia"/>
+                <w:rFonts w:hint="eastAsia" w:ascii="宋体" w:hAnsi="宋体" w:cs="宋体"/>
                 <w:spacing w:val="-2"/>
                 <w:sz w:val="24"/>
                 <w:szCs w:val="24"/>
@@ -6946,7 +6962,7 @@
     </w:tbl>
     <w:p>
       <w:pPr>
-        <w:pStyle w:val="BodyText"/>
+        <w:pStyle w:val="12"/>
         <w:keepNext w:val="0"/>
         <w:keepLines w:val="0"/>
         <w:pageBreakBefore w:val="0"/>
@@ -6966,27 +6982,27 @@
     </w:p>
     <w:p>
       <w:pPr>
-        <w:pStyle w:val="1"/>
-        <w:keepNext w:val="0"/>
-        <w:keepLines w:val="0"/>
-        <w:pageBreakBefore w:val="0"/>
-        <w:widowControl w:val="0"/>
-        <w:kinsoku w:val="0"/>
-        <w:wordWrap/>
-        <w:overflowPunct/>
-        <w:topLinePunct w:val="0"/>
-        <w:autoSpaceDE w:val="0"/>
-        <w:autoSpaceDN w:val="0"/>
-        <w:bidi w:val="0"/>
-        <w:adjustRightInd w:val="0"/>
-        <w:snapToGrid w:val="0"/>
-        <w:textAlignment w:val="baseline"/>
-      </w:pPr>
-      <w:bookmarkStart w:id="21" w:name="_Toc10631"/>
+        <w:pStyle w:val="26"/>
+        <w:keepNext w:val="0"/>
+        <w:keepLines w:val="0"/>
+        <w:pageBreakBefore w:val="0"/>
+        <w:widowControl w:val="0"/>
+        <w:kinsoku w:val="0"/>
+        <w:wordWrap/>
+        <w:overflowPunct/>
+        <w:topLinePunct w:val="0"/>
+        <w:autoSpaceDE w:val="0"/>
+        <w:autoSpaceDN w:val="0"/>
+        <w:bidi w:val="0"/>
+        <w:adjustRightInd w:val="0"/>
+        <w:snapToGrid w:val="0"/>
+        <w:textAlignment w:val="baseline"/>
+      </w:pPr>
+      <w:bookmarkStart w:id="20" w:name="_Toc32572"/>
       <w:r>
         <w:t>相关文件及模板</w:t>
       </w:r>
-      <w:bookmarkEnd w:id="21"/>
+      <w:bookmarkEnd w:id="20"/>
     </w:p>
     <w:p>
       <w:pPr>
@@ -7007,14 +7023,14 @@
         <w:ind w:left="459"/>
         <w:textAlignment w:val="baseline"/>
         <w:rPr>
-          <w:rFonts w:ascii="宋体" w:eastAsia="宋体" w:hAnsi="宋体" w:cs="宋体"/>
-          <w:sz w:val="24"/>
-          <w:szCs w:val="24"/>
-        </w:rPr>
-      </w:pPr>
-      <w:r>
-        <w:rPr>
-          <w:rFonts w:ascii="宋体" w:eastAsia="宋体" w:hAnsi="宋体" w:cs="宋体"/>
+          <w:rFonts w:ascii="宋体" w:hAnsi="宋体" w:eastAsia="宋体" w:cs="宋体"/>
+          <w:sz w:val="24"/>
+          <w:szCs w:val="24"/>
+        </w:rPr>
+      </w:pPr>
+      <w:r>
+        <w:rPr>
+          <w:rFonts w:ascii="宋体" w:hAnsi="宋体" w:eastAsia="宋体" w:cs="宋体"/>
           <w:spacing w:val="-4"/>
           <w:sz w:val="24"/>
           <w:szCs w:val="24"/>
@@ -7041,14 +7057,14 @@
         <w:ind w:left="459"/>
         <w:textAlignment w:val="baseline"/>
         <w:rPr>
-          <w:rFonts w:ascii="宋体" w:eastAsia="宋体" w:hAnsi="宋体" w:cs="宋体"/>
-          <w:sz w:val="24"/>
-          <w:szCs w:val="24"/>
-        </w:rPr>
-      </w:pPr>
-      <w:r>
-        <w:rPr>
-          <w:rFonts w:ascii="宋体" w:eastAsia="宋体" w:hAnsi="宋体" w:cs="宋体"/>
+          <w:rFonts w:ascii="宋体" w:hAnsi="宋体" w:eastAsia="宋体" w:cs="宋体"/>
+          <w:sz w:val="24"/>
+          <w:szCs w:val="24"/>
+        </w:rPr>
+      </w:pPr>
+      <w:r>
+        <w:rPr>
+          <w:rFonts w:ascii="宋体" w:hAnsi="宋体" w:eastAsia="宋体" w:cs="宋体"/>
           <w:spacing w:val="-4"/>
           <w:sz w:val="24"/>
           <w:szCs w:val="24"/>
@@ -7057,30 +7073,55 @@
       </w:r>
     </w:p>
     <w:sectPr>
-      <w:footerReference w:type="default" r:id="rId13"/>
+      <w:footerReference r:id="rId5" w:type="default"/>
       <w:pgSz w:w="11906" w:h="16840"/>
       <w:pgMar w:top="1431" w:right="1579" w:bottom="1361" w:left="1785" w:header="0" w:footer="1197" w:gutter="0"/>
-      <w:cols w:num="1" w:space="720"/>
+      <w:cols w:space="720" w:num="1"/>
     </w:sectPr>
   </w:body>
 </w:document>
 </file>
 
+<file path=word/endnotes.xml><?xml version="1.0" encoding="utf-8"?>
+<w:endnotes xmlns:wpc="http://schemas.microsoft.com/office/word/2010/wordprocessingCanvas" xmlns:mc="http://schemas.openxmlformats.org/markup-compatibility/2006" xmlns:o="urn:schemas-microsoft-com:office:office" xmlns:r="http://schemas.openxmlformats.org/officeDocument/2006/relationships" xmlns:m="http://schemas.openxmlformats.org/officeDocument/2006/math" xmlns:v="urn:schemas-microsoft-com:vml" xmlns:wp14="http://schemas.microsoft.com/office/word/2010/wordprocessingDrawing" xmlns:wp="http://schemas.openxmlformats.org/drawingml/2006/wordprocessingDrawing" xmlns:w="http://schemas.openxmlformats.org/wordprocessingml/2006/main" xmlns:w14="http://schemas.microsoft.com/office/word/2010/wordml" xmlns:w15="http://schemas.microsoft.com/office/word/2012/wordml" xmlns:w10="urn:schemas-microsoft-com:office:word" xmlns:wpg="http://schemas.microsoft.com/office/word/2010/wordprocessingGroup" xmlns:wpi="http://schemas.microsoft.com/office/word/2010/wordprocessingInk" xmlns:wne="http://schemas.microsoft.com/office/word/2006/wordml" xmlns:wps="http://schemas.microsoft.com/office/word/2010/wordprocessingShape" xmlns:wpsCustomData="http://www.wps.cn/officeDocument/2013/wpsCustomData" mc:Ignorable="w14 w15 wp14">
+  <w:endnote w:type="separator" w:id="0">
+    <w:p>
+      <w:pPr>
+        <w:spacing w:line="240" w:lineRule="auto"/>
+      </w:pPr>
+      <w:r>
+        <w:separator/>
+      </w:r>
+    </w:p>
+  </w:endnote>
+  <w:endnote w:type="continuationSeparator" w:id="1">
+    <w:p>
+      <w:pPr>
+        <w:spacing w:line="240" w:lineRule="auto"/>
+      </w:pPr>
+      <w:r>
+        <w:continuationSeparator/>
+      </w:r>
+    </w:p>
+  </w:endnote>
+</w:endnotes>
+</file>
+
 <file path=word/footer1.xml><?xml version="1.0" encoding="utf-8"?>
-<w:ftr xmlns:wpc="http://schemas.microsoft.com/office/word/2010/wordprocessingCanvas" xmlns:mc="http://schemas.openxmlformats.org/markup-compatibility/2006" xmlns:o="urn:schemas-microsoft-com:office:office" xmlns:r="http://schemas.openxmlformats.org/officeDocument/2006/relationships" xmlns:m="http://schemas.openxmlformats.org/officeDocument/2006/math" xmlns:v="urn:schemas-microsoft-com:vml" xmlns:wp14="http://schemas.microsoft.com/office/word/2010/wordprocessingDrawing" xmlns:wp="http://schemas.openxmlformats.org/drawingml/2006/wordprocessingDrawing" xmlns:w10="urn:schemas-microsoft-com:office:word" xmlns:w="http://schemas.openxmlformats.org/wordprocessingml/2006/main" xmlns:w14="http://schemas.microsoft.com/office/word/2010/wordml" xmlns:w15="http://schemas.microsoft.com/office/word/2012/wordml" xmlns:wne="http://schemas.microsoft.com/office/word/2006/wordml" xmlns:wpg="http://schemas.microsoft.com/office/word/2010/wordprocessingGroup" xmlns:wpi="http://schemas.microsoft.com/office/word/2010/wordprocessingInk" xmlns:wps="http://schemas.microsoft.com/office/word/2010/wordprocessingShape" mc:Ignorable="w14 w15 wp14">
+<w:ftr xmlns:wpc="http://schemas.microsoft.com/office/word/2010/wordprocessingCanvas" xmlns:mc="http://schemas.openxmlformats.org/markup-compatibility/2006" xmlns:o="urn:schemas-microsoft-com:office:office" xmlns:r="http://schemas.openxmlformats.org/officeDocument/2006/relationships" xmlns:m="http://schemas.openxmlformats.org/officeDocument/2006/math" xmlns:v="urn:schemas-microsoft-com:vml" xmlns:wp14="http://schemas.microsoft.com/office/word/2010/wordprocessingDrawing" xmlns:wp="http://schemas.openxmlformats.org/drawingml/2006/wordprocessingDrawing" xmlns:w10="urn:schemas-microsoft-com:office:word" xmlns:w="http://schemas.openxmlformats.org/wordprocessingml/2006/main" xmlns:w14="http://schemas.microsoft.com/office/word/2010/wordml" xmlns:w15="http://schemas.microsoft.com/office/word/2012/wordml" xmlns:wpg="http://schemas.microsoft.com/office/word/2010/wordprocessingGroup" xmlns:wpi="http://schemas.microsoft.com/office/word/2010/wordprocessingInk" xmlns:wne="http://schemas.microsoft.com/office/word/2006/wordml" xmlns:wps="http://schemas.microsoft.com/office/word/2010/wordprocessingShape" xmlns:wpsCustomData="http://www.wps.cn/officeDocument/2013/wpsCustomData" mc:Ignorable="w14 w15 wp14">
   <w:p>
     <w:pPr>
       <w:spacing w:line="168" w:lineRule="auto"/>
       <w:ind w:left="4127"/>
       <w:rPr>
-        <w:rFonts w:ascii="Calibri" w:eastAsia="Calibri" w:hAnsi="Calibri" w:cs="Calibri"/>
+        <w:rFonts w:ascii="Calibri" w:hAnsi="Calibri" w:eastAsia="Calibri" w:cs="Calibri"/>
         <w:sz w:val="18"/>
         <w:szCs w:val="18"/>
       </w:rPr>
     </w:pPr>
     <w:r>
       <w:rPr>
-        <w:rFonts w:ascii="Calibri" w:eastAsia="Calibri" w:hAnsi="Calibri" w:cs="Calibri"/>
+        <w:rFonts w:ascii="Calibri" w:hAnsi="Calibri" w:eastAsia="Calibri" w:cs="Calibri"/>
         <w:sz w:val="18"/>
         <w:szCs w:val="18"/>
       </w:rPr>
@@ -7090,16 +7131,41 @@
 </w:ftr>
 </file>
 
+<file path=word/footnotes.xml><?xml version="1.0" encoding="utf-8"?>
+<w:footnotes xmlns:wpc="http://schemas.microsoft.com/office/word/2010/wordprocessingCanvas" xmlns:mc="http://schemas.openxmlformats.org/markup-compatibility/2006" xmlns:o="urn:schemas-microsoft-com:office:office" xmlns:r="http://schemas.openxmlformats.org/officeDocument/2006/relationships" xmlns:m="http://schemas.openxmlformats.org/officeDocument/2006/math" xmlns:v="urn:schemas-microsoft-com:vml" xmlns:wp14="http://schemas.microsoft.com/office/word/2010/wordprocessingDrawing" xmlns:wp="http://schemas.openxmlformats.org/drawingml/2006/wordprocessingDrawing" xmlns:w="http://schemas.openxmlformats.org/wordprocessingml/2006/main" xmlns:w14="http://schemas.microsoft.com/office/word/2010/wordml" xmlns:w15="http://schemas.microsoft.com/office/word/2012/wordml" xmlns:w10="urn:schemas-microsoft-com:office:word" xmlns:wpg="http://schemas.microsoft.com/office/word/2010/wordprocessingGroup" xmlns:wpi="http://schemas.microsoft.com/office/word/2010/wordprocessingInk" xmlns:wne="http://schemas.microsoft.com/office/word/2006/wordml" xmlns:wps="http://schemas.microsoft.com/office/word/2010/wordprocessingShape" xmlns:wpsCustomData="http://www.wps.cn/officeDocument/2013/wpsCustomData" mc:Ignorable="w14 w15 wp14">
+  <w:footnote w:type="separator" w:id="0">
+    <w:p>
+      <w:pPr>
+        <w:spacing w:line="360" w:lineRule="auto"/>
+      </w:pPr>
+      <w:r>
+        <w:separator/>
+      </w:r>
+    </w:p>
+  </w:footnote>
+  <w:footnote w:type="continuationSeparator" w:id="1">
+    <w:p>
+      <w:pPr>
+        <w:spacing w:line="360" w:lineRule="auto"/>
+      </w:pPr>
+      <w:r>
+        <w:continuationSeparator/>
+      </w:r>
+    </w:p>
+  </w:footnote>
+</w:footnotes>
+</file>
+
 <file path=word/numbering.xml><?xml version="1.0" encoding="utf-8"?>
-<w:numbering xmlns:wpc="http://schemas.microsoft.com/office/word/2010/wordprocessingCanvas" xmlns:mc="http://schemas.openxmlformats.org/markup-compatibility/2006" xmlns:o="urn:schemas-microsoft-com:office:office" xmlns:r="http://schemas.openxmlformats.org/officeDocument/2006/relationships" xmlns:m="http://schemas.openxmlformats.org/officeDocument/2006/math" xmlns:v="urn:schemas-microsoft-com:vml" xmlns:wp14="http://schemas.microsoft.com/office/word/2010/wordprocessingDrawing" xmlns:wp="http://schemas.openxmlformats.org/drawingml/2006/wordprocessingDrawing" xmlns:w10="urn:schemas-microsoft-com:office:word" xmlns:w="http://schemas.openxmlformats.org/wordprocessingml/2006/main" xmlns:w14="http://schemas.microsoft.com/office/word/2010/wordml" xmlns:w15="http://schemas.microsoft.com/office/word/2012/wordml" xmlns:wne="http://schemas.microsoft.com/office/word/2006/wordml" xmlns:wpg="http://schemas.microsoft.com/office/word/2010/wordprocessingGroup" xmlns:wpi="http://schemas.microsoft.com/office/word/2010/wordprocessingInk" xmlns:wps="http://schemas.microsoft.com/office/word/2010/wordprocessingShape" mc:Ignorable="w14 w15 wp14">
+<w:numbering xmlns:wpc="http://schemas.microsoft.com/office/word/2010/wordprocessingCanvas" xmlns:mc="http://schemas.openxmlformats.org/markup-compatibility/2006" xmlns:o="urn:schemas-microsoft-com:office:office" xmlns:r="http://schemas.openxmlformats.org/officeDocument/2006/relationships" xmlns:m="http://schemas.openxmlformats.org/officeDocument/2006/math" xmlns:v="urn:schemas-microsoft-com:vml" xmlns:wp14="http://schemas.microsoft.com/office/word/2010/wordprocessingDrawing" xmlns:wp="http://schemas.openxmlformats.org/drawingml/2006/wordprocessingDrawing" xmlns:w10="urn:schemas-microsoft-com:office:word" xmlns:w="http://schemas.openxmlformats.org/wordprocessingml/2006/main" xmlns:w14="http://schemas.microsoft.com/office/word/2010/wordml" xmlns:wpg="http://schemas.microsoft.com/office/word/2010/wordprocessingGroup" xmlns:wpi="http://schemas.microsoft.com/office/word/2010/wordprocessingInk" xmlns:wne="http://schemas.microsoft.com/office/word/2006/wordml" xmlns:wps="http://schemas.microsoft.com/office/word/2010/wordprocessingShape" xmlns:wpsCustomData="http://www.wps.cn/officeDocument/2013/wpsCustomData" mc:Ignorable="w14 wp14">
   <w:abstractNum w:abstractNumId="0">
     <w:nsid w:val="8E964DCE"/>
     <w:multiLevelType w:val="multilevel"/>
     <w:tmpl w:val="8E964DCE"/>
-    <w:lvl w:ilvl="0">
+    <w:lvl w:ilvl="0" w:tentative="0">
       <w:start w:val="1"/>
       <w:numFmt w:val="decimal"/>
-      <w:pStyle w:val="Heading1"/>
+      <w:pStyle w:val="2"/>
       <w:lvlText w:val="%1."/>
       <w:lvlJc w:val="left"/>
       <w:pPr>
@@ -7109,10 +7175,10 @@
         <w:rFonts w:hint="default"/>
       </w:rPr>
     </w:lvl>
-    <w:lvl w:ilvl="1">
+    <w:lvl w:ilvl="1" w:tentative="0">
       <w:start w:val="1"/>
       <w:numFmt w:val="decimal"/>
-      <w:pStyle w:val="Heading2"/>
+      <w:pStyle w:val="3"/>
       <w:lvlText w:val="%1.%2."/>
       <w:lvlJc w:val="left"/>
       <w:pPr>
@@ -7122,10 +7188,10 @@
         <w:rFonts w:hint="default"/>
       </w:rPr>
     </w:lvl>
-    <w:lvl w:ilvl="2">
+    <w:lvl w:ilvl="2" w:tentative="0">
       <w:start w:val="1"/>
       <w:numFmt w:val="decimal"/>
-      <w:pStyle w:val="Heading3"/>
+      <w:pStyle w:val="4"/>
       <w:lvlText w:val="%1.%2.%3."/>
       <w:lvlJc w:val="left"/>
       <w:pPr>
@@ -7135,10 +7201,10 @@
         <w:rFonts w:hint="default"/>
       </w:rPr>
     </w:lvl>
-    <w:lvl w:ilvl="3">
+    <w:lvl w:ilvl="3" w:tentative="0">
       <w:start w:val="1"/>
       <w:numFmt w:val="decimal"/>
-      <w:pStyle w:val="Heading4"/>
+      <w:pStyle w:val="5"/>
       <w:lvlText w:val="%1.%2.%3.%4."/>
       <w:lvlJc w:val="left"/>
       <w:pPr>
@@ -7148,10 +7214,10 @@
         <w:rFonts w:hint="default"/>
       </w:rPr>
     </w:lvl>
-    <w:lvl w:ilvl="4">
+    <w:lvl w:ilvl="4" w:tentative="0">
       <w:start w:val="1"/>
       <w:numFmt w:val="decimal"/>
-      <w:pStyle w:val="Heading5"/>
+      <w:pStyle w:val="6"/>
       <w:lvlText w:val="%1.%2.%3.%4.%5."/>
       <w:lvlJc w:val="left"/>
       <w:pPr>
@@ -7161,10 +7227,10 @@
         <w:rFonts w:hint="default"/>
       </w:rPr>
     </w:lvl>
-    <w:lvl w:ilvl="5">
+    <w:lvl w:ilvl="5" w:tentative="0">
       <w:start w:val="1"/>
       <w:numFmt w:val="decimal"/>
-      <w:pStyle w:val="Heading6"/>
+      <w:pStyle w:val="7"/>
       <w:lvlText w:val="%1.%2.%3.%4.%5.%6."/>
       <w:lvlJc w:val="left"/>
       <w:pPr>
@@ -7174,10 +7240,10 @@
         <w:rFonts w:hint="default"/>
       </w:rPr>
     </w:lvl>
-    <w:lvl w:ilvl="6">
+    <w:lvl w:ilvl="6" w:tentative="0">
       <w:start w:val="1"/>
       <w:numFmt w:val="decimal"/>
-      <w:pStyle w:val="Heading7"/>
+      <w:pStyle w:val="8"/>
       <w:lvlText w:val="%1.%2.%3.%4.%5.%6.%7."/>
       <w:lvlJc w:val="left"/>
       <w:pPr>
@@ -7187,10 +7253,10 @@
         <w:rFonts w:hint="default"/>
       </w:rPr>
     </w:lvl>
-    <w:lvl w:ilvl="7">
+    <w:lvl w:ilvl="7" w:tentative="0">
       <w:start w:val="1"/>
       <w:numFmt w:val="decimal"/>
-      <w:pStyle w:val="Heading8"/>
+      <w:pStyle w:val="9"/>
       <w:lvlText w:val="%1.%2.%3.%4.%5.%6.%7.%8."/>
       <w:lvlJc w:val="left"/>
       <w:pPr>
@@ -7200,10 +7266,10 @@
         <w:rFonts w:hint="default"/>
       </w:rPr>
     </w:lvl>
-    <w:lvl w:ilvl="8">
+    <w:lvl w:ilvl="8" w:tentative="0">
       <w:start w:val="1"/>
       <w:numFmt w:val="decimal"/>
-      <w:pStyle w:val="Heading9"/>
+      <w:pStyle w:val="10"/>
       <w:lvlText w:val="%1.%2.%3.%4.%5.%6.%7.%8.%9."/>
       <w:lvlJc w:val="left"/>
       <w:pPr>
@@ -7221,267 +7287,269 @@
 </file>
 
 <file path=word/styles.xml><?xml version="1.0" encoding="utf-8"?>
-<w:styles xmlns:mc="http://schemas.openxmlformats.org/markup-compatibility/2006" xmlns:r="http://schemas.openxmlformats.org/officeDocument/2006/relationships" xmlns:w="http://schemas.openxmlformats.org/wordprocessingml/2006/main" xmlns:w14="http://schemas.microsoft.com/office/word/2010/wordml" xmlns:w15="http://schemas.microsoft.com/office/word/2012/wordml" mc:Ignorable="w14 w15">
+<w:styles xmlns:mc="http://schemas.openxmlformats.org/markup-compatibility/2006" xmlns:o="urn:schemas-microsoft-com:office:office" xmlns:r="http://schemas.openxmlformats.org/officeDocument/2006/relationships" xmlns:m="http://schemas.openxmlformats.org/officeDocument/2006/math" xmlns:v="urn:schemas-microsoft-com:vml" xmlns:w="http://schemas.openxmlformats.org/wordprocessingml/2006/main" xmlns:w14="http://schemas.microsoft.com/office/word/2010/wordml" xmlns:w10="urn:schemas-microsoft-com:office:word" xmlns:sl="http://schemas.openxmlformats.org/schemaLibrary/2006/main" xmlns:wpsCustomData="http://www.wps.cn/officeDocument/2013/wpsCustomData" mc:Ignorable="w14">
   <w:docDefaults>
     <w:rPrDefault>
       <w:rPr>
-        <w:rFonts w:ascii="Arial" w:eastAsia="Arial" w:hAnsi="Arial" w:cs="Arial"/>
+        <w:rFonts w:ascii="Arial" w:hAnsi="Arial" w:eastAsia="Arial" w:cs="Arial"/>
       </w:rPr>
     </w:rPrDefault>
     <w:pPrDefault/>
   </w:docDefaults>
-  <w:latentStyles w:defLockedState="0" w:defUIPriority="99" w:defSemiHidden="1" w:defUnhideWhenUsed="1" w:defQFormat="0" w:count="260">
-    <w:lsdException w:name="Normal" w:semiHidden="0" w:uiPriority="0" w:unhideWhenUsed="0" w:qFormat="1"/>
-    <w:lsdException w:name="heading 1" w:semiHidden="0" w:uiPriority="0" w:unhideWhenUsed="0" w:qFormat="1"/>
-    <w:lsdException w:name="heading 2" w:semiHidden="0" w:uiPriority="0" w:qFormat="1"/>
-    <w:lsdException w:name="heading 3" w:uiPriority="0" w:qFormat="1"/>
-    <w:lsdException w:name="heading 4" w:semiHidden="0" w:uiPriority="0" w:qFormat="1"/>
-    <w:lsdException w:name="heading 5" w:uiPriority="0" w:qFormat="1"/>
-    <w:lsdException w:name="heading 6" w:uiPriority="0" w:qFormat="1"/>
-    <w:lsdException w:name="heading 7" w:uiPriority="0" w:qFormat="1"/>
-    <w:lsdException w:name="heading 8" w:uiPriority="0" w:qFormat="1"/>
-    <w:lsdException w:name="heading 9" w:uiPriority="0" w:qFormat="1"/>
-    <w:lsdException w:name="index 1" w:semiHidden="0" w:uiPriority="0" w:unhideWhenUsed="0"/>
-    <w:lsdException w:name="index 2" w:semiHidden="0" w:uiPriority="0" w:unhideWhenUsed="0"/>
-    <w:lsdException w:name="index 3" w:semiHidden="0" w:uiPriority="0" w:unhideWhenUsed="0"/>
-    <w:lsdException w:name="index 4" w:semiHidden="0" w:uiPriority="0" w:unhideWhenUsed="0"/>
-    <w:lsdException w:name="index 5" w:semiHidden="0" w:uiPriority="0" w:unhideWhenUsed="0"/>
-    <w:lsdException w:name="index 6" w:semiHidden="0" w:uiPriority="0" w:unhideWhenUsed="0"/>
-    <w:lsdException w:name="index 7" w:semiHidden="0" w:uiPriority="0" w:unhideWhenUsed="0"/>
-    <w:lsdException w:name="index 8" w:semiHidden="0" w:uiPriority="0" w:unhideWhenUsed="0"/>
-    <w:lsdException w:name="index 9" w:semiHidden="0" w:uiPriority="0" w:unhideWhenUsed="0"/>
-    <w:lsdException w:name="toc 1" w:semiHidden="0" w:uiPriority="0" w:unhideWhenUsed="0" w:qFormat="1"/>
-    <w:lsdException w:name="toc 2" w:semiHidden="0" w:uiPriority="0" w:unhideWhenUsed="0" w:qFormat="1"/>
-    <w:lsdException w:name="toc 3" w:semiHidden="0" w:uiPriority="0" w:unhideWhenUsed="0" w:qFormat="1"/>
-    <w:lsdException w:name="toc 4" w:semiHidden="0" w:uiPriority="0" w:unhideWhenUsed="0"/>
-    <w:lsdException w:name="toc 5" w:semiHidden="0" w:uiPriority="0" w:unhideWhenUsed="0"/>
-    <w:lsdException w:name="toc 6" w:semiHidden="0" w:uiPriority="0" w:unhideWhenUsed="0"/>
-    <w:lsdException w:name="toc 7" w:semiHidden="0" w:uiPriority="0" w:unhideWhenUsed="0"/>
-    <w:lsdException w:name="toc 8" w:semiHidden="0" w:uiPriority="0" w:unhideWhenUsed="0"/>
-    <w:lsdException w:name="toc 9" w:semiHidden="0" w:uiPriority="0" w:unhideWhenUsed="0"/>
-    <w:lsdException w:name="Normal Indent" w:semiHidden="0" w:uiPriority="0" w:unhideWhenUsed="0"/>
-    <w:lsdException w:name="footnote text" w:semiHidden="0" w:uiPriority="0" w:unhideWhenUsed="0"/>
-    <w:lsdException w:name="annotation text" w:semiHidden="0" w:uiPriority="0" w:unhideWhenUsed="0" w:qFormat="1"/>
-    <w:lsdException w:name="header" w:semiHidden="0" w:uiPriority="0" w:unhideWhenUsed="0" w:qFormat="1"/>
-    <w:lsdException w:name="footer" w:semiHidden="0" w:uiPriority="0" w:unhideWhenUsed="0" w:qFormat="1"/>
-    <w:lsdException w:name="index heading" w:semiHidden="0" w:uiPriority="0" w:unhideWhenUsed="0"/>
-    <w:lsdException w:name="caption" w:uiPriority="0" w:qFormat="1"/>
-    <w:lsdException w:name="table of figures" w:semiHidden="0" w:uiPriority="0" w:unhideWhenUsed="0"/>
-    <w:lsdException w:name="envelope address" w:semiHidden="0" w:uiPriority="0" w:unhideWhenUsed="0"/>
-    <w:lsdException w:name="envelope return" w:semiHidden="0" w:uiPriority="0" w:unhideWhenUsed="0"/>
-    <w:lsdException w:name="footnote reference" w:semiHidden="0" w:uiPriority="0" w:unhideWhenUsed="0"/>
-    <w:lsdException w:name="annotation reference" w:semiHidden="0" w:uiPriority="0" w:unhideWhenUsed="0"/>
-    <w:lsdException w:name="line number" w:semiHidden="0" w:uiPriority="0" w:unhideWhenUsed="0"/>
-    <w:lsdException w:name="page number" w:semiHidden="0" w:uiPriority="0" w:unhideWhenUsed="0"/>
-    <w:lsdException w:name="endnote reference" w:semiHidden="0" w:uiPriority="0" w:unhideWhenUsed="0"/>
-    <w:lsdException w:name="endnote text" w:semiHidden="0" w:uiPriority="0" w:unhideWhenUsed="0"/>
-    <w:lsdException w:name="table of authorities" w:semiHidden="0" w:uiPriority="0" w:unhideWhenUsed="0"/>
-    <w:lsdException w:name="macro" w:semiHidden="0" w:uiPriority="0" w:unhideWhenUsed="0"/>
-    <w:lsdException w:name="toa heading" w:semiHidden="0" w:uiPriority="0" w:unhideWhenUsed="0"/>
-    <w:lsdException w:name="List" w:semiHidden="0" w:uiPriority="0" w:unhideWhenUsed="0"/>
-    <w:lsdException w:name="List Bullet" w:semiHidden="0" w:uiPriority="0" w:unhideWhenUsed="0"/>
-    <w:lsdException w:name="List Number" w:semiHidden="0" w:uiPriority="0" w:unhideWhenUsed="0"/>
-    <w:lsdException w:name="List 2" w:semiHidden="0" w:uiPriority="0" w:unhideWhenUsed="0"/>
-    <w:lsdException w:name="List 3" w:semiHidden="0" w:uiPriority="0" w:unhideWhenUsed="0"/>
-    <w:lsdException w:name="List 4" w:semiHidden="0" w:uiPriority="0" w:unhideWhenUsed="0"/>
-    <w:lsdException w:name="List 5" w:semiHidden="0" w:uiPriority="0" w:unhideWhenUsed="0"/>
-    <w:lsdException w:name="List Bullet 2" w:semiHidden="0" w:uiPriority="0" w:unhideWhenUsed="0"/>
-    <w:lsdException w:name="List Bullet 3" w:semiHidden="0" w:uiPriority="0" w:unhideWhenUsed="0"/>
-    <w:lsdException w:name="List Bullet 4" w:semiHidden="0" w:uiPriority="0" w:unhideWhenUsed="0"/>
-    <w:lsdException w:name="List Bullet 5" w:semiHidden="0" w:uiPriority="0" w:unhideWhenUsed="0"/>
-    <w:lsdException w:name="List Number 2" w:semiHidden="0" w:uiPriority="0" w:unhideWhenUsed="0"/>
-    <w:lsdException w:name="List Number 3" w:semiHidden="0" w:uiPriority="0" w:unhideWhenUsed="0"/>
-    <w:lsdException w:name="List Number 4" w:semiHidden="0" w:uiPriority="0" w:unhideWhenUsed="0"/>
-    <w:lsdException w:name="List Number 5" w:semiHidden="0" w:uiPriority="0" w:unhideWhenUsed="0"/>
-    <w:lsdException w:name="Title" w:semiHidden="0" w:uiPriority="0" w:unhideWhenUsed="0" w:qFormat="1"/>
-    <w:lsdException w:name="Closing" w:semiHidden="0" w:uiPriority="0" w:unhideWhenUsed="0"/>
-    <w:lsdException w:name="Signature" w:semiHidden="0" w:uiPriority="0" w:unhideWhenUsed="0"/>
-    <w:lsdException w:name="Default Paragraph Font" w:uiPriority="0" w:unhideWhenUsed="0" w:qFormat="1"/>
-    <w:lsdException w:name="Body Text" w:uiPriority="0" w:unhideWhenUsed="0" w:qFormat="1"/>
-    <w:lsdException w:name="Body Text Indent" w:semiHidden="0" w:uiPriority="0" w:unhideWhenUsed="0"/>
-    <w:lsdException w:name="List Continue" w:semiHidden="0" w:uiPriority="0" w:unhideWhenUsed="0"/>
-    <w:lsdException w:name="List Continue 2" w:semiHidden="0" w:uiPriority="0" w:unhideWhenUsed="0"/>
-    <w:lsdException w:name="List Continue 3" w:semiHidden="0" w:uiPriority="0" w:unhideWhenUsed="0"/>
-    <w:lsdException w:name="List Continue 4" w:semiHidden="0" w:uiPriority="0" w:unhideWhenUsed="0"/>
-    <w:lsdException w:name="List Continue 5" w:semiHidden="0" w:uiPriority="0" w:unhideWhenUsed="0"/>
-    <w:lsdException w:name="Message Header" w:semiHidden="0" w:uiPriority="0" w:unhideWhenUsed="0"/>
-    <w:lsdException w:name="Subtitle" w:semiHidden="0" w:uiPriority="0" w:unhideWhenUsed="0" w:qFormat="1"/>
-    <w:lsdException w:name="Salutation" w:semiHidden="0" w:uiPriority="0" w:unhideWhenUsed="0"/>
-    <w:lsdException w:name="Date" w:semiHidden="0" w:uiPriority="0" w:unhideWhenUsed="0"/>
-    <w:lsdException w:name="Body Text First Indent" w:semiHidden="0" w:uiPriority="0" w:unhideWhenUsed="0"/>
-    <w:lsdException w:name="Body Text First Indent 2" w:semiHidden="0" w:uiPriority="0" w:unhideWhenUsed="0"/>
-    <w:lsdException w:name="Body Text 2" w:semiHidden="0" w:uiPriority="0" w:unhideWhenUsed="0"/>
-    <w:lsdException w:name="Body Text 3" w:semiHidden="0" w:uiPriority="0" w:unhideWhenUsed="0"/>
-    <w:lsdException w:name="Body Text Indent 2" w:semiHidden="0" w:uiPriority="0" w:unhideWhenUsed="0"/>
-    <w:lsdException w:name="Body Text Indent 3" w:semiHidden="0" w:uiPriority="0" w:unhideWhenUsed="0"/>
-    <w:lsdException w:name="Block Text" w:semiHidden="0" w:uiPriority="0" w:unhideWhenUsed="0"/>
-    <w:lsdException w:name="Hyperlink" w:semiHidden="0" w:uiPriority="0" w:unhideWhenUsed="0"/>
-    <w:lsdException w:name="FollowedHyperlink" w:semiHidden="0" w:uiPriority="0" w:unhideWhenUsed="0"/>
-    <w:lsdException w:name="Strong" w:semiHidden="0" w:uiPriority="0" w:unhideWhenUsed="0" w:qFormat="1"/>
-    <w:lsdException w:name="Emphasis" w:semiHidden="0" w:uiPriority="0" w:unhideWhenUsed="0" w:qFormat="1"/>
-    <w:lsdException w:name="Document Map" w:semiHidden="0" w:uiPriority="0" w:unhideWhenUsed="0"/>
-    <w:lsdException w:name="Plain Text" w:semiHidden="0" w:uiPriority="0" w:unhideWhenUsed="0"/>
-    <w:lsdException w:name="E-mail Signature" w:semiHidden="0" w:uiPriority="0" w:unhideWhenUsed="0"/>
-    <w:lsdException w:name="Normal (Web)" w:semiHidden="0" w:uiPriority="0" w:unhideWhenUsed="0" w:qFormat="1"/>
-    <w:lsdException w:name="HTML Acronym" w:semiHidden="0" w:uiPriority="0" w:unhideWhenUsed="0"/>
-    <w:lsdException w:name="HTML Address" w:semiHidden="0" w:uiPriority="0" w:unhideWhenUsed="0"/>
-    <w:lsdException w:name="HTML Cite" w:semiHidden="0" w:uiPriority="0" w:unhideWhenUsed="0"/>
-    <w:lsdException w:name="HTML Code" w:semiHidden="0" w:uiPriority="0" w:unhideWhenUsed="0"/>
-    <w:lsdException w:name="HTML Definition" w:semiHidden="0" w:uiPriority="0" w:unhideWhenUsed="0"/>
-    <w:lsdException w:name="HTML Keyboard" w:semiHidden="0" w:uiPriority="0" w:unhideWhenUsed="0"/>
-    <w:lsdException w:name="HTML Preformatted" w:semiHidden="0" w:uiPriority="0" w:unhideWhenUsed="0"/>
-    <w:lsdException w:name="HTML Sample" w:semiHidden="0" w:uiPriority="0" w:unhideWhenUsed="0"/>
-    <w:lsdException w:name="HTML Typewriter" w:semiHidden="0" w:uiPriority="0" w:unhideWhenUsed="0"/>
-    <w:lsdException w:name="HTML Variable" w:semiHidden="0" w:uiPriority="0" w:unhideWhenUsed="0"/>
-    <w:lsdException w:name="Normal Table" w:uiPriority="0" w:unhideWhenUsed="0" w:qFormat="1"/>
-    <w:lsdException w:name="annotation subject" w:semiHidden="0" w:uiPriority="0" w:unhideWhenUsed="0"/>
-    <w:lsdException w:name="Table Simple 1" w:semiHidden="0" w:uiPriority="0" w:unhideWhenUsed="0"/>
-    <w:lsdException w:name="Table Simple 2" w:semiHidden="0" w:uiPriority="0" w:unhideWhenUsed="0"/>
-    <w:lsdException w:name="Table Simple 3" w:semiHidden="0" w:uiPriority="0" w:unhideWhenUsed="0"/>
-    <w:lsdException w:name="Table Classic 1" w:semiHidden="0" w:uiPriority="0" w:unhideWhenUsed="0"/>
-    <w:lsdException w:name="Table Classic 2" w:semiHidden="0" w:uiPriority="0" w:unhideWhenUsed="0"/>
-    <w:lsdException w:name="Table Classic 3" w:semiHidden="0" w:uiPriority="0" w:unhideWhenUsed="0"/>
-    <w:lsdException w:name="Table Classic 4" w:semiHidden="0" w:uiPriority="0" w:unhideWhenUsed="0"/>
-    <w:lsdException w:name="Table Colorful 1" w:semiHidden="0" w:uiPriority="0" w:unhideWhenUsed="0"/>
-    <w:lsdException w:name="Table Colorful 2" w:semiHidden="0" w:uiPriority="0" w:unhideWhenUsed="0"/>
-    <w:lsdException w:name="Table Colorful 3" w:semiHidden="0" w:uiPriority="0" w:unhideWhenUsed="0"/>
-    <w:lsdException w:name="Table Columns 1" w:semiHidden="0" w:uiPriority="0" w:unhideWhenUsed="0"/>
-    <w:lsdException w:name="Table Columns 2" w:semiHidden="0" w:uiPriority="0" w:unhideWhenUsed="0"/>
-    <w:lsdException w:name="Table Columns 3" w:semiHidden="0" w:uiPriority="0" w:unhideWhenUsed="0"/>
-    <w:lsdException w:name="Table Columns 4" w:semiHidden="0" w:uiPriority="0" w:unhideWhenUsed="0"/>
-    <w:lsdException w:name="Table Columns 5" w:semiHidden="0" w:uiPriority="0" w:unhideWhenUsed="0"/>
-    <w:lsdException w:name="Table Grid 1" w:semiHidden="0" w:uiPriority="0" w:unhideWhenUsed="0"/>
-    <w:lsdException w:name="Table Grid 2" w:semiHidden="0" w:uiPriority="0" w:unhideWhenUsed="0"/>
-    <w:lsdException w:name="Table Grid 3" w:semiHidden="0" w:uiPriority="0" w:unhideWhenUsed="0"/>
-    <w:lsdException w:name="Table Grid 4" w:semiHidden="0" w:uiPriority="0" w:unhideWhenUsed="0"/>
-    <w:lsdException w:name="Table Grid 5" w:semiHidden="0" w:uiPriority="0" w:unhideWhenUsed="0"/>
-    <w:lsdException w:name="Table Grid 6" w:semiHidden="0" w:uiPriority="0" w:unhideWhenUsed="0"/>
-    <w:lsdException w:name="Table Grid 7" w:semiHidden="0" w:uiPriority="0" w:unhideWhenUsed="0"/>
-    <w:lsdException w:name="Table Grid 8" w:semiHidden="0" w:uiPriority="0" w:unhideWhenUsed="0"/>
-    <w:lsdException w:name="Table List 1" w:semiHidden="0" w:uiPriority="0" w:unhideWhenUsed="0"/>
-    <w:lsdException w:name="Table List 2" w:semiHidden="0" w:uiPriority="0" w:unhideWhenUsed="0"/>
-    <w:lsdException w:name="Table List 3" w:semiHidden="0" w:uiPriority="0" w:unhideWhenUsed="0"/>
-    <w:lsdException w:name="Table List 4" w:semiHidden="0" w:uiPriority="0" w:unhideWhenUsed="0"/>
-    <w:lsdException w:name="Table List 5" w:semiHidden="0" w:uiPriority="0" w:unhideWhenUsed="0"/>
-    <w:lsdException w:name="Table List 6" w:semiHidden="0" w:uiPriority="0" w:unhideWhenUsed="0"/>
-    <w:lsdException w:name="Table List 7" w:semiHidden="0" w:uiPriority="0" w:unhideWhenUsed="0"/>
-    <w:lsdException w:name="Table List 8" w:semiHidden="0" w:uiPriority="0" w:unhideWhenUsed="0"/>
-    <w:lsdException w:name="Table 3D effects 1" w:semiHidden="0" w:uiPriority="0" w:unhideWhenUsed="0"/>
-    <w:lsdException w:name="Table 3D effects 2" w:semiHidden="0" w:uiPriority="0" w:unhideWhenUsed="0"/>
-    <w:lsdException w:name="Table 3D effects 3" w:semiHidden="0" w:uiPriority="0" w:unhideWhenUsed="0"/>
-    <w:lsdException w:name="Table Contemporary" w:semiHidden="0" w:uiPriority="0" w:unhideWhenUsed="0"/>
-    <w:lsdException w:name="Table Elegant" w:semiHidden="0" w:uiPriority="0" w:unhideWhenUsed="0"/>
-    <w:lsdException w:name="Table Professional" w:semiHidden="0" w:uiPriority="0" w:unhideWhenUsed="0"/>
-    <w:lsdException w:name="Table Subtle 1" w:semiHidden="0" w:uiPriority="0" w:unhideWhenUsed="0"/>
-    <w:lsdException w:name="Table Subtle 2" w:semiHidden="0" w:uiPriority="0" w:unhideWhenUsed="0"/>
-    <w:lsdException w:name="Table Web 1" w:semiHidden="0" w:uiPriority="0" w:unhideWhenUsed="0"/>
-    <w:lsdException w:name="Table Web 2" w:semiHidden="0" w:uiPriority="0" w:unhideWhenUsed="0"/>
-    <w:lsdException w:name="Table Web 3" w:semiHidden="0" w:uiPriority="0" w:unhideWhenUsed="0"/>
-    <w:lsdException w:name="Balloon Text" w:semiHidden="0" w:uiPriority="0" w:unhideWhenUsed="0"/>
-    <w:lsdException w:name="Table Grid" w:semiHidden="0" w:uiPriority="0" w:unhideWhenUsed="0" w:qFormat="1"/>
-    <w:lsdException w:name="Table Theme" w:semiHidden="0" w:uiPriority="0" w:unhideWhenUsed="0"/>
-    <w:lsdException w:name="Light Shading" w:semiHidden="0" w:uiPriority="60" w:unhideWhenUsed="0"/>
-    <w:lsdException w:name="Light List" w:semiHidden="0" w:uiPriority="61" w:unhideWhenUsed="0"/>
-    <w:lsdException w:name="Light Grid" w:semiHidden="0" w:uiPriority="62" w:unhideWhenUsed="0"/>
-    <w:lsdException w:name="Medium Shading 1" w:semiHidden="0" w:uiPriority="63" w:unhideWhenUsed="0"/>
-    <w:lsdException w:name="Medium Shading 2" w:semiHidden="0" w:uiPriority="64" w:unhideWhenUsed="0"/>
-    <w:lsdException w:name="Medium List 1" w:semiHidden="0" w:uiPriority="65" w:unhideWhenUsed="0"/>
-    <w:lsdException w:name="Medium List 2" w:semiHidden="0" w:uiPriority="66" w:unhideWhenUsed="0"/>
-    <w:lsdException w:name="Medium Grid 1" w:semiHidden="0" w:uiPriority="67" w:unhideWhenUsed="0"/>
-    <w:lsdException w:name="Medium Grid 2" w:semiHidden="0" w:uiPriority="68" w:unhideWhenUsed="0"/>
-    <w:lsdException w:name="Medium Grid 3" w:semiHidden="0" w:uiPriority="69" w:unhideWhenUsed="0"/>
-    <w:lsdException w:name="Dark List" w:semiHidden="0" w:uiPriority="70" w:unhideWhenUsed="0"/>
-    <w:lsdException w:name="Colorful Shading" w:semiHidden="0" w:uiPriority="71" w:unhideWhenUsed="0"/>
-    <w:lsdException w:name="Colorful List" w:semiHidden="0" w:uiPriority="72" w:unhideWhenUsed="0"/>
-    <w:lsdException w:name="Colorful Grid" w:semiHidden="0" w:uiPriority="73" w:unhideWhenUsed="0"/>
-    <w:lsdException w:name="Light Shading Accent 1" w:semiHidden="0" w:uiPriority="60" w:unhideWhenUsed="0"/>
-    <w:lsdException w:name="Light List Accent 1" w:semiHidden="0" w:uiPriority="61" w:unhideWhenUsed="0"/>
-    <w:lsdException w:name="Light Grid Accent 1" w:semiHidden="0" w:uiPriority="62" w:unhideWhenUsed="0"/>
-    <w:lsdException w:name="Medium Shading 1 Accent 1" w:semiHidden="0" w:uiPriority="63" w:unhideWhenUsed="0"/>
-    <w:lsdException w:name="Medium Shading 2 Accent 1" w:semiHidden="0" w:uiPriority="64" w:unhideWhenUsed="0"/>
-    <w:lsdException w:name="Medium List 1 Accent 1" w:semiHidden="0" w:uiPriority="65" w:unhideWhenUsed="0"/>
-    <w:lsdException w:name="Medium List 2 Accent 1" w:semiHidden="0" w:uiPriority="66" w:unhideWhenUsed="0"/>
-    <w:lsdException w:name="Medium Grid 1 Accent 1" w:semiHidden="0" w:uiPriority="67" w:unhideWhenUsed="0"/>
-    <w:lsdException w:name="Medium Grid 2 Accent 1" w:semiHidden="0" w:uiPriority="68" w:unhideWhenUsed="0"/>
-    <w:lsdException w:name="Medium Grid 3 Accent 1" w:semiHidden="0" w:uiPriority="69" w:unhideWhenUsed="0"/>
-    <w:lsdException w:name="Dark List Accent 1" w:semiHidden="0" w:uiPriority="70" w:unhideWhenUsed="0"/>
-    <w:lsdException w:name="Colorful Shading Accent 1" w:semiHidden="0" w:uiPriority="71" w:unhideWhenUsed="0"/>
-    <w:lsdException w:name="Colorful List Accent 1" w:semiHidden="0" w:uiPriority="72" w:unhideWhenUsed="0"/>
-    <w:lsdException w:name="Colorful Grid Accent 1" w:semiHidden="0" w:uiPriority="73" w:unhideWhenUsed="0"/>
-    <w:lsdException w:name="Light Shading Accent 2" w:semiHidden="0" w:uiPriority="60" w:unhideWhenUsed="0"/>
-    <w:lsdException w:name="Light List Accent 2" w:semiHidden="0" w:uiPriority="61" w:unhideWhenUsed="0"/>
-    <w:lsdException w:name="Light Grid Accent 2" w:semiHidden="0" w:uiPriority="62" w:unhideWhenUsed="0"/>
-    <w:lsdException w:name="Medium Shading 1 Accent 2" w:semiHidden="0" w:uiPriority="63" w:unhideWhenUsed="0"/>
-    <w:lsdException w:name="Medium Shading 2 Accent 2" w:semiHidden="0" w:uiPriority="64" w:unhideWhenUsed="0"/>
-    <w:lsdException w:name="Medium List 1 Accent 2" w:semiHidden="0" w:uiPriority="65" w:unhideWhenUsed="0"/>
-    <w:lsdException w:name="Medium List 2 Accent 2" w:semiHidden="0" w:uiPriority="66" w:unhideWhenUsed="0"/>
-    <w:lsdException w:name="Medium Grid 1 Accent 2" w:semiHidden="0" w:uiPriority="67" w:unhideWhenUsed="0"/>
-    <w:lsdException w:name="Medium Grid 2 Accent 2" w:semiHidden="0" w:uiPriority="68" w:unhideWhenUsed="0"/>
-    <w:lsdException w:name="Medium Grid 3 Accent 2" w:semiHidden="0" w:uiPriority="69" w:unhideWhenUsed="0"/>
-    <w:lsdException w:name="Dark List Accent 2" w:semiHidden="0" w:uiPriority="70" w:unhideWhenUsed="0"/>
-    <w:lsdException w:name="Colorful Shading Accent 2" w:semiHidden="0" w:uiPriority="71" w:unhideWhenUsed="0"/>
-    <w:lsdException w:name="Colorful List Accent 2" w:semiHidden="0" w:uiPriority="72" w:unhideWhenUsed="0"/>
-    <w:lsdException w:name="Colorful Grid Accent 2" w:semiHidden="0" w:uiPriority="73" w:unhideWhenUsed="0"/>
-    <w:lsdException w:name="Light Shading Accent 3" w:semiHidden="0" w:uiPriority="60" w:unhideWhenUsed="0"/>
-    <w:lsdException w:name="Light List Accent 3" w:semiHidden="0" w:uiPriority="61" w:unhideWhenUsed="0"/>
-    <w:lsdException w:name="Light Grid Accent 3" w:semiHidden="0" w:uiPriority="62" w:unhideWhenUsed="0"/>
-    <w:lsdException w:name="Medium Shading 1 Accent 3" w:semiHidden="0" w:uiPriority="63" w:unhideWhenUsed="0"/>
-    <w:lsdException w:name="Medium Shading 2 Accent 3" w:semiHidden="0" w:uiPriority="64" w:unhideWhenUsed="0"/>
-    <w:lsdException w:name="Medium List 1 Accent 3" w:semiHidden="0" w:uiPriority="65" w:unhideWhenUsed="0"/>
-    <w:lsdException w:name="Medium List 2 Accent 3" w:semiHidden="0" w:uiPriority="66" w:unhideWhenUsed="0"/>
-    <w:lsdException w:name="Medium Grid 1 Accent 3" w:semiHidden="0" w:uiPriority="67" w:unhideWhenUsed="0"/>
-    <w:lsdException w:name="Medium Grid 2 Accent 3" w:semiHidden="0" w:uiPriority="68" w:unhideWhenUsed="0"/>
-    <w:lsdException w:name="Medium Grid 3 Accent 3" w:semiHidden="0" w:uiPriority="69" w:unhideWhenUsed="0"/>
-    <w:lsdException w:name="Dark List Accent 3" w:semiHidden="0" w:uiPriority="70" w:unhideWhenUsed="0"/>
-    <w:lsdException w:name="Colorful Shading Accent 3" w:semiHidden="0" w:uiPriority="71" w:unhideWhenUsed="0"/>
-    <w:lsdException w:name="Colorful List Accent 3" w:semiHidden="0" w:uiPriority="72" w:unhideWhenUsed="0"/>
-    <w:lsdException w:name="Colorful Grid Accent 3" w:semiHidden="0" w:uiPriority="73" w:unhideWhenUsed="0"/>
-    <w:lsdException w:name="Light Shading Accent 4" w:semiHidden="0" w:uiPriority="60" w:unhideWhenUsed="0"/>
-    <w:lsdException w:name="Light List Accent 4" w:semiHidden="0" w:uiPriority="61" w:unhideWhenUsed="0"/>
-    <w:lsdException w:name="Light Grid Accent 4" w:semiHidden="0" w:uiPriority="62" w:unhideWhenUsed="0"/>
-    <w:lsdException w:name="Medium Shading 1 Accent 4" w:semiHidden="0" w:uiPriority="63" w:unhideWhenUsed="0"/>
-    <w:lsdException w:name="Medium Shading 2 Accent 4" w:semiHidden="0" w:uiPriority="64" w:unhideWhenUsed="0"/>
-    <w:lsdException w:name="Medium List 1 Accent 4" w:semiHidden="0" w:uiPriority="65" w:unhideWhenUsed="0"/>
-    <w:lsdException w:name="Medium List 2 Accent 4" w:semiHidden="0" w:uiPriority="66" w:unhideWhenUsed="0"/>
-    <w:lsdException w:name="Medium Grid 1 Accent 4" w:semiHidden="0" w:uiPriority="67" w:unhideWhenUsed="0"/>
-    <w:lsdException w:name="Medium Grid 2 Accent 4" w:semiHidden="0" w:uiPriority="68" w:unhideWhenUsed="0"/>
-    <w:lsdException w:name="Medium Grid 3 Accent 4" w:semiHidden="0" w:uiPriority="69" w:unhideWhenUsed="0"/>
-    <w:lsdException w:name="Dark List Accent 4" w:semiHidden="0" w:uiPriority="70" w:unhideWhenUsed="0"/>
-    <w:lsdException w:name="Colorful Shading Accent 4" w:semiHidden="0" w:uiPriority="71" w:unhideWhenUsed="0"/>
-    <w:lsdException w:name="Colorful List Accent 4" w:semiHidden="0" w:uiPriority="72" w:unhideWhenUsed="0"/>
-    <w:lsdException w:name="Colorful Grid Accent 4" w:semiHidden="0" w:uiPriority="73" w:unhideWhenUsed="0"/>
-    <w:lsdException w:name="Light Shading Accent 5" w:semiHidden="0" w:uiPriority="60" w:unhideWhenUsed="0"/>
-    <w:lsdException w:name="Light List Accent 5" w:semiHidden="0" w:uiPriority="61" w:unhideWhenUsed="0"/>
-    <w:lsdException w:name="Light Grid Accent 5" w:semiHidden="0" w:uiPriority="62" w:unhideWhenUsed="0"/>
-    <w:lsdException w:name="Medium Shading 1 Accent 5" w:semiHidden="0" w:uiPriority="63" w:unhideWhenUsed="0"/>
-    <w:lsdException w:name="Medium Shading 2 Accent 5" w:semiHidden="0" w:uiPriority="64" w:unhideWhenUsed="0"/>
-    <w:lsdException w:name="Medium List 1 Accent 5" w:semiHidden="0" w:uiPriority="65" w:unhideWhenUsed="0"/>
-    <w:lsdException w:name="Medium List 2 Accent 5" w:semiHidden="0" w:uiPriority="66" w:unhideWhenUsed="0"/>
-    <w:lsdException w:name="Medium Grid 1 Accent 5" w:semiHidden="0" w:uiPriority="67" w:unhideWhenUsed="0"/>
-    <w:lsdException w:name="Medium Grid 2 Accent 5" w:semiHidden="0" w:uiPriority="68" w:unhideWhenUsed="0"/>
-    <w:lsdException w:name="Medium Grid 3 Accent 5" w:semiHidden="0" w:uiPriority="69" w:unhideWhenUsed="0"/>
-    <w:lsdException w:name="Dark List Accent 5" w:semiHidden="0" w:uiPriority="70" w:unhideWhenUsed="0"/>
-    <w:lsdException w:name="Colorful Shading Accent 5" w:semiHidden="0" w:uiPriority="71" w:unhideWhenUsed="0"/>
-    <w:lsdException w:name="Colorful List Accent 5" w:semiHidden="0" w:uiPriority="72" w:unhideWhenUsed="0"/>
-    <w:lsdException w:name="Colorful Grid Accent 5" w:semiHidden="0" w:uiPriority="73" w:unhideWhenUsed="0"/>
-    <w:lsdException w:name="Light Shading Accent 6" w:semiHidden="0" w:uiPriority="60" w:unhideWhenUsed="0"/>
-    <w:lsdException w:name="Light List Accent 6" w:semiHidden="0" w:uiPriority="61" w:unhideWhenUsed="0"/>
-    <w:lsdException w:name="Light Grid Accent 6" w:semiHidden="0" w:uiPriority="62" w:unhideWhenUsed="0"/>
-    <w:lsdException w:name="Medium Shading 1 Accent 6" w:semiHidden="0" w:uiPriority="63" w:unhideWhenUsed="0"/>
-    <w:lsdException w:name="Medium Shading 2 Accent 6" w:semiHidden="0" w:uiPriority="64" w:unhideWhenUsed="0"/>
-    <w:lsdException w:name="Medium List 1 Accent 6" w:semiHidden="0" w:uiPriority="65" w:unhideWhenUsed="0"/>
-    <w:lsdException w:name="Medium List 2 Accent 6" w:semiHidden="0" w:uiPriority="66" w:unhideWhenUsed="0"/>
-    <w:lsdException w:name="Medium Grid 1 Accent 6" w:semiHidden="0" w:uiPriority="67" w:unhideWhenUsed="0"/>
-    <w:lsdException w:name="Medium Grid 2 Accent 6" w:semiHidden="0" w:uiPriority="68" w:unhideWhenUsed="0"/>
-    <w:lsdException w:name="Medium Grid 3 Accent 6" w:semiHidden="0" w:uiPriority="69" w:unhideWhenUsed="0"/>
-    <w:lsdException w:name="Dark List Accent 6" w:semiHidden="0" w:uiPriority="70" w:unhideWhenUsed="0"/>
-    <w:lsdException w:name="Colorful Shading Accent 6" w:semiHidden="0" w:uiPriority="71" w:unhideWhenUsed="0"/>
-    <w:lsdException w:name="Colorful List Accent 6" w:semiHidden="0" w:uiPriority="72" w:unhideWhenUsed="0"/>
-    <w:lsdException w:name="Colorful Grid Accent 6" w:semiHidden="0" w:uiPriority="73" w:unhideWhenUsed="0"/>
+  <w:latentStyles w:count="260" w:defQFormat="0" w:defUnhideWhenUsed="1" w:defSemiHidden="1" w:defUIPriority="99" w:defLockedState="0">
+    <w:lsdException w:qFormat="1" w:unhideWhenUsed="0" w:uiPriority="0" w:semiHidden="0" w:name="Normal"/>
+    <w:lsdException w:qFormat="1" w:unhideWhenUsed="0" w:uiPriority="0" w:semiHidden="0" w:name="heading 1"/>
+    <w:lsdException w:qFormat="1" w:uiPriority="0" w:semiHidden="0" w:name="heading 2"/>
+    <w:lsdException w:qFormat="1" w:uiPriority="0" w:name="heading 3"/>
+    <w:lsdException w:qFormat="1" w:uiPriority="0" w:semiHidden="0" w:name="heading 4"/>
+    <w:lsdException w:qFormat="1" w:uiPriority="0" w:name="heading 5"/>
+    <w:lsdException w:qFormat="1" w:uiPriority="0" w:name="heading 6"/>
+    <w:lsdException w:qFormat="1" w:uiPriority="0" w:name="heading 7"/>
+    <w:lsdException w:qFormat="1" w:uiPriority="0" w:name="heading 8"/>
+    <w:lsdException w:qFormat="1" w:uiPriority="0" w:name="heading 9"/>
+    <w:lsdException w:unhideWhenUsed="0" w:uiPriority="0" w:semiHidden="0" w:name="index 1"/>
+    <w:lsdException w:unhideWhenUsed="0" w:uiPriority="0" w:semiHidden="0" w:name="index 2"/>
+    <w:lsdException w:unhideWhenUsed="0" w:uiPriority="0" w:semiHidden="0" w:name="index 3"/>
+    <w:lsdException w:unhideWhenUsed="0" w:uiPriority="0" w:semiHidden="0" w:name="index 4"/>
+    <w:lsdException w:unhideWhenUsed="0" w:uiPriority="0" w:semiHidden="0" w:name="index 5"/>
+    <w:lsdException w:unhideWhenUsed="0" w:uiPriority="0" w:semiHidden="0" w:name="index 6"/>
+    <w:lsdException w:unhideWhenUsed="0" w:uiPriority="0" w:semiHidden="0" w:name="index 7"/>
+    <w:lsdException w:unhideWhenUsed="0" w:uiPriority="0" w:semiHidden="0" w:name="index 8"/>
+    <w:lsdException w:unhideWhenUsed="0" w:uiPriority="0" w:semiHidden="0" w:name="index 9"/>
+    <w:lsdException w:qFormat="1" w:unhideWhenUsed="0" w:uiPriority="0" w:semiHidden="0" w:name="toc 1"/>
+    <w:lsdException w:qFormat="1" w:unhideWhenUsed="0" w:uiPriority="0" w:semiHidden="0" w:name="toc 2"/>
+    <w:lsdException w:qFormat="1" w:unhideWhenUsed="0" w:uiPriority="0" w:semiHidden="0" w:name="toc 3"/>
+    <w:lsdException w:unhideWhenUsed="0" w:uiPriority="0" w:semiHidden="0" w:name="toc 4"/>
+    <w:lsdException w:unhideWhenUsed="0" w:uiPriority="0" w:semiHidden="0" w:name="toc 5"/>
+    <w:lsdException w:unhideWhenUsed="0" w:uiPriority="0" w:semiHidden="0" w:name="toc 6"/>
+    <w:lsdException w:unhideWhenUsed="0" w:uiPriority="0" w:semiHidden="0" w:name="toc 7"/>
+    <w:lsdException w:unhideWhenUsed="0" w:uiPriority="0" w:semiHidden="0" w:name="toc 8"/>
+    <w:lsdException w:unhideWhenUsed="0" w:uiPriority="0" w:semiHidden="0" w:name="toc 9"/>
+    <w:lsdException w:unhideWhenUsed="0" w:uiPriority="0" w:semiHidden="0" w:name="Normal Indent"/>
+    <w:lsdException w:unhideWhenUsed="0" w:uiPriority="0" w:semiHidden="0" w:name="footnote text"/>
+    <w:lsdException w:qFormat="1" w:unhideWhenUsed="0" w:uiPriority="0" w:semiHidden="0" w:name="annotation text"/>
+    <w:lsdException w:qFormat="1" w:unhideWhenUsed="0" w:uiPriority="0" w:semiHidden="0" w:name="header"/>
+    <w:lsdException w:qFormat="1" w:unhideWhenUsed="0" w:uiPriority="0" w:semiHidden="0" w:name="footer"/>
+    <w:lsdException w:unhideWhenUsed="0" w:uiPriority="0" w:semiHidden="0" w:name="index heading"/>
+    <w:lsdException w:qFormat="1" w:uiPriority="0" w:name="caption"/>
+    <w:lsdException w:unhideWhenUsed="0" w:uiPriority="0" w:semiHidden="0" w:name="table of figures"/>
+    <w:lsdException w:unhideWhenUsed="0" w:uiPriority="0" w:semiHidden="0" w:name="envelope address"/>
+    <w:lsdException w:unhideWhenUsed="0" w:uiPriority="0" w:semiHidden="0" w:name="envelope return"/>
+    <w:lsdException w:unhideWhenUsed="0" w:uiPriority="0" w:semiHidden="0" w:name="footnote reference"/>
+    <w:lsdException w:unhideWhenUsed="0" w:uiPriority="0" w:semiHidden="0" w:name="annotation reference"/>
+    <w:lsdException w:unhideWhenUsed="0" w:uiPriority="0" w:semiHidden="0" w:name="line number"/>
+    <w:lsdException w:unhideWhenUsed="0" w:uiPriority="0" w:semiHidden="0" w:name="page number"/>
+    <w:lsdException w:unhideWhenUsed="0" w:uiPriority="0" w:semiHidden="0" w:name="endnote reference"/>
+    <w:lsdException w:unhideWhenUsed="0" w:uiPriority="0" w:semiHidden="0" w:name="endnote text"/>
+    <w:lsdException w:unhideWhenUsed="0" w:uiPriority="0" w:semiHidden="0" w:name="table of authorities"/>
+    <w:lsdException w:unhideWhenUsed="0" w:uiPriority="0" w:semiHidden="0" w:name="macro"/>
+    <w:lsdException w:unhideWhenUsed="0" w:uiPriority="0" w:semiHidden="0" w:name="toa heading"/>
+    <w:lsdException w:unhideWhenUsed="0" w:uiPriority="0" w:semiHidden="0" w:name="List"/>
+    <w:lsdException w:unhideWhenUsed="0" w:uiPriority="0" w:semiHidden="0" w:name="List Bullet"/>
+    <w:lsdException w:unhideWhenUsed="0" w:uiPriority="0" w:semiHidden="0" w:name="List Number"/>
+    <w:lsdException w:unhideWhenUsed="0" w:uiPriority="0" w:semiHidden="0" w:name="List 2"/>
+    <w:lsdException w:unhideWhenUsed="0" w:uiPriority="0" w:semiHidden="0" w:name="List 3"/>
+    <w:lsdException w:unhideWhenUsed="0" w:uiPriority="0" w:semiHidden="0" w:name="List 4"/>
+    <w:lsdException w:unhideWhenUsed="0" w:uiPriority="0" w:semiHidden="0" w:name="List 5"/>
+    <w:lsdException w:unhideWhenUsed="0" w:uiPriority="0" w:semiHidden="0" w:name="List Bullet 2"/>
+    <w:lsdException w:unhideWhenUsed="0" w:uiPriority="0" w:semiHidden="0" w:name="List Bullet 3"/>
+    <w:lsdException w:unhideWhenUsed="0" w:uiPriority="0" w:semiHidden="0" w:name="List Bullet 4"/>
+    <w:lsdException w:unhideWhenUsed="0" w:uiPriority="0" w:semiHidden="0" w:name="List Bullet 5"/>
+    <w:lsdException w:unhideWhenUsed="0" w:uiPriority="0" w:semiHidden="0" w:name="List Number 2"/>
+    <w:lsdException w:unhideWhenUsed="0" w:uiPriority="0" w:semiHidden="0" w:name="List Number 3"/>
+    <w:lsdException w:unhideWhenUsed="0" w:uiPriority="0" w:semiHidden="0" w:name="List Number 4"/>
+    <w:lsdException w:unhideWhenUsed="0" w:uiPriority="0" w:semiHidden="0" w:name="List Number 5"/>
+    <w:lsdException w:qFormat="1" w:unhideWhenUsed="0" w:uiPriority="0" w:semiHidden="0" w:name="Title"/>
+    <w:lsdException w:unhideWhenUsed="0" w:uiPriority="0" w:semiHidden="0" w:name="Closing"/>
+    <w:lsdException w:unhideWhenUsed="0" w:uiPriority="0" w:semiHidden="0" w:name="Signature"/>
+    <w:lsdException w:qFormat="1" w:unhideWhenUsed="0" w:uiPriority="0" w:name="Default Paragraph Font"/>
+    <w:lsdException w:qFormat="1" w:unhideWhenUsed="0" w:uiPriority="0" w:name="Body Text"/>
+    <w:lsdException w:unhideWhenUsed="0" w:uiPriority="0" w:semiHidden="0" w:name="Body Text Indent"/>
+    <w:lsdException w:unhideWhenUsed="0" w:uiPriority="0" w:semiHidden="0" w:name="List Continue"/>
+    <w:lsdException w:unhideWhenUsed="0" w:uiPriority="0" w:semiHidden="0" w:name="List Continue 2"/>
+    <w:lsdException w:unhideWhenUsed="0" w:uiPriority="0" w:semiHidden="0" w:name="List Continue 3"/>
+    <w:lsdException w:unhideWhenUsed="0" w:uiPriority="0" w:semiHidden="0" w:name="List Continue 4"/>
+    <w:lsdException w:unhideWhenUsed="0" w:uiPriority="0" w:semiHidden="0" w:name="List Continue 5"/>
+    <w:lsdException w:unhideWhenUsed="0" w:uiPriority="0" w:semiHidden="0" w:name="Message Header"/>
+    <w:lsdException w:qFormat="1" w:unhideWhenUsed="0" w:uiPriority="0" w:semiHidden="0" w:name="Subtitle"/>
+    <w:lsdException w:unhideWhenUsed="0" w:uiPriority="0" w:semiHidden="0" w:name="Salutation"/>
+    <w:lsdException w:unhideWhenUsed="0" w:uiPriority="0" w:semiHidden="0" w:name="Date"/>
+    <w:lsdException w:unhideWhenUsed="0" w:uiPriority="0" w:semiHidden="0" w:name="Body Text First Indent"/>
+    <w:lsdException w:unhideWhenUsed="0" w:uiPriority="0" w:semiHidden="0" w:name="Body Text First Indent 2"/>
+    <w:lsdException w:uiPriority="99" w:name="Note Heading"/>
+    <w:lsdException w:unhideWhenUsed="0" w:uiPriority="0" w:semiHidden="0" w:name="Body Text 2"/>
+    <w:lsdException w:unhideWhenUsed="0" w:uiPriority="0" w:semiHidden="0" w:name="Body Text 3"/>
+    <w:lsdException w:unhideWhenUsed="0" w:uiPriority="0" w:semiHidden="0" w:name="Body Text Indent 2"/>
+    <w:lsdException w:unhideWhenUsed="0" w:uiPriority="0" w:semiHidden="0" w:name="Body Text Indent 3"/>
+    <w:lsdException w:unhideWhenUsed="0" w:uiPriority="0" w:semiHidden="0" w:name="Block Text"/>
+    <w:lsdException w:unhideWhenUsed="0" w:uiPriority="0" w:semiHidden="0" w:name="Hyperlink"/>
+    <w:lsdException w:unhideWhenUsed="0" w:uiPriority="0" w:semiHidden="0" w:name="FollowedHyperlink"/>
+    <w:lsdException w:qFormat="1" w:unhideWhenUsed="0" w:uiPriority="0" w:semiHidden="0" w:name="Strong"/>
+    <w:lsdException w:qFormat="1" w:unhideWhenUsed="0" w:uiPriority="0" w:semiHidden="0" w:name="Emphasis"/>
+    <w:lsdException w:unhideWhenUsed="0" w:uiPriority="0" w:semiHidden="0" w:name="Document Map"/>
+    <w:lsdException w:unhideWhenUsed="0" w:uiPriority="0" w:semiHidden="0" w:name="Plain Text"/>
+    <w:lsdException w:unhideWhenUsed="0" w:uiPriority="0" w:semiHidden="0" w:name="E-mail Signature"/>
+    <w:lsdException w:qFormat="1" w:unhideWhenUsed="0" w:uiPriority="0" w:semiHidden="0" w:name="Normal (Web)"/>
+    <w:lsdException w:unhideWhenUsed="0" w:uiPriority="0" w:semiHidden="0" w:name="HTML Acronym"/>
+    <w:lsdException w:unhideWhenUsed="0" w:uiPriority="0" w:semiHidden="0" w:name="HTML Address"/>
+    <w:lsdException w:unhideWhenUsed="0" w:uiPriority="0" w:semiHidden="0" w:name="HTML Cite"/>
+    <w:lsdException w:unhideWhenUsed="0" w:uiPriority="0" w:semiHidden="0" w:name="HTML Code"/>
+    <w:lsdException w:unhideWhenUsed="0" w:uiPriority="0" w:semiHidden="0" w:name="HTML Definition"/>
+    <w:lsdException w:unhideWhenUsed="0" w:uiPriority="0" w:semiHidden="0" w:name="HTML Keyboard"/>
+    <w:lsdException w:unhideWhenUsed="0" w:uiPriority="0" w:semiHidden="0" w:name="HTML Preformatted"/>
+    <w:lsdException w:unhideWhenUsed="0" w:uiPriority="0" w:semiHidden="0" w:name="HTML Sample"/>
+    <w:lsdException w:unhideWhenUsed="0" w:uiPriority="0" w:semiHidden="0" w:name="HTML Typewriter"/>
+    <w:lsdException w:unhideWhenUsed="0" w:uiPriority="0" w:semiHidden="0" w:name="HTML Variable"/>
+    <w:lsdException w:qFormat="1" w:unhideWhenUsed="0" w:uiPriority="0" w:name="Normal Table"/>
+    <w:lsdException w:unhideWhenUsed="0" w:uiPriority="0" w:semiHidden="0" w:name="annotation subject"/>
+    <w:lsdException w:unhideWhenUsed="0" w:uiPriority="0" w:semiHidden="0" w:name="Table Simple 1"/>
+    <w:lsdException w:unhideWhenUsed="0" w:uiPriority="0" w:semiHidden="0" w:name="Table Simple 2"/>
+    <w:lsdException w:unhideWhenUsed="0" w:uiPriority="0" w:semiHidden="0" w:name="Table Simple 3"/>
+    <w:lsdException w:unhideWhenUsed="0" w:uiPriority="0" w:semiHidden="0" w:name="Table Classic 1"/>
+    <w:lsdException w:unhideWhenUsed="0" w:uiPriority="0" w:semiHidden="0" w:name="Table Classic 2"/>
+    <w:lsdException w:unhideWhenUsed="0" w:uiPriority="0" w:semiHidden="0" w:name="Table Classic 3"/>
+    <w:lsdException w:unhideWhenUsed="0" w:uiPriority="0" w:semiHidden="0" w:name="Table Classic 4"/>
+    <w:lsdException w:unhideWhenUsed="0" w:uiPriority="0" w:semiHidden="0" w:name="Table Colorful 1"/>
+    <w:lsdException w:unhideWhenUsed="0" w:uiPriority="0" w:semiHidden="0" w:name="Table Colorful 2"/>
+    <w:lsdException w:unhideWhenUsed="0" w:uiPriority="0" w:semiHidden="0" w:name="Table Colorful 3"/>
+    <w:lsdException w:unhideWhenUsed="0" w:uiPriority="0" w:semiHidden="0" w:name="Table Columns 1"/>
+    <w:lsdException w:unhideWhenUsed="0" w:uiPriority="0" w:semiHidden="0" w:name="Table Columns 2"/>
+    <w:lsdException w:unhideWhenUsed="0" w:uiPriority="0" w:semiHidden="0" w:name="Table Columns 3"/>
+    <w:lsdException w:unhideWhenUsed="0" w:uiPriority="0" w:semiHidden="0" w:name="Table Columns 4"/>
+    <w:lsdException w:unhideWhenUsed="0" w:uiPriority="0" w:semiHidden="0" w:name="Table Columns 5"/>
+    <w:lsdException w:unhideWhenUsed="0" w:uiPriority="0" w:semiHidden="0" w:name="Table Grid 1"/>
+    <w:lsdException w:unhideWhenUsed="0" w:uiPriority="0" w:semiHidden="0" w:name="Table Grid 2"/>
+    <w:lsdException w:unhideWhenUsed="0" w:uiPriority="0" w:semiHidden="0" w:name="Table Grid 3"/>
+    <w:lsdException w:unhideWhenUsed="0" w:uiPriority="0" w:semiHidden="0" w:name="Table Grid 4"/>
+    <w:lsdException w:unhideWhenUsed="0" w:uiPriority="0" w:semiHidden="0" w:name="Table Grid 5"/>
+    <w:lsdException w:unhideWhenUsed="0" w:uiPriority="0" w:semiHidden="0" w:name="Table Grid 6"/>
+    <w:lsdException w:unhideWhenUsed="0" w:uiPriority="0" w:semiHidden="0" w:name="Table Grid 7"/>
+    <w:lsdException w:unhideWhenUsed="0" w:uiPriority="0" w:semiHidden="0" w:name="Table Grid 8"/>
+    <w:lsdException w:unhideWhenUsed="0" w:uiPriority="0" w:semiHidden="0" w:name="Table List 1"/>
+    <w:lsdException w:unhideWhenUsed="0" w:uiPriority="0" w:semiHidden="0" w:name="Table List 2"/>
+    <w:lsdException w:unhideWhenUsed="0" w:uiPriority="0" w:semiHidden="0" w:name="Table List 3"/>
+    <w:lsdException w:unhideWhenUsed="0" w:uiPriority="0" w:semiHidden="0" w:name="Table List 4"/>
+    <w:lsdException w:unhideWhenUsed="0" w:uiPriority="0" w:semiHidden="0" w:name="Table List 5"/>
+    <w:lsdException w:unhideWhenUsed="0" w:uiPriority="0" w:semiHidden="0" w:name="Table List 6"/>
+    <w:lsdException w:unhideWhenUsed="0" w:uiPriority="0" w:semiHidden="0" w:name="Table List 7"/>
+    <w:lsdException w:unhideWhenUsed="0" w:uiPriority="0" w:semiHidden="0" w:name="Table List 8"/>
+    <w:lsdException w:unhideWhenUsed="0" w:uiPriority="0" w:semiHidden="0" w:name="Table 3D effects 1"/>
+    <w:lsdException w:unhideWhenUsed="0" w:uiPriority="0" w:semiHidden="0" w:name="Table 3D effects 2"/>
+    <w:lsdException w:unhideWhenUsed="0" w:uiPriority="0" w:semiHidden="0" w:name="Table 3D effects 3"/>
+    <w:lsdException w:unhideWhenUsed="0" w:uiPriority="0" w:semiHidden="0" w:name="Table Contemporary"/>
+    <w:lsdException w:unhideWhenUsed="0" w:uiPriority="0" w:semiHidden="0" w:name="Table Elegant"/>
+    <w:lsdException w:unhideWhenUsed="0" w:uiPriority="0" w:semiHidden="0" w:name="Table Professional"/>
+    <w:lsdException w:unhideWhenUsed="0" w:uiPriority="0" w:semiHidden="0" w:name="Table Subtle 1"/>
+    <w:lsdException w:unhideWhenUsed="0" w:uiPriority="0" w:semiHidden="0" w:name="Table Subtle 2"/>
+    <w:lsdException w:unhideWhenUsed="0" w:uiPriority="0" w:semiHidden="0" w:name="Table Web 1"/>
+    <w:lsdException w:unhideWhenUsed="0" w:uiPriority="0" w:semiHidden="0" w:name="Table Web 2"/>
+    <w:lsdException w:unhideWhenUsed="0" w:uiPriority="0" w:semiHidden="0" w:name="Table Web 3"/>
+    <w:lsdException w:unhideWhenUsed="0" w:uiPriority="0" w:semiHidden="0" w:name="Balloon Text"/>
+    <w:lsdException w:qFormat="1" w:unhideWhenUsed="0" w:uiPriority="0" w:semiHidden="0" w:name="Table Grid"/>
+    <w:lsdException w:unhideWhenUsed="0" w:uiPriority="0" w:semiHidden="0" w:name="Table Theme"/>
+    <w:lsdException w:unhideWhenUsed="0" w:uiPriority="60" w:semiHidden="0" w:name="Light Shading"/>
+    <w:lsdException w:unhideWhenUsed="0" w:uiPriority="61" w:semiHidden="0" w:name="Light List"/>
+    <w:lsdException w:unhideWhenUsed="0" w:uiPriority="62" w:semiHidden="0" w:name="Light Grid"/>
+    <w:lsdException w:unhideWhenUsed="0" w:uiPriority="63" w:semiHidden="0" w:name="Medium Shading 1"/>
+    <w:lsdException w:unhideWhenUsed="0" w:uiPriority="64" w:semiHidden="0" w:name="Medium Shading 2"/>
+    <w:lsdException w:unhideWhenUsed="0" w:uiPriority="65" w:semiHidden="0" w:name="Medium List 1"/>
+    <w:lsdException w:unhideWhenUsed="0" w:uiPriority="66" w:semiHidden="0" w:name="Medium List 2"/>
+    <w:lsdException w:unhideWhenUsed="0" w:uiPriority="67" w:semiHidden="0" w:name="Medium Grid 1"/>
+    <w:lsdException w:unhideWhenUsed="0" w:uiPriority="68" w:semiHidden="0" w:name="Medium Grid 2"/>
+    <w:lsdException w:unhideWhenUsed="0" w:uiPriority="69" w:semiHidden="0" w:name="Medium Grid 3"/>
+    <w:lsdException w:unhideWhenUsed="0" w:uiPriority="70" w:semiHidden="0" w:name="Dark List"/>
+    <w:lsdException w:unhideWhenUsed="0" w:uiPriority="71" w:semiHidden="0" w:name="Colorful Shading"/>
+    <w:lsdException w:unhideWhenUsed="0" w:uiPriority="72" w:semiHidden="0" w:name="Colorful List"/>
+    <w:lsdException w:unhideWhenUsed="0" w:uiPriority="73" w:semiHidden="0" w:name="Colorful Grid"/>
+    <w:lsdException w:unhideWhenUsed="0" w:uiPriority="60" w:semiHidden="0" w:name="Light Shading Accent 1"/>
+    <w:lsdException w:unhideWhenUsed="0" w:uiPriority="61" w:semiHidden="0" w:name="Light List Accent 1"/>
+    <w:lsdException w:unhideWhenUsed="0" w:uiPriority="62" w:semiHidden="0" w:name="Light Grid Accent 1"/>
+    <w:lsdException w:unhideWhenUsed="0" w:uiPriority="63" w:semiHidden="0" w:name="Medium Shading 1 Accent 1"/>
+    <w:lsdException w:unhideWhenUsed="0" w:uiPriority="64" w:semiHidden="0" w:name="Medium Shading 2 Accent 1"/>
+    <w:lsdException w:unhideWhenUsed="0" w:uiPriority="65" w:semiHidden="0" w:name="Medium List 1 Accent 1"/>
+    <w:lsdException w:unhideWhenUsed="0" w:uiPriority="66" w:semiHidden="0" w:name="Medium List 2 Accent 1"/>
+    <w:lsdException w:unhideWhenUsed="0" w:uiPriority="67" w:semiHidden="0" w:name="Medium Grid 1 Accent 1"/>
+    <w:lsdException w:unhideWhenUsed="0" w:uiPriority="68" w:semiHidden="0" w:name="Medium Grid 2 Accent 1"/>
+    <w:lsdException w:unhideWhenUsed="0" w:uiPriority="69" w:semiHidden="0" w:name="Medium Grid 3 Accent 1"/>
+    <w:lsdException w:unhideWhenUsed="0" w:uiPriority="70" w:semiHidden="0" w:name="Dark List Accent 1"/>
+    <w:lsdException w:unhideWhenUsed="0" w:uiPriority="71" w:semiHidden="0" w:name="Colorful Shading Accent 1"/>
+    <w:lsdException w:unhideWhenUsed="0" w:uiPriority="72" w:semiHidden="0" w:name="Colorful List Accent 1"/>
+    <w:lsdException w:unhideWhenUsed="0" w:uiPriority="73" w:semiHidden="0" w:name="Colorful Grid Accent 1"/>
+    <w:lsdException w:unhideWhenUsed="0" w:uiPriority="60" w:semiHidden="0" w:name="Light Shading Accent 2"/>
+    <w:lsdException w:unhideWhenUsed="0" w:uiPriority="61" w:semiHidden="0" w:name="Light List Accent 2"/>
+    <w:lsdException w:unhideWhenUsed="0" w:uiPriority="62" w:semiHidden="0" w:name="Light Grid Accent 2"/>
+    <w:lsdException w:unhideWhenUsed="0" w:uiPriority="63" w:semiHidden="0" w:name="Medium Shading 1 Accent 2"/>
+    <w:lsdException w:unhideWhenUsed="0" w:uiPriority="64" w:semiHidden="0" w:name="Medium Shading 2 Accent 2"/>
+    <w:lsdException w:unhideWhenUsed="0" w:uiPriority="65" w:semiHidden="0" w:name="Medium List 1 Accent 2"/>
+    <w:lsdException w:unhideWhenUsed="0" w:uiPriority="66" w:semiHidden="0" w:name="Medium List 2 Accent 2"/>
+    <w:lsdException w:unhideWhenUsed="0" w:uiPriority="67" w:semiHidden="0" w:name="Medium Grid 1 Accent 2"/>
+    <w:lsdException w:unhideWhenUsed="0" w:uiPriority="68" w:semiHidden="0" w:name="Medium Grid 2 Accent 2"/>
+    <w:lsdException w:unhideWhenUsed="0" w:uiPriority="69" w:semiHidden="0" w:name="Medium Grid 3 Accent 2"/>
+    <w:lsdException w:unhideWhenUsed="0" w:uiPriority="70" w:semiHidden="0" w:name="Dark List Accent 2"/>
+    <w:lsdException w:unhideWhenUsed="0" w:uiPriority="71" w:semiHidden="0" w:name="Colorful Shading Accent 2"/>
+    <w:lsdException w:unhideWhenUsed="0" w:uiPriority="72" w:semiHidden="0" w:name="Colorful List Accent 2"/>
+    <w:lsdException w:unhideWhenUsed="0" w:uiPriority="73" w:semiHidden="0" w:name="Colorful Grid Accent 2"/>
+    <w:lsdException w:unhideWhenUsed="0" w:uiPriority="60" w:semiHidden="0" w:name="Light Shading Accent 3"/>
+    <w:lsdException w:unhideWhenUsed="0" w:uiPriority="61" w:semiHidden="0" w:name="Light List Accent 3"/>
+    <w:lsdException w:unhideWhenUsed="0" w:uiPriority="62" w:semiHidden="0" w:name="Light Grid Accent 3"/>
+    <w:lsdException w:unhideWhenUsed="0" w:uiPriority="63" w:semiHidden="0" w:name="Medium Shading 1 Accent 3"/>
+    <w:lsdException w:unhideWhenUsed="0" w:uiPriority="64" w:semiHidden="0" w:name="Medium Shading 2 Accent 3"/>
+    <w:lsdException w:unhideWhenUsed="0" w:uiPriority="65" w:semiHidden="0" w:name="Medium List 1 Accent 3"/>
+    <w:lsdException w:unhideWhenUsed="0" w:uiPriority="66" w:semiHidden="0" w:name="Medium List 2 Accent 3"/>
+    <w:lsdException w:unhideWhenUsed="0" w:uiPriority="67" w:semiHidden="0" w:name="Medium Grid 1 Accent 3"/>
+    <w:lsdException w:unhideWhenUsed="0" w:uiPriority="68" w:semiHidden="0" w:name="Medium Grid 2 Accent 3"/>
+    <w:lsdException w:unhideWhenUsed="0" w:uiPriority="69" w:semiHidden="0" w:name="Medium Grid 3 Accent 3"/>
+    <w:lsdException w:unhideWhenUsed="0" w:uiPriority="70" w:semiHidden="0" w:name="Dark List Accent 3"/>
+    <w:lsdException w:unhideWhenUsed="0" w:uiPriority="71" w:semiHidden="0" w:name="Colorful Shading Accent 3"/>
+    <w:lsdException w:unhideWhenUsed="0" w:uiPriority="72" w:semiHidden="0" w:name="Colorful List Accent 3"/>
+    <w:lsdException w:unhideWhenUsed="0" w:uiPriority="73" w:semiHidden="0" w:name="Colorful Grid Accent 3"/>
+    <w:lsdException w:unhideWhenUsed="0" w:uiPriority="60" w:semiHidden="0" w:name="Light Shading Accent 4"/>
+    <w:lsdException w:unhideWhenUsed="0" w:uiPriority="61" w:semiHidden="0" w:name="Light List Accent 4"/>
+    <w:lsdException w:unhideWhenUsed="0" w:uiPriority="62" w:semiHidden="0" w:name="Light Grid Accent 4"/>
+    <w:lsdException w:unhideWhenUsed="0" w:uiPriority="63" w:semiHidden="0" w:name="Medium Shading 1 Accent 4"/>
+    <w:lsdException w:unhideWhenUsed="0" w:uiPriority="64" w:semiHidden="0" w:name="Medium Shading 2 Accent 4"/>
+    <w:lsdException w:unhideWhenUsed="0" w:uiPriority="65" w:semiHidden="0" w:name="Medium List 1 Accent 4"/>
+    <w:lsdException w:unhideWhenUsed="0" w:uiPriority="66" w:semiHidden="0" w:name="Medium List 2 Accent 4"/>
+    <w:lsdException w:unhideWhenUsed="0" w:uiPriority="67" w:semiHidden="0" w:name="Medium Grid 1 Accent 4"/>
+    <w:lsdException w:unhideWhenUsed="0" w:uiPriority="68" w:semiHidden="0" w:name="Medium Grid 2 Accent 4"/>
+    <w:lsdException w:unhideWhenUsed="0" w:uiPriority="69" w:semiHidden="0" w:name="Medium Grid 3 Accent 4"/>
+    <w:lsdException w:unhideWhenUsed="0" w:uiPriority="70" w:semiHidden="0" w:name="Dark List Accent 4"/>
+    <w:lsdException w:unhideWhenUsed="0" w:uiPriority="71" w:semiHidden="0" w:name="Colorful Shading Accent 4"/>
+    <w:lsdException w:unhideWhenUsed="0" w:uiPriority="72" w:semiHidden="0" w:name="Colorful List Accent 4"/>
+    <w:lsdException w:unhideWhenUsed="0" w:uiPriority="73" w:semiHidden="0" w:name="Colorful Grid Accent 4"/>
+    <w:lsdException w:unhideWhenUsed="0" w:uiPriority="60" w:semiHidden="0" w:name="Light Shading Accent 5"/>
+    <w:lsdException w:unhideWhenUsed="0" w:uiPriority="61" w:semiHidden="0" w:name="Light List Accent 5"/>
+    <w:lsdException w:unhideWhenUsed="0" w:uiPriority="62" w:semiHidden="0" w:name="Light Grid Accent 5"/>
+    <w:lsdException w:unhideWhenUsed="0" w:uiPriority="63" w:semiHidden="0" w:name="Medium Shading 1 Accent 5"/>
+    <w:lsdException w:unhideWhenUsed="0" w:uiPriority="64" w:semiHidden="0" w:name="Medium Shading 2 Accent 5"/>
+    <w:lsdException w:unhideWhenUsed="0" w:uiPriority="65" w:semiHidden="0" w:name="Medium List 1 Accent 5"/>
+    <w:lsdException w:unhideWhenUsed="0" w:uiPriority="66" w:semiHidden="0" w:name="Medium List 2 Accent 5"/>
+    <w:lsdException w:unhideWhenUsed="0" w:uiPriority="67" w:semiHidden="0" w:name="Medium Grid 1 Accent 5"/>
+    <w:lsdException w:unhideWhenUsed="0" w:uiPriority="68" w:semiHidden="0" w:name="Medium Grid 2 Accent 5"/>
+    <w:lsdException w:unhideWhenUsed="0" w:uiPriority="69" w:semiHidden="0" w:name="Medium Grid 3 Accent 5"/>
+    <w:lsdException w:unhideWhenUsed="0" w:uiPriority="70" w:semiHidden="0" w:name="Dark List Accent 5"/>
+    <w:lsdException w:unhideWhenUsed="0" w:uiPriority="71" w:semiHidden="0" w:name="Colorful Shading Accent 5"/>
+    <w:lsdException w:unhideWhenUsed="0" w:uiPriority="72" w:semiHidden="0" w:name="Colorful List Accent 5"/>
+    <w:lsdException w:unhideWhenUsed="0" w:uiPriority="73" w:semiHidden="0" w:name="Colorful Grid Accent 5"/>
+    <w:lsdException w:unhideWhenUsed="0" w:uiPriority="60" w:semiHidden="0" w:name="Light Shading Accent 6"/>
+    <w:lsdException w:unhideWhenUsed="0" w:uiPriority="61" w:semiHidden="0" w:name="Light List Accent 6"/>
+    <w:lsdException w:unhideWhenUsed="0" w:uiPriority="62" w:semiHidden="0" w:name="Light Grid Accent 6"/>
+    <w:lsdException w:unhideWhenUsed="0" w:uiPriority="63" w:semiHidden="0" w:name="Medium Shading 1 Accent 6"/>
+    <w:lsdException w:unhideWhenUsed="0" w:uiPriority="64" w:semiHidden="0" w:name="Medium Shading 2 Accent 6"/>
+    <w:lsdException w:unhideWhenUsed="0" w:uiPriority="65" w:semiHidden="0" w:name="Medium List 1 Accent 6"/>
+    <w:lsdException w:unhideWhenUsed="0" w:uiPriority="66" w:semiHidden="0" w:name="Medium List 2 Accent 6"/>
+    <w:lsdException w:unhideWhenUsed="0" w:uiPriority="67" w:semiHidden="0" w:name="Medium Grid 1 Accent 6"/>
+    <w:lsdException w:unhideWhenUsed="0" w:uiPriority="68" w:semiHidden="0" w:name="Medium Grid 2 Accent 6"/>
+    <w:lsdException w:unhideWhenUsed="0" w:uiPriority="69" w:semiHidden="0" w:name="Medium Grid 3 Accent 6"/>
+    <w:lsdException w:unhideWhenUsed="0" w:uiPriority="70" w:semiHidden="0" w:name="Dark List Accent 6"/>
+    <w:lsdException w:unhideWhenUsed="0" w:uiPriority="71" w:semiHidden="0" w:name="Colorful Shading Accent 6"/>
+    <w:lsdException w:unhideWhenUsed="0" w:uiPriority="72" w:semiHidden="0" w:name="Colorful List Accent 6"/>
+    <w:lsdException w:unhideWhenUsed="0" w:uiPriority="73" w:semiHidden="0" w:name="Colorful Grid Accent 6"/>
   </w:latentStyles>
-  <w:style w:type="paragraph" w:default="1" w:styleId="Normal">
+  <w:style w:type="paragraph" w:default="1" w:styleId="1">
     <w:name w:val="Normal"/>
     <w:qFormat/>
+    <w:uiPriority w:val="0"/>
     <w:pPr>
       <w:kinsoku w:val="0"/>
       <w:autoSpaceDE w:val="0"/>
@@ -7493,7 +7561,7 @@
       <w:textAlignment w:val="baseline"/>
     </w:pPr>
     <w:rPr>
-      <w:rFonts w:ascii="Arial" w:eastAsia="宋体" w:hAnsi="Arial" w:cs="Arial"/>
+      <w:rFonts w:ascii="Arial" w:hAnsi="Arial" w:eastAsia="宋体" w:cs="Arial"/>
       <w:snapToGrid w:val="0"/>
       <w:color w:val="000000"/>
       <w:kern w:val="0"/>
@@ -7502,11 +7570,12 @@
       <w:lang w:val="en-US" w:eastAsia="en-US" w:bidi="ar-SA"/>
     </w:rPr>
   </w:style>
-  <w:style w:type="paragraph" w:styleId="Heading1">
+  <w:style w:type="paragraph" w:styleId="2">
     <w:name w:val="heading 1"/>
-    <w:basedOn w:val="Normal"/>
-    <w:next w:val="Normal"/>
+    <w:basedOn w:val="1"/>
+    <w:next w:val="1"/>
     <w:qFormat/>
+    <w:uiPriority w:val="0"/>
     <w:pPr>
       <w:keepNext/>
       <w:keepLines/>
@@ -7524,12 +7593,13 @@
       <w:sz w:val="44"/>
     </w:rPr>
   </w:style>
-  <w:style w:type="paragraph" w:styleId="Heading2">
+  <w:style w:type="paragraph" w:styleId="3">
     <w:name w:val="heading 2"/>
-    <w:basedOn w:val="Normal"/>
-    <w:next w:val="Normal"/>
+    <w:basedOn w:val="1"/>
+    <w:next w:val="1"/>
     <w:unhideWhenUsed/>
     <w:qFormat/>
+    <w:uiPriority w:val="0"/>
     <w:pPr>
       <w:keepNext/>
       <w:keepLines/>
@@ -7542,18 +7612,19 @@
       <w:outlineLvl w:val="1"/>
     </w:pPr>
     <w:rPr>
-      <w:rFonts w:ascii="Arial" w:eastAsia="黑体" w:hAnsi="Arial"/>
+      <w:rFonts w:ascii="Arial" w:hAnsi="Arial" w:eastAsia="黑体"/>
       <w:b/>
       <w:sz w:val="32"/>
     </w:rPr>
   </w:style>
-  <w:style w:type="paragraph" w:styleId="Heading3">
+  <w:style w:type="paragraph" w:styleId="4">
     <w:name w:val="heading 3"/>
-    <w:basedOn w:val="Normal"/>
-    <w:next w:val="Normal"/>
+    <w:basedOn w:val="1"/>
+    <w:next w:val="1"/>
     <w:semiHidden/>
     <w:unhideWhenUsed/>
     <w:qFormat/>
+    <w:uiPriority w:val="0"/>
     <w:pPr>
       <w:keepNext/>
       <w:keepLines/>
@@ -7570,12 +7641,13 @@
       <w:sz w:val="32"/>
     </w:rPr>
   </w:style>
-  <w:style w:type="paragraph" w:styleId="Heading4">
+  <w:style w:type="paragraph" w:styleId="5">
     <w:name w:val="heading 4"/>
-    <w:basedOn w:val="Normal"/>
-    <w:next w:val="Normal"/>
+    <w:basedOn w:val="1"/>
+    <w:next w:val="1"/>
     <w:unhideWhenUsed/>
     <w:qFormat/>
+    <w:uiPriority w:val="0"/>
     <w:pPr>
       <w:keepNext/>
       <w:keepLines/>
@@ -7588,18 +7660,19 @@
       <w:outlineLvl w:val="3"/>
     </w:pPr>
     <w:rPr>
-      <w:rFonts w:ascii="Arial" w:eastAsia="黑体" w:hAnsi="Arial"/>
+      <w:rFonts w:ascii="Arial" w:hAnsi="Arial" w:eastAsia="黑体"/>
       <w:b/>
       <w:sz w:val="28"/>
     </w:rPr>
   </w:style>
-  <w:style w:type="paragraph" w:styleId="Heading5">
+  <w:style w:type="paragraph" w:styleId="6">
     <w:name w:val="heading 5"/>
-    <w:basedOn w:val="Normal"/>
-    <w:next w:val="Normal"/>
+    <w:basedOn w:val="1"/>
+    <w:next w:val="1"/>
     <w:semiHidden/>
     <w:unhideWhenUsed/>
     <w:qFormat/>
+    <w:uiPriority w:val="0"/>
     <w:pPr>
       <w:keepNext/>
       <w:keepLines/>
@@ -7616,13 +7689,14 @@
       <w:sz w:val="28"/>
     </w:rPr>
   </w:style>
-  <w:style w:type="paragraph" w:styleId="Heading6">
+  <w:style w:type="paragraph" w:styleId="7">
     <w:name w:val="heading 6"/>
-    <w:basedOn w:val="Normal"/>
-    <w:next w:val="Normal"/>
+    <w:basedOn w:val="1"/>
+    <w:next w:val="1"/>
     <w:semiHidden/>
     <w:unhideWhenUsed/>
     <w:qFormat/>
+    <w:uiPriority w:val="0"/>
     <w:pPr>
       <w:keepNext/>
       <w:keepLines/>
@@ -7635,18 +7709,19 @@
       <w:outlineLvl w:val="5"/>
     </w:pPr>
     <w:rPr>
-      <w:rFonts w:ascii="Arial" w:eastAsia="黑体" w:hAnsi="Arial"/>
+      <w:rFonts w:ascii="Arial" w:hAnsi="Arial" w:eastAsia="黑体"/>
       <w:b/>
       <w:sz w:val="24"/>
     </w:rPr>
   </w:style>
-  <w:style w:type="paragraph" w:styleId="Heading7">
+  <w:style w:type="paragraph" w:styleId="8">
     <w:name w:val="heading 7"/>
-    <w:basedOn w:val="Normal"/>
-    <w:next w:val="Normal"/>
+    <w:basedOn w:val="1"/>
+    <w:next w:val="1"/>
     <w:semiHidden/>
     <w:unhideWhenUsed/>
     <w:qFormat/>
+    <w:uiPriority w:val="0"/>
     <w:pPr>
       <w:keepNext/>
       <w:keepLines/>
@@ -7663,13 +7738,14 @@
       <w:sz w:val="24"/>
     </w:rPr>
   </w:style>
-  <w:style w:type="paragraph" w:styleId="Heading8">
+  <w:style w:type="paragraph" w:styleId="9">
     <w:name w:val="heading 8"/>
-    <w:basedOn w:val="Normal"/>
-    <w:next w:val="Normal"/>
+    <w:basedOn w:val="1"/>
+    <w:next w:val="1"/>
     <w:semiHidden/>
     <w:unhideWhenUsed/>
     <w:qFormat/>
+    <w:uiPriority w:val="0"/>
     <w:pPr>
       <w:keepNext/>
       <w:keepLines/>
@@ -7682,17 +7758,18 @@
       <w:outlineLvl w:val="7"/>
     </w:pPr>
     <w:rPr>
-      <w:rFonts w:ascii="Arial" w:eastAsia="黑体" w:hAnsi="Arial"/>
+      <w:rFonts w:ascii="Arial" w:hAnsi="Arial" w:eastAsia="黑体"/>
       <w:sz w:val="24"/>
     </w:rPr>
   </w:style>
-  <w:style w:type="paragraph" w:styleId="Heading9">
+  <w:style w:type="paragraph" w:styleId="10">
     <w:name w:val="heading 9"/>
-    <w:basedOn w:val="Normal"/>
-    <w:next w:val="Normal"/>
+    <w:basedOn w:val="1"/>
+    <w:next w:val="1"/>
     <w:semiHidden/>
     <w:unhideWhenUsed/>
     <w:qFormat/>
+    <w:uiPriority w:val="0"/>
     <w:pPr>
       <w:keepNext/>
       <w:keepLines/>
@@ -7705,19 +7782,21 @@
       <w:outlineLvl w:val="8"/>
     </w:pPr>
     <w:rPr>
-      <w:rFonts w:ascii="Arial" w:eastAsia="黑体" w:hAnsi="Arial"/>
+      <w:rFonts w:ascii="Arial" w:hAnsi="Arial" w:eastAsia="黑体"/>
       <w:sz w:val="21"/>
     </w:rPr>
   </w:style>
-  <w:style w:type="character" w:default="1" w:styleId="DefaultParagraphFont">
+  <w:style w:type="character" w:default="1" w:styleId="22">
     <w:name w:val="Default Paragraph Font"/>
     <w:semiHidden/>
     <w:qFormat/>
+    <w:uiPriority w:val="0"/>
   </w:style>
-  <w:style w:type="table" w:default="1" w:styleId="TableNormal">
+  <w:style w:type="table" w:default="1" w:styleId="20">
     <w:name w:val="Normal Table"/>
     <w:semiHidden/>
     <w:qFormat/>
+    <w:uiPriority w:val="0"/>
     <w:tblPr>
       <w:tblCellMar>
         <w:top w:w="0" w:type="dxa"/>
@@ -7727,39 +7806,43 @@
       </w:tblCellMar>
     </w:tblPr>
   </w:style>
-  <w:style w:type="paragraph" w:styleId="CommentText">
+  <w:style w:type="paragraph" w:styleId="11">
     <w:name w:val="annotation text"/>
-    <w:basedOn w:val="Normal"/>
+    <w:basedOn w:val="1"/>
     <w:qFormat/>
+    <w:uiPriority w:val="0"/>
     <w:pPr>
       <w:jc w:val="left"/>
     </w:pPr>
   </w:style>
-  <w:style w:type="paragraph" w:styleId="BodyText">
+  <w:style w:type="paragraph" w:styleId="12">
     <w:name w:val="Body Text"/>
-    <w:basedOn w:val="Normal"/>
+    <w:basedOn w:val="1"/>
     <w:semiHidden/>
     <w:qFormat/>
+    <w:uiPriority w:val="0"/>
     <w:rPr>
-      <w:rFonts w:ascii="Arial" w:eastAsia="Arial" w:hAnsi="Arial" w:cs="Arial"/>
+      <w:rFonts w:ascii="Arial" w:hAnsi="Arial" w:eastAsia="Arial" w:cs="Arial"/>
       <w:sz w:val="21"/>
       <w:szCs w:val="21"/>
       <w:lang w:val="en-US" w:eastAsia="en-US" w:bidi="ar-SA"/>
     </w:rPr>
   </w:style>
-  <w:style w:type="paragraph" w:styleId="TOC3">
+  <w:style w:type="paragraph" w:styleId="13">
     <w:name w:val="toc 3"/>
-    <w:basedOn w:val="Normal"/>
-    <w:next w:val="Normal"/>
+    <w:basedOn w:val="1"/>
+    <w:next w:val="1"/>
     <w:qFormat/>
+    <w:uiPriority w:val="0"/>
     <w:pPr>
       <w:ind w:left="840" w:leftChars="400"/>
     </w:pPr>
   </w:style>
-  <w:style w:type="paragraph" w:styleId="Footer">
+  <w:style w:type="paragraph" w:styleId="14">
     <w:name w:val="footer"/>
-    <w:basedOn w:val="Normal"/>
+    <w:basedOn w:val="1"/>
     <w:qFormat/>
+    <w:uiPriority w:val="0"/>
     <w:pPr>
       <w:tabs>
         <w:tab w:val="center" w:pos="4153"/>
@@ -7772,16 +7855,17 @@
       <w:sz w:val="18"/>
     </w:rPr>
   </w:style>
-  <w:style w:type="paragraph" w:styleId="Header">
+  <w:style w:type="paragraph" w:styleId="15">
     <w:name w:val="header"/>
-    <w:basedOn w:val="Normal"/>
+    <w:basedOn w:val="1"/>
     <w:qFormat/>
+    <w:uiPriority w:val="0"/>
     <w:pPr>
       <w:pBdr>
-        <w:top w:val="nil"/>
-        <w:left w:val="nil"/>
-        <w:bottom w:val="nil"/>
-        <w:right w:val="nil"/>
+        <w:top w:val="none" w:color="auto" w:sz="0" w:space="0"/>
+        <w:left w:val="none" w:color="auto" w:sz="0" w:space="0"/>
+        <w:bottom w:val="none" w:color="auto" w:sz="0" w:space="0"/>
+        <w:right w:val="none" w:color="auto" w:sz="0" w:space="0"/>
       </w:pBdr>
       <w:tabs>
         <w:tab w:val="center" w:pos="4153"/>
@@ -7796,37 +7880,41 @@
       <w:sz w:val="18"/>
     </w:rPr>
   </w:style>
-  <w:style w:type="paragraph" w:styleId="TOC1">
+  <w:style w:type="paragraph" w:styleId="16">
     <w:name w:val="toc 1"/>
-    <w:basedOn w:val="Normal"/>
-    <w:next w:val="Normal"/>
+    <w:basedOn w:val="1"/>
+    <w:next w:val="1"/>
     <w:qFormat/>
+    <w:uiPriority w:val="0"/>
     <w:rPr>
-      <w:rFonts w:ascii="Arial" w:eastAsia="Microsoft JhengHei" w:hAnsi="Arial"/>
+      <w:rFonts w:ascii="Arial" w:hAnsi="Arial" w:eastAsia="Microsoft JhengHei"/>
       <w:sz w:val="24"/>
     </w:rPr>
   </w:style>
-  <w:style w:type="paragraph" w:styleId="TOC2">
+  <w:style w:type="paragraph" w:styleId="17">
     <w:name w:val="toc 2"/>
-    <w:basedOn w:val="Normal"/>
-    <w:next w:val="Normal"/>
+    <w:basedOn w:val="1"/>
+    <w:next w:val="1"/>
     <w:qFormat/>
+    <w:uiPriority w:val="0"/>
     <w:pPr>
       <w:ind w:left="420" w:leftChars="200"/>
     </w:pPr>
   </w:style>
-  <w:style w:type="paragraph" w:styleId="NormalWeb">
+  <w:style w:type="paragraph" w:styleId="18">
     <w:name w:val="Normal (Web)"/>
-    <w:basedOn w:val="Normal"/>
+    <w:basedOn w:val="1"/>
     <w:qFormat/>
+    <w:uiPriority w:val="0"/>
     <w:rPr>
       <w:sz w:val="24"/>
     </w:rPr>
   </w:style>
-  <w:style w:type="paragraph" w:styleId="Title">
+  <w:style w:type="paragraph" w:styleId="19">
     <w:name w:val="Title"/>
-    <w:basedOn w:val="Normal"/>
+    <w:basedOn w:val="1"/>
     <w:qFormat/>
+    <w:uiPriority w:val="0"/>
     <w:pPr>
       <w:spacing w:before="240" w:beforeLines="0" w:beforeAutospacing="0" w:after="60" w:afterLines="0" w:afterAutospacing="0"/>
       <w:jc w:val="center"/>
@@ -7838,38 +7926,41 @@
       <w:sz w:val="32"/>
     </w:rPr>
   </w:style>
-  <w:style w:type="table" w:styleId="TableGrid">
+  <w:style w:type="table" w:styleId="21">
     <w:name w:val="Table Grid"/>
-    <w:basedOn w:val="TableNormal"/>
+    <w:basedOn w:val="20"/>
     <w:qFormat/>
+    <w:uiPriority w:val="0"/>
     <w:pPr>
       <w:widowControl w:val="0"/>
       <w:jc w:val="both"/>
     </w:pPr>
     <w:tblPr>
       <w:tblBorders>
-        <w:top w:val="single" w:sz="4" w:space="0" w:color="auto"/>
-        <w:left w:val="single" w:sz="4" w:space="0" w:color="auto"/>
-        <w:bottom w:val="single" w:sz="4" w:space="0" w:color="auto"/>
-        <w:right w:val="single" w:sz="4" w:space="0" w:color="auto"/>
-        <w:insideH w:val="single" w:sz="4" w:space="0" w:color="auto"/>
-        <w:insideV w:val="single" w:sz="4" w:space="0" w:color="auto"/>
+        <w:top w:val="single" w:color="auto" w:sz="4" w:space="0"/>
+        <w:left w:val="single" w:color="auto" w:sz="4" w:space="0"/>
+        <w:bottom w:val="single" w:color="auto" w:sz="4" w:space="0"/>
+        <w:right w:val="single" w:color="auto" w:sz="4" w:space="0"/>
+        <w:insideH w:val="single" w:color="auto" w:sz="4" w:space="0"/>
+        <w:insideV w:val="single" w:color="auto" w:sz="4" w:space="0"/>
       </w:tblBorders>
     </w:tblPr>
   </w:style>
-  <w:style w:type="character" w:styleId="Strong">
+  <w:style w:type="character" w:styleId="23">
     <w:name w:val="Strong"/>
-    <w:basedOn w:val="DefaultParagraphFont"/>
+    <w:basedOn w:val="22"/>
     <w:qFormat/>
+    <w:uiPriority w:val="0"/>
     <w:rPr>
       <w:b/>
     </w:rPr>
   </w:style>
-  <w:style w:type="table" w:customStyle="1" w:styleId="TableNormal0">
+  <w:style w:type="table" w:customStyle="1" w:styleId="24">
     <w:name w:val="Table Normal_0"/>
     <w:semiHidden/>
     <w:unhideWhenUsed/>
     <w:qFormat/>
+    <w:uiPriority w:val="0"/>
     <w:tblPr>
       <w:tblCellMar>
         <w:top w:w="0" w:type="dxa"/>
@@ -7879,81 +7970,87 @@
       </w:tblCellMar>
     </w:tblPr>
   </w:style>
-  <w:style w:type="paragraph" w:customStyle="1" w:styleId="TableText">
+  <w:style w:type="paragraph" w:customStyle="1" w:styleId="25">
     <w:name w:val="Table Text"/>
-    <w:basedOn w:val="Normal"/>
+    <w:basedOn w:val="1"/>
     <w:semiHidden/>
     <w:qFormat/>
+    <w:uiPriority w:val="0"/>
     <w:rPr>
-      <w:rFonts w:ascii="宋体" w:eastAsia="宋体" w:hAnsi="宋体" w:cs="宋体"/>
+      <w:rFonts w:ascii="宋体" w:hAnsi="宋体" w:eastAsia="宋体" w:cs="宋体"/>
       <w:sz w:val="21"/>
       <w:szCs w:val="21"/>
       <w:lang w:val="en-US" w:eastAsia="en-US" w:bidi="ar-SA"/>
     </w:rPr>
   </w:style>
-  <w:style w:type="paragraph" w:customStyle="1" w:styleId="1">
+  <w:style w:type="paragraph" w:customStyle="1" w:styleId="26">
     <w:name w:val="柴_标题1"/>
-    <w:basedOn w:val="Heading1"/>
-    <w:next w:val="a"/>
-    <w:link w:val="1Char"/>
+    <w:basedOn w:val="2"/>
+    <w:next w:val="27"/>
+    <w:link w:val="38"/>
     <w:qFormat/>
+    <w:uiPriority w:val="0"/>
     <w:pPr>
       <w:spacing w:before="100" w:after="90" w:line="360" w:lineRule="auto"/>
     </w:pPr>
     <w:rPr>
-      <w:rFonts w:ascii="Arial" w:eastAsia="宋体" w:hAnsi="Arial"/>
+      <w:rFonts w:ascii="Arial" w:hAnsi="Arial" w:eastAsia="宋体"/>
       <w:sz w:val="32"/>
     </w:rPr>
   </w:style>
-  <w:style w:type="paragraph" w:customStyle="1" w:styleId="a">
+  <w:style w:type="paragraph" w:customStyle="1" w:styleId="27">
     <w:name w:val="柴_正文"/>
-    <w:basedOn w:val="BodyText"/>
-    <w:link w:val="Char"/>
+    <w:basedOn w:val="12"/>
+    <w:link w:val="41"/>
     <w:qFormat/>
+    <w:uiPriority w:val="0"/>
     <w:pPr>
       <w:spacing w:line="360" w:lineRule="auto"/>
       <w:ind w:firstLine="470" w:firstLineChars="200"/>
     </w:pPr>
     <w:rPr>
-      <w:rFonts w:ascii="Arial" w:eastAsia="宋体" w:hAnsi="Arial"/>
+      <w:rFonts w:ascii="Arial" w:hAnsi="Arial" w:eastAsia="宋体"/>
       <w:sz w:val="24"/>
       <w:lang w:eastAsia="zh-CN"/>
     </w:rPr>
   </w:style>
-  <w:style w:type="paragraph" w:customStyle="1" w:styleId="2">
+  <w:style w:type="paragraph" w:customStyle="1" w:styleId="28">
     <w:name w:val="柴_标题2"/>
-    <w:basedOn w:val="Heading2"/>
-    <w:next w:val="a"/>
+    <w:basedOn w:val="3"/>
+    <w:next w:val="27"/>
     <w:qFormat/>
+    <w:uiPriority w:val="0"/>
     <w:pPr>
       <w:spacing w:line="360" w:lineRule="auto"/>
     </w:pPr>
     <w:rPr>
-      <w:rFonts w:ascii="Arial" w:eastAsia="宋体" w:hAnsi="Arial"/>
+      <w:rFonts w:ascii="Arial" w:hAnsi="Arial" w:eastAsia="宋体"/>
       <w:sz w:val="28"/>
     </w:rPr>
   </w:style>
-  <w:style w:type="paragraph" w:customStyle="1" w:styleId="3">
+  <w:style w:type="paragraph" w:customStyle="1" w:styleId="29">
     <w:name w:val="柴_标题3"/>
-    <w:basedOn w:val="Heading3"/>
-    <w:next w:val="a"/>
+    <w:basedOn w:val="4"/>
+    <w:next w:val="27"/>
     <w:qFormat/>
+    <w:uiPriority w:val="0"/>
     <w:pPr>
       <w:spacing w:line="360" w:lineRule="auto"/>
       <w:ind w:left="0" w:firstLine="472" w:firstLineChars="200"/>
     </w:pPr>
     <w:rPr>
-      <w:rFonts w:ascii="宋体" w:eastAsia="宋体" w:hAnsi="宋体" w:cs="宋体"/>
+      <w:rFonts w:ascii="宋体" w:hAnsi="宋体" w:eastAsia="宋体" w:cs="宋体"/>
       <w:spacing w:val="-2"/>
       <w:sz w:val="24"/>
       <w:szCs w:val="24"/>
     </w:rPr>
   </w:style>
-  <w:style w:type="paragraph" w:customStyle="1" w:styleId="a0">
+  <w:style w:type="paragraph" w:customStyle="1" w:styleId="30">
     <w:name w:val="柴_目录"/>
-    <w:basedOn w:val="Normal"/>
-    <w:next w:val="BodyText"/>
+    <w:basedOn w:val="1"/>
+    <w:next w:val="12"/>
     <w:qFormat/>
+    <w:uiPriority w:val="0"/>
     <w:pPr>
       <w:tabs>
         <w:tab w:val="right" w:leader="dot" w:pos="8442"/>
@@ -7961,89 +8058,96 @@
       <w:ind w:left="0" w:leftChars="0"/>
     </w:pPr>
     <w:rPr>
-      <w:rFonts w:ascii="Arial" w:eastAsia="Microsoft JhengHei" w:hAnsi="Arial"/>
+      <w:rFonts w:ascii="Arial" w:hAnsi="Arial" w:eastAsia="Microsoft JhengHei"/>
       <w:sz w:val="24"/>
     </w:rPr>
   </w:style>
-  <w:style w:type="paragraph" w:customStyle="1" w:styleId="a1">
+  <w:style w:type="paragraph" w:customStyle="1" w:styleId="31">
     <w:name w:val="柴_公司名"/>
-    <w:basedOn w:val="Title"/>
+    <w:basedOn w:val="19"/>
     <w:qFormat/>
+    <w:uiPriority w:val="0"/>
     <w:pPr>
       <w:spacing w:after="600" w:afterLines="600"/>
     </w:pPr>
     <w:rPr>
-      <w:rFonts w:ascii="宋体" w:eastAsia="宋体" w:hAnsi="宋体" w:cs="宋体" w:hint="eastAsia"/>
+      <w:rFonts w:hint="eastAsia" w:ascii="宋体" w:hAnsi="宋体" w:eastAsia="宋体" w:cs="宋体"/>
       <w:bCs/>
       <w:spacing w:val="-6"/>
       <w:sz w:val="52"/>
       <w:szCs w:val="52"/>
     </w:rPr>
   </w:style>
-  <w:style w:type="paragraph" w:customStyle="1" w:styleId="a2">
+  <w:style w:type="paragraph" w:customStyle="1" w:styleId="32">
     <w:name w:val="柴_文档名"/>
-    <w:basedOn w:val="Title"/>
+    <w:basedOn w:val="19"/>
     <w:qFormat/>
+    <w:uiPriority w:val="0"/>
     <w:pPr>
       <w:spacing w:after="900" w:afterLines="900"/>
     </w:pPr>
     <w:rPr>
-      <w:rFonts w:ascii="黑体" w:eastAsia="黑体" w:hAnsi="黑体" w:cs="黑体"/>
+      <w:rFonts w:ascii="黑体" w:hAnsi="黑体" w:eastAsia="黑体" w:cs="黑体"/>
       <w:bCs/>
       <w:spacing w:val="-7"/>
       <w:sz w:val="52"/>
       <w:szCs w:val="52"/>
     </w:rPr>
   </w:style>
-  <w:style w:type="paragraph" w:customStyle="1" w:styleId="WPSOffice1">
+  <w:style w:type="paragraph" w:customStyle="1" w:styleId="33">
     <w:name w:val="WPSOffice手动目录 1"/>
     <w:qFormat/>
+    <w:uiPriority w:val="0"/>
     <w:pPr>
       <w:ind w:leftChars="0"/>
     </w:pPr>
     <w:rPr>
-      <w:rFonts w:ascii="Times New Roman" w:eastAsia="宋体" w:hAnsi="Times New Roman" w:cs="Times New Roman"/>
+      <w:rFonts w:ascii="Times New Roman" w:hAnsi="Times New Roman" w:eastAsia="宋体" w:cs="Times New Roman"/>
       <w:sz w:val="20"/>
       <w:szCs w:val="20"/>
     </w:rPr>
   </w:style>
-  <w:style w:type="paragraph" w:customStyle="1" w:styleId="WPSOffice2">
+  <w:style w:type="paragraph" w:customStyle="1" w:styleId="34">
     <w:name w:val="WPSOffice手动目录 2"/>
     <w:qFormat/>
+    <w:uiPriority w:val="0"/>
     <w:pPr>
       <w:ind w:leftChars="200"/>
     </w:pPr>
     <w:rPr>
-      <w:rFonts w:ascii="Times New Roman" w:eastAsia="宋体" w:hAnsi="Times New Roman" w:cs="Times New Roman"/>
+      <w:rFonts w:ascii="Times New Roman" w:hAnsi="Times New Roman" w:eastAsia="宋体" w:cs="Times New Roman"/>
       <w:sz w:val="20"/>
       <w:szCs w:val="20"/>
     </w:rPr>
   </w:style>
-  <w:style w:type="paragraph" w:customStyle="1" w:styleId="WPSOffice3">
+  <w:style w:type="paragraph" w:customStyle="1" w:styleId="35">
     <w:name w:val="WPSOffice手动目录 3"/>
     <w:qFormat/>
+    <w:uiPriority w:val="0"/>
     <w:pPr>
       <w:ind w:leftChars="400"/>
     </w:pPr>
     <w:rPr>
-      <w:rFonts w:ascii="Times New Roman" w:eastAsia="宋体" w:hAnsi="Times New Roman" w:cs="Times New Roman"/>
+      <w:rFonts w:ascii="Times New Roman" w:hAnsi="Times New Roman" w:eastAsia="宋体" w:cs="Times New Roman"/>
       <w:sz w:val="20"/>
       <w:szCs w:val="20"/>
     </w:rPr>
   </w:style>
-  <w:style w:type="paragraph" w:customStyle="1" w:styleId="Compact">
+  <w:style w:type="paragraph" w:customStyle="1" w:styleId="36">
     <w:name w:val="Compact"/>
-    <w:basedOn w:val="BodyText"/>
+    <w:basedOn w:val="12"/>
     <w:qFormat/>
+    <w:uiPriority w:val="0"/>
     <w:pPr>
       <w:spacing w:before="36" w:after="36"/>
     </w:pPr>
   </w:style>
-  <w:style w:type="table" w:customStyle="1" w:styleId="Table">
+  <w:style w:type="table" w:customStyle="1" w:styleId="37">
     <w:name w:val="Table"/>
     <w:semiHidden/>
     <w:unhideWhenUsed/>
     <w:qFormat/>
+    <w:uiPriority w:val="0"/>
     <w:tblPr>
       <w:tblCellMar>
         <w:top w:w="0" w:type="dxa"/>
@@ -8055,25 +8159,27 @@
     <w:tblStylePr w:type="firstRow">
       <w:tcPr>
         <w:tcBorders>
-          <w:bottom w:val="single" w:sz="0" w:space="0" w:color="auto"/>
+          <w:bottom w:val="single" w:color="auto" w:sz="0" w:space="0"/>
         </w:tcBorders>
         <w:vAlign w:val="bottom"/>
       </w:tcPr>
     </w:tblStylePr>
   </w:style>
-  <w:style w:type="character" w:customStyle="1" w:styleId="1Char">
+  <w:style w:type="character" w:customStyle="1" w:styleId="38">
     <w:name w:val="柴_标题1 Char"/>
-    <w:link w:val="1"/>
+    <w:link w:val="26"/>
     <w:qFormat/>
+    <w:uiPriority w:val="0"/>
     <w:rPr>
-      <w:rFonts w:ascii="Arial" w:eastAsia="宋体" w:hAnsi="Arial"/>
+      <w:rFonts w:ascii="Arial" w:hAnsi="Arial" w:eastAsia="宋体"/>
       <w:sz w:val="32"/>
     </w:rPr>
   </w:style>
-  <w:style w:type="paragraph" w:customStyle="1" w:styleId="a3">
+  <w:style w:type="paragraph" w:customStyle="1" w:styleId="39">
     <w:name w:val="柴_正文_无缩进"/>
-    <w:basedOn w:val="Normal"/>
+    <w:basedOn w:val="1"/>
     <w:qFormat/>
+    <w:uiPriority w:val="0"/>
     <w:pPr>
       <w:ind w:firstLine="0" w:firstLineChars="0"/>
     </w:pPr>
@@ -8083,29 +8189,31 @@
       <w:lang w:eastAsia="zh-CN"/>
     </w:rPr>
   </w:style>
-  <w:style w:type="paragraph" w:customStyle="1" w:styleId="4">
+  <w:style w:type="paragraph" w:customStyle="1" w:styleId="40">
     <w:name w:val="柴_标题4"/>
-    <w:basedOn w:val="Heading4"/>
-    <w:next w:val="Normal"/>
+    <w:basedOn w:val="5"/>
+    <w:next w:val="1"/>
     <w:qFormat/>
+    <w:uiPriority w:val="0"/>
     <w:pPr>
       <w:widowControl w:val="0"/>
       <w:spacing w:before="160" w:line="360" w:lineRule="auto"/>
-      <w:ind w:left="981" w:hanging="862" w:leftChars="300"/>
+      <w:ind w:left="981" w:leftChars="300" w:hanging="862"/>
     </w:pPr>
     <w:rPr>
-      <w:rFonts w:ascii="Calibri" w:eastAsia="宋体" w:hAnsi="Calibri" w:cs="宋体" w:hint="eastAsia"/>
+      <w:rFonts w:hint="eastAsia" w:ascii="Calibri" w:hAnsi="Calibri" w:eastAsia="宋体" w:cs="宋体"/>
       <w:sz w:val="24"/>
       <w:szCs w:val="24"/>
       <w:lang w:eastAsia="zh-CN" w:bidi="zh-CN"/>
     </w:rPr>
   </w:style>
-  <w:style w:type="character" w:customStyle="1" w:styleId="Char">
+  <w:style w:type="character" w:customStyle="1" w:styleId="41">
     <w:name w:val="柴_正文 Char"/>
-    <w:link w:val="a"/>
+    <w:link w:val="27"/>
     <w:qFormat/>
+    <w:uiPriority w:val="0"/>
     <w:rPr>
-      <w:rFonts w:ascii="Arial" w:eastAsia="宋体" w:hAnsi="Arial"/>
+      <w:rFonts w:ascii="Arial" w:hAnsi="Arial" w:eastAsia="宋体"/>
       <w:sz w:val="24"/>
       <w:lang w:eastAsia="zh-CN"/>
     </w:rPr>

--- a/4.质量管理/1.流程制度规范类文件/040102-管理评审控制程序.docx
+++ b/4.质量管理/1.流程制度规范类文件/040102-管理评审控制程序.docx
@@ -39,7 +39,7 @@
         <w:snapToGrid w:val="0"/>
         <w:textAlignment w:val="baseline"/>
       </w:pPr>
-      <w:bookmarkStart w:id="0" w:name="_Toc24142"/>
+      <w:bookmarkStart w:id="0" w:name="_Toc21844"/>
       <w:r>
         <w:t>管理评审控制程序</w:t>
       </w:r>
@@ -63,7 +63,7 @@
         <w:snapToGrid w:val="0"/>
         <w:textAlignment w:val="baseline"/>
       </w:pPr>
-      <w:bookmarkStart w:id="1" w:name="_Toc7029"/>
+      <w:bookmarkStart w:id="1" w:name="_Toc22956"/>
       <w:r>
         <w:t>中达丰集团有限公司</w:t>
       </w:r>
@@ -177,7 +177,7 @@
           <w:szCs w:val="28"/>
         </w:rPr>
       </w:pPr>
-      <w:bookmarkStart w:id="2" w:name="_Toc6508"/>
+      <w:bookmarkStart w:id="2" w:name="_Toc26094"/>
       <w:r>
         <w:rPr>
           <w:rFonts w:ascii="宋体" w:hAnsi="宋体" w:eastAsia="宋体" w:cs="宋体"/>
@@ -254,7 +254,7 @@
           </w:tblCellMar>
         </w:tblPrEx>
         <w:trPr>
-          <w:trHeight w:val="990" w:hRule="atLeast"/>
+          <w:trHeight w:val="589" w:hRule="atLeast"/>
         </w:trPr>
         <w:tc>
           <w:tcPr>
@@ -308,26 +308,6 @@
             <w:tcW w:w="7222" w:type="dxa"/>
             <w:gridSpan w:val="4"/>
           </w:tcPr>
-          <w:p>
-            <w:pPr>
-              <w:pStyle w:val="25"/>
-              <w:keepNext w:val="0"/>
-              <w:keepLines w:val="0"/>
-              <w:pageBreakBefore w:val="0"/>
-              <w:widowControl w:val="0"/>
-              <w:kinsoku w:val="0"/>
-              <w:wordWrap/>
-              <w:overflowPunct/>
-              <w:topLinePunct w:val="0"/>
-              <w:autoSpaceDE w:val="0"/>
-              <w:autoSpaceDN w:val="0"/>
-              <w:bidi w:val="0"/>
-              <w:adjustRightInd w:val="0"/>
-              <w:snapToGrid w:val="0"/>
-              <w:spacing w:line="311" w:lineRule="auto"/>
-              <w:textAlignment w:val="baseline"/>
-            </w:pPr>
-          </w:p>
           <w:p>
             <w:pPr>
               <w:keepNext w:val="0"/>
@@ -1679,6 +1659,8 @@
               <w:tab w:val="right" w:leader="dot" w:pos="8486"/>
             </w:tabs>
           </w:pPr>
+          <w:bookmarkStart w:id="21" w:name="_GoBack"/>
+          <w:bookmarkEnd w:id="21"/>
           <w:r>
             <w:rPr>
               <w:rFonts w:ascii="Times New Roman" w:hAnsi="Times New Roman" w:eastAsia="Times New Roman" w:cs="Times New Roman"/>
@@ -1715,7 +1697,7 @@
               <w:rFonts w:ascii="Times New Roman" w:hAnsi="Times New Roman" w:eastAsia="Times New Roman" w:cs="Times New Roman"/>
               <w:szCs w:val="24"/>
             </w:rPr>
-            <w:instrText xml:space="preserve"> HYPERLINK \l _Toc24142 </w:instrText>
+            <w:instrText xml:space="preserve"> HYPERLINK \l _Toc21844 </w:instrText>
           </w:r>
           <w:r>
             <w:rPr>
@@ -1734,7 +1716,7 @@
             <w:fldChar w:fldCharType="begin"/>
           </w:r>
           <w:r>
-            <w:instrText xml:space="preserve"> PAGEREF _Toc24142 \h </w:instrText>
+            <w:instrText xml:space="preserve"> PAGEREF _Toc21844 \h </w:instrText>
           </w:r>
           <w:r>
             <w:fldChar w:fldCharType="separate"/>
@@ -1772,7 +1754,7 @@
               <w:rFonts w:ascii="Times New Roman" w:hAnsi="Times New Roman" w:eastAsia="Times New Roman" w:cs="Times New Roman"/>
               <w:szCs w:val="24"/>
             </w:rPr>
-            <w:instrText xml:space="preserve"> HYPERLINK \l _Toc7029 </w:instrText>
+            <w:instrText xml:space="preserve"> HYPERLINK \l _Toc22956 </w:instrText>
           </w:r>
           <w:r>
             <w:rPr>
@@ -1791,7 +1773,7 @@
             <w:fldChar w:fldCharType="begin"/>
           </w:r>
           <w:r>
-            <w:instrText xml:space="preserve"> PAGEREF _Toc7029 \h </w:instrText>
+            <w:instrText xml:space="preserve"> PAGEREF _Toc22956 \h </w:instrText>
           </w:r>
           <w:r>
             <w:fldChar w:fldCharType="separate"/>
@@ -1829,7 +1811,7 @@
               <w:rFonts w:ascii="Times New Roman" w:hAnsi="Times New Roman" w:eastAsia="Times New Roman" w:cs="Times New Roman"/>
               <w:szCs w:val="24"/>
             </w:rPr>
-            <w:instrText xml:space="preserve"> HYPERLINK \l _Toc6508 </w:instrText>
+            <w:instrText xml:space="preserve"> HYPERLINK \l _Toc26094 </w:instrText>
           </w:r>
           <w:r>
             <w:rPr>
@@ -1853,7 +1835,7 @@
             <w:fldChar w:fldCharType="begin"/>
           </w:r>
           <w:r>
-            <w:instrText xml:space="preserve"> PAGEREF _Toc6508 \h </w:instrText>
+            <w:instrText xml:space="preserve"> PAGEREF _Toc26094 \h </w:instrText>
           </w:r>
           <w:r>
             <w:fldChar w:fldCharType="separate"/>
@@ -1891,7 +1873,7 @@
               <w:rFonts w:ascii="Times New Roman" w:hAnsi="Times New Roman" w:eastAsia="Times New Roman" w:cs="Times New Roman"/>
               <w:szCs w:val="24"/>
             </w:rPr>
-            <w:instrText xml:space="preserve"> HYPERLINK \l _Toc10742 </w:instrText>
+            <w:instrText xml:space="preserve"> HYPERLINK \l _Toc23547 </w:instrText>
           </w:r>
           <w:r>
             <w:rPr>
@@ -1916,7 +1898,7 @@
             <w:fldChar w:fldCharType="begin"/>
           </w:r>
           <w:r>
-            <w:instrText xml:space="preserve"> PAGEREF _Toc10742 \h </w:instrText>
+            <w:instrText xml:space="preserve"> PAGEREF _Toc23547 \h </w:instrText>
           </w:r>
           <w:r>
             <w:fldChar w:fldCharType="separate"/>
@@ -1954,7 +1936,7 @@
               <w:rFonts w:ascii="Times New Roman" w:hAnsi="Times New Roman" w:eastAsia="Times New Roman" w:cs="Times New Roman"/>
               <w:szCs w:val="24"/>
             </w:rPr>
-            <w:instrText xml:space="preserve"> HYPERLINK \l _Toc6393 </w:instrText>
+            <w:instrText xml:space="preserve"> HYPERLINK \l _Toc13645 </w:instrText>
           </w:r>
           <w:r>
             <w:rPr>
@@ -1979,7 +1961,7 @@
             <w:fldChar w:fldCharType="begin"/>
           </w:r>
           <w:r>
-            <w:instrText xml:space="preserve"> PAGEREF _Toc6393 \h </w:instrText>
+            <w:instrText xml:space="preserve"> PAGEREF _Toc13645 \h </w:instrText>
           </w:r>
           <w:r>
             <w:fldChar w:fldCharType="separate"/>
@@ -2017,7 +1999,7 @@
               <w:rFonts w:ascii="Times New Roman" w:hAnsi="Times New Roman" w:eastAsia="Times New Roman" w:cs="Times New Roman"/>
               <w:szCs w:val="24"/>
             </w:rPr>
-            <w:instrText xml:space="preserve"> HYPERLINK \l _Toc27192 </w:instrText>
+            <w:instrText xml:space="preserve"> HYPERLINK \l _Toc4891 </w:instrText>
           </w:r>
           <w:r>
             <w:rPr>
@@ -2042,7 +2024,7 @@
             <w:fldChar w:fldCharType="begin"/>
           </w:r>
           <w:r>
-            <w:instrText xml:space="preserve"> PAGEREF _Toc27192 \h </w:instrText>
+            <w:instrText xml:space="preserve"> PAGEREF _Toc4891 \h </w:instrText>
           </w:r>
           <w:r>
             <w:fldChar w:fldCharType="separate"/>
@@ -2080,7 +2062,7 @@
               <w:rFonts w:ascii="Times New Roman" w:hAnsi="Times New Roman" w:eastAsia="Times New Roman" w:cs="Times New Roman"/>
               <w:szCs w:val="24"/>
             </w:rPr>
-            <w:instrText xml:space="preserve"> HYPERLINK \l _Toc23312 </w:instrText>
+            <w:instrText xml:space="preserve"> HYPERLINK \l _Toc10196 </w:instrText>
           </w:r>
           <w:r>
             <w:rPr>
@@ -2105,7 +2087,7 @@
             <w:fldChar w:fldCharType="begin"/>
           </w:r>
           <w:r>
-            <w:instrText xml:space="preserve"> PAGEREF _Toc23312 \h </w:instrText>
+            <w:instrText xml:space="preserve"> PAGEREF _Toc10196 \h </w:instrText>
           </w:r>
           <w:r>
             <w:fldChar w:fldCharType="separate"/>
@@ -2143,7 +2125,7 @@
               <w:rFonts w:ascii="Times New Roman" w:hAnsi="Times New Roman" w:eastAsia="Times New Roman" w:cs="Times New Roman"/>
               <w:szCs w:val="24"/>
             </w:rPr>
-            <w:instrText xml:space="preserve"> HYPERLINK \l _Toc23674 </w:instrText>
+            <w:instrText xml:space="preserve"> HYPERLINK \l _Toc23788 </w:instrText>
           </w:r>
           <w:r>
             <w:rPr>
@@ -2168,7 +2150,7 @@
             <w:fldChar w:fldCharType="begin"/>
           </w:r>
           <w:r>
-            <w:instrText xml:space="preserve"> PAGEREF _Toc23674 \h </w:instrText>
+            <w:instrText xml:space="preserve"> PAGEREF _Toc23788 \h </w:instrText>
           </w:r>
           <w:r>
             <w:fldChar w:fldCharType="separate"/>
@@ -2206,7 +2188,7 @@
               <w:rFonts w:ascii="Times New Roman" w:hAnsi="Times New Roman" w:eastAsia="Times New Roman" w:cs="Times New Roman"/>
               <w:szCs w:val="24"/>
             </w:rPr>
-            <w:instrText xml:space="preserve"> HYPERLINK \l _Toc5974 </w:instrText>
+            <w:instrText xml:space="preserve"> HYPERLINK \l _Toc10950 </w:instrText>
           </w:r>
           <w:r>
             <w:rPr>
@@ -2231,7 +2213,7 @@
             <w:fldChar w:fldCharType="begin"/>
           </w:r>
           <w:r>
-            <w:instrText xml:space="preserve"> PAGEREF _Toc5974 \h </w:instrText>
+            <w:instrText xml:space="preserve"> PAGEREF _Toc10950 \h </w:instrText>
           </w:r>
           <w:r>
             <w:fldChar w:fldCharType="separate"/>
@@ -2269,7 +2251,7 @@
               <w:rFonts w:ascii="Times New Roman" w:hAnsi="Times New Roman" w:eastAsia="Times New Roman" w:cs="Times New Roman"/>
               <w:szCs w:val="24"/>
             </w:rPr>
-            <w:instrText xml:space="preserve"> HYPERLINK \l _Toc14500 </w:instrText>
+            <w:instrText xml:space="preserve"> HYPERLINK \l _Toc25862 </w:instrText>
           </w:r>
           <w:r>
             <w:rPr>
@@ -2294,7 +2276,7 @@
             <w:fldChar w:fldCharType="begin"/>
           </w:r>
           <w:r>
-            <w:instrText xml:space="preserve"> PAGEREF _Toc14500 \h </w:instrText>
+            <w:instrText xml:space="preserve"> PAGEREF _Toc25862 \h </w:instrText>
           </w:r>
           <w:r>
             <w:fldChar w:fldCharType="separate"/>
@@ -2332,7 +2314,7 @@
               <w:rFonts w:ascii="Times New Roman" w:hAnsi="Times New Roman" w:eastAsia="Times New Roman" w:cs="Times New Roman"/>
               <w:szCs w:val="24"/>
             </w:rPr>
-            <w:instrText xml:space="preserve"> HYPERLINK \l _Toc29061 </w:instrText>
+            <w:instrText xml:space="preserve"> HYPERLINK \l _Toc18766 </w:instrText>
           </w:r>
           <w:r>
             <w:rPr>
@@ -2357,7 +2339,7 @@
             <w:fldChar w:fldCharType="begin"/>
           </w:r>
           <w:r>
-            <w:instrText xml:space="preserve"> PAGEREF _Toc29061 \h </w:instrText>
+            <w:instrText xml:space="preserve"> PAGEREF _Toc18766 \h </w:instrText>
           </w:r>
           <w:r>
             <w:fldChar w:fldCharType="separate"/>
@@ -2395,7 +2377,7 @@
               <w:rFonts w:ascii="Times New Roman" w:hAnsi="Times New Roman" w:eastAsia="Times New Roman" w:cs="Times New Roman"/>
               <w:szCs w:val="24"/>
             </w:rPr>
-            <w:instrText xml:space="preserve"> HYPERLINK \l _Toc31028 </w:instrText>
+            <w:instrText xml:space="preserve"> HYPERLINK \l _Toc10250 </w:instrText>
           </w:r>
           <w:r>
             <w:rPr>
@@ -2420,7 +2402,7 @@
             <w:fldChar w:fldCharType="begin"/>
           </w:r>
           <w:r>
-            <w:instrText xml:space="preserve"> PAGEREF _Toc31028 \h </w:instrText>
+            <w:instrText xml:space="preserve"> PAGEREF _Toc10250 \h </w:instrText>
           </w:r>
           <w:r>
             <w:fldChar w:fldCharType="separate"/>
@@ -2458,7 +2440,7 @@
               <w:rFonts w:ascii="Times New Roman" w:hAnsi="Times New Roman" w:eastAsia="Times New Roman" w:cs="Times New Roman"/>
               <w:szCs w:val="24"/>
             </w:rPr>
-            <w:instrText xml:space="preserve"> HYPERLINK \l _Toc28964 </w:instrText>
+            <w:instrText xml:space="preserve"> HYPERLINK \l _Toc23307 </w:instrText>
           </w:r>
           <w:r>
             <w:rPr>
@@ -2483,7 +2465,7 @@
             <w:fldChar w:fldCharType="begin"/>
           </w:r>
           <w:r>
-            <w:instrText xml:space="preserve"> PAGEREF _Toc28964 \h </w:instrText>
+            <w:instrText xml:space="preserve"> PAGEREF _Toc23307 \h </w:instrText>
           </w:r>
           <w:r>
             <w:fldChar w:fldCharType="separate"/>
@@ -2521,7 +2503,7 @@
               <w:rFonts w:ascii="Times New Roman" w:hAnsi="Times New Roman" w:eastAsia="Times New Roman" w:cs="Times New Roman"/>
               <w:szCs w:val="24"/>
             </w:rPr>
-            <w:instrText xml:space="preserve"> HYPERLINK \l _Toc10890 </w:instrText>
+            <w:instrText xml:space="preserve"> HYPERLINK \l _Toc16025 </w:instrText>
           </w:r>
           <w:r>
             <w:rPr>
@@ -2546,7 +2528,7 @@
             <w:fldChar w:fldCharType="begin"/>
           </w:r>
           <w:r>
-            <w:instrText xml:space="preserve"> PAGEREF _Toc10890 \h </w:instrText>
+            <w:instrText xml:space="preserve"> PAGEREF _Toc16025 \h </w:instrText>
           </w:r>
           <w:r>
             <w:fldChar w:fldCharType="separate"/>
@@ -2584,7 +2566,7 @@
               <w:rFonts w:ascii="Times New Roman" w:hAnsi="Times New Roman" w:eastAsia="Times New Roman" w:cs="Times New Roman"/>
               <w:szCs w:val="24"/>
             </w:rPr>
-            <w:instrText xml:space="preserve"> HYPERLINK \l _Toc28709 </w:instrText>
+            <w:instrText xml:space="preserve"> HYPERLINK \l _Toc8108 </w:instrText>
           </w:r>
           <w:r>
             <w:rPr>
@@ -2609,7 +2591,7 @@
             <w:fldChar w:fldCharType="begin"/>
           </w:r>
           <w:r>
-            <w:instrText xml:space="preserve"> PAGEREF _Toc28709 \h </w:instrText>
+            <w:instrText xml:space="preserve"> PAGEREF _Toc8108 \h </w:instrText>
           </w:r>
           <w:r>
             <w:fldChar w:fldCharType="separate"/>
@@ -2647,7 +2629,7 @@
               <w:rFonts w:ascii="Times New Roman" w:hAnsi="Times New Roman" w:eastAsia="Times New Roman" w:cs="Times New Roman"/>
               <w:szCs w:val="24"/>
             </w:rPr>
-            <w:instrText xml:space="preserve"> HYPERLINK \l _Toc2464 </w:instrText>
+            <w:instrText xml:space="preserve"> HYPERLINK \l _Toc5362 </w:instrText>
           </w:r>
           <w:r>
             <w:rPr>
@@ -2672,7 +2654,7 @@
             <w:fldChar w:fldCharType="begin"/>
           </w:r>
           <w:r>
-            <w:instrText xml:space="preserve"> PAGEREF _Toc2464 \h </w:instrText>
+            <w:instrText xml:space="preserve"> PAGEREF _Toc5362 \h </w:instrText>
           </w:r>
           <w:r>
             <w:fldChar w:fldCharType="separate"/>
@@ -2710,7 +2692,7 @@
               <w:rFonts w:ascii="Times New Roman" w:hAnsi="Times New Roman" w:eastAsia="Times New Roman" w:cs="Times New Roman"/>
               <w:szCs w:val="24"/>
             </w:rPr>
-            <w:instrText xml:space="preserve"> HYPERLINK \l _Toc32572 </w:instrText>
+            <w:instrText xml:space="preserve"> HYPERLINK \l _Toc30867 </w:instrText>
           </w:r>
           <w:r>
             <w:rPr>
@@ -2735,7 +2717,7 @@
             <w:fldChar w:fldCharType="begin"/>
           </w:r>
           <w:r>
-            <w:instrText xml:space="preserve"> PAGEREF _Toc32572 \h </w:instrText>
+            <w:instrText xml:space="preserve"> PAGEREF _Toc30867 \h </w:instrText>
           </w:r>
           <w:r>
             <w:fldChar w:fldCharType="separate"/>
@@ -2842,7 +2824,7 @@
         <w:snapToGrid w:val="0"/>
         <w:textAlignment w:val="baseline"/>
       </w:pPr>
-      <w:bookmarkStart w:id="3" w:name="_Toc10742"/>
+      <w:bookmarkStart w:id="3" w:name="_Toc23547"/>
       <w:r>
         <w:t>目的</w:t>
       </w:r>
@@ -2918,7 +2900,7 @@
         <w:snapToGrid w:val="0"/>
         <w:textAlignment w:val="baseline"/>
       </w:pPr>
-      <w:bookmarkStart w:id="4" w:name="_Toc6393"/>
+      <w:bookmarkStart w:id="4" w:name="_Toc13645"/>
       <w:r>
         <w:t>适用范围</w:t>
       </w:r>
@@ -2977,7 +2959,7 @@
         <w:snapToGrid w:val="0"/>
         <w:textAlignment w:val="baseline"/>
       </w:pPr>
-      <w:bookmarkStart w:id="5" w:name="_Toc27192"/>
+      <w:bookmarkStart w:id="5" w:name="_Toc4891"/>
       <w:r>
         <w:t>角色与职责</w:t>
       </w:r>
@@ -3432,19 +3414,21 @@
               <w:ind w:left="648"/>
               <w:textAlignment w:val="baseline"/>
               <w:rPr>
-                <w:rFonts w:ascii="宋体" w:hAnsi="宋体" w:eastAsia="宋体" w:cs="宋体"/>
+                <w:rFonts w:hint="default" w:ascii="宋体" w:hAnsi="宋体" w:eastAsia="宋体" w:cs="宋体"/>
                 <w:sz w:val="24"/>
                 <w:szCs w:val="24"/>
+                <w:lang w:val="en-US" w:eastAsia="zh-CN"/>
               </w:rPr>
             </w:pPr>
             <w:r>
               <w:rPr>
-                <w:rFonts w:ascii="宋体" w:hAnsi="宋体" w:eastAsia="宋体" w:cs="宋体"/>
+                <w:rFonts w:hint="eastAsia" w:ascii="宋体" w:hAnsi="宋体" w:cs="宋体"/>
                 <w:spacing w:val="-5"/>
                 <w:sz w:val="24"/>
                 <w:szCs w:val="24"/>
-              </w:rPr>
-              <w:t>各部门</w:t>
+                <w:lang w:val="en-US" w:eastAsia="zh-CN"/>
+              </w:rPr>
+              <w:t>其他运维相关部门</w:t>
             </w:r>
           </w:p>
         </w:tc>
@@ -3507,7 +3491,7 @@
         <w:snapToGrid w:val="0"/>
         <w:textAlignment w:val="baseline"/>
       </w:pPr>
-      <w:bookmarkStart w:id="6" w:name="_Toc23312"/>
+      <w:bookmarkStart w:id="6" w:name="_Toc10196"/>
       <w:r>
         <w:t>管理评审流程</w:t>
       </w:r>
@@ -3533,7 +3517,7 @@
       </w:pPr>
       <w:bookmarkStart w:id="7" w:name="bookmark16"/>
       <w:bookmarkEnd w:id="7"/>
-      <w:bookmarkStart w:id="8" w:name="_Toc23674"/>
+      <w:bookmarkStart w:id="8" w:name="_Toc23788"/>
       <w:r>
         <w:t>管理评审时间</w:t>
       </w:r>
@@ -3541,6 +3525,7 @@
     </w:p>
     <w:p>
       <w:pPr>
+        <w:pStyle w:val="27"/>
         <w:keepNext w:val="0"/>
         <w:keepLines w:val="0"/>
         <w:pageBreakBefore w:val="0"/>
@@ -3554,23 +3539,9 @@
         <w:bidi w:val="0"/>
         <w:adjustRightInd w:val="0"/>
         <w:snapToGrid w:val="0"/>
-        <w:spacing w:line="360" w:lineRule="auto"/>
-        <w:ind w:firstLine="484" w:firstLineChars="200"/>
         <w:textAlignment w:val="baseline"/>
-        <w:rPr>
-          <w:rFonts w:ascii="宋体" w:hAnsi="宋体" w:eastAsia="宋体" w:cs="宋体"/>
-          <w:spacing w:val="1"/>
-          <w:sz w:val="24"/>
-          <w:szCs w:val="24"/>
-        </w:rPr>
-      </w:pPr>
-      <w:r>
-        <w:rPr>
-          <w:rFonts w:ascii="宋体" w:hAnsi="宋体" w:eastAsia="宋体" w:cs="宋体"/>
-          <w:spacing w:val="1"/>
-          <w:sz w:val="24"/>
-          <w:szCs w:val="24"/>
-        </w:rPr>
+      </w:pPr>
+      <w:r>
         <w:t>管理评审时间一般会在内审结束后一周左右进行。</w:t>
       </w:r>
     </w:p>
@@ -3594,7 +3565,7 @@
       </w:pPr>
       <w:bookmarkStart w:id="9" w:name="bookmark17"/>
       <w:bookmarkEnd w:id="9"/>
-      <w:bookmarkStart w:id="10" w:name="_Toc5974"/>
+      <w:bookmarkStart w:id="10" w:name="_Toc10950"/>
       <w:r>
         <w:t>管理评审的频次</w:t>
       </w:r>
@@ -3602,6 +3573,7 @@
     </w:p>
     <w:p>
       <w:pPr>
+        <w:pStyle w:val="27"/>
         <w:keepNext w:val="0"/>
         <w:keepLines w:val="0"/>
         <w:pageBreakBefore w:val="0"/>
@@ -3615,32 +3587,50 @@
         <w:bidi w:val="0"/>
         <w:adjustRightInd w:val="0"/>
         <w:snapToGrid w:val="0"/>
-        <w:spacing w:line="360" w:lineRule="auto"/>
-        <w:ind w:firstLine="484" w:firstLineChars="200"/>
         <w:textAlignment w:val="baseline"/>
+        <w:rPr>
+          <w:rFonts w:ascii="Arial" w:hAnsi="Arial" w:eastAsia="宋体" w:cs="Arial"/>
+          <w:snapToGrid w:val="0"/>
+          <w:color w:val="000000"/>
+          <w:kern w:val="0"/>
+          <w:sz w:val="24"/>
+          <w:szCs w:val="21"/>
+          <w:lang w:val="en-US" w:eastAsia="zh-CN" w:bidi="ar-SA"/>
+        </w:rPr>
+      </w:pPr>
+      <w:r>
         <w:rPr>
           <w:rFonts w:ascii="宋体" w:hAnsi="宋体" w:eastAsia="宋体" w:cs="宋体"/>
           <w:spacing w:val="1"/>
           <w:sz w:val="24"/>
           <w:szCs w:val="24"/>
         </w:rPr>
-      </w:pPr>
+        <w:t>管理评审每年进行一次，两次评审间隔不超过12个月。当遇到下列情况时，</w:t>
+      </w:r>
       <w:r>
         <w:rPr>
-          <w:rFonts w:ascii="宋体" w:hAnsi="宋体" w:eastAsia="宋体" w:cs="宋体"/>
-          <w:spacing w:val="1"/>
+          <w:rFonts w:ascii="Arial" w:hAnsi="Arial" w:eastAsia="宋体" w:cs="Arial"/>
+          <w:snapToGrid w:val="0"/>
+          <w:color w:val="000000"/>
+          <w:kern w:val="0"/>
           <w:sz w:val="24"/>
-          <w:szCs w:val="24"/>
+          <w:szCs w:val="21"/>
+          <w:lang w:val="en-US" w:eastAsia="zh-CN" w:bidi="ar-SA"/>
         </w:rPr>
-        <w:t>管理评审每年进行一次，两次评审间隔不超过12个月。当遇到下列情况时，总经理确定增加评审次数：</w:t>
-      </w:r>
-    </w:p>
-    <w:p>
-      <w:pPr>
+        <w:t>总经理确定增加评审次数：</w:t>
+      </w:r>
+    </w:p>
+    <w:p>
+      <w:pPr>
+        <w:pStyle w:val="39"/>
         <w:keepNext w:val="0"/>
         <w:keepLines w:val="0"/>
         <w:pageBreakBefore w:val="0"/>
         <w:widowControl w:val="0"/>
+        <w:numPr>
+          <w:ilvl w:val="0"/>
+          <w:numId w:val="2"/>
+        </w:numPr>
         <w:kinsoku w:val="0"/>
         <w:wordWrap/>
         <w:overflowPunct/>
@@ -3650,73 +3640,23 @@
         <w:bidi w:val="0"/>
         <w:adjustRightInd w:val="0"/>
         <w:snapToGrid w:val="0"/>
-        <w:spacing w:line="360" w:lineRule="auto"/>
-        <w:ind w:left="484" w:hanging="484" w:hangingChars="200"/>
         <w:textAlignment w:val="baseline"/>
-        <w:rPr>
-          <w:rFonts w:ascii="宋体" w:hAnsi="宋体" w:eastAsia="宋体" w:cs="宋体"/>
-          <w:spacing w:val="1"/>
-          <w:sz w:val="24"/>
-          <w:szCs w:val="24"/>
-        </w:rPr>
-      </w:pPr>
-      <w:r>
-        <w:rPr>
-          <w:rFonts w:ascii="宋体" w:hAnsi="宋体" w:eastAsia="宋体" w:cs="宋体"/>
-          <w:spacing w:val="1"/>
-          <w:sz w:val="24"/>
-          <w:szCs w:val="24"/>
-        </w:rPr>
-        <w:drawing>
-          <wp:inline distT="0" distB="0" distL="0" distR="0">
-            <wp:extent cx="97155" cy="108585"/>
-            <wp:effectExtent l="0" t="0" r="0" b="0"/>
-            <wp:docPr id="4" name="IM 4"/>
-            <wp:cNvGraphicFramePr/>
-            <a:graphic xmlns:a="http://schemas.openxmlformats.org/drawingml/2006/main">
-              <a:graphicData uri="http://schemas.openxmlformats.org/drawingml/2006/picture">
-                <pic:pic xmlns:pic="http://schemas.openxmlformats.org/drawingml/2006/picture">
-                  <pic:nvPicPr>
-                    <pic:cNvPr id="4" name="IM 4"/>
-                    <pic:cNvPicPr/>
-                  </pic:nvPicPr>
-                  <pic:blipFill>
-                    <a:blip r:embed="rId7"/>
-                    <a:stretch>
-                      <a:fillRect/>
-                    </a:stretch>
-                  </pic:blipFill>
-                  <pic:spPr>
-                    <a:xfrm>
-                      <a:off x="0" y="0"/>
-                      <a:ext cx="97383" cy="108748"/>
-                    </a:xfrm>
-                    <a:prstGeom prst="rect">
-                      <a:avLst/>
-                    </a:prstGeom>
-                  </pic:spPr>
-                </pic:pic>
-              </a:graphicData>
-            </a:graphic>
-          </wp:inline>
-        </w:drawing>
-      </w:r>
-      <w:r>
-        <w:rPr>
-          <w:rFonts w:ascii="宋体" w:hAnsi="宋体" w:eastAsia="宋体" w:cs="宋体"/>
-          <w:spacing w:val="1"/>
-          <w:sz w:val="24"/>
-          <w:szCs w:val="24"/>
-        </w:rPr>
-        <w:t xml:space="preserve">  组织机构发生重大变化时；</w:t>
-      </w:r>
-    </w:p>
-    <w:p>
-      <w:pPr>
+      </w:pPr>
+      <w:r>
+        <w:t>组织机构发生重大变化时；</w:t>
+      </w:r>
+    </w:p>
+    <w:p>
+      <w:pPr>
+        <w:pStyle w:val="39"/>
         <w:keepNext w:val="0"/>
         <w:keepLines w:val="0"/>
         <w:pageBreakBefore w:val="0"/>
         <w:widowControl w:val="0"/>
+        <w:numPr>
+          <w:ilvl w:val="0"/>
+          <w:numId w:val="2"/>
+        </w:numPr>
         <w:kinsoku w:val="0"/>
         <w:wordWrap/>
         <w:overflowPunct/>
@@ -3726,73 +3666,23 @@
         <w:bidi w:val="0"/>
         <w:adjustRightInd w:val="0"/>
         <w:snapToGrid w:val="0"/>
-        <w:spacing w:line="360" w:lineRule="auto"/>
-        <w:ind w:left="484" w:hanging="484" w:hangingChars="200"/>
         <w:textAlignment w:val="baseline"/>
-        <w:rPr>
-          <w:rFonts w:ascii="宋体" w:hAnsi="宋体" w:eastAsia="宋体" w:cs="宋体"/>
-          <w:spacing w:val="1"/>
-          <w:sz w:val="24"/>
-          <w:szCs w:val="24"/>
-        </w:rPr>
-      </w:pPr>
-      <w:r>
-        <w:rPr>
-          <w:rFonts w:ascii="宋体" w:hAnsi="宋体" w:eastAsia="宋体" w:cs="宋体"/>
-          <w:spacing w:val="1"/>
-          <w:sz w:val="24"/>
-          <w:szCs w:val="24"/>
-        </w:rPr>
-        <w:drawing>
-          <wp:inline distT="0" distB="0" distL="0" distR="0">
-            <wp:extent cx="97155" cy="108585"/>
-            <wp:effectExtent l="0" t="0" r="0" b="0"/>
-            <wp:docPr id="6" name="IM 6"/>
-            <wp:cNvGraphicFramePr/>
-            <a:graphic xmlns:a="http://schemas.openxmlformats.org/drawingml/2006/main">
-              <a:graphicData uri="http://schemas.openxmlformats.org/drawingml/2006/picture">
-                <pic:pic xmlns:pic="http://schemas.openxmlformats.org/drawingml/2006/picture">
-                  <pic:nvPicPr>
-                    <pic:cNvPr id="6" name="IM 6"/>
-                    <pic:cNvPicPr/>
-                  </pic:nvPicPr>
-                  <pic:blipFill>
-                    <a:blip r:embed="rId8"/>
-                    <a:stretch>
-                      <a:fillRect/>
-                    </a:stretch>
-                  </pic:blipFill>
-                  <pic:spPr>
-                    <a:xfrm>
-                      <a:off x="0" y="0"/>
-                      <a:ext cx="97383" cy="108748"/>
-                    </a:xfrm>
-                    <a:prstGeom prst="rect">
-                      <a:avLst/>
-                    </a:prstGeom>
-                  </pic:spPr>
-                </pic:pic>
-              </a:graphicData>
-            </a:graphic>
-          </wp:inline>
-        </w:drawing>
-      </w:r>
-      <w:r>
-        <w:rPr>
-          <w:rFonts w:ascii="宋体" w:hAnsi="宋体" w:eastAsia="宋体" w:cs="宋体"/>
-          <w:spacing w:val="1"/>
-          <w:sz w:val="24"/>
-          <w:szCs w:val="24"/>
-        </w:rPr>
-        <w:t xml:space="preserve">  发生重大质量事故时；</w:t>
-      </w:r>
-    </w:p>
-    <w:p>
-      <w:pPr>
+      </w:pPr>
+      <w:r>
+        <w:t>发生重大质量事故时；</w:t>
+      </w:r>
+    </w:p>
+    <w:p>
+      <w:pPr>
+        <w:pStyle w:val="39"/>
         <w:keepNext w:val="0"/>
         <w:keepLines w:val="0"/>
         <w:pageBreakBefore w:val="0"/>
         <w:widowControl w:val="0"/>
+        <w:numPr>
+          <w:ilvl w:val="0"/>
+          <w:numId w:val="2"/>
+        </w:numPr>
         <w:kinsoku w:val="0"/>
         <w:wordWrap/>
         <w:overflowPunct/>
@@ -3802,73 +3692,23 @@
         <w:bidi w:val="0"/>
         <w:adjustRightInd w:val="0"/>
         <w:snapToGrid w:val="0"/>
-        <w:spacing w:line="360" w:lineRule="auto"/>
-        <w:ind w:left="484" w:hanging="484" w:hangingChars="200"/>
         <w:textAlignment w:val="baseline"/>
-        <w:rPr>
-          <w:rFonts w:ascii="宋体" w:hAnsi="宋体" w:eastAsia="宋体" w:cs="宋体"/>
-          <w:spacing w:val="1"/>
-          <w:sz w:val="24"/>
-          <w:szCs w:val="24"/>
-        </w:rPr>
-      </w:pPr>
-      <w:r>
-        <w:rPr>
-          <w:rFonts w:ascii="宋体" w:hAnsi="宋体" w:eastAsia="宋体" w:cs="宋体"/>
-          <w:spacing w:val="1"/>
-          <w:sz w:val="24"/>
-          <w:szCs w:val="24"/>
-        </w:rPr>
-        <w:drawing>
-          <wp:inline distT="0" distB="0" distL="0" distR="0">
-            <wp:extent cx="97155" cy="108585"/>
-            <wp:effectExtent l="0" t="0" r="0" b="0"/>
-            <wp:docPr id="8" name="IM 8"/>
-            <wp:cNvGraphicFramePr/>
-            <a:graphic xmlns:a="http://schemas.openxmlformats.org/drawingml/2006/main">
-              <a:graphicData uri="http://schemas.openxmlformats.org/drawingml/2006/picture">
-                <pic:pic xmlns:pic="http://schemas.openxmlformats.org/drawingml/2006/picture">
-                  <pic:nvPicPr>
-                    <pic:cNvPr id="8" name="IM 8"/>
-                    <pic:cNvPicPr/>
-                  </pic:nvPicPr>
-                  <pic:blipFill>
-                    <a:blip r:embed="rId9"/>
-                    <a:stretch>
-                      <a:fillRect/>
-                    </a:stretch>
-                  </pic:blipFill>
-                  <pic:spPr>
-                    <a:xfrm>
-                      <a:off x="0" y="0"/>
-                      <a:ext cx="97383" cy="108748"/>
-                    </a:xfrm>
-                    <a:prstGeom prst="rect">
-                      <a:avLst/>
-                    </a:prstGeom>
-                  </pic:spPr>
-                </pic:pic>
-              </a:graphicData>
-            </a:graphic>
-          </wp:inline>
-        </w:drawing>
-      </w:r>
-      <w:r>
-        <w:rPr>
-          <w:rFonts w:ascii="宋体" w:hAnsi="宋体" w:eastAsia="宋体" w:cs="宋体"/>
-          <w:spacing w:val="1"/>
-          <w:sz w:val="24"/>
-          <w:szCs w:val="24"/>
-        </w:rPr>
-        <w:t xml:space="preserve">  市场需求发生重大变化时；</w:t>
-      </w:r>
-    </w:p>
-    <w:p>
-      <w:pPr>
+      </w:pPr>
+      <w:r>
+        <w:t>市场需求发生重大变化时；</w:t>
+      </w:r>
+    </w:p>
+    <w:p>
+      <w:pPr>
+        <w:pStyle w:val="39"/>
         <w:keepNext w:val="0"/>
         <w:keepLines w:val="0"/>
         <w:pageBreakBefore w:val="0"/>
         <w:widowControl w:val="0"/>
+        <w:numPr>
+          <w:ilvl w:val="0"/>
+          <w:numId w:val="2"/>
+        </w:numPr>
         <w:kinsoku w:val="0"/>
         <w:wordWrap/>
         <w:overflowPunct/>
@@ -3878,73 +3718,23 @@
         <w:bidi w:val="0"/>
         <w:adjustRightInd w:val="0"/>
         <w:snapToGrid w:val="0"/>
-        <w:spacing w:line="360" w:lineRule="auto"/>
-        <w:ind w:left="484" w:hanging="484" w:hangingChars="200"/>
         <w:textAlignment w:val="baseline"/>
-        <w:rPr>
-          <w:rFonts w:ascii="宋体" w:hAnsi="宋体" w:eastAsia="宋体" w:cs="宋体"/>
-          <w:spacing w:val="1"/>
-          <w:sz w:val="24"/>
-          <w:szCs w:val="24"/>
-        </w:rPr>
-      </w:pPr>
-      <w:r>
-        <w:rPr>
-          <w:rFonts w:ascii="宋体" w:hAnsi="宋体" w:eastAsia="宋体" w:cs="宋体"/>
-          <w:spacing w:val="1"/>
-          <w:sz w:val="24"/>
-          <w:szCs w:val="24"/>
-        </w:rPr>
-        <w:drawing>
-          <wp:inline distT="0" distB="0" distL="0" distR="0">
-            <wp:extent cx="97155" cy="112395"/>
-            <wp:effectExtent l="0" t="0" r="0" b="0"/>
-            <wp:docPr id="10" name="IM 10"/>
-            <wp:cNvGraphicFramePr/>
-            <a:graphic xmlns:a="http://schemas.openxmlformats.org/drawingml/2006/main">
-              <a:graphicData uri="http://schemas.openxmlformats.org/drawingml/2006/picture">
-                <pic:pic xmlns:pic="http://schemas.openxmlformats.org/drawingml/2006/picture">
-                  <pic:nvPicPr>
-                    <pic:cNvPr id="10" name="IM 10"/>
-                    <pic:cNvPicPr/>
-                  </pic:nvPicPr>
-                  <pic:blipFill>
-                    <a:blip r:embed="rId10"/>
-                    <a:stretch>
-                      <a:fillRect/>
-                    </a:stretch>
-                  </pic:blipFill>
-                  <pic:spPr>
-                    <a:xfrm>
-                      <a:off x="0" y="0"/>
-                      <a:ext cx="97383" cy="112776"/>
-                    </a:xfrm>
-                    <a:prstGeom prst="rect">
-                      <a:avLst/>
-                    </a:prstGeom>
-                  </pic:spPr>
-                </pic:pic>
-              </a:graphicData>
-            </a:graphic>
-          </wp:inline>
-        </w:drawing>
-      </w:r>
-      <w:r>
-        <w:rPr>
-          <w:rFonts w:ascii="宋体" w:hAnsi="宋体" w:eastAsia="宋体" w:cs="宋体"/>
-          <w:spacing w:val="1"/>
-          <w:sz w:val="24"/>
-          <w:szCs w:val="24"/>
-        </w:rPr>
-        <w:t xml:space="preserve">  当国家政策或法律、法规发生重大变化时，影响到公司经营方针或目标有重大改变时；</w:t>
-      </w:r>
-    </w:p>
-    <w:p>
-      <w:pPr>
+      </w:pPr>
+      <w:r>
+        <w:t>当国家政策或法律、法规发生重大变化时，影响到公司经营方针或目标有重大改变时；</w:t>
+      </w:r>
+    </w:p>
+    <w:p>
+      <w:pPr>
+        <w:pStyle w:val="39"/>
         <w:keepNext w:val="0"/>
         <w:keepLines w:val="0"/>
         <w:pageBreakBefore w:val="0"/>
         <w:widowControl w:val="0"/>
+        <w:numPr>
+          <w:ilvl w:val="0"/>
+          <w:numId w:val="2"/>
+        </w:numPr>
         <w:kinsoku w:val="0"/>
         <w:wordWrap/>
         <w:overflowPunct/>
@@ -3954,65 +3744,10 @@
         <w:bidi w:val="0"/>
         <w:adjustRightInd w:val="0"/>
         <w:snapToGrid w:val="0"/>
-        <w:spacing w:line="360" w:lineRule="auto"/>
-        <w:ind w:left="484" w:hanging="484" w:hangingChars="200"/>
         <w:textAlignment w:val="baseline"/>
-        <w:rPr>
-          <w:rFonts w:ascii="宋体" w:hAnsi="宋体" w:eastAsia="宋体" w:cs="宋体"/>
-          <w:spacing w:val="1"/>
-          <w:sz w:val="24"/>
-          <w:szCs w:val="24"/>
-        </w:rPr>
-      </w:pPr>
-      <w:r>
-        <w:rPr>
-          <w:rFonts w:ascii="宋体" w:hAnsi="宋体" w:eastAsia="宋体" w:cs="宋体"/>
-          <w:spacing w:val="1"/>
-          <w:sz w:val="24"/>
-          <w:szCs w:val="24"/>
-        </w:rPr>
-        <w:drawing>
-          <wp:inline distT="0" distB="0" distL="0" distR="0">
-            <wp:extent cx="97155" cy="108585"/>
-            <wp:effectExtent l="0" t="0" r="0" b="0"/>
-            <wp:docPr id="12" name="IM 12"/>
-            <wp:cNvGraphicFramePr/>
-            <a:graphic xmlns:a="http://schemas.openxmlformats.org/drawingml/2006/main">
-              <a:graphicData uri="http://schemas.openxmlformats.org/drawingml/2006/picture">
-                <pic:pic xmlns:pic="http://schemas.openxmlformats.org/drawingml/2006/picture">
-                  <pic:nvPicPr>
-                    <pic:cNvPr id="12" name="IM 12"/>
-                    <pic:cNvPicPr/>
-                  </pic:nvPicPr>
-                  <pic:blipFill>
-                    <a:blip r:embed="rId8"/>
-                    <a:stretch>
-                      <a:fillRect/>
-                    </a:stretch>
-                  </pic:blipFill>
-                  <pic:spPr>
-                    <a:xfrm>
-                      <a:off x="0" y="0"/>
-                      <a:ext cx="97383" cy="108748"/>
-                    </a:xfrm>
-                    <a:prstGeom prst="rect">
-                      <a:avLst/>
-                    </a:prstGeom>
-                  </pic:spPr>
-                </pic:pic>
-              </a:graphicData>
-            </a:graphic>
-          </wp:inline>
-        </w:drawing>
-      </w:r>
-      <w:r>
-        <w:rPr>
-          <w:rFonts w:ascii="宋体" w:hAnsi="宋体" w:eastAsia="宋体" w:cs="宋体"/>
-          <w:spacing w:val="1"/>
-          <w:sz w:val="24"/>
-          <w:szCs w:val="24"/>
-        </w:rPr>
-        <w:t xml:space="preserve">  公司最高管理者认为有必要时。</w:t>
+      </w:pPr>
+      <w:r>
+        <w:t>公司最高管理者认为有必要时。</w:t>
       </w:r>
     </w:p>
     <w:p>
@@ -4033,7 +3768,7 @@
         <w:snapToGrid w:val="0"/>
         <w:textAlignment w:val="baseline"/>
       </w:pPr>
-      <w:bookmarkStart w:id="11" w:name="_Toc14500"/>
+      <w:bookmarkStart w:id="11" w:name="_Toc25862"/>
       <w:r>
         <w:t>管理评审流程的解释</w:t>
       </w:r>
@@ -4146,7 +3881,7 @@
                     <pic:cNvPicPr/>
                   </pic:nvPicPr>
                   <pic:blipFill>
-                    <a:blip r:embed="rId11"/>
+                    <a:blip r:embed="rId7"/>
                     <a:stretch>
                       <a:fillRect/>
                     </a:stretch>
@@ -4670,7 +4405,7 @@
                     <pic:cNvPicPr/>
                   </pic:nvPicPr>
                   <pic:blipFill>
-                    <a:blip r:embed="rId12"/>
+                    <a:blip r:embed="rId8"/>
                     <a:stretch>
                       <a:fillRect/>
                     </a:stretch>
@@ -4738,7 +4473,7 @@
                     <pic:cNvPicPr/>
                   </pic:nvPicPr>
                   <pic:blipFill>
-                    <a:blip r:embed="rId12"/>
+                    <a:blip r:embed="rId8"/>
                     <a:stretch>
                       <a:fillRect/>
                     </a:stretch>
@@ -4869,11 +4604,158 @@
         <w:snapToGrid w:val="0"/>
         <w:textAlignment w:val="baseline"/>
       </w:pPr>
-      <w:bookmarkStart w:id="12" w:name="_Toc29061"/>
+      <w:bookmarkStart w:id="12" w:name="_Toc18766"/>
       <w:r>
         <w:t>管理评审准备</w:t>
       </w:r>
       <w:bookmarkEnd w:id="12"/>
+    </w:p>
+    <w:p>
+      <w:pPr>
+        <w:pStyle w:val="27"/>
+        <w:keepNext w:val="0"/>
+        <w:keepLines w:val="0"/>
+        <w:pageBreakBefore w:val="0"/>
+        <w:widowControl w:val="0"/>
+        <w:kinsoku w:val="0"/>
+        <w:wordWrap/>
+        <w:overflowPunct/>
+        <w:topLinePunct w:val="0"/>
+        <w:autoSpaceDE w:val="0"/>
+        <w:autoSpaceDN w:val="0"/>
+        <w:bidi w:val="0"/>
+        <w:adjustRightInd w:val="0"/>
+        <w:snapToGrid w:val="0"/>
+        <w:textAlignment w:val="baseline"/>
+      </w:pPr>
+      <w:r>
+        <w:t>管理者代表通知质量部召开管理评审的时间和内容，明确管理评审内容的责任部门和责任人。</w:t>
+      </w:r>
+    </w:p>
+    <w:p>
+      <w:pPr>
+        <w:pStyle w:val="27"/>
+        <w:keepNext w:val="0"/>
+        <w:keepLines w:val="0"/>
+        <w:pageBreakBefore w:val="0"/>
+        <w:widowControl w:val="0"/>
+        <w:kinsoku w:val="0"/>
+        <w:wordWrap/>
+        <w:overflowPunct/>
+        <w:topLinePunct w:val="0"/>
+        <w:autoSpaceDE w:val="0"/>
+        <w:autoSpaceDN w:val="0"/>
+        <w:bidi w:val="0"/>
+        <w:adjustRightInd w:val="0"/>
+        <w:snapToGrid w:val="0"/>
+        <w:textAlignment w:val="baseline"/>
+        <w:rPr>
+          <w:rFonts w:ascii="宋体" w:hAnsi="宋体" w:eastAsia="宋体" w:cs="宋体"/>
+          <w:spacing w:val="1"/>
+          <w:szCs w:val="24"/>
+        </w:rPr>
+      </w:pPr>
+      <w:r>
+        <w:t>质量部负责编制计划，计划中确定管理评审时间、地点、参加人员及各部门需要提交给质量部的管理评审的输入信息。该计划于评审前发放到各部门，要求各部门准备相关资料。管理评审的输入一般包括：</w:t>
+      </w:r>
+    </w:p>
+    <w:p>
+      <w:pPr>
+        <w:pStyle w:val="39"/>
+        <w:numPr>
+          <w:ilvl w:val="0"/>
+          <w:numId w:val="3"/>
+        </w:numPr>
+        <w:bidi w:val="0"/>
+        <w:ind w:left="425" w:leftChars="0" w:hanging="425" w:firstLineChars="0"/>
+      </w:pPr>
+      <w:r>
+        <w:t>审核结果（内、外部）；</w:t>
+      </w:r>
+    </w:p>
+    <w:p>
+      <w:pPr>
+        <w:pStyle w:val="39"/>
+        <w:numPr>
+          <w:ilvl w:val="0"/>
+          <w:numId w:val="3"/>
+        </w:numPr>
+        <w:bidi w:val="0"/>
+        <w:ind w:left="425" w:leftChars="0" w:hanging="425" w:firstLineChars="0"/>
+      </w:pPr>
+      <w:r>
+        <w:t>客户反馈，包括客户满意和不满意程度的测量结果、客户投诉等；</w:t>
+      </w:r>
+    </w:p>
+    <w:p>
+      <w:pPr>
+        <w:pStyle w:val="39"/>
+        <w:numPr>
+          <w:ilvl w:val="0"/>
+          <w:numId w:val="3"/>
+        </w:numPr>
+        <w:bidi w:val="0"/>
+        <w:ind w:left="425" w:leftChars="0" w:hanging="425" w:firstLineChars="0"/>
+      </w:pPr>
+      <w:r>
+        <w:t>质量部定期或不定期对各部门进行巡检的结果。检查方法：抽查；</w:t>
+      </w:r>
+    </w:p>
+    <w:p>
+      <w:pPr>
+        <w:pStyle w:val="39"/>
+        <w:numPr>
+          <w:ilvl w:val="0"/>
+          <w:numId w:val="3"/>
+        </w:numPr>
+        <w:bidi w:val="0"/>
+        <w:ind w:left="425" w:leftChars="0" w:hanging="425" w:firstLineChars="0"/>
+      </w:pPr>
+      <w:r>
+        <w:t>预防和纠正措施的实施情况；</w:t>
+      </w:r>
+    </w:p>
+    <w:p>
+      <w:pPr>
+        <w:pStyle w:val="39"/>
+        <w:numPr>
+          <w:ilvl w:val="0"/>
+          <w:numId w:val="3"/>
+        </w:numPr>
+        <w:bidi w:val="0"/>
+        <w:ind w:left="425" w:leftChars="0" w:hanging="425" w:firstLineChars="0"/>
+      </w:pPr>
+      <w:r>
+        <w:t>以往管理评审所确定的措施的实施情况及有效性；</w:t>
+      </w:r>
+    </w:p>
+    <w:p>
+      <w:pPr>
+        <w:pStyle w:val="39"/>
+        <w:numPr>
+          <w:ilvl w:val="0"/>
+          <w:numId w:val="3"/>
+        </w:numPr>
+        <w:bidi w:val="0"/>
+        <w:ind w:left="425" w:leftChars="0" w:hanging="425" w:firstLineChars="0"/>
+      </w:pPr>
+      <w:r>
+        <w:t>可能影响质量监督运维能力体系的变更，如内外部环境、组织机构变化；</w:t>
+      </w:r>
+    </w:p>
+    <w:p>
+      <w:pPr>
+        <w:pStyle w:val="39"/>
+        <w:numPr>
+          <w:ilvl w:val="0"/>
+          <w:numId w:val="3"/>
+        </w:numPr>
+        <w:bidi w:val="0"/>
+        <w:ind w:left="425" w:leftChars="0" w:hanging="425" w:firstLineChars="0"/>
+      </w:pPr>
+      <w:r>
+        <w:t>由于各种原因而引起有关组织的产品、过程和体系改进的建议。</w:t>
+      </w:r>
     </w:p>
     <w:p>
       <w:pPr>
@@ -4894,716 +4776,15 @@
         <w:textAlignment w:val="baseline"/>
       </w:pPr>
       <w:r>
-        <w:t>下达召开管理评审通知</w:t>
-      </w:r>
-    </w:p>
-    <w:p>
-      <w:pPr>
-        <w:pStyle w:val="12"/>
-        <w:keepNext w:val="0"/>
-        <w:keepLines w:val="0"/>
-        <w:pageBreakBefore w:val="0"/>
-        <w:widowControl w:val="0"/>
-        <w:kinsoku w:val="0"/>
-        <w:wordWrap/>
-        <w:overflowPunct/>
-        <w:topLinePunct w:val="0"/>
-        <w:autoSpaceDE w:val="0"/>
-        <w:autoSpaceDN w:val="0"/>
-        <w:bidi w:val="0"/>
-        <w:adjustRightInd w:val="0"/>
-        <w:snapToGrid w:val="0"/>
-        <w:spacing w:line="250" w:lineRule="auto"/>
-        <w:textAlignment w:val="baseline"/>
-      </w:pPr>
-    </w:p>
-    <w:p>
-      <w:pPr>
-        <w:keepNext w:val="0"/>
-        <w:keepLines w:val="0"/>
-        <w:pageBreakBefore w:val="0"/>
-        <w:widowControl w:val="0"/>
-        <w:kinsoku w:val="0"/>
-        <w:wordWrap/>
-        <w:overflowPunct/>
-        <w:topLinePunct w:val="0"/>
-        <w:autoSpaceDE w:val="0"/>
-        <w:autoSpaceDN w:val="0"/>
-        <w:bidi w:val="0"/>
-        <w:adjustRightInd w:val="0"/>
-        <w:snapToGrid w:val="0"/>
-        <w:spacing w:line="360" w:lineRule="auto"/>
-        <w:ind w:firstLine="484" w:firstLineChars="200"/>
-        <w:textAlignment w:val="baseline"/>
-        <w:rPr>
-          <w:rFonts w:ascii="宋体" w:hAnsi="宋体" w:eastAsia="宋体" w:cs="宋体"/>
-          <w:spacing w:val="1"/>
-          <w:sz w:val="24"/>
-          <w:szCs w:val="24"/>
-        </w:rPr>
-      </w:pPr>
-      <w:r>
-        <w:rPr>
-          <w:rFonts w:ascii="宋体" w:hAnsi="宋体" w:eastAsia="宋体" w:cs="宋体"/>
-          <w:spacing w:val="1"/>
-          <w:sz w:val="24"/>
-          <w:szCs w:val="24"/>
-        </w:rPr>
-        <w:t>管理者代表通知质量部召开管理评审的时间和内容，明确管理评审内容的责任部门和责任人。</w:t>
-      </w:r>
-    </w:p>
-    <w:p>
-      <w:pPr>
-        <w:pStyle w:val="40"/>
-        <w:keepNext w:val="0"/>
-        <w:keepLines w:val="0"/>
-        <w:pageBreakBefore w:val="0"/>
-        <w:widowControl w:val="0"/>
-        <w:kinsoku w:val="0"/>
-        <w:wordWrap/>
-        <w:overflowPunct/>
-        <w:topLinePunct w:val="0"/>
-        <w:autoSpaceDE w:val="0"/>
-        <w:autoSpaceDN w:val="0"/>
-        <w:bidi w:val="0"/>
-        <w:adjustRightInd w:val="0"/>
-        <w:snapToGrid w:val="0"/>
-        <w:textAlignment w:val="baseline"/>
-      </w:pPr>
-      <w:bookmarkStart w:id="21" w:name="_GoBack"/>
-      <w:bookmarkEnd w:id="21"/>
-      <w:r>
-        <w:t>制定管理评审计划</w:t>
-      </w:r>
-    </w:p>
-    <w:p>
-      <w:pPr>
-        <w:pStyle w:val="12"/>
-        <w:keepNext w:val="0"/>
-        <w:keepLines w:val="0"/>
-        <w:pageBreakBefore w:val="0"/>
-        <w:widowControl w:val="0"/>
-        <w:kinsoku w:val="0"/>
-        <w:wordWrap/>
-        <w:overflowPunct/>
-        <w:topLinePunct w:val="0"/>
-        <w:autoSpaceDE w:val="0"/>
-        <w:autoSpaceDN w:val="0"/>
-        <w:bidi w:val="0"/>
-        <w:adjustRightInd w:val="0"/>
-        <w:snapToGrid w:val="0"/>
-        <w:spacing w:line="251" w:lineRule="auto"/>
-        <w:textAlignment w:val="baseline"/>
-      </w:pPr>
-    </w:p>
-    <w:p>
-      <w:pPr>
-        <w:keepNext w:val="0"/>
-        <w:keepLines w:val="0"/>
-        <w:pageBreakBefore w:val="0"/>
-        <w:widowControl w:val="0"/>
-        <w:kinsoku w:val="0"/>
-        <w:wordWrap/>
-        <w:overflowPunct/>
-        <w:topLinePunct w:val="0"/>
-        <w:autoSpaceDE w:val="0"/>
-        <w:autoSpaceDN w:val="0"/>
-        <w:bidi w:val="0"/>
-        <w:adjustRightInd w:val="0"/>
-        <w:snapToGrid w:val="0"/>
-        <w:spacing w:line="360" w:lineRule="auto"/>
-        <w:ind w:firstLine="484" w:firstLineChars="200"/>
-        <w:textAlignment w:val="baseline"/>
-        <w:rPr>
-          <w:rFonts w:ascii="宋体" w:hAnsi="宋体" w:eastAsia="宋体" w:cs="宋体"/>
-          <w:spacing w:val="1"/>
-          <w:sz w:val="24"/>
-          <w:szCs w:val="24"/>
-        </w:rPr>
-      </w:pPr>
-      <w:r>
-        <w:rPr>
-          <w:rFonts w:ascii="宋体" w:hAnsi="宋体" w:eastAsia="宋体" w:cs="宋体"/>
-          <w:spacing w:val="1"/>
-          <w:sz w:val="24"/>
-          <w:szCs w:val="24"/>
-        </w:rPr>
-        <w:t>质量部负责编制计划，计划中确定管理评审时间、地点、参加人员及各部门需要提交给质量部的管理评审的输入信息。该计划于评审前发放到各部门，要求各部门准备相关资料。管理评审的输入一般包括：</w:t>
-      </w:r>
-    </w:p>
-    <w:p>
-      <w:pPr>
-        <w:keepNext w:val="0"/>
-        <w:keepLines w:val="0"/>
-        <w:pageBreakBefore w:val="0"/>
-        <w:widowControl w:val="0"/>
-        <w:kinsoku w:val="0"/>
-        <w:wordWrap/>
-        <w:overflowPunct/>
-        <w:topLinePunct w:val="0"/>
-        <w:autoSpaceDE w:val="0"/>
-        <w:autoSpaceDN w:val="0"/>
-        <w:bidi w:val="0"/>
-        <w:adjustRightInd w:val="0"/>
-        <w:snapToGrid w:val="0"/>
-        <w:spacing w:line="360" w:lineRule="auto"/>
-        <w:ind w:left="484" w:hanging="484" w:hangingChars="200"/>
-        <w:textAlignment w:val="baseline"/>
-        <w:rPr>
-          <w:rFonts w:ascii="宋体" w:hAnsi="宋体" w:eastAsia="宋体" w:cs="宋体"/>
-          <w:spacing w:val="1"/>
-          <w:sz w:val="24"/>
-          <w:szCs w:val="24"/>
-        </w:rPr>
-      </w:pPr>
-      <w:r>
-        <w:rPr>
-          <w:rFonts w:ascii="宋体" w:hAnsi="宋体" w:eastAsia="宋体" w:cs="宋体"/>
-          <w:spacing w:val="1"/>
-          <w:sz w:val="24"/>
-          <w:szCs w:val="24"/>
-        </w:rPr>
-        <w:drawing>
-          <wp:inline distT="0" distB="0" distL="0" distR="0">
-            <wp:extent cx="97155" cy="108585"/>
-            <wp:effectExtent l="0" t="0" r="0" b="0"/>
-            <wp:docPr id="20" name="IM 20"/>
-            <wp:cNvGraphicFramePr/>
-            <a:graphic xmlns:a="http://schemas.openxmlformats.org/drawingml/2006/main">
-              <a:graphicData uri="http://schemas.openxmlformats.org/drawingml/2006/picture">
-                <pic:pic xmlns:pic="http://schemas.openxmlformats.org/drawingml/2006/picture">
-                  <pic:nvPicPr>
-                    <pic:cNvPr id="20" name="IM 20"/>
-                    <pic:cNvPicPr/>
-                  </pic:nvPicPr>
-                  <pic:blipFill>
-                    <a:blip r:embed="rId7"/>
-                    <a:stretch>
-                      <a:fillRect/>
-                    </a:stretch>
-                  </pic:blipFill>
-                  <pic:spPr>
-                    <a:xfrm>
-                      <a:off x="0" y="0"/>
-                      <a:ext cx="97383" cy="108748"/>
-                    </a:xfrm>
-                    <a:prstGeom prst="rect">
-                      <a:avLst/>
-                    </a:prstGeom>
-                  </pic:spPr>
-                </pic:pic>
-              </a:graphicData>
-            </a:graphic>
-          </wp:inline>
-        </w:drawing>
-      </w:r>
-      <w:r>
-        <w:rPr>
-          <w:rFonts w:ascii="宋体" w:hAnsi="宋体" w:eastAsia="宋体" w:cs="宋体"/>
-          <w:spacing w:val="1"/>
-          <w:sz w:val="24"/>
-          <w:szCs w:val="24"/>
-        </w:rPr>
-        <w:t xml:space="preserve">  审核结果（内、外部）；</w:t>
-      </w:r>
-    </w:p>
-    <w:p>
-      <w:pPr>
-        <w:keepNext w:val="0"/>
-        <w:keepLines w:val="0"/>
-        <w:pageBreakBefore w:val="0"/>
-        <w:widowControl w:val="0"/>
-        <w:kinsoku w:val="0"/>
-        <w:wordWrap/>
-        <w:overflowPunct/>
-        <w:topLinePunct w:val="0"/>
-        <w:autoSpaceDE w:val="0"/>
-        <w:autoSpaceDN w:val="0"/>
-        <w:bidi w:val="0"/>
-        <w:adjustRightInd w:val="0"/>
-        <w:snapToGrid w:val="0"/>
-        <w:spacing w:line="360" w:lineRule="auto"/>
-        <w:ind w:left="484" w:hanging="484" w:hangingChars="200"/>
-        <w:textAlignment w:val="baseline"/>
-        <w:rPr>
-          <w:rFonts w:ascii="宋体" w:hAnsi="宋体" w:eastAsia="宋体" w:cs="宋体"/>
-          <w:spacing w:val="1"/>
-          <w:sz w:val="24"/>
-          <w:szCs w:val="24"/>
-        </w:rPr>
-      </w:pPr>
-      <w:r>
-        <w:rPr>
-          <w:rFonts w:ascii="宋体" w:hAnsi="宋体" w:eastAsia="宋体" w:cs="宋体"/>
-          <w:spacing w:val="1"/>
-          <w:sz w:val="24"/>
-          <w:szCs w:val="24"/>
-        </w:rPr>
-        <w:drawing>
-          <wp:inline distT="0" distB="0" distL="0" distR="0">
-            <wp:extent cx="97155" cy="120650"/>
-            <wp:effectExtent l="0" t="0" r="0" b="0"/>
-            <wp:docPr id="22" name="IM 22"/>
-            <wp:cNvGraphicFramePr/>
-            <a:graphic xmlns:a="http://schemas.openxmlformats.org/drawingml/2006/main">
-              <a:graphicData uri="http://schemas.openxmlformats.org/drawingml/2006/picture">
-                <pic:pic xmlns:pic="http://schemas.openxmlformats.org/drawingml/2006/picture">
-                  <pic:nvPicPr>
-                    <pic:cNvPr id="22" name="IM 22"/>
-                    <pic:cNvPicPr/>
-                  </pic:nvPicPr>
-                  <pic:blipFill>
-                    <a:blip r:embed="rId13"/>
-                    <a:stretch>
-                      <a:fillRect/>
-                    </a:stretch>
-                  </pic:blipFill>
-                  <pic:spPr>
-                    <a:xfrm>
-                      <a:off x="0" y="0"/>
-                      <a:ext cx="97383" cy="120831"/>
-                    </a:xfrm>
-                    <a:prstGeom prst="rect">
-                      <a:avLst/>
-                    </a:prstGeom>
-                  </pic:spPr>
-                </pic:pic>
-              </a:graphicData>
-            </a:graphic>
-          </wp:inline>
-        </w:drawing>
-      </w:r>
-      <w:r>
-        <w:rPr>
-          <w:rFonts w:ascii="宋体" w:hAnsi="宋体" w:eastAsia="宋体" w:cs="宋体"/>
-          <w:spacing w:val="1"/>
-          <w:sz w:val="24"/>
-          <w:szCs w:val="24"/>
-        </w:rPr>
-        <w:t xml:space="preserve">  客户反馈，包括客户满意和不满意程度的测量结果、客户投诉等；</w:t>
-      </w:r>
-    </w:p>
-    <w:p>
-      <w:pPr>
-        <w:keepNext w:val="0"/>
-        <w:keepLines w:val="0"/>
-        <w:pageBreakBefore w:val="0"/>
-        <w:widowControl w:val="0"/>
-        <w:kinsoku w:val="0"/>
-        <w:wordWrap/>
-        <w:overflowPunct/>
-        <w:topLinePunct w:val="0"/>
-        <w:autoSpaceDE w:val="0"/>
-        <w:autoSpaceDN w:val="0"/>
-        <w:bidi w:val="0"/>
-        <w:adjustRightInd w:val="0"/>
-        <w:snapToGrid w:val="0"/>
-        <w:spacing w:line="360" w:lineRule="auto"/>
-        <w:ind w:left="484" w:hanging="484" w:hangingChars="200"/>
-        <w:textAlignment w:val="baseline"/>
-        <w:rPr>
-          <w:rFonts w:ascii="宋体" w:hAnsi="宋体" w:eastAsia="宋体" w:cs="宋体"/>
-          <w:spacing w:val="1"/>
-          <w:sz w:val="24"/>
-          <w:szCs w:val="24"/>
-        </w:rPr>
-      </w:pPr>
-      <w:r>
-        <w:rPr>
-          <w:rFonts w:ascii="宋体" w:hAnsi="宋体" w:eastAsia="宋体" w:cs="宋体"/>
-          <w:spacing w:val="1"/>
-          <w:sz w:val="24"/>
-          <w:szCs w:val="24"/>
-        </w:rPr>
-        <w:drawing>
-          <wp:inline distT="0" distB="0" distL="0" distR="0">
-            <wp:extent cx="97155" cy="112395"/>
-            <wp:effectExtent l="0" t="0" r="0" b="0"/>
-            <wp:docPr id="24" name="IM 24"/>
-            <wp:cNvGraphicFramePr/>
-            <a:graphic xmlns:a="http://schemas.openxmlformats.org/drawingml/2006/main">
-              <a:graphicData uri="http://schemas.openxmlformats.org/drawingml/2006/picture">
-                <pic:pic xmlns:pic="http://schemas.openxmlformats.org/drawingml/2006/picture">
-                  <pic:nvPicPr>
-                    <pic:cNvPr id="24" name="IM 24"/>
-                    <pic:cNvPicPr/>
-                  </pic:nvPicPr>
-                  <pic:blipFill>
-                    <a:blip r:embed="rId14"/>
-                    <a:stretch>
-                      <a:fillRect/>
-                    </a:stretch>
-                  </pic:blipFill>
-                  <pic:spPr>
-                    <a:xfrm>
-                      <a:off x="0" y="0"/>
-                      <a:ext cx="97383" cy="112776"/>
-                    </a:xfrm>
-                    <a:prstGeom prst="rect">
-                      <a:avLst/>
-                    </a:prstGeom>
-                  </pic:spPr>
-                </pic:pic>
-              </a:graphicData>
-            </a:graphic>
-          </wp:inline>
-        </w:drawing>
-      </w:r>
-      <w:r>
-        <w:rPr>
-          <w:rFonts w:ascii="宋体" w:hAnsi="宋体" w:eastAsia="宋体" w:cs="宋体"/>
-          <w:spacing w:val="1"/>
-          <w:sz w:val="24"/>
-          <w:szCs w:val="24"/>
-        </w:rPr>
-        <w:t xml:space="preserve">  质量部定期或不定期对各部门进行巡检的结果。检查方法：抽查；</w:t>
-      </w:r>
-    </w:p>
-    <w:p>
-      <w:pPr>
-        <w:keepNext w:val="0"/>
-        <w:keepLines w:val="0"/>
-        <w:pageBreakBefore w:val="0"/>
-        <w:widowControl w:val="0"/>
-        <w:kinsoku w:val="0"/>
-        <w:wordWrap/>
-        <w:overflowPunct/>
-        <w:topLinePunct w:val="0"/>
-        <w:autoSpaceDE w:val="0"/>
-        <w:autoSpaceDN w:val="0"/>
-        <w:bidi w:val="0"/>
-        <w:adjustRightInd w:val="0"/>
-        <w:snapToGrid w:val="0"/>
-        <w:spacing w:line="360" w:lineRule="auto"/>
-        <w:ind w:left="484" w:hanging="484" w:hangingChars="200"/>
-        <w:textAlignment w:val="baseline"/>
-        <w:rPr>
-          <w:rFonts w:ascii="宋体" w:hAnsi="宋体" w:eastAsia="宋体" w:cs="宋体"/>
-          <w:spacing w:val="1"/>
-          <w:sz w:val="24"/>
-          <w:szCs w:val="24"/>
-        </w:rPr>
-      </w:pPr>
-      <w:r>
-        <w:rPr>
-          <w:rFonts w:ascii="宋体" w:hAnsi="宋体" w:eastAsia="宋体" w:cs="宋体"/>
-          <w:spacing w:val="1"/>
-          <w:sz w:val="24"/>
-          <w:szCs w:val="24"/>
-        </w:rPr>
-        <w:drawing>
-          <wp:inline distT="0" distB="0" distL="0" distR="0">
-            <wp:extent cx="97155" cy="108585"/>
-            <wp:effectExtent l="0" t="0" r="0" b="0"/>
-            <wp:docPr id="26" name="IM 26"/>
-            <wp:cNvGraphicFramePr/>
-            <a:graphic xmlns:a="http://schemas.openxmlformats.org/drawingml/2006/main">
-              <a:graphicData uri="http://schemas.openxmlformats.org/drawingml/2006/picture">
-                <pic:pic xmlns:pic="http://schemas.openxmlformats.org/drawingml/2006/picture">
-                  <pic:nvPicPr>
-                    <pic:cNvPr id="26" name="IM 26"/>
-                    <pic:cNvPicPr/>
-                  </pic:nvPicPr>
-                  <pic:blipFill>
-                    <a:blip r:embed="rId8"/>
-                    <a:stretch>
-                      <a:fillRect/>
-                    </a:stretch>
-                  </pic:blipFill>
-                  <pic:spPr>
-                    <a:xfrm>
-                      <a:off x="0" y="0"/>
-                      <a:ext cx="97383" cy="108748"/>
-                    </a:xfrm>
-                    <a:prstGeom prst="rect">
-                      <a:avLst/>
-                    </a:prstGeom>
-                  </pic:spPr>
-                </pic:pic>
-              </a:graphicData>
-            </a:graphic>
-          </wp:inline>
-        </w:drawing>
-      </w:r>
-      <w:r>
-        <w:rPr>
-          <w:rFonts w:ascii="宋体" w:hAnsi="宋体" w:eastAsia="宋体" w:cs="宋体"/>
-          <w:spacing w:val="1"/>
-          <w:sz w:val="24"/>
-          <w:szCs w:val="24"/>
-        </w:rPr>
-        <w:t xml:space="preserve">  预防和纠正措施的实施情况；</w:t>
-      </w:r>
-    </w:p>
-    <w:p>
-      <w:pPr>
-        <w:keepNext w:val="0"/>
-        <w:keepLines w:val="0"/>
-        <w:pageBreakBefore w:val="0"/>
-        <w:widowControl w:val="0"/>
-        <w:kinsoku w:val="0"/>
-        <w:wordWrap/>
-        <w:overflowPunct/>
-        <w:topLinePunct w:val="0"/>
-        <w:autoSpaceDE w:val="0"/>
-        <w:autoSpaceDN w:val="0"/>
-        <w:bidi w:val="0"/>
-        <w:adjustRightInd w:val="0"/>
-        <w:snapToGrid w:val="0"/>
-        <w:spacing w:line="360" w:lineRule="auto"/>
-        <w:ind w:left="484" w:hanging="484" w:hangingChars="200"/>
-        <w:textAlignment w:val="baseline"/>
-        <w:rPr>
-          <w:rFonts w:ascii="宋体" w:hAnsi="宋体" w:eastAsia="宋体" w:cs="宋体"/>
-          <w:spacing w:val="1"/>
-          <w:sz w:val="24"/>
-          <w:szCs w:val="24"/>
-        </w:rPr>
-      </w:pPr>
-      <w:r>
-        <w:rPr>
-          <w:rFonts w:ascii="宋体" w:hAnsi="宋体" w:eastAsia="宋体" w:cs="宋体"/>
-          <w:spacing w:val="1"/>
-          <w:sz w:val="24"/>
-          <w:szCs w:val="24"/>
-        </w:rPr>
-        <w:drawing>
-          <wp:inline distT="0" distB="0" distL="0" distR="0">
-            <wp:extent cx="97155" cy="108585"/>
-            <wp:effectExtent l="0" t="0" r="0" b="0"/>
-            <wp:docPr id="28" name="IM 28"/>
-            <wp:cNvGraphicFramePr/>
-            <a:graphic xmlns:a="http://schemas.openxmlformats.org/drawingml/2006/main">
-              <a:graphicData uri="http://schemas.openxmlformats.org/drawingml/2006/picture">
-                <pic:pic xmlns:pic="http://schemas.openxmlformats.org/drawingml/2006/picture">
-                  <pic:nvPicPr>
-                    <pic:cNvPr id="28" name="IM 28"/>
-                    <pic:cNvPicPr/>
-                  </pic:nvPicPr>
-                  <pic:blipFill>
-                    <a:blip r:embed="rId7"/>
-                    <a:stretch>
-                      <a:fillRect/>
-                    </a:stretch>
-                  </pic:blipFill>
-                  <pic:spPr>
-                    <a:xfrm>
-                      <a:off x="0" y="0"/>
-                      <a:ext cx="97383" cy="108748"/>
-                    </a:xfrm>
-                    <a:prstGeom prst="rect">
-                      <a:avLst/>
-                    </a:prstGeom>
-                  </pic:spPr>
-                </pic:pic>
-              </a:graphicData>
-            </a:graphic>
-          </wp:inline>
-        </w:drawing>
-      </w:r>
-      <w:r>
-        <w:rPr>
-          <w:rFonts w:ascii="宋体" w:hAnsi="宋体" w:eastAsia="宋体" w:cs="宋体"/>
-          <w:spacing w:val="1"/>
-          <w:sz w:val="24"/>
-          <w:szCs w:val="24"/>
-        </w:rPr>
-        <w:t xml:space="preserve">   以往管理评审所确定的措施的实施情况及有效性；</w:t>
-      </w:r>
-    </w:p>
-    <w:p>
-      <w:pPr>
-        <w:keepNext w:val="0"/>
-        <w:keepLines w:val="0"/>
-        <w:pageBreakBefore w:val="0"/>
-        <w:widowControl w:val="0"/>
-        <w:kinsoku w:val="0"/>
-        <w:wordWrap/>
-        <w:overflowPunct/>
-        <w:topLinePunct w:val="0"/>
-        <w:autoSpaceDE w:val="0"/>
-        <w:autoSpaceDN w:val="0"/>
-        <w:bidi w:val="0"/>
-        <w:adjustRightInd w:val="0"/>
-        <w:snapToGrid w:val="0"/>
-        <w:spacing w:line="360" w:lineRule="auto"/>
-        <w:ind w:left="484" w:hanging="484" w:hangingChars="200"/>
-        <w:textAlignment w:val="baseline"/>
-        <w:rPr>
-          <w:rFonts w:ascii="宋体" w:hAnsi="宋体" w:eastAsia="宋体" w:cs="宋体"/>
-          <w:spacing w:val="1"/>
-          <w:sz w:val="24"/>
-          <w:szCs w:val="24"/>
-        </w:rPr>
-      </w:pPr>
-      <w:r>
-        <w:rPr>
-          <w:rFonts w:ascii="宋体" w:hAnsi="宋体" w:eastAsia="宋体" w:cs="宋体"/>
-          <w:spacing w:val="1"/>
-          <w:sz w:val="24"/>
-          <w:szCs w:val="24"/>
-        </w:rPr>
-        <w:drawing>
-          <wp:inline distT="0" distB="0" distL="0" distR="0">
-            <wp:extent cx="97155" cy="108585"/>
-            <wp:effectExtent l="0" t="0" r="0" b="0"/>
-            <wp:docPr id="30" name="IM 30"/>
-            <wp:cNvGraphicFramePr/>
-            <a:graphic xmlns:a="http://schemas.openxmlformats.org/drawingml/2006/main">
-              <a:graphicData uri="http://schemas.openxmlformats.org/drawingml/2006/picture">
-                <pic:pic xmlns:pic="http://schemas.openxmlformats.org/drawingml/2006/picture">
-                  <pic:nvPicPr>
-                    <pic:cNvPr id="30" name="IM 30"/>
-                    <pic:cNvPicPr/>
-                  </pic:nvPicPr>
-                  <pic:blipFill>
-                    <a:blip r:embed="rId7"/>
-                    <a:stretch>
-                      <a:fillRect/>
-                    </a:stretch>
-                  </pic:blipFill>
-                  <pic:spPr>
-                    <a:xfrm>
-                      <a:off x="0" y="0"/>
-                      <a:ext cx="97383" cy="108748"/>
-                    </a:xfrm>
-                    <a:prstGeom prst="rect">
-                      <a:avLst/>
-                    </a:prstGeom>
-                  </pic:spPr>
-                </pic:pic>
-              </a:graphicData>
-            </a:graphic>
-          </wp:inline>
-        </w:drawing>
-      </w:r>
-      <w:r>
-        <w:rPr>
-          <w:rFonts w:ascii="宋体" w:hAnsi="宋体" w:eastAsia="宋体" w:cs="宋体"/>
-          <w:spacing w:val="1"/>
-          <w:sz w:val="24"/>
-          <w:szCs w:val="24"/>
-        </w:rPr>
-        <w:t xml:space="preserve">  可能影响质量监督运维能力体系的变更，如内外部环境、组织机构变化；</w:t>
-      </w:r>
-    </w:p>
-    <w:p>
-      <w:pPr>
-        <w:keepNext w:val="0"/>
-        <w:keepLines w:val="0"/>
-        <w:pageBreakBefore w:val="0"/>
-        <w:widowControl w:val="0"/>
-        <w:kinsoku w:val="0"/>
-        <w:wordWrap/>
-        <w:overflowPunct/>
-        <w:topLinePunct w:val="0"/>
-        <w:autoSpaceDE w:val="0"/>
-        <w:autoSpaceDN w:val="0"/>
-        <w:bidi w:val="0"/>
-        <w:adjustRightInd w:val="0"/>
-        <w:snapToGrid w:val="0"/>
-        <w:spacing w:line="360" w:lineRule="auto"/>
-        <w:ind w:left="484" w:hanging="484" w:hangingChars="200"/>
-        <w:textAlignment w:val="baseline"/>
-        <w:rPr>
-          <w:rFonts w:ascii="宋体" w:hAnsi="宋体" w:eastAsia="宋体" w:cs="宋体"/>
-          <w:spacing w:val="1"/>
-          <w:sz w:val="24"/>
-          <w:szCs w:val="24"/>
-        </w:rPr>
-      </w:pPr>
-      <w:r>
-        <w:rPr>
-          <w:rFonts w:ascii="宋体" w:hAnsi="宋体" w:eastAsia="宋体" w:cs="宋体"/>
-          <w:spacing w:val="1"/>
-          <w:sz w:val="24"/>
-          <w:szCs w:val="24"/>
-        </w:rPr>
-        <w:drawing>
-          <wp:inline distT="0" distB="0" distL="0" distR="0">
-            <wp:extent cx="97155" cy="112395"/>
-            <wp:effectExtent l="0" t="0" r="0" b="0"/>
-            <wp:docPr id="32" name="IM 32"/>
-            <wp:cNvGraphicFramePr/>
-            <a:graphic xmlns:a="http://schemas.openxmlformats.org/drawingml/2006/main">
-              <a:graphicData uri="http://schemas.openxmlformats.org/drawingml/2006/picture">
-                <pic:pic xmlns:pic="http://schemas.openxmlformats.org/drawingml/2006/picture">
-                  <pic:nvPicPr>
-                    <pic:cNvPr id="32" name="IM 32"/>
-                    <pic:cNvPicPr/>
-                  </pic:nvPicPr>
-                  <pic:blipFill>
-                    <a:blip r:embed="rId10"/>
-                    <a:stretch>
-                      <a:fillRect/>
-                    </a:stretch>
-                  </pic:blipFill>
-                  <pic:spPr>
-                    <a:xfrm>
-                      <a:off x="0" y="0"/>
-                      <a:ext cx="97383" cy="112776"/>
-                    </a:xfrm>
-                    <a:prstGeom prst="rect">
-                      <a:avLst/>
-                    </a:prstGeom>
-                  </pic:spPr>
-                </pic:pic>
-              </a:graphicData>
-            </a:graphic>
-          </wp:inline>
-        </w:drawing>
-      </w:r>
-      <w:r>
-        <w:rPr>
-          <w:rFonts w:ascii="宋体" w:hAnsi="宋体" w:eastAsia="宋体" w:cs="宋体"/>
-          <w:spacing w:val="1"/>
-          <w:sz w:val="24"/>
-          <w:szCs w:val="24"/>
-        </w:rPr>
-        <w:t xml:space="preserve">   由于各种原因而引起有关组织的产品、过程和体系改进的建议。</w:t>
-      </w:r>
-    </w:p>
-    <w:p>
-      <w:pPr>
-        <w:pStyle w:val="40"/>
-        <w:bidi w:val="0"/>
-      </w:pPr>
-      <w:r>
         <w:t>评审输入的整理和发放</w:t>
       </w:r>
     </w:p>
     <w:p>
       <w:pPr>
-        <w:keepNext w:val="0"/>
-        <w:keepLines w:val="0"/>
-        <w:pageBreakBefore w:val="0"/>
-        <w:widowControl w:val="0"/>
-        <w:kinsoku w:val="0"/>
-        <w:wordWrap/>
-        <w:overflowPunct/>
-        <w:topLinePunct w:val="0"/>
-        <w:autoSpaceDE w:val="0"/>
-        <w:autoSpaceDN w:val="0"/>
-        <w:bidi w:val="0"/>
-        <w:adjustRightInd w:val="0"/>
-        <w:snapToGrid w:val="0"/>
-        <w:spacing w:line="360" w:lineRule="auto"/>
-        <w:ind w:firstLine="484" w:firstLineChars="200"/>
-        <w:textAlignment w:val="baseline"/>
-        <w:rPr>
-          <w:rFonts w:ascii="宋体" w:hAnsi="宋体" w:eastAsia="宋体" w:cs="宋体"/>
-          <w:spacing w:val="1"/>
-          <w:sz w:val="24"/>
-          <w:szCs w:val="24"/>
-        </w:rPr>
-      </w:pPr>
-      <w:r>
-        <w:rPr>
-          <w:rFonts w:ascii="宋体" w:hAnsi="宋体" w:eastAsia="宋体" w:cs="宋体"/>
-          <w:spacing w:val="1"/>
-          <w:sz w:val="24"/>
-          <w:szCs w:val="24"/>
-        </w:rPr>
+        <w:pStyle w:val="27"/>
+        <w:bidi w:val="0"/>
+      </w:pPr>
+      <w:r>
         <w:t>在管理评审会议召开2天前，各部门将应该提交的资料提交到质量部，质量部根据各部门提交的资料进行整理，形成管理评审计划的初稿，至少在会议召开的前一天发给参会人员。</w:t>
       </w:r>
     </w:p>
@@ -5627,7 +4808,7 @@
       </w:pPr>
       <w:bookmarkStart w:id="13" w:name="bookmark1"/>
       <w:bookmarkEnd w:id="13"/>
-      <w:bookmarkStart w:id="14" w:name="_Toc31028"/>
+      <w:bookmarkStart w:id="14" w:name="_Toc10250"/>
       <w:r>
         <w:t>召开管理评审会议</w:t>
       </w:r>
@@ -5635,36 +4816,10 @@
     </w:p>
     <w:p>
       <w:pPr>
-        <w:keepNext w:val="0"/>
-        <w:keepLines w:val="0"/>
-        <w:pageBreakBefore w:val="0"/>
-        <w:widowControl w:val="0"/>
-        <w:kinsoku w:val="0"/>
-        <w:wordWrap/>
-        <w:overflowPunct/>
-        <w:topLinePunct w:val="0"/>
-        <w:autoSpaceDE w:val="0"/>
-        <w:autoSpaceDN w:val="0"/>
-        <w:bidi w:val="0"/>
-        <w:adjustRightInd w:val="0"/>
-        <w:snapToGrid w:val="0"/>
-        <w:spacing w:line="360" w:lineRule="auto"/>
-        <w:ind w:firstLine="484" w:firstLineChars="200"/>
-        <w:textAlignment w:val="baseline"/>
-        <w:rPr>
-          <w:rFonts w:ascii="宋体" w:hAnsi="宋体" w:eastAsia="宋体" w:cs="宋体"/>
-          <w:spacing w:val="1"/>
-          <w:sz w:val="24"/>
-          <w:szCs w:val="24"/>
-        </w:rPr>
-      </w:pPr>
-      <w:r>
-        <w:rPr>
-          <w:rFonts w:ascii="宋体" w:hAnsi="宋体" w:eastAsia="宋体" w:cs="宋体"/>
-          <w:spacing w:val="1"/>
-          <w:sz w:val="24"/>
-          <w:szCs w:val="24"/>
-        </w:rPr>
+        <w:pStyle w:val="27"/>
+        <w:bidi w:val="0"/>
+      </w:pPr>
+      <w:r>
         <w:t>由管理者代表主持召开管理评审会议，对管理评审输入资料内容进行评审，参加会议人员进行充分评价后，做出评审结论（必要时由总经理确定，辅以现场审查），质量部负责会议评审的记录和保存。</w:t>
       </w:r>
     </w:p>
@@ -5686,7 +4841,7 @@
         <w:snapToGrid w:val="0"/>
         <w:textAlignment w:val="baseline"/>
       </w:pPr>
-      <w:bookmarkStart w:id="15" w:name="_Toc28964"/>
+      <w:bookmarkStart w:id="15" w:name="_Toc23307"/>
       <w:r>
         <w:t>编写管理评审报告</w:t>
       </w:r>
@@ -5694,572 +4849,124 @@
     </w:p>
     <w:p>
       <w:pPr>
-        <w:keepNext w:val="0"/>
-        <w:keepLines w:val="0"/>
-        <w:pageBreakBefore w:val="0"/>
-        <w:widowControl w:val="0"/>
-        <w:kinsoku w:val="0"/>
-        <w:wordWrap/>
-        <w:overflowPunct/>
-        <w:topLinePunct w:val="0"/>
-        <w:autoSpaceDE w:val="0"/>
-        <w:autoSpaceDN w:val="0"/>
-        <w:bidi w:val="0"/>
-        <w:adjustRightInd w:val="0"/>
-        <w:snapToGrid w:val="0"/>
-        <w:spacing w:line="360" w:lineRule="auto"/>
-        <w:ind w:firstLine="484" w:firstLineChars="200"/>
-        <w:textAlignment w:val="baseline"/>
+        <w:pStyle w:val="27"/>
+        <w:bidi w:val="0"/>
+      </w:pPr>
+      <w:r>
+        <w:t>质量部根据会议记录的内容编写《管理评审报告》。《管理评审报告》整理完成后报总经理审批。管理评审报告的内容（输出）一般包括：</w:t>
+      </w:r>
+    </w:p>
+    <w:p>
+      <w:pPr>
+        <w:pStyle w:val="39"/>
+        <w:numPr>
+          <w:ilvl w:val="0"/>
+          <w:numId w:val="4"/>
+        </w:numPr>
+        <w:bidi w:val="0"/>
+      </w:pPr>
+      <w:r>
+        <w:t>会议时间、地点、参加人员；</w:t>
+      </w:r>
+    </w:p>
+    <w:p>
+      <w:pPr>
+        <w:pStyle w:val="39"/>
+        <w:numPr>
+          <w:ilvl w:val="0"/>
+          <w:numId w:val="4"/>
+        </w:numPr>
+        <w:bidi w:val="0"/>
+      </w:pPr>
+      <w:r>
+        <w:t>发放范围；</w:t>
+      </w:r>
+    </w:p>
+    <w:p>
+      <w:pPr>
+        <w:pStyle w:val="39"/>
+        <w:numPr>
+          <w:ilvl w:val="0"/>
+          <w:numId w:val="4"/>
+        </w:numPr>
+        <w:bidi w:val="0"/>
+      </w:pPr>
+      <w:r>
+        <w:t>评审内容；</w:t>
+      </w:r>
+    </w:p>
+    <w:p>
+      <w:pPr>
+        <w:pStyle w:val="39"/>
+        <w:numPr>
+          <w:ilvl w:val="0"/>
+          <w:numId w:val="4"/>
+        </w:numPr>
+        <w:bidi w:val="0"/>
+      </w:pPr>
+      <w:r>
+        <w:t>评审结论：</w:t>
+      </w:r>
+    </w:p>
+    <w:p>
+      <w:pPr>
+        <w:pStyle w:val="39"/>
+        <w:numPr>
+          <w:ilvl w:val="0"/>
+          <w:numId w:val="5"/>
+        </w:numPr>
+        <w:bidi w:val="0"/>
+      </w:pPr>
+      <w:r>
+        <w:t>质量监督运维能力体系持续的适宜性、充分性和有效性及公司方针、目标实现情况的评价。</w:t>
+      </w:r>
+    </w:p>
+    <w:p>
+      <w:pPr>
+        <w:pStyle w:val="39"/>
+        <w:numPr>
+          <w:ilvl w:val="0"/>
+          <w:numId w:val="5"/>
+        </w:numPr>
+        <w:bidi w:val="0"/>
+      </w:pPr>
+      <w:r>
+        <w:t>质量监督运维能力体系及其过程有效性的改进方面的决定和措施（如对质量运维能力体系方针和目标、组织结构与职责权限、质量</w:t>
+      </w:r>
+      <w:r>
         <w:rPr>
-          <w:rFonts w:ascii="宋体" w:hAnsi="宋体" w:eastAsia="宋体" w:cs="宋体"/>
-          <w:spacing w:val="1"/>
-          <w:sz w:val="24"/>
-          <w:szCs w:val="24"/>
-        </w:rPr>
-      </w:pPr>
-      <w:r>
-        <w:rPr>
-          <w:rFonts w:ascii="宋体" w:hAnsi="宋体" w:eastAsia="宋体" w:cs="宋体"/>
-          <w:spacing w:val="1"/>
-          <w:sz w:val="24"/>
-          <w:szCs w:val="24"/>
-        </w:rPr>
-        <w:t>质量部根据会议记录的内容编写《管理评审报告》。《管理评审报告》整理完成后报总经理审批。管理评审报告的内容（输出）一般包括：</w:t>
-      </w:r>
-    </w:p>
-    <w:p>
-      <w:pPr>
-        <w:keepNext w:val="0"/>
-        <w:keepLines w:val="0"/>
-        <w:pageBreakBefore w:val="0"/>
-        <w:widowControl w:val="0"/>
-        <w:kinsoku w:val="0"/>
-        <w:wordWrap/>
-        <w:overflowPunct/>
-        <w:topLinePunct w:val="0"/>
-        <w:autoSpaceDE w:val="0"/>
-        <w:autoSpaceDN w:val="0"/>
-        <w:bidi w:val="0"/>
-        <w:adjustRightInd w:val="0"/>
-        <w:snapToGrid w:val="0"/>
-        <w:spacing w:line="360" w:lineRule="auto"/>
-        <w:ind w:left="484" w:hanging="484" w:hangingChars="200"/>
-        <w:textAlignment w:val="baseline"/>
-        <w:rPr>
-          <w:rFonts w:ascii="宋体" w:hAnsi="宋体" w:eastAsia="宋体" w:cs="宋体"/>
-          <w:spacing w:val="1"/>
-          <w:sz w:val="24"/>
-          <w:szCs w:val="24"/>
-        </w:rPr>
-      </w:pPr>
-      <w:r>
-        <w:rPr>
-          <w:rFonts w:ascii="宋体" w:hAnsi="宋体" w:eastAsia="宋体" w:cs="宋体"/>
-          <w:spacing w:val="1"/>
-          <w:sz w:val="24"/>
-          <w:szCs w:val="24"/>
-        </w:rPr>
-        <w:drawing>
-          <wp:inline distT="0" distB="0" distL="0" distR="0">
-            <wp:extent cx="97155" cy="108585"/>
-            <wp:effectExtent l="0" t="0" r="0" b="0"/>
-            <wp:docPr id="34" name="IM 34"/>
-            <wp:cNvGraphicFramePr/>
-            <a:graphic xmlns:a="http://schemas.openxmlformats.org/drawingml/2006/main">
-              <a:graphicData uri="http://schemas.openxmlformats.org/drawingml/2006/picture">
-                <pic:pic xmlns:pic="http://schemas.openxmlformats.org/drawingml/2006/picture">
-                  <pic:nvPicPr>
-                    <pic:cNvPr id="34" name="IM 34"/>
-                    <pic:cNvPicPr/>
-                  </pic:nvPicPr>
-                  <pic:blipFill>
-                    <a:blip r:embed="rId8"/>
-                    <a:stretch>
-                      <a:fillRect/>
-                    </a:stretch>
-                  </pic:blipFill>
-                  <pic:spPr>
-                    <a:xfrm>
-                      <a:off x="0" y="0"/>
-                      <a:ext cx="97383" cy="108748"/>
-                    </a:xfrm>
-                    <a:prstGeom prst="rect">
-                      <a:avLst/>
-                    </a:prstGeom>
-                  </pic:spPr>
-                </pic:pic>
-              </a:graphicData>
-            </a:graphic>
-          </wp:inline>
-        </w:drawing>
-      </w:r>
-      <w:r>
-        <w:rPr>
-          <w:rFonts w:ascii="宋体" w:hAnsi="宋体" w:eastAsia="宋体" w:cs="宋体"/>
-          <w:spacing w:val="1"/>
-          <w:sz w:val="24"/>
-          <w:szCs w:val="24"/>
-        </w:rPr>
-        <w:t xml:space="preserve">  会议时间、地点、参加人员；</w:t>
-      </w:r>
-    </w:p>
-    <w:p>
-      <w:pPr>
-        <w:keepNext w:val="0"/>
-        <w:keepLines w:val="0"/>
-        <w:pageBreakBefore w:val="0"/>
-        <w:widowControl w:val="0"/>
-        <w:kinsoku w:val="0"/>
-        <w:wordWrap/>
-        <w:overflowPunct/>
-        <w:topLinePunct w:val="0"/>
-        <w:autoSpaceDE w:val="0"/>
-        <w:autoSpaceDN w:val="0"/>
-        <w:bidi w:val="0"/>
-        <w:adjustRightInd w:val="0"/>
-        <w:snapToGrid w:val="0"/>
-        <w:spacing w:line="360" w:lineRule="auto"/>
-        <w:ind w:left="484" w:hanging="484" w:hangingChars="200"/>
-        <w:textAlignment w:val="baseline"/>
-        <w:rPr>
-          <w:rFonts w:ascii="宋体" w:hAnsi="宋体" w:eastAsia="宋体" w:cs="宋体"/>
-          <w:spacing w:val="1"/>
-          <w:sz w:val="24"/>
-          <w:szCs w:val="24"/>
-        </w:rPr>
-      </w:pPr>
-      <w:r>
-        <w:rPr>
-          <w:rFonts w:ascii="宋体" w:hAnsi="宋体" w:eastAsia="宋体" w:cs="宋体"/>
-          <w:spacing w:val="1"/>
-          <w:sz w:val="24"/>
-          <w:szCs w:val="24"/>
-        </w:rPr>
-        <w:drawing>
-          <wp:inline distT="0" distB="0" distL="0" distR="0">
-            <wp:extent cx="97155" cy="108585"/>
-            <wp:effectExtent l="0" t="0" r="0" b="0"/>
-            <wp:docPr id="36" name="IM 36"/>
-            <wp:cNvGraphicFramePr/>
-            <a:graphic xmlns:a="http://schemas.openxmlformats.org/drawingml/2006/main">
-              <a:graphicData uri="http://schemas.openxmlformats.org/drawingml/2006/picture">
-                <pic:pic xmlns:pic="http://schemas.openxmlformats.org/drawingml/2006/picture">
-                  <pic:nvPicPr>
-                    <pic:cNvPr id="36" name="IM 36"/>
-                    <pic:cNvPicPr/>
-                  </pic:nvPicPr>
-                  <pic:blipFill>
-                    <a:blip r:embed="rId7"/>
-                    <a:stretch>
-                      <a:fillRect/>
-                    </a:stretch>
-                  </pic:blipFill>
-                  <pic:spPr>
-                    <a:xfrm>
-                      <a:off x="0" y="0"/>
-                      <a:ext cx="97383" cy="108748"/>
-                    </a:xfrm>
-                    <a:prstGeom prst="rect">
-                      <a:avLst/>
-                    </a:prstGeom>
-                  </pic:spPr>
-                </pic:pic>
-              </a:graphicData>
-            </a:graphic>
-          </wp:inline>
-        </w:drawing>
-      </w:r>
-      <w:r>
-        <w:rPr>
-          <w:rFonts w:ascii="宋体" w:hAnsi="宋体" w:eastAsia="宋体" w:cs="宋体"/>
-          <w:spacing w:val="1"/>
-          <w:sz w:val="24"/>
-          <w:szCs w:val="24"/>
-        </w:rPr>
-        <w:t xml:space="preserve">  发放范围；</w:t>
-      </w:r>
-    </w:p>
-    <w:p>
-      <w:pPr>
-        <w:keepNext w:val="0"/>
-        <w:keepLines w:val="0"/>
-        <w:pageBreakBefore w:val="0"/>
-        <w:widowControl w:val="0"/>
-        <w:kinsoku w:val="0"/>
-        <w:wordWrap/>
-        <w:overflowPunct/>
-        <w:topLinePunct w:val="0"/>
-        <w:autoSpaceDE w:val="0"/>
-        <w:autoSpaceDN w:val="0"/>
-        <w:bidi w:val="0"/>
-        <w:adjustRightInd w:val="0"/>
-        <w:snapToGrid w:val="0"/>
-        <w:spacing w:line="360" w:lineRule="auto"/>
-        <w:ind w:left="484" w:hanging="484" w:hangingChars="200"/>
-        <w:textAlignment w:val="baseline"/>
-        <w:rPr>
-          <w:rFonts w:ascii="宋体" w:hAnsi="宋体" w:eastAsia="宋体" w:cs="宋体"/>
-          <w:spacing w:val="1"/>
-          <w:sz w:val="24"/>
-          <w:szCs w:val="24"/>
-        </w:rPr>
-      </w:pPr>
-      <w:r>
-        <w:rPr>
-          <w:rFonts w:ascii="宋体" w:hAnsi="宋体" w:eastAsia="宋体" w:cs="宋体"/>
-          <w:spacing w:val="1"/>
-          <w:sz w:val="24"/>
-          <w:szCs w:val="24"/>
-        </w:rPr>
-        <w:drawing>
-          <wp:inline distT="0" distB="0" distL="0" distR="0">
-            <wp:extent cx="97155" cy="108585"/>
-            <wp:effectExtent l="0" t="0" r="0" b="0"/>
-            <wp:docPr id="38" name="IM 38"/>
-            <wp:cNvGraphicFramePr/>
-            <a:graphic xmlns:a="http://schemas.openxmlformats.org/drawingml/2006/main">
-              <a:graphicData uri="http://schemas.openxmlformats.org/drawingml/2006/picture">
-                <pic:pic xmlns:pic="http://schemas.openxmlformats.org/drawingml/2006/picture">
-                  <pic:nvPicPr>
-                    <pic:cNvPr id="38" name="IM 38"/>
-                    <pic:cNvPicPr/>
-                  </pic:nvPicPr>
-                  <pic:blipFill>
-                    <a:blip r:embed="rId8"/>
-                    <a:stretch>
-                      <a:fillRect/>
-                    </a:stretch>
-                  </pic:blipFill>
-                  <pic:spPr>
-                    <a:xfrm>
-                      <a:off x="0" y="0"/>
-                      <a:ext cx="97383" cy="108748"/>
-                    </a:xfrm>
-                    <a:prstGeom prst="rect">
-                      <a:avLst/>
-                    </a:prstGeom>
-                  </pic:spPr>
-                </pic:pic>
-              </a:graphicData>
-            </a:graphic>
-          </wp:inline>
-        </w:drawing>
-      </w:r>
-      <w:r>
-        <w:rPr>
-          <w:rFonts w:ascii="宋体" w:hAnsi="宋体" w:eastAsia="宋体" w:cs="宋体"/>
-          <w:spacing w:val="1"/>
-          <w:sz w:val="24"/>
-          <w:szCs w:val="24"/>
-        </w:rPr>
-        <w:t xml:space="preserve">  评审内容；</w:t>
-      </w:r>
-    </w:p>
-    <w:p>
-      <w:pPr>
-        <w:keepNext w:val="0"/>
-        <w:keepLines w:val="0"/>
-        <w:pageBreakBefore w:val="0"/>
-        <w:widowControl w:val="0"/>
-        <w:kinsoku w:val="0"/>
-        <w:wordWrap/>
-        <w:overflowPunct/>
-        <w:topLinePunct w:val="0"/>
-        <w:autoSpaceDE w:val="0"/>
-        <w:autoSpaceDN w:val="0"/>
-        <w:bidi w:val="0"/>
-        <w:adjustRightInd w:val="0"/>
-        <w:snapToGrid w:val="0"/>
-        <w:spacing w:line="360" w:lineRule="auto"/>
-        <w:ind w:left="484" w:hanging="484" w:hangingChars="200"/>
-        <w:textAlignment w:val="baseline"/>
-        <w:rPr>
-          <w:rFonts w:ascii="宋体" w:hAnsi="宋体" w:eastAsia="宋体" w:cs="宋体"/>
-          <w:spacing w:val="1"/>
-          <w:sz w:val="24"/>
-          <w:szCs w:val="24"/>
-        </w:rPr>
-      </w:pPr>
-      <w:r>
-        <w:rPr>
-          <w:rFonts w:ascii="宋体" w:hAnsi="宋体" w:eastAsia="宋体" w:cs="宋体"/>
-          <w:spacing w:val="1"/>
-          <w:sz w:val="24"/>
-          <w:szCs w:val="24"/>
-        </w:rPr>
-        <w:drawing>
-          <wp:inline distT="0" distB="0" distL="0" distR="0">
-            <wp:extent cx="97155" cy="112395"/>
-            <wp:effectExtent l="0" t="0" r="0" b="0"/>
-            <wp:docPr id="40" name="IM 40"/>
-            <wp:cNvGraphicFramePr/>
-            <a:graphic xmlns:a="http://schemas.openxmlformats.org/drawingml/2006/main">
-              <a:graphicData uri="http://schemas.openxmlformats.org/drawingml/2006/picture">
-                <pic:pic xmlns:pic="http://schemas.openxmlformats.org/drawingml/2006/picture">
-                  <pic:nvPicPr>
-                    <pic:cNvPr id="40" name="IM 40"/>
-                    <pic:cNvPicPr/>
-                  </pic:nvPicPr>
-                  <pic:blipFill>
-                    <a:blip r:embed="rId15"/>
-                    <a:stretch>
-                      <a:fillRect/>
-                    </a:stretch>
-                  </pic:blipFill>
-                  <pic:spPr>
-                    <a:xfrm>
-                      <a:off x="0" y="0"/>
-                      <a:ext cx="97383" cy="112775"/>
-                    </a:xfrm>
-                    <a:prstGeom prst="rect">
-                      <a:avLst/>
-                    </a:prstGeom>
-                  </pic:spPr>
-                </pic:pic>
-              </a:graphicData>
-            </a:graphic>
-          </wp:inline>
-        </w:drawing>
-      </w:r>
-      <w:r>
-        <w:rPr>
-          <w:rFonts w:ascii="宋体" w:hAnsi="宋体" w:eastAsia="宋体" w:cs="宋体"/>
-          <w:spacing w:val="1"/>
-          <w:sz w:val="24"/>
-          <w:szCs w:val="24"/>
-        </w:rPr>
-        <w:t xml:space="preserve">  评审结论：</w:t>
-      </w:r>
-    </w:p>
-    <w:p>
-      <w:pPr>
-        <w:keepNext w:val="0"/>
-        <w:keepLines w:val="0"/>
-        <w:pageBreakBefore w:val="0"/>
-        <w:widowControl w:val="0"/>
-        <w:kinsoku w:val="0"/>
-        <w:wordWrap/>
-        <w:overflowPunct/>
-        <w:topLinePunct w:val="0"/>
-        <w:autoSpaceDE w:val="0"/>
-        <w:autoSpaceDN w:val="0"/>
-        <w:bidi w:val="0"/>
-        <w:adjustRightInd w:val="0"/>
-        <w:snapToGrid w:val="0"/>
-        <w:spacing w:line="360" w:lineRule="auto"/>
-        <w:ind w:left="484" w:hanging="484" w:hangingChars="200"/>
-        <w:textAlignment w:val="baseline"/>
-        <w:rPr>
-          <w:rFonts w:ascii="宋体" w:hAnsi="宋体" w:eastAsia="宋体" w:cs="宋体"/>
-          <w:spacing w:val="1"/>
-          <w:sz w:val="24"/>
-          <w:szCs w:val="24"/>
-        </w:rPr>
-      </w:pPr>
-      <w:r>
-        <w:rPr>
-          <w:rFonts w:ascii="宋体" w:hAnsi="宋体" w:eastAsia="宋体" w:cs="宋体"/>
-          <w:spacing w:val="1"/>
-          <w:sz w:val="24"/>
-          <w:szCs w:val="24"/>
-        </w:rPr>
-        <w:t>A   质量监督运维能力体系持续的适宜性、充分性和有效性及公司方针、目标实现情况的评价。</w:t>
-      </w:r>
-    </w:p>
-    <w:p>
-      <w:pPr>
-        <w:keepNext w:val="0"/>
-        <w:keepLines w:val="0"/>
-        <w:pageBreakBefore w:val="0"/>
-        <w:widowControl w:val="0"/>
-        <w:kinsoku w:val="0"/>
-        <w:wordWrap/>
-        <w:overflowPunct/>
-        <w:topLinePunct w:val="0"/>
-        <w:autoSpaceDE w:val="0"/>
-        <w:autoSpaceDN w:val="0"/>
-        <w:bidi w:val="0"/>
-        <w:adjustRightInd w:val="0"/>
-        <w:snapToGrid w:val="0"/>
-        <w:spacing w:line="360" w:lineRule="auto"/>
-        <w:ind w:left="484" w:hanging="484" w:hangingChars="200"/>
-        <w:textAlignment w:val="baseline"/>
-        <w:rPr>
-          <w:rFonts w:ascii="宋体" w:hAnsi="宋体" w:eastAsia="宋体" w:cs="宋体"/>
-          <w:spacing w:val="1"/>
-          <w:sz w:val="24"/>
-          <w:szCs w:val="24"/>
-        </w:rPr>
-      </w:pPr>
-      <w:r>
-        <w:rPr>
-          <w:rFonts w:ascii="宋体" w:hAnsi="宋体" w:eastAsia="宋体" w:cs="宋体"/>
-          <w:spacing w:val="1"/>
-          <w:sz w:val="24"/>
-          <w:szCs w:val="24"/>
-        </w:rPr>
-        <w:t>B   质量监督运维能力体系及其过程有效性的改进方面的决定和措施（如对质量运维能力体系方针和目标、组织结构与职责权限、质量</w:t>
-      </w:r>
-      <w:r>
-        <w:rPr>
-          <w:rFonts w:hint="eastAsia" w:ascii="宋体" w:hAnsi="宋体" w:eastAsia="宋体" w:cs="宋体"/>
-          <w:spacing w:val="1"/>
-          <w:sz w:val="24"/>
-          <w:szCs w:val="24"/>
+          <w:rFonts w:hint="eastAsia"/>
           <w:lang w:val="en-US" w:eastAsia="zh-CN"/>
         </w:rPr>
         <w:t>运</w:t>
       </w:r>
       <w:r>
-        <w:rPr>
-          <w:rFonts w:ascii="宋体" w:hAnsi="宋体" w:eastAsia="宋体" w:cs="宋体"/>
-          <w:spacing w:val="1"/>
-          <w:sz w:val="24"/>
-          <w:szCs w:val="24"/>
-        </w:rPr>
-        <w:t>维能力体系文件</w:t>
-      </w:r>
-    </w:p>
-    <w:p>
-      <w:pPr>
-        <w:keepNext w:val="0"/>
-        <w:keepLines w:val="0"/>
-        <w:pageBreakBefore w:val="0"/>
-        <w:widowControl w:val="0"/>
-        <w:kinsoku w:val="0"/>
-        <w:wordWrap/>
-        <w:overflowPunct/>
-        <w:topLinePunct w:val="0"/>
-        <w:autoSpaceDE w:val="0"/>
-        <w:autoSpaceDN w:val="0"/>
-        <w:bidi w:val="0"/>
-        <w:adjustRightInd w:val="0"/>
-        <w:snapToGrid w:val="0"/>
-        <w:spacing w:line="360" w:lineRule="auto"/>
-        <w:ind w:left="484" w:hanging="484" w:hangingChars="200"/>
-        <w:textAlignment w:val="baseline"/>
-        <w:rPr>
-          <w:rFonts w:ascii="宋体" w:hAnsi="宋体" w:eastAsia="宋体" w:cs="宋体"/>
-          <w:spacing w:val="1"/>
-          <w:sz w:val="24"/>
-          <w:szCs w:val="24"/>
-        </w:rPr>
-      </w:pPr>
-      <w:r>
-        <w:rPr>
-          <w:rFonts w:ascii="宋体" w:hAnsi="宋体" w:eastAsia="宋体" w:cs="宋体"/>
-          <w:spacing w:val="1"/>
-          <w:sz w:val="24"/>
-          <w:szCs w:val="24"/>
-        </w:rPr>
-        <w:t>及具体实现过程的改进。）</w:t>
-      </w:r>
-    </w:p>
-    <w:p>
-      <w:pPr>
-        <w:keepNext w:val="0"/>
-        <w:keepLines w:val="0"/>
-        <w:pageBreakBefore w:val="0"/>
-        <w:widowControl w:val="0"/>
-        <w:kinsoku w:val="0"/>
-        <w:wordWrap/>
-        <w:overflowPunct/>
-        <w:topLinePunct w:val="0"/>
-        <w:autoSpaceDE w:val="0"/>
-        <w:autoSpaceDN w:val="0"/>
-        <w:bidi w:val="0"/>
-        <w:adjustRightInd w:val="0"/>
-        <w:snapToGrid w:val="0"/>
-        <w:spacing w:line="360" w:lineRule="auto"/>
-        <w:ind w:left="484" w:hanging="484" w:hangingChars="200"/>
-        <w:textAlignment w:val="baseline"/>
-        <w:rPr>
-          <w:rFonts w:ascii="宋体" w:hAnsi="宋体" w:eastAsia="宋体" w:cs="宋体"/>
-          <w:spacing w:val="1"/>
-          <w:sz w:val="24"/>
-          <w:szCs w:val="24"/>
-        </w:rPr>
-      </w:pPr>
-      <w:r>
-        <w:rPr>
-          <w:rFonts w:ascii="宋体" w:hAnsi="宋体" w:eastAsia="宋体" w:cs="宋体"/>
-          <w:spacing w:val="1"/>
-          <w:sz w:val="24"/>
-          <w:szCs w:val="24"/>
-        </w:rPr>
-        <w:t xml:space="preserve">C  </w:t>
-      </w:r>
-      <w:r>
-        <w:rPr>
-          <w:rFonts w:hint="eastAsia" w:ascii="宋体" w:hAnsi="宋体" w:eastAsia="宋体" w:cs="宋体"/>
-          <w:spacing w:val="1"/>
-          <w:sz w:val="24"/>
-          <w:szCs w:val="24"/>
-          <w:lang w:val="en-US" w:eastAsia="zh-CN"/>
-        </w:rPr>
-        <w:t xml:space="preserve"> </w:t>
-      </w:r>
-      <w:r>
-        <w:rPr>
-          <w:rFonts w:ascii="宋体" w:hAnsi="宋体" w:eastAsia="宋体" w:cs="宋体"/>
-          <w:spacing w:val="1"/>
-          <w:sz w:val="24"/>
-          <w:szCs w:val="24"/>
-        </w:rPr>
+        <w:t>维能力体系文件及具体实现过程的改进。）</w:t>
+      </w:r>
+    </w:p>
+    <w:p>
+      <w:pPr>
+        <w:pStyle w:val="39"/>
+        <w:numPr>
+          <w:ilvl w:val="0"/>
+          <w:numId w:val="5"/>
+        </w:numPr>
+        <w:bidi w:val="0"/>
+      </w:pPr>
+      <w:r>
         <w:t>与客户要求有关的产品的改进方面的决定和措施。</w:t>
       </w:r>
     </w:p>
     <w:p>
       <w:pPr>
-        <w:keepNext w:val="0"/>
-        <w:keepLines w:val="0"/>
-        <w:pageBreakBefore w:val="0"/>
-        <w:widowControl w:val="0"/>
-        <w:kinsoku w:val="0"/>
-        <w:wordWrap/>
-        <w:overflowPunct/>
-        <w:topLinePunct w:val="0"/>
-        <w:autoSpaceDE w:val="0"/>
-        <w:autoSpaceDN w:val="0"/>
-        <w:bidi w:val="0"/>
-        <w:adjustRightInd w:val="0"/>
-        <w:snapToGrid w:val="0"/>
-        <w:spacing w:line="360" w:lineRule="auto"/>
-        <w:ind w:left="484" w:hanging="484" w:hangingChars="200"/>
-        <w:textAlignment w:val="baseline"/>
-        <w:rPr>
-          <w:rFonts w:ascii="宋体" w:hAnsi="宋体" w:eastAsia="宋体" w:cs="宋体"/>
-          <w:spacing w:val="1"/>
-          <w:sz w:val="24"/>
-          <w:szCs w:val="24"/>
-        </w:rPr>
-      </w:pPr>
-      <w:r>
-        <w:rPr>
-          <w:rFonts w:ascii="宋体" w:hAnsi="宋体" w:eastAsia="宋体" w:cs="宋体"/>
-          <w:spacing w:val="1"/>
-          <w:sz w:val="24"/>
-          <w:szCs w:val="24"/>
-        </w:rPr>
-        <w:t xml:space="preserve">D  </w:t>
-      </w:r>
-      <w:r>
-        <w:rPr>
-          <w:rFonts w:hint="eastAsia" w:ascii="宋体" w:hAnsi="宋体" w:eastAsia="宋体" w:cs="宋体"/>
-          <w:spacing w:val="1"/>
-          <w:sz w:val="24"/>
-          <w:szCs w:val="24"/>
-          <w:lang w:val="en-US" w:eastAsia="zh-CN"/>
-        </w:rPr>
-        <w:t xml:space="preserve"> </w:t>
-      </w:r>
-      <w:r>
-        <w:rPr>
-          <w:rFonts w:ascii="宋体" w:hAnsi="宋体" w:eastAsia="宋体" w:cs="宋体"/>
-          <w:spacing w:val="1"/>
-          <w:sz w:val="24"/>
-          <w:szCs w:val="24"/>
-        </w:rPr>
+        <w:pStyle w:val="39"/>
+        <w:numPr>
+          <w:ilvl w:val="0"/>
+          <w:numId w:val="5"/>
+        </w:numPr>
+        <w:bidi w:val="0"/>
+      </w:pPr>
+      <w:r>
         <w:t>与有关资源需求的改进方面的决定和措施。</w:t>
       </w:r>
     </w:p>
@@ -6281,7 +4988,7 @@
         <w:snapToGrid w:val="0"/>
         <w:textAlignment w:val="baseline"/>
       </w:pPr>
-      <w:bookmarkStart w:id="16" w:name="_Toc10890"/>
+      <w:bookmarkStart w:id="16" w:name="_Toc16025"/>
       <w:r>
         <w:t>改进措施的实施</w:t>
       </w:r>
@@ -6289,36 +4996,10 @@
     </w:p>
     <w:p>
       <w:pPr>
-        <w:keepNext w:val="0"/>
-        <w:keepLines w:val="0"/>
-        <w:pageBreakBefore w:val="0"/>
-        <w:widowControl w:val="0"/>
-        <w:kinsoku w:val="0"/>
-        <w:wordWrap/>
-        <w:overflowPunct/>
-        <w:topLinePunct w:val="0"/>
-        <w:autoSpaceDE w:val="0"/>
-        <w:autoSpaceDN w:val="0"/>
-        <w:bidi w:val="0"/>
-        <w:adjustRightInd w:val="0"/>
-        <w:snapToGrid w:val="0"/>
-        <w:spacing w:line="360" w:lineRule="auto"/>
-        <w:ind w:firstLine="484" w:firstLineChars="200"/>
-        <w:textAlignment w:val="baseline"/>
-        <w:rPr>
-          <w:rFonts w:ascii="宋体" w:hAnsi="宋体" w:eastAsia="宋体" w:cs="宋体"/>
-          <w:spacing w:val="1"/>
-          <w:sz w:val="24"/>
-          <w:szCs w:val="24"/>
-        </w:rPr>
-      </w:pPr>
-      <w:r>
-        <w:rPr>
-          <w:rFonts w:ascii="宋体" w:hAnsi="宋体" w:eastAsia="宋体" w:cs="宋体"/>
-          <w:spacing w:val="1"/>
-          <w:sz w:val="24"/>
-          <w:szCs w:val="24"/>
-        </w:rPr>
+        <w:pStyle w:val="27"/>
+        <w:bidi w:val="0"/>
+      </w:pPr>
+      <w:r>
         <w:t>各部门根据管理评审报告中提出的改进决定和措施，由相关部门制定改进措施并列入下一工作周期的改进计划。</w:t>
       </w:r>
     </w:p>
@@ -6342,7 +5023,7 @@
       </w:pPr>
       <w:bookmarkStart w:id="17" w:name="bookmark18"/>
       <w:bookmarkEnd w:id="17"/>
-      <w:bookmarkStart w:id="18" w:name="_Toc28709"/>
+      <w:bookmarkStart w:id="18" w:name="_Toc8108"/>
       <w:r>
         <w:t>改进措施的跟踪验证</w:t>
       </w:r>
@@ -6350,36 +5031,10 @@
     </w:p>
     <w:p>
       <w:pPr>
-        <w:keepNext w:val="0"/>
-        <w:keepLines w:val="0"/>
-        <w:pageBreakBefore w:val="0"/>
-        <w:widowControl w:val="0"/>
-        <w:kinsoku w:val="0"/>
-        <w:wordWrap/>
-        <w:overflowPunct/>
-        <w:topLinePunct w:val="0"/>
-        <w:autoSpaceDE w:val="0"/>
-        <w:autoSpaceDN w:val="0"/>
-        <w:bidi w:val="0"/>
-        <w:adjustRightInd w:val="0"/>
-        <w:snapToGrid w:val="0"/>
-        <w:spacing w:line="360" w:lineRule="auto"/>
-        <w:ind w:firstLine="484" w:firstLineChars="200"/>
-        <w:textAlignment w:val="baseline"/>
-        <w:rPr>
-          <w:rFonts w:ascii="宋体" w:hAnsi="宋体" w:eastAsia="宋体" w:cs="宋体"/>
-          <w:spacing w:val="1"/>
-          <w:sz w:val="24"/>
-          <w:szCs w:val="24"/>
-        </w:rPr>
-      </w:pPr>
-      <w:r>
-        <w:rPr>
-          <w:rFonts w:ascii="宋体" w:hAnsi="宋体" w:eastAsia="宋体" w:cs="宋体"/>
-          <w:spacing w:val="1"/>
-          <w:sz w:val="24"/>
-          <w:szCs w:val="24"/>
-        </w:rPr>
+        <w:pStyle w:val="27"/>
+        <w:bidi w:val="0"/>
+      </w:pPr>
+      <w:r>
         <w:t>质量部跟踪验证改进部门的实施效果，验证不合格的需重新制定纠正措施并实施，继续跟踪验证直至合格，并报告给管理者代表。</w:t>
       </w:r>
     </w:p>
@@ -6401,7 +5056,7 @@
         <w:snapToGrid w:val="0"/>
         <w:textAlignment w:val="baseline"/>
       </w:pPr>
-      <w:bookmarkStart w:id="19" w:name="_Toc2464"/>
+      <w:bookmarkStart w:id="19" w:name="_Toc5362"/>
       <w:r>
         <w:t>流程衡量指标</w:t>
       </w:r>
@@ -6998,7 +5653,7 @@
         <w:snapToGrid w:val="0"/>
         <w:textAlignment w:val="baseline"/>
       </w:pPr>
-      <w:bookmarkStart w:id="20" w:name="_Toc32572"/>
+      <w:bookmarkStart w:id="20" w:name="_Toc30867"/>
       <w:r>
         <w:t>相关文件及模板</w:t>
       </w:r>
@@ -7280,8 +5935,88 @@
       </w:rPr>
     </w:lvl>
   </w:abstractNum>
+  <w:abstractNum w:abstractNumId="1">
+    <w:nsid w:val="BBDC53ED"/>
+    <w:multiLevelType w:val="singleLevel"/>
+    <w:tmpl w:val="BBDC53ED"/>
+    <w:lvl w:ilvl="0" w:tentative="0">
+      <w:start w:val="1"/>
+      <w:numFmt w:val="decimal"/>
+      <w:lvlText w:val="%1."/>
+      <w:lvlJc w:val="left"/>
+      <w:pPr>
+        <w:ind w:left="425" w:hanging="425"/>
+      </w:pPr>
+      <w:rPr>
+        <w:rFonts w:hint="default"/>
+      </w:rPr>
+    </w:lvl>
+  </w:abstractNum>
+  <w:abstractNum w:abstractNumId="2">
+    <w:nsid w:val="009F3F99"/>
+    <w:multiLevelType w:val="singleLevel"/>
+    <w:tmpl w:val="009F3F99"/>
+    <w:lvl w:ilvl="0" w:tentative="0">
+      <w:start w:val="1"/>
+      <w:numFmt w:val="decimal"/>
+      <w:lvlText w:val="%1."/>
+      <w:lvlJc w:val="left"/>
+      <w:pPr>
+        <w:ind w:left="425" w:hanging="425"/>
+      </w:pPr>
+      <w:rPr>
+        <w:rFonts w:hint="default"/>
+      </w:rPr>
+    </w:lvl>
+  </w:abstractNum>
+  <w:abstractNum w:abstractNumId="3">
+    <w:nsid w:val="1A7B4980"/>
+    <w:multiLevelType w:val="singleLevel"/>
+    <w:tmpl w:val="1A7B4980"/>
+    <w:lvl w:ilvl="0" w:tentative="0">
+      <w:start w:val="1"/>
+      <w:numFmt w:val="decimal"/>
+      <w:lvlText w:val="(%1)"/>
+      <w:lvlJc w:val="left"/>
+      <w:pPr>
+        <w:ind w:left="425" w:hanging="425"/>
+      </w:pPr>
+      <w:rPr>
+        <w:rFonts w:hint="default"/>
+      </w:rPr>
+    </w:lvl>
+  </w:abstractNum>
+  <w:abstractNum w:abstractNumId="4">
+    <w:nsid w:val="2A3C6785"/>
+    <w:multiLevelType w:val="singleLevel"/>
+    <w:tmpl w:val="2A3C6785"/>
+    <w:lvl w:ilvl="0" w:tentative="0">
+      <w:start w:val="1"/>
+      <w:numFmt w:val="decimal"/>
+      <w:lvlText w:val="%1."/>
+      <w:lvlJc w:val="left"/>
+      <w:pPr>
+        <w:ind w:left="425" w:hanging="425"/>
+      </w:pPr>
+      <w:rPr>
+        <w:rFonts w:hint="default"/>
+      </w:rPr>
+    </w:lvl>
+  </w:abstractNum>
   <w:num w:numId="1">
     <w:abstractNumId w:val="0"/>
+  </w:num>
+  <w:num w:numId="2">
+    <w:abstractNumId w:val="4"/>
+  </w:num>
+  <w:num w:numId="3">
+    <w:abstractNumId w:val="2"/>
+  </w:num>
+  <w:num w:numId="4">
+    <w:abstractNumId w:val="1"/>
+  </w:num>
+  <w:num w:numId="5">
+    <w:abstractNumId w:val="3"/>
   </w:num>
 </w:numbering>
 </file>

--- a/4.质量管理/1.流程制度规范类文件/040102-管理评审控制程序.docx
+++ b/4.质量管理/1.流程制度规范类文件/040102-管理评审控制程序.docx
@@ -39,7 +39,7 @@
         <w:snapToGrid w:val="0"/>
         <w:textAlignment w:val="baseline"/>
       </w:pPr>
-      <w:bookmarkStart w:id="0" w:name="_Toc21844"/>
+      <w:bookmarkStart w:id="0" w:name="_Toc14847"/>
       <w:r>
         <w:t>管理评审控制程序</w:t>
       </w:r>
@@ -63,7 +63,7 @@
         <w:snapToGrid w:val="0"/>
         <w:textAlignment w:val="baseline"/>
       </w:pPr>
-      <w:bookmarkStart w:id="1" w:name="_Toc22956"/>
+      <w:bookmarkStart w:id="1" w:name="_Toc599"/>
       <w:r>
         <w:t>中达丰集团有限公司</w:t>
       </w:r>
@@ -177,7 +177,7 @@
           <w:szCs w:val="28"/>
         </w:rPr>
       </w:pPr>
-      <w:bookmarkStart w:id="2" w:name="_Toc26094"/>
+      <w:bookmarkStart w:id="2" w:name="_Toc20183"/>
       <w:r>
         <w:rPr>
           <w:rFonts w:ascii="宋体" w:hAnsi="宋体" w:eastAsia="宋体" w:cs="宋体"/>
@@ -1659,8 +1659,6 @@
               <w:tab w:val="right" w:leader="dot" w:pos="8486"/>
             </w:tabs>
           </w:pPr>
-          <w:bookmarkStart w:id="21" w:name="_GoBack"/>
-          <w:bookmarkEnd w:id="21"/>
           <w:r>
             <w:rPr>
               <w:rFonts w:ascii="Times New Roman" w:hAnsi="Times New Roman" w:eastAsia="Times New Roman" w:cs="Times New Roman"/>
@@ -1697,7 +1695,7 @@
               <w:rFonts w:ascii="Times New Roman" w:hAnsi="Times New Roman" w:eastAsia="Times New Roman" w:cs="Times New Roman"/>
               <w:szCs w:val="24"/>
             </w:rPr>
-            <w:instrText xml:space="preserve"> HYPERLINK \l _Toc21844 </w:instrText>
+            <w:instrText xml:space="preserve"> HYPERLINK \l _Toc14847 </w:instrText>
           </w:r>
           <w:r>
             <w:rPr>
@@ -1716,7 +1714,7 @@
             <w:fldChar w:fldCharType="begin"/>
           </w:r>
           <w:r>
-            <w:instrText xml:space="preserve"> PAGEREF _Toc21844 \h </w:instrText>
+            <w:instrText xml:space="preserve"> PAGEREF _Toc14847 \h </w:instrText>
           </w:r>
           <w:r>
             <w:fldChar w:fldCharType="separate"/>
@@ -1754,7 +1752,7 @@
               <w:rFonts w:ascii="Times New Roman" w:hAnsi="Times New Roman" w:eastAsia="Times New Roman" w:cs="Times New Roman"/>
               <w:szCs w:val="24"/>
             </w:rPr>
-            <w:instrText xml:space="preserve"> HYPERLINK \l _Toc22956 </w:instrText>
+            <w:instrText xml:space="preserve"> HYPERLINK \l _Toc599 </w:instrText>
           </w:r>
           <w:r>
             <w:rPr>
@@ -1773,7 +1771,7 @@
             <w:fldChar w:fldCharType="begin"/>
           </w:r>
           <w:r>
-            <w:instrText xml:space="preserve"> PAGEREF _Toc22956 \h </w:instrText>
+            <w:instrText xml:space="preserve"> PAGEREF _Toc599 \h </w:instrText>
           </w:r>
           <w:r>
             <w:fldChar w:fldCharType="separate"/>
@@ -1811,7 +1809,7 @@
               <w:rFonts w:ascii="Times New Roman" w:hAnsi="Times New Roman" w:eastAsia="Times New Roman" w:cs="Times New Roman"/>
               <w:szCs w:val="24"/>
             </w:rPr>
-            <w:instrText xml:space="preserve"> HYPERLINK \l _Toc26094 </w:instrText>
+            <w:instrText xml:space="preserve"> HYPERLINK \l _Toc20183 </w:instrText>
           </w:r>
           <w:r>
             <w:rPr>
@@ -1835,7 +1833,7 @@
             <w:fldChar w:fldCharType="begin"/>
           </w:r>
           <w:r>
-            <w:instrText xml:space="preserve"> PAGEREF _Toc26094 \h </w:instrText>
+            <w:instrText xml:space="preserve"> PAGEREF _Toc20183 \h </w:instrText>
           </w:r>
           <w:r>
             <w:fldChar w:fldCharType="separate"/>
@@ -1873,7 +1871,7 @@
               <w:rFonts w:ascii="Times New Roman" w:hAnsi="Times New Roman" w:eastAsia="Times New Roman" w:cs="Times New Roman"/>
               <w:szCs w:val="24"/>
             </w:rPr>
-            <w:instrText xml:space="preserve"> HYPERLINK \l _Toc23547 </w:instrText>
+            <w:instrText xml:space="preserve"> HYPERLINK \l _Toc949 </w:instrText>
           </w:r>
           <w:r>
             <w:rPr>
@@ -1898,7 +1896,7 @@
             <w:fldChar w:fldCharType="begin"/>
           </w:r>
           <w:r>
-            <w:instrText xml:space="preserve"> PAGEREF _Toc23547 \h </w:instrText>
+            <w:instrText xml:space="preserve"> PAGEREF _Toc949 \h </w:instrText>
           </w:r>
           <w:r>
             <w:fldChar w:fldCharType="separate"/>
@@ -1936,7 +1934,7 @@
               <w:rFonts w:ascii="Times New Roman" w:hAnsi="Times New Roman" w:eastAsia="Times New Roman" w:cs="Times New Roman"/>
               <w:szCs w:val="24"/>
             </w:rPr>
-            <w:instrText xml:space="preserve"> HYPERLINK \l _Toc13645 </w:instrText>
+            <w:instrText xml:space="preserve"> HYPERLINK \l _Toc13617 </w:instrText>
           </w:r>
           <w:r>
             <w:rPr>
@@ -1961,7 +1959,7 @@
             <w:fldChar w:fldCharType="begin"/>
           </w:r>
           <w:r>
-            <w:instrText xml:space="preserve"> PAGEREF _Toc13645 \h </w:instrText>
+            <w:instrText xml:space="preserve"> PAGEREF _Toc13617 \h </w:instrText>
           </w:r>
           <w:r>
             <w:fldChar w:fldCharType="separate"/>
@@ -1999,7 +1997,7 @@
               <w:rFonts w:ascii="Times New Roman" w:hAnsi="Times New Roman" w:eastAsia="Times New Roman" w:cs="Times New Roman"/>
               <w:szCs w:val="24"/>
             </w:rPr>
-            <w:instrText xml:space="preserve"> HYPERLINK \l _Toc4891 </w:instrText>
+            <w:instrText xml:space="preserve"> HYPERLINK \l _Toc4843 </w:instrText>
           </w:r>
           <w:r>
             <w:rPr>
@@ -2024,7 +2022,7 @@
             <w:fldChar w:fldCharType="begin"/>
           </w:r>
           <w:r>
-            <w:instrText xml:space="preserve"> PAGEREF _Toc4891 \h </w:instrText>
+            <w:instrText xml:space="preserve"> PAGEREF _Toc4843 \h </w:instrText>
           </w:r>
           <w:r>
             <w:fldChar w:fldCharType="separate"/>
@@ -2062,7 +2060,7 @@
               <w:rFonts w:ascii="Times New Roman" w:hAnsi="Times New Roman" w:eastAsia="Times New Roman" w:cs="Times New Roman"/>
               <w:szCs w:val="24"/>
             </w:rPr>
-            <w:instrText xml:space="preserve"> HYPERLINK \l _Toc10196 </w:instrText>
+            <w:instrText xml:space="preserve"> HYPERLINK \l _Toc15328 </w:instrText>
           </w:r>
           <w:r>
             <w:rPr>
@@ -2087,7 +2085,7 @@
             <w:fldChar w:fldCharType="begin"/>
           </w:r>
           <w:r>
-            <w:instrText xml:space="preserve"> PAGEREF _Toc10196 \h </w:instrText>
+            <w:instrText xml:space="preserve"> PAGEREF _Toc15328 \h </w:instrText>
           </w:r>
           <w:r>
             <w:fldChar w:fldCharType="separate"/>
@@ -2125,7 +2123,7 @@
               <w:rFonts w:ascii="Times New Roman" w:hAnsi="Times New Roman" w:eastAsia="Times New Roman" w:cs="Times New Roman"/>
               <w:szCs w:val="24"/>
             </w:rPr>
-            <w:instrText xml:space="preserve"> HYPERLINK \l _Toc23788 </w:instrText>
+            <w:instrText xml:space="preserve"> HYPERLINK \l _Toc28802 </w:instrText>
           </w:r>
           <w:r>
             <w:rPr>
@@ -2150,7 +2148,7 @@
             <w:fldChar w:fldCharType="begin"/>
           </w:r>
           <w:r>
-            <w:instrText xml:space="preserve"> PAGEREF _Toc23788 \h </w:instrText>
+            <w:instrText xml:space="preserve"> PAGEREF _Toc28802 \h </w:instrText>
           </w:r>
           <w:r>
             <w:fldChar w:fldCharType="separate"/>
@@ -2188,7 +2186,7 @@
               <w:rFonts w:ascii="Times New Roman" w:hAnsi="Times New Roman" w:eastAsia="Times New Roman" w:cs="Times New Roman"/>
               <w:szCs w:val="24"/>
             </w:rPr>
-            <w:instrText xml:space="preserve"> HYPERLINK \l _Toc10950 </w:instrText>
+            <w:instrText xml:space="preserve"> HYPERLINK \l _Toc8776 </w:instrText>
           </w:r>
           <w:r>
             <w:rPr>
@@ -2213,7 +2211,7 @@
             <w:fldChar w:fldCharType="begin"/>
           </w:r>
           <w:r>
-            <w:instrText xml:space="preserve"> PAGEREF _Toc10950 \h </w:instrText>
+            <w:instrText xml:space="preserve"> PAGEREF _Toc8776 \h </w:instrText>
           </w:r>
           <w:r>
             <w:fldChar w:fldCharType="separate"/>
@@ -2251,7 +2249,7 @@
               <w:rFonts w:ascii="Times New Roman" w:hAnsi="Times New Roman" w:eastAsia="Times New Roman" w:cs="Times New Roman"/>
               <w:szCs w:val="24"/>
             </w:rPr>
-            <w:instrText xml:space="preserve"> HYPERLINK \l _Toc25862 </w:instrText>
+            <w:instrText xml:space="preserve"> HYPERLINK \l _Toc17253 </w:instrText>
           </w:r>
           <w:r>
             <w:rPr>
@@ -2276,7 +2274,7 @@
             <w:fldChar w:fldCharType="begin"/>
           </w:r>
           <w:r>
-            <w:instrText xml:space="preserve"> PAGEREF _Toc25862 \h </w:instrText>
+            <w:instrText xml:space="preserve"> PAGEREF _Toc17253 \h </w:instrText>
           </w:r>
           <w:r>
             <w:fldChar w:fldCharType="separate"/>
@@ -2314,7 +2312,7 @@
               <w:rFonts w:ascii="Times New Roman" w:hAnsi="Times New Roman" w:eastAsia="Times New Roman" w:cs="Times New Roman"/>
               <w:szCs w:val="24"/>
             </w:rPr>
-            <w:instrText xml:space="preserve"> HYPERLINK \l _Toc18766 </w:instrText>
+            <w:instrText xml:space="preserve"> HYPERLINK \l _Toc3183 </w:instrText>
           </w:r>
           <w:r>
             <w:rPr>
@@ -2339,7 +2337,7 @@
             <w:fldChar w:fldCharType="begin"/>
           </w:r>
           <w:r>
-            <w:instrText xml:space="preserve"> PAGEREF _Toc18766 \h </w:instrText>
+            <w:instrText xml:space="preserve"> PAGEREF _Toc3183 \h </w:instrText>
           </w:r>
           <w:r>
             <w:fldChar w:fldCharType="separate"/>
@@ -2377,7 +2375,7 @@
               <w:rFonts w:ascii="Times New Roman" w:hAnsi="Times New Roman" w:eastAsia="Times New Roman" w:cs="Times New Roman"/>
               <w:szCs w:val="24"/>
             </w:rPr>
-            <w:instrText xml:space="preserve"> HYPERLINK \l _Toc10250 </w:instrText>
+            <w:instrText xml:space="preserve"> HYPERLINK \l _Toc32033 </w:instrText>
           </w:r>
           <w:r>
             <w:rPr>
@@ -2402,7 +2400,7 @@
             <w:fldChar w:fldCharType="begin"/>
           </w:r>
           <w:r>
-            <w:instrText xml:space="preserve"> PAGEREF _Toc10250 \h </w:instrText>
+            <w:instrText xml:space="preserve"> PAGEREF _Toc32033 \h </w:instrText>
           </w:r>
           <w:r>
             <w:fldChar w:fldCharType="separate"/>
@@ -2440,7 +2438,7 @@
               <w:rFonts w:ascii="Times New Roman" w:hAnsi="Times New Roman" w:eastAsia="Times New Roman" w:cs="Times New Roman"/>
               <w:szCs w:val="24"/>
             </w:rPr>
-            <w:instrText xml:space="preserve"> HYPERLINK \l _Toc23307 </w:instrText>
+            <w:instrText xml:space="preserve"> HYPERLINK \l _Toc5321 </w:instrText>
           </w:r>
           <w:r>
             <w:rPr>
@@ -2465,7 +2463,7 @@
             <w:fldChar w:fldCharType="begin"/>
           </w:r>
           <w:r>
-            <w:instrText xml:space="preserve"> PAGEREF _Toc23307 \h </w:instrText>
+            <w:instrText xml:space="preserve"> PAGEREF _Toc5321 \h </w:instrText>
           </w:r>
           <w:r>
             <w:fldChar w:fldCharType="separate"/>
@@ -2503,7 +2501,7 @@
               <w:rFonts w:ascii="Times New Roman" w:hAnsi="Times New Roman" w:eastAsia="Times New Roman" w:cs="Times New Roman"/>
               <w:szCs w:val="24"/>
             </w:rPr>
-            <w:instrText xml:space="preserve"> HYPERLINK \l _Toc16025 </w:instrText>
+            <w:instrText xml:space="preserve"> HYPERLINK \l _Toc26895 </w:instrText>
           </w:r>
           <w:r>
             <w:rPr>
@@ -2528,7 +2526,7 @@
             <w:fldChar w:fldCharType="begin"/>
           </w:r>
           <w:r>
-            <w:instrText xml:space="preserve"> PAGEREF _Toc16025 \h </w:instrText>
+            <w:instrText xml:space="preserve"> PAGEREF _Toc26895 \h </w:instrText>
           </w:r>
           <w:r>
             <w:fldChar w:fldCharType="separate"/>
@@ -2566,7 +2564,7 @@
               <w:rFonts w:ascii="Times New Roman" w:hAnsi="Times New Roman" w:eastAsia="Times New Roman" w:cs="Times New Roman"/>
               <w:szCs w:val="24"/>
             </w:rPr>
-            <w:instrText xml:space="preserve"> HYPERLINK \l _Toc8108 </w:instrText>
+            <w:instrText xml:space="preserve"> HYPERLINK \l _Toc20787 </w:instrText>
           </w:r>
           <w:r>
             <w:rPr>
@@ -2591,7 +2589,7 @@
             <w:fldChar w:fldCharType="begin"/>
           </w:r>
           <w:r>
-            <w:instrText xml:space="preserve"> PAGEREF _Toc8108 \h </w:instrText>
+            <w:instrText xml:space="preserve"> PAGEREF _Toc20787 \h </w:instrText>
           </w:r>
           <w:r>
             <w:fldChar w:fldCharType="separate"/>
@@ -2629,7 +2627,7 @@
               <w:rFonts w:ascii="Times New Roman" w:hAnsi="Times New Roman" w:eastAsia="Times New Roman" w:cs="Times New Roman"/>
               <w:szCs w:val="24"/>
             </w:rPr>
-            <w:instrText xml:space="preserve"> HYPERLINK \l _Toc5362 </w:instrText>
+            <w:instrText xml:space="preserve"> HYPERLINK \l _Toc1491 </w:instrText>
           </w:r>
           <w:r>
             <w:rPr>
@@ -2654,7 +2652,7 @@
             <w:fldChar w:fldCharType="begin"/>
           </w:r>
           <w:r>
-            <w:instrText xml:space="preserve"> PAGEREF _Toc5362 \h </w:instrText>
+            <w:instrText xml:space="preserve"> PAGEREF _Toc1491 \h </w:instrText>
           </w:r>
           <w:r>
             <w:fldChar w:fldCharType="separate"/>
@@ -2692,7 +2690,7 @@
               <w:rFonts w:ascii="Times New Roman" w:hAnsi="Times New Roman" w:eastAsia="Times New Roman" w:cs="Times New Roman"/>
               <w:szCs w:val="24"/>
             </w:rPr>
-            <w:instrText xml:space="preserve"> HYPERLINK \l _Toc30867 </w:instrText>
+            <w:instrText xml:space="preserve"> HYPERLINK \l _Toc3323 </w:instrText>
           </w:r>
           <w:r>
             <w:rPr>
@@ -2717,7 +2715,7 @@
             <w:fldChar w:fldCharType="begin"/>
           </w:r>
           <w:r>
-            <w:instrText xml:space="preserve"> PAGEREF _Toc30867 \h </w:instrText>
+            <w:instrText xml:space="preserve"> PAGEREF _Toc3323 \h </w:instrText>
           </w:r>
           <w:r>
             <w:fldChar w:fldCharType="separate"/>
@@ -2824,7 +2822,7 @@
         <w:snapToGrid w:val="0"/>
         <w:textAlignment w:val="baseline"/>
       </w:pPr>
-      <w:bookmarkStart w:id="3" w:name="_Toc23547"/>
+      <w:bookmarkStart w:id="3" w:name="_Toc949"/>
       <w:r>
         <w:t>目的</w:t>
       </w:r>
@@ -2900,7 +2898,7 @@
         <w:snapToGrid w:val="0"/>
         <w:textAlignment w:val="baseline"/>
       </w:pPr>
-      <w:bookmarkStart w:id="4" w:name="_Toc13645"/>
+      <w:bookmarkStart w:id="4" w:name="_Toc13617"/>
       <w:r>
         <w:t>适用范围</w:t>
       </w:r>
@@ -2959,7 +2957,7 @@
         <w:snapToGrid w:val="0"/>
         <w:textAlignment w:val="baseline"/>
       </w:pPr>
-      <w:bookmarkStart w:id="5" w:name="_Toc4891"/>
+      <w:bookmarkStart w:id="5" w:name="_Toc4843"/>
       <w:r>
         <w:t>角色与职责</w:t>
       </w:r>
@@ -3491,7 +3489,7 @@
         <w:snapToGrid w:val="0"/>
         <w:textAlignment w:val="baseline"/>
       </w:pPr>
-      <w:bookmarkStart w:id="6" w:name="_Toc10196"/>
+      <w:bookmarkStart w:id="6" w:name="_Toc15328"/>
       <w:r>
         <w:t>管理评审流程</w:t>
       </w:r>
@@ -3517,7 +3515,7 @@
       </w:pPr>
       <w:bookmarkStart w:id="7" w:name="bookmark16"/>
       <w:bookmarkEnd w:id="7"/>
-      <w:bookmarkStart w:id="8" w:name="_Toc23788"/>
+      <w:bookmarkStart w:id="8" w:name="_Toc28802"/>
       <w:r>
         <w:t>管理评审时间</w:t>
       </w:r>
@@ -3565,7 +3563,7 @@
       </w:pPr>
       <w:bookmarkStart w:id="9" w:name="bookmark17"/>
       <w:bookmarkEnd w:id="9"/>
-      <w:bookmarkStart w:id="10" w:name="_Toc10950"/>
+      <w:bookmarkStart w:id="10" w:name="_Toc8776"/>
       <w:r>
         <w:t>管理评审的频次</w:t>
       </w:r>
@@ -3768,7 +3766,7 @@
         <w:snapToGrid w:val="0"/>
         <w:textAlignment w:val="baseline"/>
       </w:pPr>
-      <w:bookmarkStart w:id="11" w:name="_Toc25862"/>
+      <w:bookmarkStart w:id="11" w:name="_Toc17253"/>
       <w:r>
         <w:t>管理评审流程的解释</w:t>
       </w:r>
@@ -4604,11 +4602,13 @@
         <w:snapToGrid w:val="0"/>
         <w:textAlignment w:val="baseline"/>
       </w:pPr>
-      <w:bookmarkStart w:id="12" w:name="_Toc18766"/>
+      <w:bookmarkStart w:id="12" w:name="_Toc3183"/>
       <w:r>
         <w:t>管理评审准备</w:t>
       </w:r>
       <w:bookmarkEnd w:id="12"/>
+      <w:bookmarkStart w:id="21" w:name="_GoBack"/>
+      <w:bookmarkEnd w:id="21"/>
     </w:p>
     <w:p>
       <w:pPr>
@@ -4808,7 +4808,7 @@
       </w:pPr>
       <w:bookmarkStart w:id="13" w:name="bookmark1"/>
       <w:bookmarkEnd w:id="13"/>
-      <w:bookmarkStart w:id="14" w:name="_Toc10250"/>
+      <w:bookmarkStart w:id="14" w:name="_Toc32033"/>
       <w:r>
         <w:t>召开管理评审会议</w:t>
       </w:r>
@@ -4841,7 +4841,7 @@
         <w:snapToGrid w:val="0"/>
         <w:textAlignment w:val="baseline"/>
       </w:pPr>
-      <w:bookmarkStart w:id="15" w:name="_Toc23307"/>
+      <w:bookmarkStart w:id="15" w:name="_Toc5321"/>
       <w:r>
         <w:t>编写管理评审报告</w:t>
       </w:r>
@@ -4988,7 +4988,7 @@
         <w:snapToGrid w:val="0"/>
         <w:textAlignment w:val="baseline"/>
       </w:pPr>
-      <w:bookmarkStart w:id="16" w:name="_Toc16025"/>
+      <w:bookmarkStart w:id="16" w:name="_Toc26895"/>
       <w:r>
         <w:t>改进措施的实施</w:t>
       </w:r>
@@ -5023,7 +5023,7 @@
       </w:pPr>
       <w:bookmarkStart w:id="17" w:name="bookmark18"/>
       <w:bookmarkEnd w:id="17"/>
-      <w:bookmarkStart w:id="18" w:name="_Toc8108"/>
+      <w:bookmarkStart w:id="18" w:name="_Toc20787"/>
       <w:r>
         <w:t>改进措施的跟踪验证</w:t>
       </w:r>
@@ -5056,7 +5056,7 @@
         <w:snapToGrid w:val="0"/>
         <w:textAlignment w:val="baseline"/>
       </w:pPr>
-      <w:bookmarkStart w:id="19" w:name="_Toc5362"/>
+      <w:bookmarkStart w:id="19" w:name="_Toc1491"/>
       <w:r>
         <w:t>流程衡量指标</w:t>
       </w:r>
@@ -5653,7 +5653,7 @@
         <w:snapToGrid w:val="0"/>
         <w:textAlignment w:val="baseline"/>
       </w:pPr>
-      <w:bookmarkStart w:id="20" w:name="_Toc30867"/>
+      <w:bookmarkStart w:id="20" w:name="_Toc3323"/>
       <w:r>
         <w:t>相关文件及模板</w:t>
       </w:r>

--- a/4.质量管理/1.流程制度规范类文件/040102-管理评审控制程序.docx
+++ b/4.质量管理/1.流程制度规范类文件/040102-管理评审控制程序.docx
@@ -39,7 +39,7 @@
         <w:snapToGrid w:val="0"/>
         <w:textAlignment w:val="baseline"/>
       </w:pPr>
-      <w:bookmarkStart w:id="0" w:name="_Toc14847"/>
+      <w:bookmarkStart w:id="0" w:name="_Toc14516"/>
       <w:r>
         <w:t>管理评审控制程序</w:t>
       </w:r>
@@ -63,7 +63,7 @@
         <w:snapToGrid w:val="0"/>
         <w:textAlignment w:val="baseline"/>
       </w:pPr>
-      <w:bookmarkStart w:id="1" w:name="_Toc599"/>
+      <w:bookmarkStart w:id="1" w:name="_Toc20025"/>
       <w:r>
         <w:t>中达丰集团有限公司</w:t>
       </w:r>
@@ -177,7 +177,7 @@
           <w:szCs w:val="28"/>
         </w:rPr>
       </w:pPr>
-      <w:bookmarkStart w:id="2" w:name="_Toc20183"/>
+      <w:bookmarkStart w:id="2" w:name="_Toc29688"/>
       <w:r>
         <w:rPr>
           <w:rFonts w:ascii="宋体" w:hAnsi="宋体" w:eastAsia="宋体" w:cs="宋体"/>
@@ -1659,6 +1659,8 @@
               <w:tab w:val="right" w:leader="dot" w:pos="8486"/>
             </w:tabs>
           </w:pPr>
+          <w:bookmarkStart w:id="21" w:name="_GoBack"/>
+          <w:bookmarkEnd w:id="21"/>
           <w:r>
             <w:rPr>
               <w:rFonts w:ascii="Times New Roman" w:hAnsi="Times New Roman" w:eastAsia="Times New Roman" w:cs="Times New Roman"/>
@@ -1695,7 +1697,7 @@
               <w:rFonts w:ascii="Times New Roman" w:hAnsi="Times New Roman" w:eastAsia="Times New Roman" w:cs="Times New Roman"/>
               <w:szCs w:val="24"/>
             </w:rPr>
-            <w:instrText xml:space="preserve"> HYPERLINK \l _Toc14847 </w:instrText>
+            <w:instrText xml:space="preserve"> HYPERLINK \l _Toc14516 </w:instrText>
           </w:r>
           <w:r>
             <w:rPr>
@@ -1714,7 +1716,7 @@
             <w:fldChar w:fldCharType="begin"/>
           </w:r>
           <w:r>
-            <w:instrText xml:space="preserve"> PAGEREF _Toc14847 \h </w:instrText>
+            <w:instrText xml:space="preserve"> PAGEREF _Toc14516 \h </w:instrText>
           </w:r>
           <w:r>
             <w:fldChar w:fldCharType="separate"/>
@@ -1752,7 +1754,7 @@
               <w:rFonts w:ascii="Times New Roman" w:hAnsi="Times New Roman" w:eastAsia="Times New Roman" w:cs="Times New Roman"/>
               <w:szCs w:val="24"/>
             </w:rPr>
-            <w:instrText xml:space="preserve"> HYPERLINK \l _Toc599 </w:instrText>
+            <w:instrText xml:space="preserve"> HYPERLINK \l _Toc20025 </w:instrText>
           </w:r>
           <w:r>
             <w:rPr>
@@ -1771,7 +1773,7 @@
             <w:fldChar w:fldCharType="begin"/>
           </w:r>
           <w:r>
-            <w:instrText xml:space="preserve"> PAGEREF _Toc599 \h </w:instrText>
+            <w:instrText xml:space="preserve"> PAGEREF _Toc20025 \h </w:instrText>
           </w:r>
           <w:r>
             <w:fldChar w:fldCharType="separate"/>
@@ -1809,7 +1811,7 @@
               <w:rFonts w:ascii="Times New Roman" w:hAnsi="Times New Roman" w:eastAsia="Times New Roman" w:cs="Times New Roman"/>
               <w:szCs w:val="24"/>
             </w:rPr>
-            <w:instrText xml:space="preserve"> HYPERLINK \l _Toc20183 </w:instrText>
+            <w:instrText xml:space="preserve"> HYPERLINK \l _Toc29688 </w:instrText>
           </w:r>
           <w:r>
             <w:rPr>
@@ -1833,7 +1835,7 @@
             <w:fldChar w:fldCharType="begin"/>
           </w:r>
           <w:r>
-            <w:instrText xml:space="preserve"> PAGEREF _Toc20183 \h </w:instrText>
+            <w:instrText xml:space="preserve"> PAGEREF _Toc29688 \h </w:instrText>
           </w:r>
           <w:r>
             <w:fldChar w:fldCharType="separate"/>
@@ -1871,7 +1873,7 @@
               <w:rFonts w:ascii="Times New Roman" w:hAnsi="Times New Roman" w:eastAsia="Times New Roman" w:cs="Times New Roman"/>
               <w:szCs w:val="24"/>
             </w:rPr>
-            <w:instrText xml:space="preserve"> HYPERLINK \l _Toc949 </w:instrText>
+            <w:instrText xml:space="preserve"> HYPERLINK \l _Toc6017 </w:instrText>
           </w:r>
           <w:r>
             <w:rPr>
@@ -1896,7 +1898,7 @@
             <w:fldChar w:fldCharType="begin"/>
           </w:r>
           <w:r>
-            <w:instrText xml:space="preserve"> PAGEREF _Toc949 \h </w:instrText>
+            <w:instrText xml:space="preserve"> PAGEREF _Toc6017 \h </w:instrText>
           </w:r>
           <w:r>
             <w:fldChar w:fldCharType="separate"/>
@@ -1934,7 +1936,7 @@
               <w:rFonts w:ascii="Times New Roman" w:hAnsi="Times New Roman" w:eastAsia="Times New Roman" w:cs="Times New Roman"/>
               <w:szCs w:val="24"/>
             </w:rPr>
-            <w:instrText xml:space="preserve"> HYPERLINK \l _Toc13617 </w:instrText>
+            <w:instrText xml:space="preserve"> HYPERLINK \l _Toc22408 </w:instrText>
           </w:r>
           <w:r>
             <w:rPr>
@@ -1959,7 +1961,7 @@
             <w:fldChar w:fldCharType="begin"/>
           </w:r>
           <w:r>
-            <w:instrText xml:space="preserve"> PAGEREF _Toc13617 \h </w:instrText>
+            <w:instrText xml:space="preserve"> PAGEREF _Toc22408 \h </w:instrText>
           </w:r>
           <w:r>
             <w:fldChar w:fldCharType="separate"/>
@@ -1997,7 +1999,7 @@
               <w:rFonts w:ascii="Times New Roman" w:hAnsi="Times New Roman" w:eastAsia="Times New Roman" w:cs="Times New Roman"/>
               <w:szCs w:val="24"/>
             </w:rPr>
-            <w:instrText xml:space="preserve"> HYPERLINK \l _Toc4843 </w:instrText>
+            <w:instrText xml:space="preserve"> HYPERLINK \l _Toc7364 </w:instrText>
           </w:r>
           <w:r>
             <w:rPr>
@@ -2022,7 +2024,7 @@
             <w:fldChar w:fldCharType="begin"/>
           </w:r>
           <w:r>
-            <w:instrText xml:space="preserve"> PAGEREF _Toc4843 \h </w:instrText>
+            <w:instrText xml:space="preserve"> PAGEREF _Toc7364 \h </w:instrText>
           </w:r>
           <w:r>
             <w:fldChar w:fldCharType="separate"/>
@@ -2060,7 +2062,7 @@
               <w:rFonts w:ascii="Times New Roman" w:hAnsi="Times New Roman" w:eastAsia="Times New Roman" w:cs="Times New Roman"/>
               <w:szCs w:val="24"/>
             </w:rPr>
-            <w:instrText xml:space="preserve"> HYPERLINK \l _Toc15328 </w:instrText>
+            <w:instrText xml:space="preserve"> HYPERLINK \l _Toc28043 </w:instrText>
           </w:r>
           <w:r>
             <w:rPr>
@@ -2085,7 +2087,7 @@
             <w:fldChar w:fldCharType="begin"/>
           </w:r>
           <w:r>
-            <w:instrText xml:space="preserve"> PAGEREF _Toc15328 \h </w:instrText>
+            <w:instrText xml:space="preserve"> PAGEREF _Toc28043 \h </w:instrText>
           </w:r>
           <w:r>
             <w:fldChar w:fldCharType="separate"/>
@@ -2123,7 +2125,7 @@
               <w:rFonts w:ascii="Times New Roman" w:hAnsi="Times New Roman" w:eastAsia="Times New Roman" w:cs="Times New Roman"/>
               <w:szCs w:val="24"/>
             </w:rPr>
-            <w:instrText xml:space="preserve"> HYPERLINK \l _Toc28802 </w:instrText>
+            <w:instrText xml:space="preserve"> HYPERLINK \l _Toc18546 </w:instrText>
           </w:r>
           <w:r>
             <w:rPr>
@@ -2148,7 +2150,7 @@
             <w:fldChar w:fldCharType="begin"/>
           </w:r>
           <w:r>
-            <w:instrText xml:space="preserve"> PAGEREF _Toc28802 \h </w:instrText>
+            <w:instrText xml:space="preserve"> PAGEREF _Toc18546 \h </w:instrText>
           </w:r>
           <w:r>
             <w:fldChar w:fldCharType="separate"/>
@@ -2186,7 +2188,7 @@
               <w:rFonts w:ascii="Times New Roman" w:hAnsi="Times New Roman" w:eastAsia="Times New Roman" w:cs="Times New Roman"/>
               <w:szCs w:val="24"/>
             </w:rPr>
-            <w:instrText xml:space="preserve"> HYPERLINK \l _Toc8776 </w:instrText>
+            <w:instrText xml:space="preserve"> HYPERLINK \l _Toc1018 </w:instrText>
           </w:r>
           <w:r>
             <w:rPr>
@@ -2211,7 +2213,7 @@
             <w:fldChar w:fldCharType="begin"/>
           </w:r>
           <w:r>
-            <w:instrText xml:space="preserve"> PAGEREF _Toc8776 \h </w:instrText>
+            <w:instrText xml:space="preserve"> PAGEREF _Toc1018 \h </w:instrText>
           </w:r>
           <w:r>
             <w:fldChar w:fldCharType="separate"/>
@@ -2249,7 +2251,7 @@
               <w:rFonts w:ascii="Times New Roman" w:hAnsi="Times New Roman" w:eastAsia="Times New Roman" w:cs="Times New Roman"/>
               <w:szCs w:val="24"/>
             </w:rPr>
-            <w:instrText xml:space="preserve"> HYPERLINK \l _Toc17253 </w:instrText>
+            <w:instrText xml:space="preserve"> HYPERLINK \l _Toc4319 </w:instrText>
           </w:r>
           <w:r>
             <w:rPr>
@@ -2274,7 +2276,7 @@
             <w:fldChar w:fldCharType="begin"/>
           </w:r>
           <w:r>
-            <w:instrText xml:space="preserve"> PAGEREF _Toc17253 \h </w:instrText>
+            <w:instrText xml:space="preserve"> PAGEREF _Toc4319 \h </w:instrText>
           </w:r>
           <w:r>
             <w:fldChar w:fldCharType="separate"/>
@@ -2312,7 +2314,7 @@
               <w:rFonts w:ascii="Times New Roman" w:hAnsi="Times New Roman" w:eastAsia="Times New Roman" w:cs="Times New Roman"/>
               <w:szCs w:val="24"/>
             </w:rPr>
-            <w:instrText xml:space="preserve"> HYPERLINK \l _Toc3183 </w:instrText>
+            <w:instrText xml:space="preserve"> HYPERLINK \l _Toc32548 </w:instrText>
           </w:r>
           <w:r>
             <w:rPr>
@@ -2337,7 +2339,7 @@
             <w:fldChar w:fldCharType="begin"/>
           </w:r>
           <w:r>
-            <w:instrText xml:space="preserve"> PAGEREF _Toc3183 \h </w:instrText>
+            <w:instrText xml:space="preserve"> PAGEREF _Toc32548 \h </w:instrText>
           </w:r>
           <w:r>
             <w:fldChar w:fldCharType="separate"/>
@@ -2375,7 +2377,7 @@
               <w:rFonts w:ascii="Times New Roman" w:hAnsi="Times New Roman" w:eastAsia="Times New Roman" w:cs="Times New Roman"/>
               <w:szCs w:val="24"/>
             </w:rPr>
-            <w:instrText xml:space="preserve"> HYPERLINK \l _Toc32033 </w:instrText>
+            <w:instrText xml:space="preserve"> HYPERLINK \l _Toc15140 </w:instrText>
           </w:r>
           <w:r>
             <w:rPr>
@@ -2400,7 +2402,7 @@
             <w:fldChar w:fldCharType="begin"/>
           </w:r>
           <w:r>
-            <w:instrText xml:space="preserve"> PAGEREF _Toc32033 \h </w:instrText>
+            <w:instrText xml:space="preserve"> PAGEREF _Toc15140 \h </w:instrText>
           </w:r>
           <w:r>
             <w:fldChar w:fldCharType="separate"/>
@@ -2438,7 +2440,7 @@
               <w:rFonts w:ascii="Times New Roman" w:hAnsi="Times New Roman" w:eastAsia="Times New Roman" w:cs="Times New Roman"/>
               <w:szCs w:val="24"/>
             </w:rPr>
-            <w:instrText xml:space="preserve"> HYPERLINK \l _Toc5321 </w:instrText>
+            <w:instrText xml:space="preserve"> HYPERLINK \l _Toc25000 </w:instrText>
           </w:r>
           <w:r>
             <w:rPr>
@@ -2463,7 +2465,7 @@
             <w:fldChar w:fldCharType="begin"/>
           </w:r>
           <w:r>
-            <w:instrText xml:space="preserve"> PAGEREF _Toc5321 \h </w:instrText>
+            <w:instrText xml:space="preserve"> PAGEREF _Toc25000 \h </w:instrText>
           </w:r>
           <w:r>
             <w:fldChar w:fldCharType="separate"/>
@@ -2501,7 +2503,7 @@
               <w:rFonts w:ascii="Times New Roman" w:hAnsi="Times New Roman" w:eastAsia="Times New Roman" w:cs="Times New Roman"/>
               <w:szCs w:val="24"/>
             </w:rPr>
-            <w:instrText xml:space="preserve"> HYPERLINK \l _Toc26895 </w:instrText>
+            <w:instrText xml:space="preserve"> HYPERLINK \l _Toc20932 </w:instrText>
           </w:r>
           <w:r>
             <w:rPr>
@@ -2526,7 +2528,7 @@
             <w:fldChar w:fldCharType="begin"/>
           </w:r>
           <w:r>
-            <w:instrText xml:space="preserve"> PAGEREF _Toc26895 \h </w:instrText>
+            <w:instrText xml:space="preserve"> PAGEREF _Toc20932 \h </w:instrText>
           </w:r>
           <w:r>
             <w:fldChar w:fldCharType="separate"/>
@@ -2564,7 +2566,7 @@
               <w:rFonts w:ascii="Times New Roman" w:hAnsi="Times New Roman" w:eastAsia="Times New Roman" w:cs="Times New Roman"/>
               <w:szCs w:val="24"/>
             </w:rPr>
-            <w:instrText xml:space="preserve"> HYPERLINK \l _Toc20787 </w:instrText>
+            <w:instrText xml:space="preserve"> HYPERLINK \l _Toc15595 </w:instrText>
           </w:r>
           <w:r>
             <w:rPr>
@@ -2589,7 +2591,7 @@
             <w:fldChar w:fldCharType="begin"/>
           </w:r>
           <w:r>
-            <w:instrText xml:space="preserve"> PAGEREF _Toc20787 \h </w:instrText>
+            <w:instrText xml:space="preserve"> PAGEREF _Toc15595 \h </w:instrText>
           </w:r>
           <w:r>
             <w:fldChar w:fldCharType="separate"/>
@@ -2627,7 +2629,7 @@
               <w:rFonts w:ascii="Times New Roman" w:hAnsi="Times New Roman" w:eastAsia="Times New Roman" w:cs="Times New Roman"/>
               <w:szCs w:val="24"/>
             </w:rPr>
-            <w:instrText xml:space="preserve"> HYPERLINK \l _Toc1491 </w:instrText>
+            <w:instrText xml:space="preserve"> HYPERLINK \l _Toc21938 </w:instrText>
           </w:r>
           <w:r>
             <w:rPr>
@@ -2652,7 +2654,7 @@
             <w:fldChar w:fldCharType="begin"/>
           </w:r>
           <w:r>
-            <w:instrText xml:space="preserve"> PAGEREF _Toc1491 \h </w:instrText>
+            <w:instrText xml:space="preserve"> PAGEREF _Toc21938 \h </w:instrText>
           </w:r>
           <w:r>
             <w:fldChar w:fldCharType="separate"/>
@@ -2690,7 +2692,7 @@
               <w:rFonts w:ascii="Times New Roman" w:hAnsi="Times New Roman" w:eastAsia="Times New Roman" w:cs="Times New Roman"/>
               <w:szCs w:val="24"/>
             </w:rPr>
-            <w:instrText xml:space="preserve"> HYPERLINK \l _Toc3323 </w:instrText>
+            <w:instrText xml:space="preserve"> HYPERLINK \l _Toc5780 </w:instrText>
           </w:r>
           <w:r>
             <w:rPr>
@@ -2715,7 +2717,7 @@
             <w:fldChar w:fldCharType="begin"/>
           </w:r>
           <w:r>
-            <w:instrText xml:space="preserve"> PAGEREF _Toc3323 \h </w:instrText>
+            <w:instrText xml:space="preserve"> PAGEREF _Toc5780 \h </w:instrText>
           </w:r>
           <w:r>
             <w:fldChar w:fldCharType="separate"/>
@@ -2822,7 +2824,7 @@
         <w:snapToGrid w:val="0"/>
         <w:textAlignment w:val="baseline"/>
       </w:pPr>
-      <w:bookmarkStart w:id="3" w:name="_Toc949"/>
+      <w:bookmarkStart w:id="3" w:name="_Toc6017"/>
       <w:r>
         <w:t>目的</w:t>
       </w:r>
@@ -2898,7 +2900,7 @@
         <w:snapToGrid w:val="0"/>
         <w:textAlignment w:val="baseline"/>
       </w:pPr>
-      <w:bookmarkStart w:id="4" w:name="_Toc13617"/>
+      <w:bookmarkStart w:id="4" w:name="_Toc22408"/>
       <w:r>
         <w:t>适用范围</w:t>
       </w:r>
@@ -2957,7 +2959,7 @@
         <w:snapToGrid w:val="0"/>
         <w:textAlignment w:val="baseline"/>
       </w:pPr>
-      <w:bookmarkStart w:id="5" w:name="_Toc4843"/>
+      <w:bookmarkStart w:id="5" w:name="_Toc7364"/>
       <w:r>
         <w:t>角色与职责</w:t>
       </w:r>
@@ -3489,7 +3491,7 @@
         <w:snapToGrid w:val="0"/>
         <w:textAlignment w:val="baseline"/>
       </w:pPr>
-      <w:bookmarkStart w:id="6" w:name="_Toc15328"/>
+      <w:bookmarkStart w:id="6" w:name="_Toc28043"/>
       <w:r>
         <w:t>管理评审流程</w:t>
       </w:r>
@@ -3515,7 +3517,7 @@
       </w:pPr>
       <w:bookmarkStart w:id="7" w:name="bookmark16"/>
       <w:bookmarkEnd w:id="7"/>
-      <w:bookmarkStart w:id="8" w:name="_Toc28802"/>
+      <w:bookmarkStart w:id="8" w:name="_Toc18546"/>
       <w:r>
         <w:t>管理评审时间</w:t>
       </w:r>
@@ -3563,7 +3565,7 @@
       </w:pPr>
       <w:bookmarkStart w:id="9" w:name="bookmark17"/>
       <w:bookmarkEnd w:id="9"/>
-      <w:bookmarkStart w:id="10" w:name="_Toc8776"/>
+      <w:bookmarkStart w:id="10" w:name="_Toc1018"/>
       <w:r>
         <w:t>管理评审的频次</w:t>
       </w:r>
@@ -3766,7 +3768,7 @@
         <w:snapToGrid w:val="0"/>
         <w:textAlignment w:val="baseline"/>
       </w:pPr>
-      <w:bookmarkStart w:id="11" w:name="_Toc17253"/>
+      <w:bookmarkStart w:id="11" w:name="_Toc4319"/>
       <w:r>
         <w:t>管理评审流程的解释</w:t>
       </w:r>
@@ -4602,13 +4604,11 @@
         <w:snapToGrid w:val="0"/>
         <w:textAlignment w:val="baseline"/>
       </w:pPr>
-      <w:bookmarkStart w:id="12" w:name="_Toc3183"/>
+      <w:bookmarkStart w:id="12" w:name="_Toc32548"/>
       <w:r>
         <w:t>管理评审准备</w:t>
       </w:r>
       <w:bookmarkEnd w:id="12"/>
-      <w:bookmarkStart w:id="21" w:name="_GoBack"/>
-      <w:bookmarkEnd w:id="21"/>
     </w:p>
     <w:p>
       <w:pPr>
@@ -4808,7 +4808,7 @@
       </w:pPr>
       <w:bookmarkStart w:id="13" w:name="bookmark1"/>
       <w:bookmarkEnd w:id="13"/>
-      <w:bookmarkStart w:id="14" w:name="_Toc32033"/>
+      <w:bookmarkStart w:id="14" w:name="_Toc15140"/>
       <w:r>
         <w:t>召开管理评审会议</w:t>
       </w:r>
@@ -4841,7 +4841,7 @@
         <w:snapToGrid w:val="0"/>
         <w:textAlignment w:val="baseline"/>
       </w:pPr>
-      <w:bookmarkStart w:id="15" w:name="_Toc5321"/>
+      <w:bookmarkStart w:id="15" w:name="_Toc25000"/>
       <w:r>
         <w:t>编写管理评审报告</w:t>
       </w:r>
@@ -4988,7 +4988,7 @@
         <w:snapToGrid w:val="0"/>
         <w:textAlignment w:val="baseline"/>
       </w:pPr>
-      <w:bookmarkStart w:id="16" w:name="_Toc26895"/>
+      <w:bookmarkStart w:id="16" w:name="_Toc20932"/>
       <w:r>
         <w:t>改进措施的实施</w:t>
       </w:r>
@@ -5023,7 +5023,7 @@
       </w:pPr>
       <w:bookmarkStart w:id="17" w:name="bookmark18"/>
       <w:bookmarkEnd w:id="17"/>
-      <w:bookmarkStart w:id="18" w:name="_Toc20787"/>
+      <w:bookmarkStart w:id="18" w:name="_Toc15595"/>
       <w:r>
         <w:t>改进措施的跟踪验证</w:t>
       </w:r>
@@ -5056,7 +5056,7 @@
         <w:snapToGrid w:val="0"/>
         <w:textAlignment w:val="baseline"/>
       </w:pPr>
-      <w:bookmarkStart w:id="19" w:name="_Toc1491"/>
+      <w:bookmarkStart w:id="19" w:name="_Toc21938"/>
       <w:r>
         <w:t>流程衡量指标</w:t>
       </w:r>
@@ -5653,7 +5653,7 @@
         <w:snapToGrid w:val="0"/>
         <w:textAlignment w:val="baseline"/>
       </w:pPr>
-      <w:bookmarkStart w:id="20" w:name="_Toc3323"/>
+      <w:bookmarkStart w:id="20" w:name="_Toc5780"/>
       <w:r>
         <w:t>相关文件及模板</w:t>
       </w:r>

--- a/4.质量管理/1.流程制度规范类文件/040102-管理评审控制程序.docx
+++ b/4.质量管理/1.流程制度规范类文件/040102-管理评审控制程序.docx
@@ -20,6 +20,8 @@
         <w:snapToGrid w:val="0"/>
         <w:textAlignment w:val="baseline"/>
       </w:pPr>
+      <w:bookmarkStart w:id="21" w:name="_GoBack"/>
+      <w:bookmarkEnd w:id="21"/>
     </w:p>
     <w:p>
       <w:pPr>
@@ -937,12 +939,12 @@
             </w:pPr>
             <w:r>
               <w:rPr>
-                <w:rFonts w:hint="eastAsia" w:ascii="宋体" w:hAnsi="宋体" w:eastAsia="宋体" w:cs="宋体"/>
+                <w:rFonts w:hint="eastAsia" w:ascii="宋体" w:hAnsi="宋体" w:cs="宋体"/>
                 <w:sz w:val="20"/>
                 <w:szCs w:val="20"/>
                 <w:lang w:val="en-US" w:eastAsia="zh-CN"/>
               </w:rPr>
-              <w:t>李平</w:t>
+              <w:t>吴广</w:t>
             </w:r>
           </w:p>
         </w:tc>
@@ -1659,8 +1661,6 @@
               <w:tab w:val="right" w:leader="dot" w:pos="8486"/>
             </w:tabs>
           </w:pPr>
-          <w:bookmarkStart w:id="21" w:name="_GoBack"/>
-          <w:bookmarkEnd w:id="21"/>
           <w:r>
             <w:rPr>
               <w:rFonts w:ascii="Times New Roman" w:hAnsi="Times New Roman" w:eastAsia="Times New Roman" w:cs="Times New Roman"/>
